--- a/plantillas_maestras/01_seguro_vehicular/falta_atencion_o_demora_reclamo/2_o_mas_ddos_varios/varon/TPL_1513_2025_SEGURO_VEHICULAR_FALTA_ATENCION_O_DEMORA_RECLAMO_ASEGURADORA_VARON_R2.docx
+++ b/plantillas_maestras/01_seguro_vehicular/falta_atencion_o_demora_reclamo/2_o_mas_ddos_varios/varon/TPL_1513_2025_SEGURO_VEHICULAR_FALTA_ATENCION_O_DEMORA_RECLAMO_ASEGURADORA_VARON_R2.docx
@@ -419,7 +419,7 @@
           <w14:ligatures w14:val="none"/>
         </w:rPr>
         <w:tab/>
-        <w:t xml:space="preserve">:       </w:t>
+        <w:t xml:space="preserve">: </w:t>
       </w:r>
       <w:r>
         <w:rPr>
@@ -1011,7 +1011,7 @@
           <w:lang w:val="es-ES" w:eastAsia="es-ES"/>
           <w14:ligatures w14:val="none"/>
         </w:rPr>
-        <w:t>por presuntas infracciones a la Ley N°29571, Código</w:t>
+        <w:t>por presuntas infracciones a la Ley 29571, Código</w:t>
       </w:r>
       <w:r>
         <w:rPr>
@@ -1142,7 +1142,7 @@
           <w:lang w:eastAsia="es-ES"/>
           <w14:ligatures w14:val="none"/>
         </w:rPr>
-        <w:t xml:space="preserve"> – Póliza N° </w:t>
+        <w:t xml:space="preserve"> – Póliza </w:t>
       </w:r>
       <w:r>
         <w:rPr>
@@ -1212,7 +1212,7 @@
           <w:lang w:eastAsia="es-ES"/>
           <w14:ligatures w14:val="none"/>
         </w:rPr>
-        <w:t xml:space="preserve"> vehículo con Placa de Rodaje N° BMX244. </w:t>
+        <w:t xml:space="preserve"> vehículo con Placa de Rodaje BMX244. </w:t>
       </w:r>
     </w:p>
     <w:p>
@@ -3331,7 +3331,7 @@
           <w:lang w:eastAsia="es-PE"/>
           <w14:ligatures w14:val="none"/>
         </w:rPr>
-        <w:t>Técnica de la Comisión de Protección al Consumidor N°1 (en adelante, la Secretaría Técnica), en ejercicio de sus facultades</w:t>
+        <w:t>Técnica de la Comisión de Protección al Consumidor 1 (en adelante, la Secretaría Técnica), en ejercicio de sus facultades</w:t>
       </w:r>
       <w:r>
         <w:rPr>
@@ -3373,7 +3373,7 @@
           <w:rFonts w:ascii="Arial Narrow" w:eastAsia="Arial Narrow" w:hAnsi="Arial Narrow" w:cs="Arial Narrow"/>
           <w:bCs/>
         </w:rPr>
-        <w:t>la compañía aseguradora habría aplicado indebidamente un deducible del 20% sobre el valor de reparación del vehículo asegurado con Placa de Rodaje N° BMX244 sin sustento técnico documentado</w:t>
+        <w:t>la compañía aseguradora habría aplicado indebidamente un deducible del 20% sobre el valor de reparación del vehículo asegurado con Placa de Rodaje BMX244 sin sustento técnico documentado</w:t>
       </w:r>
       <w:r>
         <w:rPr>
@@ -3391,7 +3391,7 @@
           <w:lang w:eastAsia="es-PE"/>
           <w14:ligatures w14:val="none"/>
         </w:rPr>
-        <w:t>°</w:t>
+        <w:t/>
       </w:r>
       <w:r>
         <w:rPr>
@@ -3409,7 +3409,7 @@
           <w:lang w:eastAsia="es-PE"/>
           <w14:ligatures w14:val="none"/>
         </w:rPr>
-        <w:t>°</w:t>
+        <w:t/>
       </w:r>
       <w:r>
         <w:rPr>
@@ -3514,7 +3514,7 @@
           <w:lang w:eastAsia="es-PE"/>
           <w14:ligatures w14:val="none"/>
         </w:rPr>
-        <w:t>°</w:t>
+        <w:t/>
       </w:r>
       <w:r>
         <w:rPr>
@@ -3532,7 +3532,7 @@
           <w:lang w:eastAsia="es-PE"/>
           <w14:ligatures w14:val="none"/>
         </w:rPr>
-        <w:t>°</w:t>
+        <w:t/>
       </w:r>
       <w:r>
         <w:rPr>
@@ -3638,7 +3638,7 @@
           <w:lang w:eastAsia="es-PE"/>
           <w14:ligatures w14:val="none"/>
         </w:rPr>
-        <w:t>°</w:t>
+        <w:t/>
       </w:r>
       <w:r>
         <w:rPr>
@@ -3656,7 +3656,7 @@
           <w:lang w:eastAsia="es-PE"/>
           <w14:ligatures w14:val="none"/>
         </w:rPr>
-        <w:t>°</w:t>
+        <w:t/>
       </w:r>
       <w:r>
         <w:rPr>
@@ -3839,7 +3839,7 @@
           <w:kern w:val="0"/>
           <w14:ligatures w14:val="none"/>
         </w:rPr>
-        <w:t>la compañía aseguradora habría cobrado indebidamente un deducible de USD 1,220,34, correspondiente a una reparación incompleta del vehículo asegurado con Placa de Rodaje N° BMX244, sin brindar al denunciante una explicación técnica proporcional o sustentada, ni documentación que justifique dicho cargo económico</w:t>
+        <w:t>la compañía aseguradora habría cobrado indebidamente un deducible de USD 1,220,34, correspondiente a una reparación incompleta del vehículo asegurado con Placa de Rodaje BMX244, sin brindar al denunciante una explicación técnica proporcional o sustentada, ni documentación que justifique dicho cargo económico</w:t>
       </w:r>
       <w:r>
         <w:rPr>
@@ -3865,7 +3865,7 @@
           <w:lang w:eastAsia="es-PE"/>
           <w14:ligatures w14:val="none"/>
         </w:rPr>
-        <w:t>°</w:t>
+        <w:t/>
       </w:r>
       <w:r>
         <w:rPr>
@@ -3883,7 +3883,7 @@
           <w:lang w:eastAsia="es-PE"/>
           <w14:ligatures w14:val="none"/>
         </w:rPr>
-        <w:t>°</w:t>
+        <w:t/>
       </w:r>
       <w:r>
         <w:rPr>
@@ -4065,7 +4065,7 @@
           <w:lang w:eastAsia="es-PE"/>
           <w14:ligatures w14:val="none"/>
         </w:rPr>
-        <w:t>°</w:t>
+        <w:t/>
       </w:r>
       <w:r>
         <w:rPr>
@@ -4083,7 +4083,7 @@
           <w:lang w:eastAsia="es-PE"/>
           <w14:ligatures w14:val="none"/>
         </w:rPr>
-        <w:t>°</w:t>
+        <w:t/>
       </w:r>
       <w:r>
         <w:rPr>
@@ -4144,7 +4144,7 @@
           <w:rFonts w:ascii="Arial Narrow" w:eastAsia="Arial Narrow" w:hAnsi="Arial Narrow" w:cs="Arial Narrow"/>
           <w:bCs/>
         </w:rPr>
-        <w:t>la compañía aseguradora no habría cumplido con otorgar oportunamente a denunciante la cobertura por pérdida total del vehículo con Placa de Rodaje N° BMX244 en virtud del Seguro Vehicular – Póliza N° 2101-1106499</w:t>
+        <w:t>la compañía aseguradora no habría cumplido con otorgar oportunamente a denunciante la cobertura por pérdida total del vehículo con Placa de Rodaje BMX244 en virtud del Seguro Vehicular – Póliza 2101-1106499</w:t>
       </w:r>
       <w:r>
         <w:rPr>
@@ -4162,7 +4162,7 @@
           <w:lang w:eastAsia="es-PE"/>
           <w14:ligatures w14:val="none"/>
         </w:rPr>
-        <w:t>°</w:t>
+        <w:t/>
       </w:r>
       <w:r>
         <w:rPr>
@@ -4180,7 +4180,7 @@
           <w:lang w:eastAsia="es-PE"/>
           <w14:ligatures w14:val="none"/>
         </w:rPr>
-        <w:t>°</w:t>
+        <w:t/>
       </w:r>
       <w:r>
         <w:rPr>
@@ -4292,7 +4292,7 @@
           <w:lang w:eastAsia="es-PE"/>
           <w14:ligatures w14:val="none"/>
         </w:rPr>
-        <w:t>°</w:t>
+        <w:t/>
       </w:r>
       <w:r>
         <w:rPr>
@@ -4310,7 +4310,7 @@
           <w:lang w:eastAsia="es-PE"/>
           <w14:ligatures w14:val="none"/>
         </w:rPr>
-        <w:t>°</w:t>
+        <w:t/>
       </w:r>
       <w:r>
         <w:rPr>
@@ -4399,7 +4399,7 @@
           <w:lang w:eastAsia="es-PE"/>
           <w14:ligatures w14:val="none"/>
         </w:rPr>
-        <w:t>°</w:t>
+        <w:t/>
       </w:r>
       <w:r>
         <w:rPr>
@@ -4417,7 +4417,7 @@
           <w:lang w:eastAsia="es-PE"/>
           <w14:ligatures w14:val="none"/>
         </w:rPr>
-        <w:t>°</w:t>
+        <w:t/>
       </w:r>
       <w:r>
         <w:rPr>
@@ -4479,7 +4479,7 @@
           <w:kern w:val="0"/>
           <w14:ligatures w14:val="none"/>
         </w:rPr>
-        <w:t>City Motors S.A.C. no habría cumplido con brindarle información previa sobre condiciones de garantía o respaldo para la instalación de los repuestos del vehículo asegurado con Placa de Rodaje N° BMX244</w:t>
+        <w:t>City Motors S.A.C. no habría cumplido con brindarle información previa sobre condiciones de garantía o respaldo para la instalación de los repuestos del vehículo asegurado con Placa de Rodaje BMX244</w:t>
       </w:r>
       <w:r>
         <w:rPr>
@@ -4498,7 +4498,7 @@
           <w:lang w:eastAsia="es-PE"/>
           <w14:ligatures w14:val="none"/>
         </w:rPr>
-        <w:t>Por consiguiente, corresponde calificar el hecho materia de denuncia como una presunta infracción al deber de información, tipificado en el artículo 1°, numeral 1, literal b) y al artículo 2° del Código</w:t>
+        <w:t>Por consiguiente, corresponde calificar el hecho materia de denuncia como una presunta infracción al deber de información, tipificado en el artículo 1, numeral 1, literal b) y al artículo 2 del Código</w:t>
       </w:r>
       <w:r>
         <w:rPr>
@@ -4521,7 +4521,7 @@
           <w:lang w:eastAsia="es-PE"/>
           <w14:ligatures w14:val="none"/>
         </w:rPr>
-        <w:t xml:space="preserve">.  </w:t>
+        <w:t xml:space="preserve">. </w:t>
       </w:r>
     </w:p>
     <w:p>
@@ -4591,7 +4591,7 @@
           <w:kern w:val="0"/>
           <w14:ligatures w14:val="none"/>
         </w:rPr>
-        <w:t>City Motors S.A.C. habría incumplido con gestionar adecuadamente la validación técnica con el concesionario oficial, a pesar de la complejidad del daño del vehículo siniestrado con Placa de Rodaje N° BMX244</w:t>
+        <w:t>City Motors S.A.C. habría incumplido con gestionar adecuadamente la validación técnica con el concesionario oficial, a pesar de la complejidad del daño del vehículo siniestrado con Placa de Rodaje BMX244</w:t>
       </w:r>
       <w:r>
         <w:rPr>
@@ -4609,7 +4609,7 @@
           <w:lang w:eastAsia="es-PE"/>
           <w14:ligatures w14:val="none"/>
         </w:rPr>
-        <w:t>°</w:t>
+        <w:t/>
       </w:r>
       <w:r>
         <w:rPr>
@@ -4627,7 +4627,7 @@
           <w:lang w:eastAsia="es-PE"/>
           <w14:ligatures w14:val="none"/>
         </w:rPr>
-        <w:t>°</w:t>
+        <w:t/>
       </w:r>
       <w:r>
         <w:rPr>
@@ -4712,7 +4712,7 @@
           <w:kern w:val="0"/>
           <w14:ligatures w14:val="none"/>
         </w:rPr>
-        <w:t>City Motors S.A.C. habría retenido indebidamente el vehículo asegurado con Placa de Rodaje N° BMX244 sin entregar documentación técnica oportuna que acreditara su operatividad funcional</w:t>
+        <w:t>City Motors S.A.C. habría retenido indebidamente el vehículo asegurado con Placa de Rodaje BMX244 sin entregar documentación técnica oportuna que acreditara su operatividad funcional</w:t>
       </w:r>
       <w:r>
         <w:rPr>
@@ -4730,7 +4730,7 @@
           <w:lang w:eastAsia="es-PE"/>
           <w14:ligatures w14:val="none"/>
         </w:rPr>
-        <w:t>°</w:t>
+        <w:t/>
       </w:r>
       <w:r>
         <w:rPr>
@@ -4748,7 +4748,7 @@
           <w:lang w:eastAsia="es-PE"/>
           <w14:ligatures w14:val="none"/>
         </w:rPr>
-        <w:t>°</w:t>
+        <w:t/>
       </w:r>
       <w:r>
         <w:rPr>
@@ -5040,7 +5040,7 @@
           <w:lang w:val="es-ES" w:eastAsia="es-ES"/>
           <w14:ligatures w14:val="none"/>
         </w:rPr>
-        <w:t>(i) presentar una copia debidamente suscrita de la Póliza Nº 2101-1106499 del Seguro Vehicular materia de denuncia; y, (ii) presentar todas las comunicaciones cursadas con la parte denunciante en virtud de los hechos materia de denuncia</w:t>
+        <w:t>(i) presentar una copia debidamente suscrita de la Póliza 2101-1106499 del Seguro Vehicular materia de denuncia; y, (ii) presentar todas las comunicaciones cursadas con la parte denunciante en virtud de los hechos materia de denuncia</w:t>
       </w:r>
       <w:r>
         <w:rPr>
@@ -5134,7 +5134,7 @@
           <w:lang w:val="es-ES" w:eastAsia="es-ES"/>
           <w14:ligatures w14:val="none"/>
         </w:rPr>
-        <w:t>(i) presentar los medios probatorios que acrediten que realizó un adecuado análisis de evaluación del vehículo asegurado con Placa de Rodaje N° BMX244; y, (ii) presentar todas las comunicaciones cursadas con la parte denunciante en virtud de los hechos materia de denuncia</w:t>
+        <w:t>(i) presentar los medios probatorios que acrediten que realizó un adecuado análisis de evaluación del vehículo asegurado con Placa de Rodaje BMX244; y, (ii) presentar todas las comunicaciones cursadas con la parte denunciante en virtud de los hechos materia de denuncia</w:t>
       </w:r>
       <w:r>
         <w:rPr>
@@ -5207,7 +5207,7 @@
           <w:lang w:eastAsia="es-PE"/>
           <w14:ligatures w14:val="none"/>
         </w:rPr>
-        <w:t xml:space="preserve">RESOLUCIÓN DE LA SECRETARÍA TÉCNICA  </w:t>
+        <w:t xml:space="preserve">RESOLUCIÓN DE LA SECRETARÍA TÉCNICA </w:t>
       </w:r>
     </w:p>
     <w:p>
@@ -5413,7 +5413,7 @@
           <w:lang w:eastAsia="es-PE"/>
           <w14:ligatures w14:val="none"/>
         </w:rPr>
-        <w:t xml:space="preserve"> infracción a los artículos 18° y 19°</w:t>
+        <w:t xml:space="preserve"> infracción a los artículos 18 y 19</w:t>
       </w:r>
       <w:r>
         <w:rPr>
@@ -5453,7 +5453,7 @@
           <w:rFonts w:ascii="Arial Narrow" w:eastAsia="Arial Narrow" w:hAnsi="Arial Narrow" w:cs="Arial Narrow"/>
           <w:bCs/>
         </w:rPr>
-        <w:t>un deducible del 20% sobre el valor de reparación del vehículo asegurado con Placa de Rodaje N° BMX244 sin sustento técnico documentado</w:t>
+        <w:t>un deducible del 20% sobre el valor de reparación del vehículo asegurado con Placa de Rodaje BMX244 sin sustento técnico documentado</w:t>
       </w:r>
       <w:r>
         <w:rPr>
@@ -5515,7 +5515,7 @@
           <w:lang w:eastAsia="es-PE"/>
           <w14:ligatures w14:val="none"/>
         </w:rPr>
-        <w:t xml:space="preserve"> infracción a los artículos 18° y 19°</w:t>
+        <w:t xml:space="preserve"> infracción a los artículos 18 y 19</w:t>
       </w:r>
       <w:r>
         <w:rPr>
@@ -5630,7 +5630,7 @@
           <w:kern w:val="0"/>
           <w14:ligatures w14:val="none"/>
         </w:rPr>
-        <w:t xml:space="preserve">Presunta infracción a los artículos 18° y 19° </w:t>
+        <w:t xml:space="preserve">Presunta infracción a los artículos 18 y 19 </w:t>
       </w:r>
       <w:r>
         <w:rPr>
@@ -5868,7 +5868,7 @@
           <w:lang w:eastAsia="es-PE"/>
           <w14:ligatures w14:val="none"/>
         </w:rPr>
-        <w:t xml:space="preserve"> infracción a los artículos 18° y 19°</w:t>
+        <w:t xml:space="preserve"> infracción a los artículos 18 y 19</w:t>
       </w:r>
       <w:r>
         <w:rPr>
@@ -5926,7 +5926,7 @@
           <w:rFonts w:ascii="Arial Narrow" w:eastAsia="Arial Narrow" w:hAnsi="Arial Narrow" w:cs="Arial Narrow"/>
           <w:bCs/>
         </w:rPr>
-        <w:t>del vehículo asegurado con Placa de Rodaje N° BMX244</w:t>
+        <w:t>del vehículo asegurado con Placa de Rodaje BMX244</w:t>
       </w:r>
       <w:r>
         <w:rPr>
@@ -6077,7 +6077,7 @@
           <w:lang w:eastAsia="es-PE"/>
           <w14:ligatures w14:val="none"/>
         </w:rPr>
-        <w:t xml:space="preserve"> infracción a los artículos 18° y 19</w:t>
+        <w:t xml:space="preserve"> infracción a los artículos 18 y 19</w:t>
       </w:r>
       <w:r>
         <w:rPr>
@@ -6087,7 +6087,7 @@
           <w:lang w:eastAsia="es-PE"/>
           <w14:ligatures w14:val="none"/>
         </w:rPr>
-        <w:t>°</w:t>
+        <w:t/>
       </w:r>
       <w:r>
         <w:rPr>
@@ -6184,7 +6184,7 @@
           <w:lang w:eastAsia="es-PE"/>
           <w14:ligatures w14:val="none"/>
         </w:rPr>
-        <w:t xml:space="preserve"> infracción a los artículos 18° y 19</w:t>
+        <w:t xml:space="preserve"> infracción a los artículos 18 y 19</w:t>
       </w:r>
       <w:r>
         <w:rPr>
@@ -6194,7 +6194,7 @@
           <w:lang w:eastAsia="es-PE"/>
           <w14:ligatures w14:val="none"/>
         </w:rPr>
-        <w:t>°</w:t>
+        <w:t/>
       </w:r>
       <w:r>
         <w:rPr>
@@ -6229,7 +6229,7 @@
           <w:kern w:val="0"/>
           <w14:ligatures w14:val="none"/>
         </w:rPr>
-        <w:t>la compañía aseguradora no habría cumplido con otorgar oportunamente a denunciante la cobertura por pérdida total del vehículo con Placa de Rodaje N° BMX244 en virtud del Seguro Vehicular – Póliza N° 2101-1106499</w:t>
+        <w:t>la compañía aseguradora no habría cumplido con otorgar oportunamente a denunciante la cobertura por pérdida total del vehículo con Placa de Rodaje BMX244 en virtud del Seguro Vehicular – Póliza 2101-1106499</w:t>
       </w:r>
       <w:r>
         <w:rPr>
@@ -6294,7 +6294,7 @@
           <w:lang w:eastAsia="es-PE"/>
           <w14:ligatures w14:val="none"/>
         </w:rPr>
-        <w:t xml:space="preserve"> infracción a los artículos 18° y 19°</w:t>
+        <w:t xml:space="preserve"> infracción a los artículos 18 y 19</w:t>
       </w:r>
       <w:r>
         <w:rPr>
@@ -6392,7 +6392,7 @@
           <w:lang w:eastAsia="es-PE"/>
           <w14:ligatures w14:val="none"/>
         </w:rPr>
-        <w:t xml:space="preserve"> infracción a los artículos 18° y 19°</w:t>
+        <w:t xml:space="preserve"> infracción a los artículos 18 y 19</w:t>
       </w:r>
       <w:r>
         <w:rPr>
@@ -6491,7 +6491,7 @@
           <w:kern w:val="0"/>
           <w14:ligatures w14:val="none"/>
         </w:rPr>
-        <w:t xml:space="preserve">Presunta infracción al artículo 1°, numeral 1, literal b) y al artículo 2° de la Ley 29571, Código de Protección y Defensa del Consumidor, en tanto </w:t>
+        <w:t xml:space="preserve">Presunta infracción al artículo 1, numeral 1, literal b) y al artículo 2 de la Ley 29571, Código de Protección y Defensa del Consumidor, en tanto </w:t>
       </w:r>
       <w:r>
         <w:rPr>
@@ -6537,7 +6537,7 @@
           <w:rFonts w:ascii="Arial Narrow" w:eastAsia="Arial Narrow" w:hAnsi="Arial Narrow" w:cs="Arial Narrow"/>
           <w:bCs/>
         </w:rPr>
-        <w:t>del vehículo asegurado con Placa de Rodaje N° BMX244</w:t>
+        <w:t>del vehículo asegurado con Placa de Rodaje BMX244</w:t>
       </w:r>
       <w:r>
         <w:rPr>
@@ -6600,7 +6600,7 @@
           <w:lang w:eastAsia="es-PE"/>
           <w14:ligatures w14:val="none"/>
         </w:rPr>
-        <w:t xml:space="preserve"> infracción a los artículos 18° y 19°</w:t>
+        <w:t xml:space="preserve"> infracción a los artículos 18 y 19</w:t>
       </w:r>
       <w:r>
         <w:rPr>
@@ -6640,7 +6640,7 @@
           <w:rFonts w:ascii="Arial Narrow" w:eastAsia="Arial Narrow" w:hAnsi="Arial Narrow" w:cs="Arial Narrow"/>
           <w:bCs/>
         </w:rPr>
-        <w:t xml:space="preserve"> con Placa de Rodaje N° BMX244</w:t>
+        <w:t xml:space="preserve"> con Placa de Rodaje BMX244</w:t>
       </w:r>
       <w:r>
         <w:rPr>
@@ -6700,7 +6700,7 @@
           <w:lang w:eastAsia="es-PE"/>
           <w14:ligatures w14:val="none"/>
         </w:rPr>
-        <w:t xml:space="preserve"> infracción a los artículos 18° y 19°</w:t>
+        <w:t xml:space="preserve"> infracción a los artículos 18 y 19</w:t>
       </w:r>
       <w:r>
         <w:rPr>
@@ -6735,7 +6735,7 @@
           <w:kern w:val="0"/>
           <w14:ligatures w14:val="none"/>
         </w:rPr>
-        <w:t>City Motors S.A.C. habría retenido indebidamente el vehículo asegurado con Placa de Rodaje N° BMX244 sin entregar documentación técnica oportuna que acreditara su operatividad funcional</w:t>
+        <w:t>City Motors S.A.C. habría retenido indebidamente el vehículo asegurado con Placa de Rodaje BMX244 sin entregar documentación técnica oportuna que acreditara su operatividad funcional</w:t>
       </w:r>
       <w:r>
         <w:rPr>
@@ -7098,7 +7098,7 @@
           <w:lang w:eastAsia="es-PE"/>
           <w14:ligatures w14:val="none"/>
         </w:rPr>
-        <w:t>°</w:t>
+        <w:t/>
       </w:r>
       <w:r>
         <w:rPr>
@@ -7176,7 +7176,7 @@
           <w:lang w:eastAsia="es-PE"/>
           <w14:ligatures w14:val="none"/>
         </w:rPr>
-        <w:t>°</w:t>
+        <w:t/>
       </w:r>
       <w:r>
         <w:rPr>
@@ -7397,7 +7397,7 @@
           <w:lang w:eastAsia="es-PE"/>
           <w14:ligatures w14:val="none"/>
         </w:rPr>
-        <w:t>°</w:t>
+        <w:t/>
       </w:r>
       <w:r>
         <w:rPr>
@@ -7588,7 +7588,7 @@
           <w:lang w:eastAsia="es-ES"/>
           <w14:ligatures w14:val="none"/>
         </w:rPr>
-        <w:t xml:space="preserve">Nº 2101-1106499 </w:t>
+        <w:t xml:space="preserve">2101-1106499 </w:t>
       </w:r>
       <w:r>
         <w:rPr>
@@ -7716,7 +7716,7 @@
           <w:lang w:val="es-ES" w:eastAsia="es-ES"/>
           <w14:ligatures w14:val="none"/>
         </w:rPr>
-        <w:t>(i) presentar los medios probatorios que acrediten que realizó un adecuado análisis de evaluación del vehículo asegurado con Placa de Rodaje N°</w:t>
+        <w:t>(i) presentar los medios probatorios que acrediten que realizó un adecuado análisis de evaluación del vehículo asegurado con Placa de Rodaje </w:t>
       </w:r>
       <w:r>
         <w:rPr>
@@ -7815,7 +7815,7 @@
           <w:lang w:eastAsia="es-PE"/>
           <w14:ligatures w14:val="none"/>
         </w:rPr>
-        <w:t>°</w:t>
+        <w:t/>
       </w:r>
       <w:r>
         <w:rPr>
@@ -7867,7 +7867,7 @@
           <w:lang w:eastAsia="es-PE"/>
           <w14:ligatures w14:val="none"/>
         </w:rPr>
-        <w:t>°</w:t>
+        <w:t/>
       </w:r>
       <w:r>
         <w:rPr>
@@ -7887,7 +7887,7 @@
           <w:lang w:eastAsia="es-PE"/>
           <w14:ligatures w14:val="none"/>
         </w:rPr>
-        <w:t>°</w:t>
+        <w:t/>
       </w:r>
       <w:r>
         <w:rPr>
@@ -7907,7 +7907,7 @@
           <w:lang w:eastAsia="es-PE"/>
           <w14:ligatures w14:val="none"/>
         </w:rPr>
-        <w:t>°</w:t>
+        <w:t/>
       </w:r>
       <w:r>
         <w:rPr>
@@ -7960,7 +7960,7 @@
           <w:lang w:eastAsia="es-PE"/>
           <w14:ligatures w14:val="none"/>
         </w:rPr>
-        <w:t>°</w:t>
+        <w:t/>
       </w:r>
       <w:r>
         <w:rPr>
@@ -8061,7 +8061,7 @@
           <w:lang w:eastAsia="es-PE"/>
           <w14:ligatures w14:val="none"/>
         </w:rPr>
-        <w:t>°</w:t>
+        <w:t/>
       </w:r>
       <w:r>
         <w:rPr>
@@ -8136,7 +8136,7 @@
           <w:lang w:eastAsia="es-PE"/>
           <w14:ligatures w14:val="none"/>
         </w:rPr>
-        <w:t>°</w:t>
+        <w:t/>
       </w:r>
       <w:r>
         <w:rPr>
@@ -8144,7 +8144,7 @@
           <w:kern w:val="0"/>
           <w14:ligatures w14:val="none"/>
         </w:rPr>
-        <w:t xml:space="preserve"> del Decreto Legislativo N° 807</w:t>
+        <w:t xml:space="preserve"> del Decreto Legislativo 807</w:t>
       </w:r>
       <w:r>
         <w:rPr>
@@ -8491,7 +8491,7 @@
           <w:lang w:eastAsia="es-PE"/>
           <w14:ligatures w14:val="none"/>
         </w:rPr>
-        <w:t>°</w:t>
+        <w:t/>
       </w:r>
       <w:r>
         <w:rPr>
@@ -8523,7 +8523,7 @@
           <w:lang w:eastAsia="es-PE"/>
           <w14:ligatures w14:val="none"/>
         </w:rPr>
-        <w:t>°</w:t>
+        <w:t/>
       </w:r>
       <w:r>
         <w:rPr>
@@ -8797,7 +8797,7 @@
           <w:kern w:val="0"/>
           <w14:ligatures w14:val="none"/>
         </w:rPr>
-        <w:t> Protección al Consumidor N° 1</w:t>
+        <w:t> Protección al Consumidor 1</w:t>
       </w:r>
     </w:p>
     <w:p>
@@ -9068,7 +9068,7 @@
           <w:sz w:val="16"/>
           <w:szCs w:val="16"/>
         </w:rPr>
-        <w:t>MEMORANDUM N°</w:t>
+        <w:t>MEMORANDUM </w:t>
       </w:r>
       <w:r>
         <w:rPr>
@@ -9201,7 +9201,7 @@
           <w:sz w:val="16"/>
           <w:szCs w:val="16"/>
         </w:rPr>
-        <w:t xml:space="preserve">  </w:t>
+        <w:t xml:space="preserve"> </w:t>
       </w:r>
       <w:r>
         <w:rPr>
@@ -9219,7 +9219,7 @@
           <w:sz w:val="16"/>
           <w:szCs w:val="16"/>
         </w:rPr>
-        <w:t xml:space="preserve">LEY N° 29571, CÓDIGO DE PROTECCIÓN Y DEFENSA DEL CONSUMIDOR, publicado el 2 de setiembre de 2010 y modificado por Decreto Legislativo N° 1308 </w:t>
+        <w:t xml:space="preserve">LEY 29571, CÓDIGO DE PROTECCIÓN Y DEFENSA DEL CONSUMIDOR, publicado el 2 de setiembre de 2010 y modificado por Decreto Legislativo 1308 </w:t>
       </w:r>
     </w:p>
     <w:p>
@@ -9271,7 +9271,7 @@
           <w:szCs w:val="16"/>
         </w:rPr>
         <w:tab/>
-        <w:t xml:space="preserve">El Instituto Nacional de Defensa de la Competencia y de la Protección de la Propiedad Intelectual (Indecopi) es la autoridad con competencia primaria y de alcance nacional para conocer las presuntas infracciones a las disposiciones contenidas en el presente Código, así como para imponer las sanciones y medidas correctivas establecidas en el presente capítulo, conforme al Decreto Legislativo N° 1033, Ley de Organización y Funciones del Indecopi. Dicha competencia solo puede ser negada cuando ella haya sido asignada o se asigne a favor de otro organismo por norma expresa con rango de ley. </w:t>
+        <w:t xml:space="preserve">El Instituto Nacional de Defensa de la Competencia y de la Protección de la Propiedad Intelectual (Indecopi) es la autoridad con competencia primaria y de alcance nacional para conocer las presuntas infracciones a las disposiciones contenidas en el presente Código, así como para imponer las sanciones y medidas correctivas establecidas en el presente capítulo, conforme al Decreto Legislativo 1033, Ley de Organización y Funciones del Indecopi. Dicha competencia solo puede ser negada cuando ella haya sido asignada o se asigne a favor de otro organismo por norma expresa con rango de ley. </w:t>
       </w:r>
     </w:p>
     <w:p>
@@ -9345,7 +9345,7 @@
           <w:sz w:val="16"/>
           <w:szCs w:val="16"/>
         </w:rPr>
-        <w:t xml:space="preserve">LEY DE ORGANIZACIÓN Y FUNCIONES DEL INDECOPI, APROBADA POR DECRETO LEGISLATIVO N° 1033 </w:t>
+        <w:t xml:space="preserve">LEY DE ORGANIZACIÓN Y FUNCIONES DEL INDECOPI, APROBADA POR DECRETO LEGISLATIVO 1033 </w:t>
       </w:r>
     </w:p>
     <w:p>
@@ -9454,7 +9454,7 @@
           <w:sz w:val="16"/>
           <w:szCs w:val="16"/>
         </w:rPr>
-        <w:t xml:space="preserve">           </w:t>
+        <w:t xml:space="preserve"> </w:t>
       </w:r>
       <w:r>
         <w:rPr>
@@ -9472,7 +9472,7 @@
           <w:sz w:val="16"/>
           <w:szCs w:val="16"/>
         </w:rPr>
-        <w:t xml:space="preserve">LEY N° 29571, CÓDIGO DE PROTECCIÓN Y DEFENSA DEL CONSUMIDOR, publicado el 2 de setiembre de 2010 y modificado por Decreto Legislativo N° 1308   </w:t>
+        <w:t xml:space="preserve">LEY 29571, CÓDIGO DE PROTECCIÓN Y DEFENSA DEL CONSUMIDOR, publicado el 2 de setiembre de 2010 y modificado por Decreto Legislativo 1308 </w:t>
       </w:r>
     </w:p>
     <w:p>
@@ -9496,7 +9496,7 @@
           <w:sz w:val="16"/>
           <w:szCs w:val="16"/>
         </w:rPr>
-        <w:t xml:space="preserve">Artículo 18.- Idoneidad   </w:t>
+        <w:t xml:space="preserve">Artículo 18.- Idoneidad </w:t>
       </w:r>
     </w:p>
     <w:p>
@@ -9516,7 +9516,7 @@
           <w:sz w:val="16"/>
           <w:szCs w:val="16"/>
         </w:rPr>
-        <w:t xml:space="preserve">Se entiende por idoneidad la correspondencia entre lo que un consumidor espera y lo que efectivamente recibe, en función a lo que se le hubiera ofrecido, la publicidad e información transmitida, las condiciones y circunstancias de la transacción, las características y naturaleza del producto o servicio, el precio, entre otros factores, atendiendo a las circunstancias del caso.    </w:t>
+        <w:t xml:space="preserve">Se entiende por idoneidad la correspondencia entre lo que un consumidor espera y lo que efectivamente recibe, en función a lo que se le hubiera ofrecido, la publicidad e información transmitida, las condiciones y circunstancias de la transacción, las características y naturaleza del producto o servicio, el precio, entre otros factores, atendiendo a las circunstancias del caso. </w:t>
       </w:r>
     </w:p>
     <w:p>
@@ -9637,7 +9637,7 @@
           <w:sz w:val="15"/>
           <w:szCs w:val="15"/>
         </w:rPr>
-        <w:t xml:space="preserve">           </w:t>
+        <w:t xml:space="preserve"> </w:t>
       </w:r>
       <w:r>
         <w:rPr>
@@ -9655,7 +9655,7 @@
           <w:sz w:val="15"/>
           <w:szCs w:val="15"/>
         </w:rPr>
-        <w:t xml:space="preserve">LEY N° 29571, CÓDIGO DE PROTECCIÓN Y DEFENSA DEL CONSUMIDOR, publicado el 2 de setiembre de 2010 y modificado por Decreto Legislativo N° 1308 </w:t>
+        <w:t xml:space="preserve">LEY 29571, CÓDIGO DE PROTECCIÓN Y DEFENSA DEL CONSUMIDOR, publicado el 2 de setiembre de 2010 y modificado por Decreto Legislativo 1308 </w:t>
       </w:r>
     </w:p>
     <w:p>
@@ -9765,7 +9765,7 @@
           <w:sz w:val="16"/>
           <w:szCs w:val="16"/>
         </w:rPr>
-        <w:t xml:space="preserve">LEY N° 29571, CÓDIGO DE PROTECCIÓN Y DEFENSA DEL CONSUMIDOR, publicado el 2 de setiembre de 2010 y modificado por Decreto Legislativo N° 1308   </w:t>
+        <w:t xml:space="preserve">LEY 29571, CÓDIGO DE PROTECCIÓN Y DEFENSA DEL CONSUMIDOR, publicado el 2 de setiembre de 2010 y modificado por Decreto Legislativo 1308 </w:t>
       </w:r>
     </w:p>
     <w:p>
@@ -10050,7 +10050,7 @@
           <w:sz w:val="16"/>
           <w:szCs w:val="16"/>
         </w:rPr>
-        <w:t xml:space="preserve">  </w:t>
+        <w:t xml:space="preserve"> </w:t>
       </w:r>
       <w:r>
         <w:rPr>
@@ -10068,7 +10068,7 @@
           <w:sz w:val="16"/>
           <w:szCs w:val="16"/>
         </w:rPr>
-        <w:t>LEY SOBRE FACULTADES, NORMAS Y ORGANIZACIÓN DEL INDECOPI, APROBADA POR DECRETO LEGISLATIVO N° 807 Artículo 24.-</w:t>
+        <w:t>LEY SOBRE FACULTADES, NORMAS Y ORGANIZACIÓN DEL INDECOPI, APROBADA POR DECRETO LEGISLATIVO 807 Artículo 24.-</w:t>
       </w:r>
       <w:r>
         <w:rPr>
@@ -10226,7 +10226,7 @@
           <w:szCs w:val="16"/>
         </w:rPr>
         <w:tab/>
-        <w:t>El número de trabajadores se atenderá siempre que la empresa haya sido constituida antes de la vigencia de la Ley Nº 30056, publicada el 2 de julio de 2013, que modificó el artículo 5 del Texto Único Ordenado de la Ley de Promoción de la Competitividad, Formalización y Desarrollo de la Micro y Pequeña Empresa y de Acceso al Empleo Decente (LEY MYPE). Ello, en la medida que la Tercera Disposición Complementaria Transitoria de la norma modificatoria precisa que las empresas constituidas antes de la entrada en vigencia de dicha Ley se rigen por los requisitos de acogimiento al régimen de las micro y pequeñas empresas regulados en el Decreto Legislativo 1086.</w:t>
+        <w:t>El número de trabajadores se atenderá siempre que la empresa haya sido constituida antes de la vigencia de la Ley 30056, publicada el 2 de julio de 2013, que modificó el artículo 5 del Texto Único Ordenado de la Ley de Promoción de la Competitividad, Formalización y Desarrollo de la Micro y Pequeña Empresa y de Acceso al Empleo Decente (LEY MYPE). Ello, en la medida que la Tercera Disposición Complementaria Transitoria de la norma modificatoria precisa que las empresas constituidas antes de la entrada en vigencia de dicha Ley se rigen por los requisitos de acogimiento al régimen de las micro y pequeñas empresas regulados en el Decreto Legislativo 1086.</w:t>
       </w:r>
     </w:p>
     <w:p>
@@ -10305,7 +10305,7 @@
           <w:sz w:val="16"/>
           <w:szCs w:val="16"/>
         </w:rPr>
-        <w:t>publicado el 2 de setiembre de 2010 y modificado por Decreto Legislativo N° 1308</w:t>
+        <w:t>publicado el 2 de setiembre de 2010 y modificado por Decreto Legislativo 1308</w:t>
       </w:r>
     </w:p>
     <w:p>
@@ -10462,7 +10462,7 @@
           <w:szCs w:val="16"/>
           <w:vertAlign w:val="superscript"/>
         </w:rPr>
-        <w:t xml:space="preserve">  </w:t>
+        <w:t xml:space="preserve"> </w:t>
       </w:r>
       <w:r>
         <w:rPr>
@@ -10470,7 +10470,7 @@
           <w:sz w:val="16"/>
           <w:szCs w:val="16"/>
         </w:rPr>
-        <w:t xml:space="preserve">     </w:t>
+        <w:t xml:space="preserve"> </w:t>
       </w:r>
       <w:r>
         <w:rPr>
@@ -10506,7 +10506,7 @@
           <w:sz w:val="16"/>
           <w:szCs w:val="16"/>
         </w:rPr>
-        <w:t>publicado el 2 de setiembre de 2010 y modificado por Decreto Legislativo N° 1308</w:t>
+        <w:t>publicado el 2 de setiembre de 2010 y modificado por Decreto Legislativo 1308</w:t>
       </w:r>
     </w:p>
     <w:p>
@@ -10549,7 +10549,7 @@
           <w:sz w:val="16"/>
           <w:szCs w:val="16"/>
         </w:rPr>
-        <w:t>El órgano resolutivo puede sancionar las infracciones administrativas a que se refiere el artículo 108º con amonestación y multas de hasta cuatrocientos cincuenta (450) Unidades Impositivas Tributarias (UIT), las cuales son calificadas de la siguiente manera:</w:t>
+        <w:t>El órgano resolutivo puede sancionar las infracciones administrativas a que se refiere el artículo 108 con amonestación y multas de hasta cuatrocientos cincuenta (450) Unidades Impositivas Tributarias (UIT), las cuales son calificadas de la siguiente manera:</w:t>
       </w:r>
     </w:p>
     <w:p>
@@ -10672,7 +10672,7 @@
           <w:sz w:val="16"/>
           <w:szCs w:val="16"/>
         </w:rPr>
-        <w:t xml:space="preserve">        </w:t>
+        <w:t xml:space="preserve"> </w:t>
       </w:r>
       <w:r>
         <w:rPr>
@@ -11417,7 +11417,7 @@
           <w:sz w:val="16"/>
           <w:szCs w:val="16"/>
         </w:rPr>
-        <w:t xml:space="preserve">         </w:t>
+        <w:t xml:space="preserve"> </w:t>
       </w:r>
       <w:r>
         <w:rPr>
@@ -11453,7 +11453,7 @@
           <w:sz w:val="16"/>
           <w:szCs w:val="16"/>
         </w:rPr>
-        <w:t>publicado el 2 de setiembre de 2010 y modificado por Decreto Legislativo N° 1308</w:t>
+        <w:t>publicado el 2 de setiembre de 2010 y modificado por Decreto Legislativo 1308</w:t>
       </w:r>
     </w:p>
     <w:p>
@@ -11632,7 +11632,7 @@
           <w:szCs w:val="16"/>
         </w:rPr>
         <w:tab/>
-        <w:t>DECRETO LEGISLATIVO Nº 807, LEY SOBRE FACULTADES, NORMAS Y ORGANIZACIÓN DEL INDECOPI FACULTADES DE LAS COMISIONES Y OFICINAS DEL INDECOPI</w:t>
+        <w:t>DECRETO LEGISLATIVO 807, LEY SOBRE FACULTADES, NORMAS Y ORGANIZACIÓN DEL INDECOPI FACULTADES DE LAS COMISIONES Y OFICINAS DEL INDECOPI</w:t>
       </w:r>
     </w:p>
     <w:p>
@@ -12033,7 +12033,7 @@
               <w:sz w:val="16"/>
               <w:szCs w:val="16"/>
             </w:rPr>
-            <w:t xml:space="preserve">CNICA DE LA    </w:t>
+            <w:t xml:space="preserve">CNICA DE LA </w:t>
           </w:r>
         </w:p>
         <w:p>

--- a/plantillas_maestras/01_seguro_vehicular/falta_atencion_o_demora_reclamo/2_o_mas_ddos_varios/varon/TPL_1513_2025_SEGURO_VEHICULAR_FALTA_ATENCION_O_DEMORA_RECLAMO_ASEGURADORA_VARON_R2.docx
+++ b/plantillas_maestras/01_seguro_vehicular/falta_atencion_o_demora_reclamo/2_o_mas_ddos_varios/varon/TPL_1513_2025_SEGURO_VEHICULAR_FALTA_ATENCION_O_DEMORA_RECLAMO_ASEGURADORA_VARON_R2.docx
@@ -106,7 +106,7 @@
           <w:lang w:eastAsia="es-PE"/>
           <w14:ligatures w14:val="none"/>
         </w:rPr>
-        <w:t>DENUNCIANTE</w:t>
+        <w:t xml:space="preserve">DENUNCIANTE:[DENUNCIANTE] (SEÑOR [APELLIDO])</w:t>
       </w:r>
       <w:r>
         <w:rPr>
@@ -118,7 +118,7 @@
           <w14:ligatures w14:val="none"/>
         </w:rPr>
         <w:tab/>
-        <w:t>:</w:t>
+        <w:t/>
       </w:r>
       <w:r>
         <w:rPr>
@@ -140,7 +140,7 @@
           <w:lang w:eastAsia="es-PE"/>
           <w14:ligatures w14:val="none"/>
         </w:rPr>
-        <w:t>ELIAS ALEXANDER C</w:t>
+        <w:t/>
       </w:r>
       <w:r>
         <w:rPr>
@@ -151,7 +151,7 @@
           <w:lang w:eastAsia="es-PE"/>
           <w14:ligatures w14:val="none"/>
         </w:rPr>
-        <w:t>É</w:t>
+        <w:t/>
       </w:r>
       <w:r>
         <w:rPr>
@@ -162,7 +162,7 @@
           <w:lang w:eastAsia="es-PE"/>
           <w14:ligatures w14:val="none"/>
         </w:rPr>
-        <w:t xml:space="preserve">SPEDES MAGUIÑA </w:t>
+        <w:t xml:space="preserve"/>
       </w:r>
       <w:r>
         <w:rPr>
@@ -173,7 +173,7 @@
           <w:lang w:eastAsia="es-PE"/>
           <w14:ligatures w14:val="none"/>
         </w:rPr>
-        <w:t xml:space="preserve">(SEÑOR </w:t>
+        <w:t xml:space="preserve"/>
       </w:r>
       <w:r>
         <w:rPr>
@@ -184,7 +184,7 @@
           <w:lang w:eastAsia="es-PE"/>
           <w14:ligatures w14:val="none"/>
         </w:rPr>
-        <w:t>CESPEDES</w:t>
+        <w:t/>
       </w:r>
       <w:r>
         <w:rPr>
@@ -195,7 +195,7 @@
           <w:lang w:eastAsia="es-PE"/>
           <w14:ligatures w14:val="none"/>
         </w:rPr>
-        <w:t>)</w:t>
+        <w:t/>
       </w:r>
     </w:p>
     <w:p>
@@ -710,7 +710,7 @@
           <w:lang w:val="es-ES" w:eastAsia="es-ES"/>
           <w14:ligatures w14:val="none"/>
         </w:rPr>
-        <w:t>Media</w:t>
+        <w:t xml:space="preserve">Mediante la denuncia del 17 de abril de 2025, complementado con los escritos del 5 de junio de 2025, 19 de junio de 2025, 7 de julio de 2025 y 8 de julio de 2025, y subsanada mediante dos escritos del 4 de agosto de 2025, el señor [APELLIDO] denunció a Rímac y City Motors por presuntas infracciones a la Ley 29571, Código de Protección y Defensa del Consumidor (en adelante, Código), señalando lo siguiente:</w:t>
       </w:r>
       <w:r>
         <w:rPr>
@@ -720,7 +720,7 @@
           <w:lang w:val="es-ES" w:eastAsia="es-ES"/>
           <w14:ligatures w14:val="none"/>
         </w:rPr>
-        <w:t xml:space="preserve">nte la denuncia del </w:t>
+        <w:t xml:space="preserve"/>
       </w:r>
       <w:r>
         <w:rPr>
@@ -730,7 +730,7 @@
           <w:lang w:val="es-ES" w:eastAsia="es-ES"/>
           <w14:ligatures w14:val="none"/>
         </w:rPr>
-        <w:t xml:space="preserve">17 de </w:t>
+        <w:t xml:space="preserve"/>
       </w:r>
       <w:r>
         <w:rPr>
@@ -740,7 +740,7 @@
           <w:lang w:val="es-ES" w:eastAsia="es-ES"/>
           <w14:ligatures w14:val="none"/>
         </w:rPr>
-        <w:t>abril de 2025</w:t>
+        <w:t/>
       </w:r>
       <w:r>
         <w:rPr>
@@ -761,7 +761,7 @@
           <w:lang w:val="es-ES" w:eastAsia="es-ES"/>
           <w14:ligatures w14:val="none"/>
         </w:rPr>
-        <w:t xml:space="preserve">, </w:t>
+        <w:t xml:space="preserve"/>
       </w:r>
       <w:r>
         <w:rPr>
@@ -771,7 +771,7 @@
           <w:lang w:val="es-ES" w:eastAsia="es-ES"/>
           <w14:ligatures w14:val="none"/>
         </w:rPr>
-        <w:t>complementado con los escritos del</w:t>
+        <w:t/>
       </w:r>
       <w:r>
         <w:rPr>
@@ -781,7 +781,7 @@
           <w:lang w:val="es-ES" w:eastAsia="es-ES"/>
           <w14:ligatures w14:val="none"/>
         </w:rPr>
-        <w:t xml:space="preserve"> 5 de junio de 2025,</w:t>
+        <w:t xml:space="preserve"/>
       </w:r>
       <w:r>
         <w:rPr>
@@ -791,7 +791,7 @@
           <w:lang w:val="es-ES" w:eastAsia="es-ES"/>
           <w14:ligatures w14:val="none"/>
         </w:rPr>
-        <w:t xml:space="preserve"> </w:t>
+        <w:t xml:space="preserve"/>
       </w:r>
       <w:r>
         <w:rPr>
@@ -801,7 +801,7 @@
           <w:lang w:val="es-ES" w:eastAsia="es-ES"/>
           <w14:ligatures w14:val="none"/>
         </w:rPr>
-        <w:t xml:space="preserve">19 de junio de 2025, </w:t>
+        <w:t xml:space="preserve"/>
       </w:r>
       <w:r>
         <w:rPr>
@@ -811,7 +811,7 @@
           <w:lang w:val="es-ES" w:eastAsia="es-ES"/>
           <w14:ligatures w14:val="none"/>
         </w:rPr>
-        <w:t>7 de julio de 2025 y 8 de julio de 2025</w:t>
+        <w:t/>
       </w:r>
       <w:r>
         <w:rPr>
@@ -821,7 +821,7 @@
           <w:lang w:val="es-ES" w:eastAsia="es-ES"/>
           <w14:ligatures w14:val="none"/>
         </w:rPr>
-        <w:t xml:space="preserve">, </w:t>
+        <w:t xml:space="preserve"/>
       </w:r>
       <w:r>
         <w:rPr>
@@ -831,7 +831,7 @@
           <w:lang w:val="es-ES" w:eastAsia="es-ES"/>
           <w14:ligatures w14:val="none"/>
         </w:rPr>
-        <w:t xml:space="preserve">y </w:t>
+        <w:t xml:space="preserve"/>
       </w:r>
       <w:r>
         <w:rPr>
@@ -841,7 +841,7 @@
           <w:lang w:val="es-ES" w:eastAsia="es-ES"/>
           <w14:ligatures w14:val="none"/>
         </w:rPr>
-        <w:t xml:space="preserve">subsanada mediante </w:t>
+        <w:t xml:space="preserve"/>
       </w:r>
       <w:r>
         <w:rPr>
@@ -851,7 +851,7 @@
           <w:lang w:val="es-ES" w:eastAsia="es-ES"/>
           <w14:ligatures w14:val="none"/>
         </w:rPr>
-        <w:t xml:space="preserve">dos </w:t>
+        <w:t xml:space="preserve"/>
       </w:r>
       <w:r>
         <w:rPr>
@@ -861,7 +861,7 @@
           <w:lang w:val="es-ES" w:eastAsia="es-ES"/>
           <w14:ligatures w14:val="none"/>
         </w:rPr>
-        <w:t>escrito</w:t>
+        <w:t/>
       </w:r>
       <w:r>
         <w:rPr>
@@ -871,7 +871,7 @@
           <w:lang w:val="es-ES" w:eastAsia="es-ES"/>
           <w14:ligatures w14:val="none"/>
         </w:rPr>
-        <w:t>s</w:t>
+        <w:t/>
       </w:r>
       <w:r>
         <w:rPr>
@@ -881,7 +881,7 @@
           <w:lang w:val="es-ES" w:eastAsia="es-ES"/>
           <w14:ligatures w14:val="none"/>
         </w:rPr>
-        <w:t xml:space="preserve"> del </w:t>
+        <w:t xml:space="preserve"/>
       </w:r>
       <w:r>
         <w:rPr>
@@ -891,7 +891,7 @@
           <w:lang w:val="es-ES" w:eastAsia="es-ES"/>
           <w14:ligatures w14:val="none"/>
         </w:rPr>
-        <w:t>4</w:t>
+        <w:t/>
       </w:r>
       <w:r>
         <w:rPr>
@@ -901,7 +901,7 @@
           <w:lang w:val="es-ES" w:eastAsia="es-ES"/>
           <w14:ligatures w14:val="none"/>
         </w:rPr>
-        <w:t xml:space="preserve"> de </w:t>
+        <w:t xml:space="preserve"/>
       </w:r>
       <w:r>
         <w:rPr>
@@ -911,7 +911,7 @@
           <w:lang w:val="es-ES" w:eastAsia="es-ES"/>
           <w14:ligatures w14:val="none"/>
         </w:rPr>
-        <w:t>agosto</w:t>
+        <w:t/>
       </w:r>
       <w:r>
         <w:rPr>
@@ -921,7 +921,7 @@
           <w:lang w:val="es-ES" w:eastAsia="es-ES"/>
           <w14:ligatures w14:val="none"/>
         </w:rPr>
-        <w:t xml:space="preserve"> de 2025</w:t>
+        <w:t xml:space="preserve"/>
       </w:r>
       <w:r>
         <w:rPr>
@@ -929,7 +929,7 @@
           <w:kern w:val="0"/>
           <w14:ligatures w14:val="none"/>
         </w:rPr>
-        <w:t xml:space="preserve">, el señor </w:t>
+        <w:t xml:space="preserve"/>
       </w:r>
       <w:r>
         <w:rPr>
@@ -937,7 +937,7 @@
           <w:kern w:val="0"/>
           <w14:ligatures w14:val="none"/>
         </w:rPr>
-        <w:t>C</w:t>
+        <w:t/>
       </w:r>
       <w:r>
         <w:rPr>
@@ -945,7 +945,7 @@
           <w:kern w:val="0"/>
           <w14:ligatures w14:val="none"/>
         </w:rPr>
-        <w:t>é</w:t>
+        <w:t/>
       </w:r>
       <w:r>
         <w:rPr>
@@ -953,7 +953,7 @@
           <w:kern w:val="0"/>
           <w14:ligatures w14:val="none"/>
         </w:rPr>
-        <w:t xml:space="preserve">spedes </w:t>
+        <w:t xml:space="preserve"/>
       </w:r>
       <w:r>
         <w:rPr>
@@ -961,7 +961,7 @@
           <w:kern w:val="0"/>
           <w14:ligatures w14:val="none"/>
         </w:rPr>
-        <w:t>d</w:t>
+        <w:t/>
       </w:r>
       <w:r>
         <w:rPr>
@@ -971,7 +971,7 @@
           <w:lang w:val="es-ES" w:eastAsia="es-ES"/>
           <w14:ligatures w14:val="none"/>
         </w:rPr>
-        <w:t xml:space="preserve">enunció a </w:t>
+        <w:t xml:space="preserve"/>
       </w:r>
       <w:r>
         <w:rPr>
@@ -981,7 +981,7 @@
           <w:lang w:val="es-ES" w:eastAsia="es-ES"/>
           <w14:ligatures w14:val="none"/>
         </w:rPr>
-        <w:t xml:space="preserve">Rímac </w:t>
+        <w:t xml:space="preserve"/>
       </w:r>
       <w:r>
         <w:rPr>
@@ -991,7 +991,7 @@
           <w:lang w:val="es-ES" w:eastAsia="es-ES"/>
           <w14:ligatures w14:val="none"/>
         </w:rPr>
-        <w:t xml:space="preserve">y </w:t>
+        <w:t xml:space="preserve"/>
       </w:r>
       <w:r>
         <w:rPr>
@@ -1001,7 +1001,7 @@
           <w:lang w:val="es-ES" w:eastAsia="es-ES"/>
           <w14:ligatures w14:val="none"/>
         </w:rPr>
-        <w:t xml:space="preserve">City Motors </w:t>
+        <w:t xml:space="preserve"/>
       </w:r>
       <w:r>
         <w:rPr>
@@ -1011,7 +1011,7 @@
           <w:lang w:val="es-ES" w:eastAsia="es-ES"/>
           <w14:ligatures w14:val="none"/>
         </w:rPr>
-        <w:t>por presuntas infracciones a la Ley 29571, Código</w:t>
+        <w:t/>
       </w:r>
       <w:r>
         <w:rPr>
@@ -1021,7 +1021,7 @@
           <w:lang w:val="es-ES" w:eastAsia="es-ES"/>
           <w14:ligatures w14:val="none"/>
         </w:rPr>
-        <w:t xml:space="preserve"> de Protección y Defensa del Consumidor (en adelante, Código)</w:t>
+        <w:t xml:space="preserve"/>
       </w:r>
       <w:r>
         <w:rPr>
@@ -1042,7 +1042,7 @@
           <w:lang w:val="es-ES" w:eastAsia="es-ES"/>
           <w14:ligatures w14:val="none"/>
         </w:rPr>
-        <w:t xml:space="preserve">, señalando </w:t>
+        <w:t xml:space="preserve"/>
       </w:r>
       <w:r>
         <w:rPr>
@@ -1053,7 +1053,7 @@
           <w:lang w:val="es-ES" w:eastAsia="es-ES"/>
           <w14:ligatures w14:val="none"/>
         </w:rPr>
-        <w:t>lo siguiente:</w:t>
+        <w:t/>
       </w:r>
     </w:p>
     <w:p>
@@ -2866,7 +2866,7 @@
           <w:lang w:val="es-ES" w:eastAsia="es-ES"/>
           <w14:ligatures w14:val="none"/>
         </w:rPr>
-        <w:t xml:space="preserve">El </w:t>
+        <w:t xml:space="preserve">El señor [APELLIDO] solicitó, en calidad de medida correctiva, que se disponga: (i) El reconocimiento de pérdida total funcional del vehículo asegurado, por afectación prolongada, incertidumbre técnica, riesgo operativo y ausencia de verificación independiente; en su defecto, condicionar la entrega a la emisión de un informe técnico completo, suscrito por el concesionario oficial de la marca, incluyendo: kilometraje, diagnóstico, trazabilidad del repuesto y pruebas mecánicas. (ii) La exoneración de al menos el 90% del deducible exigido, por incumplimientos contractuales, contradicciones en la aplicación de la cláusula VEH018 y perjuicio económico acumulado. (iii) El reembolso del íntegro de los gastos en movilidad generados desde octubre de 2024. (iv) Ordenar a Rímac presentar las facturas originales de los repuestos utilizados. (v) Ordenar a Rímac ampliar por escrito la garantía técnica del vehículo. (vi) Ordenar a Rímac cubrir cualquier daño colateral causado por la inactividad prolongada. (vii) Ordenar a Rímac exonerar el deducible y asumir responsabilidad por defectos actuales o futuros. (viii) Ordenar a Rímac cubrir íntegramente el costo de una nueva póliza anual de seguro vehicular.</w:t>
       </w:r>
       <w:r>
         <w:rPr>
@@ -2874,7 +2874,7 @@
           <w:kern w:val="0"/>
           <w14:ligatures w14:val="none"/>
         </w:rPr>
-        <w:t xml:space="preserve">señor </w:t>
+        <w:t xml:space="preserve"/>
       </w:r>
       <w:r>
         <w:rPr>
@@ -2882,7 +2882,7 @@
           <w:kern w:val="0"/>
           <w14:ligatures w14:val="none"/>
         </w:rPr>
-        <w:t xml:space="preserve">Cespedes </w:t>
+        <w:t xml:space="preserve"/>
       </w:r>
       <w:r>
         <w:rPr>
@@ -2892,7 +2892,7 @@
           <w:lang w:val="es-ES" w:eastAsia="es-ES"/>
           <w14:ligatures w14:val="none"/>
         </w:rPr>
-        <w:t>solicitó, en calidad de</w:t>
+        <w:t/>
       </w:r>
       <w:r>
         <w:rPr>
@@ -2902,7 +2902,7 @@
           <w:lang w:val="es-ES" w:eastAsia="es-ES"/>
           <w14:ligatures w14:val="none"/>
         </w:rPr>
-        <w:t xml:space="preserve"> medida correctiva, que</w:t>
+        <w:t xml:space="preserve"/>
       </w:r>
       <w:r>
         <w:rPr>
@@ -2912,7 +2912,7 @@
           <w:lang w:val="es-ES" w:eastAsia="es-ES"/>
           <w14:ligatures w14:val="none"/>
         </w:rPr>
-        <w:t xml:space="preserve"> se disponga: (i) </w:t>
+        <w:t xml:space="preserve"/>
       </w:r>
       <w:r>
         <w:rPr>
@@ -2922,7 +2922,7 @@
           <w:lang w:val="es-ES" w:eastAsia="es-ES"/>
           <w14:ligatures w14:val="none"/>
         </w:rPr>
-        <w:t>E</w:t>
+        <w:t/>
       </w:r>
       <w:r>
         <w:rPr>
@@ -2932,7 +2932,7 @@
           <w:lang w:val="es-ES" w:eastAsia="es-ES"/>
           <w14:ligatures w14:val="none"/>
         </w:rPr>
-        <w:t>l reconocimiento de pérdida total funcional del vehículo</w:t>
+        <w:t/>
       </w:r>
       <w:r>
         <w:rPr>
@@ -2942,7 +2942,7 @@
           <w:lang w:val="es-ES" w:eastAsia="es-ES"/>
           <w14:ligatures w14:val="none"/>
         </w:rPr>
-        <w:t xml:space="preserve"> asegurado</w:t>
+        <w:t xml:space="preserve"/>
       </w:r>
       <w:r>
         <w:rPr>
@@ -2952,7 +2952,7 @@
           <w:lang w:val="es-ES" w:eastAsia="es-ES"/>
           <w14:ligatures w14:val="none"/>
         </w:rPr>
-        <w:t>, por afectación prolongada, incertidumbre técnica, riesgo operativo y ausencia de verificación independiente</w:t>
+        <w:t/>
       </w:r>
       <w:r>
         <w:rPr>
@@ -2962,7 +2962,7 @@
           <w:lang w:val="es-ES" w:eastAsia="es-ES"/>
           <w14:ligatures w14:val="none"/>
         </w:rPr>
-        <w:t>; e</w:t>
+        <w:t/>
       </w:r>
       <w:r>
         <w:rPr>
@@ -2972,7 +2972,7 @@
           <w:lang w:val="es-ES" w:eastAsia="es-ES"/>
           <w14:ligatures w14:val="none"/>
         </w:rPr>
-        <w:t xml:space="preserve">n su defecto, condicionar la entrega a la emisión de un informe técnico completo, suscrito por el concesionario oficial de la marca, incluyendo: kilometraje, diagnóstico, trazabilidad del repuesto y pruebas mecánicas. </w:t>
+        <w:t xml:space="preserve"/>
       </w:r>
       <w:r>
         <w:rPr>
@@ -2982,7 +2982,7 @@
           <w:lang w:val="es-ES" w:eastAsia="es-ES"/>
           <w14:ligatures w14:val="none"/>
         </w:rPr>
-        <w:t>(ii)</w:t>
+        <w:t/>
       </w:r>
       <w:r>
         <w:rPr>
@@ -2992,7 +2992,7 @@
           <w:lang w:val="es-ES" w:eastAsia="es-ES"/>
           <w14:ligatures w14:val="none"/>
         </w:rPr>
-        <w:t xml:space="preserve"> </w:t>
+        <w:t xml:space="preserve"/>
       </w:r>
       <w:r>
         <w:rPr>
@@ -3002,7 +3002,7 @@
           <w:lang w:val="es-ES" w:eastAsia="es-ES"/>
           <w14:ligatures w14:val="none"/>
         </w:rPr>
-        <w:t>L</w:t>
+        <w:t/>
       </w:r>
       <w:r>
         <w:rPr>
@@ -3012,7 +3012,7 @@
           <w:lang w:val="es-ES" w:eastAsia="es-ES"/>
           <w14:ligatures w14:val="none"/>
         </w:rPr>
-        <w:t>a exoneración de al menos el 90% del deducible exigido, por incumplimientos contractuales, contradicciones en la aplicación de la cláusula VEH018 y perjuicio económico acumulado</w:t>
+        <w:t/>
       </w:r>
       <w:r>
         <w:rPr>
@@ -3022,7 +3022,7 @@
           <w:lang w:val="es-ES" w:eastAsia="es-ES"/>
           <w14:ligatures w14:val="none"/>
         </w:rPr>
-        <w:t>. (i</w:t>
+        <w:t/>
       </w:r>
       <w:r>
         <w:rPr>
@@ -3032,7 +3032,7 @@
           <w:lang w:val="es-ES" w:eastAsia="es-ES"/>
           <w14:ligatures w14:val="none"/>
         </w:rPr>
-        <w:t>ii</w:t>
+        <w:t/>
       </w:r>
       <w:r>
         <w:rPr>
@@ -3042,7 +3042,7 @@
           <w:lang w:val="es-ES" w:eastAsia="es-ES"/>
           <w14:ligatures w14:val="none"/>
         </w:rPr>
-        <w:t xml:space="preserve">) </w:t>
+        <w:t xml:space="preserve"/>
       </w:r>
       <w:r>
         <w:rPr>
@@ -3052,7 +3052,7 @@
           <w:lang w:val="es-ES" w:eastAsia="es-ES"/>
           <w14:ligatures w14:val="none"/>
         </w:rPr>
-        <w:t>El reembolso del íntegro de los gastos en movilidad generados desde octubre de 2024</w:t>
+        <w:t/>
       </w:r>
       <w:r>
         <w:rPr>
@@ -3062,7 +3062,7 @@
           <w:lang w:val="es-ES" w:eastAsia="es-ES"/>
           <w14:ligatures w14:val="none"/>
         </w:rPr>
-        <w:t>.</w:t>
+        <w:t/>
       </w:r>
       <w:r>
         <w:rPr>
@@ -3072,7 +3072,7 @@
           <w:lang w:val="es-ES" w:eastAsia="es-ES"/>
           <w14:ligatures w14:val="none"/>
         </w:rPr>
-        <w:t xml:space="preserve"> (</w:t>
+        <w:t xml:space="preserve"/>
       </w:r>
       <w:r>
         <w:rPr>
@@ -3082,7 +3082,7 @@
           <w:lang w:val="es-ES" w:eastAsia="es-ES"/>
           <w14:ligatures w14:val="none"/>
         </w:rPr>
-        <w:t>i</w:t>
+        <w:t/>
       </w:r>
       <w:r>
         <w:rPr>
@@ -3092,7 +3092,7 @@
           <w:lang w:val="es-ES" w:eastAsia="es-ES"/>
           <w14:ligatures w14:val="none"/>
         </w:rPr>
-        <w:t>v) Ordenar a Rímac p</w:t>
+        <w:t/>
       </w:r>
       <w:r>
         <w:rPr>
@@ -3102,7 +3102,7 @@
           <w:lang w:val="es-ES" w:eastAsia="es-ES"/>
           <w14:ligatures w14:val="none"/>
         </w:rPr>
-        <w:t xml:space="preserve">resentar las facturas originales de los repuestos utilizados. </w:t>
+        <w:t xml:space="preserve"/>
       </w:r>
       <w:r>
         <w:rPr>
@@ -3112,7 +3112,7 @@
           <w:lang w:val="es-ES" w:eastAsia="es-ES"/>
           <w14:ligatures w14:val="none"/>
         </w:rPr>
-        <w:t>(v) Ordenar a Rímac a</w:t>
+        <w:t/>
       </w:r>
       <w:r>
         <w:rPr>
@@ -3122,7 +3122,7 @@
           <w:lang w:val="es-ES" w:eastAsia="es-ES"/>
           <w14:ligatures w14:val="none"/>
         </w:rPr>
-        <w:t xml:space="preserve">mpliar por escrito la garantía técnica del vehículo. </w:t>
+        <w:t xml:space="preserve"/>
       </w:r>
       <w:r>
         <w:rPr>
@@ -3132,7 +3132,7 @@
           <w:lang w:val="es-ES" w:eastAsia="es-ES"/>
           <w14:ligatures w14:val="none"/>
         </w:rPr>
-        <w:t>(vi) Ordenar a Rímac c</w:t>
+        <w:t/>
       </w:r>
       <w:r>
         <w:rPr>
@@ -3142,7 +3142,7 @@
           <w:lang w:val="es-ES" w:eastAsia="es-ES"/>
           <w14:ligatures w14:val="none"/>
         </w:rPr>
-        <w:t xml:space="preserve">ubrir cualquier daño colateral causado por la inactividad prolongada. </w:t>
+        <w:t xml:space="preserve"/>
       </w:r>
       <w:r>
         <w:rPr>
@@ -3152,7 +3152,7 @@
           <w:lang w:val="es-ES" w:eastAsia="es-ES"/>
           <w14:ligatures w14:val="none"/>
         </w:rPr>
-        <w:t>(vii) Ordenar a Rímac e</w:t>
+        <w:t/>
       </w:r>
       <w:r>
         <w:rPr>
@@ -3162,7 +3162,7 @@
           <w:lang w:val="es-ES" w:eastAsia="es-ES"/>
           <w14:ligatures w14:val="none"/>
         </w:rPr>
-        <w:t xml:space="preserve">xonerar el deducible y asumir responsabilidad por defectos actuales o futuros. </w:t>
+        <w:t xml:space="preserve"/>
       </w:r>
       <w:r>
         <w:rPr>
@@ -3172,7 +3172,7 @@
           <w:lang w:val="es-ES" w:eastAsia="es-ES"/>
           <w14:ligatures w14:val="none"/>
         </w:rPr>
-        <w:t>(</w:t>
+        <w:t/>
       </w:r>
       <w:r>
         <w:rPr>
@@ -3182,7 +3182,7 @@
           <w:lang w:val="es-ES" w:eastAsia="es-ES"/>
           <w14:ligatures w14:val="none"/>
         </w:rPr>
-        <w:t>viii</w:t>
+        <w:t/>
       </w:r>
       <w:r>
         <w:rPr>
@@ -3192,7 +3192,7 @@
           <w:lang w:val="es-ES" w:eastAsia="es-ES"/>
           <w14:ligatures w14:val="none"/>
         </w:rPr>
-        <w:t xml:space="preserve">) Ordenar a Rímac </w:t>
+        <w:t xml:space="preserve"/>
       </w:r>
       <w:r>
         <w:rPr>
@@ -3202,7 +3202,7 @@
           <w:lang w:val="es-ES" w:eastAsia="es-ES"/>
           <w14:ligatures w14:val="none"/>
         </w:rPr>
-        <w:t>c</w:t>
+        <w:t/>
       </w:r>
       <w:r>
         <w:rPr>
@@ -3212,7 +3212,7 @@
           <w:lang w:val="es-ES" w:eastAsia="es-ES"/>
           <w14:ligatures w14:val="none"/>
         </w:rPr>
-        <w:t>ubrir íntegramente el costo de una nueva póliza anual de seguro vehicular</w:t>
+        <w:t/>
       </w:r>
       <w:r>
         <w:rPr>
@@ -3222,7 +3222,7 @@
           <w:lang w:val="es-ES" w:eastAsia="es-ES"/>
           <w14:ligatures w14:val="none"/>
         </w:rPr>
-        <w:t>.</w:t>
+        <w:t/>
       </w:r>
     </w:p>
     <w:p>
@@ -5245,7 +5245,7 @@
           <w:lang w:eastAsia="es-PE"/>
           <w14:ligatures w14:val="none"/>
         </w:rPr>
-        <w:t xml:space="preserve">PRIMERO: </w:t>
+        <w:t xml:space="preserve">PRIMERO: admitir a trámite la denuncia del 17 de abril de 2025, complementado con los escritos del 5 de junio de 2025, 19 de junio de 2025, 7 de julio de 2025 y 8 de julio de 2025, y subsanada mediante escritos del 4 de agosto de 2025, interpuesta por el señor [DENUNCIANTE] contra Rímac Seguros y Reaseguros S.A. y City Motors S.A.C., por lo siguiente:</w:t>
       </w:r>
       <w:r>
         <w:rPr>
@@ -5256,7 +5256,7 @@
           <w:lang w:eastAsia="es-PE"/>
           <w14:ligatures w14:val="none"/>
         </w:rPr>
-        <w:t xml:space="preserve">admitir a trámite la denuncia del </w:t>
+        <w:t xml:space="preserve"/>
       </w:r>
       <w:r>
         <w:rPr>
@@ -5266,7 +5266,7 @@
           <w:lang w:val="es-ES" w:eastAsia="es-ES"/>
           <w14:ligatures w14:val="none"/>
         </w:rPr>
-        <w:t>17 de abril de 2025, complementado con los escritos del 5 de junio de 2025, 19 de junio de 2025, 7 de julio de 2025 y 8 de julio de 2025, y subsanada mediante escritos del 4 de agosto de 2025</w:t>
+        <w:t/>
       </w:r>
       <w:r>
         <w:rPr>
@@ -5276,7 +5276,7 @@
           <w:lang w:val="es-ES" w:eastAsia="es-ES"/>
           <w14:ligatures w14:val="none"/>
         </w:rPr>
-        <w:t xml:space="preserve">, </w:t>
+        <w:t xml:space="preserve"/>
       </w:r>
       <w:r>
         <w:rPr>
@@ -5287,7 +5287,7 @@
           <w:lang w:eastAsia="es-PE"/>
           <w14:ligatures w14:val="none"/>
         </w:rPr>
-        <w:t xml:space="preserve">interpuesta </w:t>
+        <w:t xml:space="preserve"/>
       </w:r>
       <w:r>
         <w:rPr>
@@ -5298,7 +5298,7 @@
           <w:lang w:eastAsia="es-PE"/>
           <w14:ligatures w14:val="none"/>
         </w:rPr>
-        <w:t xml:space="preserve">por el </w:t>
+        <w:t xml:space="preserve"/>
       </w:r>
       <w:r>
         <w:rPr>
@@ -5308,7 +5308,7 @@
           <w:kern w:val="0"/>
           <w14:ligatures w14:val="none"/>
         </w:rPr>
-        <w:t xml:space="preserve">señor Elias Alexander Céspedes Maguiña </w:t>
+        <w:t xml:space="preserve"/>
       </w:r>
       <w:r>
         <w:rPr>
@@ -5319,7 +5319,7 @@
           <w:lang w:eastAsia="es-PE"/>
           <w14:ligatures w14:val="none"/>
         </w:rPr>
-        <w:t xml:space="preserve">contra </w:t>
+        <w:t xml:space="preserve"/>
       </w:r>
       <w:r>
         <w:rPr>
@@ -5329,14 +5329,14 @@
           <w:kern w:val="0"/>
           <w14:ligatures w14:val="none"/>
         </w:rPr>
-        <w:t xml:space="preserve">Rímac Seguros y Reaseguros S.A. </w:t>
+        <w:t xml:space="preserve"/>
       </w:r>
       <w:r>
         <w:rPr>
           <w:rFonts w:ascii="Arial Narrow" w:eastAsia="Arial Narrow" w:hAnsi="Arial Narrow" w:cs="Arial Narrow"/>
           <w:bCs/>
         </w:rPr>
-        <w:t xml:space="preserve">y </w:t>
+        <w:t xml:space="preserve"/>
       </w:r>
       <w:r>
         <w:rPr>
@@ -5347,7 +5347,7 @@
           <w:lang w:eastAsia="es-PE"/>
           <w14:ligatures w14:val="none"/>
         </w:rPr>
-        <w:t>City Motors S.A.C.</w:t>
+        <w:t/>
       </w:r>
       <w:r>
         <w:rPr>
@@ -5358,7 +5358,7 @@
           <w:lang w:eastAsia="es-PE"/>
           <w14:ligatures w14:val="none"/>
         </w:rPr>
-        <w:t>, por lo siguiente:</w:t>
+        <w:t/>
       </w:r>
     </w:p>
     <w:p>
@@ -8288,7 +8288,7 @@
           <w:b/>
           <w:bCs/>
         </w:rPr>
-        <w:t>DÉCIMO</w:t>
+        <w:t xml:space="preserve">DÉCIMO PRIMERO: requerir al señor [DENUNCIANTE] y a Rímac Seguros y Reaseguros S.A. para que, dentro del plazo de dos (2) días hábiles siguientes a la fecha en que reciban la notificación en sus bandejas de correo electrónico, efectúen la confirmación de recepción de la notificación remitida por este despacho a sus correos electrónicos, de conformidad con el segundo párrafo del numeral 4 del artículo 20 del Texto Único Ordenado de la Ley del Procedimiento Administrativo General, aprobado mediante Decreto Supremo 006-2026-JUS, bajo apercibimiento de rehacer el acto de notificación y notificarle conforme al numeral 1 del artículo 20 del citado cuerpo normativo.</w:t>
       </w:r>
       <w:r>
         <w:rPr>
@@ -8296,7 +8296,7 @@
           <w:b/>
           <w:bCs/>
         </w:rPr>
-        <w:t xml:space="preserve"> PRIMERO</w:t>
+        <w:t xml:space="preserve"/>
       </w:r>
       <w:r>
         <w:rPr>
@@ -8306,7 +8306,7 @@
           <w:kern w:val="0"/>
           <w14:ligatures w14:val="none"/>
         </w:rPr>
-        <w:t>:</w:t>
+        <w:t/>
       </w:r>
       <w:r>
         <w:rPr>
@@ -8316,7 +8316,7 @@
           <w:kern w:val="0"/>
           <w14:ligatures w14:val="none"/>
         </w:rPr>
-        <w:t xml:space="preserve"> </w:t>
+        <w:t xml:space="preserve"/>
       </w:r>
       <w:r>
         <w:rPr>
@@ -8326,7 +8326,7 @@
           <w:kern w:val="0"/>
           <w14:ligatures w14:val="none"/>
         </w:rPr>
-        <w:t>requerir a</w:t>
+        <w:t/>
       </w:r>
       <w:r>
         <w:rPr>
@@ -8336,7 +8336,7 @@
           <w:kern w:val="0"/>
           <w14:ligatures w14:val="none"/>
         </w:rPr>
-        <w:t>l señor Elias Alexander C</w:t>
+        <w:t/>
       </w:r>
       <w:r>
         <w:rPr>
@@ -8346,7 +8346,7 @@
           <w:kern w:val="0"/>
           <w14:ligatures w14:val="none"/>
         </w:rPr>
-        <w:t>é</w:t>
+        <w:t/>
       </w:r>
       <w:r>
         <w:rPr>
@@ -8356,7 +8356,7 @@
           <w:kern w:val="0"/>
           <w14:ligatures w14:val="none"/>
         </w:rPr>
-        <w:t xml:space="preserve">spedes Maguiña y a Rímac Seguros </w:t>
+        <w:t xml:space="preserve"/>
       </w:r>
       <w:r>
         <w:rPr>
@@ -8366,7 +8366,7 @@
           <w:kern w:val="0"/>
           <w14:ligatures w14:val="none"/>
         </w:rPr>
-        <w:t>y</w:t>
+        <w:t/>
       </w:r>
       <w:r>
         <w:rPr>
@@ -8376,112 +8376,112 @@
           <w:kern w:val="0"/>
           <w14:ligatures w14:val="none"/>
         </w:rPr>
-        <w:t xml:space="preserve"> Reaseguros S.A. </w:t>
+        <w:t xml:space="preserve"/>
       </w:r>
       <w:r>
         <w:rPr>
           <w:rFonts w:ascii="Arial Narrow" w:hAnsi="Arial Narrow"/>
           <w:color w:val="000000"/>
         </w:rPr>
-        <w:t>para que, dentro del plazo de dos (2) días hábiles siguientes a la fecha en que reciba</w:t>
+        <w:t/>
       </w:r>
       <w:r>
         <w:rPr>
           <w:rFonts w:ascii="Arial Narrow" w:hAnsi="Arial Narrow"/>
           <w:color w:val="000000"/>
         </w:rPr>
-        <w:t>n</w:t>
+        <w:t/>
       </w:r>
       <w:r>
         <w:rPr>
           <w:rFonts w:ascii="Arial Narrow" w:hAnsi="Arial Narrow"/>
           <w:color w:val="000000"/>
         </w:rPr>
-        <w:t xml:space="preserve"> la notificación en su</w:t>
+        <w:t xml:space="preserve"/>
       </w:r>
       <w:r>
         <w:rPr>
           <w:rFonts w:ascii="Arial Narrow" w:hAnsi="Arial Narrow"/>
           <w:color w:val="000000"/>
         </w:rPr>
-        <w:t>s</w:t>
+        <w:t/>
       </w:r>
       <w:r>
         <w:rPr>
           <w:rFonts w:ascii="Arial Narrow" w:hAnsi="Arial Narrow"/>
           <w:color w:val="000000"/>
         </w:rPr>
-        <w:t xml:space="preserve"> bandeja</w:t>
+        <w:t xml:space="preserve"/>
       </w:r>
       <w:r>
         <w:rPr>
           <w:rFonts w:ascii="Arial Narrow" w:hAnsi="Arial Narrow"/>
           <w:color w:val="000000"/>
         </w:rPr>
-        <w:t>s</w:t>
+        <w:t/>
       </w:r>
       <w:r>
         <w:rPr>
           <w:rFonts w:ascii="Arial Narrow" w:hAnsi="Arial Narrow"/>
           <w:color w:val="000000"/>
         </w:rPr>
-        <w:t xml:space="preserve"> de correo electrónico, efectúe</w:t>
+        <w:t xml:space="preserve"/>
       </w:r>
       <w:r>
         <w:rPr>
           <w:rFonts w:ascii="Arial Narrow" w:hAnsi="Arial Narrow"/>
           <w:color w:val="000000"/>
         </w:rPr>
-        <w:t>n</w:t>
+        <w:t/>
       </w:r>
       <w:r>
         <w:rPr>
           <w:rFonts w:ascii="Arial Narrow" w:hAnsi="Arial Narrow"/>
           <w:color w:val="000000"/>
         </w:rPr>
-        <w:t xml:space="preserve"> la confirmación de recepción de la notificación remitida por este despacho a su</w:t>
+        <w:t xml:space="preserve"/>
       </w:r>
       <w:r>
         <w:rPr>
           <w:rFonts w:ascii="Arial Narrow" w:hAnsi="Arial Narrow"/>
           <w:color w:val="000000"/>
         </w:rPr>
-        <w:t>s</w:t>
+        <w:t/>
       </w:r>
       <w:r>
         <w:rPr>
           <w:rFonts w:ascii="Arial Narrow" w:hAnsi="Arial Narrow"/>
           <w:color w:val="000000"/>
         </w:rPr>
-        <w:t xml:space="preserve"> correo</w:t>
+        <w:t xml:space="preserve"/>
       </w:r>
       <w:r>
         <w:rPr>
           <w:rFonts w:ascii="Arial Narrow" w:hAnsi="Arial Narrow"/>
           <w:color w:val="000000"/>
         </w:rPr>
-        <w:t>s</w:t>
+        <w:t/>
       </w:r>
       <w:r>
         <w:rPr>
           <w:rFonts w:ascii="Arial Narrow" w:hAnsi="Arial Narrow"/>
           <w:color w:val="000000"/>
         </w:rPr>
-        <w:t xml:space="preserve"> electrónico</w:t>
+        <w:t xml:space="preserve"/>
       </w:r>
       <w:r>
         <w:rPr>
           <w:rFonts w:ascii="Arial Narrow" w:hAnsi="Arial Narrow"/>
           <w:color w:val="000000"/>
         </w:rPr>
-        <w:t>s</w:t>
+        <w:t/>
       </w:r>
       <w:r>
         <w:rPr>
           <w:rFonts w:ascii="Arial Narrow" w:hAnsi="Arial Narrow"/>
           <w:color w:val="000000"/>
         </w:rPr>
-        <w:t>, de conformidad con el segundo párrafo del numeral 4 del artículo 20</w:t>
+        <w:t/>
       </w:r>
       <w:r>
         <w:rPr>
@@ -8498,14 +8498,14 @@
           <w:rFonts w:ascii="Arial Narrow" w:hAnsi="Arial Narrow"/>
           <w:color w:val="000000"/>
         </w:rPr>
-        <w:t xml:space="preserve"> del Texto Único Ordenado de la Ley del Procedimiento Administrativo</w:t>
+        <w:t xml:space="preserve"/>
       </w:r>
       <w:r>
         <w:rPr>
           <w:rFonts w:ascii="Arial Narrow" w:hAnsi="Arial Narrow"/>
           <w:color w:val="000000"/>
         </w:rPr>
-        <w:t xml:space="preserve"> General, aprobado mediante </w:t>
+        <w:t xml:space="preserve"/>
       </w:r>
       <w:r>
         <w:rPr>
@@ -8513,7 +8513,7 @@
           <w:color w:val="000000"/>
         </w:rPr>
         <w:lastRenderedPageBreak/>
-        <w:t>Decreto Supremo 006-2026-JUS, bajo apercibimiento de rehacer el acto de notificación y notificarle conforme al numeral 1 del artículo 20</w:t>
+        <w:t/>
       </w:r>
       <w:r>
         <w:rPr>
@@ -8530,7 +8530,7 @@
           <w:rFonts w:ascii="Arial Narrow" w:hAnsi="Arial Narrow"/>
           <w:color w:val="000000"/>
         </w:rPr>
-        <w:t xml:space="preserve"> del citado cuerpo normativo</w:t>
+        <w:t xml:space="preserve"/>
       </w:r>
       <w:r>
         <w:rPr>
@@ -8543,7 +8543,7 @@
         <w:rPr>
           <w:rFonts w:ascii="Arial Narrow" w:hAnsi="Arial Narrow" w:cs="Arial"/>
         </w:rPr>
-        <w:t>.</w:t>
+        <w:t/>
       </w:r>
     </w:p>
     <w:p>

--- a/plantillas_maestras/01_seguro_vehicular/falta_atencion_o_demora_reclamo/2_o_mas_ddos_varios/varon/TPL_1513_2025_SEGURO_VEHICULAR_FALTA_ATENCION_O_DEMORA_RECLAMO_ASEGURADORA_VARON_R2.docx
+++ b/plantillas_maestras/01_seguro_vehicular/falta_atencion_o_demora_reclamo/2_o_mas_ddos_varios/varon/TPL_1513_2025_SEGURO_VEHICULAR_FALTA_ATENCION_O_DEMORA_RECLAMO_ASEGURADORA_VARON_R2.docx
@@ -106,7 +106,7 @@
           <w:lang w:eastAsia="es-PE"/>
           <w14:ligatures w14:val="none"/>
         </w:rPr>
-        <w:t xml:space="preserve">DENUNCIANTE:[DENUNCIANTE] (SEÑOR [APELLIDO])</w:t>
+        <w:t xml:space="preserve">DENUNCIANTE:[DENUNCIANTE] (SEÑOR [APELLIDO] )</w:t>
       </w:r>
       <w:r>
         <w:rPr>

--- a/plantillas_maestras/01_seguro_vehicular/falta_atencion_o_demora_reclamo/2_o_mas_ddos_varios/varon/TPL_1513_2025_SEGURO_VEHICULAR_FALTA_ATENCION_O_DEMORA_RECLAMO_ASEGURADORA_VARON_R2.docx
+++ b/plantillas_maestras/01_seguro_vehicular/falta_atencion_o_demora_reclamo/2_o_mas_ddos_varios/varon/TPL_1513_2025_SEGURO_VEHICULAR_FALTA_ATENCION_O_DEMORA_RECLAMO_ASEGURADORA_VARON_R2.docx
@@ -744,6 +744,7 @@
       </w:r>
       <w:r>
         <w:rPr>
+          <w:rStyle w:val="Refdenotaalpie"/>
           <w:rFonts w:ascii="Arial Narrow" w:eastAsia="Times New Roman" w:hAnsi="Arial Narrow" w:cs="Times New Roman"/>
           <w:color w:val="000000"/>
           <w:kern w:val="0"/>
@@ -1025,6 +1026,7 @@
       </w:r>
       <w:r>
         <w:rPr>
+          <w:rStyle w:val="Refdenotaalpie"/>
           <w:rFonts w:ascii="Arial Narrow" w:eastAsia="Times New Roman" w:hAnsi="Arial Narrow" w:cs="Times New Roman"/>
           <w:color w:val="000000"/>
           <w:kern w:val="0"/>
@@ -3335,6 +3337,7 @@
       </w:r>
       <w:r>
         <w:rPr>
+          <w:rStyle w:val="Refdenotaalpie"/>
           <w:rFonts w:ascii="Arial Narrow" w:eastAsia="Arial Narrow" w:hAnsi="Arial Narrow" w:cs="Arial Narrow"/>
           <w:kern w:val="0"/>
           <w:vertAlign w:val="superscript"/>
@@ -3421,6 +3424,7 @@
       </w:r>
       <w:r>
         <w:rPr>
+          <w:rStyle w:val="Refdenotaalpie"/>
           <w:rFonts w:ascii="Arial Narrow" w:eastAsia="Arial Narrow" w:hAnsi="Arial Narrow" w:cs="Arial"/>
           <w:kern w:val="0"/>
           <w:vertAlign w:val="superscript"/>
@@ -3757,6 +3761,7 @@
       </w:r>
       <w:r>
         <w:rPr>
+          <w:rStyle w:val="Refdenotaalpie"/>
           <w:rFonts w:ascii="Arial Narrow" w:eastAsia="Arial Narrow" w:hAnsi="Arial Narrow" w:cs="Arial"/>
           <w:kern w:val="0"/>
           <w:vertAlign w:val="superscript"/>
@@ -4502,6 +4507,7 @@
       </w:r>
       <w:r>
         <w:rPr>
+          <w:rStyle w:val="Refdenotaalpie"/>
           <w:rFonts w:ascii="Arial Narrow" w:eastAsia="Arial Narrow" w:hAnsi="Arial Narrow" w:cs="Arial"/>
           <w:bCs/>
           <w:color w:val="000000"/>
@@ -4811,6 +4817,7 @@
       </w:r>
       <w:r>
         <w:rPr>
+          <w:rStyle w:val="Refdenotaalpie"/>
           <w:rFonts w:ascii="Arial Narrow" w:eastAsia="Arial Narrow" w:hAnsi="Arial Narrow" w:cs="Arial Narrow"/>
           <w:kern w:val="0"/>
           <w:vertAlign w:val="superscript"/>
@@ -7153,6 +7160,7 @@
       </w:r>
       <w:r>
         <w:rPr>
+          <w:rStyle w:val="Refdenotaalpie"/>
           <w:rFonts w:ascii="Arial Narrow" w:eastAsia="Calibri" w:hAnsi="Arial Narrow" w:cs="Arial"/>
           <w:kern w:val="0"/>
           <w:vertAlign w:val="superscript"/>
@@ -7197,6 +7205,7 @@
       </w:r>
       <w:r>
         <w:rPr>
+          <w:rStyle w:val="Refdenotaalpie"/>
           <w:rFonts w:ascii="Arial Narrow" w:eastAsia="Calibri" w:hAnsi="Arial Narrow" w:cs="Arial"/>
           <w:spacing w:val="-2"/>
           <w:kern w:val="0"/>
@@ -7829,6 +7838,7 @@
       </w:r>
       <w:r>
         <w:rPr>
+          <w:rStyle w:val="Refdenotaalpie"/>
           <w:rFonts w:ascii="Arial Narrow" w:eastAsia="Arial Narrow" w:hAnsi="Arial Narrow" w:cs="Times New Roman"/>
           <w:color w:val="000000"/>
           <w:kern w:val="0"/>
@@ -7921,6 +7931,7 @@
       </w:r>
       <w:r>
         <w:rPr>
+          <w:rStyle w:val="Refdenotaalpie"/>
           <w:rFonts w:ascii="Arial Narrow" w:eastAsia="Arial Narrow" w:hAnsi="Arial Narrow" w:cs="Times New Roman"/>
           <w:color w:val="000000"/>
           <w:kern w:val="0"/>
@@ -7974,6 +7985,7 @@
       </w:r>
       <w:r>
         <w:rPr>
+          <w:rStyle w:val="Refdenotaalpie"/>
           <w:rFonts w:ascii="Arial Narrow" w:eastAsia="Arial Narrow" w:hAnsi="Arial Narrow" w:cs="Times New Roman"/>
           <w:color w:val="000000"/>
           <w:kern w:val="0"/>
@@ -8148,6 +8160,7 @@
       </w:r>
       <w:r>
         <w:rPr>
+          <w:rStyle w:val="Refdenotaalpie"/>
           <w:rFonts w:ascii="Arial Narrow" w:eastAsia="Calibri" w:hAnsi="Arial Narrow" w:cs="Arial"/>
           <w:kern w:val="0"/>
           <w:vertAlign w:val="superscript"/>
@@ -8534,6 +8547,7 @@
       </w:r>
       <w:r>
         <w:rPr>
+          <w:rStyle w:val="Refdenotaalpie"/>
           <w:rFonts w:ascii="Arial Narrow" w:hAnsi="Arial Narrow"/>
           <w:vertAlign w:val="superscript"/>
         </w:rPr>
@@ -8932,14 +8946,14 @@
         <w:tab w:val="right" w:pos="8838"/>
       </w:tabs>
       <w:rPr>
-        <w:rFonts w:ascii="Arial" w:eastAsia="Arial" w:hAnsi="Arial" w:cs="Arial"/>
+        <w:rFonts w:ascii="Arial Narrow" w:eastAsia="Arial" w:hAnsi="Arial Narrow" w:cs="Arial"/>
         <w:sz w:val="16"/>
         <w:szCs w:val="16"/>
       </w:rPr>
     </w:pPr>
     <w:r>
       <w:rPr>
-        <w:rFonts w:ascii="Arial" w:eastAsia="Arial" w:hAnsi="Arial" w:cs="Arial"/>
+        <w:rFonts w:ascii="Arial Narrow" w:eastAsia="Arial" w:hAnsi="Arial Narrow" w:cs="Arial"/>
         <w:sz w:val="16"/>
         <w:szCs w:val="16"/>
       </w:rPr>
@@ -8953,7 +8967,7 @@
     </w:pPr>
     <w:r>
       <w:rPr>
-        <w:rFonts w:ascii="Arial" w:eastAsia="Arial" w:hAnsi="Arial" w:cs="Arial"/>
+        <w:rFonts w:ascii="Arial Narrow" w:eastAsia="Arial" w:hAnsi="Arial Narrow" w:cs="Arial"/>
         <w:sz w:val="16"/>
         <w:szCs w:val="16"/>
       </w:rPr>
@@ -8961,7 +8975,7 @@
     </w:r>
     <w:r>
       <w:rPr>
-        <w:rFonts w:ascii="Arial" w:eastAsia="Arial" w:hAnsi="Arial" w:cs="Arial"/>
+        <w:rFonts w:ascii="Arial Narrow" w:eastAsia="Arial" w:hAnsi="Arial Narrow" w:cs="Arial"/>
         <w:sz w:val="16"/>
         <w:szCs w:val="16"/>
       </w:rPr>
@@ -8969,7 +8983,7 @@
     </w:r>
     <w:r>
       <w:rPr>
-        <w:rFonts w:ascii="Arial" w:eastAsia="Arial" w:hAnsi="Arial" w:cs="Arial"/>
+        <w:rFonts w:ascii="Arial Narrow" w:eastAsia="Arial" w:hAnsi="Arial Narrow" w:cs="Arial"/>
         <w:sz w:val="16"/>
         <w:szCs w:val="16"/>
       </w:rPr>
@@ -8977,7 +8991,7 @@
     </w:r>
     <w:r>
       <w:rPr>
-        <w:rFonts w:ascii="Arial" w:eastAsia="Arial" w:hAnsi="Arial" w:cs="Arial"/>
+        <w:rFonts w:ascii="Arial Narrow" w:eastAsia="Arial" w:hAnsi="Arial Narrow" w:cs="Arial"/>
         <w:sz w:val="16"/>
         <w:szCs w:val="16"/>
       </w:rPr>
@@ -8985,7 +8999,7 @@
     </w:r>
     <w:r>
       <w:rPr>
-        <w:rFonts w:ascii="Arial" w:eastAsia="Arial" w:hAnsi="Arial" w:cs="Arial"/>
+        <w:rFonts w:ascii="Arial Narrow" w:eastAsia="Arial" w:hAnsi="Arial Narrow" w:cs="Arial"/>
         <w:sz w:val="16"/>
         <w:szCs w:val="16"/>
       </w:rPr>
@@ -9035,6 +9049,7 @@
           <w:rFonts w:ascii="Arial Narrow" w:hAnsi="Arial Narrow" w:cs="Arial"/>
           <w:sz w:val="16"/>
           <w:szCs w:val="16"/>
+          <w:vertAlign w:val="superscript"/>
         </w:rPr>
         <w:footnoteRef/>
       </w:r>
@@ -9118,6 +9133,7 @@
           <w:rFonts w:ascii="Arial Narrow" w:hAnsi="Arial Narrow" w:cs="Arial"/>
           <w:sz w:val="16"/>
           <w:szCs w:val="16"/>
+          <w:vertAlign w:val="superscript"/>
         </w:rPr>
         <w:footnoteRef/>
       </w:r>
@@ -9192,6 +9208,7 @@
           <w:rFonts w:ascii="Arial Narrow" w:hAnsi="Arial Narrow" w:cs="Arial"/>
           <w:sz w:val="16"/>
           <w:szCs w:val="16"/>
+          <w:vertAlign w:val="superscript"/>
         </w:rPr>
         <w:footnoteRef/>
       </w:r>
@@ -9445,6 +9462,7 @@
           <w:rFonts w:ascii="Arial Narrow" w:hAnsi="Arial Narrow"/>
           <w:sz w:val="16"/>
           <w:szCs w:val="16"/>
+          <w:vertAlign w:val="superscript"/>
         </w:rPr>
         <w:footnoteRef/>
       </w:r>
@@ -9626,8 +9644,9 @@
         <w:rPr>
           <w:rStyle w:val="Refdenotaalpie"/>
           <w:rFonts w:ascii="Arial Narrow" w:hAnsi="Arial Narrow"/>
-          <w:sz w:val="15"/>
+          <w:sz w:val="16"/>
           <w:szCs w:val="15"/>
+          <w:vertAlign w:val="superscript"/>
         </w:rPr>
         <w:footnoteRef/>
       </w:r>
@@ -9738,6 +9757,7 @@
           <w:rFonts w:ascii="Arial Narrow" w:hAnsi="Arial Narrow"/>
           <w:sz w:val="16"/>
           <w:szCs w:val="16"/>
+          <w:vertAlign w:val="superscript"/>
         </w:rPr>
         <w:footnoteRef/>
       </w:r>
@@ -10041,6 +10061,7 @@
           <w:rFonts w:ascii="Arial Narrow" w:hAnsi="Arial Narrow" w:cs="Arial"/>
           <w:sz w:val="16"/>
           <w:szCs w:val="16"/>
+          <w:vertAlign w:val="superscript"/>
         </w:rPr>
         <w:footnoteRef/>
       </w:r>
@@ -10208,6 +10229,7 @@
           <w:rFonts w:ascii="Arial Narrow" w:hAnsi="Arial Narrow" w:cs="Arial"/>
           <w:sz w:val="16"/>
           <w:szCs w:val="16"/>
+          <w:vertAlign w:val="superscript"/>
         </w:rPr>
         <w:footnoteRef/>
       </w:r>
@@ -10260,6 +10282,7 @@
           <w:rFonts w:ascii="Arial Narrow" w:hAnsi="Arial Narrow" w:cs="Arial"/>
           <w:sz w:val="16"/>
           <w:szCs w:val="16"/>
+          <w:vertAlign w:val="superscript"/>
         </w:rPr>
         <w:footnoteRef/>
       </w:r>
@@ -10447,7 +10470,7 @@
       </w:pPr>
       <w:r>
         <w:rPr>
-          <w:rStyle w:val="TextonotapieCar"/>
+          <w:rStyle w:val="Refdenotaalpie"/>
           <w:rFonts w:ascii="Arial Narrow" w:hAnsi="Arial Narrow" w:cs="Arial"/>
           <w:sz w:val="16"/>
           <w:szCs w:val="16"/>
@@ -10663,6 +10686,7 @@
           <w:rFonts w:ascii="Arial Narrow" w:hAnsi="Arial Narrow" w:cs="Arial"/>
           <w:sz w:val="16"/>
           <w:szCs w:val="16"/>
+          <w:vertAlign w:val="superscript"/>
         </w:rPr>
         <w:footnoteRef/>
       </w:r>
@@ -11408,6 +11432,7 @@
           <w:rFonts w:ascii="Arial Narrow" w:hAnsi="Arial Narrow" w:cs="Arial"/>
           <w:sz w:val="16"/>
           <w:szCs w:val="16"/>
+          <w:vertAlign w:val="superscript"/>
         </w:rPr>
         <w:footnoteRef/>
       </w:r>
@@ -11610,6 +11635,7 @@
           <w:bCs/>
           <w:sz w:val="16"/>
           <w:szCs w:val="16"/>
+          <w:vertAlign w:val="superscript"/>
         </w:rPr>
         <w:footnoteRef/>
       </w:r>
@@ -11708,6 +11734,7 @@
           <w:rFonts w:ascii="Arial Narrow" w:hAnsi="Arial Narrow" w:cs="Arial"/>
           <w:sz w:val="16"/>
           <w:szCs w:val="16"/>
+          <w:vertAlign w:val="superscript"/>
         </w:rPr>
         <w:footnoteRef/>
       </w:r>
@@ -14122,6 +14149,17 @@
       <w:szCs w:val="20"/>
     </w:rPr>
   </w:style>
+  <w:style w:type="character" w:styleId="FootnoteReference">
+    <w:name w:val="footnote reference"/>
+    <w:basedOn w:val="Fuentedeprrafopredeter"/>
+    <w:uiPriority w:val="99"/>
+    <w:semiHidden/>
+    <w:unhideWhenUsed/>
+    <w:rPr>
+      <w:rFonts w:ascii="Arial Narrow" w:hAnsi="Arial Narrow"/>
+      <w:vertAlign w:val="superscript"/>
+    </w:rPr>
+  </w:style>
 </w:styles>
 </file>
 

--- a/plantillas_maestras/01_seguro_vehicular/falta_atencion_o_demora_reclamo/2_o_mas_ddos_varios/varon/TPL_1513_2025_SEGURO_VEHICULAR_FALTA_ATENCION_O_DEMORA_RECLAMO_ASEGURADORA_VARON_R2.docx
+++ b/plantillas_maestras/01_seguro_vehicular/falta_atencion_o_demora_reclamo/2_o_mas_ddos_varios/varon/TPL_1513_2025_SEGURO_VEHICULAR_FALTA_ATENCION_O_DEMORA_RECLAMO_ASEGURADORA_VARON_R2.docx
@@ -1,8 +1,8 @@
 
 <file path=word/document.xml><?xml version="1.0" encoding="utf-8"?>
-<w:document xmlns:wpc="http://schemas.microsoft.com/office/word/2010/wordprocessingCanvas" xmlns:cx="http://schemas.microsoft.com/office/drawing/2014/chartex" xmlns:cx1="http://schemas.microsoft.com/office/drawing/2015/9/8/chartex" xmlns:cx2="http://schemas.microsoft.com/office/drawing/2015/10/21/chartex" xmlns:cx3="http://schemas.microsoft.com/office/drawing/2016/5/9/chartex" xmlns:cx4="http://schemas.microsoft.com/office/drawing/2016/5/10/chartex" xmlns:cx5="http://schemas.microsoft.com/office/drawing/2016/5/11/chartex" xmlns:cx6="http://schemas.microsoft.com/office/drawing/2016/5/12/chartex" xmlns:cx7="http://schemas.microsoft.com/office/drawing/2016/5/13/chartex" xmlns:cx8="http://schemas.microsoft.com/office/drawing/2016/5/14/chartex" xmlns:mc="http://schemas.openxmlformats.org/markup-compatibility/2006" xmlns:aink="http://schemas.microsoft.com/office/drawing/2016/ink" xmlns:am3d="http://schemas.microsoft.com/office/drawing/2017/model3d" xmlns:o="urn:schemas-microsoft-com:office:office" xmlns:oel="http://schemas.microsoft.com/office/2019/extlst" xmlns:r="http://schemas.openxmlformats.org/officeDocument/2006/relationships" xmlns:m="http://schemas.openxmlformats.org/officeDocument/2006/math" xmlns:v="urn:schemas-microsoft-com:vml" xmlns:wp14="http://schemas.microsoft.com/office/word/2010/wordprocessingDrawing" xmlns:wp="http://schemas.openxmlformats.org/drawingml/2006/wordprocessingDrawing" xmlns:w10="urn:schemas-microsoft-com:office:word" xmlns:w="http://schemas.openxmlformats.org/wordprocessingml/2006/main" xmlns:w14="http://schemas.microsoft.com/office/word/2010/wordml" xmlns:w15="http://schemas.microsoft.com/office/word/2012/wordml" xmlns:w16cex="http://schemas.microsoft.com/office/word/2018/wordml/cex" xmlns:w16cid="http://schemas.microsoft.com/office/word/2016/wordml/cid" xmlns:w16="http://schemas.microsoft.com/office/word/2018/wordml" xmlns:w16du="http://schemas.microsoft.com/office/word/2023/wordml/word16du" xmlns:w16sdtdh="http://schemas.microsoft.com/office/word/2020/wordml/sdtdatahash" xmlns:w16sdtfl="http://schemas.microsoft.com/office/word/2024/wordml/sdtformatlock" xmlns:w16se="http://schemas.microsoft.com/office/word/2015/wordml/symex" xmlns:wpg="http://schemas.microsoft.com/office/word/2010/wordprocessingGroup" xmlns:wpi="http://schemas.microsoft.com/office/word/2010/wordprocessingInk" xmlns:wne="http://schemas.microsoft.com/office/word/2006/wordml" xmlns:wps="http://schemas.microsoft.com/office/word/2010/wordprocessingShape" mc:Ignorable="w14 w15 w16se w16cid w16 w16cex w16sdtdh w16sdtfl w16du wp14">
+<w:document xmlns:ns1="http://schemas.openxmlformats.org/markup-compatibility/2006" xmlns:ns2="http://schemas.microsoft.com/office/word/2010/wordml" xmlns:ns3="http://schemas.openxmlformats.org/officeDocument/2006/relationships" xmlns:w="http://schemas.openxmlformats.org/wordprocessingml/2006/main" ns1:Ignorable="w14 w15 w16se w16cid w16 w16cex w16sdtdh w16sdtfl w16du wp14">
   <w:body>
-    <w:p>
+    <w:p ns2:paraId="4D92E425" ns2:textId="62247310">
       <w:pPr>
         <w:tabs>
           <w:tab w:val="left" w:pos="1701"/>
@@ -14,7 +14,7 @@
           <w:color w:val="000000"/>
           <w:kern w:val="0"/>
           <w:lang w:eastAsia="es-PE"/>
-          <w14:ligatures w14:val="none"/>
+          <ns2:ligatures ns2:val="none"/>
         </w:rPr>
       </w:pPr>
       <w:bookmarkStart w:id="0" w:name="_Hlk80343540"/>
@@ -25,7 +25,7 @@
           <w:color w:val="000000"/>
           <w:kern w:val="0"/>
           <w:lang w:eastAsia="es-PE"/>
-          <w14:ligatures w14:val="none"/>
+          <ns2:ligatures ns2:val="none"/>
         </w:rPr>
         <w:t xml:space="preserve">EXPEDIENTE </w:t>
       </w:r>
@@ -36,7 +36,7 @@
           <w:color w:val="000000"/>
           <w:kern w:val="0"/>
           <w:lang w:eastAsia="es-PE"/>
-          <w14:ligatures w14:val="none"/>
+          <ns2:ligatures ns2:val="none"/>
         </w:rPr>
         <w:tab/>
         <w:t>:</w:t>
@@ -48,7 +48,7 @@
           <w:color w:val="000000"/>
           <w:kern w:val="0"/>
           <w:lang w:eastAsia="es-PE"/>
-          <w14:ligatures w14:val="none"/>
+          <ns2:ligatures ns2:val="none"/>
         </w:rPr>
         <w:tab/>
       </w:r>
@@ -61,7 +61,7 @@
           <w:kern w:val="0"/>
           <w:shd w:val="clear" w:color="auto" w:fill="FFFFFF"/>
           <w:lang w:eastAsia="es-PE"/>
-          <w14:ligatures w14:val="none"/>
+          <ns2:ligatures ns2:val="none"/>
         </w:rPr>
         <w:t>1513-2025</w:t>
       </w:r>
@@ -74,12 +74,12 @@
           <w:kern w:val="0"/>
           <w:shd w:val="clear" w:color="auto" w:fill="FFFFFF"/>
           <w:lang w:eastAsia="es-PE"/>
-          <w14:ligatures w14:val="none"/>
+          <ns2:ligatures ns2:val="none"/>
         </w:rPr>
         <w:t>/CC1</w:t>
       </w:r>
     </w:p>
-    <w:p>
+    <w:p ns2:paraId="174737B6" ns2:textId="20E65F74">
       <w:pPr>
         <w:tabs>
           <w:tab w:val="left" w:pos="1701"/>
@@ -94,7 +94,7 @@
           <w:color w:val="000000"/>
           <w:kern w:val="0"/>
           <w:lang w:eastAsia="es-PE"/>
-          <w14:ligatures w14:val="none"/>
+          <ns2:ligatures ns2:val="none"/>
         </w:rPr>
       </w:pPr>
       <w:r>
@@ -104,7 +104,7 @@
           <w:color w:val="000000"/>
           <w:kern w:val="0"/>
           <w:lang w:eastAsia="es-PE"/>
-          <w14:ligatures w14:val="none"/>
+          <ns2:ligatures ns2:val="none"/>
         </w:rPr>
         <w:t xml:space="preserve">DENUNCIANTE:[DENUNCIANTE] (SEÑOR [APELLIDO] )</w:t>
       </w:r>
@@ -115,7 +115,7 @@
           <w:color w:val="000000"/>
           <w:kern w:val="0"/>
           <w:lang w:eastAsia="es-PE"/>
-          <w14:ligatures w14:val="none"/>
+          <ns2:ligatures ns2:val="none"/>
         </w:rPr>
         <w:tab/>
         <w:t/>
@@ -127,7 +127,7 @@
           <w:color w:val="000000"/>
           <w:kern w:val="0"/>
           <w:lang w:eastAsia="es-PE"/>
-          <w14:ligatures w14:val="none"/>
+          <ns2:ligatures ns2:val="none"/>
         </w:rPr>
         <w:tab/>
       </w:r>
@@ -138,7 +138,7 @@
           <w:color w:val="000000"/>
           <w:kern w:val="0"/>
           <w:lang w:eastAsia="es-PE"/>
-          <w14:ligatures w14:val="none"/>
+          <ns2:ligatures ns2:val="none"/>
         </w:rPr>
         <w:t/>
       </w:r>
@@ -149,7 +149,7 @@
           <w:color w:val="000000"/>
           <w:kern w:val="0"/>
           <w:lang w:eastAsia="es-PE"/>
-          <w14:ligatures w14:val="none"/>
+          <ns2:ligatures ns2:val="none"/>
         </w:rPr>
         <w:t/>
       </w:r>
@@ -160,7 +160,7 @@
           <w:color w:val="000000"/>
           <w:kern w:val="0"/>
           <w:lang w:eastAsia="es-PE"/>
-          <w14:ligatures w14:val="none"/>
+          <ns2:ligatures ns2:val="none"/>
         </w:rPr>
         <w:t xml:space="preserve"/>
       </w:r>
@@ -171,7 +171,7 @@
           <w:color w:val="000000"/>
           <w:kern w:val="0"/>
           <w:lang w:eastAsia="es-PE"/>
-          <w14:ligatures w14:val="none"/>
+          <ns2:ligatures ns2:val="none"/>
         </w:rPr>
         <w:t xml:space="preserve"/>
       </w:r>
@@ -182,7 +182,7 @@
           <w:color w:val="000000"/>
           <w:kern w:val="0"/>
           <w:lang w:eastAsia="es-PE"/>
-          <w14:ligatures w14:val="none"/>
+          <ns2:ligatures ns2:val="none"/>
         </w:rPr>
         <w:t/>
       </w:r>
@@ -193,12 +193,12 @@
           <w:color w:val="000000"/>
           <w:kern w:val="0"/>
           <w:lang w:eastAsia="es-PE"/>
-          <w14:ligatures w14:val="none"/>
+          <ns2:ligatures ns2:val="none"/>
         </w:rPr>
         <w:t/>
       </w:r>
     </w:p>
-    <w:p>
+    <w:p ns2:paraId="223101EF" ns2:textId="0BB9DA55">
       <w:pPr>
         <w:tabs>
           <w:tab w:val="left" w:pos="1701"/>
@@ -213,7 +213,7 @@
           <w:color w:val="000000"/>
           <w:kern w:val="0"/>
           <w:lang w:eastAsia="es-PE"/>
-          <w14:ligatures w14:val="none"/>
+          <ns2:ligatures ns2:val="none"/>
         </w:rPr>
       </w:pPr>
       <w:r>
@@ -223,7 +223,7 @@
           <w:color w:val="000000"/>
           <w:kern w:val="0"/>
           <w:lang w:eastAsia="es-PE"/>
-          <w14:ligatures w14:val="none"/>
+          <ns2:ligatures ns2:val="none"/>
         </w:rPr>
         <w:t>DENUNCIADOS</w:t>
       </w:r>
@@ -234,7 +234,7 @@
           <w:color w:val="000000"/>
           <w:kern w:val="0"/>
           <w:lang w:eastAsia="es-PE"/>
-          <w14:ligatures w14:val="none"/>
+          <ns2:ligatures ns2:val="none"/>
         </w:rPr>
         <w:tab/>
         <w:t>:</w:t>
@@ -246,7 +246,7 @@
           <w:color w:val="000000"/>
           <w:kern w:val="0"/>
           <w:lang w:eastAsia="es-PE"/>
-          <w14:ligatures w14:val="none"/>
+          <ns2:ligatures ns2:val="none"/>
         </w:rPr>
         <w:tab/>
       </w:r>
@@ -257,7 +257,7 @@
           <w:color w:val="000000"/>
           <w:kern w:val="0"/>
           <w:lang w:eastAsia="es-PE"/>
-          <w14:ligatures w14:val="none"/>
+          <ns2:ligatures ns2:val="none"/>
         </w:rPr>
         <w:t xml:space="preserve">RÍMAC SEGUROS Y REASEGUROS S.A. </w:t>
       </w:r>
@@ -268,7 +268,7 @@
           <w:color w:val="000000"/>
           <w:kern w:val="0"/>
           <w:lang w:eastAsia="es-PE"/>
-          <w14:ligatures w14:val="none"/>
+          <ns2:ligatures ns2:val="none"/>
         </w:rPr>
         <w:t>(</w:t>
       </w:r>
@@ -279,7 +279,7 @@
           <w:color w:val="000000"/>
           <w:kern w:val="0"/>
           <w:lang w:eastAsia="es-PE"/>
-          <w14:ligatures w14:val="none"/>
+          <ns2:ligatures ns2:val="none"/>
         </w:rPr>
         <w:t>RÍMAC</w:t>
       </w:r>
@@ -290,12 +290,12 @@
           <w:color w:val="000000"/>
           <w:kern w:val="0"/>
           <w:lang w:eastAsia="es-PE"/>
-          <w14:ligatures w14:val="none"/>
+          <ns2:ligatures ns2:val="none"/>
         </w:rPr>
         <w:t xml:space="preserve">) </w:t>
       </w:r>
     </w:p>
-    <w:p>
+    <w:p ns2:paraId="4D23E5DF" ns2:textId="33A521FE">
       <w:pPr>
         <w:tabs>
           <w:tab w:val="left" w:pos="1701"/>
@@ -310,7 +310,7 @@
           <w:color w:val="000000"/>
           <w:kern w:val="0"/>
           <w:lang w:eastAsia="es-PE"/>
-          <w14:ligatures w14:val="none"/>
+          <ns2:ligatures ns2:val="none"/>
         </w:rPr>
       </w:pPr>
       <w:r>
@@ -320,7 +320,7 @@
           <w:color w:val="000000"/>
           <w:kern w:val="0"/>
           <w:lang w:eastAsia="es-PE"/>
-          <w14:ligatures w14:val="none"/>
+          <ns2:ligatures ns2:val="none"/>
         </w:rPr>
         <w:tab/>
       </w:r>
@@ -331,7 +331,7 @@
           <w:color w:val="000000"/>
           <w:kern w:val="0"/>
           <w:lang w:eastAsia="es-PE"/>
-          <w14:ligatures w14:val="none"/>
+          <ns2:ligatures ns2:val="none"/>
         </w:rPr>
         <w:tab/>
       </w:r>
@@ -342,7 +342,7 @@
           <w:color w:val="000000"/>
           <w:kern w:val="0"/>
           <w:lang w:eastAsia="es-PE"/>
-          <w14:ligatures w14:val="none"/>
+          <ns2:ligatures ns2:val="none"/>
         </w:rPr>
         <w:t>CITY MOTORS S.A.C.</w:t>
       </w:r>
@@ -353,7 +353,7 @@
           <w:color w:val="000000"/>
           <w:kern w:val="0"/>
           <w:lang w:eastAsia="es-PE"/>
-          <w14:ligatures w14:val="none"/>
+          <ns2:ligatures ns2:val="none"/>
         </w:rPr>
         <w:t xml:space="preserve"> (</w:t>
       </w:r>
@@ -364,7 +364,7 @@
           <w:color w:val="000000"/>
           <w:kern w:val="0"/>
           <w:lang w:eastAsia="es-PE"/>
-          <w14:ligatures w14:val="none"/>
+          <ns2:ligatures ns2:val="none"/>
         </w:rPr>
         <w:t>CITY MOTORS</w:t>
       </w:r>
@@ -375,12 +375,12 @@
           <w:color w:val="000000"/>
           <w:kern w:val="0"/>
           <w:lang w:eastAsia="es-PE"/>
-          <w14:ligatures w14:val="none"/>
+          <ns2:ligatures ns2:val="none"/>
         </w:rPr>
         <w:t>)</w:t>
       </w:r>
     </w:p>
-    <w:p>
+    <w:p ns2:paraId="753670C1" ns2:textId="77777777">
       <w:pPr>
         <w:tabs>
           <w:tab w:val="left" w:pos="1701"/>
@@ -395,7 +395,7 @@
           <w:color w:val="000000"/>
           <w:kern w:val="0"/>
           <w:lang w:eastAsia="es-PE"/>
-          <w14:ligatures w14:val="none"/>
+          <ns2:ligatures ns2:val="none"/>
         </w:rPr>
       </w:pPr>
       <w:r>
@@ -405,7 +405,7 @@
           <w:color w:val="000000"/>
           <w:kern w:val="0"/>
           <w:lang w:eastAsia="es-PE"/>
-          <w14:ligatures w14:val="none"/>
+          <ns2:ligatures ns2:val="none"/>
         </w:rPr>
         <w:t>MATERIAS</w:t>
       </w:r>
@@ -416,7 +416,7 @@
           <w:color w:val="000000"/>
           <w:kern w:val="0"/>
           <w:lang w:eastAsia="es-PE"/>
-          <w14:ligatures w14:val="none"/>
+          <ns2:ligatures ns2:val="none"/>
         </w:rPr>
         <w:tab/>
         <w:t xml:space="preserve">: </w:t>
@@ -428,13 +428,13 @@
           <w:color w:val="000000"/>
           <w:kern w:val="0"/>
           <w:lang w:eastAsia="es-PE"/>
-          <w14:ligatures w14:val="none"/>
+          <ns2:ligatures ns2:val="none"/>
         </w:rPr>
         <w:tab/>
         <w:t>ADMISIÓN A TRÁMITE</w:t>
       </w:r>
     </w:p>
-    <w:p>
+    <w:p ns2:paraId="449086A9" ns2:textId="77777777">
       <w:pPr>
         <w:tabs>
           <w:tab w:val="left" w:pos="1701"/>
@@ -449,7 +449,7 @@
           <w:color w:val="000000"/>
           <w:kern w:val="0"/>
           <w:lang w:eastAsia="es-PE"/>
-          <w14:ligatures w14:val="none"/>
+          <ns2:ligatures ns2:val="none"/>
         </w:rPr>
       </w:pPr>
       <w:r>
@@ -459,12 +459,12 @@
           <w:color w:val="000000"/>
           <w:kern w:val="0"/>
           <w:lang w:eastAsia="es-PE"/>
-          <w14:ligatures w14:val="none"/>
+          <ns2:ligatures ns2:val="none"/>
         </w:rPr>
         <w:t xml:space="preserve">REQUERIMIENTO DE INFORMACIÓN </w:t>
       </w:r>
     </w:p>
-    <w:p>
+    <w:p ns2:paraId="778AE69F" ns2:textId="1E2DEDC8">
       <w:pPr>
         <w:tabs>
           <w:tab w:val="left" w:pos="1701"/>
@@ -478,7 +478,7 @@
           <w:color w:val="000000"/>
           <w:kern w:val="0"/>
           <w:lang w:eastAsia="es-PE"/>
-          <w14:ligatures w14:val="none"/>
+          <ns2:ligatures ns2:val="none"/>
         </w:rPr>
       </w:pPr>
       <w:r>
@@ -488,7 +488,7 @@
           <w:color w:val="000000"/>
           <w:kern w:val="0"/>
           <w:lang w:eastAsia="es-PE"/>
-          <w14:ligatures w14:val="none"/>
+          <ns2:ligatures ns2:val="none"/>
         </w:rPr>
         <w:t xml:space="preserve">RESOLUCIÓN </w:t>
       </w:r>
@@ -499,7 +499,7 @@
           <w:color w:val="000000"/>
           <w:kern w:val="0"/>
           <w:lang w:eastAsia="es-PE"/>
-          <w14:ligatures w14:val="none"/>
+          <ns2:ligatures ns2:val="none"/>
         </w:rPr>
         <w:tab/>
         <w:t>:</w:t>
@@ -511,7 +511,7 @@
           <w:color w:val="000000"/>
           <w:kern w:val="0"/>
           <w:lang w:eastAsia="es-PE"/>
-          <w14:ligatures w14:val="none"/>
+          <ns2:ligatures ns2:val="none"/>
         </w:rPr>
         <w:tab/>
       </w:r>
@@ -522,12 +522,12 @@
           <w:color w:val="000000"/>
           <w:kern w:val="0"/>
           <w:lang w:eastAsia="es-PE"/>
-          <w14:ligatures w14:val="none"/>
+          <ns2:ligatures ns2:val="none"/>
         </w:rPr>
         <w:t>2</w:t>
       </w:r>
     </w:p>
-    <w:p>
+    <w:p ns2:paraId="26BE4AD0" ns2:textId="77777777">
       <w:pPr>
         <w:tabs>
           <w:tab w:val="left" w:pos="1014"/>
@@ -540,11 +540,11 @@
           <w:kern w:val="0"/>
           <w:shd w:val="clear" w:color="auto" w:fill="FFFFFF"/>
           <w:lang w:eastAsia="es-PE"/>
-          <w14:ligatures w14:val="none"/>
-        </w:rPr>
-      </w:pPr>
-    </w:p>
-    <w:p>
+          <ns2:ligatures ns2:val="none"/>
+        </w:rPr>
+      </w:pPr>
+    </w:p>
+    <w:p ns2:paraId="6D48DA83" ns2:textId="7664B71A">
       <w:pPr>
         <w:tabs>
           <w:tab w:val="left" w:pos="1014"/>
@@ -557,7 +557,7 @@
           <w:kern w:val="0"/>
           <w:shd w:val="clear" w:color="auto" w:fill="FFFFFF"/>
           <w:lang w:eastAsia="es-PE"/>
-          <w14:ligatures w14:val="none"/>
+          <ns2:ligatures ns2:val="none"/>
         </w:rPr>
       </w:pPr>
       <w:r>
@@ -567,7 +567,7 @@
           <w:kern w:val="0"/>
           <w:shd w:val="clear" w:color="auto" w:fill="FFFFFF"/>
           <w:lang w:eastAsia="es-PE"/>
-          <w14:ligatures w14:val="none"/>
+          <ns2:ligatures ns2:val="none"/>
         </w:rPr>
         <w:t xml:space="preserve">Lima, </w:t>
       </w:r>
@@ -578,7 +578,7 @@
           <w:kern w:val="0"/>
           <w:shd w:val="clear" w:color="auto" w:fill="FFFFFF"/>
           <w:lang w:eastAsia="es-PE"/>
-          <w14:ligatures w14:val="none"/>
+          <ns2:ligatures ns2:val="none"/>
         </w:rPr>
         <w:t>15</w:t>
       </w:r>
@@ -589,7 +589,7 @@
           <w:kern w:val="0"/>
           <w:shd w:val="clear" w:color="auto" w:fill="FFFFFF"/>
           <w:lang w:eastAsia="es-PE"/>
-          <w14:ligatures w14:val="none"/>
+          <ns2:ligatures ns2:val="none"/>
         </w:rPr>
         <w:t xml:space="preserve"> de </w:t>
       </w:r>
@@ -600,7 +600,7 @@
           <w:kern w:val="0"/>
           <w:shd w:val="clear" w:color="auto" w:fill="FFFFFF"/>
           <w:lang w:eastAsia="es-PE"/>
-          <w14:ligatures w14:val="none"/>
+          <ns2:ligatures ns2:val="none"/>
         </w:rPr>
         <w:t>ag</w:t>
       </w:r>
@@ -611,7 +611,7 @@
           <w:kern w:val="0"/>
           <w:shd w:val="clear" w:color="auto" w:fill="FFFFFF"/>
           <w:lang w:eastAsia="es-PE"/>
-          <w14:ligatures w14:val="none"/>
+          <ns2:ligatures ns2:val="none"/>
         </w:rPr>
         <w:t>osto</w:t>
       </w:r>
@@ -622,12 +622,12 @@
           <w:kern w:val="0"/>
           <w:shd w:val="clear" w:color="auto" w:fill="FFFFFF"/>
           <w:lang w:eastAsia="es-PE"/>
-          <w14:ligatures w14:val="none"/>
+          <ns2:ligatures ns2:val="none"/>
         </w:rPr>
         <w:t xml:space="preserve"> de 2025</w:t>
       </w:r>
     </w:p>
-    <w:p>
+    <w:p ns2:paraId="1EF3C256" ns2:textId="77777777">
       <w:pPr>
         <w:tabs>
           <w:tab w:val="left" w:pos="1014"/>
@@ -639,11 +639,11 @@
           <w:color w:val="000000"/>
           <w:kern w:val="0"/>
           <w:lang w:eastAsia="es-PE"/>
-          <w14:ligatures w14:val="none"/>
-        </w:rPr>
-      </w:pPr>
-    </w:p>
-    <w:p>
+          <ns2:ligatures ns2:val="none"/>
+        </w:rPr>
+      </w:pPr>
+    </w:p>
+    <w:p ns2:paraId="087322B4" ns2:textId="77777777">
       <w:pPr>
         <w:numPr>
           <w:ilvl w:val="0"/>
@@ -657,7 +657,7 @@
           <w:color w:val="000000"/>
           <w:kern w:val="0"/>
           <w:lang w:eastAsia="es-PE"/>
-          <w14:ligatures w14:val="none"/>
+          <ns2:ligatures ns2:val="none"/>
         </w:rPr>
       </w:pPr>
       <w:r>
@@ -667,12 +667,12 @@
           <w:color w:val="000000"/>
           <w:kern w:val="0"/>
           <w:lang w:eastAsia="es-PE"/>
-          <w14:ligatures w14:val="none"/>
+          <ns2:ligatures ns2:val="none"/>
         </w:rPr>
         <w:t xml:space="preserve">HECHOS </w:t>
       </w:r>
     </w:p>
-    <w:p>
+    <w:p ns2:paraId="4407157A" ns2:textId="77777777">
       <w:pPr>
         <w:spacing w:after="0" w:line="240" w:lineRule="auto"/>
         <w:jc w:val="both"/>
@@ -681,11 +681,11 @@
           <w:color w:val="000000"/>
           <w:kern w:val="0"/>
           <w:lang w:eastAsia="es-PE"/>
-          <w14:ligatures w14:val="none"/>
-        </w:rPr>
-      </w:pPr>
-    </w:p>
-    <w:p>
+          <ns2:ligatures ns2:val="none"/>
+        </w:rPr>
+      </w:pPr>
+    </w:p>
+    <w:p ns2:paraId="5ECFCB1A" ns2:textId="35FD1987">
       <w:pPr>
         <w:numPr>
           <w:ilvl w:val="1"/>
@@ -699,7 +699,7 @@
           <w:color w:val="000000"/>
           <w:kern w:val="0"/>
           <w:lang w:val="es-ES" w:eastAsia="es-ES"/>
-          <w14:ligatures w14:val="none"/>
+          <ns2:ligatures ns2:val="none"/>
         </w:rPr>
       </w:pPr>
       <w:r>
@@ -708,7 +708,7 @@
           <w:color w:val="000000"/>
           <w:kern w:val="0"/>
           <w:lang w:val="es-ES" w:eastAsia="es-ES"/>
-          <w14:ligatures w14:val="none"/>
+          <ns2:ligatures ns2:val="none"/>
         </w:rPr>
         <w:t xml:space="preserve">Mediante la denuncia del 17 de abril de 2025, complementado con los escritos del 5 de junio de 2025, 19 de junio de 2025, 7 de julio de 2025 y 8 de julio de 2025, y subsanada mediante dos escritos del 4 de agosto de 2025, el señor [APELLIDO] denunció a Rímac y City Motors por presuntas infracciones a la Ley 29571, Código de Protección y Defensa del Consumidor (en adelante, Código), señalando lo siguiente:</w:t>
       </w:r>
@@ -718,7 +718,7 @@
           <w:color w:val="000000"/>
           <w:kern w:val="0"/>
           <w:lang w:val="es-ES" w:eastAsia="es-ES"/>
-          <w14:ligatures w14:val="none"/>
+          <ns2:ligatures ns2:val="none"/>
         </w:rPr>
         <w:t xml:space="preserve"/>
       </w:r>
@@ -728,7 +728,7 @@
           <w:color w:val="000000"/>
           <w:kern w:val="0"/>
           <w:lang w:val="es-ES" w:eastAsia="es-ES"/>
-          <w14:ligatures w14:val="none"/>
+          <ns2:ligatures ns2:val="none"/>
         </w:rPr>
         <w:t xml:space="preserve"/>
       </w:r>
@@ -738,7 +738,7 @@
           <w:color w:val="000000"/>
           <w:kern w:val="0"/>
           <w:lang w:val="es-ES" w:eastAsia="es-ES"/>
-          <w14:ligatures w14:val="none"/>
+          <ns2:ligatures ns2:val="none"/>
         </w:rPr>
         <w:t/>
       </w:r>
@@ -750,7 +750,7 @@
           <w:kern w:val="0"/>
           <w:vertAlign w:val="superscript"/>
           <w:lang w:val="es-ES" w:eastAsia="es-ES"/>
-          <w14:ligatures w14:val="none"/>
+          <ns2:ligatures ns2:val="none"/>
         </w:rPr>
         <w:footnoteReference w:id="1"/>
       </w:r>
@@ -760,7 +760,7 @@
           <w:color w:val="000000"/>
           <w:kern w:val="0"/>
           <w:lang w:val="es-ES" w:eastAsia="es-ES"/>
-          <w14:ligatures w14:val="none"/>
+          <ns2:ligatures ns2:val="none"/>
         </w:rPr>
         <w:t xml:space="preserve"/>
       </w:r>
@@ -770,7 +770,7 @@
           <w:color w:val="000000"/>
           <w:kern w:val="0"/>
           <w:lang w:val="es-ES" w:eastAsia="es-ES"/>
-          <w14:ligatures w14:val="none"/>
+          <ns2:ligatures ns2:val="none"/>
         </w:rPr>
         <w:t/>
       </w:r>
@@ -780,7 +780,7 @@
           <w:color w:val="000000"/>
           <w:kern w:val="0"/>
           <w:lang w:val="es-ES" w:eastAsia="es-ES"/>
-          <w14:ligatures w14:val="none"/>
+          <ns2:ligatures ns2:val="none"/>
         </w:rPr>
         <w:t xml:space="preserve"/>
       </w:r>
@@ -790,7 +790,7 @@
           <w:color w:val="000000"/>
           <w:kern w:val="0"/>
           <w:lang w:val="es-ES" w:eastAsia="es-ES"/>
-          <w14:ligatures w14:val="none"/>
+          <ns2:ligatures ns2:val="none"/>
         </w:rPr>
         <w:t xml:space="preserve"/>
       </w:r>
@@ -800,7 +800,7 @@
           <w:color w:val="000000"/>
           <w:kern w:val="0"/>
           <w:lang w:val="es-ES" w:eastAsia="es-ES"/>
-          <w14:ligatures w14:val="none"/>
+          <ns2:ligatures ns2:val="none"/>
         </w:rPr>
         <w:t xml:space="preserve"/>
       </w:r>
@@ -810,7 +810,7 @@
           <w:color w:val="000000"/>
           <w:kern w:val="0"/>
           <w:lang w:val="es-ES" w:eastAsia="es-ES"/>
-          <w14:ligatures w14:val="none"/>
+          <ns2:ligatures ns2:val="none"/>
         </w:rPr>
         <w:t/>
       </w:r>
@@ -820,7 +820,7 @@
           <w:color w:val="000000"/>
           <w:kern w:val="0"/>
           <w:lang w:val="es-ES" w:eastAsia="es-ES"/>
-          <w14:ligatures w14:val="none"/>
+          <ns2:ligatures ns2:val="none"/>
         </w:rPr>
         <w:t xml:space="preserve"/>
       </w:r>
@@ -830,7 +830,7 @@
           <w:color w:val="000000"/>
           <w:kern w:val="0"/>
           <w:lang w:val="es-ES" w:eastAsia="es-ES"/>
-          <w14:ligatures w14:val="none"/>
+          <ns2:ligatures ns2:val="none"/>
         </w:rPr>
         <w:t xml:space="preserve"/>
       </w:r>
@@ -840,7 +840,7 @@
           <w:color w:val="000000"/>
           <w:kern w:val="0"/>
           <w:lang w:val="es-ES" w:eastAsia="es-ES"/>
-          <w14:ligatures w14:val="none"/>
+          <ns2:ligatures ns2:val="none"/>
         </w:rPr>
         <w:t xml:space="preserve"/>
       </w:r>
@@ -850,7 +850,7 @@
           <w:color w:val="000000"/>
           <w:kern w:val="0"/>
           <w:lang w:val="es-ES" w:eastAsia="es-ES"/>
-          <w14:ligatures w14:val="none"/>
+          <ns2:ligatures ns2:val="none"/>
         </w:rPr>
         <w:t xml:space="preserve"/>
       </w:r>
@@ -860,7 +860,7 @@
           <w:color w:val="000000"/>
           <w:kern w:val="0"/>
           <w:lang w:val="es-ES" w:eastAsia="es-ES"/>
-          <w14:ligatures w14:val="none"/>
+          <ns2:ligatures ns2:val="none"/>
         </w:rPr>
         <w:t/>
       </w:r>
@@ -870,7 +870,7 @@
           <w:color w:val="000000"/>
           <w:kern w:val="0"/>
           <w:lang w:val="es-ES" w:eastAsia="es-ES"/>
-          <w14:ligatures w14:val="none"/>
+          <ns2:ligatures ns2:val="none"/>
         </w:rPr>
         <w:t/>
       </w:r>
@@ -880,7 +880,7 @@
           <w:color w:val="000000"/>
           <w:kern w:val="0"/>
           <w:lang w:val="es-ES" w:eastAsia="es-ES"/>
-          <w14:ligatures w14:val="none"/>
+          <ns2:ligatures ns2:val="none"/>
         </w:rPr>
         <w:t xml:space="preserve"/>
       </w:r>
@@ -890,7 +890,7 @@
           <w:color w:val="000000"/>
           <w:kern w:val="0"/>
           <w:lang w:val="es-ES" w:eastAsia="es-ES"/>
-          <w14:ligatures w14:val="none"/>
+          <ns2:ligatures ns2:val="none"/>
         </w:rPr>
         <w:t/>
       </w:r>
@@ -900,7 +900,7 @@
           <w:color w:val="000000"/>
           <w:kern w:val="0"/>
           <w:lang w:val="es-ES" w:eastAsia="es-ES"/>
-          <w14:ligatures w14:val="none"/>
+          <ns2:ligatures ns2:val="none"/>
         </w:rPr>
         <w:t xml:space="preserve"/>
       </w:r>
@@ -910,7 +910,7 @@
           <w:color w:val="000000"/>
           <w:kern w:val="0"/>
           <w:lang w:val="es-ES" w:eastAsia="es-ES"/>
-          <w14:ligatures w14:val="none"/>
+          <ns2:ligatures ns2:val="none"/>
         </w:rPr>
         <w:t/>
       </w:r>
@@ -920,7 +920,7 @@
           <w:color w:val="000000"/>
           <w:kern w:val="0"/>
           <w:lang w:val="es-ES" w:eastAsia="es-ES"/>
-          <w14:ligatures w14:val="none"/>
+          <ns2:ligatures ns2:val="none"/>
         </w:rPr>
         <w:t xml:space="preserve"/>
       </w:r>
@@ -928,7 +928,7 @@
         <w:rPr>
           <w:rFonts w:ascii="Arial Narrow" w:eastAsia="Calibri" w:hAnsi="Arial Narrow" w:cs="Arial"/>
           <w:kern w:val="0"/>
-          <w14:ligatures w14:val="none"/>
+          <ns2:ligatures ns2:val="none"/>
         </w:rPr>
         <w:t xml:space="preserve"/>
       </w:r>
@@ -936,7 +936,7 @@
         <w:rPr>
           <w:rFonts w:ascii="Arial Narrow" w:eastAsia="Calibri" w:hAnsi="Arial Narrow" w:cs="Arial"/>
           <w:kern w:val="0"/>
-          <w14:ligatures w14:val="none"/>
+          <ns2:ligatures ns2:val="none"/>
         </w:rPr>
         <w:t/>
       </w:r>
@@ -944,7 +944,7 @@
         <w:rPr>
           <w:rFonts w:ascii="Arial Narrow" w:eastAsia="Calibri" w:hAnsi="Arial Narrow" w:cs="Arial"/>
           <w:kern w:val="0"/>
-          <w14:ligatures w14:val="none"/>
+          <ns2:ligatures ns2:val="none"/>
         </w:rPr>
         <w:t/>
       </w:r>
@@ -952,7 +952,7 @@
         <w:rPr>
           <w:rFonts w:ascii="Arial Narrow" w:eastAsia="Calibri" w:hAnsi="Arial Narrow" w:cs="Arial"/>
           <w:kern w:val="0"/>
-          <w14:ligatures w14:val="none"/>
+          <ns2:ligatures ns2:val="none"/>
         </w:rPr>
         <w:t xml:space="preserve"/>
       </w:r>
@@ -960,7 +960,7 @@
         <w:rPr>
           <w:rFonts w:ascii="Arial Narrow" w:eastAsia="Calibri" w:hAnsi="Arial Narrow" w:cs="Arial"/>
           <w:kern w:val="0"/>
-          <w14:ligatures w14:val="none"/>
+          <ns2:ligatures ns2:val="none"/>
         </w:rPr>
         <w:t/>
       </w:r>
@@ -970,7 +970,7 @@
           <w:color w:val="000000"/>
           <w:kern w:val="0"/>
           <w:lang w:val="es-ES" w:eastAsia="es-ES"/>
-          <w14:ligatures w14:val="none"/>
+          <ns2:ligatures ns2:val="none"/>
         </w:rPr>
         <w:t xml:space="preserve"/>
       </w:r>
@@ -980,7 +980,7 @@
           <w:color w:val="000000"/>
           <w:kern w:val="0"/>
           <w:lang w:val="es-ES" w:eastAsia="es-ES"/>
-          <w14:ligatures w14:val="none"/>
+          <ns2:ligatures ns2:val="none"/>
         </w:rPr>
         <w:t xml:space="preserve"/>
       </w:r>
@@ -990,7 +990,7 @@
           <w:color w:val="000000"/>
           <w:kern w:val="0"/>
           <w:lang w:val="es-ES" w:eastAsia="es-ES"/>
-          <w14:ligatures w14:val="none"/>
+          <ns2:ligatures ns2:val="none"/>
         </w:rPr>
         <w:t xml:space="preserve"/>
       </w:r>
@@ -1000,7 +1000,7 @@
           <w:color w:val="000000"/>
           <w:kern w:val="0"/>
           <w:lang w:val="es-ES" w:eastAsia="es-ES"/>
-          <w14:ligatures w14:val="none"/>
+          <ns2:ligatures ns2:val="none"/>
         </w:rPr>
         <w:t xml:space="preserve"/>
       </w:r>
@@ -1010,7 +1010,7 @@
           <w:color w:val="000000"/>
           <w:kern w:val="0"/>
           <w:lang w:val="es-ES" w:eastAsia="es-ES"/>
-          <w14:ligatures w14:val="none"/>
+          <ns2:ligatures ns2:val="none"/>
         </w:rPr>
         <w:t/>
       </w:r>
@@ -1020,7 +1020,7 @@
           <w:color w:val="000000"/>
           <w:kern w:val="0"/>
           <w:lang w:val="es-ES" w:eastAsia="es-ES"/>
-          <w14:ligatures w14:val="none"/>
+          <ns2:ligatures ns2:val="none"/>
         </w:rPr>
         <w:t xml:space="preserve"/>
       </w:r>
@@ -1032,7 +1032,7 @@
           <w:kern w:val="0"/>
           <w:vertAlign w:val="superscript"/>
           <w:lang w:val="es-ES" w:eastAsia="es-ES"/>
-          <w14:ligatures w14:val="none"/>
+          <ns2:ligatures ns2:val="none"/>
         </w:rPr>
         <w:footnoteReference w:id="2"/>
       </w:r>
@@ -1042,7 +1042,7 @@
           <w:color w:val="000000"/>
           <w:kern w:val="0"/>
           <w:lang w:val="es-ES" w:eastAsia="es-ES"/>
-          <w14:ligatures w14:val="none"/>
+          <ns2:ligatures ns2:val="none"/>
         </w:rPr>
         <w:t xml:space="preserve"/>
       </w:r>
@@ -1053,12 +1053,12 @@
           <w:color w:val="000000"/>
           <w:kern w:val="0"/>
           <w:lang w:val="es-ES" w:eastAsia="es-ES"/>
-          <w14:ligatures w14:val="none"/>
+          <ns2:ligatures ns2:val="none"/>
         </w:rPr>
         <w:t/>
       </w:r>
     </w:p>
-    <w:p>
+    <w:p ns2:paraId="64AF7FDB" ns2:textId="77777777">
       <w:pPr>
         <w:tabs>
           <w:tab w:val="left" w:pos="1134"/>
@@ -1070,11 +1070,11 @@
           <w:color w:val="000000"/>
           <w:kern w:val="0"/>
           <w:lang w:val="es-ES" w:eastAsia="es-ES"/>
-          <w14:ligatures w14:val="none"/>
-        </w:rPr>
-      </w:pPr>
-    </w:p>
-    <w:p>
+          <ns2:ligatures ns2:val="none"/>
+        </w:rPr>
+      </w:pPr>
+    </w:p>
+    <w:p ns2:paraId="297E61A6" ns2:textId="17046458">
       <w:pPr>
         <w:pStyle w:val="Prrafodelista"/>
         <w:numPr>
@@ -1093,16 +1093,16 @@
           <w:color w:val="000000"/>
           <w:kern w:val="0"/>
           <w:lang w:eastAsia="es-ES"/>
-          <w14:ligatures w14:val="none"/>
-        </w:rPr>
-      </w:pPr>
-      <w:r>
-        <w:rPr>
-          <w:rFonts w:ascii="Arial Narrow" w:eastAsia="Times New Roman" w:hAnsi="Arial Narrow" w:cs="Arial"/>
-          <w:color w:val="000000"/>
-          <w:kern w:val="0"/>
-          <w:lang w:eastAsia="es-ES"/>
-          <w14:ligatures w14:val="none"/>
+          <ns2:ligatures ns2:val="none"/>
+        </w:rPr>
+      </w:pPr>
+      <w:r>
+        <w:rPr>
+          <w:rFonts w:ascii="Arial Narrow" w:eastAsia="Times New Roman" w:hAnsi="Arial Narrow" w:cs="Arial"/>
+          <w:color w:val="000000"/>
+          <w:kern w:val="0"/>
+          <w:lang w:eastAsia="es-ES"/>
+          <ns2:ligatures ns2:val="none"/>
         </w:rPr>
         <w:t xml:space="preserve">Con anterioridad al 4 de octubre de 2024, contrató </w:t>
       </w:r>
@@ -1112,7 +1112,7 @@
           <w:color w:val="000000"/>
           <w:kern w:val="0"/>
           <w:lang w:eastAsia="es-ES"/>
-          <w14:ligatures w14:val="none"/>
+          <ns2:ligatures ns2:val="none"/>
         </w:rPr>
         <w:t>el</w:t>
       </w:r>
@@ -1122,7 +1122,7 @@
           <w:color w:val="000000"/>
           <w:kern w:val="0"/>
           <w:lang w:eastAsia="es-ES"/>
-          <w14:ligatures w14:val="none"/>
+          <ns2:ligatures ns2:val="none"/>
         </w:rPr>
         <w:t xml:space="preserve"> Seguro </w:t>
       </w:r>
@@ -1132,7 +1132,7 @@
           <w:color w:val="000000"/>
           <w:kern w:val="0"/>
           <w:lang w:eastAsia="es-ES"/>
-          <w14:ligatures w14:val="none"/>
+          <ns2:ligatures ns2:val="none"/>
         </w:rPr>
         <w:t>Vehicular</w:t>
       </w:r>
@@ -1142,7 +1142,7 @@
           <w:color w:val="000000"/>
           <w:kern w:val="0"/>
           <w:lang w:eastAsia="es-ES"/>
-          <w14:ligatures w14:val="none"/>
+          <ns2:ligatures ns2:val="none"/>
         </w:rPr>
         <w:t xml:space="preserve"> – Póliza </w:t>
       </w:r>
@@ -1152,7 +1152,7 @@
           <w:color w:val="000000"/>
           <w:kern w:val="0"/>
           <w:lang w:eastAsia="es-ES"/>
-          <w14:ligatures w14:val="none"/>
+          <ns2:ligatures ns2:val="none"/>
         </w:rPr>
         <w:t xml:space="preserve">2101-1106499 </w:t>
       </w:r>
@@ -1162,7 +1162,7 @@
           <w:color w:val="000000"/>
           <w:kern w:val="0"/>
           <w:lang w:eastAsia="es-ES"/>
-          <w14:ligatures w14:val="none"/>
+          <ns2:ligatures ns2:val="none"/>
         </w:rPr>
         <w:t xml:space="preserve">(en adelante, </w:t>
       </w:r>
@@ -1172,7 +1172,7 @@
           <w:color w:val="000000"/>
           <w:kern w:val="0"/>
           <w:lang w:eastAsia="es-ES"/>
-          <w14:ligatures w14:val="none"/>
+          <ns2:ligatures ns2:val="none"/>
         </w:rPr>
         <w:t xml:space="preserve">Seguro </w:t>
       </w:r>
@@ -1182,7 +1182,7 @@
           <w:color w:val="000000"/>
           <w:kern w:val="0"/>
           <w:lang w:eastAsia="es-ES"/>
-          <w14:ligatures w14:val="none"/>
+          <ns2:ligatures ns2:val="none"/>
         </w:rPr>
         <w:t>Vehicular</w:t>
       </w:r>
@@ -1192,7 +1192,7 @@
           <w:color w:val="000000"/>
           <w:kern w:val="0"/>
           <w:lang w:eastAsia="es-ES"/>
-          <w14:ligatures w14:val="none"/>
+          <ns2:ligatures ns2:val="none"/>
         </w:rPr>
         <w:t>) con Rímac, para la cobertura de</w:t>
       </w:r>
@@ -1202,7 +1202,7 @@
           <w:color w:val="000000"/>
           <w:kern w:val="0"/>
           <w:lang w:eastAsia="es-ES"/>
-          <w14:ligatures w14:val="none"/>
+          <ns2:ligatures ns2:val="none"/>
         </w:rPr>
         <w:t xml:space="preserve"> su</w:t>
       </w:r>
@@ -1212,12 +1212,12 @@
           <w:color w:val="000000"/>
           <w:kern w:val="0"/>
           <w:lang w:eastAsia="es-ES"/>
-          <w14:ligatures w14:val="none"/>
+          <ns2:ligatures ns2:val="none"/>
         </w:rPr>
         <w:t xml:space="preserve"> vehículo con Placa de Rodaje BMX244. </w:t>
       </w:r>
     </w:p>
-    <w:p>
+    <w:p ns2:paraId="4E350669" ns2:textId="77777777">
       <w:pPr>
         <w:pStyle w:val="Prrafodelista"/>
         <w:spacing w:line="240" w:lineRule="auto"/>
@@ -1228,11 +1228,11 @@
           <w:color w:val="000000"/>
           <w:kern w:val="0"/>
           <w:lang w:eastAsia="es-ES"/>
-          <w14:ligatures w14:val="none"/>
-        </w:rPr>
-      </w:pPr>
-    </w:p>
-    <w:p>
+          <ns2:ligatures ns2:val="none"/>
+        </w:rPr>
+      </w:pPr>
+    </w:p>
+    <w:p ns2:paraId="3C51CEBC" ns2:textId="4A14F228">
       <w:pPr>
         <w:pStyle w:val="Prrafodelista"/>
         <w:numPr>
@@ -1251,16 +1251,16 @@
           <w:color w:val="000000"/>
           <w:kern w:val="0"/>
           <w:lang w:eastAsia="es-ES"/>
-          <w14:ligatures w14:val="none"/>
-        </w:rPr>
-      </w:pPr>
-      <w:r>
-        <w:rPr>
-          <w:rFonts w:ascii="Arial Narrow" w:eastAsia="Times New Roman" w:hAnsi="Arial Narrow" w:cs="Arial"/>
-          <w:color w:val="000000"/>
-          <w:kern w:val="0"/>
-          <w:lang w:eastAsia="es-ES"/>
-          <w14:ligatures w14:val="none"/>
+          <ns2:ligatures ns2:val="none"/>
+        </w:rPr>
+      </w:pPr>
+      <w:r>
+        <w:rPr>
+          <w:rFonts w:ascii="Arial Narrow" w:eastAsia="Times New Roman" w:hAnsi="Arial Narrow" w:cs="Arial"/>
+          <w:color w:val="000000"/>
+          <w:kern w:val="0"/>
+          <w:lang w:eastAsia="es-ES"/>
+          <ns2:ligatures ns2:val="none"/>
         </w:rPr>
         <w:t xml:space="preserve">El 4 de octubre de 2024, ocurrió un siniestro de </w:t>
       </w:r>
@@ -1270,7 +1270,7 @@
           <w:color w:val="000000"/>
           <w:kern w:val="0"/>
           <w:lang w:eastAsia="es-ES"/>
-          <w14:ligatures w14:val="none"/>
+          <ns2:ligatures ns2:val="none"/>
         </w:rPr>
         <w:t>sustracción</w:t>
       </w:r>
@@ -1280,7 +1280,7 @@
           <w:color w:val="000000"/>
           <w:kern w:val="0"/>
           <w:lang w:eastAsia="es-ES"/>
-          <w14:ligatures w14:val="none"/>
+          <ns2:ligatures ns2:val="none"/>
         </w:rPr>
         <w:t xml:space="preserve"> parcial de</w:t>
       </w:r>
@@ -1290,7 +1290,7 @@
           <w:color w:val="000000"/>
           <w:kern w:val="0"/>
           <w:lang w:eastAsia="es-ES"/>
-          <w14:ligatures w14:val="none"/>
+          <ns2:ligatures ns2:val="none"/>
         </w:rPr>
         <w:t xml:space="preserve"> su</w:t>
       </w:r>
@@ -1300,7 +1300,7 @@
           <w:color w:val="000000"/>
           <w:kern w:val="0"/>
           <w:lang w:eastAsia="es-ES"/>
-          <w14:ligatures w14:val="none"/>
+          <ns2:ligatures ns2:val="none"/>
         </w:rPr>
         <w:t xml:space="preserve"> vehículo asegurado. El mismo día, trasladó el vehículo al concesionario oficial con conocimiento de Rímac, quien gestionó el servicio de grúa. Posteriormente, </w:t>
       </w:r>
@@ -1310,7 +1310,7 @@
           <w:color w:val="000000"/>
           <w:kern w:val="0"/>
           <w:lang w:eastAsia="es-ES"/>
-          <w14:ligatures w14:val="none"/>
+          <ns2:ligatures ns2:val="none"/>
         </w:rPr>
         <w:t>la compañía aseguradora</w:t>
       </w:r>
@@ -1320,7 +1320,7 @@
           <w:color w:val="000000"/>
           <w:kern w:val="0"/>
           <w:lang w:eastAsia="es-ES"/>
-          <w14:ligatures w14:val="none"/>
+          <ns2:ligatures ns2:val="none"/>
         </w:rPr>
         <w:t xml:space="preserve"> le indicó retirar el vehículo del concesionario </w:t>
       </w:r>
@@ -1330,7 +1330,7 @@
           <w:color w:val="000000"/>
           <w:kern w:val="0"/>
           <w:lang w:eastAsia="es-ES"/>
-          <w14:ligatures w14:val="none"/>
+          <ns2:ligatures ns2:val="none"/>
         </w:rPr>
         <w:t xml:space="preserve">para ser derivado y retenido </w:t>
       </w:r>
@@ -1340,7 +1340,7 @@
           <w:color w:val="000000"/>
           <w:kern w:val="0"/>
           <w:lang w:eastAsia="es-ES"/>
-          <w14:ligatures w14:val="none"/>
+          <ns2:ligatures ns2:val="none"/>
         </w:rPr>
         <w:t xml:space="preserve">al taller </w:t>
       </w:r>
@@ -1350,7 +1350,7 @@
           <w:color w:val="000000"/>
           <w:kern w:val="0"/>
           <w:lang w:eastAsia="es-ES"/>
-          <w14:ligatures w14:val="none"/>
+          <ns2:ligatures ns2:val="none"/>
         </w:rPr>
         <w:t>de</w:t>
       </w:r>
@@ -1360,7 +1360,7 @@
           <w:color w:val="000000"/>
           <w:kern w:val="0"/>
           <w:lang w:eastAsia="es-ES"/>
-          <w14:ligatures w14:val="none"/>
+          <ns2:ligatures ns2:val="none"/>
         </w:rPr>
         <w:t xml:space="preserve"> City Motors</w:t>
       </w:r>
@@ -1370,12 +1370,12 @@
           <w:color w:val="000000"/>
           <w:kern w:val="0"/>
           <w:lang w:eastAsia="es-ES"/>
-          <w14:ligatures w14:val="none"/>
+          <ns2:ligatures ns2:val="none"/>
         </w:rPr>
         <w:t>.</w:t>
       </w:r>
     </w:p>
-    <w:p>
+    <w:p ns2:paraId="592B81DE" ns2:textId="77777777">
       <w:pPr>
         <w:pStyle w:val="Prrafodelista"/>
         <w:spacing w:line="240" w:lineRule="auto"/>
@@ -1384,11 +1384,11 @@
           <w:color w:val="000000"/>
           <w:kern w:val="0"/>
           <w:lang w:eastAsia="es-ES"/>
-          <w14:ligatures w14:val="none"/>
-        </w:rPr>
-      </w:pPr>
-    </w:p>
-    <w:p>
+          <ns2:ligatures ns2:val="none"/>
+        </w:rPr>
+      </w:pPr>
+    </w:p>
+    <w:p ns2:paraId="5A31957B" ns2:textId="544CBCB0">
       <w:pPr>
         <w:pStyle w:val="Prrafodelista"/>
         <w:numPr>
@@ -1407,16 +1407,16 @@
           <w:color w:val="000000"/>
           <w:kern w:val="0"/>
           <w:lang w:eastAsia="es-ES"/>
-          <w14:ligatures w14:val="none"/>
-        </w:rPr>
-      </w:pPr>
-      <w:r>
-        <w:rPr>
-          <w:rFonts w:ascii="Arial Narrow" w:eastAsia="Times New Roman" w:hAnsi="Arial Narrow" w:cs="Arial"/>
-          <w:color w:val="000000"/>
-          <w:kern w:val="0"/>
-          <w:lang w:eastAsia="es-ES"/>
-          <w14:ligatures w14:val="none"/>
+          <ns2:ligatures ns2:val="none"/>
+        </w:rPr>
+      </w:pPr>
+      <w:r>
+        <w:rPr>
+          <w:rFonts w:ascii="Arial Narrow" w:eastAsia="Times New Roman" w:hAnsi="Arial Narrow" w:cs="Arial"/>
+          <w:color w:val="000000"/>
+          <w:kern w:val="0"/>
+          <w:lang w:eastAsia="es-ES"/>
+          <ns2:ligatures ns2:val="none"/>
         </w:rPr>
         <w:t>E</w:t>
       </w:r>
@@ -1426,7 +1426,7 @@
           <w:color w:val="000000"/>
           <w:kern w:val="0"/>
           <w:lang w:eastAsia="es-ES"/>
-          <w14:ligatures w14:val="none"/>
+          <ns2:ligatures ns2:val="none"/>
         </w:rPr>
         <w:t xml:space="preserve">l 14 de febrero de 2025, </w:t>
       </w:r>
@@ -1436,7 +1436,7 @@
           <w:color w:val="000000"/>
           <w:kern w:val="0"/>
           <w:lang w:eastAsia="es-ES"/>
-          <w14:ligatures w14:val="none"/>
+          <ns2:ligatures ns2:val="none"/>
         </w:rPr>
         <w:t>producto de</w:t>
       </w:r>
@@ -1446,7 +1446,7 @@
           <w:color w:val="000000"/>
           <w:kern w:val="0"/>
           <w:lang w:eastAsia="es-ES"/>
-          <w14:ligatures w14:val="none"/>
+          <ns2:ligatures ns2:val="none"/>
         </w:rPr>
         <w:t xml:space="preserve"> </w:t>
       </w:r>
@@ -1456,7 +1456,7 @@
           <w:color w:val="000000"/>
           <w:kern w:val="0"/>
           <w:lang w:eastAsia="es-ES"/>
-          <w14:ligatures w14:val="none"/>
+          <ns2:ligatures ns2:val="none"/>
         </w:rPr>
         <w:t>la tensión emocional</w:t>
       </w:r>
@@ -1466,7 +1466,7 @@
           <w:color w:val="000000"/>
           <w:kern w:val="0"/>
           <w:lang w:eastAsia="es-ES"/>
-          <w14:ligatures w14:val="none"/>
+          <ns2:ligatures ns2:val="none"/>
         </w:rPr>
         <w:t xml:space="preserve"> y</w:t>
       </w:r>
@@ -1476,7 +1476,7 @@
           <w:color w:val="000000"/>
           <w:kern w:val="0"/>
           <w:lang w:eastAsia="es-ES"/>
-          <w14:ligatures w14:val="none"/>
+          <ns2:ligatures ns2:val="none"/>
         </w:rPr>
         <w:t xml:space="preserve"> esfuerzo físico </w:t>
       </w:r>
@@ -1486,7 +1486,7 @@
           <w:color w:val="000000"/>
           <w:kern w:val="0"/>
           <w:lang w:eastAsia="es-ES"/>
-          <w14:ligatures w14:val="none"/>
+          <ns2:ligatures ns2:val="none"/>
         </w:rPr>
         <w:t xml:space="preserve">fue diagnosticado con lumbago no especificado por el Hospital Alberto Barton Thompson, con restricción de movilidad y </w:t>
       </w:r>
@@ -1496,12 +1496,12 @@
           <w:color w:val="000000"/>
           <w:kern w:val="0"/>
           <w:lang w:eastAsia="es-ES"/>
-          <w14:ligatures w14:val="none"/>
+          <ns2:ligatures ns2:val="none"/>
         </w:rPr>
         <w:t>calidad de vida.</w:t>
       </w:r>
     </w:p>
-    <w:p>
+    <w:p ns2:paraId="3B407BBB" ns2:textId="77777777">
       <w:pPr>
         <w:pStyle w:val="Prrafodelista"/>
         <w:spacing w:line="240" w:lineRule="auto"/>
@@ -1510,11 +1510,11 @@
           <w:color w:val="000000"/>
           <w:kern w:val="0"/>
           <w:lang w:eastAsia="es-ES"/>
-          <w14:ligatures w14:val="none"/>
-        </w:rPr>
-      </w:pPr>
-    </w:p>
-    <w:p>
+          <ns2:ligatures ns2:val="none"/>
+        </w:rPr>
+      </w:pPr>
+    </w:p>
+    <w:p ns2:paraId="31C6A51D" ns2:textId="0DD5589C">
       <w:pPr>
         <w:pStyle w:val="Prrafodelista"/>
         <w:numPr>
@@ -1533,16 +1533,16 @@
           <w:color w:val="000000"/>
           <w:kern w:val="0"/>
           <w:lang w:eastAsia="es-ES"/>
-          <w14:ligatures w14:val="none"/>
-        </w:rPr>
-      </w:pPr>
-      <w:r>
-        <w:rPr>
-          <w:rFonts w:ascii="Arial Narrow" w:eastAsia="Times New Roman" w:hAnsi="Arial Narrow" w:cs="Arial"/>
-          <w:color w:val="000000"/>
-          <w:kern w:val="0"/>
-          <w:lang w:eastAsia="es-ES"/>
-          <w14:ligatures w14:val="none"/>
+          <ns2:ligatures ns2:val="none"/>
+        </w:rPr>
+      </w:pPr>
+      <w:r>
+        <w:rPr>
+          <w:rFonts w:ascii="Arial Narrow" w:eastAsia="Times New Roman" w:hAnsi="Arial Narrow" w:cs="Arial"/>
+          <w:color w:val="000000"/>
+          <w:kern w:val="0"/>
+          <w:lang w:eastAsia="es-ES"/>
+          <ns2:ligatures ns2:val="none"/>
         </w:rPr>
         <w:t>El 3 de marzo de 2025, Rímac emitió una carta</w:t>
       </w:r>
@@ -1552,7 +1552,7 @@
           <w:color w:val="000000"/>
           <w:kern w:val="0"/>
           <w:lang w:eastAsia="es-ES"/>
-          <w14:ligatures w14:val="none"/>
+          <ns2:ligatures ns2:val="none"/>
         </w:rPr>
         <w:t xml:space="preserve"> en la que señalaba aplicar el deducible del 20% sin sustento técnico y </w:t>
       </w:r>
@@ -1562,7 +1562,7 @@
           <w:color w:val="000000"/>
           <w:kern w:val="0"/>
           <w:lang w:eastAsia="es-ES"/>
-          <w14:ligatures w14:val="none"/>
+          <ns2:ligatures ns2:val="none"/>
         </w:rPr>
         <w:t>reconociendo</w:t>
       </w:r>
@@ -1572,7 +1572,7 @@
           <w:color w:val="000000"/>
           <w:kern w:val="0"/>
           <w:lang w:eastAsia="es-ES"/>
-          <w14:ligatures w14:val="none"/>
+          <ns2:ligatures ns2:val="none"/>
         </w:rPr>
         <w:t xml:space="preserve"> que el repues</w:t>
       </w:r>
@@ -1582,7 +1582,7 @@
           <w:color w:val="000000"/>
           <w:kern w:val="0"/>
           <w:lang w:eastAsia="es-ES"/>
-          <w14:ligatures w14:val="none"/>
+          <ns2:ligatures ns2:val="none"/>
         </w:rPr>
         <w:t xml:space="preserve">to principal </w:t>
       </w:r>
@@ -1592,7 +1592,7 @@
           <w:color w:val="000000"/>
           <w:kern w:val="0"/>
           <w:lang w:eastAsia="es-ES"/>
-          <w14:ligatures w14:val="none"/>
+          <ns2:ligatures ns2:val="none"/>
         </w:rPr>
         <w:t xml:space="preserve">consistente en el </w:t>
       </w:r>
@@ -1602,7 +1602,7 @@
           <w:color w:val="000000"/>
           <w:kern w:val="0"/>
           <w:lang w:eastAsia="es-ES"/>
-          <w14:ligatures w14:val="none"/>
+          <ns2:ligatures ns2:val="none"/>
         </w:rPr>
         <w:t>ramal del tablero no existía en stock ni se fabricaba</w:t>
       </w:r>
@@ -1612,7 +1612,7 @@
           <w:color w:val="000000"/>
           <w:kern w:val="0"/>
           <w:lang w:eastAsia="es-ES"/>
-          <w14:ligatures w14:val="none"/>
+          <ns2:ligatures ns2:val="none"/>
         </w:rPr>
         <w:t>;</w:t>
       </w:r>
@@ -1622,7 +1622,7 @@
           <w:color w:val="000000"/>
           <w:kern w:val="0"/>
           <w:lang w:eastAsia="es-ES"/>
-          <w14:ligatures w14:val="none"/>
+          <ns2:ligatures ns2:val="none"/>
         </w:rPr>
         <w:t xml:space="preserve"> </w:t>
       </w:r>
@@ -1632,7 +1632,7 @@
           <w:color w:val="000000"/>
           <w:kern w:val="0"/>
           <w:lang w:eastAsia="es-ES"/>
-          <w14:ligatures w14:val="none"/>
+          <ns2:ligatures ns2:val="none"/>
         </w:rPr>
         <w:t>asimismo, autorizaba</w:t>
       </w:r>
@@ -1642,7 +1642,7 @@
           <w:color w:val="000000"/>
           <w:kern w:val="0"/>
           <w:lang w:eastAsia="es-ES"/>
-          <w14:ligatures w14:val="none"/>
+          <ns2:ligatures ns2:val="none"/>
         </w:rPr>
         <w:t xml:space="preserve"> el pago de una indemnización de S/ 8 290,00</w:t>
       </w:r>
@@ -1652,7 +1652,7 @@
           <w:color w:val="000000"/>
           <w:kern w:val="0"/>
           <w:lang w:eastAsia="es-ES"/>
-          <w14:ligatures w14:val="none"/>
+          <ns2:ligatures ns2:val="none"/>
         </w:rPr>
         <w:t>, lo cual implica</w:t>
       </w:r>
@@ -1662,7 +1662,7 @@
           <w:color w:val="000000"/>
           <w:kern w:val="0"/>
           <w:lang w:eastAsia="es-ES"/>
-          <w14:ligatures w14:val="none"/>
+          <ns2:ligatures ns2:val="none"/>
         </w:rPr>
         <w:t>ba</w:t>
       </w:r>
@@ -1672,7 +1672,7 @@
           <w:color w:val="000000"/>
           <w:kern w:val="0"/>
           <w:lang w:eastAsia="es-ES"/>
-          <w14:ligatures w14:val="none"/>
+          <ns2:ligatures ns2:val="none"/>
         </w:rPr>
         <w:t xml:space="preserve"> la activación de </w:t>
       </w:r>
@@ -1682,7 +1682,7 @@
           <w:color w:val="000000"/>
           <w:kern w:val="0"/>
           <w:lang w:eastAsia="es-ES"/>
-          <w14:ligatures w14:val="none"/>
+          <ns2:ligatures ns2:val="none"/>
         </w:rPr>
         <w:t>la cláusula</w:t>
       </w:r>
@@ -1692,7 +1692,7 @@
           <w:color w:val="000000"/>
           <w:kern w:val="0"/>
           <w:lang w:eastAsia="es-ES"/>
-          <w14:ligatures w14:val="none"/>
+          <ns2:ligatures ns2:val="none"/>
         </w:rPr>
         <w:t xml:space="preserve"> VEH018</w:t>
       </w:r>
@@ -1702,7 +1702,7 @@
           <w:color w:val="000000"/>
           <w:kern w:val="0"/>
           <w:lang w:eastAsia="es-ES"/>
-          <w14:ligatures w14:val="none"/>
+          <ns2:ligatures ns2:val="none"/>
         </w:rPr>
         <w:t xml:space="preserve"> </w:t>
       </w:r>
@@ -1712,7 +1712,7 @@
           <w:color w:val="000000"/>
           <w:kern w:val="0"/>
           <w:lang w:eastAsia="es-ES"/>
-          <w14:ligatures w14:val="none"/>
+          <ns2:ligatures ns2:val="none"/>
         </w:rPr>
         <w:t>de indemnización</w:t>
       </w:r>
@@ -1722,7 +1722,7 @@
           <w:color w:val="000000"/>
           <w:kern w:val="0"/>
           <w:lang w:eastAsia="es-ES"/>
-          <w14:ligatures w14:val="none"/>
+          <ns2:ligatures ns2:val="none"/>
         </w:rPr>
         <w:t xml:space="preserve"> por imposibilidad de </w:t>
       </w:r>
@@ -1732,7 +1732,7 @@
           <w:color w:val="000000"/>
           <w:kern w:val="0"/>
           <w:lang w:eastAsia="es-ES"/>
-          <w14:ligatures w14:val="none"/>
+          <ns2:ligatures ns2:val="none"/>
         </w:rPr>
         <w:t>reparación, pero no la activó</w:t>
       </w:r>
@@ -1742,12 +1742,12 @@
           <w:color w:val="000000"/>
           <w:kern w:val="0"/>
           <w:lang w:eastAsia="es-ES"/>
-          <w14:ligatures w14:val="none"/>
+          <ns2:ligatures ns2:val="none"/>
         </w:rPr>
         <w:t>.</w:t>
       </w:r>
     </w:p>
-    <w:p>
+    <w:p ns2:paraId="7EB842DE" ns2:textId="77777777">
       <w:pPr>
         <w:pStyle w:val="Prrafodelista"/>
         <w:spacing w:line="240" w:lineRule="auto"/>
@@ -1756,11 +1756,11 @@
           <w:color w:val="000000"/>
           <w:kern w:val="0"/>
           <w:lang w:eastAsia="es-ES"/>
-          <w14:ligatures w14:val="none"/>
-        </w:rPr>
-      </w:pPr>
-    </w:p>
-    <w:p>
+          <ns2:ligatures ns2:val="none"/>
+        </w:rPr>
+      </w:pPr>
+    </w:p>
+    <w:p ns2:paraId="1EDF7C82" ns2:textId="358155A2">
       <w:pPr>
         <w:pStyle w:val="Prrafodelista"/>
         <w:numPr>
@@ -1779,16 +1779,16 @@
           <w:color w:val="000000"/>
           <w:kern w:val="0"/>
           <w:lang w:eastAsia="es-ES"/>
-          <w14:ligatures w14:val="none"/>
-        </w:rPr>
-      </w:pPr>
-      <w:r>
-        <w:rPr>
-          <w:rFonts w:ascii="Arial Narrow" w:eastAsia="Times New Roman" w:hAnsi="Arial Narrow" w:cs="Arial"/>
-          <w:color w:val="000000"/>
-          <w:kern w:val="0"/>
-          <w:lang w:eastAsia="es-ES"/>
-          <w14:ligatures w14:val="none"/>
+          <ns2:ligatures ns2:val="none"/>
+        </w:rPr>
+      </w:pPr>
+      <w:r>
+        <w:rPr>
+          <w:rFonts w:ascii="Arial Narrow" w:eastAsia="Times New Roman" w:hAnsi="Arial Narrow" w:cs="Arial"/>
+          <w:color w:val="000000"/>
+          <w:kern w:val="0"/>
+          <w:lang w:eastAsia="es-ES"/>
+          <ns2:ligatures ns2:val="none"/>
         </w:rPr>
         <w:t xml:space="preserve">No obstante, el repuesto facturado </w:t>
       </w:r>
@@ -1798,7 +1798,7 @@
           <w:color w:val="000000"/>
           <w:kern w:val="0"/>
           <w:lang w:eastAsia="es-ES"/>
-          <w14:ligatures w14:val="none"/>
+          <ns2:ligatures ns2:val="none"/>
         </w:rPr>
         <w:t xml:space="preserve">el 17 de marzo de 2025 </w:t>
       </w:r>
@@ -1808,7 +1808,7 @@
           <w:color w:val="000000"/>
           <w:kern w:val="0"/>
           <w:lang w:eastAsia="es-ES"/>
-          <w14:ligatures w14:val="none"/>
+          <ns2:ligatures ns2:val="none"/>
         </w:rPr>
         <w:t xml:space="preserve">por el taller autorizado </w:t>
       </w:r>
@@ -1818,7 +1818,7 @@
           <w:color w:val="000000"/>
           <w:kern w:val="0"/>
           <w:lang w:eastAsia="es-ES"/>
-          <w14:ligatures w14:val="none"/>
+          <ns2:ligatures ns2:val="none"/>
         </w:rPr>
         <w:t>ascendió</w:t>
       </w:r>
@@ -1828,7 +1828,7 @@
           <w:color w:val="000000"/>
           <w:kern w:val="0"/>
           <w:lang w:eastAsia="es-ES"/>
-          <w14:ligatures w14:val="none"/>
+          <ns2:ligatures ns2:val="none"/>
         </w:rPr>
         <w:t xml:space="preserve"> a S/ 12 431,37 generando una diferencia de S/ 4 141,37 </w:t>
       </w:r>
@@ -1838,7 +1838,7 @@
           <w:color w:val="000000"/>
           <w:kern w:val="0"/>
           <w:lang w:eastAsia="es-ES"/>
-          <w14:ligatures w14:val="none"/>
+          <ns2:ligatures ns2:val="none"/>
         </w:rPr>
         <w:t xml:space="preserve">con respecto al pago de la indemnización </w:t>
       </w:r>
@@ -1848,7 +1848,7 @@
           <w:color w:val="000000"/>
           <w:kern w:val="0"/>
           <w:lang w:eastAsia="es-ES"/>
-          <w14:ligatures w14:val="none"/>
+          <ns2:ligatures ns2:val="none"/>
         </w:rPr>
         <w:t xml:space="preserve">señalada por </w:t>
       </w:r>
@@ -1858,7 +1858,7 @@
           <w:color w:val="000000"/>
           <w:kern w:val="0"/>
           <w:lang w:eastAsia="es-ES"/>
-          <w14:ligatures w14:val="none"/>
+          <ns2:ligatures ns2:val="none"/>
         </w:rPr>
         <w:t xml:space="preserve">Rímac </w:t>
       </w:r>
@@ -1868,7 +1868,7 @@
           <w:color w:val="000000"/>
           <w:kern w:val="0"/>
           <w:lang w:eastAsia="es-ES"/>
-          <w14:ligatures w14:val="none"/>
+          <ns2:ligatures ns2:val="none"/>
         </w:rPr>
         <w:t>y por tanto</w:t>
       </w:r>
@@ -1878,7 +1878,7 @@
           <w:color w:val="000000"/>
           <w:kern w:val="0"/>
           <w:lang w:eastAsia="es-ES"/>
-          <w14:ligatures w14:val="none"/>
+          <ns2:ligatures ns2:val="none"/>
         </w:rPr>
         <w:t xml:space="preserve"> impide cubrir el daño principal</w:t>
       </w:r>
@@ -1888,12 +1888,12 @@
           <w:color w:val="000000"/>
           <w:kern w:val="0"/>
           <w:lang w:eastAsia="es-ES"/>
-          <w14:ligatures w14:val="none"/>
+          <ns2:ligatures ns2:val="none"/>
         </w:rPr>
         <w:t>.</w:t>
       </w:r>
     </w:p>
-    <w:p>
+    <w:p ns2:paraId="2974C8CE" ns2:textId="77777777">
       <w:pPr>
         <w:pStyle w:val="Prrafodelista"/>
         <w:spacing w:line="240" w:lineRule="auto"/>
@@ -1902,11 +1902,11 @@
           <w:color w:val="000000"/>
           <w:kern w:val="0"/>
           <w:lang w:eastAsia="es-ES"/>
-          <w14:ligatures w14:val="none"/>
-        </w:rPr>
-      </w:pPr>
-    </w:p>
-    <w:p>
+          <ns2:ligatures ns2:val="none"/>
+        </w:rPr>
+      </w:pPr>
+    </w:p>
+    <w:p ns2:paraId="12BE4ACB" ns2:textId="1CA1731B">
       <w:pPr>
         <w:pStyle w:val="Prrafodelista"/>
         <w:numPr>
@@ -1925,21 +1925,21 @@
           <w:color w:val="000000"/>
           <w:kern w:val="0"/>
           <w:lang w:eastAsia="es-ES"/>
-          <w14:ligatures w14:val="none"/>
-        </w:rPr>
-      </w:pPr>
-      <w:r>
-        <w:rPr>
-          <w:rFonts w:ascii="Arial Narrow" w:eastAsia="Times New Roman" w:hAnsi="Arial Narrow" w:cs="Arial"/>
-          <w:color w:val="000000"/>
-          <w:kern w:val="0"/>
-          <w:lang w:eastAsia="es-ES"/>
-          <w14:ligatures w14:val="none"/>
+          <ns2:ligatures ns2:val="none"/>
+        </w:rPr>
+      </w:pPr>
+      <w:r>
+        <w:rPr>
+          <w:rFonts w:ascii="Arial Narrow" w:eastAsia="Times New Roman" w:hAnsi="Arial Narrow" w:cs="Arial"/>
+          <w:color w:val="000000"/>
+          <w:kern w:val="0"/>
+          <w:lang w:eastAsia="es-ES"/>
+          <ns2:ligatures ns2:val="none"/>
         </w:rPr>
         <w:t xml:space="preserve">El 3 de abril de 2025, presentó un reclamo a Rímac exigiendo medidas compensatorias por la inoperatividad prolongada del vehículo, los daños personales y económicos sufridos, la falta de comunicación efectiva y la desinformación sobre los repuestos. </w:t>
       </w:r>
     </w:p>
-    <w:p>
+    <w:p ns2:paraId="2948092A" ns2:textId="77777777">
       <w:pPr>
         <w:pStyle w:val="Prrafodelista"/>
         <w:spacing w:line="240" w:lineRule="auto"/>
@@ -1948,11 +1948,11 @@
           <w:color w:val="000000"/>
           <w:kern w:val="0"/>
           <w:lang w:eastAsia="es-ES"/>
-          <w14:ligatures w14:val="none"/>
-        </w:rPr>
-      </w:pPr>
-    </w:p>
-    <w:p>
+          <ns2:ligatures ns2:val="none"/>
+        </w:rPr>
+      </w:pPr>
+    </w:p>
+    <w:p ns2:paraId="6536F9B8" ns2:textId="0A54D441">
       <w:pPr>
         <w:pStyle w:val="Prrafodelista"/>
         <w:numPr>
@@ -1971,16 +1971,16 @@
           <w:color w:val="000000"/>
           <w:kern w:val="0"/>
           <w:lang w:eastAsia="es-ES"/>
-          <w14:ligatures w14:val="none"/>
-        </w:rPr>
-      </w:pPr>
-      <w:r>
-        <w:rPr>
-          <w:rFonts w:ascii="Arial Narrow" w:eastAsia="Times New Roman" w:hAnsi="Arial Narrow" w:cs="Arial"/>
-          <w:color w:val="000000"/>
-          <w:kern w:val="0"/>
-          <w:lang w:eastAsia="es-ES"/>
-          <w14:ligatures w14:val="none"/>
+          <ns2:ligatures ns2:val="none"/>
+        </w:rPr>
+      </w:pPr>
+      <w:r>
+        <w:rPr>
+          <w:rFonts w:ascii="Arial Narrow" w:eastAsia="Times New Roman" w:hAnsi="Arial Narrow" w:cs="Arial"/>
+          <w:color w:val="000000"/>
+          <w:kern w:val="0"/>
+          <w:lang w:eastAsia="es-ES"/>
+          <ns2:ligatures ns2:val="none"/>
         </w:rPr>
         <w:lastRenderedPageBreak/>
         <w:t xml:space="preserve">El 14 de abril de 2025, Rímac </w:t>
@@ -1991,7 +1991,7 @@
           <w:color w:val="000000"/>
           <w:kern w:val="0"/>
           <w:lang w:eastAsia="es-ES"/>
-          <w14:ligatures w14:val="none"/>
+          <ns2:ligatures ns2:val="none"/>
         </w:rPr>
         <w:t>le</w:t>
       </w:r>
@@ -2001,7 +2001,7 @@
           <w:color w:val="000000"/>
           <w:kern w:val="0"/>
           <w:lang w:eastAsia="es-ES"/>
-          <w14:ligatures w14:val="none"/>
+          <ns2:ligatures ns2:val="none"/>
         </w:rPr>
         <w:t xml:space="preserve"> respondió declarando infundado el reclamo, deslindando responsabilidades en el taller y el proveedor del repuesto, y señalando que el vehículo estaba “casi listo”, sin </w:t>
       </w:r>
@@ -2011,12 +2011,12 @@
           <w:color w:val="000000"/>
           <w:kern w:val="0"/>
           <w:lang w:eastAsia="es-ES"/>
-          <w14:ligatures w14:val="none"/>
+          <ns2:ligatures ns2:val="none"/>
         </w:rPr>
         <w:t xml:space="preserve">precisar estado técnico, informes detallados ni fecha de entrega. </w:t>
       </w:r>
     </w:p>
-    <w:p>
+    <w:p ns2:paraId="18BBD938" ns2:textId="77777777">
       <w:pPr>
         <w:pStyle w:val="Prrafodelista"/>
         <w:spacing w:line="240" w:lineRule="auto"/>
@@ -2025,11 +2025,11 @@
           <w:color w:val="000000"/>
           <w:kern w:val="0"/>
           <w:lang w:eastAsia="es-ES"/>
-          <w14:ligatures w14:val="none"/>
-        </w:rPr>
-      </w:pPr>
-    </w:p>
-    <w:p>
+          <ns2:ligatures ns2:val="none"/>
+        </w:rPr>
+      </w:pPr>
+    </w:p>
+    <w:p ns2:paraId="46E6A103" ns2:textId="2877648E">
       <w:pPr>
         <w:pStyle w:val="Prrafodelista"/>
         <w:numPr>
@@ -2048,7 +2048,7 @@
           <w:color w:val="000000"/>
           <w:kern w:val="0"/>
           <w:lang w:eastAsia="es-ES"/>
-          <w14:ligatures w14:val="none"/>
+          <ns2:ligatures ns2:val="none"/>
         </w:rPr>
       </w:pPr>
       <w:commentRangeStart w:id="1"/>
@@ -2058,7 +2058,7 @@
           <w:color w:val="000000"/>
           <w:kern w:val="0"/>
           <w:lang w:eastAsia="es-ES"/>
-          <w14:ligatures w14:val="none"/>
+          <ns2:ligatures ns2:val="none"/>
         </w:rPr>
         <w:t xml:space="preserve">Pese a haberse optado por la indemnización, Rímac procedió a cobrar </w:t>
       </w:r>
@@ -2068,7 +2068,7 @@
           <w:color w:val="000000"/>
           <w:kern w:val="0"/>
           <w:lang w:eastAsia="es-ES"/>
-          <w14:ligatures w14:val="none"/>
+          <ns2:ligatures ns2:val="none"/>
         </w:rPr>
         <w:t xml:space="preserve">sin justificación </w:t>
       </w:r>
@@ -2078,7 +2078,7 @@
           <w:color w:val="000000"/>
           <w:kern w:val="0"/>
           <w:lang w:eastAsia="es-ES"/>
-          <w14:ligatures w14:val="none"/>
+          <ns2:ligatures ns2:val="none"/>
         </w:rPr>
         <w:t>un deducible de USD 1,220.34, monto correspondiente a una reparación que nunca fue completa</w:t>
       </w:r>
@@ -2095,7 +2095,7 @@
           <w:color w:val="000000"/>
           <w:kern w:val="0"/>
           <w:lang w:eastAsia="es-ES"/>
-          <w14:ligatures w14:val="none"/>
+          <ns2:ligatures ns2:val="none"/>
         </w:rPr>
         <w:t>, conforme consta en la liquidación de deducible final y el informe técnico emitido por City Motors.</w:t>
       </w:r>
@@ -2105,7 +2105,7 @@
           <w:color w:val="000000"/>
           <w:kern w:val="0"/>
           <w:lang w:eastAsia="es-ES"/>
-          <w14:ligatures w14:val="none"/>
+          <ns2:ligatures ns2:val="none"/>
         </w:rPr>
         <w:t xml:space="preserve"> </w:t>
       </w:r>
@@ -2115,7 +2115,7 @@
           <w:color w:val="000000"/>
           <w:kern w:val="0"/>
           <w:lang w:eastAsia="es-ES"/>
-          <w14:ligatures w14:val="none"/>
+          <ns2:ligatures ns2:val="none"/>
         </w:rPr>
         <w:t>Tampoco</w:t>
       </w:r>
@@ -2125,7 +2125,7 @@
           <w:color w:val="000000"/>
           <w:kern w:val="0"/>
           <w:lang w:eastAsia="es-ES"/>
-          <w14:ligatures w14:val="none"/>
+          <ns2:ligatures ns2:val="none"/>
         </w:rPr>
         <w:t xml:space="preserve"> declaró</w:t>
       </w:r>
@@ -2135,7 +2135,7 @@
           <w:color w:val="000000"/>
           <w:kern w:val="0"/>
           <w:lang w:eastAsia="es-ES"/>
-          <w14:ligatures w14:val="none"/>
+          <ns2:ligatures ns2:val="none"/>
         </w:rPr>
         <w:t xml:space="preserve"> la pérdida total funcional del vehículo, pese al perjuicio prolongado</w:t>
       </w:r>
@@ -2145,12 +2145,12 @@
           <w:color w:val="000000"/>
           <w:kern w:val="0"/>
           <w:lang w:eastAsia="es-ES"/>
-          <w14:ligatures w14:val="none"/>
+          <ns2:ligatures ns2:val="none"/>
         </w:rPr>
         <w:t>.</w:t>
       </w:r>
     </w:p>
-    <w:p>
+    <w:p ns2:paraId="0916E223" ns2:textId="77777777">
       <w:pPr>
         <w:pStyle w:val="Prrafodelista"/>
         <w:spacing w:line="240" w:lineRule="auto"/>
@@ -2159,11 +2159,11 @@
           <w:color w:val="000000"/>
           <w:kern w:val="0"/>
           <w:lang w:eastAsia="es-ES"/>
-          <w14:ligatures w14:val="none"/>
-        </w:rPr>
-      </w:pPr>
-    </w:p>
-    <w:p>
+          <ns2:ligatures ns2:val="none"/>
+        </w:rPr>
+      </w:pPr>
+    </w:p>
+    <w:p ns2:paraId="032DBB13" ns2:textId="77777777">
       <w:pPr>
         <w:pStyle w:val="Prrafodelista"/>
         <w:numPr>
@@ -2182,16 +2182,16 @@
           <w:color w:val="000000"/>
           <w:kern w:val="0"/>
           <w:lang w:eastAsia="es-ES"/>
-          <w14:ligatures w14:val="none"/>
-        </w:rPr>
-      </w:pPr>
-      <w:r>
-        <w:rPr>
-          <w:rFonts w:ascii="Arial Narrow" w:eastAsia="Times New Roman" w:hAnsi="Arial Narrow" w:cs="Arial"/>
-          <w:color w:val="000000"/>
-          <w:kern w:val="0"/>
-          <w:lang w:eastAsia="es-ES"/>
-          <w14:ligatures w14:val="none"/>
+          <ns2:ligatures ns2:val="none"/>
+        </w:rPr>
+      </w:pPr>
+      <w:r>
+        <w:rPr>
+          <w:rFonts w:ascii="Arial Narrow" w:eastAsia="Times New Roman" w:hAnsi="Arial Narrow" w:cs="Arial"/>
+          <w:color w:val="000000"/>
+          <w:kern w:val="0"/>
+          <w:lang w:eastAsia="es-ES"/>
+          <ns2:ligatures ns2:val="none"/>
         </w:rPr>
         <w:t xml:space="preserve">El 17 de junio de 2025, </w:t>
       </w:r>
@@ -2201,7 +2201,7 @@
           <w:color w:val="000000"/>
           <w:kern w:val="0"/>
           <w:lang w:eastAsia="es-ES"/>
-          <w14:ligatures w14:val="none"/>
+          <ns2:ligatures ns2:val="none"/>
         </w:rPr>
         <w:t>la compañía aseguradora</w:t>
       </w:r>
@@ -2211,7 +2211,7 @@
           <w:color w:val="000000"/>
           <w:kern w:val="0"/>
           <w:lang w:eastAsia="es-ES"/>
-          <w14:ligatures w14:val="none"/>
+          <ns2:ligatures ns2:val="none"/>
         </w:rPr>
         <w:t xml:space="preserve"> </w:t>
       </w:r>
@@ -2221,7 +2221,7 @@
           <w:color w:val="000000"/>
           <w:kern w:val="0"/>
           <w:lang w:eastAsia="es-ES"/>
-          <w14:ligatures w14:val="none"/>
+          <ns2:ligatures ns2:val="none"/>
         </w:rPr>
         <w:t xml:space="preserve">le </w:t>
       </w:r>
@@ -2231,7 +2231,7 @@
           <w:color w:val="000000"/>
           <w:kern w:val="0"/>
           <w:lang w:eastAsia="es-ES"/>
-          <w14:ligatures w14:val="none"/>
+          <ns2:ligatures ns2:val="none"/>
         </w:rPr>
         <w:t xml:space="preserve">emitió una respuesta final </w:t>
       </w:r>
@@ -2241,7 +2241,7 @@
           <w:color w:val="000000"/>
           <w:kern w:val="0"/>
           <w:lang w:eastAsia="es-ES"/>
-          <w14:ligatures w14:val="none"/>
+          <ns2:ligatures ns2:val="none"/>
         </w:rPr>
         <w:t>a su</w:t>
       </w:r>
@@ -2251,7 +2251,7 @@
           <w:color w:val="000000"/>
           <w:kern w:val="0"/>
           <w:lang w:eastAsia="es-ES"/>
-          <w14:ligatures w14:val="none"/>
+          <ns2:ligatures ns2:val="none"/>
         </w:rPr>
         <w:t xml:space="preserve"> reclamo</w:t>
       </w:r>
@@ -2261,7 +2261,7 @@
           <w:color w:val="000000"/>
           <w:kern w:val="0"/>
           <w:lang w:eastAsia="es-ES"/>
-          <w14:ligatures w14:val="none"/>
+          <ns2:ligatures ns2:val="none"/>
         </w:rPr>
         <w:t xml:space="preserve"> (Ref. 25- SBS015628)</w:t>
       </w:r>
@@ -2271,7 +2271,7 @@
           <w:color w:val="000000"/>
           <w:kern w:val="0"/>
           <w:lang w:eastAsia="es-ES"/>
-          <w14:ligatures w14:val="none"/>
+          <ns2:ligatures ns2:val="none"/>
         </w:rPr>
         <w:t>, declarándolo infundado</w:t>
       </w:r>
@@ -2281,7 +2281,7 @@
           <w:color w:val="000000"/>
           <w:kern w:val="0"/>
           <w:lang w:eastAsia="es-ES"/>
-          <w14:ligatures w14:val="none"/>
+          <ns2:ligatures ns2:val="none"/>
         </w:rPr>
         <w:t xml:space="preserve">, </w:t>
       </w:r>
@@ -2291,7 +2291,7 @@
           <w:color w:val="000000"/>
           <w:kern w:val="0"/>
           <w:lang w:eastAsia="es-ES"/>
-          <w14:ligatures w14:val="none"/>
+          <ns2:ligatures ns2:val="none"/>
         </w:rPr>
         <w:t>omitiendo la propuesta verbal de indemnización del 40% ofrecida por su representante legal en audiencia</w:t>
       </w:r>
@@ -2301,7 +2301,7 @@
           <w:color w:val="000000"/>
           <w:kern w:val="0"/>
           <w:lang w:eastAsia="es-ES"/>
-          <w14:ligatures w14:val="none"/>
+          <ns2:ligatures ns2:val="none"/>
         </w:rPr>
         <w:t xml:space="preserve"> de conciliación</w:t>
       </w:r>
@@ -2311,7 +2311,7 @@
           <w:color w:val="000000"/>
           <w:kern w:val="0"/>
           <w:lang w:eastAsia="es-ES"/>
-          <w14:ligatures w14:val="none"/>
+          <ns2:ligatures ns2:val="none"/>
         </w:rPr>
         <w:t>,</w:t>
       </w:r>
@@ -2321,7 +2321,7 @@
           <w:color w:val="000000"/>
           <w:kern w:val="0"/>
           <w:lang w:eastAsia="es-ES"/>
-          <w14:ligatures w14:val="none"/>
+          <ns2:ligatures ns2:val="none"/>
         </w:rPr>
         <w:t xml:space="preserve"> y omitiendo el hecho de que el repuesto </w:t>
       </w:r>
@@ -2331,7 +2331,7 @@
           <w:color w:val="000000"/>
           <w:kern w:val="0"/>
           <w:lang w:eastAsia="es-ES"/>
-          <w14:ligatures w14:val="none"/>
+          <ns2:ligatures ns2:val="none"/>
         </w:rPr>
         <w:t xml:space="preserve">consistente en el </w:t>
       </w:r>
@@ -2341,12 +2341,12 @@
           <w:color w:val="000000"/>
           <w:kern w:val="0"/>
           <w:lang w:eastAsia="es-ES"/>
-          <w14:ligatures w14:val="none"/>
+          <ns2:ligatures ns2:val="none"/>
         </w:rPr>
         <w:t>ramal del tablero, que inicialmente Rímac declaró inexistente, fue adquirido, instalado y facturado.</w:t>
       </w:r>
     </w:p>
-    <w:p>
+    <w:p ns2:paraId="0C6E81FA" ns2:textId="77777777">
       <w:pPr>
         <w:pStyle w:val="Prrafodelista"/>
         <w:rPr>
@@ -2354,11 +2354,11 @@
           <w:color w:val="000000"/>
           <w:kern w:val="0"/>
           <w:lang w:eastAsia="es-ES"/>
-          <w14:ligatures w14:val="none"/>
-        </w:rPr>
-      </w:pPr>
-    </w:p>
-    <w:p>
+          <ns2:ligatures ns2:val="none"/>
+        </w:rPr>
+      </w:pPr>
+    </w:p>
+    <w:p ns2:paraId="3A2EDEB0" ns2:textId="2F08E45E">
       <w:pPr>
         <w:pStyle w:val="Prrafodelista"/>
         <w:numPr>
@@ -2377,16 +2377,16 @@
           <w:color w:val="000000"/>
           <w:kern w:val="0"/>
           <w:lang w:eastAsia="es-ES"/>
-          <w14:ligatures w14:val="none"/>
-        </w:rPr>
-      </w:pPr>
-      <w:r>
-        <w:rPr>
-          <w:rFonts w:ascii="Arial Narrow" w:eastAsia="Times New Roman" w:hAnsi="Arial Narrow" w:cs="Arial"/>
-          <w:color w:val="000000"/>
-          <w:kern w:val="0"/>
-          <w:lang w:eastAsia="es-ES"/>
-          <w14:ligatures w14:val="none"/>
+          <ns2:ligatures ns2:val="none"/>
+        </w:rPr>
+      </w:pPr>
+      <w:r>
+        <w:rPr>
+          <w:rFonts w:ascii="Arial Narrow" w:eastAsia="Times New Roman" w:hAnsi="Arial Narrow" w:cs="Arial"/>
+          <w:color w:val="000000"/>
+          <w:kern w:val="0"/>
+          <w:lang w:eastAsia="es-ES"/>
+          <ns2:ligatures ns2:val="none"/>
         </w:rPr>
         <w:t>El 24 de junio de 2025, Rímac le propuso una solución económica parcial por correo electrónico, reconociendo parcialmente el conflicto, sin resolver técnicamente la controversia ni explicar la proporcionalidad del deducible</w:t>
       </w:r>
@@ -2396,12 +2396,12 @@
           <w:color w:val="000000"/>
           <w:kern w:val="0"/>
           <w:lang w:eastAsia="es-ES"/>
-          <w14:ligatures w14:val="none"/>
+          <ns2:ligatures ns2:val="none"/>
         </w:rPr>
         <w:t>.</w:t>
       </w:r>
     </w:p>
-    <w:p>
+    <w:p ns2:paraId="3321E77F" ns2:textId="77777777">
       <w:pPr>
         <w:pStyle w:val="Prrafodelista"/>
         <w:spacing w:line="240" w:lineRule="auto"/>
@@ -2410,11 +2410,11 @@
           <w:color w:val="000000"/>
           <w:kern w:val="0"/>
           <w:lang w:eastAsia="es-ES"/>
-          <w14:ligatures w14:val="none"/>
-        </w:rPr>
-      </w:pPr>
-    </w:p>
-    <w:p>
+          <ns2:ligatures ns2:val="none"/>
+        </w:rPr>
+      </w:pPr>
+    </w:p>
+    <w:p ns2:paraId="12A34079" ns2:textId="66327E94">
       <w:pPr>
         <w:pStyle w:val="Prrafodelista"/>
         <w:numPr>
@@ -2433,16 +2433,16 @@
           <w:color w:val="000000"/>
           <w:kern w:val="0"/>
           <w:lang w:eastAsia="es-ES"/>
-          <w14:ligatures w14:val="none"/>
-        </w:rPr>
-      </w:pPr>
-      <w:r>
-        <w:rPr>
-          <w:rFonts w:ascii="Arial Narrow" w:eastAsia="Times New Roman" w:hAnsi="Arial Narrow" w:cs="Arial"/>
-          <w:color w:val="000000"/>
-          <w:kern w:val="0"/>
-          <w:lang w:eastAsia="es-ES"/>
-          <w14:ligatures w14:val="none"/>
+          <ns2:ligatures ns2:val="none"/>
+        </w:rPr>
+      </w:pPr>
+      <w:r>
+        <w:rPr>
+          <w:rFonts w:ascii="Arial Narrow" w:eastAsia="Times New Roman" w:hAnsi="Arial Narrow" w:cs="Arial"/>
+          <w:color w:val="000000"/>
+          <w:kern w:val="0"/>
+          <w:lang w:eastAsia="es-ES"/>
+          <ns2:ligatures ns2:val="none"/>
         </w:rPr>
         <w:t xml:space="preserve">El 4 de julio de 2025, City Motors afirmó estar a la espera de un nuevo informe del concesionario. </w:t>
       </w:r>
@@ -2452,7 +2452,7 @@
           <w:color w:val="000000"/>
           <w:kern w:val="0"/>
           <w:lang w:eastAsia="es-ES"/>
-          <w14:ligatures w14:val="none"/>
+          <ns2:ligatures ns2:val="none"/>
         </w:rPr>
         <w:t>Posteriormente</w:t>
       </w:r>
@@ -2462,7 +2462,7 @@
           <w:color w:val="000000"/>
           <w:kern w:val="0"/>
           <w:lang w:eastAsia="es-ES"/>
-          <w14:ligatures w14:val="none"/>
+          <ns2:ligatures ns2:val="none"/>
         </w:rPr>
         <w:t xml:space="preserve">, el jefe de taller de City Motors </w:t>
       </w:r>
@@ -2472,7 +2472,7 @@
           <w:color w:val="000000"/>
           <w:kern w:val="0"/>
           <w:lang w:eastAsia="es-ES"/>
-          <w14:ligatures w14:val="none"/>
+          <ns2:ligatures ns2:val="none"/>
         </w:rPr>
         <w:t xml:space="preserve">remitió como </w:t>
       </w:r>
@@ -2482,7 +2482,7 @@
           <w:color w:val="000000"/>
           <w:kern w:val="0"/>
           <w:lang w:eastAsia="es-ES"/>
-          <w14:ligatures w14:val="none"/>
+          <ns2:ligatures ns2:val="none"/>
         </w:rPr>
         <w:t>“</w:t>
       </w:r>
@@ -2492,7 +2492,7 @@
           <w:color w:val="000000"/>
           <w:kern w:val="0"/>
           <w:lang w:eastAsia="es-ES"/>
-          <w14:ligatures w14:val="none"/>
+          <ns2:ligatures ns2:val="none"/>
         </w:rPr>
         <w:t>respuesta final</w:t>
       </w:r>
@@ -2502,7 +2502,7 @@
           <w:color w:val="000000"/>
           <w:kern w:val="0"/>
           <w:lang w:eastAsia="es-ES"/>
-          <w14:ligatures w14:val="none"/>
+          <ns2:ligatures ns2:val="none"/>
         </w:rPr>
         <w:t>”</w:t>
       </w:r>
@@ -2512,7 +2512,7 @@
           <w:color w:val="000000"/>
           <w:kern w:val="0"/>
           <w:lang w:eastAsia="es-ES"/>
-          <w14:ligatures w14:val="none"/>
+          <ns2:ligatures ns2:val="none"/>
         </w:rPr>
         <w:t xml:space="preserve"> dos documentos previamente conocidos: el mismo informe técnico interno que ya había sido observado, y un informe del concesionario, sin actualización, sin datos técnicos esenciales ni firma de</w:t>
       </w:r>
@@ -2522,7 +2522,7 @@
           <w:color w:val="000000"/>
           <w:kern w:val="0"/>
           <w:lang w:eastAsia="es-ES"/>
-          <w14:ligatures w14:val="none"/>
+          <ns2:ligatures ns2:val="none"/>
         </w:rPr>
         <w:t>l</w:t>
       </w:r>
@@ -2532,7 +2532,7 @@
           <w:color w:val="000000"/>
           <w:kern w:val="0"/>
           <w:lang w:eastAsia="es-ES"/>
-          <w14:ligatures w14:val="none"/>
+          <ns2:ligatures ns2:val="none"/>
         </w:rPr>
         <w:t xml:space="preserve"> técnico responsable.</w:t>
       </w:r>
@@ -2542,12 +2542,12 @@
           <w:color w:val="000000"/>
           <w:kern w:val="0"/>
           <w:lang w:eastAsia="es-ES"/>
-          <w14:ligatures w14:val="none"/>
+          <ns2:ligatures ns2:val="none"/>
         </w:rPr>
         <w:t xml:space="preserve"> </w:t>
       </w:r>
     </w:p>
-    <w:p>
+    <w:p ns2:paraId="1BED198E" ns2:textId="77777777">
       <w:pPr>
         <w:pStyle w:val="Prrafodelista"/>
         <w:spacing w:line="240" w:lineRule="auto"/>
@@ -2556,11 +2556,11 @@
           <w:color w:val="000000"/>
           <w:kern w:val="0"/>
           <w:lang w:eastAsia="es-ES"/>
-          <w14:ligatures w14:val="none"/>
-        </w:rPr>
-      </w:pPr>
-    </w:p>
-    <w:p>
+          <ns2:ligatures ns2:val="none"/>
+        </w:rPr>
+      </w:pPr>
+    </w:p>
+    <w:p ns2:paraId="54FF1A33" ns2:textId="5DA98D3C">
       <w:pPr>
         <w:pStyle w:val="Prrafodelista"/>
         <w:numPr>
@@ -2579,16 +2579,16 @@
           <w:color w:val="000000"/>
           <w:kern w:val="0"/>
           <w:lang w:eastAsia="es-ES"/>
-          <w14:ligatures w14:val="none"/>
-        </w:rPr>
-      </w:pPr>
-      <w:r>
-        <w:rPr>
-          <w:rFonts w:ascii="Arial Narrow" w:eastAsia="Times New Roman" w:hAnsi="Arial Narrow" w:cs="Arial"/>
-          <w:color w:val="000000"/>
-          <w:kern w:val="0"/>
-          <w:lang w:eastAsia="es-ES"/>
-          <w14:ligatures w14:val="none"/>
+          <ns2:ligatures ns2:val="none"/>
+        </w:rPr>
+      </w:pPr>
+      <w:r>
+        <w:rPr>
+          <w:rFonts w:ascii="Arial Narrow" w:eastAsia="Times New Roman" w:hAnsi="Arial Narrow" w:cs="Arial"/>
+          <w:color w:val="000000"/>
+          <w:kern w:val="0"/>
+          <w:lang w:eastAsia="es-ES"/>
+          <ns2:ligatures ns2:val="none"/>
         </w:rPr>
         <w:t>Asimismo, City Motors instaló repuestos al vehículo</w:t>
       </w:r>
@@ -2598,7 +2598,7 @@
           <w:color w:val="000000"/>
           <w:kern w:val="0"/>
           <w:lang w:eastAsia="es-ES"/>
-          <w14:ligatures w14:val="none"/>
+          <ns2:ligatures ns2:val="none"/>
         </w:rPr>
         <w:t xml:space="preserve"> asegurado</w:t>
       </w:r>
@@ -2608,7 +2608,7 @@
           <w:color w:val="000000"/>
           <w:kern w:val="0"/>
           <w:lang w:eastAsia="es-ES"/>
-          <w14:ligatures w14:val="none"/>
+          <ns2:ligatures ns2:val="none"/>
         </w:rPr>
         <w:t xml:space="preserve"> sin brindarle información previa sobre condiciones de garantía o respaldo documental</w:t>
       </w:r>
@@ -2618,12 +2618,12 @@
           <w:color w:val="000000"/>
           <w:kern w:val="0"/>
           <w:lang w:eastAsia="es-ES"/>
-          <w14:ligatures w14:val="none"/>
+          <ns2:ligatures ns2:val="none"/>
         </w:rPr>
         <w:t xml:space="preserve"> y no gestionó adecuadamente la validación técnica con el concesionario oficial de la marca, a pesar de la complejidad del daño.</w:t>
       </w:r>
     </w:p>
-    <w:p>
+    <w:p ns2:paraId="599CFE60" ns2:textId="77777777">
       <w:pPr>
         <w:pStyle w:val="Prrafodelista"/>
         <w:spacing w:line="240" w:lineRule="auto"/>
@@ -2632,11 +2632,11 @@
           <w:color w:val="000000"/>
           <w:kern w:val="0"/>
           <w:lang w:eastAsia="es-ES"/>
-          <w14:ligatures w14:val="none"/>
-        </w:rPr>
-      </w:pPr>
-    </w:p>
-    <w:p>
+          <ns2:ligatures ns2:val="none"/>
+        </w:rPr>
+      </w:pPr>
+    </w:p>
+    <w:p ns2:paraId="76630485" ns2:textId="78F054AE">
       <w:pPr>
         <w:pStyle w:val="Prrafodelista"/>
         <w:numPr>
@@ -2655,16 +2655,16 @@
           <w:color w:val="000000"/>
           <w:kern w:val="0"/>
           <w:lang w:eastAsia="es-ES"/>
-          <w14:ligatures w14:val="none"/>
-        </w:rPr>
-      </w:pPr>
-      <w:r>
-        <w:rPr>
-          <w:rFonts w:ascii="Arial Narrow" w:eastAsia="Times New Roman" w:hAnsi="Arial Narrow" w:cs="Arial"/>
-          <w:color w:val="000000"/>
-          <w:kern w:val="0"/>
-          <w:lang w:eastAsia="es-ES"/>
-          <w14:ligatures w14:val="none"/>
+          <ns2:ligatures ns2:val="none"/>
+        </w:rPr>
+      </w:pPr>
+      <w:r>
+        <w:rPr>
+          <w:rFonts w:ascii="Arial Narrow" w:eastAsia="Times New Roman" w:hAnsi="Arial Narrow" w:cs="Arial"/>
+          <w:color w:val="000000"/>
+          <w:kern w:val="0"/>
+          <w:lang w:eastAsia="es-ES"/>
+          <ns2:ligatures ns2:val="none"/>
         </w:rPr>
         <w:t>Hasta la fecha</w:t>
       </w:r>
@@ -2674,7 +2674,7 @@
           <w:color w:val="000000"/>
           <w:kern w:val="0"/>
           <w:lang w:eastAsia="es-ES"/>
-          <w14:ligatures w14:val="none"/>
+          <ns2:ligatures ns2:val="none"/>
         </w:rPr>
         <w:t xml:space="preserve">, </w:t>
       </w:r>
@@ -2684,7 +2684,7 @@
           <w:color w:val="000000"/>
           <w:kern w:val="0"/>
           <w:lang w:eastAsia="es-ES"/>
-          <w14:ligatures w14:val="none"/>
+          <ns2:ligatures ns2:val="none"/>
         </w:rPr>
         <w:t>su</w:t>
       </w:r>
@@ -2694,7 +2694,7 @@
           <w:color w:val="000000"/>
           <w:kern w:val="0"/>
           <w:lang w:eastAsia="es-ES"/>
-          <w14:ligatures w14:val="none"/>
+          <ns2:ligatures ns2:val="none"/>
         </w:rPr>
         <w:t xml:space="preserve"> vehículo permaneció inoperativo por más de </w:t>
       </w:r>
@@ -2704,7 +2704,7 @@
           <w:color w:val="000000"/>
           <w:kern w:val="0"/>
           <w:lang w:eastAsia="es-ES"/>
-          <w14:ligatures w14:val="none"/>
+          <ns2:ligatures ns2:val="none"/>
         </w:rPr>
         <w:t>ocho</w:t>
       </w:r>
@@ -2714,7 +2714,7 @@
           <w:color w:val="000000"/>
           <w:kern w:val="0"/>
           <w:lang w:eastAsia="es-ES"/>
-          <w14:ligatures w14:val="none"/>
+          <ns2:ligatures ns2:val="none"/>
         </w:rPr>
         <w:t xml:space="preserve"> meses en </w:t>
       </w:r>
@@ -2724,7 +2724,7 @@
           <w:color w:val="000000"/>
           <w:kern w:val="0"/>
           <w:lang w:eastAsia="es-ES"/>
-          <w14:ligatures w14:val="none"/>
+          <ns2:ligatures ns2:val="none"/>
         </w:rPr>
         <w:t>el taller</w:t>
       </w:r>
@@ -2734,7 +2734,7 @@
           <w:color w:val="000000"/>
           <w:kern w:val="0"/>
           <w:lang w:eastAsia="es-ES"/>
-          <w14:ligatures w14:val="none"/>
+          <ns2:ligatures ns2:val="none"/>
         </w:rPr>
         <w:t xml:space="preserve"> de City Motors</w:t>
       </w:r>
@@ -2744,7 +2744,7 @@
           <w:color w:val="000000"/>
           <w:kern w:val="0"/>
           <w:lang w:eastAsia="es-ES"/>
-          <w14:ligatures w14:val="none"/>
+          <ns2:ligatures ns2:val="none"/>
         </w:rPr>
         <w:t xml:space="preserve"> sin entregar documentación técnica oportuna que acreditara su operatividad funcional</w:t>
       </w:r>
@@ -2754,7 +2754,7 @@
           <w:color w:val="000000"/>
           <w:kern w:val="0"/>
           <w:lang w:eastAsia="es-ES"/>
-          <w14:ligatures w14:val="none"/>
+          <ns2:ligatures ns2:val="none"/>
         </w:rPr>
         <w:t xml:space="preserve">; asimismo, </w:t>
       </w:r>
@@ -2764,7 +2764,7 @@
           <w:color w:val="000000"/>
           <w:kern w:val="0"/>
           <w:lang w:eastAsia="es-ES"/>
-          <w14:ligatures w14:val="none"/>
+          <ns2:ligatures ns2:val="none"/>
         </w:rPr>
         <w:t xml:space="preserve">tampoco </w:t>
       </w:r>
@@ -2774,7 +2774,7 @@
           <w:color w:val="000000"/>
           <w:kern w:val="0"/>
           <w:lang w:eastAsia="es-ES"/>
-          <w14:ligatures w14:val="none"/>
+          <ns2:ligatures ns2:val="none"/>
         </w:rPr>
         <w:t xml:space="preserve">le </w:t>
       </w:r>
@@ -2784,7 +2784,7 @@
           <w:color w:val="000000"/>
           <w:kern w:val="0"/>
           <w:lang w:eastAsia="es-ES"/>
-          <w14:ligatures w14:val="none"/>
+          <ns2:ligatures ns2:val="none"/>
         </w:rPr>
         <w:t>entregó facturas originales de los repuestos utilizados</w:t>
       </w:r>
@@ -2794,7 +2794,7 @@
           <w:color w:val="000000"/>
           <w:kern w:val="0"/>
           <w:lang w:eastAsia="es-ES"/>
-          <w14:ligatures w14:val="none"/>
+          <ns2:ligatures ns2:val="none"/>
         </w:rPr>
         <w:t xml:space="preserve">. Como consecuencia directa de la inoperatividad del vehículo, incurrió en gastos mensuales de S/ 1 740,00 </w:t>
       </w:r>
@@ -2804,7 +2804,7 @@
           <w:color w:val="000000"/>
           <w:kern w:val="0"/>
           <w:lang w:eastAsia="es-ES"/>
-          <w14:ligatures w14:val="none"/>
+          <ns2:ligatures ns2:val="none"/>
         </w:rPr>
         <w:t>para</w:t>
       </w:r>
@@ -2814,7 +2814,7 @@
           <w:color w:val="000000"/>
           <w:kern w:val="0"/>
           <w:lang w:eastAsia="es-ES"/>
-          <w14:ligatures w14:val="none"/>
+          <ns2:ligatures ns2:val="none"/>
         </w:rPr>
         <w:t xml:space="preserve"> movilidad</w:t>
       </w:r>
@@ -2824,7 +2824,7 @@
           <w:color w:val="000000"/>
           <w:kern w:val="0"/>
           <w:lang w:eastAsia="es-ES"/>
-          <w14:ligatures w14:val="none"/>
+          <ns2:ligatures ns2:val="none"/>
         </w:rPr>
         <w:t xml:space="preserve"> familiar</w:t>
       </w:r>
@@ -2834,12 +2834,12 @@
           <w:color w:val="000000"/>
           <w:kern w:val="0"/>
           <w:lang w:eastAsia="es-ES"/>
-          <w14:ligatures w14:val="none"/>
+          <ns2:ligatures ns2:val="none"/>
         </w:rPr>
         <w:t>.</w:t>
       </w:r>
     </w:p>
-    <w:p>
+    <w:p ns2:paraId="4FB15987" ns2:textId="1F8110F7">
       <w:pPr>
         <w:numPr>
           <w:ilvl w:val="1"/>
@@ -2857,7 +2857,7 @@
           <w:color w:val="000000"/>
           <w:kern w:val="0"/>
           <w:lang w:val="es-ES" w:eastAsia="es-ES"/>
-          <w14:ligatures w14:val="none"/>
+          <ns2:ligatures ns2:val="none"/>
         </w:rPr>
       </w:pPr>
       <w:r>
@@ -2866,7 +2866,7 @@
           <w:color w:val="000000"/>
           <w:kern w:val="0"/>
           <w:lang w:val="es-ES" w:eastAsia="es-ES"/>
-          <w14:ligatures w14:val="none"/>
+          <ns2:ligatures ns2:val="none"/>
         </w:rPr>
         <w:t xml:space="preserve">El señor [APELLIDO] solicitó, en calidad de medida correctiva, que se disponga: (i) El reconocimiento de pérdida total funcional del vehículo asegurado, por afectación prolongada, incertidumbre técnica, riesgo operativo y ausencia de verificación independiente; en su defecto, condicionar la entrega a la emisión de un informe técnico completo, suscrito por el concesionario oficial de la marca, incluyendo: kilometraje, diagnóstico, trazabilidad del repuesto y pruebas mecánicas. (ii) La exoneración de al menos el 90% del deducible exigido, por incumplimientos contractuales, contradicciones en la aplicación de la cláusula VEH018 y perjuicio económico acumulado. (iii) El reembolso del íntegro de los gastos en movilidad generados desde octubre de 2024. (iv) Ordenar a Rímac presentar las facturas originales de los repuestos utilizados. (v) Ordenar a Rímac ampliar por escrito la garantía técnica del vehículo. (vi) Ordenar a Rímac cubrir cualquier daño colateral causado por la inactividad prolongada. (vii) Ordenar a Rímac exonerar el deducible y asumir responsabilidad por defectos actuales o futuros. (viii) Ordenar a Rímac cubrir íntegramente el costo de una nueva póliza anual de seguro vehicular.</w:t>
       </w:r>
@@ -2874,7 +2874,7 @@
         <w:rPr>
           <w:rFonts w:ascii="Arial Narrow" w:eastAsia="Calibri" w:hAnsi="Arial Narrow" w:cs="Arial"/>
           <w:kern w:val="0"/>
-          <w14:ligatures w14:val="none"/>
+          <ns2:ligatures ns2:val="none"/>
         </w:rPr>
         <w:t xml:space="preserve"/>
       </w:r>
@@ -2882,7 +2882,7 @@
         <w:rPr>
           <w:rFonts w:ascii="Arial Narrow" w:eastAsia="Calibri" w:hAnsi="Arial Narrow" w:cs="Arial"/>
           <w:kern w:val="0"/>
-          <w14:ligatures w14:val="none"/>
+          <ns2:ligatures ns2:val="none"/>
         </w:rPr>
         <w:t xml:space="preserve"/>
       </w:r>
@@ -2892,7 +2892,7 @@
           <w:color w:val="000000"/>
           <w:kern w:val="0"/>
           <w:lang w:val="es-ES" w:eastAsia="es-ES"/>
-          <w14:ligatures w14:val="none"/>
+          <ns2:ligatures ns2:val="none"/>
         </w:rPr>
         <w:t/>
       </w:r>
@@ -2902,7 +2902,7 @@
           <w:color w:val="000000"/>
           <w:kern w:val="0"/>
           <w:lang w:val="es-ES" w:eastAsia="es-ES"/>
-          <w14:ligatures w14:val="none"/>
+          <ns2:ligatures ns2:val="none"/>
         </w:rPr>
         <w:t xml:space="preserve"/>
       </w:r>
@@ -2912,7 +2912,7 @@
           <w:color w:val="000000"/>
           <w:kern w:val="0"/>
           <w:lang w:val="es-ES" w:eastAsia="es-ES"/>
-          <w14:ligatures w14:val="none"/>
+          <ns2:ligatures ns2:val="none"/>
         </w:rPr>
         <w:t xml:space="preserve"/>
       </w:r>
@@ -2922,7 +2922,7 @@
           <w:color w:val="000000"/>
           <w:kern w:val="0"/>
           <w:lang w:val="es-ES" w:eastAsia="es-ES"/>
-          <w14:ligatures w14:val="none"/>
+          <ns2:ligatures ns2:val="none"/>
         </w:rPr>
         <w:t/>
       </w:r>
@@ -2932,7 +2932,7 @@
           <w:color w:val="000000"/>
           <w:kern w:val="0"/>
           <w:lang w:val="es-ES" w:eastAsia="es-ES"/>
-          <w14:ligatures w14:val="none"/>
+          <ns2:ligatures ns2:val="none"/>
         </w:rPr>
         <w:t/>
       </w:r>
@@ -2942,7 +2942,7 @@
           <w:color w:val="000000"/>
           <w:kern w:val="0"/>
           <w:lang w:val="es-ES" w:eastAsia="es-ES"/>
-          <w14:ligatures w14:val="none"/>
+          <ns2:ligatures ns2:val="none"/>
         </w:rPr>
         <w:t xml:space="preserve"/>
       </w:r>
@@ -2952,7 +2952,7 @@
           <w:color w:val="000000"/>
           <w:kern w:val="0"/>
           <w:lang w:val="es-ES" w:eastAsia="es-ES"/>
-          <w14:ligatures w14:val="none"/>
+          <ns2:ligatures ns2:val="none"/>
         </w:rPr>
         <w:t/>
       </w:r>
@@ -2962,7 +2962,7 @@
           <w:color w:val="000000"/>
           <w:kern w:val="0"/>
           <w:lang w:val="es-ES" w:eastAsia="es-ES"/>
-          <w14:ligatures w14:val="none"/>
+          <ns2:ligatures ns2:val="none"/>
         </w:rPr>
         <w:t/>
       </w:r>
@@ -2972,7 +2972,7 @@
           <w:color w:val="000000"/>
           <w:kern w:val="0"/>
           <w:lang w:val="es-ES" w:eastAsia="es-ES"/>
-          <w14:ligatures w14:val="none"/>
+          <ns2:ligatures ns2:val="none"/>
         </w:rPr>
         <w:t xml:space="preserve"/>
       </w:r>
@@ -2982,7 +2982,7 @@
           <w:color w:val="000000"/>
           <w:kern w:val="0"/>
           <w:lang w:val="es-ES" w:eastAsia="es-ES"/>
-          <w14:ligatures w14:val="none"/>
+          <ns2:ligatures ns2:val="none"/>
         </w:rPr>
         <w:t/>
       </w:r>
@@ -2992,7 +2992,7 @@
           <w:color w:val="000000"/>
           <w:kern w:val="0"/>
           <w:lang w:val="es-ES" w:eastAsia="es-ES"/>
-          <w14:ligatures w14:val="none"/>
+          <ns2:ligatures ns2:val="none"/>
         </w:rPr>
         <w:t xml:space="preserve"/>
       </w:r>
@@ -3002,7 +3002,7 @@
           <w:color w:val="000000"/>
           <w:kern w:val="0"/>
           <w:lang w:val="es-ES" w:eastAsia="es-ES"/>
-          <w14:ligatures w14:val="none"/>
+          <ns2:ligatures ns2:val="none"/>
         </w:rPr>
         <w:t/>
       </w:r>
@@ -3012,7 +3012,7 @@
           <w:color w:val="000000"/>
           <w:kern w:val="0"/>
           <w:lang w:val="es-ES" w:eastAsia="es-ES"/>
-          <w14:ligatures w14:val="none"/>
+          <ns2:ligatures ns2:val="none"/>
         </w:rPr>
         <w:t/>
       </w:r>
@@ -3022,7 +3022,7 @@
           <w:color w:val="000000"/>
           <w:kern w:val="0"/>
           <w:lang w:val="es-ES" w:eastAsia="es-ES"/>
-          <w14:ligatures w14:val="none"/>
+          <ns2:ligatures ns2:val="none"/>
         </w:rPr>
         <w:t/>
       </w:r>
@@ -3032,7 +3032,7 @@
           <w:color w:val="000000"/>
           <w:kern w:val="0"/>
           <w:lang w:val="es-ES" w:eastAsia="es-ES"/>
-          <w14:ligatures w14:val="none"/>
+          <ns2:ligatures ns2:val="none"/>
         </w:rPr>
         <w:t/>
       </w:r>
@@ -3042,7 +3042,7 @@
           <w:color w:val="000000"/>
           <w:kern w:val="0"/>
           <w:lang w:val="es-ES" w:eastAsia="es-ES"/>
-          <w14:ligatures w14:val="none"/>
+          <ns2:ligatures ns2:val="none"/>
         </w:rPr>
         <w:t xml:space="preserve"/>
       </w:r>
@@ -3052,7 +3052,7 @@
           <w:color w:val="000000"/>
           <w:kern w:val="0"/>
           <w:lang w:val="es-ES" w:eastAsia="es-ES"/>
-          <w14:ligatures w14:val="none"/>
+          <ns2:ligatures ns2:val="none"/>
         </w:rPr>
         <w:t/>
       </w:r>
@@ -3062,7 +3062,7 @@
           <w:color w:val="000000"/>
           <w:kern w:val="0"/>
           <w:lang w:val="es-ES" w:eastAsia="es-ES"/>
-          <w14:ligatures w14:val="none"/>
+          <ns2:ligatures ns2:val="none"/>
         </w:rPr>
         <w:t/>
       </w:r>
@@ -3072,7 +3072,7 @@
           <w:color w:val="000000"/>
           <w:kern w:val="0"/>
           <w:lang w:val="es-ES" w:eastAsia="es-ES"/>
-          <w14:ligatures w14:val="none"/>
+          <ns2:ligatures ns2:val="none"/>
         </w:rPr>
         <w:t xml:space="preserve"/>
       </w:r>
@@ -3082,7 +3082,7 @@
           <w:color w:val="000000"/>
           <w:kern w:val="0"/>
           <w:lang w:val="es-ES" w:eastAsia="es-ES"/>
-          <w14:ligatures w14:val="none"/>
+          <ns2:ligatures ns2:val="none"/>
         </w:rPr>
         <w:t/>
       </w:r>
@@ -3092,7 +3092,7 @@
           <w:color w:val="000000"/>
           <w:kern w:val="0"/>
           <w:lang w:val="es-ES" w:eastAsia="es-ES"/>
-          <w14:ligatures w14:val="none"/>
+          <ns2:ligatures ns2:val="none"/>
         </w:rPr>
         <w:t/>
       </w:r>
@@ -3102,7 +3102,7 @@
           <w:color w:val="000000"/>
           <w:kern w:val="0"/>
           <w:lang w:val="es-ES" w:eastAsia="es-ES"/>
-          <w14:ligatures w14:val="none"/>
+          <ns2:ligatures ns2:val="none"/>
         </w:rPr>
         <w:t xml:space="preserve"/>
       </w:r>
@@ -3112,7 +3112,7 @@
           <w:color w:val="000000"/>
           <w:kern w:val="0"/>
           <w:lang w:val="es-ES" w:eastAsia="es-ES"/>
-          <w14:ligatures w14:val="none"/>
+          <ns2:ligatures ns2:val="none"/>
         </w:rPr>
         <w:t/>
       </w:r>
@@ -3122,7 +3122,7 @@
           <w:color w:val="000000"/>
           <w:kern w:val="0"/>
           <w:lang w:val="es-ES" w:eastAsia="es-ES"/>
-          <w14:ligatures w14:val="none"/>
+          <ns2:ligatures ns2:val="none"/>
         </w:rPr>
         <w:t xml:space="preserve"/>
       </w:r>
@@ -3132,7 +3132,7 @@
           <w:color w:val="000000"/>
           <w:kern w:val="0"/>
           <w:lang w:val="es-ES" w:eastAsia="es-ES"/>
-          <w14:ligatures w14:val="none"/>
+          <ns2:ligatures ns2:val="none"/>
         </w:rPr>
         <w:t/>
       </w:r>
@@ -3142,7 +3142,7 @@
           <w:color w:val="000000"/>
           <w:kern w:val="0"/>
           <w:lang w:val="es-ES" w:eastAsia="es-ES"/>
-          <w14:ligatures w14:val="none"/>
+          <ns2:ligatures ns2:val="none"/>
         </w:rPr>
         <w:t xml:space="preserve"/>
       </w:r>
@@ -3152,7 +3152,7 @@
           <w:color w:val="000000"/>
           <w:kern w:val="0"/>
           <w:lang w:val="es-ES" w:eastAsia="es-ES"/>
-          <w14:ligatures w14:val="none"/>
+          <ns2:ligatures ns2:val="none"/>
         </w:rPr>
         <w:t/>
       </w:r>
@@ -3162,7 +3162,7 @@
           <w:color w:val="000000"/>
           <w:kern w:val="0"/>
           <w:lang w:val="es-ES" w:eastAsia="es-ES"/>
-          <w14:ligatures w14:val="none"/>
+          <ns2:ligatures ns2:val="none"/>
         </w:rPr>
         <w:t xml:space="preserve"/>
       </w:r>
@@ -3172,7 +3172,7 @@
           <w:color w:val="000000"/>
           <w:kern w:val="0"/>
           <w:lang w:val="es-ES" w:eastAsia="es-ES"/>
-          <w14:ligatures w14:val="none"/>
+          <ns2:ligatures ns2:val="none"/>
         </w:rPr>
         <w:t/>
       </w:r>
@@ -3182,7 +3182,7 @@
           <w:color w:val="000000"/>
           <w:kern w:val="0"/>
           <w:lang w:val="es-ES" w:eastAsia="es-ES"/>
-          <w14:ligatures w14:val="none"/>
+          <ns2:ligatures ns2:val="none"/>
         </w:rPr>
         <w:t/>
       </w:r>
@@ -3192,7 +3192,7 @@
           <w:color w:val="000000"/>
           <w:kern w:val="0"/>
           <w:lang w:val="es-ES" w:eastAsia="es-ES"/>
-          <w14:ligatures w14:val="none"/>
+          <ns2:ligatures ns2:val="none"/>
         </w:rPr>
         <w:t xml:space="preserve"/>
       </w:r>
@@ -3202,7 +3202,7 @@
           <w:color w:val="000000"/>
           <w:kern w:val="0"/>
           <w:lang w:val="es-ES" w:eastAsia="es-ES"/>
-          <w14:ligatures w14:val="none"/>
+          <ns2:ligatures ns2:val="none"/>
         </w:rPr>
         <w:t/>
       </w:r>
@@ -3212,7 +3212,7 @@
           <w:color w:val="000000"/>
           <w:kern w:val="0"/>
           <w:lang w:val="es-ES" w:eastAsia="es-ES"/>
-          <w14:ligatures w14:val="none"/>
+          <ns2:ligatures ns2:val="none"/>
         </w:rPr>
         <w:t/>
       </w:r>
@@ -3222,12 +3222,12 @@
           <w:color w:val="000000"/>
           <w:kern w:val="0"/>
           <w:lang w:val="es-ES" w:eastAsia="es-ES"/>
-          <w14:ligatures w14:val="none"/>
+          <ns2:ligatures ns2:val="none"/>
         </w:rPr>
         <w:t/>
       </w:r>
     </w:p>
-    <w:p>
+    <w:p ns2:paraId="61C46995" ns2:textId="77777777">
       <w:pPr>
         <w:spacing w:after="0" w:line="240" w:lineRule="auto"/>
         <w:contextualSpacing/>
@@ -3238,11 +3238,11 @@
           <w:color w:val="000000"/>
           <w:kern w:val="0"/>
           <w:lang w:eastAsia="es-PE"/>
-          <w14:ligatures w14:val="none"/>
-        </w:rPr>
-      </w:pPr>
-    </w:p>
-    <w:p>
+          <ns2:ligatures ns2:val="none"/>
+        </w:rPr>
+      </w:pPr>
+    </w:p>
+    <w:p ns2:paraId="4713554A" ns2:textId="77777777">
       <w:pPr>
         <w:pStyle w:val="Prrafodelista"/>
         <w:numPr>
@@ -3262,7 +3262,7 @@
           <w:color w:val="000000"/>
           <w:kern w:val="0"/>
           <w:lang w:eastAsia="es-PE"/>
-          <w14:ligatures w14:val="none"/>
+          <ns2:ligatures ns2:val="none"/>
         </w:rPr>
       </w:pPr>
       <w:r>
@@ -3272,12 +3272,12 @@
           <w:color w:val="000000"/>
           <w:kern w:val="0"/>
           <w:lang w:eastAsia="es-PE"/>
-          <w14:ligatures w14:val="none"/>
+          <ns2:ligatures ns2:val="none"/>
         </w:rPr>
         <w:t>DE LA ADMISIÓN A TRÁMITE DE LA DENUNCIA</w:t>
       </w:r>
     </w:p>
-    <w:p>
+    <w:p ns2:paraId="4BBBE1C2" ns2:textId="77777777">
       <w:pPr>
         <w:spacing w:after="0" w:line="240" w:lineRule="auto"/>
         <w:ind w:left="567"/>
@@ -3289,11 +3289,11 @@
           <w:color w:val="000000"/>
           <w:kern w:val="0"/>
           <w:lang w:eastAsia="es-PE"/>
-          <w14:ligatures w14:val="none"/>
-        </w:rPr>
-      </w:pPr>
-    </w:p>
-    <w:p>
+          <ns2:ligatures ns2:val="none"/>
+        </w:rPr>
+      </w:pPr>
+    </w:p>
+    <w:p ns2:paraId="01D09C35" ns2:textId="7240FCB3">
       <w:pPr>
         <w:pStyle w:val="Prrafodelista"/>
         <w:numPr>
@@ -3306,7 +3306,7 @@
         <w:rPr>
           <w:rFonts w:ascii="Arial Narrow" w:eastAsia="Arial Narrow" w:hAnsi="Arial Narrow" w:cs="Arial Narrow"/>
           <w:kern w:val="0"/>
-          <w14:ligatures w14:val="none"/>
+          <ns2:ligatures ns2:val="none"/>
         </w:rPr>
       </w:pPr>
       <w:bookmarkStart w:id="2" w:name="_Hlk140755208"/>
@@ -3318,7 +3318,7 @@
           <w:color w:val="000000"/>
           <w:kern w:val="0"/>
           <w:lang w:eastAsia="es-PE"/>
-          <w14:ligatures w14:val="none"/>
+          <ns2:ligatures ns2:val="none"/>
         </w:rPr>
         <w:t xml:space="preserve">La Secretaría </w:t>
       </w:r>
@@ -3331,7 +3331,7 @@
           <w:color w:val="000000"/>
           <w:kern w:val="0"/>
           <w:lang w:eastAsia="es-PE"/>
-          <w14:ligatures w14:val="none"/>
+          <ns2:ligatures ns2:val="none"/>
         </w:rPr>
         <w:t>Técnica de la Comisión de Protección al Consumidor 1 (en adelante, la Secretaría Técnica), en ejercicio de sus facultades</w:t>
       </w:r>
@@ -3341,7 +3341,7 @@
           <w:rFonts w:ascii="Arial Narrow" w:eastAsia="Arial Narrow" w:hAnsi="Arial Narrow" w:cs="Arial Narrow"/>
           <w:kern w:val="0"/>
           <w:vertAlign w:val="superscript"/>
-          <w14:ligatures w14:val="none"/>
+          <ns2:ligatures ns2:val="none"/>
         </w:rPr>
         <w:footnoteReference w:id="3"/>
       </w:r>
@@ -3351,7 +3351,7 @@
           <w:color w:val="000000"/>
           <w:kern w:val="0"/>
           <w:lang w:eastAsia="es-PE"/>
-          <w14:ligatures w14:val="none"/>
+          <ns2:ligatures ns2:val="none"/>
         </w:rPr>
         <w:t xml:space="preserve">, considera </w:t>
       </w:r>
@@ -3359,7 +3359,7 @@
         <w:rPr>
           <w:rFonts w:ascii="Arial Narrow" w:eastAsia="Arial Narrow" w:hAnsi="Arial Narrow" w:cs="Arial Narrow"/>
           <w:kern w:val="0"/>
-          <w14:ligatures w14:val="none"/>
+          <ns2:ligatures ns2:val="none"/>
         </w:rPr>
         <w:t>que el hecho denuncia</w:t>
       </w:r>
@@ -3367,7 +3367,7 @@
         <w:rPr>
           <w:rFonts w:ascii="Arial Narrow" w:eastAsia="Arial Narrow" w:hAnsi="Arial Narrow" w:cs="Arial Narrow"/>
           <w:kern w:val="0"/>
-          <w14:ligatures w14:val="none"/>
+          <ns2:ligatures ns2:val="none"/>
         </w:rPr>
         <w:t xml:space="preserve">do, consistente en que </w:t>
       </w:r>
@@ -3382,7 +3382,7 @@
         <w:rPr>
           <w:rFonts w:ascii="Arial Narrow" w:eastAsia="Arial Narrow" w:hAnsi="Arial Narrow" w:cs="Arial Narrow"/>
           <w:kern w:val="0"/>
-          <w14:ligatures w14:val="none"/>
+          <ns2:ligatures ns2:val="none"/>
         </w:rPr>
         <w:t>; involucraría una presunta afectación a sus expectativas, quien no habría encontrado una correspondencia entre lo que esperaba recibir de parte del proveedor y lo que realmente recibió. Por consiguiente, corresponde calificar el hecho materia de denuncia como una presunta infracción al deber de idoneidad, tipificado en los artículos 18</w:t>
       </w:r>
@@ -3392,7 +3392,7 @@
           <w:color w:val="000000"/>
           <w:kern w:val="0"/>
           <w:lang w:eastAsia="es-PE"/>
-          <w14:ligatures w14:val="none"/>
+          <ns2:ligatures ns2:val="none"/>
         </w:rPr>
         <w:t/>
       </w:r>
@@ -3400,7 +3400,7 @@
         <w:rPr>
           <w:rFonts w:ascii="Arial Narrow" w:eastAsia="Arial Narrow" w:hAnsi="Arial Narrow" w:cs="Arial Narrow"/>
           <w:kern w:val="0"/>
-          <w14:ligatures w14:val="none"/>
+          <ns2:ligatures ns2:val="none"/>
         </w:rPr>
         <w:t xml:space="preserve"> y 19</w:t>
       </w:r>
@@ -3410,7 +3410,7 @@
           <w:color w:val="000000"/>
           <w:kern w:val="0"/>
           <w:lang w:eastAsia="es-PE"/>
-          <w14:ligatures w14:val="none"/>
+          <ns2:ligatures ns2:val="none"/>
         </w:rPr>
         <w:t/>
       </w:r>
@@ -3418,7 +3418,7 @@
         <w:rPr>
           <w:rFonts w:ascii="Arial Narrow" w:eastAsia="Arial Narrow" w:hAnsi="Arial Narrow" w:cs="Arial Narrow"/>
           <w:kern w:val="0"/>
-          <w14:ligatures w14:val="none"/>
+          <ns2:ligatures ns2:val="none"/>
         </w:rPr>
         <w:t xml:space="preserve"> del Código</w:t>
       </w:r>
@@ -3428,7 +3428,7 @@
           <w:rFonts w:ascii="Arial Narrow" w:eastAsia="Arial Narrow" w:hAnsi="Arial Narrow" w:cs="Arial"/>
           <w:kern w:val="0"/>
           <w:vertAlign w:val="superscript"/>
-          <w14:ligatures w14:val="none"/>
+          <ns2:ligatures ns2:val="none"/>
         </w:rPr>
         <w:footnoteReference w:id="4"/>
       </w:r>
@@ -3436,23 +3436,23 @@
         <w:rPr>
           <w:rFonts w:ascii="Arial Narrow" w:eastAsia="Arial Narrow" w:hAnsi="Arial Narrow" w:cs="Arial Narrow"/>
           <w:kern w:val="0"/>
-          <w14:ligatures w14:val="none"/>
+          <ns2:ligatures ns2:val="none"/>
         </w:rPr>
         <w:t>.</w:t>
       </w:r>
     </w:p>
-    <w:p>
-      <w:pPr>
-        <w:spacing w:after="0" w:line="240" w:lineRule="auto"/>
-        <w:jc w:val="both"/>
-        <w:rPr>
-          <w:rFonts w:ascii="Arial Narrow" w:eastAsia="Arial Narrow" w:hAnsi="Arial Narrow" w:cs="Arial Narrow"/>
-          <w:kern w:val="0"/>
-          <w14:ligatures w14:val="none"/>
-        </w:rPr>
-      </w:pPr>
-    </w:p>
-    <w:p>
+    <w:p ns2:paraId="3B0550BB" ns2:textId="77777777">
+      <w:pPr>
+        <w:spacing w:after="0" w:line="240" w:lineRule="auto"/>
+        <w:jc w:val="both"/>
+        <w:rPr>
+          <w:rFonts w:ascii="Arial Narrow" w:eastAsia="Arial Narrow" w:hAnsi="Arial Narrow" w:cs="Arial Narrow"/>
+          <w:kern w:val="0"/>
+          <ns2:ligatures ns2:val="none"/>
+        </w:rPr>
+      </w:pPr>
+    </w:p>
+    <w:p ns2:paraId="55F6E79B" ns2:textId="1734D760">
       <w:pPr>
         <w:pStyle w:val="Prrafodelista"/>
         <w:numPr>
@@ -3465,14 +3465,14 @@
         <w:rPr>
           <w:rFonts w:ascii="Arial Narrow" w:eastAsia="Arial Narrow" w:hAnsi="Arial Narrow" w:cs="Arial Narrow"/>
           <w:kern w:val="0"/>
-          <w14:ligatures w14:val="none"/>
-        </w:rPr>
-      </w:pPr>
-      <w:r>
-        <w:rPr>
-          <w:rFonts w:ascii="Arial Narrow" w:eastAsia="Arial Narrow" w:hAnsi="Arial Narrow" w:cs="Arial Narrow"/>
-          <w:kern w:val="0"/>
-          <w14:ligatures w14:val="none"/>
+          <ns2:ligatures ns2:val="none"/>
+        </w:rPr>
+      </w:pPr>
+      <w:r>
+        <w:rPr>
+          <w:rFonts w:ascii="Arial Narrow" w:eastAsia="Arial Narrow" w:hAnsi="Arial Narrow" w:cs="Arial Narrow"/>
+          <w:kern w:val="0"/>
+          <ns2:ligatures ns2:val="none"/>
         </w:rPr>
         <w:t xml:space="preserve">Así también, la Secretaría Técnica, en ejercicio de sus facultades, </w:t>
       </w:r>
@@ -3482,7 +3482,7 @@
           <w:color w:val="000000"/>
           <w:kern w:val="0"/>
           <w:lang w:eastAsia="es-PE"/>
-          <w14:ligatures w14:val="none"/>
+          <ns2:ligatures ns2:val="none"/>
         </w:rPr>
         <w:t xml:space="preserve">considera </w:t>
       </w:r>
@@ -3490,7 +3490,7 @@
         <w:rPr>
           <w:rFonts w:ascii="Arial Narrow" w:eastAsia="Arial Narrow" w:hAnsi="Arial Narrow" w:cs="Arial Narrow"/>
           <w:kern w:val="0"/>
-          <w14:ligatures w14:val="none"/>
+          <ns2:ligatures ns2:val="none"/>
         </w:rPr>
         <w:t xml:space="preserve">que el hecho denunciado, consistente en que </w:t>
       </w:r>
@@ -3498,7 +3498,7 @@
         <w:rPr>
           <w:rFonts w:ascii="Arial Narrow" w:eastAsia="Arial Narrow" w:hAnsi="Arial Narrow" w:cs="Arial Narrow"/>
           <w:kern w:val="0"/>
-          <w14:ligatures w14:val="none"/>
+          <ns2:ligatures ns2:val="none"/>
         </w:rPr>
         <w:t>la compañía aseguradora se habría negado a activar la cláusula VEH018 alegando que el repuesto no se fabricaba, pese a que posteriormente lo adquirió, instaló y facturó</w:t>
       </w:r>
@@ -3506,7 +3506,7 @@
         <w:rPr>
           <w:rFonts w:ascii="Arial Narrow" w:eastAsia="Arial Narrow" w:hAnsi="Arial Narrow" w:cs="Arial Narrow"/>
           <w:kern w:val="0"/>
-          <w14:ligatures w14:val="none"/>
+          <ns2:ligatures ns2:val="none"/>
         </w:rPr>
         <w:t>; involucraría una presunta afectación a sus expectativas, quien no habría encontrado una correspondencia entre lo que esperaba recibir de parte del proveedor y lo que realmente recibió. Por consiguiente, corresponde calificar el hecho materia de denuncia como una presunta infracción al deber de idoneidad, tipificado en los artículos 18</w:t>
       </w:r>
@@ -3516,7 +3516,7 @@
           <w:color w:val="000000"/>
           <w:kern w:val="0"/>
           <w:lang w:eastAsia="es-PE"/>
-          <w14:ligatures w14:val="none"/>
+          <ns2:ligatures ns2:val="none"/>
         </w:rPr>
         <w:t/>
       </w:r>
@@ -3524,7 +3524,7 @@
         <w:rPr>
           <w:rFonts w:ascii="Arial Narrow" w:eastAsia="Arial Narrow" w:hAnsi="Arial Narrow" w:cs="Arial Narrow"/>
           <w:kern w:val="0"/>
-          <w14:ligatures w14:val="none"/>
+          <ns2:ligatures ns2:val="none"/>
         </w:rPr>
         <w:t xml:space="preserve"> y 19</w:t>
       </w:r>
@@ -3534,7 +3534,7 @@
           <w:color w:val="000000"/>
           <w:kern w:val="0"/>
           <w:lang w:eastAsia="es-PE"/>
-          <w14:ligatures w14:val="none"/>
+          <ns2:ligatures ns2:val="none"/>
         </w:rPr>
         <w:t/>
       </w:r>
@@ -3542,23 +3542,23 @@
         <w:rPr>
           <w:rFonts w:ascii="Arial Narrow" w:eastAsia="Arial Narrow" w:hAnsi="Arial Narrow" w:cs="Arial Narrow"/>
           <w:kern w:val="0"/>
-          <w14:ligatures w14:val="none"/>
+          <ns2:ligatures ns2:val="none"/>
         </w:rPr>
         <w:t xml:space="preserve"> del Código.</w:t>
       </w:r>
     </w:p>
-    <w:p>
-      <w:pPr>
-        <w:spacing w:after="0" w:line="240" w:lineRule="auto"/>
-        <w:jc w:val="both"/>
-        <w:rPr>
-          <w:rFonts w:ascii="Arial Narrow" w:eastAsia="Arial Narrow" w:hAnsi="Arial Narrow" w:cs="Arial Narrow"/>
-          <w:kern w:val="0"/>
-          <w14:ligatures w14:val="none"/>
-        </w:rPr>
-      </w:pPr>
-    </w:p>
-    <w:p>
+    <w:p ns2:paraId="7C2015B3" ns2:textId="77777777">
+      <w:pPr>
+        <w:spacing w:after="0" w:line="240" w:lineRule="auto"/>
+        <w:jc w:val="both"/>
+        <w:rPr>
+          <w:rFonts w:ascii="Arial Narrow" w:eastAsia="Arial Narrow" w:hAnsi="Arial Narrow" w:cs="Arial Narrow"/>
+          <w:kern w:val="0"/>
+          <ns2:ligatures ns2:val="none"/>
+        </w:rPr>
+      </w:pPr>
+    </w:p>
+    <w:p ns2:paraId="75ED5F8C" ns2:textId="6B33668F">
       <w:pPr>
         <w:pStyle w:val="Prrafodelista"/>
         <w:numPr>
@@ -3571,16 +3571,16 @@
         <w:rPr>
           <w:rFonts w:ascii="Arial Narrow" w:eastAsia="Arial Narrow" w:hAnsi="Arial Narrow" w:cs="Arial Narrow"/>
           <w:kern w:val="0"/>
-          <w14:ligatures w14:val="none"/>
-        </w:rPr>
-      </w:pPr>
-      <w:r>
-        <w:rPr>
-          <w:rFonts w:ascii="Arial Narrow" w:eastAsia="Times New Roman" w:hAnsi="Arial Narrow" w:cs="Arial"/>
-          <w:color w:val="000000"/>
-          <w:kern w:val="0"/>
-          <w:lang w:eastAsia="es-PE"/>
-          <w14:ligatures w14:val="none"/>
+          <ns2:ligatures ns2:val="none"/>
+        </w:rPr>
+      </w:pPr>
+      <w:r>
+        <w:rPr>
+          <w:rFonts w:ascii="Arial Narrow" w:eastAsia="Times New Roman" w:hAnsi="Arial Narrow" w:cs="Arial"/>
+          <w:color w:val="000000"/>
+          <w:kern w:val="0"/>
+          <w:lang w:eastAsia="es-PE"/>
+          <ns2:ligatures ns2:val="none"/>
         </w:rPr>
         <w:t xml:space="preserve">Además, la Secretaría Técnica, en ejercicio de sus facultades, considera </w:t>
       </w:r>
@@ -3588,7 +3588,7 @@
         <w:rPr>
           <w:rFonts w:ascii="Arial Narrow" w:eastAsia="Arial Narrow" w:hAnsi="Arial Narrow" w:cs="Arial"/>
           <w:kern w:val="0"/>
-          <w14:ligatures w14:val="none"/>
+          <ns2:ligatures ns2:val="none"/>
         </w:rPr>
         <w:t xml:space="preserve">que el hecho denunciado, consistente en que </w:t>
       </w:r>
@@ -3603,7 +3603,7 @@
         <w:rPr>
           <w:rFonts w:ascii="Arial Narrow" w:eastAsia="Arial Narrow" w:hAnsi="Arial Narrow" w:cs="Arial Narrow"/>
           <w:kern w:val="0"/>
-          <w14:ligatures w14:val="none"/>
+          <ns2:ligatures ns2:val="none"/>
         </w:rPr>
         <w:t>; involucraría una presunta afectación a sus expectativas, quien no habría encontrado una correspondencia entre lo que esperaba recibir de parte del proveedor y lo que realmente recibió</w:t>
       </w:r>
@@ -3614,7 +3614,7 @@
           <w:color w:val="000000"/>
           <w:kern w:val="0"/>
           <w:lang w:eastAsia="es-PE"/>
-          <w14:ligatures w14:val="none"/>
+          <ns2:ligatures ns2:val="none"/>
         </w:rPr>
         <w:t xml:space="preserve">. </w:t>
       </w:r>
@@ -3622,7 +3622,7 @@
         <w:rPr>
           <w:rFonts w:ascii="Arial Narrow" w:eastAsia="Arial Narrow" w:hAnsi="Arial Narrow" w:cs="Arial Narrow"/>
           <w:kern w:val="0"/>
-          <w14:ligatures w14:val="none"/>
+          <ns2:ligatures ns2:val="none"/>
         </w:rPr>
         <w:t xml:space="preserve">Por consiguiente, corresponde calificar el hecho materia de </w:t>
       </w:r>
@@ -3630,7 +3630,7 @@
         <w:rPr>
           <w:rFonts w:ascii="Arial Narrow" w:eastAsia="Arial Narrow" w:hAnsi="Arial Narrow" w:cs="Arial Narrow"/>
           <w:kern w:val="0"/>
-          <w14:ligatures w14:val="none"/>
+          <ns2:ligatures ns2:val="none"/>
         </w:rPr>
         <w:t>denuncia como una presunta infracción al deber de idoneidad, tipificado en los artículos 18</w:t>
       </w:r>
@@ -3640,7 +3640,7 @@
           <w:color w:val="000000"/>
           <w:kern w:val="0"/>
           <w:lang w:eastAsia="es-PE"/>
-          <w14:ligatures w14:val="none"/>
+          <ns2:ligatures ns2:val="none"/>
         </w:rPr>
         <w:t/>
       </w:r>
@@ -3648,7 +3648,7 @@
         <w:rPr>
           <w:rFonts w:ascii="Arial Narrow" w:eastAsia="Arial Narrow" w:hAnsi="Arial Narrow" w:cs="Arial Narrow"/>
           <w:kern w:val="0"/>
-          <w14:ligatures w14:val="none"/>
+          <ns2:ligatures ns2:val="none"/>
         </w:rPr>
         <w:t xml:space="preserve"> y 19</w:t>
       </w:r>
@@ -3658,7 +3658,7 @@
           <w:color w:val="000000"/>
           <w:kern w:val="0"/>
           <w:lang w:eastAsia="es-PE"/>
-          <w14:ligatures w14:val="none"/>
+          <ns2:ligatures ns2:val="none"/>
         </w:rPr>
         <w:t/>
       </w:r>
@@ -3666,23 +3666,23 @@
         <w:rPr>
           <w:rFonts w:ascii="Arial Narrow" w:eastAsia="Arial Narrow" w:hAnsi="Arial Narrow" w:cs="Arial Narrow"/>
           <w:kern w:val="0"/>
-          <w14:ligatures w14:val="none"/>
+          <ns2:ligatures ns2:val="none"/>
         </w:rPr>
         <w:t xml:space="preserve"> del Código</w:t>
       </w:r>
     </w:p>
-    <w:p>
+    <w:p ns2:paraId="3ECF2C05" ns2:textId="77777777">
       <w:pPr>
         <w:pStyle w:val="Prrafodelista"/>
         <w:spacing w:line="240" w:lineRule="auto"/>
         <w:rPr>
           <w:rFonts w:ascii="Arial Narrow" w:eastAsia="Arial Narrow" w:hAnsi="Arial Narrow" w:cs="Arial Narrow"/>
           <w:kern w:val="0"/>
-          <w14:ligatures w14:val="none"/>
-        </w:rPr>
-      </w:pPr>
-    </w:p>
-    <w:p>
+          <ns2:ligatures ns2:val="none"/>
+        </w:rPr>
+      </w:pPr>
+    </w:p>
+    <w:p ns2:paraId="791C2EA2" ns2:textId="7F9A759E">
       <w:pPr>
         <w:pStyle w:val="Prrafodelista"/>
         <w:numPr>
@@ -3695,14 +3695,14 @@
         <w:rPr>
           <w:rFonts w:ascii="Arial Narrow" w:eastAsia="Arial Narrow" w:hAnsi="Arial Narrow" w:cs="Arial Narrow"/>
           <w:kern w:val="0"/>
-          <w14:ligatures w14:val="none"/>
-        </w:rPr>
-      </w:pPr>
-      <w:r>
-        <w:rPr>
-          <w:rFonts w:ascii="Arial Narrow" w:eastAsia="Arial Narrow" w:hAnsi="Arial Narrow" w:cs="Arial Narrow"/>
-          <w:kern w:val="0"/>
-          <w14:ligatures w14:val="none"/>
+          <ns2:ligatures ns2:val="none"/>
+        </w:rPr>
+      </w:pPr>
+      <w:r>
+        <w:rPr>
+          <w:rFonts w:ascii="Arial Narrow" w:eastAsia="Arial Narrow" w:hAnsi="Arial Narrow" w:cs="Arial Narrow"/>
+          <w:kern w:val="0"/>
+          <ns2:ligatures ns2:val="none"/>
         </w:rPr>
         <w:lastRenderedPageBreak/>
         <w:t xml:space="preserve">Asimismo, la Secretaría Técnica, en ejercicio de sus facultades, </w:t>
@@ -3713,7 +3713,7 @@
           <w:color w:val="000000"/>
           <w:kern w:val="0"/>
           <w:lang w:eastAsia="es-PE"/>
-          <w14:ligatures w14:val="none"/>
+          <ns2:ligatures ns2:val="none"/>
         </w:rPr>
         <w:t xml:space="preserve">considera </w:t>
       </w:r>
@@ -3721,7 +3721,7 @@
         <w:rPr>
           <w:rFonts w:ascii="Arial Narrow" w:eastAsia="Arial Narrow" w:hAnsi="Arial Narrow" w:cs="Arial Narrow"/>
           <w:kern w:val="0"/>
-          <w14:ligatures w14:val="none"/>
+          <ns2:ligatures ns2:val="none"/>
         </w:rPr>
         <w:t xml:space="preserve">que el hecho denunciado, consistente en que </w:t>
       </w:r>
@@ -3729,7 +3729,7 @@
         <w:rPr>
           <w:rFonts w:ascii="Arial Narrow" w:eastAsia="Arial Narrow" w:hAnsi="Arial Narrow" w:cs="Arial Narrow"/>
           <w:kern w:val="0"/>
-          <w14:ligatures w14:val="none"/>
+          <ns2:ligatures ns2:val="none"/>
         </w:rPr>
         <w:t>la compañía aseguradora habría brindado una respuesta inadecuada al reclamo presentado por el denunciante el 14 de abril de 2025</w:t>
       </w:r>
@@ -3737,7 +3737,7 @@
         <w:rPr>
           <w:rFonts w:ascii="Arial Narrow" w:eastAsia="Arial Narrow" w:hAnsi="Arial Narrow" w:cs="Arial Narrow"/>
           <w:kern w:val="0"/>
-          <w14:ligatures w14:val="none"/>
+          <ns2:ligatures ns2:val="none"/>
         </w:rPr>
         <w:t xml:space="preserve">. </w:t>
       </w:r>
@@ -3747,7 +3747,7 @@
           <w:color w:val="000000"/>
           <w:kern w:val="0"/>
           <w:lang w:eastAsia="es-PE"/>
-          <w14:ligatures w14:val="none"/>
+          <ns2:ligatures ns2:val="none"/>
         </w:rPr>
         <w:t>Por consiguiente, corresponde calificar el hecho materia de denuncia como una presunta infracción al</w:t>
       </w:r>
@@ -3755,7 +3755,7 @@
         <w:rPr>
           <w:rFonts w:ascii="Arial Narrow" w:eastAsia="Arial Narrow" w:hAnsi="Arial Narrow" w:cs="Arial Narrow"/>
           <w:kern w:val="0"/>
-          <w14:ligatures w14:val="none"/>
+          <ns2:ligatures ns2:val="none"/>
         </w:rPr>
         <w:t xml:space="preserve"> numeral 88.1 del artículo 88 del Código</w:t>
       </w:r>
@@ -3765,7 +3765,7 @@
           <w:rFonts w:ascii="Arial Narrow" w:eastAsia="Arial Narrow" w:hAnsi="Arial Narrow" w:cs="Arial"/>
           <w:kern w:val="0"/>
           <w:vertAlign w:val="superscript"/>
-          <w14:ligatures w14:val="none"/>
+          <ns2:ligatures ns2:val="none"/>
         </w:rPr>
         <w:footnoteReference w:id="5"/>
       </w:r>
@@ -3773,23 +3773,23 @@
         <w:rPr>
           <w:rFonts w:ascii="Arial Narrow" w:eastAsia="Arial Narrow" w:hAnsi="Arial Narrow" w:cs="Arial Narrow"/>
           <w:kern w:val="0"/>
-          <w14:ligatures w14:val="none"/>
+          <ns2:ligatures ns2:val="none"/>
         </w:rPr>
         <w:t>.</w:t>
       </w:r>
     </w:p>
-    <w:p>
-      <w:pPr>
-        <w:spacing w:after="0" w:line="240" w:lineRule="auto"/>
-        <w:jc w:val="both"/>
-        <w:rPr>
-          <w:rFonts w:ascii="Arial Narrow" w:eastAsia="Arial Narrow" w:hAnsi="Arial Narrow" w:cs="Arial Narrow"/>
-          <w:kern w:val="0"/>
-          <w14:ligatures w14:val="none"/>
-        </w:rPr>
-      </w:pPr>
-    </w:p>
-    <w:p>
+    <w:p ns2:paraId="4935F3B0" ns2:textId="77777777">
+      <w:pPr>
+        <w:spacing w:after="0" w:line="240" w:lineRule="auto"/>
+        <w:jc w:val="both"/>
+        <w:rPr>
+          <w:rFonts w:ascii="Arial Narrow" w:eastAsia="Arial Narrow" w:hAnsi="Arial Narrow" w:cs="Arial Narrow"/>
+          <w:kern w:val="0"/>
+          <ns2:ligatures ns2:val="none"/>
+        </w:rPr>
+      </w:pPr>
+    </w:p>
+    <w:p ns2:paraId="4F6757DF" ns2:textId="3AB10559">
       <w:pPr>
         <w:pStyle w:val="Prrafodelista"/>
         <w:numPr>
@@ -3802,14 +3802,14 @@
         <w:rPr>
           <w:rFonts w:ascii="Arial Narrow" w:eastAsia="Arial Narrow" w:hAnsi="Arial Narrow" w:cs="Arial Narrow"/>
           <w:kern w:val="0"/>
-          <w14:ligatures w14:val="none"/>
-        </w:rPr>
-      </w:pPr>
-      <w:r>
-        <w:rPr>
-          <w:rFonts w:ascii="Arial Narrow" w:eastAsia="Arial Narrow" w:hAnsi="Arial Narrow" w:cs="Arial Narrow"/>
-          <w:kern w:val="0"/>
-          <w14:ligatures w14:val="none"/>
+          <ns2:ligatures ns2:val="none"/>
+        </w:rPr>
+      </w:pPr>
+      <w:r>
+        <w:rPr>
+          <w:rFonts w:ascii="Arial Narrow" w:eastAsia="Arial Narrow" w:hAnsi="Arial Narrow" w:cs="Arial Narrow"/>
+          <w:kern w:val="0"/>
+          <ns2:ligatures ns2:val="none"/>
         </w:rPr>
         <w:t xml:space="preserve">Así también, la Secretaría </w:t>
       </w:r>
@@ -3817,7 +3817,7 @@
         <w:rPr>
           <w:rFonts w:ascii="Arial Narrow" w:eastAsia="Arial Narrow" w:hAnsi="Arial Narrow" w:cs="Arial Narrow"/>
           <w:kern w:val="0"/>
-          <w14:ligatures w14:val="none"/>
+          <ns2:ligatures ns2:val="none"/>
         </w:rPr>
         <w:t xml:space="preserve">Técnica, en ejercicio de sus facultades, </w:t>
       </w:r>
@@ -3826,7 +3826,7 @@
           <w:rFonts w:ascii="Arial Narrow" w:eastAsia="Times New Roman" w:hAnsi="Arial Narrow" w:cs="Segoe UI"/>
           <w:kern w:val="0"/>
           <w:lang w:eastAsia="es-PE"/>
-          <w14:ligatures w14:val="none"/>
+          <ns2:ligatures ns2:val="none"/>
         </w:rPr>
         <w:t xml:space="preserve">considera </w:t>
       </w:r>
@@ -3834,7 +3834,7 @@
         <w:rPr>
           <w:rFonts w:ascii="Arial Narrow" w:eastAsia="Arial Narrow" w:hAnsi="Arial Narrow" w:cs="Arial Narrow"/>
           <w:kern w:val="0"/>
-          <w14:ligatures w14:val="none"/>
+          <ns2:ligatures ns2:val="none"/>
         </w:rPr>
         <w:t xml:space="preserve">que el hecho denunciado, consistente en que </w:t>
       </w:r>
@@ -3842,7 +3842,7 @@
         <w:rPr>
           <w:rFonts w:ascii="Arial Narrow" w:eastAsia="Arial Narrow" w:hAnsi="Arial Narrow" w:cs="Arial Narrow"/>
           <w:kern w:val="0"/>
-          <w14:ligatures w14:val="none"/>
+          <ns2:ligatures ns2:val="none"/>
         </w:rPr>
         <w:t>la compañía aseguradora habría cobrado indebidamente un deducible de USD 1,220,34, correspondiente a una reparación incompleta del vehículo asegurado con Placa de Rodaje BMX244, sin brindar al denunciante una explicación técnica proporcional o sustentada, ni documentación que justifique dicho cargo económico</w:t>
       </w:r>
@@ -3850,7 +3850,7 @@
         <w:rPr>
           <w:rFonts w:ascii="Arial Narrow" w:eastAsia="Arial Narrow" w:hAnsi="Arial Narrow" w:cs="Arial Narrow"/>
           <w:kern w:val="0"/>
-          <w14:ligatures w14:val="none"/>
+          <ns2:ligatures ns2:val="none"/>
         </w:rPr>
         <w:t xml:space="preserve">; involucraría una presunta afectación a sus expectativas, quien no habría encontrado una correspondencia entre lo que esperaba recibir de parte del proveedor y lo </w:t>
       </w:r>
@@ -3858,7 +3858,7 @@
         <w:rPr>
           <w:rFonts w:ascii="Arial Narrow" w:eastAsia="Arial Narrow" w:hAnsi="Arial Narrow" w:cs="Arial Narrow"/>
           <w:kern w:val="0"/>
-          <w14:ligatures w14:val="none"/>
+          <ns2:ligatures ns2:val="none"/>
         </w:rPr>
         <w:t>que realmente recibió. Por consiguiente, corresponde calificar el hecho materia de denuncia como una presunta infracción al deber de idoneidad, tipificado en los artículos 18</w:t>
       </w:r>
@@ -3868,7 +3868,7 @@
           <w:color w:val="000000"/>
           <w:kern w:val="0"/>
           <w:lang w:eastAsia="es-PE"/>
-          <w14:ligatures w14:val="none"/>
+          <ns2:ligatures ns2:val="none"/>
         </w:rPr>
         <w:t/>
       </w:r>
@@ -3876,7 +3876,7 @@
         <w:rPr>
           <w:rFonts w:ascii="Arial Narrow" w:eastAsia="Arial Narrow" w:hAnsi="Arial Narrow" w:cs="Arial Narrow"/>
           <w:kern w:val="0"/>
-          <w14:ligatures w14:val="none"/>
+          <ns2:ligatures ns2:val="none"/>
         </w:rPr>
         <w:t xml:space="preserve"> y 19</w:t>
       </w:r>
@@ -3886,7 +3886,7 @@
           <w:color w:val="000000"/>
           <w:kern w:val="0"/>
           <w:lang w:eastAsia="es-PE"/>
-          <w14:ligatures w14:val="none"/>
+          <ns2:ligatures ns2:val="none"/>
         </w:rPr>
         <w:t/>
       </w:r>
@@ -3894,12 +3894,12 @@
         <w:rPr>
           <w:rFonts w:ascii="Arial Narrow" w:eastAsia="Arial Narrow" w:hAnsi="Arial Narrow" w:cs="Arial Narrow"/>
           <w:kern w:val="0"/>
-          <w14:ligatures w14:val="none"/>
+          <ns2:ligatures ns2:val="none"/>
         </w:rPr>
         <w:t xml:space="preserve"> del Código.</w:t>
       </w:r>
     </w:p>
-    <w:p>
+    <w:p ns2:paraId="68219E46" ns2:textId="77777777">
       <w:pPr>
         <w:pStyle w:val="Prrafodelista"/>
         <w:spacing w:after="0" w:line="240" w:lineRule="auto"/>
@@ -3908,11 +3908,11 @@
         <w:rPr>
           <w:rFonts w:ascii="Arial Narrow" w:eastAsia="Arial Narrow" w:hAnsi="Arial Narrow" w:cs="Arial Narrow"/>
           <w:kern w:val="0"/>
-          <w14:ligatures w14:val="none"/>
-        </w:rPr>
-      </w:pPr>
-    </w:p>
-    <w:p>
+          <ns2:ligatures ns2:val="none"/>
+        </w:rPr>
+      </w:pPr>
+    </w:p>
+    <w:p ns2:paraId="6CC1C74F" ns2:textId="5445D126">
       <w:pPr>
         <w:pStyle w:val="Prrafodelista"/>
         <w:numPr>
@@ -3925,16 +3925,16 @@
         <w:rPr>
           <w:rFonts w:ascii="Arial Narrow" w:eastAsia="Arial Narrow" w:hAnsi="Arial Narrow" w:cs="Arial Narrow"/>
           <w:kern w:val="0"/>
-          <w14:ligatures w14:val="none"/>
-        </w:rPr>
-      </w:pPr>
-      <w:r>
-        <w:rPr>
-          <w:rFonts w:ascii="Arial Narrow" w:eastAsia="Times New Roman" w:hAnsi="Arial Narrow" w:cs="Arial"/>
-          <w:color w:val="000000"/>
-          <w:kern w:val="0"/>
-          <w:lang w:eastAsia="es-PE"/>
-          <w14:ligatures w14:val="none"/>
+          <ns2:ligatures ns2:val="none"/>
+        </w:rPr>
+      </w:pPr>
+      <w:r>
+        <w:rPr>
+          <w:rFonts w:ascii="Arial Narrow" w:eastAsia="Times New Roman" w:hAnsi="Arial Narrow" w:cs="Arial"/>
+          <w:color w:val="000000"/>
+          <w:kern w:val="0"/>
+          <w:lang w:eastAsia="es-PE"/>
+          <ns2:ligatures ns2:val="none"/>
         </w:rPr>
         <w:t xml:space="preserve">Además, la Secretaría Técnica, en ejercicio de sus facultades, considera </w:t>
       </w:r>
@@ -3942,7 +3942,7 @@
         <w:rPr>
           <w:rFonts w:ascii="Arial Narrow" w:eastAsia="Arial Narrow" w:hAnsi="Arial Narrow" w:cs="Arial"/>
           <w:kern w:val="0"/>
-          <w14:ligatures w14:val="none"/>
+          <ns2:ligatures ns2:val="none"/>
         </w:rPr>
         <w:t xml:space="preserve">que el hecho denunciado, consistente en que </w:t>
       </w:r>
@@ -3960,7 +3960,7 @@
           <w:color w:val="000000"/>
           <w:kern w:val="0"/>
           <w:lang w:eastAsia="es-PE"/>
-          <w14:ligatures w14:val="none"/>
+          <ns2:ligatures ns2:val="none"/>
         </w:rPr>
         <w:t xml:space="preserve">. </w:t>
       </w:r>
@@ -3970,7 +3970,7 @@
           <w:color w:val="000000"/>
           <w:kern w:val="0"/>
           <w:lang w:eastAsia="es-PE"/>
-          <w14:ligatures w14:val="none"/>
+          <ns2:ligatures ns2:val="none"/>
         </w:rPr>
         <w:t>Por consiguiente, corresponde calificar el hecho materia de denuncia como una presunta infracción al</w:t>
       </w:r>
@@ -3978,23 +3978,23 @@
         <w:rPr>
           <w:rFonts w:ascii="Arial Narrow" w:eastAsia="Arial Narrow" w:hAnsi="Arial Narrow" w:cs="Arial Narrow"/>
           <w:kern w:val="0"/>
-          <w14:ligatures w14:val="none"/>
+          <ns2:ligatures ns2:val="none"/>
         </w:rPr>
         <w:t xml:space="preserve"> numeral 88.1 del artículo 88 del Código.</w:t>
       </w:r>
     </w:p>
-    <w:p>
+    <w:p ns2:paraId="61080068" ns2:textId="77777777">
       <w:pPr>
         <w:pStyle w:val="Prrafodelista"/>
         <w:spacing w:line="240" w:lineRule="auto"/>
         <w:rPr>
           <w:rFonts w:ascii="Arial Narrow" w:eastAsia="Arial Narrow" w:hAnsi="Arial Narrow" w:cs="Arial Narrow"/>
           <w:kern w:val="0"/>
-          <w14:ligatures w14:val="none"/>
-        </w:rPr>
-      </w:pPr>
-    </w:p>
-    <w:p>
+          <ns2:ligatures ns2:val="none"/>
+        </w:rPr>
+      </w:pPr>
+    </w:p>
+    <w:p ns2:paraId="5F965F63" ns2:textId="2F79CCCE">
       <w:pPr>
         <w:pStyle w:val="Prrafodelista"/>
         <w:numPr>
@@ -4007,14 +4007,14 @@
         <w:rPr>
           <w:rFonts w:ascii="Arial Narrow" w:eastAsia="Arial Narrow" w:hAnsi="Arial Narrow" w:cs="Arial Narrow"/>
           <w:kern w:val="0"/>
-          <w14:ligatures w14:val="none"/>
-        </w:rPr>
-      </w:pPr>
-      <w:r>
-        <w:rPr>
-          <w:rFonts w:ascii="Arial Narrow" w:eastAsia="Arial Narrow" w:hAnsi="Arial Narrow" w:cs="Arial Narrow"/>
-          <w:kern w:val="0"/>
-          <w14:ligatures w14:val="none"/>
+          <ns2:ligatures ns2:val="none"/>
+        </w:rPr>
+      </w:pPr>
+      <w:r>
+        <w:rPr>
+          <w:rFonts w:ascii="Arial Narrow" w:eastAsia="Arial Narrow" w:hAnsi="Arial Narrow" w:cs="Arial Narrow"/>
+          <w:kern w:val="0"/>
+          <ns2:ligatures ns2:val="none"/>
         </w:rPr>
         <w:t xml:space="preserve">Asimismo, </w:t>
       </w:r>
@@ -4022,7 +4022,7 @@
         <w:rPr>
           <w:rFonts w:ascii="Arial Narrow" w:eastAsia="Arial Narrow" w:hAnsi="Arial Narrow" w:cs="Arial Narrow"/>
           <w:kern w:val="0"/>
-          <w14:ligatures w14:val="none"/>
+          <ns2:ligatures ns2:val="none"/>
         </w:rPr>
         <w:t xml:space="preserve">la Secretaría Técnica, en ejercicio de sus facultades, </w:t>
       </w:r>
@@ -4032,7 +4032,7 @@
           <w:color w:val="000000"/>
           <w:kern w:val="0"/>
           <w:lang w:eastAsia="es-PE"/>
-          <w14:ligatures w14:val="none"/>
+          <ns2:ligatures ns2:val="none"/>
         </w:rPr>
         <w:t xml:space="preserve">considera </w:t>
       </w:r>
@@ -4040,7 +4040,7 @@
         <w:rPr>
           <w:rFonts w:ascii="Arial Narrow" w:eastAsia="Arial Narrow" w:hAnsi="Arial Narrow" w:cs="Arial Narrow"/>
           <w:kern w:val="0"/>
-          <w14:ligatures w14:val="none"/>
+          <ns2:ligatures ns2:val="none"/>
         </w:rPr>
         <w:t xml:space="preserve">que el hecho denunciado, consistente en que </w:t>
       </w:r>
@@ -4050,7 +4050,7 @@
           <w:kern w:val="0"/>
           <w:shd w:val="clear" w:color="auto" w:fill="FFFFFF"/>
           <w:lang w:eastAsia="es-PE"/>
-          <w14:ligatures w14:val="none"/>
+          <ns2:ligatures ns2:val="none"/>
         </w:rPr>
         <w:t>la compañía aseguradora no habría gestionado la entrega del vehículo asegurado debidamente reparado al denunciante en la fecha pactada</w:t>
       </w:r>
@@ -4058,7 +4058,7 @@
         <w:rPr>
           <w:rFonts w:ascii="Arial Narrow" w:eastAsia="Arial Narrow" w:hAnsi="Arial Narrow" w:cs="Arial Narrow"/>
           <w:kern w:val="0"/>
-          <w14:ligatures w14:val="none"/>
+          <ns2:ligatures ns2:val="none"/>
         </w:rPr>
         <w:t>; involucraría una presunta afectación a sus expectativas, quien no habría encontrado una correspondencia entre lo que esperaba recibir de parte del proveedor y lo que realmente recibió. Por consiguiente, corresponde calificar el hecho materia de denuncia como una presunta infracción al deber de idoneidad, tipificado en los artículos 18</w:t>
       </w:r>
@@ -4068,7 +4068,7 @@
           <w:color w:val="000000"/>
           <w:kern w:val="0"/>
           <w:lang w:eastAsia="es-PE"/>
-          <w14:ligatures w14:val="none"/>
+          <ns2:ligatures ns2:val="none"/>
         </w:rPr>
         <w:t/>
       </w:r>
@@ -4076,7 +4076,7 @@
         <w:rPr>
           <w:rFonts w:ascii="Arial Narrow" w:eastAsia="Arial Narrow" w:hAnsi="Arial Narrow" w:cs="Arial Narrow"/>
           <w:kern w:val="0"/>
-          <w14:ligatures w14:val="none"/>
+          <ns2:ligatures ns2:val="none"/>
         </w:rPr>
         <w:t xml:space="preserve"> y 19</w:t>
       </w:r>
@@ -4086,7 +4086,7 @@
           <w:color w:val="000000"/>
           <w:kern w:val="0"/>
           <w:lang w:eastAsia="es-PE"/>
-          <w14:ligatures w14:val="none"/>
+          <ns2:ligatures ns2:val="none"/>
         </w:rPr>
         <w:t/>
       </w:r>
@@ -4094,23 +4094,23 @@
         <w:rPr>
           <w:rFonts w:ascii="Arial Narrow" w:eastAsia="Arial Narrow" w:hAnsi="Arial Narrow" w:cs="Arial Narrow"/>
           <w:kern w:val="0"/>
-          <w14:ligatures w14:val="none"/>
+          <ns2:ligatures ns2:val="none"/>
         </w:rPr>
         <w:t xml:space="preserve"> del Código.</w:t>
       </w:r>
     </w:p>
-    <w:p>
+    <w:p ns2:paraId="5DA0B0E5" ns2:textId="77777777">
       <w:pPr>
         <w:pStyle w:val="Prrafodelista"/>
         <w:spacing w:line="240" w:lineRule="auto"/>
         <w:rPr>
           <w:rFonts w:ascii="Arial Narrow" w:eastAsia="Arial Narrow" w:hAnsi="Arial Narrow" w:cs="Arial Narrow"/>
           <w:kern w:val="0"/>
-          <w14:ligatures w14:val="none"/>
-        </w:rPr>
-      </w:pPr>
-    </w:p>
-    <w:p>
+          <ns2:ligatures ns2:val="none"/>
+        </w:rPr>
+      </w:pPr>
+    </w:p>
+    <w:p ns2:paraId="00765512" ns2:textId="59D7B1D5">
       <w:pPr>
         <w:pStyle w:val="Prrafodelista"/>
         <w:numPr>
@@ -4123,16 +4123,16 @@
         <w:rPr>
           <w:rFonts w:ascii="Arial Narrow" w:eastAsia="Arial Narrow" w:hAnsi="Arial Narrow" w:cs="Arial Narrow"/>
           <w:kern w:val="0"/>
-          <w14:ligatures w14:val="none"/>
-        </w:rPr>
-      </w:pPr>
-      <w:r>
-        <w:rPr>
-          <w:rFonts w:ascii="Arial Narrow" w:eastAsia="Times New Roman" w:hAnsi="Arial Narrow" w:cs="Arial"/>
-          <w:color w:val="000000"/>
-          <w:kern w:val="0"/>
-          <w:lang w:eastAsia="es-PE"/>
-          <w14:ligatures w14:val="none"/>
+          <ns2:ligatures ns2:val="none"/>
+        </w:rPr>
+      </w:pPr>
+      <w:r>
+        <w:rPr>
+          <w:rFonts w:ascii="Arial Narrow" w:eastAsia="Times New Roman" w:hAnsi="Arial Narrow" w:cs="Arial"/>
+          <w:color w:val="000000"/>
+          <w:kern w:val="0"/>
+          <w:lang w:eastAsia="es-PE"/>
+          <ns2:ligatures ns2:val="none"/>
         </w:rPr>
         <w:t xml:space="preserve">Además, la Secretaría Técnica, en ejercicio de sus facultades, considera </w:t>
       </w:r>
@@ -4140,7 +4140,7 @@
         <w:rPr>
           <w:rFonts w:ascii="Arial Narrow" w:eastAsia="Arial Narrow" w:hAnsi="Arial Narrow" w:cs="Arial"/>
           <w:kern w:val="0"/>
-          <w14:ligatures w14:val="none"/>
+          <ns2:ligatures ns2:val="none"/>
         </w:rPr>
         <w:t xml:space="preserve">que el hecho denunciado, consistente en que </w:t>
       </w:r>
@@ -4155,7 +4155,7 @@
         <w:rPr>
           <w:rFonts w:ascii="Arial Narrow" w:eastAsia="Arial Narrow" w:hAnsi="Arial Narrow" w:cs="Arial Narrow"/>
           <w:kern w:val="0"/>
-          <w14:ligatures w14:val="none"/>
+          <ns2:ligatures ns2:val="none"/>
         </w:rPr>
         <w:t>; involucraría una presunta afectación a sus expectativas, quien no habría encontrado una correspondencia entre lo que esperaba recibir de parte del proveedor y lo que realmente recibió. Por consiguiente, corresponde calificar el hecho materia de denuncia como una presunta infracción al deber de idoneidad, tipificado en los artículos 18</w:t>
       </w:r>
@@ -4165,7 +4165,7 @@
           <w:color w:val="000000"/>
           <w:kern w:val="0"/>
           <w:lang w:eastAsia="es-PE"/>
-          <w14:ligatures w14:val="none"/>
+          <ns2:ligatures ns2:val="none"/>
         </w:rPr>
         <w:t/>
       </w:r>
@@ -4173,7 +4173,7 @@
         <w:rPr>
           <w:rFonts w:ascii="Arial Narrow" w:eastAsia="Arial Narrow" w:hAnsi="Arial Narrow" w:cs="Arial Narrow"/>
           <w:kern w:val="0"/>
-          <w14:ligatures w14:val="none"/>
+          <ns2:ligatures ns2:val="none"/>
         </w:rPr>
         <w:t xml:space="preserve"> y 19</w:t>
       </w:r>
@@ -4183,7 +4183,7 @@
           <w:color w:val="000000"/>
           <w:kern w:val="0"/>
           <w:lang w:eastAsia="es-PE"/>
-          <w14:ligatures w14:val="none"/>
+          <ns2:ligatures ns2:val="none"/>
         </w:rPr>
         <w:t/>
       </w:r>
@@ -4191,23 +4191,23 @@
         <w:rPr>
           <w:rFonts w:ascii="Arial Narrow" w:eastAsia="Arial Narrow" w:hAnsi="Arial Narrow" w:cs="Arial Narrow"/>
           <w:kern w:val="0"/>
-          <w14:ligatures w14:val="none"/>
+          <ns2:ligatures ns2:val="none"/>
         </w:rPr>
         <w:t xml:space="preserve"> del Código.</w:t>
       </w:r>
     </w:p>
-    <w:p>
+    <w:p ns2:paraId="56AA39FA" ns2:textId="77777777">
       <w:pPr>
         <w:pStyle w:val="Prrafodelista"/>
         <w:spacing w:line="240" w:lineRule="auto"/>
         <w:rPr>
           <w:rFonts w:ascii="Arial Narrow" w:eastAsia="Arial Narrow" w:hAnsi="Arial Narrow" w:cs="Arial Narrow"/>
           <w:kern w:val="0"/>
-          <w14:ligatures w14:val="none"/>
-        </w:rPr>
-      </w:pPr>
-    </w:p>
-    <w:p>
+          <ns2:ligatures ns2:val="none"/>
+        </w:rPr>
+      </w:pPr>
+    </w:p>
+    <w:p ns2:paraId="3DBD7768" ns2:textId="265BE5CE">
       <w:pPr>
         <w:pStyle w:val="Prrafodelista"/>
         <w:numPr>
@@ -4220,14 +4220,14 @@
         <w:rPr>
           <w:rFonts w:ascii="Arial Narrow" w:eastAsia="Arial Narrow" w:hAnsi="Arial Narrow" w:cs="Arial Narrow"/>
           <w:kern w:val="0"/>
-          <w14:ligatures w14:val="none"/>
-        </w:rPr>
-      </w:pPr>
-      <w:r>
-        <w:rPr>
-          <w:rFonts w:ascii="Arial Narrow" w:eastAsia="Arial Narrow" w:hAnsi="Arial Narrow" w:cs="Arial Narrow"/>
-          <w:kern w:val="0"/>
-          <w14:ligatures w14:val="none"/>
+          <ns2:ligatures ns2:val="none"/>
+        </w:rPr>
+      </w:pPr>
+      <w:r>
+        <w:rPr>
+          <w:rFonts w:ascii="Arial Narrow" w:eastAsia="Arial Narrow" w:hAnsi="Arial Narrow" w:cs="Arial Narrow"/>
+          <w:kern w:val="0"/>
+          <ns2:ligatures ns2:val="none"/>
         </w:rPr>
         <w:t xml:space="preserve">Asimismo, la Secretaría Técnica, en ejercicio de sus facultades, </w:t>
       </w:r>
@@ -4237,7 +4237,7 @@
           <w:color w:val="000000"/>
           <w:kern w:val="0"/>
           <w:lang w:eastAsia="es-PE"/>
-          <w14:ligatures w14:val="none"/>
+          <ns2:ligatures ns2:val="none"/>
         </w:rPr>
         <w:t xml:space="preserve">considera </w:t>
       </w:r>
@@ -4245,7 +4245,7 @@
         <w:rPr>
           <w:rFonts w:ascii="Arial Narrow" w:eastAsia="Arial Narrow" w:hAnsi="Arial Narrow" w:cs="Arial Narrow"/>
           <w:kern w:val="0"/>
-          <w14:ligatures w14:val="none"/>
+          <ns2:ligatures ns2:val="none"/>
         </w:rPr>
         <w:t xml:space="preserve">que el hecho denunciado, consistente en que </w:t>
       </w:r>
@@ -4260,7 +4260,7 @@
         <w:rPr>
           <w:rFonts w:ascii="Arial Narrow" w:eastAsia="Arial Narrow" w:hAnsi="Arial Narrow" w:cs="Arial Narrow"/>
           <w:kern w:val="0"/>
-          <w14:ligatures w14:val="none"/>
+          <ns2:ligatures ns2:val="none"/>
         </w:rPr>
         <w:t>;</w:t>
       </w:r>
@@ -4268,7 +4268,7 @@
         <w:rPr>
           <w:rFonts w:ascii="Arial Narrow" w:eastAsia="Arial Narrow" w:hAnsi="Arial Narrow" w:cs="Arial Narrow"/>
           <w:kern w:val="0"/>
-          <w14:ligatures w14:val="none"/>
+          <ns2:ligatures ns2:val="none"/>
         </w:rPr>
         <w:t xml:space="preserve"> </w:t>
       </w:r>
@@ -4276,7 +4276,7 @@
         <w:rPr>
           <w:rFonts w:ascii="Arial Narrow" w:eastAsia="Arial Narrow" w:hAnsi="Arial Narrow" w:cs="Arial Narrow"/>
           <w:kern w:val="0"/>
-          <w14:ligatures w14:val="none"/>
+          <ns2:ligatures ns2:val="none"/>
         </w:rPr>
         <w:t xml:space="preserve">involucraría una presunta afectación a sus expectativas, quien no habría encontrado una correspondencia entre lo que esperaba recibir de parte del proveedor y lo que realmente recibió. Por consiguiente, </w:t>
       </w:r>
@@ -4284,7 +4284,7 @@
         <w:rPr>
           <w:rFonts w:ascii="Arial Narrow" w:eastAsia="Arial Narrow" w:hAnsi="Arial Narrow" w:cs="Arial Narrow"/>
           <w:kern w:val="0"/>
-          <w14:ligatures w14:val="none"/>
+          <ns2:ligatures ns2:val="none"/>
         </w:rPr>
         <w:lastRenderedPageBreak/>
         <w:t>corresponde calificar el hecho materia de denuncia como una presunta infracción al deber de idoneidad, tipificado en los artículos 18</w:t>
@@ -4295,7 +4295,7 @@
           <w:color w:val="000000"/>
           <w:kern w:val="0"/>
           <w:lang w:eastAsia="es-PE"/>
-          <w14:ligatures w14:val="none"/>
+          <ns2:ligatures ns2:val="none"/>
         </w:rPr>
         <w:t/>
       </w:r>
@@ -4303,7 +4303,7 @@
         <w:rPr>
           <w:rFonts w:ascii="Arial Narrow" w:eastAsia="Arial Narrow" w:hAnsi="Arial Narrow" w:cs="Arial Narrow"/>
           <w:kern w:val="0"/>
-          <w14:ligatures w14:val="none"/>
+          <ns2:ligatures ns2:val="none"/>
         </w:rPr>
         <w:t xml:space="preserve"> y 19</w:t>
       </w:r>
@@ -4313,7 +4313,7 @@
           <w:color w:val="000000"/>
           <w:kern w:val="0"/>
           <w:lang w:eastAsia="es-PE"/>
-          <w14:ligatures w14:val="none"/>
+          <ns2:ligatures ns2:val="none"/>
         </w:rPr>
         <w:t/>
       </w:r>
@@ -4321,12 +4321,12 @@
         <w:rPr>
           <w:rFonts w:ascii="Arial Narrow" w:eastAsia="Arial Narrow" w:hAnsi="Arial Narrow" w:cs="Arial Narrow"/>
           <w:kern w:val="0"/>
-          <w14:ligatures w14:val="none"/>
+          <ns2:ligatures ns2:val="none"/>
         </w:rPr>
         <w:t xml:space="preserve"> del Código.</w:t>
       </w:r>
     </w:p>
-    <w:p>
+    <w:p ns2:paraId="34145581" ns2:textId="289AB5B6">
       <w:pPr>
         <w:pStyle w:val="Prrafodelista"/>
         <w:spacing w:after="0" w:line="240" w:lineRule="auto"/>
@@ -4335,11 +4335,11 @@
         <w:rPr>
           <w:rFonts w:ascii="Arial Narrow" w:eastAsia="Arial Narrow" w:hAnsi="Arial Narrow" w:cs="Arial Narrow"/>
           <w:kern w:val="0"/>
-          <w14:ligatures w14:val="none"/>
-        </w:rPr>
-      </w:pPr>
-    </w:p>
-    <w:p>
+          <ns2:ligatures ns2:val="none"/>
+        </w:rPr>
+      </w:pPr>
+    </w:p>
+    <w:p ns2:paraId="0B21079D" ns2:textId="2DD57636">
       <w:pPr>
         <w:pStyle w:val="Prrafodelista"/>
         <w:numPr>
@@ -4352,14 +4352,14 @@
         <w:rPr>
           <w:rFonts w:ascii="Arial Narrow" w:eastAsia="Arial Narrow" w:hAnsi="Arial Narrow" w:cs="Arial Narrow"/>
           <w:kern w:val="0"/>
-          <w14:ligatures w14:val="none"/>
-        </w:rPr>
-      </w:pPr>
-      <w:r>
-        <w:rPr>
-          <w:rFonts w:ascii="Arial Narrow" w:eastAsia="Arial Narrow" w:hAnsi="Arial Narrow" w:cs="Arial Narrow"/>
-          <w:kern w:val="0"/>
-          <w14:ligatures w14:val="none"/>
+          <ns2:ligatures ns2:val="none"/>
+        </w:rPr>
+      </w:pPr>
+      <w:r>
+        <w:rPr>
+          <w:rFonts w:ascii="Arial Narrow" w:eastAsia="Arial Narrow" w:hAnsi="Arial Narrow" w:cs="Arial Narrow"/>
+          <w:kern w:val="0"/>
+          <ns2:ligatures ns2:val="none"/>
         </w:rPr>
         <w:t xml:space="preserve">Así también, la Secretaría Técnica, en ejercicio de sus facultades, </w:t>
       </w:r>
@@ -4369,7 +4369,7 @@
           <w:color w:val="000000"/>
           <w:kern w:val="0"/>
           <w:lang w:eastAsia="es-PE"/>
-          <w14:ligatures w14:val="none"/>
+          <ns2:ligatures ns2:val="none"/>
         </w:rPr>
         <w:t xml:space="preserve">considera </w:t>
       </w:r>
@@ -4377,7 +4377,7 @@
         <w:rPr>
           <w:rFonts w:ascii="Arial Narrow" w:eastAsia="Arial Narrow" w:hAnsi="Arial Narrow" w:cs="Arial Narrow"/>
           <w:kern w:val="0"/>
-          <w14:ligatures w14:val="none"/>
+          <ns2:ligatures ns2:val="none"/>
         </w:rPr>
         <w:t xml:space="preserve">que el hecho denunciado, consistente en que </w:t>
       </w:r>
@@ -4392,7 +4392,7 @@
         <w:rPr>
           <w:rFonts w:ascii="Arial Narrow" w:eastAsia="Arial Narrow" w:hAnsi="Arial Narrow" w:cs="Arial Narrow"/>
           <w:kern w:val="0"/>
-          <w14:ligatures w14:val="none"/>
+          <ns2:ligatures ns2:val="none"/>
         </w:rPr>
         <w:t>; involucraría una presunta afectación a sus expectativas, quien no habría encontrado una correspondencia entre lo que esperaba recibir de parte del proveedor y lo que realmente recibió. Por consiguiente, corresponde calificar el hecho materia de denuncia como una presunta infracción al deber de idoneidad, tipificado en los artículos 18</w:t>
       </w:r>
@@ -4402,7 +4402,7 @@
           <w:color w:val="000000"/>
           <w:kern w:val="0"/>
           <w:lang w:eastAsia="es-PE"/>
-          <w14:ligatures w14:val="none"/>
+          <ns2:ligatures ns2:val="none"/>
         </w:rPr>
         <w:t/>
       </w:r>
@@ -4410,7 +4410,7 @@
         <w:rPr>
           <w:rFonts w:ascii="Arial Narrow" w:eastAsia="Arial Narrow" w:hAnsi="Arial Narrow" w:cs="Arial Narrow"/>
           <w:kern w:val="0"/>
-          <w14:ligatures w14:val="none"/>
+          <ns2:ligatures ns2:val="none"/>
         </w:rPr>
         <w:t xml:space="preserve"> y 19</w:t>
       </w:r>
@@ -4420,7 +4420,7 @@
           <w:color w:val="000000"/>
           <w:kern w:val="0"/>
           <w:lang w:eastAsia="es-PE"/>
-          <w14:ligatures w14:val="none"/>
+          <ns2:ligatures ns2:val="none"/>
         </w:rPr>
         <w:t/>
       </w:r>
@@ -4428,23 +4428,23 @@
         <w:rPr>
           <w:rFonts w:ascii="Arial Narrow" w:eastAsia="Arial Narrow" w:hAnsi="Arial Narrow" w:cs="Arial Narrow"/>
           <w:kern w:val="0"/>
-          <w14:ligatures w14:val="none"/>
+          <ns2:ligatures ns2:val="none"/>
         </w:rPr>
         <w:t xml:space="preserve"> del Código.</w:t>
       </w:r>
     </w:p>
-    <w:p>
-      <w:pPr>
-        <w:spacing w:after="0" w:line="240" w:lineRule="auto"/>
-        <w:jc w:val="both"/>
-        <w:rPr>
-          <w:rFonts w:ascii="Arial Narrow" w:eastAsia="Arial Narrow" w:hAnsi="Arial Narrow" w:cs="Arial Narrow"/>
-          <w:kern w:val="0"/>
-          <w14:ligatures w14:val="none"/>
-        </w:rPr>
-      </w:pPr>
-    </w:p>
-    <w:p>
+    <w:p ns2:paraId="0D2DCC08" ns2:textId="77777777">
+      <w:pPr>
+        <w:spacing w:after="0" w:line="240" w:lineRule="auto"/>
+        <w:jc w:val="both"/>
+        <w:rPr>
+          <w:rFonts w:ascii="Arial Narrow" w:eastAsia="Arial Narrow" w:hAnsi="Arial Narrow" w:cs="Arial Narrow"/>
+          <w:kern w:val="0"/>
+          <ns2:ligatures ns2:val="none"/>
+        </w:rPr>
+      </w:pPr>
+    </w:p>
+    <w:p ns2:paraId="30F91903" ns2:textId="77ADD173">
       <w:pPr>
         <w:pStyle w:val="Prrafodelista"/>
         <w:numPr>
@@ -4457,16 +4457,16 @@
         <w:rPr>
           <w:rFonts w:ascii="Arial Narrow" w:eastAsia="Arial Narrow" w:hAnsi="Arial Narrow" w:cs="Arial Narrow"/>
           <w:kern w:val="0"/>
-          <w14:ligatures w14:val="none"/>
-        </w:rPr>
-      </w:pPr>
-      <w:r>
-        <w:rPr>
-          <w:rFonts w:ascii="Arial Narrow" w:eastAsia="Times New Roman" w:hAnsi="Arial Narrow" w:cs="Arial"/>
-          <w:color w:val="000000"/>
-          <w:kern w:val="0"/>
-          <w:lang w:eastAsia="es-PE"/>
-          <w14:ligatures w14:val="none"/>
+          <ns2:ligatures ns2:val="none"/>
+        </w:rPr>
+      </w:pPr>
+      <w:r>
+        <w:rPr>
+          <w:rFonts w:ascii="Arial Narrow" w:eastAsia="Times New Roman" w:hAnsi="Arial Narrow" w:cs="Arial"/>
+          <w:color w:val="000000"/>
+          <w:kern w:val="0"/>
+          <w:lang w:eastAsia="es-PE"/>
+          <ns2:ligatures ns2:val="none"/>
         </w:rPr>
         <w:t xml:space="preserve">Además, la Secretaría Técnica, en ejercicio de sus facultades, considera </w:t>
       </w:r>
@@ -4474,7 +4474,7 @@
         <w:rPr>
           <w:rFonts w:ascii="Arial Narrow" w:eastAsia="Arial Narrow" w:hAnsi="Arial Narrow" w:cs="Arial"/>
           <w:kern w:val="0"/>
-          <w14:ligatures w14:val="none"/>
+          <ns2:ligatures ns2:val="none"/>
         </w:rPr>
         <w:t xml:space="preserve">que el hecho denunciado, consistente en que </w:t>
       </w:r>
@@ -4482,7 +4482,7 @@
         <w:rPr>
           <w:rFonts w:ascii="Arial Narrow" w:eastAsia="Arial Narrow" w:hAnsi="Arial Narrow" w:cs="Arial Narrow"/>
           <w:kern w:val="0"/>
-          <w14:ligatures w14:val="none"/>
+          <ns2:ligatures ns2:val="none"/>
         </w:rPr>
         <w:t>City Motors S.A.C. no habría cumplido con brindarle información previa sobre condiciones de garantía o respaldo para la instalación de los repuestos del vehículo asegurado con Placa de Rodaje BMX244</w:t>
       </w:r>
@@ -4490,7 +4490,7 @@
         <w:rPr>
           <w:rFonts w:ascii="Arial Narrow" w:eastAsia="Arial Narrow" w:hAnsi="Arial Narrow" w:cs="Arial Narrow"/>
           <w:kern w:val="0"/>
-          <w14:ligatures w14:val="none"/>
+          <ns2:ligatures ns2:val="none"/>
         </w:rPr>
         <w:t xml:space="preserve">. </w:t>
       </w:r>
@@ -4501,7 +4501,7 @@
           <w:color w:val="000000"/>
           <w:kern w:val="0"/>
           <w:lang w:eastAsia="es-PE"/>
-          <w14:ligatures w14:val="none"/>
+          <ns2:ligatures ns2:val="none"/>
         </w:rPr>
         <w:t>Por consiguiente, corresponde calificar el hecho materia de denuncia como una presunta infracción al deber de información, tipificado en el artículo 1, numeral 1, literal b) y al artículo 2 del Código</w:t>
       </w:r>
@@ -4514,7 +4514,7 @@
           <w:kern w:val="0"/>
           <w:vertAlign w:val="superscript"/>
           <w:lang w:eastAsia="es-PE"/>
-          <w14:ligatures w14:val="none"/>
+          <ns2:ligatures ns2:val="none"/>
         </w:rPr>
         <w:footnoteReference w:id="6"/>
       </w:r>
@@ -4525,23 +4525,23 @@
           <w:color w:val="000000"/>
           <w:kern w:val="0"/>
           <w:lang w:eastAsia="es-PE"/>
-          <w14:ligatures w14:val="none"/>
+          <ns2:ligatures ns2:val="none"/>
         </w:rPr>
         <w:t xml:space="preserve">. </w:t>
       </w:r>
     </w:p>
-    <w:p>
+    <w:p ns2:paraId="5F415437" ns2:textId="77777777">
       <w:pPr>
         <w:pStyle w:val="Prrafodelista"/>
         <w:spacing w:line="240" w:lineRule="auto"/>
         <w:rPr>
           <w:rFonts w:ascii="Arial Narrow" w:eastAsia="Arial Narrow" w:hAnsi="Arial Narrow" w:cs="Arial Narrow"/>
           <w:kern w:val="0"/>
-          <w14:ligatures w14:val="none"/>
-        </w:rPr>
-      </w:pPr>
-    </w:p>
-    <w:p>
+          <ns2:ligatures ns2:val="none"/>
+        </w:rPr>
+      </w:pPr>
+    </w:p>
+    <w:p ns2:paraId="25E50294" ns2:textId="25974B87">
       <w:pPr>
         <w:pStyle w:val="Prrafodelista"/>
         <w:numPr>
@@ -4554,14 +4554,14 @@
         <w:rPr>
           <w:rFonts w:ascii="Arial Narrow" w:eastAsia="Arial Narrow" w:hAnsi="Arial Narrow" w:cs="Arial Narrow"/>
           <w:kern w:val="0"/>
-          <w14:ligatures w14:val="none"/>
-        </w:rPr>
-      </w:pPr>
-      <w:r>
-        <w:rPr>
-          <w:rFonts w:ascii="Arial Narrow" w:eastAsia="Arial Narrow" w:hAnsi="Arial Narrow" w:cs="Arial Narrow"/>
-          <w:kern w:val="0"/>
-          <w14:ligatures w14:val="none"/>
+          <ns2:ligatures ns2:val="none"/>
+        </w:rPr>
+      </w:pPr>
+      <w:r>
+        <w:rPr>
+          <w:rFonts w:ascii="Arial Narrow" w:eastAsia="Arial Narrow" w:hAnsi="Arial Narrow" w:cs="Arial Narrow"/>
+          <w:kern w:val="0"/>
+          <ns2:ligatures ns2:val="none"/>
         </w:rPr>
         <w:t xml:space="preserve">Asimismo, </w:t>
       </w:r>
@@ -4569,7 +4569,7 @@
         <w:rPr>
           <w:rFonts w:ascii="Arial Narrow" w:eastAsia="Arial Narrow" w:hAnsi="Arial Narrow" w:cs="Arial Narrow"/>
           <w:kern w:val="0"/>
-          <w14:ligatures w14:val="none"/>
+          <ns2:ligatures ns2:val="none"/>
         </w:rPr>
         <w:t xml:space="preserve">la Secretaría Técnica, en ejercicio de sus facultades, </w:t>
       </w:r>
@@ -4579,7 +4579,7 @@
           <w:color w:val="000000"/>
           <w:kern w:val="0"/>
           <w:lang w:eastAsia="es-PE"/>
-          <w14:ligatures w14:val="none"/>
+          <ns2:ligatures ns2:val="none"/>
         </w:rPr>
         <w:t xml:space="preserve">considera </w:t>
       </w:r>
@@ -4587,7 +4587,7 @@
         <w:rPr>
           <w:rFonts w:ascii="Arial Narrow" w:eastAsia="Arial Narrow" w:hAnsi="Arial Narrow" w:cs="Arial Narrow"/>
           <w:kern w:val="0"/>
-          <w14:ligatures w14:val="none"/>
+          <ns2:ligatures ns2:val="none"/>
         </w:rPr>
         <w:t xml:space="preserve">que el hecho denunciado, consistente en que </w:t>
       </w:r>
@@ -4595,7 +4595,7 @@
         <w:rPr>
           <w:rFonts w:ascii="Arial Narrow" w:eastAsia="Arial Narrow" w:hAnsi="Arial Narrow" w:cs="Arial Narrow"/>
           <w:kern w:val="0"/>
-          <w14:ligatures w14:val="none"/>
+          <ns2:ligatures ns2:val="none"/>
         </w:rPr>
         <w:t>City Motors S.A.C. habría incumplido con gestionar adecuadamente la validación técnica con el concesionario oficial, a pesar de la complejidad del daño del vehículo siniestrado con Placa de Rodaje BMX244</w:t>
       </w:r>
@@ -4603,7 +4603,7 @@
         <w:rPr>
           <w:rFonts w:ascii="Arial Narrow" w:eastAsia="Arial Narrow" w:hAnsi="Arial Narrow" w:cs="Arial Narrow"/>
           <w:kern w:val="0"/>
-          <w14:ligatures w14:val="none"/>
+          <ns2:ligatures ns2:val="none"/>
         </w:rPr>
         <w:t>; involucraría una presunta afectación a sus expectativas, quien no habría encontrado una correspondencia entre lo que esperaba recibir de parte del proveedor y lo que realmente recibió. Por consiguiente, corresponde calificar el hecho materia de denuncia como una presunta infracción al deber de idoneidad, tipificado en los artículos 18</w:t>
       </w:r>
@@ -4613,7 +4613,7 @@
           <w:color w:val="000000"/>
           <w:kern w:val="0"/>
           <w:lang w:eastAsia="es-PE"/>
-          <w14:ligatures w14:val="none"/>
+          <ns2:ligatures ns2:val="none"/>
         </w:rPr>
         <w:t/>
       </w:r>
@@ -4621,7 +4621,7 @@
         <w:rPr>
           <w:rFonts w:ascii="Arial Narrow" w:eastAsia="Arial Narrow" w:hAnsi="Arial Narrow" w:cs="Arial Narrow"/>
           <w:kern w:val="0"/>
-          <w14:ligatures w14:val="none"/>
+          <ns2:ligatures ns2:val="none"/>
         </w:rPr>
         <w:t xml:space="preserve"> y 19</w:t>
       </w:r>
@@ -4631,7 +4631,7 @@
           <w:color w:val="000000"/>
           <w:kern w:val="0"/>
           <w:lang w:eastAsia="es-PE"/>
-          <w14:ligatures w14:val="none"/>
+          <ns2:ligatures ns2:val="none"/>
         </w:rPr>
         <w:t/>
       </w:r>
@@ -4639,7 +4639,7 @@
         <w:rPr>
           <w:rFonts w:ascii="Arial Narrow" w:eastAsia="Arial Narrow" w:hAnsi="Arial Narrow" w:cs="Arial Narrow"/>
           <w:kern w:val="0"/>
-          <w14:ligatures w14:val="none"/>
+          <ns2:ligatures ns2:val="none"/>
         </w:rPr>
         <w:t xml:space="preserve"> del Código</w:t>
       </w:r>
@@ -4647,22 +4647,22 @@
         <w:rPr>
           <w:rFonts w:ascii="Arial Narrow" w:eastAsia="Arial Narrow" w:hAnsi="Arial Narrow" w:cs="Arial Narrow"/>
           <w:kern w:val="0"/>
-          <w14:ligatures w14:val="none"/>
+          <ns2:ligatures ns2:val="none"/>
         </w:rPr>
         <w:t>.</w:t>
       </w:r>
     </w:p>
-    <w:p>
+    <w:p ns2:paraId="5787AEF6" ns2:textId="77777777">
       <w:pPr>
         <w:pStyle w:val="Prrafodelista"/>
         <w:rPr>
           <w:rFonts w:ascii="Arial Narrow" w:eastAsia="Arial Narrow" w:hAnsi="Arial Narrow" w:cs="Arial Narrow"/>
           <w:kern w:val="0"/>
-          <w14:ligatures w14:val="none"/>
-        </w:rPr>
-      </w:pPr>
-    </w:p>
-    <w:p>
+          <ns2:ligatures ns2:val="none"/>
+        </w:rPr>
+      </w:pPr>
+    </w:p>
+    <w:p ns2:paraId="5C202065" ns2:textId="61EDC88C">
       <w:pPr>
         <w:pStyle w:val="Prrafodelista"/>
         <w:numPr>
@@ -4675,14 +4675,14 @@
         <w:rPr>
           <w:rFonts w:ascii="Arial Narrow" w:eastAsia="Arial Narrow" w:hAnsi="Arial Narrow" w:cs="Arial Narrow"/>
           <w:kern w:val="0"/>
-          <w14:ligatures w14:val="none"/>
-        </w:rPr>
-      </w:pPr>
-      <w:r>
-        <w:rPr>
-          <w:rFonts w:ascii="Arial Narrow" w:eastAsia="Arial Narrow" w:hAnsi="Arial Narrow" w:cs="Arial Narrow"/>
-          <w:kern w:val="0"/>
-          <w14:ligatures w14:val="none"/>
+          <ns2:ligatures ns2:val="none"/>
+        </w:rPr>
+      </w:pPr>
+      <w:r>
+        <w:rPr>
+          <w:rFonts w:ascii="Arial Narrow" w:eastAsia="Arial Narrow" w:hAnsi="Arial Narrow" w:cs="Arial Narrow"/>
+          <w:kern w:val="0"/>
+          <ns2:ligatures ns2:val="none"/>
         </w:rPr>
         <w:t xml:space="preserve">Así también, </w:t>
       </w:r>
@@ -4690,7 +4690,7 @@
         <w:rPr>
           <w:rFonts w:ascii="Arial Narrow" w:eastAsia="Arial Narrow" w:hAnsi="Arial Narrow" w:cs="Arial Narrow"/>
           <w:kern w:val="0"/>
-          <w14:ligatures w14:val="none"/>
+          <ns2:ligatures ns2:val="none"/>
         </w:rPr>
         <w:t xml:space="preserve">la Secretaría Técnica, en ejercicio de sus facultades, </w:t>
       </w:r>
@@ -4700,7 +4700,7 @@
           <w:color w:val="000000"/>
           <w:kern w:val="0"/>
           <w:lang w:eastAsia="es-PE"/>
-          <w14:ligatures w14:val="none"/>
+          <ns2:ligatures ns2:val="none"/>
         </w:rPr>
         <w:t xml:space="preserve">considera </w:t>
       </w:r>
@@ -4708,7 +4708,7 @@
         <w:rPr>
           <w:rFonts w:ascii="Arial Narrow" w:eastAsia="Arial Narrow" w:hAnsi="Arial Narrow" w:cs="Arial Narrow"/>
           <w:kern w:val="0"/>
-          <w14:ligatures w14:val="none"/>
+          <ns2:ligatures ns2:val="none"/>
         </w:rPr>
         <w:t xml:space="preserve">que el hecho denunciado, consistente en que </w:t>
       </w:r>
@@ -4716,7 +4716,7 @@
         <w:rPr>
           <w:rFonts w:ascii="Arial Narrow" w:eastAsia="Arial Narrow" w:hAnsi="Arial Narrow" w:cs="Arial Narrow"/>
           <w:kern w:val="0"/>
-          <w14:ligatures w14:val="none"/>
+          <ns2:ligatures ns2:val="none"/>
         </w:rPr>
         <w:t>City Motors S.A.C. habría retenido indebidamente el vehículo asegurado con Placa de Rodaje BMX244 sin entregar documentación técnica oportuna que acreditara su operatividad funcional</w:t>
       </w:r>
@@ -4724,7 +4724,7 @@
         <w:rPr>
           <w:rFonts w:ascii="Arial Narrow" w:eastAsia="Arial Narrow" w:hAnsi="Arial Narrow" w:cs="Arial Narrow"/>
           <w:kern w:val="0"/>
-          <w14:ligatures w14:val="none"/>
+          <ns2:ligatures ns2:val="none"/>
         </w:rPr>
         <w:t>; involucraría una presunta afectación a sus expectativas, quien no habría encontrado una correspondencia entre lo que esperaba recibir de parte del proveedor y lo que realmente recibió. Por consiguiente, corresponde calificar el hecho materia de denuncia como una presunta infracción al deber de idoneidad, tipificado en los artículos 18</w:t>
       </w:r>
@@ -4734,7 +4734,7 @@
           <w:color w:val="000000"/>
           <w:kern w:val="0"/>
           <w:lang w:eastAsia="es-PE"/>
-          <w14:ligatures w14:val="none"/>
+          <ns2:ligatures ns2:val="none"/>
         </w:rPr>
         <w:t/>
       </w:r>
@@ -4742,7 +4742,7 @@
         <w:rPr>
           <w:rFonts w:ascii="Arial Narrow" w:eastAsia="Arial Narrow" w:hAnsi="Arial Narrow" w:cs="Arial Narrow"/>
           <w:kern w:val="0"/>
-          <w14:ligatures w14:val="none"/>
+          <ns2:ligatures ns2:val="none"/>
         </w:rPr>
         <w:t xml:space="preserve"> y 19</w:t>
       </w:r>
@@ -4752,7 +4752,7 @@
           <w:color w:val="000000"/>
           <w:kern w:val="0"/>
           <w:lang w:eastAsia="es-PE"/>
-          <w14:ligatures w14:val="none"/>
+          <ns2:ligatures ns2:val="none"/>
         </w:rPr>
         <w:t/>
       </w:r>
@@ -4760,7 +4760,7 @@
         <w:rPr>
           <w:rFonts w:ascii="Arial Narrow" w:eastAsia="Arial Narrow" w:hAnsi="Arial Narrow" w:cs="Arial Narrow"/>
           <w:kern w:val="0"/>
-          <w14:ligatures w14:val="none"/>
+          <ns2:ligatures ns2:val="none"/>
         </w:rPr>
         <w:t xml:space="preserve"> del Código</w:t>
       </w:r>
@@ -4768,12 +4768,12 @@
         <w:rPr>
           <w:rFonts w:ascii="Arial Narrow" w:eastAsia="Arial Narrow" w:hAnsi="Arial Narrow" w:cs="Arial Narrow"/>
           <w:kern w:val="0"/>
-          <w14:ligatures w14:val="none"/>
+          <ns2:ligatures ns2:val="none"/>
         </w:rPr>
         <w:t>.</w:t>
       </w:r>
     </w:p>
-    <w:p>
+    <w:p ns2:paraId="2E7770E0" ns2:textId="77777777">
       <w:pPr>
         <w:pStyle w:val="Prrafodelista"/>
         <w:spacing w:after="0" w:line="240" w:lineRule="auto"/>
@@ -4783,11 +4783,11 @@
           <w:rFonts w:ascii="Arial Narrow" w:eastAsia="Calibri" w:hAnsi="Arial Narrow" w:cs="Arial Narrow"/>
           <w:kern w:val="0"/>
           <w:lang w:eastAsia="es-PE"/>
-          <w14:ligatures w14:val="none"/>
-        </w:rPr>
-      </w:pPr>
-    </w:p>
-    <w:p>
+          <ns2:ligatures ns2:val="none"/>
+        </w:rPr>
+      </w:pPr>
+    </w:p>
+    <w:p ns2:paraId="37321452" ns2:textId="77777777">
       <w:pPr>
         <w:pStyle w:val="Prrafodelista"/>
         <w:numPr>
@@ -4801,7 +4801,7 @@
           <w:rFonts w:ascii="Arial Narrow" w:eastAsia="Calibri" w:hAnsi="Arial Narrow" w:cs="Arial Narrow"/>
           <w:kern w:val="0"/>
           <w:lang w:eastAsia="es-PE"/>
-          <w14:ligatures w14:val="none"/>
+          <ns2:ligatures ns2:val="none"/>
         </w:rPr>
       </w:pPr>
       <w:r>
@@ -4810,7 +4810,7 @@
           <w:color w:val="000000"/>
           <w:kern w:val="0"/>
           <w:lang w:eastAsia="es-PE"/>
-          <w14:ligatures w14:val="none"/>
+          <ns2:ligatures ns2:val="none"/>
         </w:rPr>
         <w:lastRenderedPageBreak/>
         <w:t>En tanto la denuncia reúne los requisitos establecidos por la norma citada, corresponde admitirla a trámite</w:t>
@@ -4821,7 +4821,7 @@
           <w:rFonts w:ascii="Arial Narrow" w:eastAsia="Arial Narrow" w:hAnsi="Arial Narrow" w:cs="Arial Narrow"/>
           <w:kern w:val="0"/>
           <w:vertAlign w:val="superscript"/>
-          <w14:ligatures w14:val="none"/>
+          <ns2:ligatures ns2:val="none"/>
         </w:rPr>
         <w:footnoteReference w:id="7"/>
       </w:r>
@@ -4831,12 +4831,12 @@
           <w:color w:val="000000"/>
           <w:kern w:val="0"/>
           <w:lang w:eastAsia="es-PE"/>
-          <w14:ligatures w14:val="none"/>
+          <ns2:ligatures ns2:val="none"/>
         </w:rPr>
         <w:t>.</w:t>
       </w:r>
     </w:p>
-    <w:p>
+    <w:p ns2:paraId="17426A8E" ns2:textId="77777777">
       <w:pPr>
         <w:spacing w:after="0" w:line="240" w:lineRule="auto"/>
         <w:ind w:left="567"/>
@@ -4847,11 +4847,11 @@
           <w:color w:val="000000"/>
           <w:kern w:val="0"/>
           <w:lang w:eastAsia="es-PE"/>
-          <w14:ligatures w14:val="none"/>
-        </w:rPr>
-      </w:pPr>
-    </w:p>
-    <w:p>
+          <ns2:ligatures ns2:val="none"/>
+        </w:rPr>
+      </w:pPr>
+    </w:p>
+    <w:p ns2:paraId="69FE781D" ns2:textId="77777777">
       <w:pPr>
         <w:pStyle w:val="Prrafodelista"/>
         <w:numPr>
@@ -4871,7 +4871,7 @@
           <w:color w:val="000000"/>
           <w:kern w:val="0"/>
           <w:lang w:eastAsia="es-PE"/>
-          <w14:ligatures w14:val="none"/>
+          <ns2:ligatures ns2:val="none"/>
         </w:rPr>
       </w:pPr>
       <w:r>
@@ -4881,12 +4881,12 @@
           <w:color w:val="000000"/>
           <w:kern w:val="0"/>
           <w:lang w:eastAsia="es-PE"/>
-          <w14:ligatures w14:val="none"/>
+          <ns2:ligatures ns2:val="none"/>
         </w:rPr>
         <w:t>REQUERIMIENTO DE INFORMACION</w:t>
       </w:r>
     </w:p>
-    <w:p>
+    <w:p ns2:paraId="6252E905" ns2:textId="77777777">
       <w:pPr>
         <w:spacing w:after="0" w:line="240" w:lineRule="auto"/>
         <w:jc w:val="both"/>
@@ -4895,11 +4895,11 @@
           <w:color w:val="000000"/>
           <w:kern w:val="0"/>
           <w:lang w:val="es-ES" w:eastAsia="es-ES"/>
-          <w14:ligatures w14:val="none"/>
-        </w:rPr>
-      </w:pPr>
-    </w:p>
-    <w:p>
+          <ns2:ligatures ns2:val="none"/>
+        </w:rPr>
+      </w:pPr>
+    </w:p>
+    <w:p ns2:paraId="21C241A8" ns2:textId="77777777">
       <w:pPr>
         <w:pStyle w:val="Prrafodelista"/>
         <w:numPr>
@@ -4914,7 +4914,7 @@
           <w:color w:val="000000"/>
           <w:kern w:val="0"/>
           <w:lang w:val="es-ES" w:eastAsia="es-ES"/>
-          <w14:ligatures w14:val="none"/>
+          <ns2:ligatures ns2:val="none"/>
         </w:rPr>
       </w:pPr>
       <w:r>
@@ -4923,7 +4923,7 @@
           <w:color w:val="000000"/>
           <w:kern w:val="0"/>
           <w:lang w:val="es-ES" w:eastAsia="es-ES"/>
-          <w14:ligatures w14:val="none"/>
+          <ns2:ligatures ns2:val="none"/>
         </w:rPr>
         <w:t xml:space="preserve">A efectos de tener mayores elementos que sirvan para la resolución definitiva del presente caso, </w:t>
       </w:r>
@@ -4933,7 +4933,7 @@
           <w:color w:val="000000"/>
           <w:kern w:val="0"/>
           <w:lang w:val="es-ES" w:eastAsia="es-ES"/>
-          <w14:ligatures w14:val="none"/>
+          <ns2:ligatures ns2:val="none"/>
         </w:rPr>
         <w:t xml:space="preserve">la Secretaría Técnica, </w:t>
       </w:r>
@@ -4943,7 +4943,7 @@
           <w:color w:val="000000"/>
           <w:kern w:val="0"/>
           <w:lang w:val="es-ES" w:eastAsia="es-ES"/>
-          <w14:ligatures w14:val="none"/>
+          <ns2:ligatures ns2:val="none"/>
         </w:rPr>
         <w:t xml:space="preserve">en ejercicio de las facultades que la ley le </w:t>
       </w:r>
@@ -4953,7 +4953,7 @@
           <w:color w:val="000000"/>
           <w:kern w:val="0"/>
           <w:lang w:val="es-ES" w:eastAsia="es-ES"/>
-          <w14:ligatures w14:val="none"/>
+          <ns2:ligatures ns2:val="none"/>
         </w:rPr>
         <w:t>confiere, conviene requerir a los proveedores denunciados que, en un plazo no mayor de cinco (5) días</w:t>
       </w:r>
@@ -4963,7 +4963,7 @@
           <w:color w:val="000000"/>
           <w:kern w:val="0"/>
           <w:lang w:val="es-ES" w:eastAsia="es-ES"/>
-          <w14:ligatures w14:val="none"/>
+          <ns2:ligatures ns2:val="none"/>
         </w:rPr>
         <w:t xml:space="preserve"> hábiles contado a partir del día sig</w:t>
       </w:r>
@@ -4973,12 +4973,12 @@
           <w:color w:val="000000"/>
           <w:kern w:val="0"/>
           <w:lang w:val="es-ES" w:eastAsia="es-ES"/>
-          <w14:ligatures w14:val="none"/>
+          <ns2:ligatures ns2:val="none"/>
         </w:rPr>
         <w:t>uiente de la notificación de la presente resolución, cumplan con lo siguiente:</w:t>
       </w:r>
     </w:p>
-    <w:p>
+    <w:p ns2:paraId="345D7F88" ns2:textId="77777777">
       <w:pPr>
         <w:pStyle w:val="Prrafodelista"/>
         <w:spacing w:after="0" w:line="240" w:lineRule="auto"/>
@@ -4989,11 +4989,11 @@
           <w:color w:val="000000"/>
           <w:kern w:val="0"/>
           <w:lang w:val="es-ES" w:eastAsia="es-ES"/>
-          <w14:ligatures w14:val="none"/>
-        </w:rPr>
-      </w:pPr>
-    </w:p>
-    <w:p>
+          <ns2:ligatures ns2:val="none"/>
+        </w:rPr>
+      </w:pPr>
+    </w:p>
+    <w:p ns2:paraId="01F25269" ns2:textId="6282A796">
       <w:pPr>
         <w:pStyle w:val="Prrafodelista"/>
         <w:spacing w:after="0" w:line="240" w:lineRule="auto"/>
@@ -5004,7 +5004,7 @@
           <w:color w:val="000000"/>
           <w:kern w:val="0"/>
           <w:lang w:val="es-ES" w:eastAsia="es-ES"/>
-          <w14:ligatures w14:val="none"/>
+          <ns2:ligatures ns2:val="none"/>
         </w:rPr>
       </w:pPr>
       <w:r>
@@ -5014,7 +5014,7 @@
           <w:kern w:val="0"/>
           <w:u w:val="single"/>
           <w:lang w:val="es-ES" w:eastAsia="es-ES"/>
-          <w14:ligatures w14:val="none"/>
+          <ns2:ligatures ns2:val="none"/>
         </w:rPr>
         <w:t xml:space="preserve">A </w:t>
       </w:r>
@@ -5025,7 +5025,7 @@
           <w:kern w:val="0"/>
           <w:u w:val="single"/>
           <w:lang w:val="es-ES" w:eastAsia="es-ES"/>
-          <w14:ligatures w14:val="none"/>
+          <ns2:ligatures ns2:val="none"/>
         </w:rPr>
         <w:t>Rímac</w:t>
       </w:r>
@@ -5035,7 +5035,7 @@
           <w:color w:val="000000"/>
           <w:kern w:val="0"/>
           <w:lang w:val="es-ES" w:eastAsia="es-ES"/>
-          <w14:ligatures w14:val="none"/>
+          <ns2:ligatures ns2:val="none"/>
         </w:rPr>
         <w:t xml:space="preserve">: </w:t>
       </w:r>
@@ -5045,7 +5045,7 @@
           <w:color w:val="000000"/>
           <w:kern w:val="0"/>
           <w:lang w:val="es-ES" w:eastAsia="es-ES"/>
-          <w14:ligatures w14:val="none"/>
+          <ns2:ligatures ns2:val="none"/>
         </w:rPr>
         <w:t>(i) presentar una copia debidamente suscrita de la Póliza 2101-1106499 del Seguro Vehicular materia de denuncia; y, (ii) presentar todas las comunicaciones cursadas con la parte denunciante en virtud de los hechos materia de denuncia</w:t>
       </w:r>
@@ -5055,12 +5055,12 @@
           <w:color w:val="000000"/>
           <w:kern w:val="0"/>
           <w:lang w:val="es-ES" w:eastAsia="es-ES"/>
-          <w14:ligatures w14:val="none"/>
+          <ns2:ligatures ns2:val="none"/>
         </w:rPr>
         <w:t>.</w:t>
       </w:r>
     </w:p>
-    <w:p>
+    <w:p ns2:paraId="48503CFE" ns2:textId="77777777">
       <w:pPr>
         <w:pStyle w:val="Prrafodelista"/>
         <w:spacing w:after="0" w:line="240" w:lineRule="auto"/>
@@ -5072,11 +5072,11 @@
           <w:kern w:val="0"/>
           <w:u w:val="single"/>
           <w:lang w:val="es-ES" w:eastAsia="es-ES"/>
-          <w14:ligatures w14:val="none"/>
-        </w:rPr>
-      </w:pPr>
-    </w:p>
-    <w:p>
+          <ns2:ligatures ns2:val="none"/>
+        </w:rPr>
+      </w:pPr>
+    </w:p>
+    <w:p ns2:paraId="4940B49E" ns2:textId="2B93F629">
       <w:pPr>
         <w:pStyle w:val="Prrafodelista"/>
         <w:spacing w:after="0" w:line="240" w:lineRule="auto"/>
@@ -5088,7 +5088,7 @@
           <w:kern w:val="0"/>
           <w:u w:val="single"/>
           <w:lang w:val="es-ES" w:eastAsia="es-ES"/>
-          <w14:ligatures w14:val="none"/>
+          <ns2:ligatures ns2:val="none"/>
         </w:rPr>
       </w:pPr>
       <w:r>
@@ -5098,7 +5098,7 @@
           <w:kern w:val="0"/>
           <w:u w:val="single"/>
           <w:lang w:val="es-ES" w:eastAsia="es-ES"/>
-          <w14:ligatures w14:val="none"/>
+          <ns2:ligatures ns2:val="none"/>
         </w:rPr>
         <w:t xml:space="preserve">A </w:t>
       </w:r>
@@ -5109,7 +5109,7 @@
           <w:kern w:val="0"/>
           <w:u w:val="single"/>
           <w:lang w:val="es-ES" w:eastAsia="es-ES"/>
-          <w14:ligatures w14:val="none"/>
+          <ns2:ligatures ns2:val="none"/>
         </w:rPr>
         <w:t>City Motors</w:t>
       </w:r>
@@ -5119,7 +5119,7 @@
           <w:color w:val="000000"/>
           <w:kern w:val="0"/>
           <w:lang w:val="es-ES" w:eastAsia="es-ES"/>
-          <w14:ligatures w14:val="none"/>
+          <ns2:ligatures ns2:val="none"/>
         </w:rPr>
         <w:t>:</w:t>
       </w:r>
@@ -5129,7 +5129,7 @@
           <w:color w:val="000000"/>
           <w:kern w:val="0"/>
           <w:lang w:eastAsia="es-ES"/>
-          <w14:ligatures w14:val="none"/>
+          <ns2:ligatures ns2:val="none"/>
         </w:rPr>
         <w:t xml:space="preserve"> </w:t>
       </w:r>
@@ -5139,7 +5139,7 @@
           <w:color w:val="000000"/>
           <w:kern w:val="0"/>
           <w:lang w:val="es-ES" w:eastAsia="es-ES"/>
-          <w14:ligatures w14:val="none"/>
+          <ns2:ligatures ns2:val="none"/>
         </w:rPr>
         <w:t>(i) presentar los medios probatorios que acrediten que realizó un adecuado análisis de evaluación del vehículo asegurado con Placa de Rodaje BMX244; y, (ii) presentar todas las comunicaciones cursadas con la parte denunciante en virtud de los hechos materia de denuncia</w:t>
       </w:r>
@@ -5149,12 +5149,12 @@
           <w:color w:val="000000"/>
           <w:kern w:val="0"/>
           <w:lang w:val="es-ES" w:eastAsia="es-ES"/>
-          <w14:ligatures w14:val="none"/>
+          <ns2:ligatures ns2:val="none"/>
         </w:rPr>
         <w:t>.</w:t>
       </w:r>
     </w:p>
-    <w:p>
+    <w:p ns2:paraId="525DE1CC" ns2:textId="77777777">
       <w:pPr>
         <w:spacing w:after="0" w:line="240" w:lineRule="auto"/>
         <w:jc w:val="both"/>
@@ -5163,11 +5163,11 @@
           <w:color w:val="000000"/>
           <w:kern w:val="0"/>
           <w:lang w:val="es-ES" w:eastAsia="es-ES"/>
-          <w14:ligatures w14:val="none"/>
-        </w:rPr>
-      </w:pPr>
-    </w:p>
-    <w:p>
+          <ns2:ligatures ns2:val="none"/>
+        </w:rPr>
+      </w:pPr>
+    </w:p>
+    <w:p ns2:paraId="76AC2520" ns2:textId="77777777">
       <w:pPr>
         <w:pStyle w:val="Prrafodelista"/>
         <w:spacing w:after="0" w:line="240" w:lineRule="auto"/>
@@ -5178,11 +5178,11 @@
           <w:color w:val="000000"/>
           <w:kern w:val="0"/>
           <w:lang w:val="es-ES" w:eastAsia="es-ES"/>
-          <w14:ligatures w14:val="none"/>
-        </w:rPr>
-      </w:pPr>
-    </w:p>
-    <w:p>
+          <ns2:ligatures ns2:val="none"/>
+        </w:rPr>
+      </w:pPr>
+    </w:p>
+    <w:p ns2:paraId="45192A8B" ns2:textId="77777777">
       <w:pPr>
         <w:pStyle w:val="Prrafodelista"/>
         <w:numPr>
@@ -5202,7 +5202,7 @@
           <w:color w:val="000000"/>
           <w:kern w:val="0"/>
           <w:lang w:eastAsia="es-PE"/>
-          <w14:ligatures w14:val="none"/>
+          <ns2:ligatures ns2:val="none"/>
         </w:rPr>
       </w:pPr>
       <w:r>
@@ -5212,12 +5212,12 @@
           <w:color w:val="000000"/>
           <w:kern w:val="0"/>
           <w:lang w:eastAsia="es-PE"/>
-          <w14:ligatures w14:val="none"/>
+          <ns2:ligatures ns2:val="none"/>
         </w:rPr>
         <w:t xml:space="preserve">RESOLUCIÓN DE LA SECRETARÍA TÉCNICA </w:t>
       </w:r>
     </w:p>
-    <w:p>
+    <w:p ns2:paraId="71820251" ns2:textId="77777777">
       <w:pPr>
         <w:spacing w:after="0" w:line="240" w:lineRule="auto"/>
         <w:jc w:val="both"/>
@@ -5227,11 +5227,11 @@
           <w:color w:val="000000"/>
           <w:kern w:val="0"/>
           <w:lang w:eastAsia="es-PE"/>
-          <w14:ligatures w14:val="none"/>
-        </w:rPr>
-      </w:pPr>
-    </w:p>
-    <w:p>
+          <ns2:ligatures ns2:val="none"/>
+        </w:rPr>
+      </w:pPr>
+    </w:p>
+    <w:p ns2:paraId="239FC5E1" ns2:textId="1D560546">
       <w:pPr>
         <w:spacing w:after="0" w:line="240" w:lineRule="auto"/>
         <w:jc w:val="both"/>
@@ -5240,7 +5240,7 @@
           <w:color w:val="000000"/>
           <w:kern w:val="0"/>
           <w:lang w:eastAsia="es-PE"/>
-          <w14:ligatures w14:val="none"/>
+          <ns2:ligatures ns2:val="none"/>
         </w:rPr>
       </w:pPr>
       <w:r>
@@ -5250,7 +5250,7 @@
           <w:color w:val="000000"/>
           <w:kern w:val="0"/>
           <w:lang w:eastAsia="es-PE"/>
-          <w14:ligatures w14:val="none"/>
+          <ns2:ligatures ns2:val="none"/>
         </w:rPr>
         <w:t xml:space="preserve">PRIMERO: admitir a trámite la denuncia del 17 de abril de 2025, complementado con los escritos del 5 de junio de 2025, 19 de junio de 2025, 7 de julio de 2025 y 8 de julio de 2025, y subsanada mediante escritos del 4 de agosto de 2025, interpuesta por el señor [DENUNCIANTE] contra Rímac Seguros y Reaseguros S.A. y City Motors S.A.C., por lo siguiente:</w:t>
       </w:r>
@@ -5261,7 +5261,7 @@
           <w:kern w:val="0"/>
           <w:shd w:val="clear" w:color="auto" w:fill="FFFFFF"/>
           <w:lang w:eastAsia="es-PE"/>
-          <w14:ligatures w14:val="none"/>
+          <ns2:ligatures ns2:val="none"/>
         </w:rPr>
         <w:t xml:space="preserve"/>
       </w:r>
@@ -5271,7 +5271,7 @@
           <w:color w:val="000000"/>
           <w:kern w:val="0"/>
           <w:lang w:val="es-ES" w:eastAsia="es-ES"/>
-          <w14:ligatures w14:val="none"/>
+          <ns2:ligatures ns2:val="none"/>
         </w:rPr>
         <w:t/>
       </w:r>
@@ -5281,7 +5281,7 @@
           <w:color w:val="000000"/>
           <w:kern w:val="0"/>
           <w:lang w:val="es-ES" w:eastAsia="es-ES"/>
-          <w14:ligatures w14:val="none"/>
+          <ns2:ligatures ns2:val="none"/>
         </w:rPr>
         <w:t xml:space="preserve"/>
       </w:r>
@@ -5292,7 +5292,7 @@
           <w:kern w:val="0"/>
           <w:shd w:val="clear" w:color="auto" w:fill="FFFFFF"/>
           <w:lang w:eastAsia="es-PE"/>
-          <w14:ligatures w14:val="none"/>
+          <ns2:ligatures ns2:val="none"/>
         </w:rPr>
         <w:t xml:space="preserve"/>
       </w:r>
@@ -5303,7 +5303,7 @@
           <w:kern w:val="0"/>
           <w:shd w:val="clear" w:color="auto" w:fill="FFFFFF"/>
           <w:lang w:eastAsia="es-PE"/>
-          <w14:ligatures w14:val="none"/>
+          <ns2:ligatures ns2:val="none"/>
         </w:rPr>
         <w:t xml:space="preserve"/>
       </w:r>
@@ -5313,7 +5313,7 @@
           <w:bCs/>
           <w:spacing w:val="-3"/>
           <w:kern w:val="0"/>
-          <w14:ligatures w14:val="none"/>
+          <ns2:ligatures ns2:val="none"/>
         </w:rPr>
         <w:t xml:space="preserve"/>
       </w:r>
@@ -5324,7 +5324,7 @@
           <w:kern w:val="0"/>
           <w:shd w:val="clear" w:color="auto" w:fill="FFFFFF"/>
           <w:lang w:eastAsia="es-PE"/>
-          <w14:ligatures w14:val="none"/>
+          <ns2:ligatures ns2:val="none"/>
         </w:rPr>
         <w:t xml:space="preserve"/>
       </w:r>
@@ -5334,7 +5334,7 @@
           <w:bCs/>
           <w:spacing w:val="-3"/>
           <w:kern w:val="0"/>
-          <w14:ligatures w14:val="none"/>
+          <ns2:ligatures ns2:val="none"/>
         </w:rPr>
         <w:t xml:space="preserve"/>
       </w:r>
@@ -5352,7 +5352,7 @@
           <w:kern w:val="0"/>
           <w:shd w:val="clear" w:color="auto" w:fill="FFFFFF"/>
           <w:lang w:eastAsia="es-PE"/>
-          <w14:ligatures w14:val="none"/>
+          <ns2:ligatures ns2:val="none"/>
         </w:rPr>
         <w:t/>
       </w:r>
@@ -5363,12 +5363,12 @@
           <w:kern w:val="0"/>
           <w:shd w:val="clear" w:color="auto" w:fill="FFFFFF"/>
           <w:lang w:eastAsia="es-PE"/>
-          <w14:ligatures w14:val="none"/>
+          <ns2:ligatures ns2:val="none"/>
         </w:rPr>
         <w:t/>
       </w:r>
     </w:p>
-    <w:p>
+    <w:p ns2:paraId="4377044E" ns2:textId="77777777">
       <w:pPr>
         <w:spacing w:after="0" w:line="240" w:lineRule="auto"/>
         <w:jc w:val="both"/>
@@ -5377,11 +5377,11 @@
           <w:color w:val="000000"/>
           <w:kern w:val="0"/>
           <w:lang w:eastAsia="es-PE"/>
-          <w14:ligatures w14:val="none"/>
-        </w:rPr>
-      </w:pPr>
-    </w:p>
-    <w:p>
+          <ns2:ligatures ns2:val="none"/>
+        </w:rPr>
+      </w:pPr>
+    </w:p>
+    <w:p ns2:paraId="47ED0DAF" ns2:textId="15C27159">
       <w:pPr>
         <w:pStyle w:val="Prrafodelista"/>
         <w:numPr>
@@ -5399,7 +5399,7 @@
           <w:rFonts w:ascii="Arial Narrow" w:eastAsia="Calibri" w:hAnsi="Arial Narrow" w:cs="Arial Narrow"/>
           <w:kern w:val="0"/>
           <w:lang w:eastAsia="es-PE"/>
-          <w14:ligatures w14:val="none"/>
+          <ns2:ligatures ns2:val="none"/>
         </w:rPr>
       </w:pPr>
       <w:r>
@@ -5408,7 +5408,7 @@
           <w:color w:val="000000"/>
           <w:kern w:val="0"/>
           <w:lang w:eastAsia="es-PE"/>
-          <w14:ligatures w14:val="none"/>
+          <ns2:ligatures ns2:val="none"/>
         </w:rPr>
         <w:t>Presunta</w:t>
       </w:r>
@@ -5418,7 +5418,7 @@
           <w:kern w:val="0"/>
           <w:shd w:val="clear" w:color="auto" w:fill="FFFFFF"/>
           <w:lang w:eastAsia="es-PE"/>
-          <w14:ligatures w14:val="none"/>
+          <ns2:ligatures ns2:val="none"/>
         </w:rPr>
         <w:t xml:space="preserve"> infracción a los artículos 18 y 19</w:t>
       </w:r>
@@ -5427,7 +5427,7 @@
           <w:rFonts w:ascii="Arial Narrow" w:eastAsia="Calibri" w:hAnsi="Arial Narrow" w:cs="Arial Narrow"/>
           <w:kern w:val="0"/>
           <w:lang w:eastAsia="es-PE"/>
-          <w14:ligatures w14:val="none"/>
+          <ns2:ligatures ns2:val="none"/>
         </w:rPr>
         <w:t xml:space="preserve"> de </w:t>
       </w:r>
@@ -5437,7 +5437,7 @@
           <w:kern w:val="0"/>
           <w:shd w:val="clear" w:color="auto" w:fill="FFFFFF"/>
           <w:lang w:eastAsia="es-PE"/>
-          <w14:ligatures w14:val="none"/>
+          <ns2:ligatures ns2:val="none"/>
         </w:rPr>
         <w:t xml:space="preserve">la Ley 29571, Código de Protección y Defensa del Consumidor, en tanto </w:t>
       </w:r>
@@ -5466,12 +5466,12 @@
         <w:rPr>
           <w:rFonts w:ascii="Arial Narrow" w:eastAsia="Arial Narrow" w:hAnsi="Arial Narrow" w:cs="Arial Narrow"/>
           <w:kern w:val="0"/>
-          <w14:ligatures w14:val="none"/>
+          <ns2:ligatures ns2:val="none"/>
         </w:rPr>
         <w:t>.</w:t>
       </w:r>
     </w:p>
-    <w:p>
+    <w:p ns2:paraId="6C32DB3F" ns2:textId="77777777">
       <w:pPr>
         <w:pStyle w:val="Prrafodelista"/>
         <w:spacing w:after="0" w:line="240" w:lineRule="auto"/>
@@ -5480,11 +5480,11 @@
         <w:rPr>
           <w:rFonts w:ascii="Arial Narrow" w:eastAsia="Arial Narrow" w:hAnsi="Arial Narrow" w:cs="Arial Narrow"/>
           <w:kern w:val="0"/>
-          <w14:ligatures w14:val="none"/>
-        </w:rPr>
-      </w:pPr>
-    </w:p>
-    <w:p>
+          <ns2:ligatures ns2:val="none"/>
+        </w:rPr>
+      </w:pPr>
+    </w:p>
+    <w:p ns2:paraId="1265E9E8" ns2:textId="3F5A4B16">
       <w:pPr>
         <w:pStyle w:val="Prrafodelista"/>
         <w:numPr>
@@ -5501,7 +5501,7 @@
         <w:rPr>
           <w:rFonts w:ascii="Arial Narrow" w:eastAsia="Arial Narrow" w:hAnsi="Arial Narrow" w:cs="Arial Narrow"/>
           <w:kern w:val="0"/>
-          <w14:ligatures w14:val="none"/>
+          <ns2:ligatures ns2:val="none"/>
         </w:rPr>
       </w:pPr>
       <w:r>
@@ -5510,7 +5510,7 @@
           <w:color w:val="000000"/>
           <w:kern w:val="0"/>
           <w:lang w:eastAsia="es-PE"/>
-          <w14:ligatures w14:val="none"/>
+          <ns2:ligatures ns2:val="none"/>
         </w:rPr>
         <w:t>Presunta</w:t>
       </w:r>
@@ -5520,7 +5520,7 @@
           <w:kern w:val="0"/>
           <w:shd w:val="clear" w:color="auto" w:fill="FFFFFF"/>
           <w:lang w:eastAsia="es-PE"/>
-          <w14:ligatures w14:val="none"/>
+          <ns2:ligatures ns2:val="none"/>
         </w:rPr>
         <w:t xml:space="preserve"> infracción a los artículos 18 y 19</w:t>
       </w:r>
@@ -5529,7 +5529,7 @@
           <w:rFonts w:ascii="Arial Narrow" w:eastAsia="Calibri" w:hAnsi="Arial Narrow" w:cs="Arial Narrow"/>
           <w:kern w:val="0"/>
           <w:lang w:eastAsia="es-PE"/>
-          <w14:ligatures w14:val="none"/>
+          <ns2:ligatures ns2:val="none"/>
         </w:rPr>
         <w:t xml:space="preserve"> de </w:t>
       </w:r>
@@ -5539,7 +5539,7 @@
           <w:kern w:val="0"/>
           <w:shd w:val="clear" w:color="auto" w:fill="FFFFFF"/>
           <w:lang w:eastAsia="es-PE"/>
-          <w14:ligatures w14:val="none"/>
+          <ns2:ligatures ns2:val="none"/>
         </w:rPr>
         <w:t>la Ley 29571, Código de Protección y Defensa del Consumidor, en tanto</w:t>
       </w:r>
@@ -5547,7 +5547,7 @@
         <w:rPr>
           <w:rFonts w:ascii="Arial Narrow" w:eastAsia="Arial Narrow" w:hAnsi="Arial Narrow" w:cs="Arial Narrow"/>
           <w:kern w:val="0"/>
-          <w14:ligatures w14:val="none"/>
+          <ns2:ligatures ns2:val="none"/>
         </w:rPr>
         <w:t xml:space="preserve"> </w:t>
       </w:r>
@@ -5555,7 +5555,7 @@
         <w:rPr>
           <w:rFonts w:ascii="Arial Narrow" w:eastAsia="Arial Narrow" w:hAnsi="Arial Narrow" w:cs="Arial Narrow"/>
           <w:kern w:val="0"/>
-          <w14:ligatures w14:val="none"/>
+          <ns2:ligatures ns2:val="none"/>
         </w:rPr>
         <w:t xml:space="preserve">la compañía aseguradora </w:t>
       </w:r>
@@ -5563,7 +5563,7 @@
         <w:rPr>
           <w:rFonts w:ascii="Arial Narrow" w:eastAsia="Arial Narrow" w:hAnsi="Arial Narrow" w:cs="Arial Narrow"/>
           <w:kern w:val="0"/>
-          <w14:ligatures w14:val="none"/>
+          <ns2:ligatures ns2:val="none"/>
         </w:rPr>
         <w:t>se habría negado a</w:t>
       </w:r>
@@ -5571,7 +5571,7 @@
         <w:rPr>
           <w:rFonts w:ascii="Arial Narrow" w:eastAsia="Arial Narrow" w:hAnsi="Arial Narrow" w:cs="Arial Narrow"/>
           <w:kern w:val="0"/>
-          <w14:ligatures w14:val="none"/>
+          <ns2:ligatures ns2:val="none"/>
         </w:rPr>
         <w:t xml:space="preserve"> activar la cláusula VEH018 </w:t>
       </w:r>
@@ -5579,7 +5579,7 @@
         <w:rPr>
           <w:rFonts w:ascii="Arial Narrow" w:eastAsia="Arial Narrow" w:hAnsi="Arial Narrow" w:cs="Arial Narrow"/>
           <w:kern w:val="0"/>
-          <w14:ligatures w14:val="none"/>
+          <ns2:ligatures ns2:val="none"/>
         </w:rPr>
         <w:t xml:space="preserve">alegando que el repuesto no se fabricaba, pese a que posteriormente </w:t>
       </w:r>
@@ -5587,7 +5587,7 @@
         <w:rPr>
           <w:rFonts w:ascii="Arial Narrow" w:eastAsia="Arial Narrow" w:hAnsi="Arial Narrow" w:cs="Arial Narrow"/>
           <w:kern w:val="0"/>
-          <w14:ligatures w14:val="none"/>
+          <ns2:ligatures ns2:val="none"/>
         </w:rPr>
         <w:t>lo adquirió, instaló y facturó</w:t>
       </w:r>
@@ -5595,23 +5595,23 @@
         <w:rPr>
           <w:rFonts w:ascii="Arial Narrow" w:eastAsia="Arial Narrow" w:hAnsi="Arial Narrow" w:cs="Arial Narrow"/>
           <w:kern w:val="0"/>
-          <w14:ligatures w14:val="none"/>
+          <ns2:ligatures ns2:val="none"/>
         </w:rPr>
         <w:t>.</w:t>
       </w:r>
     </w:p>
-    <w:p>
-      <w:pPr>
-        <w:spacing w:after="0" w:line="240" w:lineRule="auto"/>
-        <w:jc w:val="both"/>
-        <w:rPr>
-          <w:rFonts w:ascii="Arial Narrow" w:eastAsia="Arial Narrow" w:hAnsi="Arial Narrow" w:cs="Arial Narrow"/>
-          <w:kern w:val="0"/>
-          <w14:ligatures w14:val="none"/>
-        </w:rPr>
-      </w:pPr>
-    </w:p>
-    <w:p>
+    <w:p ns2:paraId="2F9B8A45" ns2:textId="77777777">
+      <w:pPr>
+        <w:spacing w:after="0" w:line="240" w:lineRule="auto"/>
+        <w:jc w:val="both"/>
+        <w:rPr>
+          <w:rFonts w:ascii="Arial Narrow" w:eastAsia="Arial Narrow" w:hAnsi="Arial Narrow" w:cs="Arial Narrow"/>
+          <w:kern w:val="0"/>
+          <ns2:ligatures ns2:val="none"/>
+        </w:rPr>
+      </w:pPr>
+    </w:p>
+    <w:p ns2:paraId="60137CB3" ns2:textId="678F747A">
       <w:pPr>
         <w:pStyle w:val="Prrafodelista"/>
         <w:numPr>
@@ -5628,14 +5628,14 @@
         <w:rPr>
           <w:rFonts w:ascii="Arial Narrow" w:eastAsia="Arial Narrow" w:hAnsi="Arial Narrow" w:cs="Arial Narrow"/>
           <w:kern w:val="0"/>
-          <w14:ligatures w14:val="none"/>
-        </w:rPr>
-      </w:pPr>
-      <w:r>
-        <w:rPr>
-          <w:rFonts w:ascii="Arial Narrow" w:eastAsia="Arial Narrow" w:hAnsi="Arial Narrow" w:cs="Arial Narrow"/>
-          <w:kern w:val="0"/>
-          <w14:ligatures w14:val="none"/>
+          <ns2:ligatures ns2:val="none"/>
+        </w:rPr>
+      </w:pPr>
+      <w:r>
+        <w:rPr>
+          <w:rFonts w:ascii="Arial Narrow" w:eastAsia="Arial Narrow" w:hAnsi="Arial Narrow" w:cs="Arial Narrow"/>
+          <w:kern w:val="0"/>
+          <ns2:ligatures ns2:val="none"/>
         </w:rPr>
         <w:t xml:space="preserve">Presunta infracción a los artículos 18 y 19 </w:t>
       </w:r>
@@ -5643,7 +5643,7 @@
         <w:rPr>
           <w:rFonts w:ascii="Arial Narrow" w:eastAsia="Arial Narrow" w:hAnsi="Arial Narrow" w:cs="Arial Narrow"/>
           <w:kern w:val="0"/>
-          <w14:ligatures w14:val="none"/>
+          <ns2:ligatures ns2:val="none"/>
         </w:rPr>
         <w:t xml:space="preserve">de la Ley 29571, Código de Protección y Defensa del Consumidor, en tanto </w:t>
       </w:r>
@@ -5700,12 +5700,12 @@
         <w:rPr>
           <w:rFonts w:ascii="Arial Narrow" w:eastAsia="Arial Narrow" w:hAnsi="Arial Narrow" w:cs="Arial Narrow"/>
           <w:kern w:val="0"/>
-          <w14:ligatures w14:val="none"/>
+          <ns2:ligatures ns2:val="none"/>
         </w:rPr>
         <w:t>.</w:t>
       </w:r>
     </w:p>
-    <w:p>
+    <w:p ns2:paraId="66A3D809" ns2:textId="77777777">
       <w:pPr>
         <w:spacing w:after="0" w:line="240" w:lineRule="auto"/>
         <w:jc w:val="both"/>
@@ -5714,11 +5714,11 @@
           <w:color w:val="000000"/>
           <w:kern w:val="0"/>
           <w:lang w:eastAsia="es-PE"/>
-          <w14:ligatures w14:val="none"/>
-        </w:rPr>
-      </w:pPr>
-    </w:p>
-    <w:p>
+          <ns2:ligatures ns2:val="none"/>
+        </w:rPr>
+      </w:pPr>
+    </w:p>
+    <w:p ns2:paraId="36A3B886" ns2:textId="6858271D">
       <w:pPr>
         <w:pStyle w:val="Prrafodelista"/>
         <w:numPr>
@@ -5736,7 +5736,7 @@
           <w:rFonts w:ascii="Arial Narrow" w:eastAsia="Calibri" w:hAnsi="Arial Narrow" w:cs="Arial Narrow"/>
           <w:kern w:val="0"/>
           <w:lang w:eastAsia="es-PE"/>
-          <w14:ligatures w14:val="none"/>
+          <ns2:ligatures ns2:val="none"/>
         </w:rPr>
       </w:pPr>
       <w:r>
@@ -5745,7 +5745,7 @@
           <w:color w:val="000000"/>
           <w:kern w:val="0"/>
           <w:lang w:eastAsia="es-PE"/>
-          <w14:ligatures w14:val="none"/>
+          <ns2:ligatures ns2:val="none"/>
         </w:rPr>
         <w:t>Presunta</w:t>
       </w:r>
@@ -5755,7 +5755,7 @@
           <w:kern w:val="0"/>
           <w:shd w:val="clear" w:color="auto" w:fill="FFFFFF"/>
           <w:lang w:eastAsia="es-PE"/>
-          <w14:ligatures w14:val="none"/>
+          <ns2:ligatures ns2:val="none"/>
         </w:rPr>
         <w:t xml:space="preserve"> infracción a</w:t>
       </w:r>
@@ -5765,7 +5765,7 @@
           <w:kern w:val="0"/>
           <w:shd w:val="clear" w:color="auto" w:fill="FFFFFF"/>
           <w:lang w:eastAsia="es-PE"/>
-          <w14:ligatures w14:val="none"/>
+          <ns2:ligatures ns2:val="none"/>
         </w:rPr>
         <w:t>l</w:t>
       </w:r>
@@ -5775,7 +5775,7 @@
           <w:kern w:val="0"/>
           <w:shd w:val="clear" w:color="auto" w:fill="FFFFFF"/>
           <w:lang w:eastAsia="es-PE"/>
-          <w14:ligatures w14:val="none"/>
+          <ns2:ligatures ns2:val="none"/>
         </w:rPr>
         <w:t xml:space="preserve"> </w:t>
       </w:r>
@@ -5785,7 +5785,7 @@
           <w:kern w:val="0"/>
           <w:shd w:val="clear" w:color="auto" w:fill="FFFFFF"/>
           <w:lang w:eastAsia="es-PE"/>
-          <w14:ligatures w14:val="none"/>
+          <ns2:ligatures ns2:val="none"/>
         </w:rPr>
         <w:t>numeral 88.1 del artículo 88</w:t>
       </w:r>
@@ -5794,7 +5794,7 @@
           <w:rFonts w:ascii="Arial Narrow" w:eastAsia="Calibri" w:hAnsi="Arial Narrow" w:cs="Arial Narrow"/>
           <w:kern w:val="0"/>
           <w:lang w:eastAsia="es-PE"/>
-          <w14:ligatures w14:val="none"/>
+          <ns2:ligatures ns2:val="none"/>
         </w:rPr>
         <w:t xml:space="preserve"> de </w:t>
       </w:r>
@@ -5804,7 +5804,7 @@
           <w:kern w:val="0"/>
           <w:shd w:val="clear" w:color="auto" w:fill="FFFFFF"/>
           <w:lang w:eastAsia="es-PE"/>
-          <w14:ligatures w14:val="none"/>
+          <ns2:ligatures ns2:val="none"/>
         </w:rPr>
         <w:t xml:space="preserve">la Ley 29571, Código de Protección y Defensa del Consumidor, en tanto </w:t>
       </w:r>
@@ -5819,12 +5819,12 @@
         <w:rPr>
           <w:rFonts w:ascii="Arial Narrow" w:eastAsia="Arial Narrow" w:hAnsi="Arial Narrow" w:cs="Arial Narrow"/>
           <w:kern w:val="0"/>
-          <w14:ligatures w14:val="none"/>
+          <ns2:ligatures ns2:val="none"/>
         </w:rPr>
         <w:t>.</w:t>
       </w:r>
     </w:p>
-    <w:p>
+    <w:p ns2:paraId="41EAABB2" ns2:textId="77777777">
       <w:pPr>
         <w:pStyle w:val="Prrafodelista"/>
         <w:spacing w:after="0" w:line="240" w:lineRule="auto"/>
@@ -5833,11 +5833,11 @@
         <w:rPr>
           <w:rFonts w:ascii="Arial Narrow" w:eastAsia="Arial Narrow" w:hAnsi="Arial Narrow" w:cs="Arial Narrow"/>
           <w:kern w:val="0"/>
-          <w14:ligatures w14:val="none"/>
-        </w:rPr>
-      </w:pPr>
-    </w:p>
-    <w:p>
+          <ns2:ligatures ns2:val="none"/>
+        </w:rPr>
+      </w:pPr>
+    </w:p>
+    <w:p ns2:paraId="62C99C49" ns2:textId="2E987F75">
       <w:pPr>
         <w:pStyle w:val="Prrafodelista"/>
         <w:numPr>
@@ -5854,7 +5854,7 @@
         <w:rPr>
           <w:rFonts w:ascii="Arial Narrow" w:eastAsia="Arial Narrow" w:hAnsi="Arial Narrow" w:cs="Arial Narrow"/>
           <w:kern w:val="0"/>
-          <w14:ligatures w14:val="none"/>
+          <ns2:ligatures ns2:val="none"/>
         </w:rPr>
       </w:pPr>
       <w:r>
@@ -5863,7 +5863,7 @@
           <w:color w:val="000000"/>
           <w:kern w:val="0"/>
           <w:lang w:eastAsia="es-PE"/>
-          <w14:ligatures w14:val="none"/>
+          <ns2:ligatures ns2:val="none"/>
         </w:rPr>
         <w:t>Presunta</w:t>
       </w:r>
@@ -5873,7 +5873,7 @@
           <w:kern w:val="0"/>
           <w:shd w:val="clear" w:color="auto" w:fill="FFFFFF"/>
           <w:lang w:eastAsia="es-PE"/>
-          <w14:ligatures w14:val="none"/>
+          <ns2:ligatures ns2:val="none"/>
         </w:rPr>
         <w:t xml:space="preserve"> infracción a los artículos 18 y 19</w:t>
       </w:r>
@@ -5882,7 +5882,7 @@
           <w:rFonts w:ascii="Arial Narrow" w:eastAsia="Calibri" w:hAnsi="Arial Narrow" w:cs="Arial Narrow"/>
           <w:kern w:val="0"/>
           <w:lang w:eastAsia="es-PE"/>
-          <w14:ligatures w14:val="none"/>
+          <ns2:ligatures ns2:val="none"/>
         </w:rPr>
         <w:t xml:space="preserve"> de </w:t>
       </w:r>
@@ -5892,7 +5892,7 @@
           <w:kern w:val="0"/>
           <w:shd w:val="clear" w:color="auto" w:fill="FFFFFF"/>
           <w:lang w:eastAsia="es-PE"/>
-          <w14:ligatures w14:val="none"/>
+          <ns2:ligatures ns2:val="none"/>
         </w:rPr>
         <w:t>la Ley 29571, Código de Protección y Defensa del Consumidor, en tanto</w:t>
       </w:r>
@@ -5900,7 +5900,7 @@
         <w:rPr>
           <w:rFonts w:ascii="Arial Narrow" w:eastAsia="Arial Narrow" w:hAnsi="Arial Narrow" w:cs="Arial Narrow"/>
           <w:kern w:val="0"/>
-          <w14:ligatures w14:val="none"/>
+          <ns2:ligatures ns2:val="none"/>
         </w:rPr>
         <w:t xml:space="preserve"> </w:t>
       </w:r>
@@ -5908,7 +5908,7 @@
         <w:rPr>
           <w:rFonts w:ascii="Arial Narrow" w:eastAsia="Arial Narrow" w:hAnsi="Arial Narrow" w:cs="Arial Narrow"/>
           <w:kern w:val="0"/>
-          <w14:ligatures w14:val="none"/>
+          <ns2:ligatures ns2:val="none"/>
         </w:rPr>
         <w:t>la compañía aseguradora habría cobrado indebidamente un deducible de USD 1,220</w:t>
       </w:r>
@@ -5916,7 +5916,7 @@
         <w:rPr>
           <w:rFonts w:ascii="Arial Narrow" w:eastAsia="Arial Narrow" w:hAnsi="Arial Narrow" w:cs="Arial Narrow"/>
           <w:kern w:val="0"/>
-          <w14:ligatures w14:val="none"/>
+          <ns2:ligatures ns2:val="none"/>
         </w:rPr>
         <w:t>,</w:t>
       </w:r>
@@ -5924,7 +5924,7 @@
         <w:rPr>
           <w:rFonts w:ascii="Arial Narrow" w:eastAsia="Arial Narrow" w:hAnsi="Arial Narrow" w:cs="Arial Narrow"/>
           <w:kern w:val="0"/>
-          <w14:ligatures w14:val="none"/>
+          <ns2:ligatures ns2:val="none"/>
         </w:rPr>
         <w:t xml:space="preserve">34, correspondiente a una reparación incompleta </w:t>
       </w:r>
@@ -5939,7 +5939,7 @@
         <w:rPr>
           <w:rFonts w:ascii="Arial Narrow" w:eastAsia="Arial Narrow" w:hAnsi="Arial Narrow" w:cs="Arial Narrow"/>
           <w:kern w:val="0"/>
-          <w14:ligatures w14:val="none"/>
+          <ns2:ligatures ns2:val="none"/>
         </w:rPr>
         <w:t>, sin brindar al denunciante una explicación técnica proporcional o sustentada, ni documentación que justifique dicho cargo económico</w:t>
       </w:r>
@@ -5949,23 +5949,23 @@
           <w:color w:val="000000"/>
           <w:kern w:val="0"/>
           <w:lang w:eastAsia="es-ES"/>
-          <w14:ligatures w14:val="none"/>
+          <ns2:ligatures ns2:val="none"/>
         </w:rPr>
         <w:t xml:space="preserve">. </w:t>
       </w:r>
     </w:p>
-    <w:p>
+    <w:p ns2:paraId="6B7D8771" ns2:textId="77777777">
       <w:pPr>
         <w:pStyle w:val="Prrafodelista"/>
         <w:spacing w:line="240" w:lineRule="auto"/>
         <w:rPr>
           <w:rFonts w:ascii="Arial Narrow" w:eastAsia="Arial Narrow" w:hAnsi="Arial Narrow" w:cs="Arial Narrow"/>
           <w:kern w:val="0"/>
-          <w14:ligatures w14:val="none"/>
-        </w:rPr>
-      </w:pPr>
-    </w:p>
-    <w:p>
+          <ns2:ligatures ns2:val="none"/>
+        </w:rPr>
+      </w:pPr>
+    </w:p>
+    <w:p ns2:paraId="49C1DB9B" ns2:textId="7FCAADBA">
       <w:pPr>
         <w:pStyle w:val="Prrafodelista"/>
         <w:numPr>
@@ -5982,14 +5982,14 @@
         <w:rPr>
           <w:rFonts w:ascii="Arial Narrow" w:eastAsia="Arial Narrow" w:hAnsi="Arial Narrow" w:cs="Arial Narrow"/>
           <w:kern w:val="0"/>
-          <w14:ligatures w14:val="none"/>
-        </w:rPr>
-      </w:pPr>
-      <w:r>
-        <w:rPr>
-          <w:rFonts w:ascii="Arial Narrow" w:eastAsia="Arial Narrow" w:hAnsi="Arial Narrow" w:cs="Arial Narrow"/>
-          <w:kern w:val="0"/>
-          <w14:ligatures w14:val="none"/>
+          <ns2:ligatures ns2:val="none"/>
+        </w:rPr>
+      </w:pPr>
+      <w:r>
+        <w:rPr>
+          <w:rFonts w:ascii="Arial Narrow" w:eastAsia="Arial Narrow" w:hAnsi="Arial Narrow" w:cs="Arial Narrow"/>
+          <w:kern w:val="0"/>
+          <ns2:ligatures ns2:val="none"/>
         </w:rPr>
         <w:t xml:space="preserve">Presunta infracción al </w:t>
       </w:r>
@@ -5997,7 +5997,7 @@
         <w:rPr>
           <w:rFonts w:ascii="Arial Narrow" w:eastAsia="Arial Narrow" w:hAnsi="Arial Narrow" w:cs="Arial Narrow"/>
           <w:kern w:val="0"/>
-          <w14:ligatures w14:val="none"/>
+          <ns2:ligatures ns2:val="none"/>
         </w:rPr>
         <w:t xml:space="preserve">numeral 88.1 del artículo 88 </w:t>
       </w:r>
@@ -6005,7 +6005,7 @@
         <w:rPr>
           <w:rFonts w:ascii="Arial Narrow" w:eastAsia="Arial Narrow" w:hAnsi="Arial Narrow" w:cs="Arial Narrow"/>
           <w:kern w:val="0"/>
-          <w14:ligatures w14:val="none"/>
+          <ns2:ligatures ns2:val="none"/>
         </w:rPr>
         <w:t xml:space="preserve">de la Ley 29571, </w:t>
       </w:r>
@@ -6013,7 +6013,7 @@
         <w:rPr>
           <w:rFonts w:ascii="Arial Narrow" w:eastAsia="Arial Narrow" w:hAnsi="Arial Narrow" w:cs="Arial Narrow"/>
           <w:kern w:val="0"/>
-          <w14:ligatures w14:val="none"/>
+          <ns2:ligatures ns2:val="none"/>
         </w:rPr>
         <w:t xml:space="preserve">Código de Protección y Defensa del Consumidor, en tanto </w:t>
       </w:r>
@@ -6028,12 +6028,12 @@
         <w:rPr>
           <w:rFonts w:ascii="Arial Narrow" w:eastAsia="Arial Narrow" w:hAnsi="Arial Narrow" w:cs="Arial Narrow"/>
           <w:kern w:val="0"/>
-          <w14:ligatures w14:val="none"/>
+          <ns2:ligatures ns2:val="none"/>
         </w:rPr>
         <w:t>.</w:t>
       </w:r>
     </w:p>
-    <w:p>
+    <w:p ns2:paraId="1DF32BA0" ns2:textId="77777777">
       <w:pPr>
         <w:spacing w:after="0" w:line="240" w:lineRule="auto"/>
         <w:jc w:val="both"/>
@@ -6042,11 +6042,11 @@
           <w:color w:val="000000"/>
           <w:kern w:val="0"/>
           <w:lang w:eastAsia="es-PE"/>
-          <w14:ligatures w14:val="none"/>
-        </w:rPr>
-      </w:pPr>
-    </w:p>
-    <w:p>
+          <ns2:ligatures ns2:val="none"/>
+        </w:rPr>
+      </w:pPr>
+    </w:p>
+    <w:p ns2:paraId="02B8966C" ns2:textId="1939E480">
       <w:pPr>
         <w:pStyle w:val="Prrafodelista"/>
         <w:numPr>
@@ -6063,7 +6063,7 @@
         <w:rPr>
           <w:rFonts w:ascii="Arial Narrow" w:eastAsia="Arial Narrow" w:hAnsi="Arial Narrow" w:cs="Arial Narrow"/>
           <w:kern w:val="0"/>
-          <w14:ligatures w14:val="none"/>
+          <ns2:ligatures ns2:val="none"/>
         </w:rPr>
       </w:pPr>
       <w:r>
@@ -6072,7 +6072,7 @@
           <w:color w:val="000000"/>
           <w:kern w:val="0"/>
           <w:lang w:eastAsia="es-PE"/>
-          <w14:ligatures w14:val="none"/>
+          <ns2:ligatures ns2:val="none"/>
         </w:rPr>
         <w:t>Presunta</w:t>
       </w:r>
@@ -6082,7 +6082,7 @@
           <w:kern w:val="0"/>
           <w:shd w:val="clear" w:color="auto" w:fill="FFFFFF"/>
           <w:lang w:eastAsia="es-PE"/>
-          <w14:ligatures w14:val="none"/>
+          <ns2:ligatures ns2:val="none"/>
         </w:rPr>
         <w:t xml:space="preserve"> infracción a los artículos 18 y 19</w:t>
       </w:r>
@@ -6092,7 +6092,7 @@
           <w:kern w:val="0"/>
           <w:shd w:val="clear" w:color="auto" w:fill="FFFFFF"/>
           <w:lang w:eastAsia="es-PE"/>
-          <w14:ligatures w14:val="none"/>
+          <ns2:ligatures ns2:val="none"/>
         </w:rPr>
         <w:t/>
       </w:r>
@@ -6101,7 +6101,7 @@
           <w:rFonts w:ascii="Arial Narrow" w:eastAsia="Calibri" w:hAnsi="Arial Narrow" w:cs="Arial Narrow"/>
           <w:kern w:val="0"/>
           <w:lang w:eastAsia="es-PE"/>
-          <w14:ligatures w14:val="none"/>
+          <ns2:ligatures ns2:val="none"/>
         </w:rPr>
         <w:t xml:space="preserve"> de </w:t>
       </w:r>
@@ -6111,7 +6111,7 @@
           <w:kern w:val="0"/>
           <w:shd w:val="clear" w:color="auto" w:fill="FFFFFF"/>
           <w:lang w:eastAsia="es-PE"/>
-          <w14:ligatures w14:val="none"/>
+          <ns2:ligatures ns2:val="none"/>
         </w:rPr>
         <w:t>la Ley 29571, Código de Protección y Defensa del Consumidor, en tanto</w:t>
       </w:r>
@@ -6119,7 +6119,7 @@
         <w:rPr>
           <w:rFonts w:ascii="Arial Narrow" w:eastAsia="Arial Narrow" w:hAnsi="Arial Narrow" w:cs="Arial Narrow"/>
           <w:kern w:val="0"/>
-          <w14:ligatures w14:val="none"/>
+          <ns2:ligatures ns2:val="none"/>
         </w:rPr>
         <w:t xml:space="preserve"> </w:t>
       </w:r>
@@ -6127,7 +6127,7 @@
         <w:rPr>
           <w:rFonts w:ascii="Arial Narrow" w:eastAsia="Arial Narrow" w:hAnsi="Arial Narrow" w:cs="Arial Narrow"/>
           <w:kern w:val="0"/>
-          <w14:ligatures w14:val="none"/>
+          <ns2:ligatures ns2:val="none"/>
         </w:rPr>
         <w:t>la compañía aseguradora no habría gestionado la entrega del vehículo asegurado debidamente reparado al denunciante en la fecha pactada</w:t>
       </w:r>
@@ -6135,12 +6135,12 @@
         <w:rPr>
           <w:rFonts w:ascii="Arial Narrow" w:eastAsia="Arial Narrow" w:hAnsi="Arial Narrow" w:cs="Arial Narrow"/>
           <w:kern w:val="0"/>
-          <w14:ligatures w14:val="none"/>
+          <ns2:ligatures ns2:val="none"/>
         </w:rPr>
         <w:t>.</w:t>
       </w:r>
     </w:p>
-    <w:p>
+    <w:p ns2:paraId="723BFF28" ns2:textId="77777777">
       <w:pPr>
         <w:spacing w:after="0" w:line="240" w:lineRule="auto"/>
         <w:jc w:val="both"/>
@@ -6149,11 +6149,11 @@
           <w:color w:val="000000"/>
           <w:kern w:val="0"/>
           <w:lang w:eastAsia="es-PE"/>
-          <w14:ligatures w14:val="none"/>
-        </w:rPr>
-      </w:pPr>
-    </w:p>
-    <w:p>
+          <ns2:ligatures ns2:val="none"/>
+        </w:rPr>
+      </w:pPr>
+    </w:p>
+    <w:p ns2:paraId="0638865B" ns2:textId="77777777">
       <w:pPr>
         <w:pStyle w:val="Prrafodelista"/>
         <w:numPr>
@@ -6170,7 +6170,7 @@
         <w:rPr>
           <w:rFonts w:ascii="Arial Narrow" w:eastAsia="Arial Narrow" w:hAnsi="Arial Narrow" w:cs="Arial Narrow"/>
           <w:kern w:val="0"/>
-          <w14:ligatures w14:val="none"/>
+          <ns2:ligatures ns2:val="none"/>
         </w:rPr>
       </w:pPr>
       <w:r>
@@ -6179,7 +6179,7 @@
           <w:color w:val="000000"/>
           <w:kern w:val="0"/>
           <w:lang w:eastAsia="es-PE"/>
-          <w14:ligatures w14:val="none"/>
+          <ns2:ligatures ns2:val="none"/>
         </w:rPr>
         <w:t>Presunta</w:t>
       </w:r>
@@ -6189,7 +6189,7 @@
           <w:kern w:val="0"/>
           <w:shd w:val="clear" w:color="auto" w:fill="FFFFFF"/>
           <w:lang w:eastAsia="es-PE"/>
-          <w14:ligatures w14:val="none"/>
+          <ns2:ligatures ns2:val="none"/>
         </w:rPr>
         <w:t xml:space="preserve"> infracción a los artículos 18 y 19</w:t>
       </w:r>
@@ -6199,7 +6199,7 @@
           <w:kern w:val="0"/>
           <w:shd w:val="clear" w:color="auto" w:fill="FFFFFF"/>
           <w:lang w:eastAsia="es-PE"/>
-          <w14:ligatures w14:val="none"/>
+          <ns2:ligatures ns2:val="none"/>
         </w:rPr>
         <w:t/>
       </w:r>
@@ -6208,7 +6208,7 @@
           <w:rFonts w:ascii="Arial Narrow" w:eastAsia="Calibri" w:hAnsi="Arial Narrow" w:cs="Arial Narrow"/>
           <w:kern w:val="0"/>
           <w:lang w:eastAsia="es-PE"/>
-          <w14:ligatures w14:val="none"/>
+          <ns2:ligatures ns2:val="none"/>
         </w:rPr>
         <w:t xml:space="preserve"> de </w:t>
       </w:r>
@@ -6218,7 +6218,7 @@
           <w:kern w:val="0"/>
           <w:shd w:val="clear" w:color="auto" w:fill="FFFFFF"/>
           <w:lang w:eastAsia="es-PE"/>
-          <w14:ligatures w14:val="none"/>
+          <ns2:ligatures ns2:val="none"/>
         </w:rPr>
         <w:t>la Ley 29571, Código de Protección y Defensa del Consumidor, en tanto</w:t>
       </w:r>
@@ -6226,7 +6226,7 @@
         <w:rPr>
           <w:rFonts w:ascii="Arial Narrow" w:eastAsia="Arial Narrow" w:hAnsi="Arial Narrow" w:cs="Arial Narrow"/>
           <w:kern w:val="0"/>
-          <w14:ligatures w14:val="none"/>
+          <ns2:ligatures ns2:val="none"/>
         </w:rPr>
         <w:t xml:space="preserve"> </w:t>
       </w:r>
@@ -6234,7 +6234,7 @@
         <w:rPr>
           <w:rFonts w:ascii="Arial Narrow" w:eastAsia="Arial Narrow" w:hAnsi="Arial Narrow" w:cs="Arial Narrow"/>
           <w:kern w:val="0"/>
-          <w14:ligatures w14:val="none"/>
+          <ns2:ligatures ns2:val="none"/>
         </w:rPr>
         <w:t>la compañía aseguradora no habría cumplido con otorgar oportunamente a denunciante la cobertura por pérdida total del vehículo con Placa de Rodaje BMX244 en virtud del Seguro Vehicular – Póliza 2101-1106499</w:t>
       </w:r>
@@ -6244,12 +6244,12 @@
           <w:color w:val="000000"/>
           <w:kern w:val="0"/>
           <w:lang w:eastAsia="es-ES"/>
-          <w14:ligatures w14:val="none"/>
+          <ns2:ligatures ns2:val="none"/>
         </w:rPr>
         <w:t xml:space="preserve">. </w:t>
       </w:r>
     </w:p>
-    <w:p>
+    <w:p ns2:paraId="0445D63D" ns2:textId="77777777">
       <w:pPr>
         <w:spacing w:after="0" w:line="240" w:lineRule="auto"/>
         <w:jc w:val="both"/>
@@ -6258,11 +6258,11 @@
           <w:color w:val="000000"/>
           <w:kern w:val="0"/>
           <w:lang w:eastAsia="es-PE"/>
-          <w14:ligatures w14:val="none"/>
-        </w:rPr>
-      </w:pPr>
-    </w:p>
-    <w:p>
+          <ns2:ligatures ns2:val="none"/>
+        </w:rPr>
+      </w:pPr>
+    </w:p>
+    <w:p ns2:paraId="14DD5FC9" ns2:textId="1AC8396D">
       <w:pPr>
         <w:pStyle w:val="Prrafodelista"/>
         <w:numPr>
@@ -6280,7 +6280,7 @@
           <w:rFonts w:ascii="Arial Narrow" w:eastAsia="Calibri" w:hAnsi="Arial Narrow" w:cs="Arial Narrow"/>
           <w:kern w:val="0"/>
           <w:lang w:eastAsia="es-PE"/>
-          <w14:ligatures w14:val="none"/>
+          <ns2:ligatures ns2:val="none"/>
         </w:rPr>
       </w:pPr>
       <w:r>
@@ -6289,7 +6289,7 @@
           <w:color w:val="000000"/>
           <w:kern w:val="0"/>
           <w:lang w:eastAsia="es-PE"/>
-          <w14:ligatures w14:val="none"/>
+          <ns2:ligatures ns2:val="none"/>
         </w:rPr>
         <w:t>Presunta</w:t>
       </w:r>
@@ -6299,7 +6299,7 @@
           <w:kern w:val="0"/>
           <w:shd w:val="clear" w:color="auto" w:fill="FFFFFF"/>
           <w:lang w:eastAsia="es-PE"/>
-          <w14:ligatures w14:val="none"/>
+          <ns2:ligatures ns2:val="none"/>
         </w:rPr>
         <w:t xml:space="preserve"> infracción a los artículos 18 y 19</w:t>
       </w:r>
@@ -6308,7 +6308,7 @@
           <w:rFonts w:ascii="Arial Narrow" w:eastAsia="Calibri" w:hAnsi="Arial Narrow" w:cs="Arial Narrow"/>
           <w:kern w:val="0"/>
           <w:lang w:eastAsia="es-PE"/>
-          <w14:ligatures w14:val="none"/>
+          <ns2:ligatures ns2:val="none"/>
         </w:rPr>
         <w:t xml:space="preserve"> de </w:t>
       </w:r>
@@ -6318,7 +6318,7 @@
           <w:kern w:val="0"/>
           <w:shd w:val="clear" w:color="auto" w:fill="FFFFFF"/>
           <w:lang w:eastAsia="es-PE"/>
-          <w14:ligatures w14:val="none"/>
+          <ns2:ligatures ns2:val="none"/>
         </w:rPr>
         <w:t xml:space="preserve">la Ley 29571, Código de Protección y Defensa del Consumidor, en tanto </w:t>
       </w:r>
@@ -6328,7 +6328,7 @@
           <w:kern w:val="0"/>
           <w:shd w:val="clear" w:color="auto" w:fill="FFFFFF"/>
           <w:lang w:eastAsia="es-PE"/>
-          <w14:ligatures w14:val="none"/>
+          <ns2:ligatures ns2:val="none"/>
         </w:rPr>
         <w:t xml:space="preserve">la compañía aseguradora </w:t>
       </w:r>
@@ -6343,12 +6343,12 @@
         <w:rPr>
           <w:rFonts w:ascii="Arial Narrow" w:eastAsia="Arial Narrow" w:hAnsi="Arial Narrow" w:cs="Arial Narrow"/>
           <w:kern w:val="0"/>
-          <w14:ligatures w14:val="none"/>
+          <ns2:ligatures ns2:val="none"/>
         </w:rPr>
         <w:t>.</w:t>
       </w:r>
     </w:p>
-    <w:p>
+    <w:p ns2:paraId="0BB06083" ns2:textId="77777777">
       <w:pPr>
         <w:pStyle w:val="Prrafodelista"/>
         <w:spacing w:after="0" w:line="240" w:lineRule="auto"/>
@@ -6357,11 +6357,11 @@
         <w:rPr>
           <w:rFonts w:ascii="Arial Narrow" w:eastAsia="Arial Narrow" w:hAnsi="Arial Narrow" w:cs="Arial Narrow"/>
           <w:kern w:val="0"/>
-          <w14:ligatures w14:val="none"/>
-        </w:rPr>
-      </w:pPr>
-    </w:p>
-    <w:p>
+          <ns2:ligatures ns2:val="none"/>
+        </w:rPr>
+      </w:pPr>
+    </w:p>
+    <w:p ns2:paraId="087347CD" ns2:textId="0CF1875A">
       <w:pPr>
         <w:pStyle w:val="Prrafodelista"/>
         <w:numPr>
@@ -6378,7 +6378,7 @@
         <w:rPr>
           <w:rFonts w:ascii="Arial Narrow" w:eastAsia="Arial Narrow" w:hAnsi="Arial Narrow" w:cs="Arial Narrow"/>
           <w:kern w:val="0"/>
-          <w14:ligatures w14:val="none"/>
+          <ns2:ligatures ns2:val="none"/>
         </w:rPr>
       </w:pPr>
       <w:r>
@@ -6387,7 +6387,7 @@
           <w:color w:val="000000"/>
           <w:kern w:val="0"/>
           <w:lang w:eastAsia="es-PE"/>
-          <w14:ligatures w14:val="none"/>
+          <ns2:ligatures ns2:val="none"/>
         </w:rPr>
         <w:t>Presunta</w:t>
       </w:r>
@@ -6397,7 +6397,7 @@
           <w:kern w:val="0"/>
           <w:shd w:val="clear" w:color="auto" w:fill="FFFFFF"/>
           <w:lang w:eastAsia="es-PE"/>
-          <w14:ligatures w14:val="none"/>
+          <ns2:ligatures ns2:val="none"/>
         </w:rPr>
         <w:t xml:space="preserve"> infracción a los artículos 18 y 19</w:t>
       </w:r>
@@ -6406,7 +6406,7 @@
           <w:rFonts w:ascii="Arial Narrow" w:eastAsia="Calibri" w:hAnsi="Arial Narrow" w:cs="Arial Narrow"/>
           <w:kern w:val="0"/>
           <w:lang w:eastAsia="es-PE"/>
-          <w14:ligatures w14:val="none"/>
+          <ns2:ligatures ns2:val="none"/>
         </w:rPr>
         <w:t xml:space="preserve"> de </w:t>
       </w:r>
@@ -6416,7 +6416,7 @@
           <w:kern w:val="0"/>
           <w:shd w:val="clear" w:color="auto" w:fill="FFFFFF"/>
           <w:lang w:eastAsia="es-PE"/>
-          <w14:ligatures w14:val="none"/>
+          <ns2:ligatures ns2:val="none"/>
         </w:rPr>
         <w:t>la Ley 29571, Código de Protección y Defensa del Consumidor, en tanto</w:t>
       </w:r>
@@ -6424,7 +6424,7 @@
         <w:rPr>
           <w:rFonts w:ascii="Arial Narrow" w:eastAsia="Arial Narrow" w:hAnsi="Arial Narrow" w:cs="Arial Narrow"/>
           <w:kern w:val="0"/>
-          <w14:ligatures w14:val="none"/>
+          <ns2:ligatures ns2:val="none"/>
         </w:rPr>
         <w:t xml:space="preserve"> </w:t>
       </w:r>
@@ -6446,7 +6446,7 @@
         <w:rPr>
           <w:rFonts w:ascii="Arial Narrow" w:eastAsia="Arial Narrow" w:hAnsi="Arial Narrow" w:cs="Arial Narrow"/>
           <w:kern w:val="0"/>
-          <w14:ligatures w14:val="none"/>
+          <ns2:ligatures ns2:val="none"/>
         </w:rPr>
         <w:t>habría cumplido con entregar un informe técnico actualizado y completo el 4 de julio de 2025, limitándose a enviar un informe del concesionario sin actualización, sin datos técnicos esenciales ni firma del técnico responsable</w:t>
       </w:r>
@@ -6456,23 +6456,23 @@
           <w:color w:val="000000"/>
           <w:kern w:val="0"/>
           <w:lang w:eastAsia="es-ES"/>
-          <w14:ligatures w14:val="none"/>
+          <ns2:ligatures ns2:val="none"/>
         </w:rPr>
         <w:t xml:space="preserve">. </w:t>
       </w:r>
     </w:p>
-    <w:p>
+    <w:p ns2:paraId="49963E84" ns2:textId="77777777">
       <w:pPr>
         <w:pStyle w:val="Prrafodelista"/>
         <w:spacing w:line="240" w:lineRule="auto"/>
         <w:rPr>
           <w:rFonts w:ascii="Arial Narrow" w:eastAsia="Arial Narrow" w:hAnsi="Arial Narrow" w:cs="Arial Narrow"/>
           <w:kern w:val="0"/>
-          <w14:ligatures w14:val="none"/>
-        </w:rPr>
-      </w:pPr>
-    </w:p>
-    <w:p>
+          <ns2:ligatures ns2:val="none"/>
+        </w:rPr>
+      </w:pPr>
+    </w:p>
+    <w:p ns2:paraId="23E92CE4" ns2:textId="056A4CF7">
       <w:pPr>
         <w:pStyle w:val="Prrafodelista"/>
         <w:numPr>
@@ -6489,14 +6489,14 @@
         <w:rPr>
           <w:rFonts w:ascii="Arial Narrow" w:eastAsia="Arial Narrow" w:hAnsi="Arial Narrow" w:cs="Arial Narrow"/>
           <w:kern w:val="0"/>
-          <w14:ligatures w14:val="none"/>
-        </w:rPr>
-      </w:pPr>
-      <w:r>
-        <w:rPr>
-          <w:rFonts w:ascii="Arial Narrow" w:eastAsia="Arial Narrow" w:hAnsi="Arial Narrow" w:cs="Arial Narrow"/>
-          <w:kern w:val="0"/>
-          <w14:ligatures w14:val="none"/>
+          <ns2:ligatures ns2:val="none"/>
+        </w:rPr>
+      </w:pPr>
+      <w:r>
+        <w:rPr>
+          <w:rFonts w:ascii="Arial Narrow" w:eastAsia="Arial Narrow" w:hAnsi="Arial Narrow" w:cs="Arial Narrow"/>
+          <w:kern w:val="0"/>
+          <ns2:ligatures ns2:val="none"/>
         </w:rPr>
         <w:t xml:space="preserve">Presunta infracción al artículo 1, numeral 1, literal b) y al artículo 2 de la Ley 29571, Código de Protección y Defensa del Consumidor, en tanto </w:t>
       </w:r>
@@ -6511,7 +6511,7 @@
         <w:rPr>
           <w:rFonts w:ascii="Arial Narrow" w:eastAsia="Arial Narrow" w:hAnsi="Arial Narrow" w:cs="Arial Narrow"/>
           <w:kern w:val="0"/>
-          <w14:ligatures w14:val="none"/>
+          <ns2:ligatures ns2:val="none"/>
         </w:rPr>
         <w:t xml:space="preserve">no habría </w:t>
       </w:r>
@@ -6519,7 +6519,7 @@
         <w:rPr>
           <w:rFonts w:ascii="Arial Narrow" w:eastAsia="Arial Narrow" w:hAnsi="Arial Narrow" w:cs="Arial Narrow"/>
           <w:kern w:val="0"/>
-          <w14:ligatures w14:val="none"/>
+          <ns2:ligatures ns2:val="none"/>
         </w:rPr>
         <w:t>cumplido con</w:t>
       </w:r>
@@ -6527,7 +6527,7 @@
         <w:rPr>
           <w:rFonts w:ascii="Arial Narrow" w:eastAsia="Arial Narrow" w:hAnsi="Arial Narrow" w:cs="Arial Narrow"/>
           <w:kern w:val="0"/>
-          <w14:ligatures w14:val="none"/>
+          <ns2:ligatures ns2:val="none"/>
         </w:rPr>
         <w:t xml:space="preserve"> brindarle información previa sobre condiciones de garantía o respaldo para la instalación de los </w:t>
       </w:r>
@@ -6535,7 +6535,7 @@
         <w:rPr>
           <w:rFonts w:ascii="Arial Narrow" w:eastAsia="Arial Narrow" w:hAnsi="Arial Narrow" w:cs="Arial Narrow"/>
           <w:kern w:val="0"/>
-          <w14:ligatures w14:val="none"/>
+          <ns2:ligatures ns2:val="none"/>
         </w:rPr>
         <w:t xml:space="preserve">repuestos </w:t>
       </w:r>
@@ -6550,12 +6550,12 @@
         <w:rPr>
           <w:rFonts w:ascii="Arial Narrow" w:eastAsia="Arial Narrow" w:hAnsi="Arial Narrow" w:cs="Arial Narrow"/>
           <w:kern w:val="0"/>
-          <w14:ligatures w14:val="none"/>
+          <ns2:ligatures ns2:val="none"/>
         </w:rPr>
         <w:t>.</w:t>
       </w:r>
     </w:p>
-    <w:p>
+    <w:p ns2:paraId="4321BBC6" ns2:textId="77777777">
       <w:pPr>
         <w:spacing w:after="0" w:line="240" w:lineRule="auto"/>
         <w:jc w:val="both"/>
@@ -6564,11 +6564,11 @@
           <w:color w:val="000000"/>
           <w:kern w:val="0"/>
           <w:lang w:eastAsia="es-PE"/>
-          <w14:ligatures w14:val="none"/>
-        </w:rPr>
-      </w:pPr>
-    </w:p>
-    <w:p>
+          <ns2:ligatures ns2:val="none"/>
+        </w:rPr>
+      </w:pPr>
+    </w:p>
+    <w:p ns2:paraId="23A5C61D" ns2:textId="076EFDEA">
       <w:pPr>
         <w:pStyle w:val="Prrafodelista"/>
         <w:numPr>
@@ -6586,7 +6586,7 @@
           <w:rFonts w:ascii="Arial Narrow" w:eastAsia="Calibri" w:hAnsi="Arial Narrow" w:cs="Arial Narrow"/>
           <w:kern w:val="0"/>
           <w:lang w:eastAsia="es-PE"/>
-          <w14:ligatures w14:val="none"/>
+          <ns2:ligatures ns2:val="none"/>
         </w:rPr>
       </w:pPr>
       <w:r>
@@ -6595,7 +6595,7 @@
           <w:color w:val="000000"/>
           <w:kern w:val="0"/>
           <w:lang w:eastAsia="es-PE"/>
-          <w14:ligatures w14:val="none"/>
+          <ns2:ligatures ns2:val="none"/>
         </w:rPr>
         <w:t>Presunta</w:t>
       </w:r>
@@ -6605,7 +6605,7 @@
           <w:kern w:val="0"/>
           <w:shd w:val="clear" w:color="auto" w:fill="FFFFFF"/>
           <w:lang w:eastAsia="es-PE"/>
-          <w14:ligatures w14:val="none"/>
+          <ns2:ligatures ns2:val="none"/>
         </w:rPr>
         <w:t xml:space="preserve"> infracción a los artículos 18 y 19</w:t>
       </w:r>
@@ -6614,7 +6614,7 @@
           <w:rFonts w:ascii="Arial Narrow" w:eastAsia="Calibri" w:hAnsi="Arial Narrow" w:cs="Arial Narrow"/>
           <w:kern w:val="0"/>
           <w:lang w:eastAsia="es-PE"/>
-          <w14:ligatures w14:val="none"/>
+          <ns2:ligatures ns2:val="none"/>
         </w:rPr>
         <w:t xml:space="preserve"> de </w:t>
       </w:r>
@@ -6624,7 +6624,7 @@
           <w:kern w:val="0"/>
           <w:shd w:val="clear" w:color="auto" w:fill="FFFFFF"/>
           <w:lang w:eastAsia="es-PE"/>
-          <w14:ligatures w14:val="none"/>
+          <ns2:ligatures ns2:val="none"/>
         </w:rPr>
         <w:t xml:space="preserve">la Ley 29571, Código de Protección y Defensa del Consumidor, en tanto </w:t>
       </w:r>
@@ -6657,7 +6657,7 @@
         <w:t>.</w:t>
       </w:r>
     </w:p>
-    <w:p>
+    <w:p ns2:paraId="1E1D2D19" ns2:textId="77777777">
       <w:pPr>
         <w:spacing w:after="0" w:line="240" w:lineRule="auto"/>
         <w:jc w:val="both"/>
@@ -6665,11 +6665,11 @@
           <w:rFonts w:ascii="Arial Narrow" w:eastAsia="Calibri" w:hAnsi="Arial Narrow" w:cs="Arial Narrow"/>
           <w:kern w:val="0"/>
           <w:lang w:eastAsia="es-PE"/>
-          <w14:ligatures w14:val="none"/>
-        </w:rPr>
-      </w:pPr>
-    </w:p>
-    <w:p>
+          <ns2:ligatures ns2:val="none"/>
+        </w:rPr>
+      </w:pPr>
+    </w:p>
+    <w:p ns2:paraId="29AE1403" ns2:textId="4EB4E3A1">
       <w:pPr>
         <w:pStyle w:val="Prrafodelista"/>
         <w:numPr>
@@ -6686,7 +6686,7 @@
         <w:rPr>
           <w:rFonts w:ascii="Arial Narrow" w:eastAsia="Arial Narrow" w:hAnsi="Arial Narrow" w:cs="Arial Narrow"/>
           <w:kern w:val="0"/>
-          <w14:ligatures w14:val="none"/>
+          <ns2:ligatures ns2:val="none"/>
         </w:rPr>
       </w:pPr>
       <w:r>
@@ -6695,7 +6695,7 @@
           <w:color w:val="000000"/>
           <w:kern w:val="0"/>
           <w:lang w:eastAsia="es-PE"/>
-          <w14:ligatures w14:val="none"/>
+          <ns2:ligatures ns2:val="none"/>
         </w:rPr>
         <w:t>Presunta</w:t>
       </w:r>
@@ -6705,7 +6705,7 @@
           <w:kern w:val="0"/>
           <w:shd w:val="clear" w:color="auto" w:fill="FFFFFF"/>
           <w:lang w:eastAsia="es-PE"/>
-          <w14:ligatures w14:val="none"/>
+          <ns2:ligatures ns2:val="none"/>
         </w:rPr>
         <w:t xml:space="preserve"> infracción a los artículos 18 y 19</w:t>
       </w:r>
@@ -6714,7 +6714,7 @@
           <w:rFonts w:ascii="Arial Narrow" w:eastAsia="Calibri" w:hAnsi="Arial Narrow" w:cs="Arial Narrow"/>
           <w:kern w:val="0"/>
           <w:lang w:eastAsia="es-PE"/>
-          <w14:ligatures w14:val="none"/>
+          <ns2:ligatures ns2:val="none"/>
         </w:rPr>
         <w:t xml:space="preserve"> de </w:t>
       </w:r>
@@ -6724,7 +6724,7 @@
           <w:kern w:val="0"/>
           <w:shd w:val="clear" w:color="auto" w:fill="FFFFFF"/>
           <w:lang w:eastAsia="es-PE"/>
-          <w14:ligatures w14:val="none"/>
+          <ns2:ligatures ns2:val="none"/>
         </w:rPr>
         <w:t>la Ley 29571, Código de Protección y Defensa del Consumidor, en tanto</w:t>
       </w:r>
@@ -6732,7 +6732,7 @@
         <w:rPr>
           <w:rFonts w:ascii="Arial Narrow" w:eastAsia="Arial Narrow" w:hAnsi="Arial Narrow" w:cs="Arial Narrow"/>
           <w:kern w:val="0"/>
-          <w14:ligatures w14:val="none"/>
+          <ns2:ligatures ns2:val="none"/>
         </w:rPr>
         <w:t xml:space="preserve"> </w:t>
       </w:r>
@@ -6740,7 +6740,7 @@
         <w:rPr>
           <w:rFonts w:ascii="Arial Narrow" w:eastAsia="Arial Narrow" w:hAnsi="Arial Narrow" w:cs="Arial Narrow"/>
           <w:kern w:val="0"/>
-          <w14:ligatures w14:val="none"/>
+          <ns2:ligatures ns2:val="none"/>
         </w:rPr>
         <w:t>City Motors S.A.C. habría retenido indebidamente el vehículo asegurado con Placa de Rodaje BMX244 sin entregar documentación técnica oportuna que acreditara su operatividad funcional</w:t>
       </w:r>
@@ -6748,23 +6748,23 @@
         <w:rPr>
           <w:rFonts w:ascii="Arial Narrow" w:eastAsia="Arial Narrow" w:hAnsi="Arial Narrow" w:cs="Arial Narrow"/>
           <w:kern w:val="0"/>
-          <w14:ligatures w14:val="none"/>
+          <ns2:ligatures ns2:val="none"/>
         </w:rPr>
         <w:t>.</w:t>
       </w:r>
     </w:p>
-    <w:p>
-      <w:pPr>
-        <w:spacing w:after="0" w:line="240" w:lineRule="auto"/>
-        <w:jc w:val="both"/>
-        <w:rPr>
-          <w:rFonts w:ascii="Arial Narrow" w:eastAsia="Arial Narrow" w:hAnsi="Arial Narrow" w:cs="Arial Narrow"/>
-          <w:kern w:val="0"/>
-          <w14:ligatures w14:val="none"/>
-        </w:rPr>
-      </w:pPr>
-    </w:p>
-    <w:p>
+    <w:p ns2:paraId="1DEB3481" ns2:textId="77777777">
+      <w:pPr>
+        <w:spacing w:after="0" w:line="240" w:lineRule="auto"/>
+        <w:jc w:val="both"/>
+        <w:rPr>
+          <w:rFonts w:ascii="Arial Narrow" w:eastAsia="Arial Narrow" w:hAnsi="Arial Narrow" w:cs="Arial Narrow"/>
+          <w:kern w:val="0"/>
+          <ns2:ligatures ns2:val="none"/>
+        </w:rPr>
+      </w:pPr>
+    </w:p>
+    <w:p ns2:paraId="634A0D61" ns2:textId="373B1A14">
       <w:pPr>
         <w:spacing w:line="240" w:lineRule="auto"/>
         <w:contextualSpacing/>
@@ -6772,7 +6772,7 @@
         <w:rPr>
           <w:rFonts w:ascii="Arial Narrow" w:eastAsia="Calibri" w:hAnsi="Arial Narrow" w:cs="Arial"/>
           <w:kern w:val="0"/>
-          <w14:ligatures w14:val="none"/>
+          <ns2:ligatures ns2:val="none"/>
         </w:rPr>
       </w:pPr>
       <w:r>
@@ -6782,7 +6782,7 @@
           <w:color w:val="000000"/>
           <w:kern w:val="0"/>
           <w:lang w:eastAsia="es-PE"/>
-          <w14:ligatures w14:val="none"/>
+          <ns2:ligatures ns2:val="none"/>
         </w:rPr>
         <w:t>SEGUNDO:</w:t>
       </w:r>
@@ -6792,7 +6792,7 @@
           <w:color w:val="000000"/>
           <w:kern w:val="0"/>
           <w:lang w:eastAsia="es-PE"/>
-          <w14:ligatures w14:val="none"/>
+          <ns2:ligatures ns2:val="none"/>
         </w:rPr>
         <w:t xml:space="preserve"> tener por ofrecidos los medios probatorios presentados en el escrito de </w:t>
       </w:r>
@@ -6802,7 +6802,7 @@
           <w:color w:val="000000"/>
           <w:kern w:val="0"/>
           <w:lang w:eastAsia="es-PE"/>
-          <w14:ligatures w14:val="none"/>
+          <ns2:ligatures ns2:val="none"/>
         </w:rPr>
         <w:t xml:space="preserve">denuncia </w:t>
       </w:r>
@@ -6812,7 +6812,7 @@
           <w:color w:val="000000"/>
           <w:kern w:val="0"/>
           <w:lang w:val="es-ES" w:eastAsia="es-ES"/>
-          <w14:ligatures w14:val="none"/>
+          <ns2:ligatures ns2:val="none"/>
         </w:rPr>
         <w:t xml:space="preserve">del </w:t>
       </w:r>
@@ -6822,7 +6822,7 @@
           <w:color w:val="000000"/>
           <w:kern w:val="0"/>
           <w:lang w:val="es-ES" w:eastAsia="es-ES"/>
-          <w14:ligatures w14:val="none"/>
+          <ns2:ligatures ns2:val="none"/>
         </w:rPr>
         <w:t>17 de abril de 2025, complementado con los escritos del 5 de junio de 2025, 19 de junio de 2025, 7 de julio de 2025 y 8 de julio de 2025, y subsanada mediante dos escritos del 4 de agosto de 2025</w:t>
       </w:r>
@@ -6830,12 +6830,12 @@
         <w:rPr>
           <w:rFonts w:ascii="Arial Narrow" w:eastAsia="Calibri" w:hAnsi="Arial Narrow" w:cs="Arial"/>
           <w:kern w:val="0"/>
-          <w14:ligatures w14:val="none"/>
+          <ns2:ligatures ns2:val="none"/>
         </w:rPr>
         <w:t>.</w:t>
       </w:r>
     </w:p>
-    <w:p>
+    <w:p ns2:paraId="2AF03E3F" ns2:textId="77777777">
       <w:pPr>
         <w:spacing w:line="240" w:lineRule="auto"/>
         <w:contextualSpacing/>
@@ -6845,20 +6845,20 @@
           <w:color w:val="000000"/>
           <w:kern w:val="0"/>
           <w:lang w:eastAsia="es-PE"/>
-          <w14:ligatures w14:val="none"/>
-        </w:rPr>
-      </w:pPr>
-    </w:p>
-    <w:p>
-      <w:pPr>
-        <w:spacing w:after="0" w:line="240" w:lineRule="auto"/>
-        <w:jc w:val="both"/>
-        <w:rPr>
-          <w:rFonts w:ascii="Arial Narrow" w:eastAsia="Arial Narrow" w:hAnsi="Arial Narrow" w:cs="Arial Narrow"/>
-          <w:color w:val="000000"/>
-          <w:kern w:val="0"/>
-          <w:lang w:eastAsia="es-PE"/>
-          <w14:ligatures w14:val="none"/>
+          <ns2:ligatures ns2:val="none"/>
+        </w:rPr>
+      </w:pPr>
+    </w:p>
+    <w:p ns2:paraId="5D90C1F7" ns2:textId="57FC5676">
+      <w:pPr>
+        <w:spacing w:after="0" w:line="240" w:lineRule="auto"/>
+        <w:jc w:val="both"/>
+        <w:rPr>
+          <w:rFonts w:ascii="Arial Narrow" w:eastAsia="Arial Narrow" w:hAnsi="Arial Narrow" w:cs="Arial Narrow"/>
+          <w:color w:val="000000"/>
+          <w:kern w:val="0"/>
+          <w:lang w:eastAsia="es-PE"/>
+          <ns2:ligatures ns2:val="none"/>
         </w:rPr>
       </w:pPr>
       <w:r>
@@ -6868,7 +6868,7 @@
           <w:color w:val="000000"/>
           <w:kern w:val="0"/>
           <w:lang w:eastAsia="es-PE"/>
-          <w14:ligatures w14:val="none"/>
+          <ns2:ligatures ns2:val="none"/>
         </w:rPr>
         <w:t xml:space="preserve">TERCERO: </w:t>
       </w:r>
@@ -6878,7 +6878,7 @@
           <w:color w:val="000000"/>
           <w:kern w:val="0"/>
           <w:lang w:eastAsia="es-PE"/>
-          <w14:ligatures w14:val="none"/>
+          <ns2:ligatures ns2:val="none"/>
         </w:rPr>
         <w:t xml:space="preserve">requerir a </w:t>
       </w:r>
@@ -6888,7 +6888,7 @@
           <w:bCs/>
           <w:spacing w:val="-3"/>
           <w:kern w:val="0"/>
-          <w14:ligatures w14:val="none"/>
+          <ns2:ligatures ns2:val="none"/>
         </w:rPr>
         <w:t xml:space="preserve">Rímac Seguros </w:t>
       </w:r>
@@ -6898,7 +6898,7 @@
           <w:bCs/>
           <w:spacing w:val="-3"/>
           <w:kern w:val="0"/>
-          <w14:ligatures w14:val="none"/>
+          <ns2:ligatures ns2:val="none"/>
         </w:rPr>
         <w:t>y</w:t>
       </w:r>
@@ -6908,7 +6908,7 @@
           <w:bCs/>
           <w:spacing w:val="-3"/>
           <w:kern w:val="0"/>
-          <w14:ligatures w14:val="none"/>
+          <ns2:ligatures ns2:val="none"/>
         </w:rPr>
         <w:t xml:space="preserve"> Reaseguros S.A.</w:t>
       </w:r>
@@ -6918,7 +6918,7 @@
           <w:bCs/>
           <w:spacing w:val="-3"/>
           <w:kern w:val="0"/>
-          <w14:ligatures w14:val="none"/>
+          <ns2:ligatures ns2:val="none"/>
         </w:rPr>
         <w:t xml:space="preserve"> </w:t>
       </w:r>
@@ -6949,7 +6949,7 @@
           <w:color w:val="000000"/>
           <w:kern w:val="0"/>
           <w:lang w:eastAsia="es-PE"/>
-          <w14:ligatures w14:val="none"/>
+          <ns2:ligatures ns2:val="none"/>
         </w:rPr>
         <w:t>que cumpla</w:t>
       </w:r>
@@ -6959,7 +6959,7 @@
           <w:color w:val="000000"/>
           <w:kern w:val="0"/>
           <w:lang w:eastAsia="es-PE"/>
-          <w14:ligatures w14:val="none"/>
+          <ns2:ligatures ns2:val="none"/>
         </w:rPr>
         <w:t>n</w:t>
       </w:r>
@@ -6969,12 +6969,12 @@
           <w:color w:val="000000"/>
           <w:kern w:val="0"/>
           <w:lang w:eastAsia="es-PE"/>
-          <w14:ligatures w14:val="none"/>
+          <ns2:ligatures ns2:val="none"/>
         </w:rPr>
         <w:t xml:space="preserve"> con lo siguiente:</w:t>
       </w:r>
     </w:p>
-    <w:p>
+    <w:p ns2:paraId="156DFAB9" ns2:textId="77777777">
       <w:pPr>
         <w:spacing w:after="0" w:line="240" w:lineRule="auto"/>
         <w:jc w:val="both"/>
@@ -6983,11 +6983,11 @@
           <w:color w:val="000000"/>
           <w:kern w:val="0"/>
           <w:lang w:eastAsia="es-PE"/>
-          <w14:ligatures w14:val="none"/>
-        </w:rPr>
-      </w:pPr>
-    </w:p>
-    <w:p>
+          <ns2:ligatures ns2:val="none"/>
+        </w:rPr>
+      </w:pPr>
+    </w:p>
+    <w:p ns2:paraId="37384474" ns2:textId="77777777">
       <w:pPr>
         <w:numPr>
           <w:ilvl w:val="0"/>
@@ -7001,22 +7001,22 @@
           <w:color w:val="000000"/>
           <w:kern w:val="0"/>
           <w:lang w:eastAsia="es-PE"/>
-          <w14:ligatures w14:val="none"/>
-        </w:rPr>
-      </w:pPr>
-      <w:r>
-        <w:rPr>
-          <w:rFonts w:ascii="Arial Narrow" w:eastAsia="Arial Narrow" w:hAnsi="Arial Narrow" w:cs="Arial Narrow"/>
-          <w:color w:val="000000"/>
-          <w:kern w:val="0"/>
-          <w:lang w:eastAsia="es-PE"/>
-          <w14:ligatures w14:val="none"/>
+          <ns2:ligatures ns2:val="none"/>
+        </w:rPr>
+      </w:pPr>
+      <w:r>
+        <w:rPr>
+          <w:rFonts w:ascii="Arial Narrow" w:eastAsia="Arial Narrow" w:hAnsi="Arial Narrow" w:cs="Arial Narrow"/>
+          <w:color w:val="000000"/>
+          <w:kern w:val="0"/>
+          <w:lang w:eastAsia="es-PE"/>
+          <ns2:ligatures ns2:val="none"/>
         </w:rPr>
         <w:lastRenderedPageBreak/>
         <w:t>presentar documentos que acrediten su inscripción en los Registros Públicos o una declaración jurada que indique que cuenta con dicha inscripción;</w:t>
       </w:r>
     </w:p>
-    <w:p>
+    <w:p ns2:paraId="04A6E74B" ns2:textId="77777777">
       <w:pPr>
         <w:numPr>
           <w:ilvl w:val="0"/>
@@ -7030,21 +7030,21 @@
           <w:color w:val="000000"/>
           <w:kern w:val="0"/>
           <w:lang w:eastAsia="es-PE"/>
-          <w14:ligatures w14:val="none"/>
-        </w:rPr>
-      </w:pPr>
-      <w:r>
-        <w:rPr>
-          <w:rFonts w:ascii="Arial Narrow" w:eastAsia="Arial Narrow" w:hAnsi="Arial Narrow" w:cs="Arial Narrow"/>
-          <w:color w:val="000000"/>
-          <w:kern w:val="0"/>
-          <w:lang w:eastAsia="es-PE"/>
-          <w14:ligatures w14:val="none"/>
+          <ns2:ligatures ns2:val="none"/>
+        </w:rPr>
+      </w:pPr>
+      <w:r>
+        <w:rPr>
+          <w:rFonts w:ascii="Arial Narrow" w:eastAsia="Arial Narrow" w:hAnsi="Arial Narrow" w:cs="Arial Narrow"/>
+          <w:color w:val="000000"/>
+          <w:kern w:val="0"/>
+          <w:lang w:eastAsia="es-PE"/>
+          <ns2:ligatures ns2:val="none"/>
         </w:rPr>
         <w:t>presentar copia simple de las facultades de representación de su representante legal en el presente procedimiento o la declaración jurada que indique que cuenta con dichas facultades y que estas se encuentran vigentes;</w:t>
       </w:r>
     </w:p>
-    <w:p>
+    <w:p ns2:paraId="1203D0DC" ns2:textId="77777777">
       <w:pPr>
         <w:numPr>
           <w:ilvl w:val="0"/>
@@ -7058,21 +7058,21 @@
           <w:color w:val="000000"/>
           <w:kern w:val="0"/>
           <w:lang w:eastAsia="es-PE"/>
-          <w14:ligatures w14:val="none"/>
-        </w:rPr>
-      </w:pPr>
-      <w:r>
-        <w:rPr>
-          <w:rFonts w:ascii="Arial Narrow" w:eastAsia="Arial Narrow" w:hAnsi="Arial Narrow" w:cs="Arial Narrow"/>
-          <w:color w:val="000000"/>
-          <w:kern w:val="0"/>
-          <w:lang w:eastAsia="es-PE"/>
-          <w14:ligatures w14:val="none"/>
+          <ns2:ligatures ns2:val="none"/>
+        </w:rPr>
+      </w:pPr>
+      <w:r>
+        <w:rPr>
+          <w:rFonts w:ascii="Arial Narrow" w:eastAsia="Arial Narrow" w:hAnsi="Arial Narrow" w:cs="Arial Narrow"/>
+          <w:color w:val="000000"/>
+          <w:kern w:val="0"/>
+          <w:lang w:eastAsia="es-PE"/>
+          <ns2:ligatures ns2:val="none"/>
         </w:rPr>
         <w:t>consignar el Número de Registro Único de Contribuyentes (RUC); y,</w:t>
       </w:r>
     </w:p>
-    <w:p>
+    <w:p ns2:paraId="37704CA2" ns2:textId="77777777">
       <w:pPr>
         <w:numPr>
           <w:ilvl w:val="0"/>
@@ -7084,16 +7084,16 @@
         <w:rPr>
           <w:rFonts w:ascii="Arial Narrow" w:eastAsia="Calibri" w:hAnsi="Arial Narrow" w:cs="Arial"/>
           <w:kern w:val="0"/>
-          <w14:ligatures w14:val="none"/>
-        </w:rPr>
-      </w:pPr>
-      <w:r>
-        <w:rPr>
-          <w:rFonts w:ascii="Arial Narrow" w:eastAsia="Arial Narrow" w:hAnsi="Arial Narrow" w:cs="Arial Narrow"/>
-          <w:color w:val="000000"/>
-          <w:kern w:val="0"/>
-          <w:lang w:eastAsia="es-PE"/>
-          <w14:ligatures w14:val="none"/>
+          <ns2:ligatures ns2:val="none"/>
+        </w:rPr>
+      </w:pPr>
+      <w:r>
+        <w:rPr>
+          <w:rFonts w:ascii="Arial Narrow" w:eastAsia="Arial Narrow" w:hAnsi="Arial Narrow" w:cs="Arial Narrow"/>
+          <w:color w:val="000000"/>
+          <w:kern w:val="0"/>
+          <w:lang w:eastAsia="es-PE"/>
+          <ns2:ligatures ns2:val="none"/>
         </w:rPr>
         <w:t>fijar domicilio procesal para el procedimiento, de conformidad con el numeral 1 del artículo 442</w:t>
       </w:r>
@@ -7103,7 +7103,7 @@
           <w:color w:val="000000"/>
           <w:kern w:val="0"/>
           <w:lang w:eastAsia="es-PE"/>
-          <w14:ligatures w14:val="none"/>
+          <ns2:ligatures ns2:val="none"/>
         </w:rPr>
         <w:t/>
       </w:r>
@@ -7113,7 +7113,7 @@
           <w:color w:val="000000"/>
           <w:kern w:val="0"/>
           <w:lang w:eastAsia="es-PE"/>
-          <w14:ligatures w14:val="none"/>
+          <ns2:ligatures ns2:val="none"/>
         </w:rPr>
         <w:t xml:space="preserve"> del Código Procesal Civil. </w:t>
       </w:r>
@@ -7121,7 +7121,7 @@
         <w:rPr>
           <w:rFonts w:ascii="Arial Narrow" w:eastAsia="Calibri" w:hAnsi="Arial Narrow" w:cs="Arial"/>
           <w:kern w:val="0"/>
-          <w14:ligatures w14:val="none"/>
+          <ns2:ligatures ns2:val="none"/>
         </w:rPr>
         <w:t>Para ello podrá señalar domicilio físico o una dirección electrónica a la que pueda remitirse las notificaciones</w:t>
       </w:r>
@@ -7130,12 +7130,12 @@
           <w:rFonts w:ascii="Arial Narrow" w:eastAsia="Arial" w:hAnsi="Arial Narrow" w:cs="Arial"/>
           <w:kern w:val="0"/>
           <w:lang w:val="es"/>
-          <w14:ligatures w14:val="none"/>
+          <ns2:ligatures ns2:val="none"/>
         </w:rPr>
         <w:t>;</w:t>
       </w:r>
     </w:p>
-    <w:p>
+    <w:p ns2:paraId="6A38ABFB" ns2:textId="77777777">
       <w:pPr>
         <w:numPr>
           <w:ilvl w:val="0"/>
@@ -7147,14 +7147,14 @@
         <w:rPr>
           <w:rFonts w:ascii="Arial Narrow" w:eastAsia="Calibri" w:hAnsi="Arial Narrow" w:cs="Arial"/>
           <w:kern w:val="0"/>
-          <w14:ligatures w14:val="none"/>
+          <ns2:ligatures ns2:val="none"/>
         </w:rPr>
       </w:pPr>
       <w:r>
         <w:rPr>
           <w:rFonts w:ascii="Arial Narrow" w:eastAsia="Calibri" w:hAnsi="Arial Narrow" w:cs="Arial"/>
           <w:kern w:val="0"/>
-          <w14:ligatures w14:val="none"/>
+          <ns2:ligatures ns2:val="none"/>
         </w:rPr>
         <w:t>en caso califique como micro empresa o pequeña empresa, presentar los documentos que acrediten su volumen de ventas o ingresos brutos percibidos el año anterior relativo a todas sus actividades económicas y el número de trabajadores con el que cuenta</w:t>
       </w:r>
@@ -7164,7 +7164,7 @@
           <w:rFonts w:ascii="Arial Narrow" w:eastAsia="Calibri" w:hAnsi="Arial Narrow" w:cs="Arial"/>
           <w:kern w:val="0"/>
           <w:vertAlign w:val="superscript"/>
-          <w14:ligatures w14:val="none"/>
+          <ns2:ligatures ns2:val="none"/>
         </w:rPr>
         <w:footnoteReference w:id="8"/>
       </w:r>
@@ -7172,7 +7172,7 @@
         <w:rPr>
           <w:rFonts w:ascii="Arial Narrow" w:eastAsia="Calibri" w:hAnsi="Arial Narrow" w:cs="Arial"/>
           <w:kern w:val="0"/>
-          <w14:ligatures w14:val="none"/>
+          <ns2:ligatures ns2:val="none"/>
         </w:rPr>
         <w:t>. Ello, a fin de que la Comisión pueda meritar dicha documentación, conforme lo establece el artículo 110</w:t>
       </w:r>
@@ -7182,7 +7182,7 @@
           <w:color w:val="000000"/>
           <w:kern w:val="0"/>
           <w:lang w:eastAsia="es-PE"/>
-          <w14:ligatures w14:val="none"/>
+          <ns2:ligatures ns2:val="none"/>
         </w:rPr>
         <w:t/>
       </w:r>
@@ -7190,7 +7190,7 @@
         <w:rPr>
           <w:rFonts w:ascii="Arial Narrow" w:eastAsia="Calibri" w:hAnsi="Arial Narrow" w:cs="Arial"/>
           <w:kern w:val="0"/>
-          <w14:ligatures w14:val="none"/>
+          <ns2:ligatures ns2:val="none"/>
         </w:rPr>
         <w:t xml:space="preserve"> del </w:t>
       </w:r>
@@ -7199,7 +7199,7 @@
           <w:rFonts w:ascii="Arial Narrow" w:eastAsia="Calibri" w:hAnsi="Arial Narrow" w:cs="Arial"/>
           <w:spacing w:val="-2"/>
           <w:kern w:val="0"/>
-          <w14:ligatures w14:val="none"/>
+          <ns2:ligatures ns2:val="none"/>
         </w:rPr>
         <w:t>Código</w:t>
       </w:r>
@@ -7210,7 +7210,7 @@
           <w:spacing w:val="-2"/>
           <w:kern w:val="0"/>
           <w:vertAlign w:val="superscript"/>
-          <w14:ligatures w14:val="none"/>
+          <ns2:ligatures ns2:val="none"/>
         </w:rPr>
         <w:footnoteReference w:id="9"/>
       </w:r>
@@ -7219,35 +7219,79 @@
           <w:rFonts w:ascii="Arial Narrow" w:eastAsia="Calibri" w:hAnsi="Arial Narrow" w:cs="Arial"/>
           <w:spacing w:val="-2"/>
           <w:kern w:val="0"/>
-          <w14:ligatures w14:val="none"/>
+          <ns2:ligatures ns2:val="none"/>
         </w:rPr>
         <w:t>.</w:t>
       </w:r>
     </w:p>
+    <w:p ns2:paraId="1B2AA0D1" ns2:textId="77777777">
+      <w:pPr>
+        <w:spacing w:after="0" w:line="240" w:lineRule="auto"/>
+        <w:ind w:left="567"/>
+        <w:jc w:val="both"/>
+        <w:rPr>
+          <w:rFonts w:ascii="Arial Narrow" w:eastAsia="Arial Narrow" w:hAnsi="Arial Narrow" w:cs="Arial Narrow"/>
+          <w:color w:val="000000"/>
+          <w:kern w:val="0"/>
+          <w:lang w:eastAsia="es-PE"/>
+          <ns2:ligatures ns2:val="none"/>
+        </w:rPr>
+      </w:pPr>
+    </w:p>
     <w:p>
       <w:pPr>
         <w:spacing w:after="0" w:line="240" w:lineRule="auto"/>
-        <w:ind w:left="567"/>
-        <w:jc w:val="both"/>
-        <w:rPr>
-          <w:rFonts w:ascii="Arial Narrow" w:eastAsia="Arial Narrow" w:hAnsi="Arial Narrow" w:cs="Arial Narrow"/>
-          <w:color w:val="000000"/>
-          <w:kern w:val="0"/>
-          <w:lang w:eastAsia="es-PE"/>
-          <w14:ligatures w14:val="none"/>
-        </w:rPr>
-      </w:pPr>
-    </w:p>
-    <w:p>
-      <w:pPr>
-        <w:spacing w:after="0" w:line="240" w:lineRule="auto"/>
-        <w:jc w:val="both"/>
-        <w:rPr>
-          <w:rFonts w:ascii="Arial Narrow" w:eastAsia="Arial Narrow" w:hAnsi="Arial Narrow" w:cs="Arial Narrow"/>
-          <w:color w:val="000000"/>
-          <w:kern w:val="0"/>
-          <w:lang w:eastAsia="es-PE"/>
-          <w14:ligatures w14:val="none"/>
+        <w:jc w:val="both"/>
+        <w:rPr>
+          <w:rFonts w:ascii="Arial Narrow" w:eastAsia="Arial Narrow" w:hAnsi="Arial Narrow" w:cs="Arial Narrow"/>
+          <w:color w:val="000000"/>
+          <w:kern w:val="0"/>
+          <w:lang w:eastAsia="es-PE"/>
+          <ns2:ligatures ns2:val="none"/>
+        </w:rPr>
+      </w:pPr>
+      <w:r>
+        <w:rPr>
+          <w:rFonts w:ascii="Arial Narrow" w:hAnsi="Arial Narrow" w:cs="Arial Narrow"/>
+          <w:b w:val="1"/>
+          <w:bCs w:val="1"/>
+          <w:sz w:val="20"/>
+          <w:szCs w:val="20"/>
+        </w:rPr>
+        <w:t xml:space="preserve">CUARTO: </w:t>
+      </w:r>
+      <w:r>
+        <w:rPr>
+          <w:rFonts w:ascii="Arial Narrow" w:hAnsi="Arial Narrow" w:cs="Arial Narrow"/>
+          <w:sz w:val="20"/>
+          <w:szCs w:val="20"/>
+        </w:rPr>
+        <w:t xml:space="preserve">correr traslado de la presente resolución a Rímac Seguros y Reaseguros S.A. y City Motors S.A.C para que, de conformidad con lo dispuesto por el artículo 26° de la Ley sobre Facultades, Normas y Organización del Indecopi, aprobado por Decreto Legislativo N° 8079, presenten sus descargos sobre la imputación de cargos realizada en un plazo no mayor a cinco (5) días hábiles contado a partir del día siguiente de la notificación de la presente resolución, vencido el cual, el Secretario Técnico declarará en rebeldía a los denunciados que no lo hubieran presentado. Debe precisarse que de conformidad con lo establecido por el artículo 223° del Texto Único Ordenado de la Ley N° 27444, Ley del Procedimiento Administrativo General, las alegaciones y los hechos relevantes de la reclamación, salvo que hayan sido específicamente negadas en la contestación, se tendrán por aceptadas o meritadas como ciertas.</w:t>
+      </w:r>
+    </w:p>
+    <w:p ns2:paraId="2F1C55D7" ns2:textId="77777777">
+      <w:pPr>
+        <w:spacing w:after="0" w:line="240" w:lineRule="auto"/>
+        <w:jc w:val="both"/>
+        <w:rPr>
+          <w:rFonts w:ascii="Arial Narrow" w:eastAsia="Arial Narrow" w:hAnsi="Arial Narrow" w:cs="Arial Narrow"/>
+          <w:color w:val="000000"/>
+          <w:kern w:val="0"/>
+          <w:lang w:eastAsia="es-PE"/>
+          <ns2:ligatures ns2:val="none"/>
+        </w:rPr>
+      </w:pPr>
+    </w:p>
+    <w:p ns2:paraId="6D15F6EA" ns2:textId="4BC670CE">
+      <w:pPr>
+        <w:spacing w:after="0" w:line="240" w:lineRule="auto"/>
+        <w:jc w:val="both"/>
+        <w:rPr>
+          <w:rFonts w:ascii="Arial Narrow" w:eastAsia="Times New Roman" w:hAnsi="Arial Narrow" w:cs="Arial"/>
+          <w:color w:val="000000"/>
+          <w:kern w:val="0"/>
+          <w:lang w:val="es-ES" w:eastAsia="es-ES"/>
+          <ns2:ligatures ns2:val="none"/>
         </w:rPr>
       </w:pPr>
       <w:r>
@@ -7257,19 +7301,20 @@
           <w:color w:val="000000"/>
           <w:kern w:val="0"/>
           <w:lang w:eastAsia="es-PE"/>
-          <w14:ligatures w14:val="none"/>
-        </w:rPr>
-        <w:t xml:space="preserve">CUARTO: </w:t>
-      </w:r>
-      <w:r>
-        <w:rPr>
-          <w:rFonts w:ascii="Arial Narrow" w:eastAsia="Arial Narrow" w:hAnsi="Arial Narrow" w:cs="Arial Narrow"/>
-          <w:color w:val="000000"/>
-          <w:kern w:val="0"/>
-          <w:lang w:eastAsia="es-PE"/>
-          <w14:ligatures w14:val="none"/>
-        </w:rPr>
-        <w:t xml:space="preserve">correr traslado de la denuncia interpuesta </w:t>
+          <ns2:ligatures ns2:val="none"/>
+        </w:rPr>
+        <w:t xml:space="preserve">QUINTO: </w:t>
+      </w:r>
+      <w:bookmarkStart w:id="5" w:name="_Hlk188286813"/>
+      <w:r>
+        <w:rPr>
+          <w:rFonts w:ascii="Arial Narrow" w:eastAsia="Times New Roman" w:hAnsi="Arial Narrow" w:cs="Arial"/>
+          <w:color w:val="000000"/>
+          <w:kern w:val="0"/>
+          <w:lang w:eastAsia="es-ES"/>
+          <ns2:ligatures ns2:val="none"/>
+        </w:rPr>
+        <w:t xml:space="preserve">requerir </w:t>
       </w:r>
       <w:r>
         <w:rPr>
@@ -7277,56 +7322,39 @@
           <w:color w:val="000000"/>
           <w:kern w:val="0"/>
           <w:lang w:val="es-ES" w:eastAsia="es-ES"/>
-          <w14:ligatures w14:val="none"/>
-        </w:rPr>
-        <w:t xml:space="preserve">el </w:t>
-      </w:r>
-      <w:r>
-        <w:rPr>
-          <w:rFonts w:ascii="Arial Narrow" w:eastAsia="Times New Roman" w:hAnsi="Arial Narrow" w:cs="Arial"/>
-          <w:color w:val="000000"/>
-          <w:kern w:val="0"/>
-          <w:lang w:val="es-ES" w:eastAsia="es-ES"/>
-          <w14:ligatures w14:val="none"/>
-        </w:rPr>
-        <w:t>17 de abril de 2025, complementado con los escritos del 5 de junio de 2025, 19 de junio de 2025, 7 de julio de 2025 y 8 de julio de 2025, y subsanada mediante dos escritos del 4 de agosto de 2025</w:t>
-      </w:r>
-      <w:r>
-        <w:rPr>
-          <w:rFonts w:ascii="Arial Narrow" w:eastAsia="Calibri" w:hAnsi="Arial Narrow" w:cs="Arial"/>
-          <w:kern w:val="0"/>
-          <w14:ligatures w14:val="none"/>
+          <ns2:ligatures ns2:val="none"/>
+        </w:rPr>
+        <w:t xml:space="preserve">que, en un </w:t>
+      </w:r>
+      <w:r>
+        <w:rPr>
+          <w:rFonts w:ascii="Arial Narrow" w:eastAsia="Times New Roman" w:hAnsi="Arial Narrow" w:cs="Arial"/>
+          <w:color w:val="000000"/>
+          <w:kern w:val="0"/>
+          <w:lang w:eastAsia="es-ES"/>
+          <ns2:ligatures ns2:val="none"/>
+        </w:rPr>
+        <w:t>plazo no mayor de cinco (5) días hábiles contado a partir del día siguiente de la notificación de la presente resolución</w:t>
+      </w:r>
+      <w:bookmarkEnd w:id="5"/>
+      <w:r>
+        <w:rPr>
+          <w:rFonts w:ascii="Arial Narrow" w:eastAsia="Times New Roman" w:hAnsi="Arial Narrow" w:cs="Arial"/>
+          <w:color w:val="000000"/>
+          <w:kern w:val="0"/>
+          <w:lang w:eastAsia="es-ES"/>
+          <ns2:ligatures ns2:val="none"/>
         </w:rPr>
         <w:t xml:space="preserve">, </w:t>
       </w:r>
-      <w:r>
-        <w:rPr>
-          <w:rFonts w:ascii="Arial Narrow" w:eastAsia="Arial Narrow" w:hAnsi="Arial Narrow" w:cs="Arial Narrow"/>
-          <w:color w:val="000000"/>
-          <w:kern w:val="0"/>
-          <w:lang w:eastAsia="es-PE"/>
-          <w14:ligatures w14:val="none"/>
-        </w:rPr>
-        <w:t>a</w:t>
-      </w:r>
-      <w:r>
-        <w:rPr>
-          <w:rFonts w:ascii="Arial Narrow" w:eastAsia="Times New Roman" w:hAnsi="Arial Narrow" w:cs="Times New Roman"/>
-          <w:color w:val="000000"/>
-          <w:kern w:val="0"/>
-          <w:shd w:val="clear" w:color="auto" w:fill="FFFFFF"/>
-          <w:lang w:eastAsia="es-PE"/>
-          <w14:ligatures w14:val="none"/>
-        </w:rPr>
-        <w:t xml:space="preserve"> </w:t>
-      </w:r>
+      <w:bookmarkStart w:id="6" w:name="_Hlk188286828"/>
       <w:r>
         <w:rPr>
           <w:rFonts w:ascii="Arial Narrow" w:hAnsi="Arial Narrow" w:cs="Arial"/>
           <w:bCs/>
           <w:spacing w:val="-3"/>
           <w:kern w:val="0"/>
-          <w14:ligatures w14:val="none"/>
+          <ns2:ligatures ns2:val="none"/>
         </w:rPr>
         <w:t xml:space="preserve">Rímac Seguros </w:t>
       </w:r>
@@ -7336,7 +7364,7 @@
           <w:bCs/>
           <w:spacing w:val="-3"/>
           <w:kern w:val="0"/>
-          <w14:ligatures w14:val="none"/>
+          <ns2:ligatures ns2:val="none"/>
         </w:rPr>
         <w:t>y</w:t>
       </w:r>
@@ -7346,9 +7374,782 @@
           <w:bCs/>
           <w:spacing w:val="-3"/>
           <w:kern w:val="0"/>
-          <w14:ligatures w14:val="none"/>
+          <ns2:ligatures ns2:val="none"/>
         </w:rPr>
         <w:t xml:space="preserve"> Reaseguros S.A.</w:t>
+      </w:r>
+      <w:r>
+        <w:rPr>
+          <w:rFonts w:ascii="Arial Narrow" w:eastAsia="Times New Roman" w:hAnsi="Arial Narrow" w:cs="Arial"/>
+          <w:color w:val="000000"/>
+          <w:kern w:val="0"/>
+          <w:lang w:eastAsia="es-ES"/>
+          <ns2:ligatures ns2:val="none"/>
+        </w:rPr>
+        <w:t xml:space="preserve">, </w:t>
+      </w:r>
+      <w:bookmarkEnd w:id="6"/>
+      <w:r>
+        <w:rPr>
+          <w:rFonts w:ascii="Arial Narrow" w:eastAsia="Times New Roman" w:hAnsi="Arial Narrow" w:cs="Arial"/>
+          <w:color w:val="000000"/>
+          <w:kern w:val="0"/>
+          <w:lang w:val="es-ES" w:eastAsia="es-ES"/>
+          <ns2:ligatures ns2:val="none"/>
+        </w:rPr>
+        <w:t>cumpla</w:t>
+      </w:r>
+      <w:r>
+        <w:rPr>
+          <w:rFonts w:ascii="Arial Narrow" w:eastAsia="Times New Roman" w:hAnsi="Arial Narrow" w:cs="Arial"/>
+          <w:color w:val="000000"/>
+          <w:kern w:val="0"/>
+          <w:lang w:val="es-ES" w:eastAsia="es-ES"/>
+          <ns2:ligatures ns2:val="none"/>
+        </w:rPr>
+        <w:t xml:space="preserve"> con: </w:t>
+      </w:r>
+      <w:r>
+        <w:rPr>
+          <w:rFonts w:ascii="Arial Narrow" w:eastAsia="Times New Roman" w:hAnsi="Arial Narrow" w:cs="Arial"/>
+          <w:color w:val="000000"/>
+          <w:kern w:val="0"/>
+          <w:lang w:val="es-ES" w:eastAsia="es-ES"/>
+          <ns2:ligatures ns2:val="none"/>
+        </w:rPr>
+        <w:t xml:space="preserve">(i) presentar una copia debidamente suscrita de la Póliza </w:t>
+      </w:r>
+      <w:r>
+        <w:rPr>
+          <w:rFonts w:ascii="Arial Narrow" w:eastAsia="Times New Roman" w:hAnsi="Arial Narrow" w:cs="Arial"/>
+          <w:color w:val="000000"/>
+          <w:kern w:val="0"/>
+          <w:lang w:eastAsia="es-ES"/>
+          <ns2:ligatures ns2:val="none"/>
+        </w:rPr>
+        <w:t xml:space="preserve">2101-1106499 </w:t>
+      </w:r>
+      <w:r>
+        <w:rPr>
+          <w:rFonts w:ascii="Arial Narrow" w:eastAsia="Times New Roman" w:hAnsi="Arial Narrow" w:cs="Arial"/>
+          <w:color w:val="000000"/>
+          <w:kern w:val="0"/>
+          <w:lang w:val="es-ES" w:eastAsia="es-ES"/>
+          <ns2:ligatures ns2:val="none"/>
+        </w:rPr>
+        <w:t>del Seguro Vehicular materia de denuncia; y, (ii) presentar todas las comunicaciones cursadas con la parte denunciante en virtud de los hechos materia de denuncia</w:t>
+      </w:r>
+      <w:r>
+        <w:rPr>
+          <w:rFonts w:ascii="Arial Narrow" w:eastAsia="Times New Roman" w:hAnsi="Arial Narrow" w:cs="Arial"/>
+          <w:color w:val="000000"/>
+          <w:kern w:val="0"/>
+          <w:lang w:val="es-ES" w:eastAsia="es-ES"/>
+          <ns2:ligatures ns2:val="none"/>
+        </w:rPr>
+        <w:t>.</w:t>
+      </w:r>
+    </w:p>
+    <w:p ns2:paraId="7EAE58BA" ns2:textId="77777777">
+      <w:pPr>
+        <w:spacing w:after="0" w:line="240" w:lineRule="auto"/>
+        <w:jc w:val="both"/>
+        <w:rPr>
+          <w:rFonts w:ascii="Arial Narrow" w:eastAsia="Times New Roman" w:hAnsi="Arial Narrow" w:cs="Arial"/>
+          <w:color w:val="000000"/>
+          <w:kern w:val="0"/>
+          <w:lang w:val="es-ES" w:eastAsia="es-ES"/>
+          <ns2:ligatures ns2:val="none"/>
+        </w:rPr>
+      </w:pPr>
+    </w:p>
+    <w:p ns2:paraId="018EE32A" ns2:textId="7B07D546">
+      <w:pPr>
+        <w:spacing w:after="0" w:line="240" w:lineRule="auto"/>
+        <w:jc w:val="both"/>
+        <w:rPr>
+          <w:rFonts w:ascii="Arial Narrow" w:eastAsia="Times New Roman" w:hAnsi="Arial Narrow" w:cs="Arial"/>
+          <w:color w:val="000000"/>
+          <w:kern w:val="0"/>
+          <w:lang w:val="es-ES" w:eastAsia="es-ES"/>
+          <ns2:ligatures ns2:val="none"/>
+        </w:rPr>
+      </w:pPr>
+      <w:r>
+        <w:rPr>
+          <w:rFonts w:ascii="Arial Narrow" w:eastAsia="Arial Narrow" w:hAnsi="Arial Narrow" w:cs="Arial Narrow"/>
+          <w:b/>
+          <w:color w:val="000000"/>
+          <w:kern w:val="0"/>
+          <w:lang w:eastAsia="es-PE"/>
+          <ns2:ligatures ns2:val="none"/>
+        </w:rPr>
+        <w:t xml:space="preserve">SEXTO: </w:t>
+      </w:r>
+      <w:r>
+        <w:rPr>
+          <w:rFonts w:ascii="Arial Narrow" w:eastAsia="Times New Roman" w:hAnsi="Arial Narrow" w:cs="Arial"/>
+          <w:color w:val="000000"/>
+          <w:kern w:val="0"/>
+          <w:lang w:eastAsia="es-ES"/>
+          <ns2:ligatures ns2:val="none"/>
+        </w:rPr>
+        <w:t xml:space="preserve">requerir </w:t>
+      </w:r>
+      <w:r>
+        <w:rPr>
+          <w:rFonts w:ascii="Arial Narrow" w:eastAsia="Times New Roman" w:hAnsi="Arial Narrow" w:cs="Arial"/>
+          <w:color w:val="000000"/>
+          <w:kern w:val="0"/>
+          <w:lang w:val="es-ES" w:eastAsia="es-ES"/>
+          <ns2:ligatures ns2:val="none"/>
+        </w:rPr>
+        <w:t xml:space="preserve">que, en un </w:t>
+      </w:r>
+      <w:r>
+        <w:rPr>
+          <w:rFonts w:ascii="Arial Narrow" w:eastAsia="Times New Roman" w:hAnsi="Arial Narrow" w:cs="Arial"/>
+          <w:color w:val="000000"/>
+          <w:kern w:val="0"/>
+          <w:lang w:eastAsia="es-ES"/>
+          <ns2:ligatures ns2:val="none"/>
+        </w:rPr>
+        <w:t xml:space="preserve">plazo no mayor de cinco (5) días hábiles contado a partir del día siguiente de la notificación de la presente resolución, </w:t>
+      </w:r>
+      <w:r>
+        <w:rPr>
+          <w:rFonts w:ascii="Arial Narrow" w:eastAsia="Times New Roman" w:hAnsi="Arial Narrow" w:cs="Times New Roman"/>
+          <w:color w:val="000000"/>
+          <w:kern w:val="0"/>
+          <w:shd w:val="clear" w:color="auto" w:fill="FFFFFF"/>
+          <w:lang w:eastAsia="es-PE"/>
+          <ns2:ligatures ns2:val="none"/>
+        </w:rPr>
+        <w:t>City Motors S.A.C.</w:t>
+      </w:r>
+      <w:r>
+        <w:rPr>
+          <w:rFonts w:ascii="Arial Narrow" w:eastAsia="Times New Roman" w:hAnsi="Arial Narrow" w:cs="Arial"/>
+          <w:color w:val="000000"/>
+          <w:kern w:val="0"/>
+          <w:lang w:eastAsia="es-ES"/>
+          <ns2:ligatures ns2:val="none"/>
+        </w:rPr>
+        <w:t xml:space="preserve">, </w:t>
+      </w:r>
+      <w:r>
+        <w:rPr>
+          <w:rFonts w:ascii="Arial Narrow" w:eastAsia="Times New Roman" w:hAnsi="Arial Narrow" w:cs="Arial"/>
+          <w:color w:val="000000"/>
+          <w:kern w:val="0"/>
+          <w:lang w:val="es-ES" w:eastAsia="es-ES"/>
+          <ns2:ligatures ns2:val="none"/>
+        </w:rPr>
+        <w:t xml:space="preserve">cumpla con: </w:t>
+      </w:r>
+      <w:r>
+        <w:rPr>
+          <w:rFonts w:ascii="Arial Narrow" w:eastAsia="Times New Roman" w:hAnsi="Arial Narrow" w:cs="Arial"/>
+          <w:color w:val="000000"/>
+          <w:kern w:val="0"/>
+          <w:lang w:val="es-ES" w:eastAsia="es-ES"/>
+          <ns2:ligatures ns2:val="none"/>
+        </w:rPr>
+        <w:t>(i) presentar los medios probatorios que acrediten que realizó un adecuado análisis de evaluación del vehículo asegurado con Placa de Rodaje </w:t>
+      </w:r>
+      <w:r>
+        <w:rPr>
+          <w:rFonts w:ascii="Arial Narrow" w:eastAsia="Times New Roman" w:hAnsi="Arial Narrow" w:cs="Arial"/>
+          <w:color w:val="000000"/>
+          <w:kern w:val="0"/>
+          <w:lang w:eastAsia="es-ES"/>
+          <ns2:ligatures ns2:val="none"/>
+        </w:rPr>
+        <w:t xml:space="preserve"> BMX244</w:t>
+      </w:r>
+      <w:r>
+        <w:rPr>
+          <w:rFonts w:ascii="Arial Narrow" w:eastAsia="Times New Roman" w:hAnsi="Arial Narrow" w:cs="Arial"/>
+          <w:color w:val="000000"/>
+          <w:kern w:val="0"/>
+          <w:lang w:val="es-ES" w:eastAsia="es-ES"/>
+          <ns2:ligatures ns2:val="none"/>
+        </w:rPr>
+        <w:t>; y, (ii) presentar todas las comunicaciones cursadas con la parte denunciante en virtud de los hechos materia de denuncia</w:t>
+      </w:r>
+      <w:r>
+        <w:rPr>
+          <w:rFonts w:ascii="Arial Narrow" w:eastAsia="Times New Roman" w:hAnsi="Arial Narrow" w:cs="Arial"/>
+          <w:color w:val="000000"/>
+          <w:kern w:val="0"/>
+          <w:lang w:val="es-ES" w:eastAsia="es-ES"/>
+          <ns2:ligatures ns2:val="none"/>
+        </w:rPr>
+        <w:t>.</w:t>
+      </w:r>
+    </w:p>
+    <w:p ns2:paraId="61AD8504" ns2:textId="77777777">
+      <w:pPr>
+        <w:spacing w:after="0" w:line="240" w:lineRule="auto"/>
+        <w:jc w:val="both"/>
+        <w:rPr>
+          <w:rFonts w:ascii="Arial Narrow" w:eastAsia="Arial Narrow" w:hAnsi="Arial Narrow" w:cs="Arial Narrow"/>
+          <w:b/>
+          <w:color w:val="000000"/>
+          <w:kern w:val="0"/>
+          <w:lang w:val="es-ES" w:eastAsia="es-PE"/>
+          <ns2:ligatures ns2:val="none"/>
+        </w:rPr>
+      </w:pPr>
+    </w:p>
+    <w:p ns2:paraId="58D4E496" ns2:textId="77777777">
+      <w:pPr>
+        <w:spacing w:after="0" w:line="240" w:lineRule="auto"/>
+        <w:jc w:val="both"/>
+        <w:rPr>
+          <w:rFonts w:ascii="Arial Narrow" w:eastAsia="Arial Narrow" w:hAnsi="Arial Narrow" w:cs="Arial Narrow"/>
+          <w:color w:val="000000"/>
+          <w:kern w:val="0"/>
+          <w:lang w:eastAsia="es-PE"/>
+          <ns2:ligatures ns2:val="none"/>
+        </w:rPr>
+      </w:pPr>
+      <w:r>
+        <w:rPr>
+          <w:rFonts w:ascii="Arial Narrow" w:eastAsia="Arial Narrow" w:hAnsi="Arial Narrow" w:cs="Arial Narrow"/>
+          <w:b/>
+          <w:color w:val="000000"/>
+          <w:kern w:val="0"/>
+          <w:lang w:eastAsia="es-PE"/>
+          <ns2:ligatures ns2:val="none"/>
+        </w:rPr>
+        <w:t>SÉTIMO:</w:t>
+      </w:r>
+      <w:r>
+        <w:rPr>
+          <w:rFonts w:ascii="Arial Narrow" w:eastAsia="Arial Narrow" w:hAnsi="Arial Narrow" w:cs="Arial Narrow"/>
+          <w:color w:val="000000"/>
+          <w:kern w:val="0"/>
+          <w:lang w:eastAsia="es-PE"/>
+          <ns2:ligatures ns2:val="none"/>
+        </w:rPr>
+        <w:t xml:space="preserve"> </w:t>
+      </w:r>
+      <w:bookmarkStart w:id="7" w:name="_Hlk188286915"/>
+      <w:r>
+        <w:rPr>
+          <w:rFonts w:ascii="Arial Narrow" w:eastAsia="Arial Narrow" w:hAnsi="Arial Narrow" w:cs="Arial Narrow"/>
+          <w:color w:val="000000"/>
+          <w:kern w:val="0"/>
+          <w:lang w:eastAsia="es-PE"/>
+          <ns2:ligatures ns2:val="none"/>
+        </w:rPr>
+        <w:t>informar a las partes que el artículo 110</w:t>
+      </w:r>
+      <w:r>
+        <w:rPr>
+          <w:rFonts w:ascii="Arial Narrow" w:eastAsia="Times New Roman" w:hAnsi="Arial Narrow" w:cs="Segoe UI"/>
+          <w:color w:val="000000"/>
+          <w:kern w:val="0"/>
+          <w:lang w:eastAsia="es-PE"/>
+          <ns2:ligatures ns2:val="none"/>
+        </w:rPr>
+        <w:t/>
+      </w:r>
+      <w:r>
+        <w:rPr>
+          <w:rFonts w:ascii="Arial Narrow" w:eastAsia="Arial Narrow" w:hAnsi="Arial Narrow" w:cs="Arial Narrow"/>
+          <w:color w:val="000000"/>
+          <w:kern w:val="0"/>
+          <w:lang w:eastAsia="es-PE"/>
+          <ns2:ligatures ns2:val="none"/>
+        </w:rPr>
+        <w:t xml:space="preserve"> de la Ley 29571, Código de Protección y Defensa del Consumidor</w:t>
+      </w:r>
+      <w:r>
+        <w:rPr>
+          <w:rStyle w:val="Refdenotaalpie"/>
+          <w:rFonts w:ascii="Arial Narrow" w:eastAsia="Arial Narrow" w:hAnsi="Arial Narrow" w:cs="Times New Roman"/>
+          <w:color w:val="000000"/>
+          <w:kern w:val="0"/>
+          <w:vertAlign w:val="superscript"/>
+          <w:lang w:eastAsia="es-PE"/>
+          <ns2:ligatures ns2:val="none"/>
+        </w:rPr>
+        <w:footnoteReference w:id="10"/>
+      </w:r>
+      <w:r>
+        <w:rPr>
+          <w:rFonts w:ascii="Arial Narrow" w:eastAsia="Arial Narrow" w:hAnsi="Arial Narrow" w:cs="Arial Narrow"/>
+          <w:color w:val="000000"/>
+          <w:kern w:val="0"/>
+          <w:lang w:eastAsia="es-PE"/>
+          <ns2:ligatures ns2:val="none"/>
+        </w:rPr>
+        <w:t xml:space="preserve">, faculta a la Comisión a calificar las infracciones de la referida norma como leves, graves o </w:t>
+      </w:r>
+      <w:r>
+        <w:rPr>
+          <w:rFonts w:ascii="Arial Narrow" w:eastAsia="Arial Narrow" w:hAnsi="Arial Narrow" w:cs="Arial Narrow"/>
+          <w:color w:val="000000"/>
+          <w:kern w:val="0"/>
+          <w:lang w:eastAsia="es-PE"/>
+          <ns2:ligatures ns2:val="none"/>
+        </w:rPr>
+        <w:lastRenderedPageBreak/>
+        <w:t>muy graves e imponer sanciones que van desde una amonestación hasta una multa por un máximo de 450 Unidades Impositivas Tributarias, sin perjuicio de las medidas correctivas, reparadoras y complementarias, que puedan ordenarse de acuerdo a lo estipulado en los artículos 114</w:t>
+      </w:r>
+      <w:r>
+        <w:rPr>
+          <w:rFonts w:ascii="Arial Narrow" w:eastAsia="Times New Roman" w:hAnsi="Arial Narrow" w:cs="Segoe UI"/>
+          <w:color w:val="000000"/>
+          <w:kern w:val="0"/>
+          <w:lang w:eastAsia="es-PE"/>
+          <ns2:ligatures ns2:val="none"/>
+        </w:rPr>
+        <w:t/>
+      </w:r>
+      <w:r>
+        <w:rPr>
+          <w:rFonts w:ascii="Arial Narrow" w:eastAsia="Arial Narrow" w:hAnsi="Arial Narrow" w:cs="Arial Narrow"/>
+          <w:color w:val="000000"/>
+          <w:kern w:val="0"/>
+          <w:lang w:eastAsia="es-PE"/>
+          <ns2:ligatures ns2:val="none"/>
+        </w:rPr>
+        <w:t>, 115</w:t>
+      </w:r>
+      <w:r>
+        <w:rPr>
+          <w:rFonts w:ascii="Arial Narrow" w:eastAsia="Times New Roman" w:hAnsi="Arial Narrow" w:cs="Segoe UI"/>
+          <w:color w:val="000000"/>
+          <w:kern w:val="0"/>
+          <w:lang w:eastAsia="es-PE"/>
+          <ns2:ligatures ns2:val="none"/>
+        </w:rPr>
+        <w:t/>
+      </w:r>
+      <w:r>
+        <w:rPr>
+          <w:rFonts w:ascii="Arial Narrow" w:eastAsia="Arial Narrow" w:hAnsi="Arial Narrow" w:cs="Arial Narrow"/>
+          <w:color w:val="000000"/>
+          <w:kern w:val="0"/>
+          <w:lang w:eastAsia="es-PE"/>
+          <ns2:ligatures ns2:val="none"/>
+        </w:rPr>
+        <w:t xml:space="preserve"> y 116</w:t>
+      </w:r>
+      <w:r>
+        <w:rPr>
+          <w:rFonts w:ascii="Arial Narrow" w:eastAsia="Times New Roman" w:hAnsi="Arial Narrow" w:cs="Segoe UI"/>
+          <w:color w:val="000000"/>
+          <w:kern w:val="0"/>
+          <w:lang w:eastAsia="es-PE"/>
+          <ns2:ligatures ns2:val="none"/>
+        </w:rPr>
+        <w:t/>
+      </w:r>
+      <w:r>
+        <w:rPr>
+          <w:rFonts w:ascii="Arial Narrow" w:eastAsia="Arial Narrow" w:hAnsi="Arial Narrow" w:cs="Arial Narrow"/>
+          <w:color w:val="000000"/>
+          <w:kern w:val="0"/>
+          <w:lang w:eastAsia="es-PE"/>
+          <ns2:ligatures ns2:val="none"/>
+        </w:rPr>
+        <w:t xml:space="preserve"> de la referida norma</w:t>
+      </w:r>
+      <w:r>
+        <w:rPr>
+          <w:rStyle w:val="Refdenotaalpie"/>
+          <w:rFonts w:ascii="Arial Narrow" w:eastAsia="Arial Narrow" w:hAnsi="Arial Narrow" w:cs="Times New Roman"/>
+          <w:color w:val="000000"/>
+          <w:kern w:val="0"/>
+          <w:vertAlign w:val="superscript"/>
+          <w:lang w:eastAsia="es-PE"/>
+          <ns2:ligatures ns2:val="none"/>
+        </w:rPr>
+        <w:footnoteReference w:id="11"/>
+      </w:r>
+      <w:r>
+        <w:rPr>
+          <w:rFonts w:ascii="Arial Narrow" w:eastAsia="Arial Narrow" w:hAnsi="Arial Narrow" w:cs="Arial Narrow"/>
+          <w:color w:val="000000"/>
+          <w:kern w:val="0"/>
+          <w:lang w:eastAsia="es-PE"/>
+          <ns2:ligatures ns2:val="none"/>
+        </w:rPr>
+        <w:t xml:space="preserve">. </w:t>
+      </w:r>
+      <w:bookmarkEnd w:id="7"/>
+      <w:r>
+        <w:rPr>
+          <w:rFonts w:ascii="Arial Narrow" w:eastAsia="Arial Narrow" w:hAnsi="Arial Narrow" w:cs="Arial Narrow"/>
+          <w:color w:val="000000"/>
+          <w:kern w:val="0"/>
+          <w:lang w:eastAsia="es-PE"/>
+          <ns2:ligatures ns2:val="none"/>
+        </w:rPr>
+        <w:lastRenderedPageBreak/>
+        <w:t>Asimismo, se consideran circunstancias atenuantes para la graduación de la sanción, el allanamiento de la denuncia o el reconocimiento de las pretensiones en ella contenidas, de acuerdo con el artículo 112</w:t>
+      </w:r>
+      <w:r>
+        <w:rPr>
+          <w:rFonts w:ascii="Arial Narrow" w:eastAsia="Times New Roman" w:hAnsi="Arial Narrow" w:cs="Segoe UI"/>
+          <w:color w:val="000000"/>
+          <w:kern w:val="0"/>
+          <w:lang w:eastAsia="es-PE"/>
+          <ns2:ligatures ns2:val="none"/>
+        </w:rPr>
+        <w:t/>
+      </w:r>
+      <w:r>
+        <w:rPr>
+          <w:rFonts w:ascii="Arial Narrow" w:eastAsia="Arial Narrow" w:hAnsi="Arial Narrow" w:cs="Arial Narrow"/>
+          <w:color w:val="000000"/>
+          <w:kern w:val="0"/>
+          <w:lang w:eastAsia="es-PE"/>
+          <ns2:ligatures ns2:val="none"/>
+        </w:rPr>
+        <w:t xml:space="preserve"> del Código</w:t>
+      </w:r>
+      <w:r>
+        <w:rPr>
+          <w:rStyle w:val="Refdenotaalpie"/>
+          <w:rFonts w:ascii="Arial Narrow" w:eastAsia="Arial Narrow" w:hAnsi="Arial Narrow" w:cs="Times New Roman"/>
+          <w:color w:val="000000"/>
+          <w:kern w:val="0"/>
+          <w:vertAlign w:val="superscript"/>
+          <w:lang w:eastAsia="es-PE"/>
+          <ns2:ligatures ns2:val="none"/>
+        </w:rPr>
+        <w:footnoteReference w:id="12"/>
+      </w:r>
+      <w:r>
+        <w:rPr>
+          <w:rFonts w:ascii="Arial Narrow" w:eastAsia="Arial Narrow" w:hAnsi="Arial Narrow" w:cs="Arial Narrow"/>
+          <w:color w:val="000000"/>
+          <w:kern w:val="0"/>
+          <w:lang w:eastAsia="es-PE"/>
+          <ns2:ligatures ns2:val="none"/>
+        </w:rPr>
+        <w:t>.</w:t>
+      </w:r>
+    </w:p>
+    <w:p ns2:paraId="7A5236A4" ns2:textId="77777777">
+      <w:pPr>
+        <w:shd w:val="clear" w:color="auto" w:fill="FFFFFF"/>
+        <w:spacing w:after="0" w:line="240" w:lineRule="auto"/>
+        <w:jc w:val="both"/>
+        <w:rPr>
+          <w:rFonts w:ascii="Arial Narrow" w:eastAsia="Arial Narrow" w:hAnsi="Arial Narrow" w:cs="Arial Narrow"/>
+          <w:b/>
+          <w:color w:val="000000"/>
+          <w:kern w:val="0"/>
+          <w:lang w:eastAsia="es-PE"/>
+          <ns2:ligatures ns2:val="none"/>
+        </w:rPr>
+      </w:pPr>
+    </w:p>
+    <w:p ns2:paraId="3F071DDA" ns2:textId="77777777">
+      <w:pPr>
+        <w:shd w:val="clear" w:color="auto" w:fill="FFFFFF"/>
+        <w:spacing w:after="0" w:line="240" w:lineRule="auto"/>
+        <w:jc w:val="both"/>
+        <w:rPr>
+          <w:rFonts w:ascii="Arial Narrow" w:eastAsia="Arial Narrow" w:hAnsi="Arial Narrow" w:cs="Arial Narrow"/>
+          <w:color w:val="000000"/>
+          <w:kern w:val="0"/>
+          <w:lang w:eastAsia="es-PE"/>
+          <ns2:ligatures ns2:val="none"/>
+        </w:rPr>
+      </w:pPr>
+      <w:r>
+        <w:rPr>
+          <w:rFonts w:ascii="Arial Narrow" w:eastAsia="Calibri" w:hAnsi="Arial Narrow" w:cs="Arial"/>
+          <w:b/>
+          <w:bCs/>
+          <w:kern w:val="0"/>
+          <ns2:ligatures ns2:val="none"/>
+        </w:rPr>
+        <w:t>OCTAVO</w:t>
+      </w:r>
+      <w:r>
+        <w:rPr>
+          <w:rFonts w:ascii="Arial Narrow" w:eastAsia="Arial Narrow" w:hAnsi="Arial Narrow" w:cs="Arial Narrow"/>
+          <w:b/>
+          <w:color w:val="000000"/>
+          <w:kern w:val="0"/>
+          <w:lang w:eastAsia="es-PE"/>
+          <ns2:ligatures ns2:val="none"/>
+        </w:rPr>
+        <w:t>:</w:t>
+      </w:r>
+      <w:r>
+        <w:rPr>
+          <w:rFonts w:ascii="Arial Narrow" w:eastAsia="Arial Narrow" w:hAnsi="Arial Narrow" w:cs="Arial Narrow"/>
+          <w:color w:val="000000"/>
+          <w:kern w:val="0"/>
+          <w:lang w:eastAsia="es-PE"/>
+          <ns2:ligatures ns2:val="none"/>
+        </w:rPr>
+        <w:t xml:space="preserve"> informar a las partes que conforme a lo establecido en el artículo 39</w:t>
+      </w:r>
+      <w:r>
+        <w:rPr>
+          <w:rFonts w:ascii="Arial Narrow" w:eastAsia="Times New Roman" w:hAnsi="Arial Narrow" w:cs="Segoe UI"/>
+          <w:color w:val="000000"/>
+          <w:kern w:val="0"/>
+          <w:lang w:eastAsia="es-PE"/>
+          <ns2:ligatures ns2:val="none"/>
+        </w:rPr>
+        <w:t/>
+      </w:r>
+      <w:r>
+        <w:rPr>
+          <w:rFonts w:ascii="Arial Narrow" w:eastAsia="Arial Narrow" w:hAnsi="Arial Narrow" w:cs="Arial Narrow"/>
+          <w:color w:val="000000"/>
+          <w:kern w:val="0"/>
+          <w:lang w:eastAsia="es-PE"/>
+          <ns2:ligatures ns2:val="none"/>
+        </w:rPr>
+        <w:t xml:space="preserve"> de la Ley sobre Facultades, Normas y Organización del Indecopi, aprobada por Decreto Legislativo 807, los gastos por los peritajes realizados, actuación de pruebas, inspecciones y otros derivados de la tramitación del proceso serán de cargo de la parte que solicita la prueba, salvo pacto en contrario. En todos los casos, la resolución final determinará si los gastos deben ser asumidos por alguna de las partes, o reembolsados a la otra parte o al Indecopi, según sea el caso, de manera adicional a la sanción que haya podido imponerse. </w:t>
+      </w:r>
+    </w:p>
+    <w:p ns2:paraId="0F10F9CF" ns2:textId="77777777">
+      <w:pPr>
+        <w:shd w:val="clear" w:color="auto" w:fill="FFFFFF"/>
+        <w:spacing w:after="0" w:line="240" w:lineRule="auto"/>
+        <w:jc w:val="both"/>
+        <w:rPr>
+          <w:rFonts w:ascii="Arial Narrow" w:eastAsia="Arial Narrow" w:hAnsi="Arial Narrow" w:cs="Arial Narrow"/>
+          <w:color w:val="000000"/>
+          <w:kern w:val="0"/>
+          <w:lang w:eastAsia="es-PE"/>
+          <ns2:ligatures ns2:val="none"/>
+        </w:rPr>
+      </w:pPr>
+    </w:p>
+    <w:p ns2:paraId="194C23DD" ns2:textId="77777777">
+      <w:pPr>
+        <w:suppressAutoHyphens/>
+        <w:spacing w:after="0" w:line="240" w:lineRule="auto"/>
+        <w:jc w:val="both"/>
+        <w:rPr>
+          <w:rFonts w:ascii="Arial Narrow" w:eastAsia="Calibri" w:hAnsi="Arial Narrow" w:cs="Arial"/>
+          <w:kern w:val="0"/>
+          <w:u w:val="single"/>
+          <ns2:ligatures ns2:val="none"/>
+        </w:rPr>
+      </w:pPr>
+      <w:r>
+        <w:rPr>
+          <w:rFonts w:ascii="Arial Narrow" w:eastAsia="Times New Roman" w:hAnsi="Arial Narrow" w:cs="Times New Roman"/>
+          <w:b/>
+          <w:color w:val="000000"/>
+          <w:kern w:val="0"/>
+          <w:lang w:eastAsia="es-PE"/>
+          <ns2:ligatures ns2:val="none"/>
+        </w:rPr>
+        <w:t>NOVENO</w:t>
+      </w:r>
+      <w:r>
+        <w:rPr>
+          <w:rFonts w:ascii="Arial Narrow" w:eastAsia="Calibri" w:hAnsi="Arial Narrow" w:cs="Arial"/>
+          <w:b/>
+          <w:kern w:val="0"/>
+          <ns2:ligatures ns2:val="none"/>
+        </w:rPr>
+        <w:t>:</w:t>
+      </w:r>
+      <w:r>
+        <w:rPr>
+          <w:rFonts w:ascii="Arial Narrow" w:eastAsia="Calibri" w:hAnsi="Arial Narrow" w:cs="Arial"/>
+          <w:kern w:val="0"/>
+          <ns2:ligatures ns2:val="none"/>
+        </w:rPr>
+        <w:t xml:space="preserve"> comunicar a las partes que, de acuerdo a lo señalado por el artículo 29</w:t>
+      </w:r>
+      <w:r>
+        <w:rPr>
+          <w:rFonts w:ascii="Arial Narrow" w:eastAsia="Times New Roman" w:hAnsi="Arial Narrow" w:cs="Segoe UI"/>
+          <w:color w:val="000000"/>
+          <w:kern w:val="0"/>
+          <w:lang w:eastAsia="es-PE"/>
+          <ns2:ligatures ns2:val="none"/>
+        </w:rPr>
+        <w:t/>
+      </w:r>
+      <w:r>
+        <w:rPr>
+          <w:rFonts w:ascii="Arial Narrow" w:eastAsia="Calibri" w:hAnsi="Arial Narrow" w:cs="Arial"/>
+          <w:kern w:val="0"/>
+          <ns2:ligatures ns2:val="none"/>
+        </w:rPr>
+        <w:t xml:space="preserve"> del Decreto Legislativo 807</w:t>
+      </w:r>
+      <w:r>
+        <w:rPr>
+          <w:rStyle w:val="Refdenotaalpie"/>
+          <w:rFonts w:ascii="Arial Narrow" w:eastAsia="Calibri" w:hAnsi="Arial Narrow" w:cs="Arial"/>
+          <w:kern w:val="0"/>
+          <w:vertAlign w:val="superscript"/>
+          <ns2:ligatures ns2:val="none"/>
+        </w:rPr>
+        <w:footnoteReference w:id="13"/>
+      </w:r>
+      <w:r>
+        <w:rPr>
+          <w:rFonts w:ascii="Arial Narrow" w:eastAsia="Calibri" w:hAnsi="Arial Narrow" w:cs="Arial"/>
+          <w:kern w:val="0"/>
+          <ns2:ligatures ns2:val="none"/>
+        </w:rPr>
+        <w:t xml:space="preserve">, hasta antes de la emisión de la Resolución Final tienen la posibilidad de solicitar una audiencia de conciliación. En caso deleguen a favor de una tercera persona su actuación en la diligencia programada, esta deberá presentar un poder especial con firma legalizada ante Notario Público, donde conste </w:t>
+      </w:r>
+      <w:r>
+        <w:rPr>
+          <w:rFonts w:ascii="Arial Narrow" w:eastAsia="Calibri" w:hAnsi="Arial Narrow" w:cs="Arial"/>
+          <w:kern w:val="0"/>
+          <w:u w:val="single"/>
+          <ns2:ligatures ns2:val="none"/>
+        </w:rPr>
+        <w:t>expresamente su facultad para asistir y conciliar en su representación</w:t>
+      </w:r>
+      <w:r>
+        <w:rPr>
+          <w:rFonts w:ascii="Arial Narrow" w:eastAsia="Calibri" w:hAnsi="Arial Narrow" w:cs="Arial"/>
+          <w:bCs/>
+          <w:kern w:val="0"/>
+          <ns2:ligatures ns2:val="none"/>
+        </w:rPr>
+        <w:t>.</w:t>
+      </w:r>
+      <w:r>
+        <w:rPr>
+          <w:rFonts w:ascii="Arial Narrow" w:eastAsia="Calibri" w:hAnsi="Arial Narrow" w:cs="Arial"/>
+          <w:b/>
+          <w:bCs/>
+          <w:kern w:val="0"/>
+          <ns2:ligatures ns2:val="none"/>
+        </w:rPr>
+        <w:t xml:space="preserve"> </w:t>
+      </w:r>
+      <w:r>
+        <w:rPr>
+          <w:rFonts w:ascii="Arial Narrow" w:eastAsia="Calibri" w:hAnsi="Arial Narrow" w:cs="Arial"/>
+          <w:kern w:val="0"/>
+          <w:u w:val="single"/>
+          <ns2:ligatures ns2:val="none"/>
+        </w:rPr>
+        <w:t xml:space="preserve">Ello bajo apercibimiento de no realizar la audiencia de conciliación y levantar el acta de inasistencia correspondiente. </w:t>
+      </w:r>
+    </w:p>
+    <w:p ns2:paraId="19088877" ns2:textId="77777777">
+      <w:pPr>
+        <w:suppressAutoHyphens/>
+        <w:spacing w:after="0" w:line="240" w:lineRule="auto"/>
+        <w:jc w:val="both"/>
+        <w:rPr>
+          <w:rFonts w:ascii="Arial Narrow" w:eastAsia="Calibri" w:hAnsi="Arial Narrow" w:cs="Arial"/>
+          <w:kern w:val="0"/>
+          <w:u w:val="single"/>
+          <ns2:ligatures ns2:val="none"/>
+        </w:rPr>
+      </w:pPr>
+    </w:p>
+    <w:p ns2:paraId="7767F307" ns2:textId="77777777">
+      <w:pPr>
+        <w:suppressAutoHyphens/>
+        <w:spacing w:after="0" w:line="240" w:lineRule="auto"/>
+        <w:jc w:val="both"/>
+        <w:rPr>
+          <w:rFonts w:ascii="Arial Narrow" w:eastAsia="Arial Narrow" w:hAnsi="Arial Narrow" w:cs="Arial Narrow"/>
+          <w:b/>
+          <w:bCs/>
+        </w:rPr>
+      </w:pPr>
+      <w:r>
+        <w:rPr>
+          <w:rFonts w:ascii="Arial Narrow" w:hAnsi="Arial Narrow" w:cs="Arial"/>
+          <w:b/>
+          <w:spacing w:val="-3"/>
+          <w:kern w:val="0"/>
+          <ns2:ligatures ns2:val="none"/>
+        </w:rPr>
+        <w:t>DÉCIMO</w:t>
+      </w:r>
+      <w:r>
+        <w:rPr>
+          <w:rFonts w:ascii="Arial Narrow" w:eastAsia="Times New Roman" w:hAnsi="Arial Narrow" w:cs="Times New Roman"/>
+          <w:b/>
+          <w:color w:val="000000"/>
+          <w:kern w:val="0"/>
+          <w:lang w:eastAsia="es-PE"/>
+          <ns2:ligatures ns2:val="none"/>
+        </w:rPr>
+        <w:t>:</w:t>
+      </w:r>
+      <w:r>
+        <w:rPr>
+          <w:rFonts w:ascii="Arial Narrow" w:eastAsia="Times New Roman" w:hAnsi="Arial Narrow" w:cs="Times New Roman"/>
+          <w:color w:val="000000"/>
+          <w:kern w:val="0"/>
+          <w:lang w:eastAsia="es-PE"/>
+          <ns2:ligatures ns2:val="none"/>
+        </w:rPr>
+        <w:t xml:space="preserve"> poner en conocimiento de las partes que, antes de la emisión de la Resolución Final, tienen la posibilidad de formular su desistimiento o presentar el acuerdo arribado mediante la conciliación, mediación, transacción o cualquier otro que, de forma indubitable, deje constancia que se ha solucionado la controversia materia de denuncia.</w:t>
+      </w:r>
+      <w:bookmarkStart w:id="8" w:name="h.gjdgxs" w:colFirst="0" w:colLast="0"/>
+      <w:bookmarkEnd w:id="8"/>
+    </w:p>
+    <w:p ns2:paraId="69E33D6A" ns2:textId="77777777">
+      <w:pPr>
+        <w:suppressAutoHyphens/>
+        <w:spacing w:after="0" w:line="240" w:lineRule="auto"/>
+        <w:jc w:val="both"/>
+        <w:rPr>
+          <w:rFonts w:ascii="Arial Narrow" w:eastAsia="Times New Roman" w:hAnsi="Arial Narrow" w:cs="Times New Roman"/>
+          <w:color w:val="000000"/>
+          <w:kern w:val="0"/>
+          <w:lang w:eastAsia="es-PE"/>
+          <ns2:ligatures ns2:val="none"/>
+        </w:rPr>
+      </w:pPr>
+    </w:p>
+    <w:p ns2:paraId="4DB7FEAC" ns2:textId="788DCC47">
+      <w:pPr>
+        <w:suppressAutoHyphens/>
+        <w:spacing w:after="0" w:line="240" w:lineRule="auto"/>
+        <w:jc w:val="both"/>
+        <w:rPr>
+          <w:rFonts w:ascii="Arial Narrow" w:hAnsi="Arial Narrow" w:cs="Arial"/>
+        </w:rPr>
+      </w:pPr>
+      <w:r>
+        <w:rPr>
+          <w:rFonts w:ascii="Arial Narrow" w:eastAsia="Arial Narrow" w:hAnsi="Arial Narrow" w:cs="Arial Narrow"/>
+          <w:b/>
+          <w:bCs/>
+        </w:rPr>
+        <w:t xml:space="preserve">DÉCIMO PRIMERO: requerir al señor [DENUNCIANTE] y a Rímac Seguros y Reaseguros S.A. para que, dentro del plazo de dos (2) días hábiles siguientes a la fecha en que reciban la notificación en sus bandejas de correo electrónico, efectúen la confirmación de recepción de la notificación remitida por este despacho a sus correos electrónicos, de conformidad con el segundo párrafo del numeral 4 del artículo 20 del Texto Único Ordenado de la Ley del Procedimiento Administrativo General, aprobado mediante Decreto Supremo 006-2026-JUS, bajo apercibimiento de rehacer el acto de notificación y notificarle conforme al numeral 1 del artículo 20 del citado cuerpo normativo.</w:t>
+      </w:r>
+      <w:r>
+        <w:rPr>
+          <w:rFonts w:ascii="Arial Narrow" w:eastAsia="Arial Narrow" w:hAnsi="Arial Narrow" w:cs="Arial Narrow"/>
+          <w:b/>
+          <w:bCs/>
+        </w:rPr>
+        <w:t xml:space="preserve"/>
+      </w:r>
+      <w:r>
+        <w:rPr>
+          <w:rFonts w:ascii="Arial Narrow" w:hAnsi="Arial Narrow" w:cs="Arial"/>
+          <w:b/>
+          <w:spacing w:val="-3"/>
+          <w:kern w:val="0"/>
+          <ns2:ligatures ns2:val="none"/>
+        </w:rPr>
+        <w:t/>
       </w:r>
       <w:r>
         <w:rPr>
@@ -7356,177 +8157,19 @@
           <w:bCs/>
           <w:spacing w:val="-3"/>
           <w:kern w:val="0"/>
-          <w14:ligatures w14:val="none"/>
-        </w:rPr>
-        <w:t xml:space="preserve"> </w:t>
-      </w:r>
-      <w:r>
-        <w:rPr>
-          <w:rFonts w:ascii="Arial Narrow" w:eastAsia="Arial Narrow" w:hAnsi="Arial Narrow" w:cs="Arial Narrow"/>
-          <w:bCs/>
-        </w:rPr>
-        <w:t xml:space="preserve">y </w:t>
-      </w:r>
-      <w:r>
-        <w:rPr>
-          <w:rFonts w:ascii="Arial Narrow" w:eastAsia="Times New Roman" w:hAnsi="Arial Narrow" w:cs="Times New Roman"/>
-          <w:color w:val="000000"/>
-          <w:kern w:val="0"/>
-          <w:shd w:val="clear" w:color="auto" w:fill="FFFFFF"/>
-          <w:lang w:eastAsia="es-PE"/>
-          <w14:ligatures w14:val="none"/>
-        </w:rPr>
-        <w:t>City Motors S.A.C.</w:t>
-      </w:r>
-      <w:r>
-        <w:rPr>
-          <w:rFonts w:ascii="Arial Narrow" w:eastAsia="Arial Narrow" w:hAnsi="Arial Narrow" w:cs="Arial Narrow"/>
-          <w:color w:val="000000"/>
-          <w:kern w:val="0"/>
-          <w:lang w:eastAsia="es-PE"/>
-          <w14:ligatures w14:val="none"/>
-        </w:rPr>
-        <w:t>, pa</w:t>
-      </w:r>
-      <w:r>
-        <w:rPr>
-          <w:rFonts w:ascii="Arial Narrow" w:eastAsia="Arial Narrow" w:hAnsi="Arial Narrow" w:cs="Arial Narrow"/>
-          <w:color w:val="000000"/>
-          <w:kern w:val="0"/>
-          <w:lang w:eastAsia="es-PE"/>
-          <w14:ligatures w14:val="none"/>
-        </w:rPr>
-        <w:t>ra que, de conformidad con lo dispuesto por el artículo 26</w:t>
-      </w:r>
-      <w:r>
-        <w:rPr>
-          <w:rFonts w:ascii="Arial Narrow" w:eastAsia="Times New Roman" w:hAnsi="Arial Narrow" w:cs="Segoe UI"/>
-          <w:color w:val="000000"/>
-          <w:kern w:val="0"/>
-          <w:lang w:eastAsia="es-PE"/>
-          <w14:ligatures w14:val="none"/>
-        </w:rPr>
-        <w:t/>
-      </w:r>
-      <w:r>
-        <w:rPr>
-          <w:rFonts w:ascii="Arial Narrow" w:eastAsia="Arial Narrow" w:hAnsi="Arial Narrow" w:cs="Arial Narrow"/>
-          <w:color w:val="000000"/>
-          <w:kern w:val="0"/>
-          <w:lang w:eastAsia="es-PE"/>
-          <w14:ligatures w14:val="none"/>
-        </w:rPr>
-        <w:t xml:space="preserve"> de la Ley sobre Facultades, Normas y Organización del Indecopi, aprobada por Decreto Legislativo 807, </w:t>
-      </w:r>
-      <w:r>
-        <w:rPr>
-          <w:rFonts w:ascii="Arial Narrow" w:eastAsia="Arial Narrow" w:hAnsi="Arial Narrow" w:cs="Arial Narrow"/>
-          <w:color w:val="000000"/>
-          <w:kern w:val="0"/>
-          <w:lang w:eastAsia="es-PE"/>
-          <w14:ligatures w14:val="none"/>
-        </w:rPr>
-        <w:t>presenten</w:t>
-      </w:r>
-      <w:r>
-        <w:rPr>
-          <w:rFonts w:ascii="Arial Narrow" w:eastAsia="Arial Narrow" w:hAnsi="Arial Narrow" w:cs="Arial Narrow"/>
-          <w:color w:val="000000"/>
-          <w:kern w:val="0"/>
-          <w:lang w:eastAsia="es-PE"/>
-          <w14:ligatures w14:val="none"/>
-        </w:rPr>
-        <w:t xml:space="preserve"> sus descargos en un plazo no mayor de cinco (5) días hábiles contados desde la notificación. </w:t>
-      </w:r>
-    </w:p>
-    <w:p>
-      <w:pPr>
-        <w:spacing w:after="0" w:line="240" w:lineRule="auto"/>
-        <w:jc w:val="both"/>
-        <w:rPr>
-          <w:rFonts w:ascii="Arial Narrow" w:eastAsia="Arial Narrow" w:hAnsi="Arial Narrow" w:cs="Arial Narrow"/>
-          <w:color w:val="000000"/>
-          <w:kern w:val="0"/>
-          <w:lang w:eastAsia="es-PE"/>
-          <w14:ligatures w14:val="none"/>
-        </w:rPr>
-      </w:pPr>
-    </w:p>
-    <w:p>
-      <w:pPr>
-        <w:spacing w:after="0" w:line="240" w:lineRule="auto"/>
-        <w:jc w:val="both"/>
-        <w:rPr>
-          <w:rFonts w:ascii="Arial Narrow" w:eastAsia="Times New Roman" w:hAnsi="Arial Narrow" w:cs="Arial"/>
-          <w:color w:val="000000"/>
-          <w:kern w:val="0"/>
-          <w:lang w:val="es-ES" w:eastAsia="es-ES"/>
-          <w14:ligatures w14:val="none"/>
-        </w:rPr>
-      </w:pPr>
-      <w:r>
-        <w:rPr>
-          <w:rFonts w:ascii="Arial Narrow" w:eastAsia="Arial Narrow" w:hAnsi="Arial Narrow" w:cs="Arial Narrow"/>
-          <w:b/>
-          <w:color w:val="000000"/>
-          <w:kern w:val="0"/>
-          <w:lang w:eastAsia="es-PE"/>
-          <w14:ligatures w14:val="none"/>
-        </w:rPr>
-        <w:t xml:space="preserve">QUINTO: </w:t>
-      </w:r>
-      <w:bookmarkStart w:id="5" w:name="_Hlk188286813"/>
-      <w:r>
-        <w:rPr>
-          <w:rFonts w:ascii="Arial Narrow" w:eastAsia="Times New Roman" w:hAnsi="Arial Narrow" w:cs="Arial"/>
-          <w:color w:val="000000"/>
-          <w:kern w:val="0"/>
-          <w:lang w:eastAsia="es-ES"/>
-          <w14:ligatures w14:val="none"/>
-        </w:rPr>
-        <w:t xml:space="preserve">requerir </w:t>
-      </w:r>
-      <w:r>
-        <w:rPr>
-          <w:rFonts w:ascii="Arial Narrow" w:eastAsia="Times New Roman" w:hAnsi="Arial Narrow" w:cs="Arial"/>
-          <w:color w:val="000000"/>
-          <w:kern w:val="0"/>
-          <w:lang w:val="es-ES" w:eastAsia="es-ES"/>
-          <w14:ligatures w14:val="none"/>
-        </w:rPr>
-        <w:t xml:space="preserve">que, en un </w:t>
-      </w:r>
-      <w:r>
-        <w:rPr>
-          <w:rFonts w:ascii="Arial Narrow" w:eastAsia="Times New Roman" w:hAnsi="Arial Narrow" w:cs="Arial"/>
-          <w:color w:val="000000"/>
-          <w:kern w:val="0"/>
-          <w:lang w:eastAsia="es-ES"/>
-          <w14:ligatures w14:val="none"/>
-        </w:rPr>
-        <w:t>plazo no mayor de cinco (5) días hábiles contado a partir del día siguiente de la notificación de la presente resolución</w:t>
-      </w:r>
-      <w:bookmarkEnd w:id="5"/>
-      <w:r>
-        <w:rPr>
-          <w:rFonts w:ascii="Arial Narrow" w:eastAsia="Times New Roman" w:hAnsi="Arial Narrow" w:cs="Arial"/>
-          <w:color w:val="000000"/>
-          <w:kern w:val="0"/>
-          <w:lang w:eastAsia="es-ES"/>
-          <w14:ligatures w14:val="none"/>
-        </w:rPr>
-        <w:t xml:space="preserve">, </w:t>
-      </w:r>
-      <w:bookmarkStart w:id="6" w:name="_Hlk188286828"/>
+          <ns2:ligatures ns2:val="none"/>
+        </w:rPr>
+        <w:t xml:space="preserve"/>
+      </w:r>
       <w:r>
         <w:rPr>
           <w:rFonts w:ascii="Arial Narrow" w:hAnsi="Arial Narrow" w:cs="Arial"/>
           <w:bCs/>
           <w:spacing w:val="-3"/>
           <w:kern w:val="0"/>
-          <w14:ligatures w14:val="none"/>
-        </w:rPr>
-        <w:t xml:space="preserve">Rímac Seguros </w:t>
+          <ns2:ligatures ns2:val="none"/>
+        </w:rPr>
+        <w:t/>
       </w:r>
       <w:r>
         <w:rPr>
@@ -7534,9 +8177,9 @@
           <w:bCs/>
           <w:spacing w:val="-3"/>
           <w:kern w:val="0"/>
-          <w14:ligatures w14:val="none"/>
-        </w:rPr>
-        <w:t>y</w:t>
+          <ns2:ligatures ns2:val="none"/>
+        </w:rPr>
+        <w:t/>
       </w:r>
       <w:r>
         <w:rPr>
@@ -7544,221 +8187,323 @@
           <w:bCs/>
           <w:spacing w:val="-3"/>
           <w:kern w:val="0"/>
-          <w14:ligatures w14:val="none"/>
-        </w:rPr>
-        <w:t xml:space="preserve"> Reaseguros S.A.</w:t>
-      </w:r>
-      <w:r>
-        <w:rPr>
-          <w:rFonts w:ascii="Arial Narrow" w:eastAsia="Times New Roman" w:hAnsi="Arial Narrow" w:cs="Arial"/>
-          <w:color w:val="000000"/>
-          <w:kern w:val="0"/>
-          <w:lang w:eastAsia="es-ES"/>
-          <w14:ligatures w14:val="none"/>
-        </w:rPr>
-        <w:t xml:space="preserve">, </w:t>
-      </w:r>
-      <w:bookmarkEnd w:id="6"/>
-      <w:r>
-        <w:rPr>
-          <w:rFonts w:ascii="Arial Narrow" w:eastAsia="Times New Roman" w:hAnsi="Arial Narrow" w:cs="Arial"/>
-          <w:color w:val="000000"/>
-          <w:kern w:val="0"/>
-          <w:lang w:val="es-ES" w:eastAsia="es-ES"/>
-          <w14:ligatures w14:val="none"/>
-        </w:rPr>
-        <w:t>cumpla</w:t>
-      </w:r>
-      <w:r>
-        <w:rPr>
-          <w:rFonts w:ascii="Arial Narrow" w:eastAsia="Times New Roman" w:hAnsi="Arial Narrow" w:cs="Arial"/>
-          <w:color w:val="000000"/>
-          <w:kern w:val="0"/>
-          <w:lang w:val="es-ES" w:eastAsia="es-ES"/>
-          <w14:ligatures w14:val="none"/>
-        </w:rPr>
-        <w:t xml:space="preserve"> con: </w:t>
-      </w:r>
-      <w:r>
-        <w:rPr>
-          <w:rFonts w:ascii="Arial Narrow" w:eastAsia="Times New Roman" w:hAnsi="Arial Narrow" w:cs="Arial"/>
-          <w:color w:val="000000"/>
-          <w:kern w:val="0"/>
-          <w:lang w:val="es-ES" w:eastAsia="es-ES"/>
-          <w14:ligatures w14:val="none"/>
-        </w:rPr>
-        <w:t xml:space="preserve">(i) presentar una copia debidamente suscrita de la Póliza </w:t>
-      </w:r>
-      <w:r>
-        <w:rPr>
-          <w:rFonts w:ascii="Arial Narrow" w:eastAsia="Times New Roman" w:hAnsi="Arial Narrow" w:cs="Arial"/>
-          <w:color w:val="000000"/>
-          <w:kern w:val="0"/>
-          <w:lang w:eastAsia="es-ES"/>
-          <w14:ligatures w14:val="none"/>
-        </w:rPr>
-        <w:t xml:space="preserve">2101-1106499 </w:t>
-      </w:r>
-      <w:r>
-        <w:rPr>
-          <w:rFonts w:ascii="Arial Narrow" w:eastAsia="Times New Roman" w:hAnsi="Arial Narrow" w:cs="Arial"/>
-          <w:color w:val="000000"/>
-          <w:kern w:val="0"/>
-          <w:lang w:val="es-ES" w:eastAsia="es-ES"/>
-          <w14:ligatures w14:val="none"/>
-        </w:rPr>
-        <w:t>del Seguro Vehicular materia de denuncia; y, (ii) presentar todas las comunicaciones cursadas con la parte denunciante en virtud de los hechos materia de denuncia</w:t>
-      </w:r>
-      <w:r>
-        <w:rPr>
-          <w:rFonts w:ascii="Arial Narrow" w:eastAsia="Times New Roman" w:hAnsi="Arial Narrow" w:cs="Arial"/>
-          <w:color w:val="000000"/>
-          <w:kern w:val="0"/>
-          <w:lang w:val="es-ES" w:eastAsia="es-ES"/>
-          <w14:ligatures w14:val="none"/>
+          <ns2:ligatures ns2:val="none"/>
+        </w:rPr>
+        <w:t/>
+      </w:r>
+      <w:r>
+        <w:rPr>
+          <w:rFonts w:ascii="Arial Narrow" w:hAnsi="Arial Narrow" w:cs="Arial"/>
+          <w:bCs/>
+          <w:spacing w:val="-3"/>
+          <w:kern w:val="0"/>
+          <ns2:ligatures ns2:val="none"/>
+        </w:rPr>
+        <w:t xml:space="preserve"/>
+      </w:r>
+      <w:r>
+        <w:rPr>
+          <w:rFonts w:ascii="Arial Narrow" w:hAnsi="Arial Narrow" w:cs="Arial"/>
+          <w:bCs/>
+          <w:spacing w:val="-3"/>
+          <w:kern w:val="0"/>
+          <ns2:ligatures ns2:val="none"/>
+        </w:rPr>
+        <w:t/>
+      </w:r>
+      <w:r>
+        <w:rPr>
+          <w:rFonts w:ascii="Arial Narrow" w:hAnsi="Arial Narrow" w:cs="Arial"/>
+          <w:bCs/>
+          <w:spacing w:val="-3"/>
+          <w:kern w:val="0"/>
+          <ns2:ligatures ns2:val="none"/>
+        </w:rPr>
+        <w:t xml:space="preserve"/>
+      </w:r>
+      <w:r>
+        <w:rPr>
+          <w:rFonts w:ascii="Arial Narrow" w:hAnsi="Arial Narrow"/>
+          <w:color w:val="000000"/>
+        </w:rPr>
+        <w:t/>
+      </w:r>
+      <w:r>
+        <w:rPr>
+          <w:rFonts w:ascii="Arial Narrow" w:hAnsi="Arial Narrow"/>
+          <w:color w:val="000000"/>
+        </w:rPr>
+        <w:t/>
+      </w:r>
+      <w:r>
+        <w:rPr>
+          <w:rFonts w:ascii="Arial Narrow" w:hAnsi="Arial Narrow"/>
+          <w:color w:val="000000"/>
+        </w:rPr>
+        <w:t xml:space="preserve"/>
+      </w:r>
+      <w:r>
+        <w:rPr>
+          <w:rFonts w:ascii="Arial Narrow" w:hAnsi="Arial Narrow"/>
+          <w:color w:val="000000"/>
+        </w:rPr>
+        <w:t/>
+      </w:r>
+      <w:r>
+        <w:rPr>
+          <w:rFonts w:ascii="Arial Narrow" w:hAnsi="Arial Narrow"/>
+          <w:color w:val="000000"/>
+        </w:rPr>
+        <w:t xml:space="preserve"/>
+      </w:r>
+      <w:r>
+        <w:rPr>
+          <w:rFonts w:ascii="Arial Narrow" w:hAnsi="Arial Narrow"/>
+          <w:color w:val="000000"/>
+        </w:rPr>
+        <w:t/>
+      </w:r>
+      <w:r>
+        <w:rPr>
+          <w:rFonts w:ascii="Arial Narrow" w:hAnsi="Arial Narrow"/>
+          <w:color w:val="000000"/>
+        </w:rPr>
+        <w:t xml:space="preserve"/>
+      </w:r>
+      <w:r>
+        <w:rPr>
+          <w:rFonts w:ascii="Arial Narrow" w:hAnsi="Arial Narrow"/>
+          <w:color w:val="000000"/>
+        </w:rPr>
+        <w:t/>
+      </w:r>
+      <w:r>
+        <w:rPr>
+          <w:rFonts w:ascii="Arial Narrow" w:hAnsi="Arial Narrow"/>
+          <w:color w:val="000000"/>
+        </w:rPr>
+        <w:t xml:space="preserve"/>
+      </w:r>
+      <w:r>
+        <w:rPr>
+          <w:rFonts w:ascii="Arial Narrow" w:hAnsi="Arial Narrow"/>
+          <w:color w:val="000000"/>
+        </w:rPr>
+        <w:t/>
+      </w:r>
+      <w:r>
+        <w:rPr>
+          <w:rFonts w:ascii="Arial Narrow" w:hAnsi="Arial Narrow"/>
+          <w:color w:val="000000"/>
+        </w:rPr>
+        <w:t xml:space="preserve"/>
+      </w:r>
+      <w:r>
+        <w:rPr>
+          <w:rFonts w:ascii="Arial Narrow" w:hAnsi="Arial Narrow"/>
+          <w:color w:val="000000"/>
+        </w:rPr>
+        <w:t/>
+      </w:r>
+      <w:r>
+        <w:rPr>
+          <w:rFonts w:ascii="Arial Narrow" w:hAnsi="Arial Narrow"/>
+          <w:color w:val="000000"/>
+        </w:rPr>
+        <w:t xml:space="preserve"/>
+      </w:r>
+      <w:r>
+        <w:rPr>
+          <w:rFonts w:ascii="Arial Narrow" w:hAnsi="Arial Narrow"/>
+          <w:color w:val="000000"/>
+        </w:rPr>
+        <w:t/>
+      </w:r>
+      <w:r>
+        <w:rPr>
+          <w:rFonts w:ascii="Arial Narrow" w:hAnsi="Arial Narrow"/>
+          <w:color w:val="000000"/>
+        </w:rPr>
+        <w:t/>
+      </w:r>
+      <w:r>
+        <w:rPr>
+          <w:rFonts w:ascii="Arial Narrow" w:eastAsia="Times New Roman" w:hAnsi="Arial Narrow" w:cs="Segoe UI"/>
+          <w:color w:val="000000"/>
+          <w:kern w:val="0"/>
+          <w:lang w:eastAsia="es-PE"/>
+          <ns2:ligatures ns2:val="none"/>
+        </w:rPr>
+        <w:t/>
+      </w:r>
+      <w:r>
+        <w:rPr>
+          <w:rFonts w:ascii="Arial Narrow" w:hAnsi="Arial Narrow"/>
+          <w:color w:val="000000"/>
+        </w:rPr>
+        <w:t xml:space="preserve"/>
+      </w:r>
+      <w:r>
+        <w:rPr>
+          <w:rFonts w:ascii="Arial Narrow" w:hAnsi="Arial Narrow"/>
+          <w:color w:val="000000"/>
+        </w:rPr>
+        <w:t xml:space="preserve"/>
+      </w:r>
+      <w:r>
+        <w:rPr>
+          <w:rFonts w:ascii="Arial Narrow" w:hAnsi="Arial Narrow"/>
+          <w:color w:val="000000"/>
+        </w:rPr>
+        <w:lastRenderedPageBreak/>
+        <w:t/>
+      </w:r>
+      <w:r>
+        <w:rPr>
+          <w:rFonts w:ascii="Arial Narrow" w:eastAsia="Times New Roman" w:hAnsi="Arial Narrow" w:cs="Segoe UI"/>
+          <w:color w:val="000000"/>
+          <w:kern w:val="0"/>
+          <w:lang w:eastAsia="es-PE"/>
+          <ns2:ligatures ns2:val="none"/>
+        </w:rPr>
+        <w:t/>
+      </w:r>
+      <w:r>
+        <w:rPr>
+          <w:rFonts w:ascii="Arial Narrow" w:hAnsi="Arial Narrow"/>
+          <w:color w:val="000000"/>
+        </w:rPr>
+        <w:t xml:space="preserve"/>
+      </w:r>
+      <w:r>
+        <w:rPr>
+          <w:rStyle w:val="Refdenotaalpie"/>
+          <w:rFonts w:ascii="Arial Narrow" w:hAnsi="Arial Narrow"/>
+          <w:vertAlign w:val="superscript"/>
+        </w:rPr>
+        <w:footnoteReference w:id="14"/>
+      </w:r>
+      <w:r>
+        <w:rPr>
+          <w:rFonts w:ascii="Arial Narrow" w:hAnsi="Arial Narrow" w:cs="Arial"/>
+        </w:rPr>
+        <w:t/>
+      </w:r>
+    </w:p>
+    <w:p ns2:paraId="26B1ED4B" ns2:textId="77777777">
+      <w:pPr>
+        <w:suppressAutoHyphens/>
+        <w:spacing w:after="0" w:line="240" w:lineRule="auto"/>
+        <w:jc w:val="both"/>
+        <w:rPr>
+          <w:rFonts w:ascii="Arial Narrow" w:hAnsi="Arial Narrow" w:cs="Arial"/>
+        </w:rPr>
+      </w:pPr>
+    </w:p>
+    <w:p ns2:paraId="150F22E0" ns2:textId="537BF4BE">
+      <w:pPr>
+        <w:suppressAutoHyphens/>
+        <w:spacing w:line="240" w:lineRule="auto"/>
+        <w:jc w:val="both"/>
+        <w:rPr>
+          <w:rFonts w:ascii="Arial Narrow" w:hAnsi="Arial Narrow" w:cs="Arial"/>
+        </w:rPr>
+      </w:pPr>
+      <w:r>
+        <w:rPr>
+          <w:rFonts w:ascii="Arial Narrow" w:eastAsia="Arial Narrow" w:hAnsi="Arial Narrow" w:cs="Arial Narrow"/>
+          <w:b/>
+          <w:bCs/>
+        </w:rPr>
+        <w:t xml:space="preserve">DÉCIMO </w:t>
+      </w:r>
+      <w:r>
+        <w:rPr>
+          <w:rFonts w:ascii="Arial Narrow" w:eastAsia="Arial Narrow" w:hAnsi="Arial Narrow" w:cs="Arial Narrow"/>
+          <w:b/>
+          <w:bCs/>
+        </w:rPr>
+        <w:t>SEGUNDO</w:t>
+      </w:r>
+      <w:r>
+        <w:rPr>
+          <w:rFonts w:ascii="Arial Narrow" w:eastAsia="Arial Narrow" w:hAnsi="Arial Narrow" w:cs="Arial Narrow"/>
+          <w:b/>
+          <w:bCs/>
+        </w:rPr>
+        <w:t>:</w:t>
+      </w:r>
+      <w:r>
+        <w:rPr>
+          <w:rFonts w:ascii="Arial Narrow" w:eastAsia="Arial Narrow" w:hAnsi="Arial Narrow" w:cs="Arial Narrow"/>
+        </w:rPr>
+        <w:t xml:space="preserve"> </w:t>
+      </w:r>
+      <w:r>
+        <w:rPr>
+          <w:rFonts w:ascii="Arial Narrow" w:hAnsi="Arial Narrow"/>
+          <w:color w:val="000000"/>
+        </w:rPr>
+        <w:t xml:space="preserve">requerir a </w:t>
+      </w:r>
+      <w:r>
+        <w:rPr>
+          <w:rFonts w:ascii="Arial Narrow" w:eastAsia="Arial Narrow" w:hAnsi="Arial Narrow" w:cs="Arial Narrow"/>
+          <w:bCs/>
+        </w:rPr>
+        <w:t xml:space="preserve">City Motors S.A.C. </w:t>
+      </w:r>
+      <w:r>
+        <w:rPr>
+          <w:rFonts w:ascii="Arial Narrow" w:hAnsi="Arial Narrow"/>
+          <w:shd w:val="clear" w:color="auto" w:fill="FFFFFF"/>
+        </w:rPr>
+        <w:t xml:space="preserve">para </w:t>
+      </w:r>
+      <w:r>
+        <w:rPr>
+          <w:rFonts w:ascii="Arial Narrow" w:hAnsi="Arial Narrow"/>
+          <w:shd w:val="clear" w:color="auto" w:fill="FFFFFF"/>
+        </w:rPr>
+        <w:t xml:space="preserve">que </w:t>
+      </w:r>
+      <w:r>
+        <w:rPr>
+          <w:rFonts w:ascii="Arial Narrow" w:eastAsia="Calibri" w:hAnsi="Arial Narrow"/>
+        </w:rPr>
+        <w:t>efectúe el acuse de recibo mediante la confirmación de recepción de la notificación remitida por este despacho a su Casilla Electrónica, dentro de los cinco (5) primeros días hábiles siguientes a la fecha en que recibe la notificación</w:t>
+      </w:r>
+      <w:r>
+        <w:rPr>
+          <w:rFonts w:ascii="Arial Narrow" w:eastAsia="Calibri" w:hAnsi="Arial Narrow"/>
         </w:rPr>
         <w:t>.</w:t>
       </w:r>
-    </w:p>
-    <w:p>
-      <w:pPr>
-        <w:spacing w:after="0" w:line="240" w:lineRule="auto"/>
-        <w:jc w:val="both"/>
-        <w:rPr>
-          <w:rFonts w:ascii="Arial Narrow" w:eastAsia="Times New Roman" w:hAnsi="Arial Narrow" w:cs="Arial"/>
-          <w:color w:val="000000"/>
-          <w:kern w:val="0"/>
-          <w:lang w:val="es-ES" w:eastAsia="es-ES"/>
-          <w14:ligatures w14:val="none"/>
-        </w:rPr>
-      </w:pPr>
-    </w:p>
-    <w:p>
-      <w:pPr>
-        <w:spacing w:after="0" w:line="240" w:lineRule="auto"/>
-        <w:jc w:val="both"/>
-        <w:rPr>
-          <w:rFonts w:ascii="Arial Narrow" w:eastAsia="Times New Roman" w:hAnsi="Arial Narrow" w:cs="Arial"/>
-          <w:color w:val="000000"/>
-          <w:kern w:val="0"/>
-          <w:lang w:val="es-ES" w:eastAsia="es-ES"/>
-          <w14:ligatures w14:val="none"/>
-        </w:rPr>
-      </w:pPr>
-      <w:r>
+      <w:r>
+        <w:rPr>
+          <w:rFonts w:ascii="Arial Narrow" w:hAnsi="Arial Narrow"/>
+          <w:color w:val="000000"/>
+        </w:rPr>
+        <w:t xml:space="preserve"> </w:t>
+      </w:r>
+    </w:p>
+    <w:p ns2:paraId="00B9B615" ns2:textId="77777777">
+      <w:pPr>
+        <w:suppressAutoHyphens/>
+        <w:spacing w:after="0" w:line="240" w:lineRule="auto"/>
+        <w:jc w:val="both"/>
         <w:rPr>
           <w:rFonts w:ascii="Arial Narrow" w:eastAsia="Arial Narrow" w:hAnsi="Arial Narrow" w:cs="Arial Narrow"/>
           <w:b/>
           <w:color w:val="000000"/>
           <w:kern w:val="0"/>
           <w:lang w:eastAsia="es-PE"/>
-          <w14:ligatures w14:val="none"/>
-        </w:rPr>
-        <w:t xml:space="preserve">SEXTO: </w:t>
-      </w:r>
-      <w:r>
-        <w:rPr>
-          <w:rFonts w:ascii="Arial Narrow" w:eastAsia="Times New Roman" w:hAnsi="Arial Narrow" w:cs="Arial"/>
-          <w:color w:val="000000"/>
-          <w:kern w:val="0"/>
-          <w:lang w:eastAsia="es-ES"/>
-          <w14:ligatures w14:val="none"/>
-        </w:rPr>
-        <w:t xml:space="preserve">requerir </w:t>
-      </w:r>
-      <w:r>
-        <w:rPr>
-          <w:rFonts w:ascii="Arial Narrow" w:eastAsia="Times New Roman" w:hAnsi="Arial Narrow" w:cs="Arial"/>
-          <w:color w:val="000000"/>
-          <w:kern w:val="0"/>
-          <w:lang w:val="es-ES" w:eastAsia="es-ES"/>
-          <w14:ligatures w14:val="none"/>
-        </w:rPr>
-        <w:t xml:space="preserve">que, en un </w:t>
-      </w:r>
-      <w:r>
-        <w:rPr>
-          <w:rFonts w:ascii="Arial Narrow" w:eastAsia="Times New Roman" w:hAnsi="Arial Narrow" w:cs="Arial"/>
-          <w:color w:val="000000"/>
-          <w:kern w:val="0"/>
-          <w:lang w:eastAsia="es-ES"/>
-          <w14:ligatures w14:val="none"/>
-        </w:rPr>
-        <w:t xml:space="preserve">plazo no mayor de cinco (5) días hábiles contado a partir del día siguiente de la notificación de la presente resolución, </w:t>
-      </w:r>
-      <w:r>
-        <w:rPr>
-          <w:rFonts w:ascii="Arial Narrow" w:eastAsia="Times New Roman" w:hAnsi="Arial Narrow" w:cs="Times New Roman"/>
-          <w:color w:val="000000"/>
-          <w:kern w:val="0"/>
-          <w:shd w:val="clear" w:color="auto" w:fill="FFFFFF"/>
-          <w:lang w:eastAsia="es-PE"/>
-          <w14:ligatures w14:val="none"/>
-        </w:rPr>
-        <w:t>City Motors S.A.C.</w:t>
-      </w:r>
-      <w:r>
-        <w:rPr>
-          <w:rFonts w:ascii="Arial Narrow" w:eastAsia="Times New Roman" w:hAnsi="Arial Narrow" w:cs="Arial"/>
-          <w:color w:val="000000"/>
-          <w:kern w:val="0"/>
-          <w:lang w:eastAsia="es-ES"/>
-          <w14:ligatures w14:val="none"/>
-        </w:rPr>
-        <w:t xml:space="preserve">, </w:t>
-      </w:r>
-      <w:r>
-        <w:rPr>
-          <w:rFonts w:ascii="Arial Narrow" w:eastAsia="Times New Roman" w:hAnsi="Arial Narrow" w:cs="Arial"/>
-          <w:color w:val="000000"/>
-          <w:kern w:val="0"/>
-          <w:lang w:val="es-ES" w:eastAsia="es-ES"/>
-          <w14:ligatures w14:val="none"/>
-        </w:rPr>
-        <w:t xml:space="preserve">cumpla con: </w:t>
-      </w:r>
-      <w:r>
-        <w:rPr>
-          <w:rFonts w:ascii="Arial Narrow" w:eastAsia="Times New Roman" w:hAnsi="Arial Narrow" w:cs="Arial"/>
-          <w:color w:val="000000"/>
-          <w:kern w:val="0"/>
-          <w:lang w:val="es-ES" w:eastAsia="es-ES"/>
-          <w14:ligatures w14:val="none"/>
-        </w:rPr>
-        <w:t>(i) presentar los medios probatorios que acrediten que realizó un adecuado análisis de evaluación del vehículo asegurado con Placa de Rodaje </w:t>
-      </w:r>
-      <w:r>
-        <w:rPr>
-          <w:rFonts w:ascii="Arial Narrow" w:eastAsia="Times New Roman" w:hAnsi="Arial Narrow" w:cs="Arial"/>
-          <w:color w:val="000000"/>
-          <w:kern w:val="0"/>
-          <w:lang w:eastAsia="es-ES"/>
-          <w14:ligatures w14:val="none"/>
-        </w:rPr>
-        <w:t xml:space="preserve"> BMX244</w:t>
-      </w:r>
-      <w:r>
-        <w:rPr>
-          <w:rFonts w:ascii="Arial Narrow" w:eastAsia="Times New Roman" w:hAnsi="Arial Narrow" w:cs="Arial"/>
-          <w:color w:val="000000"/>
-          <w:kern w:val="0"/>
-          <w:lang w:val="es-ES" w:eastAsia="es-ES"/>
-          <w14:ligatures w14:val="none"/>
-        </w:rPr>
-        <w:t>; y, (ii) presentar todas las comunicaciones cursadas con la parte denunciante en virtud de los hechos materia de denuncia</w:t>
-      </w:r>
-      <w:r>
-        <w:rPr>
-          <w:rFonts w:ascii="Arial Narrow" w:eastAsia="Times New Roman" w:hAnsi="Arial Narrow" w:cs="Arial"/>
-          <w:color w:val="000000"/>
-          <w:kern w:val="0"/>
-          <w:lang w:val="es-ES" w:eastAsia="es-ES"/>
-          <w14:ligatures w14:val="none"/>
-        </w:rPr>
-        <w:t>.</w:t>
-      </w:r>
-    </w:p>
-    <w:p>
+          <ns2:ligatures ns2:val="none"/>
+        </w:rPr>
+      </w:pPr>
+    </w:p>
+    <w:bookmarkEnd w:id="0"/>
+    <w:p ns2:paraId="6F8AFAC6" ns2:textId="77777777">
       <w:pPr>
         <w:spacing w:after="0" w:line="240" w:lineRule="auto"/>
         <w:jc w:val="both"/>
@@ -7767,271 +8512,49 @@
           <w:b/>
           <w:color w:val="000000"/>
           <w:kern w:val="0"/>
-          <w:lang w:val="es-ES" w:eastAsia="es-PE"/>
-          <w14:ligatures w14:val="none"/>
-        </w:rPr>
-      </w:pPr>
-    </w:p>
-    <w:p>
-      <w:pPr>
-        <w:spacing w:after="0" w:line="240" w:lineRule="auto"/>
-        <w:jc w:val="both"/>
-        <w:rPr>
-          <w:rFonts w:ascii="Arial Narrow" w:eastAsia="Arial Narrow" w:hAnsi="Arial Narrow" w:cs="Arial Narrow"/>
-          <w:color w:val="000000"/>
-          <w:kern w:val="0"/>
-          <w:lang w:eastAsia="es-PE"/>
-          <w14:ligatures w14:val="none"/>
-        </w:rPr>
-      </w:pPr>
-      <w:r>
+          <w:lang w:eastAsia="es-PE"/>
+          <ns2:ligatures ns2:val="none"/>
+        </w:rPr>
+      </w:pPr>
+    </w:p>
+    <w:p ns2:paraId="41C37225" ns2:textId="77777777">
+      <w:pPr>
+        <w:spacing w:after="0" w:line="240" w:lineRule="auto"/>
+        <w:jc w:val="both"/>
         <w:rPr>
           <w:rFonts w:ascii="Arial Narrow" w:eastAsia="Arial Narrow" w:hAnsi="Arial Narrow" w:cs="Arial Narrow"/>
           <w:b/>
           <w:color w:val="000000"/>
           <w:kern w:val="0"/>
           <w:lang w:eastAsia="es-PE"/>
-          <w14:ligatures w14:val="none"/>
-        </w:rPr>
-        <w:t>SÉTIMO:</w:t>
-      </w:r>
-      <w:r>
-        <w:rPr>
-          <w:rFonts w:ascii="Arial Narrow" w:eastAsia="Arial Narrow" w:hAnsi="Arial Narrow" w:cs="Arial Narrow"/>
-          <w:color w:val="000000"/>
-          <w:kern w:val="0"/>
-          <w:lang w:eastAsia="es-PE"/>
-          <w14:ligatures w14:val="none"/>
-        </w:rPr>
-        <w:t xml:space="preserve"> </w:t>
-      </w:r>
-      <w:bookmarkStart w:id="7" w:name="_Hlk188286915"/>
-      <w:r>
-        <w:rPr>
-          <w:rFonts w:ascii="Arial Narrow" w:eastAsia="Arial Narrow" w:hAnsi="Arial Narrow" w:cs="Arial Narrow"/>
-          <w:color w:val="000000"/>
-          <w:kern w:val="0"/>
-          <w:lang w:eastAsia="es-PE"/>
-          <w14:ligatures w14:val="none"/>
-        </w:rPr>
-        <w:t>informar a las partes que el artículo 110</w:t>
-      </w:r>
-      <w:r>
-        <w:rPr>
-          <w:rFonts w:ascii="Arial Narrow" w:eastAsia="Times New Roman" w:hAnsi="Arial Narrow" w:cs="Segoe UI"/>
-          <w:color w:val="000000"/>
-          <w:kern w:val="0"/>
-          <w:lang w:eastAsia="es-PE"/>
-          <w14:ligatures w14:val="none"/>
-        </w:rPr>
-        <w:t/>
-      </w:r>
-      <w:r>
-        <w:rPr>
-          <w:rFonts w:ascii="Arial Narrow" w:eastAsia="Arial Narrow" w:hAnsi="Arial Narrow" w:cs="Arial Narrow"/>
-          <w:color w:val="000000"/>
-          <w:kern w:val="0"/>
-          <w:lang w:eastAsia="es-PE"/>
-          <w14:ligatures w14:val="none"/>
-        </w:rPr>
-        <w:t xml:space="preserve"> de la Ley 29571, Código de Protección y Defensa del Consumidor</w:t>
-      </w:r>
-      <w:r>
-        <w:rPr>
-          <w:rStyle w:val="Refdenotaalpie"/>
-          <w:rFonts w:ascii="Arial Narrow" w:eastAsia="Arial Narrow" w:hAnsi="Arial Narrow" w:cs="Times New Roman"/>
-          <w:color w:val="000000"/>
-          <w:kern w:val="0"/>
-          <w:vertAlign w:val="superscript"/>
-          <w:lang w:eastAsia="es-PE"/>
-          <w14:ligatures w14:val="none"/>
-        </w:rPr>
-        <w:footnoteReference w:id="10"/>
-      </w:r>
-      <w:r>
-        <w:rPr>
-          <w:rFonts w:ascii="Arial Narrow" w:eastAsia="Arial Narrow" w:hAnsi="Arial Narrow" w:cs="Arial Narrow"/>
-          <w:color w:val="000000"/>
-          <w:kern w:val="0"/>
-          <w:lang w:eastAsia="es-PE"/>
-          <w14:ligatures w14:val="none"/>
-        </w:rPr>
-        <w:t xml:space="preserve">, faculta a la Comisión a calificar las infracciones de la referida norma como leves, graves o </w:t>
-      </w:r>
-      <w:r>
-        <w:rPr>
-          <w:rFonts w:ascii="Arial Narrow" w:eastAsia="Arial Narrow" w:hAnsi="Arial Narrow" w:cs="Arial Narrow"/>
-          <w:color w:val="000000"/>
-          <w:kern w:val="0"/>
-          <w:lang w:eastAsia="es-PE"/>
-          <w14:ligatures w14:val="none"/>
-        </w:rPr>
-        <w:lastRenderedPageBreak/>
-        <w:t>muy graves e imponer sanciones que van desde una amonestación hasta una multa por un máximo de 450 Unidades Impositivas Tributarias, sin perjuicio de las medidas correctivas, reparadoras y complementarias, que puedan ordenarse de acuerdo a lo estipulado en los artículos 114</w:t>
-      </w:r>
-      <w:r>
-        <w:rPr>
-          <w:rFonts w:ascii="Arial Narrow" w:eastAsia="Times New Roman" w:hAnsi="Arial Narrow" w:cs="Segoe UI"/>
-          <w:color w:val="000000"/>
-          <w:kern w:val="0"/>
-          <w:lang w:eastAsia="es-PE"/>
-          <w14:ligatures w14:val="none"/>
-        </w:rPr>
-        <w:t/>
-      </w:r>
-      <w:r>
-        <w:rPr>
-          <w:rFonts w:ascii="Arial Narrow" w:eastAsia="Arial Narrow" w:hAnsi="Arial Narrow" w:cs="Arial Narrow"/>
-          <w:color w:val="000000"/>
-          <w:kern w:val="0"/>
-          <w:lang w:eastAsia="es-PE"/>
-          <w14:ligatures w14:val="none"/>
-        </w:rPr>
-        <w:t>, 115</w:t>
-      </w:r>
-      <w:r>
-        <w:rPr>
-          <w:rFonts w:ascii="Arial Narrow" w:eastAsia="Times New Roman" w:hAnsi="Arial Narrow" w:cs="Segoe UI"/>
-          <w:color w:val="000000"/>
-          <w:kern w:val="0"/>
-          <w:lang w:eastAsia="es-PE"/>
-          <w14:ligatures w14:val="none"/>
-        </w:rPr>
-        <w:t/>
-      </w:r>
-      <w:r>
-        <w:rPr>
-          <w:rFonts w:ascii="Arial Narrow" w:eastAsia="Arial Narrow" w:hAnsi="Arial Narrow" w:cs="Arial Narrow"/>
-          <w:color w:val="000000"/>
-          <w:kern w:val="0"/>
-          <w:lang w:eastAsia="es-PE"/>
-          <w14:ligatures w14:val="none"/>
-        </w:rPr>
-        <w:t xml:space="preserve"> y 116</w:t>
-      </w:r>
-      <w:r>
-        <w:rPr>
-          <w:rFonts w:ascii="Arial Narrow" w:eastAsia="Times New Roman" w:hAnsi="Arial Narrow" w:cs="Segoe UI"/>
-          <w:color w:val="000000"/>
-          <w:kern w:val="0"/>
-          <w:lang w:eastAsia="es-PE"/>
-          <w14:ligatures w14:val="none"/>
-        </w:rPr>
-        <w:t/>
-      </w:r>
-      <w:r>
-        <w:rPr>
-          <w:rFonts w:ascii="Arial Narrow" w:eastAsia="Arial Narrow" w:hAnsi="Arial Narrow" w:cs="Arial Narrow"/>
-          <w:color w:val="000000"/>
-          <w:kern w:val="0"/>
-          <w:lang w:eastAsia="es-PE"/>
-          <w14:ligatures w14:val="none"/>
-        </w:rPr>
-        <w:t xml:space="preserve"> de la referida norma</w:t>
-      </w:r>
-      <w:r>
-        <w:rPr>
-          <w:rStyle w:val="Refdenotaalpie"/>
-          <w:rFonts w:ascii="Arial Narrow" w:eastAsia="Arial Narrow" w:hAnsi="Arial Narrow" w:cs="Times New Roman"/>
-          <w:color w:val="000000"/>
-          <w:kern w:val="0"/>
-          <w:vertAlign w:val="superscript"/>
-          <w:lang w:eastAsia="es-PE"/>
-          <w14:ligatures w14:val="none"/>
-        </w:rPr>
-        <w:footnoteReference w:id="11"/>
-      </w:r>
-      <w:r>
-        <w:rPr>
-          <w:rFonts w:ascii="Arial Narrow" w:eastAsia="Arial Narrow" w:hAnsi="Arial Narrow" w:cs="Arial Narrow"/>
-          <w:color w:val="000000"/>
-          <w:kern w:val="0"/>
-          <w:lang w:eastAsia="es-PE"/>
-          <w14:ligatures w14:val="none"/>
-        </w:rPr>
-        <w:t xml:space="preserve">. </w:t>
-      </w:r>
-      <w:bookmarkEnd w:id="7"/>
-      <w:r>
-        <w:rPr>
-          <w:rFonts w:ascii="Arial Narrow" w:eastAsia="Arial Narrow" w:hAnsi="Arial Narrow" w:cs="Arial Narrow"/>
-          <w:color w:val="000000"/>
-          <w:kern w:val="0"/>
-          <w:lang w:eastAsia="es-PE"/>
-          <w14:ligatures w14:val="none"/>
-        </w:rPr>
-        <w:lastRenderedPageBreak/>
-        <w:t>Asimismo, se consideran circunstancias atenuantes para la graduación de la sanción, el allanamiento de la denuncia o el reconocimiento de las pretensiones en ella contenidas, de acuerdo con el artículo 112</w:t>
-      </w:r>
-      <w:r>
-        <w:rPr>
-          <w:rFonts w:ascii="Arial Narrow" w:eastAsia="Times New Roman" w:hAnsi="Arial Narrow" w:cs="Segoe UI"/>
-          <w:color w:val="000000"/>
-          <w:kern w:val="0"/>
-          <w:lang w:eastAsia="es-PE"/>
-          <w14:ligatures w14:val="none"/>
-        </w:rPr>
-        <w:t/>
-      </w:r>
-      <w:r>
-        <w:rPr>
-          <w:rFonts w:ascii="Arial Narrow" w:eastAsia="Arial Narrow" w:hAnsi="Arial Narrow" w:cs="Arial Narrow"/>
-          <w:color w:val="000000"/>
-          <w:kern w:val="0"/>
-          <w:lang w:eastAsia="es-PE"/>
-          <w14:ligatures w14:val="none"/>
-        </w:rPr>
-        <w:t xml:space="preserve"> del Código</w:t>
-      </w:r>
-      <w:r>
-        <w:rPr>
-          <w:rStyle w:val="Refdenotaalpie"/>
-          <w:rFonts w:ascii="Arial Narrow" w:eastAsia="Arial Narrow" w:hAnsi="Arial Narrow" w:cs="Times New Roman"/>
-          <w:color w:val="000000"/>
-          <w:kern w:val="0"/>
-          <w:vertAlign w:val="superscript"/>
-          <w:lang w:eastAsia="es-PE"/>
-          <w14:ligatures w14:val="none"/>
-        </w:rPr>
-        <w:footnoteReference w:id="12"/>
-      </w:r>
-      <w:r>
-        <w:rPr>
-          <w:rFonts w:ascii="Arial Narrow" w:eastAsia="Arial Narrow" w:hAnsi="Arial Narrow" w:cs="Arial Narrow"/>
-          <w:color w:val="000000"/>
-          <w:kern w:val="0"/>
-          <w:lang w:eastAsia="es-PE"/>
-          <w14:ligatures w14:val="none"/>
-        </w:rPr>
-        <w:t>.</w:t>
-      </w:r>
-    </w:p>
-    <w:p>
+          <ns2:ligatures ns2:val="none"/>
+        </w:rPr>
+      </w:pPr>
+    </w:p>
+    <w:p ns2:paraId="3A70E451" ns2:textId="77777777">
+      <w:pPr>
+        <w:spacing w:after="0" w:line="240" w:lineRule="auto"/>
+        <w:jc w:val="both"/>
+        <w:rPr>
+          <w:rFonts w:ascii="Arial Narrow" w:eastAsia="Arial Narrow" w:hAnsi="Arial Narrow" w:cs="Arial Narrow"/>
+          <w:b/>
+          <w:color w:val="000000"/>
+          <w:kern w:val="0"/>
+          <w:lang w:eastAsia="es-PE"/>
+          <ns2:ligatures ns2:val="none"/>
+        </w:rPr>
+      </w:pPr>
+    </w:p>
+    <w:p ns2:paraId="41628FE5" ns2:textId="77777777">
       <w:pPr>
         <w:shd w:val="clear" w:color="auto" w:fill="FFFFFF"/>
         <w:spacing w:after="0" w:line="240" w:lineRule="auto"/>
-        <w:jc w:val="both"/>
-        <w:rPr>
-          <w:rFonts w:ascii="Arial Narrow" w:eastAsia="Arial Narrow" w:hAnsi="Arial Narrow" w:cs="Arial Narrow"/>
-          <w:b/>
-          <w:color w:val="000000"/>
-          <w:kern w:val="0"/>
-          <w:lang w:eastAsia="es-PE"/>
-          <w14:ligatures w14:val="none"/>
-        </w:rPr>
-      </w:pPr>
-    </w:p>
-    <w:p>
-      <w:pPr>
-        <w:shd w:val="clear" w:color="auto" w:fill="FFFFFF"/>
-        <w:spacing w:after="0" w:line="240" w:lineRule="auto"/>
-        <w:jc w:val="both"/>
-        <w:rPr>
-          <w:rFonts w:ascii="Arial Narrow" w:eastAsia="Arial Narrow" w:hAnsi="Arial Narrow" w:cs="Arial Narrow"/>
-          <w:color w:val="000000"/>
-          <w:kern w:val="0"/>
-          <w:lang w:eastAsia="es-PE"/>
-          <w14:ligatures w14:val="none"/>
+        <w:jc w:val="center"/>
+        <w:rPr>
+          <w:rFonts w:ascii="Arial Narrow" w:eastAsia="Calibri" w:hAnsi="Arial Narrow" w:cs="Times New Roman"/>
+          <w:color w:val="000000"/>
+          <w:kern w:val="0"/>
+          <ns2:ligatures ns2:val="none"/>
         </w:rPr>
       </w:pPr>
       <w:r>
@@ -8039,718 +8562,51 @@
           <w:rFonts w:ascii="Arial Narrow" w:eastAsia="Calibri" w:hAnsi="Arial Narrow" w:cs="Arial"/>
           <w:b/>
           <w:bCs/>
-          <w:kern w:val="0"/>
-          <w14:ligatures w14:val="none"/>
-        </w:rPr>
-        <w:t>OCTAVO</w:t>
-      </w:r>
-      <w:r>
-        <w:rPr>
-          <w:rFonts w:ascii="Arial Narrow" w:eastAsia="Arial Narrow" w:hAnsi="Arial Narrow" w:cs="Arial Narrow"/>
+          <w:color w:val="000000"/>
+          <w:kern w:val="0"/>
+          <ns2:ligatures ns2:val="none"/>
+        </w:rPr>
+        <w:t>EVELING ROA QUISPE</w:t>
+      </w:r>
+    </w:p>
+    <w:p ns2:paraId="7D371868" ns2:textId="77777777">
+      <w:pPr>
+        <w:shd w:val="clear" w:color="auto" w:fill="FFFFFF"/>
+        <w:spacing w:after="0" w:line="240" w:lineRule="auto"/>
+        <w:jc w:val="center"/>
+        <w:rPr>
+          <w:rFonts w:ascii="Arial Narrow" w:eastAsia="Calibri" w:hAnsi="Arial Narrow" w:cs="Times New Roman"/>
           <w:b/>
-          <w:color w:val="000000"/>
-          <w:kern w:val="0"/>
-          <w:lang w:eastAsia="es-PE"/>
-          <w14:ligatures w14:val="none"/>
-        </w:rPr>
-        <w:t>:</w:t>
-      </w:r>
-      <w:r>
-        <w:rPr>
-          <w:rFonts w:ascii="Arial Narrow" w:eastAsia="Arial Narrow" w:hAnsi="Arial Narrow" w:cs="Arial Narrow"/>
-          <w:color w:val="000000"/>
-          <w:kern w:val="0"/>
-          <w:lang w:eastAsia="es-PE"/>
-          <w14:ligatures w14:val="none"/>
-        </w:rPr>
-        <w:t xml:space="preserve"> informar a las partes que conforme a lo establecido en el artículo 39</w:t>
-      </w:r>
-      <w:r>
-        <w:rPr>
-          <w:rFonts w:ascii="Arial Narrow" w:eastAsia="Times New Roman" w:hAnsi="Arial Narrow" w:cs="Segoe UI"/>
-          <w:color w:val="000000"/>
-          <w:kern w:val="0"/>
-          <w:lang w:eastAsia="es-PE"/>
-          <w14:ligatures w14:val="none"/>
-        </w:rPr>
-        <w:t/>
-      </w:r>
-      <w:r>
-        <w:rPr>
-          <w:rFonts w:ascii="Arial Narrow" w:eastAsia="Arial Narrow" w:hAnsi="Arial Narrow" w:cs="Arial Narrow"/>
-          <w:color w:val="000000"/>
-          <w:kern w:val="0"/>
-          <w:lang w:eastAsia="es-PE"/>
-          <w14:ligatures w14:val="none"/>
-        </w:rPr>
-        <w:t xml:space="preserve"> de la Ley sobre Facultades, Normas y Organización del Indecopi, aprobada por Decreto Legislativo 807, los gastos por los peritajes realizados, actuación de pruebas, inspecciones y otros derivados de la tramitación del proceso serán de cargo de la parte que solicita la prueba, salvo pacto en contrario. En todos los casos, la resolución final determinará si los gastos deben ser asumidos por alguna de las partes, o reembolsados a la otra parte o al Indecopi, según sea el caso, de manera adicional a la sanción que haya podido imponerse. </w:t>
-      </w:r>
-    </w:p>
-    <w:p>
-      <w:pPr>
-        <w:shd w:val="clear" w:color="auto" w:fill="FFFFFF"/>
-        <w:spacing w:after="0" w:line="240" w:lineRule="auto"/>
-        <w:jc w:val="both"/>
-        <w:rPr>
-          <w:rFonts w:ascii="Arial Narrow" w:eastAsia="Arial Narrow" w:hAnsi="Arial Narrow" w:cs="Arial Narrow"/>
-          <w:color w:val="000000"/>
-          <w:kern w:val="0"/>
-          <w:lang w:eastAsia="es-PE"/>
-          <w14:ligatures w14:val="none"/>
-        </w:rPr>
-      </w:pPr>
-    </w:p>
-    <w:p>
-      <w:pPr>
-        <w:suppressAutoHyphens/>
-        <w:spacing w:after="0" w:line="240" w:lineRule="auto"/>
-        <w:jc w:val="both"/>
-        <w:rPr>
-          <w:rFonts w:ascii="Arial Narrow" w:eastAsia="Calibri" w:hAnsi="Arial Narrow" w:cs="Arial"/>
-          <w:kern w:val="0"/>
-          <w:u w:val="single"/>
-          <w14:ligatures w14:val="none"/>
-        </w:rPr>
-      </w:pPr>
-      <w:r>
-        <w:rPr>
-          <w:rFonts w:ascii="Arial Narrow" w:eastAsia="Times New Roman" w:hAnsi="Arial Narrow" w:cs="Times New Roman"/>
-          <w:b/>
-          <w:color w:val="000000"/>
-          <w:kern w:val="0"/>
-          <w:lang w:eastAsia="es-PE"/>
-          <w14:ligatures w14:val="none"/>
-        </w:rPr>
-        <w:t>NOVENO</w:t>
-      </w:r>
-      <w:r>
-        <w:rPr>
-          <w:rFonts w:ascii="Arial Narrow" w:eastAsia="Calibri" w:hAnsi="Arial Narrow" w:cs="Arial"/>
-          <w:b/>
-          <w:kern w:val="0"/>
-          <w14:ligatures w14:val="none"/>
-        </w:rPr>
-        <w:t>:</w:t>
-      </w:r>
-      <w:r>
-        <w:rPr>
-          <w:rFonts w:ascii="Arial Narrow" w:eastAsia="Calibri" w:hAnsi="Arial Narrow" w:cs="Arial"/>
-          <w:kern w:val="0"/>
-          <w14:ligatures w14:val="none"/>
-        </w:rPr>
-        <w:t xml:space="preserve"> comunicar a las partes que, de acuerdo a lo señalado por el artículo 29</w:t>
-      </w:r>
-      <w:r>
-        <w:rPr>
-          <w:rFonts w:ascii="Arial Narrow" w:eastAsia="Times New Roman" w:hAnsi="Arial Narrow" w:cs="Segoe UI"/>
-          <w:color w:val="000000"/>
-          <w:kern w:val="0"/>
-          <w:lang w:eastAsia="es-PE"/>
-          <w14:ligatures w14:val="none"/>
-        </w:rPr>
-        <w:t/>
-      </w:r>
-      <w:r>
-        <w:rPr>
-          <w:rFonts w:ascii="Arial Narrow" w:eastAsia="Calibri" w:hAnsi="Arial Narrow" w:cs="Arial"/>
-          <w:kern w:val="0"/>
-          <w14:ligatures w14:val="none"/>
-        </w:rPr>
-        <w:t xml:space="preserve"> del Decreto Legislativo 807</w:t>
-      </w:r>
-      <w:r>
-        <w:rPr>
-          <w:rStyle w:val="Refdenotaalpie"/>
-          <w:rFonts w:ascii="Arial Narrow" w:eastAsia="Calibri" w:hAnsi="Arial Narrow" w:cs="Arial"/>
-          <w:kern w:val="0"/>
-          <w:vertAlign w:val="superscript"/>
-          <w14:ligatures w14:val="none"/>
-        </w:rPr>
-        <w:footnoteReference w:id="13"/>
-      </w:r>
-      <w:r>
-        <w:rPr>
-          <w:rFonts w:ascii="Arial Narrow" w:eastAsia="Calibri" w:hAnsi="Arial Narrow" w:cs="Arial"/>
-          <w:kern w:val="0"/>
-          <w14:ligatures w14:val="none"/>
-        </w:rPr>
-        <w:t xml:space="preserve">, hasta antes de la emisión de la Resolución Final tienen la posibilidad de solicitar una audiencia de conciliación. En caso deleguen a favor de una tercera persona su actuación en la diligencia programada, esta deberá presentar un poder especial con firma legalizada ante Notario Público, donde conste </w:t>
-      </w:r>
-      <w:r>
-        <w:rPr>
-          <w:rFonts w:ascii="Arial Narrow" w:eastAsia="Calibri" w:hAnsi="Arial Narrow" w:cs="Arial"/>
-          <w:kern w:val="0"/>
-          <w:u w:val="single"/>
-          <w14:ligatures w14:val="none"/>
-        </w:rPr>
-        <w:t>expresamente su facultad para asistir y conciliar en su representación</w:t>
-      </w:r>
-      <w:r>
-        <w:rPr>
-          <w:rFonts w:ascii="Arial Narrow" w:eastAsia="Calibri" w:hAnsi="Arial Narrow" w:cs="Arial"/>
           <w:bCs/>
-          <w:kern w:val="0"/>
-          <w14:ligatures w14:val="none"/>
-        </w:rPr>
-        <w:t>.</w:t>
-      </w:r>
+          <w:color w:val="000000"/>
+          <w:kern w:val="0"/>
+          <ns2:ligatures ns2:val="none"/>
+        </w:rPr>
+      </w:pPr>
       <w:r>
         <w:rPr>
           <w:rFonts w:ascii="Arial Narrow" w:eastAsia="Calibri" w:hAnsi="Arial Narrow" w:cs="Arial"/>
           <w:b/>
           <w:bCs/>
-          <w:kern w:val="0"/>
-          <w14:ligatures w14:val="none"/>
-        </w:rPr>
-        <w:t xml:space="preserve"> </w:t>
-      </w:r>
-      <w:r>
-        <w:rPr>
-          <w:rFonts w:ascii="Arial Narrow" w:eastAsia="Calibri" w:hAnsi="Arial Narrow" w:cs="Arial"/>
-          <w:kern w:val="0"/>
-          <w:u w:val="single"/>
-          <w14:ligatures w14:val="none"/>
-        </w:rPr>
-        <w:t xml:space="preserve">Ello bajo apercibimiento de no realizar la audiencia de conciliación y levantar el acta de inasistencia correspondiente. </w:t>
-      </w:r>
-    </w:p>
-    <w:p>
-      <w:pPr>
-        <w:suppressAutoHyphens/>
-        <w:spacing w:after="0" w:line="240" w:lineRule="auto"/>
-        <w:jc w:val="both"/>
-        <w:rPr>
-          <w:rFonts w:ascii="Arial Narrow" w:eastAsia="Calibri" w:hAnsi="Arial Narrow" w:cs="Arial"/>
-          <w:kern w:val="0"/>
-          <w:u w:val="single"/>
-          <w14:ligatures w14:val="none"/>
-        </w:rPr>
-      </w:pPr>
-    </w:p>
-    <w:p>
-      <w:pPr>
-        <w:suppressAutoHyphens/>
-        <w:spacing w:after="0" w:line="240" w:lineRule="auto"/>
-        <w:jc w:val="both"/>
-        <w:rPr>
-          <w:rFonts w:ascii="Arial Narrow" w:eastAsia="Arial Narrow" w:hAnsi="Arial Narrow" w:cs="Arial Narrow"/>
-          <w:b/>
-          <w:bCs/>
-        </w:rPr>
-      </w:pPr>
-      <w:r>
-        <w:rPr>
-          <w:rFonts w:ascii="Arial Narrow" w:hAnsi="Arial Narrow" w:cs="Arial"/>
-          <w:b/>
-          <w:spacing w:val="-3"/>
-          <w:kern w:val="0"/>
-          <w14:ligatures w14:val="none"/>
-        </w:rPr>
-        <w:t>DÉCIMO</w:t>
-      </w:r>
-      <w:r>
-        <w:rPr>
-          <w:rFonts w:ascii="Arial Narrow" w:eastAsia="Times New Roman" w:hAnsi="Arial Narrow" w:cs="Times New Roman"/>
-          <w:b/>
-          <w:color w:val="000000"/>
-          <w:kern w:val="0"/>
-          <w:lang w:eastAsia="es-PE"/>
-          <w14:ligatures w14:val="none"/>
-        </w:rPr>
-        <w:t>:</w:t>
-      </w:r>
-      <w:r>
-        <w:rPr>
-          <w:rFonts w:ascii="Arial Narrow" w:eastAsia="Times New Roman" w:hAnsi="Arial Narrow" w:cs="Times New Roman"/>
-          <w:color w:val="000000"/>
-          <w:kern w:val="0"/>
-          <w:lang w:eastAsia="es-PE"/>
-          <w14:ligatures w14:val="none"/>
-        </w:rPr>
-        <w:t xml:space="preserve"> poner en conocimiento de las partes que, antes de la emisión de la Resolución Final, tienen la posibilidad de formular su desistimiento o presentar el acuerdo arribado mediante la conciliación, mediación, transacción o cualquier otro que, de forma indubitable, deje constancia que se ha solucionado la controversia materia de denuncia.</w:t>
-      </w:r>
-      <w:bookmarkStart w:id="8" w:name="h.gjdgxs" w:colFirst="0" w:colLast="0"/>
-      <w:bookmarkEnd w:id="8"/>
-    </w:p>
-    <w:p>
-      <w:pPr>
-        <w:suppressAutoHyphens/>
-        <w:spacing w:after="0" w:line="240" w:lineRule="auto"/>
-        <w:jc w:val="both"/>
-        <w:rPr>
-          <w:rFonts w:ascii="Arial Narrow" w:eastAsia="Times New Roman" w:hAnsi="Arial Narrow" w:cs="Times New Roman"/>
-          <w:color w:val="000000"/>
-          <w:kern w:val="0"/>
-          <w:lang w:eastAsia="es-PE"/>
-          <w14:ligatures w14:val="none"/>
-        </w:rPr>
-      </w:pPr>
-    </w:p>
-    <w:p>
-      <w:pPr>
-        <w:suppressAutoHyphens/>
-        <w:spacing w:after="0" w:line="240" w:lineRule="auto"/>
-        <w:jc w:val="both"/>
-        <w:rPr>
-          <w:rFonts w:ascii="Arial Narrow" w:hAnsi="Arial Narrow" w:cs="Arial"/>
-        </w:rPr>
-      </w:pPr>
-      <w:r>
-        <w:rPr>
-          <w:rFonts w:ascii="Arial Narrow" w:eastAsia="Arial Narrow" w:hAnsi="Arial Narrow" w:cs="Arial Narrow"/>
-          <w:b/>
-          <w:bCs/>
-        </w:rPr>
-        <w:t xml:space="preserve">DÉCIMO PRIMERO: requerir al señor [DENUNCIANTE] y a Rímac Seguros y Reaseguros S.A. para que, dentro del plazo de dos (2) días hábiles siguientes a la fecha en que reciban la notificación en sus bandejas de correo electrónico, efectúen la confirmación de recepción de la notificación remitida por este despacho a sus correos electrónicos, de conformidad con el segundo párrafo del numeral 4 del artículo 20 del Texto Único Ordenado de la Ley del Procedimiento Administrativo General, aprobado mediante Decreto Supremo 006-2026-JUS, bajo apercibimiento de rehacer el acto de notificación y notificarle conforme al numeral 1 del artículo 20 del citado cuerpo normativo.</w:t>
-      </w:r>
-      <w:r>
-        <w:rPr>
-          <w:rFonts w:ascii="Arial Narrow" w:eastAsia="Arial Narrow" w:hAnsi="Arial Narrow" w:cs="Arial Narrow"/>
-          <w:b/>
-          <w:bCs/>
-        </w:rPr>
-        <w:t xml:space="preserve"/>
-      </w:r>
-      <w:r>
-        <w:rPr>
-          <w:rFonts w:ascii="Arial Narrow" w:hAnsi="Arial Narrow" w:cs="Arial"/>
-          <w:b/>
-          <w:spacing w:val="-3"/>
-          <w:kern w:val="0"/>
-          <w14:ligatures w14:val="none"/>
-        </w:rPr>
-        <w:t/>
-      </w:r>
-      <w:r>
-        <w:rPr>
-          <w:rFonts w:ascii="Arial Narrow" w:hAnsi="Arial Narrow" w:cs="Arial"/>
-          <w:bCs/>
-          <w:spacing w:val="-3"/>
-          <w:kern w:val="0"/>
-          <w14:ligatures w14:val="none"/>
-        </w:rPr>
-        <w:t xml:space="preserve"/>
-      </w:r>
-      <w:r>
-        <w:rPr>
-          <w:rFonts w:ascii="Arial Narrow" w:hAnsi="Arial Narrow" w:cs="Arial"/>
-          <w:bCs/>
-          <w:spacing w:val="-3"/>
-          <w:kern w:val="0"/>
-          <w14:ligatures w14:val="none"/>
-        </w:rPr>
-        <w:t/>
-      </w:r>
-      <w:r>
-        <w:rPr>
-          <w:rFonts w:ascii="Arial Narrow" w:hAnsi="Arial Narrow" w:cs="Arial"/>
-          <w:bCs/>
-          <w:spacing w:val="-3"/>
-          <w:kern w:val="0"/>
-          <w14:ligatures w14:val="none"/>
-        </w:rPr>
-        <w:t/>
-      </w:r>
-      <w:r>
-        <w:rPr>
-          <w:rFonts w:ascii="Arial Narrow" w:hAnsi="Arial Narrow" w:cs="Arial"/>
-          <w:bCs/>
-          <w:spacing w:val="-3"/>
-          <w:kern w:val="0"/>
-          <w14:ligatures w14:val="none"/>
-        </w:rPr>
-        <w:t/>
-      </w:r>
-      <w:r>
-        <w:rPr>
-          <w:rFonts w:ascii="Arial Narrow" w:hAnsi="Arial Narrow" w:cs="Arial"/>
-          <w:bCs/>
-          <w:spacing w:val="-3"/>
-          <w:kern w:val="0"/>
-          <w14:ligatures w14:val="none"/>
-        </w:rPr>
-        <w:t xml:space="preserve"/>
-      </w:r>
-      <w:r>
-        <w:rPr>
-          <w:rFonts w:ascii="Arial Narrow" w:hAnsi="Arial Narrow" w:cs="Arial"/>
-          <w:bCs/>
-          <w:spacing w:val="-3"/>
-          <w:kern w:val="0"/>
-          <w14:ligatures w14:val="none"/>
-        </w:rPr>
-        <w:t/>
-      </w:r>
-      <w:r>
-        <w:rPr>
-          <w:rFonts w:ascii="Arial Narrow" w:hAnsi="Arial Narrow" w:cs="Arial"/>
-          <w:bCs/>
-          <w:spacing w:val="-3"/>
-          <w:kern w:val="0"/>
-          <w14:ligatures w14:val="none"/>
-        </w:rPr>
-        <w:t xml:space="preserve"/>
-      </w:r>
-      <w:r>
-        <w:rPr>
-          <w:rFonts w:ascii="Arial Narrow" w:hAnsi="Arial Narrow"/>
-          <w:color w:val="000000"/>
-        </w:rPr>
-        <w:t/>
-      </w:r>
-      <w:r>
-        <w:rPr>
-          <w:rFonts w:ascii="Arial Narrow" w:hAnsi="Arial Narrow"/>
-          <w:color w:val="000000"/>
-        </w:rPr>
-        <w:t/>
-      </w:r>
-      <w:r>
-        <w:rPr>
-          <w:rFonts w:ascii="Arial Narrow" w:hAnsi="Arial Narrow"/>
-          <w:color w:val="000000"/>
-        </w:rPr>
-        <w:t xml:space="preserve"/>
-      </w:r>
-      <w:r>
-        <w:rPr>
-          <w:rFonts w:ascii="Arial Narrow" w:hAnsi="Arial Narrow"/>
-          <w:color w:val="000000"/>
-        </w:rPr>
-        <w:t/>
-      </w:r>
-      <w:r>
-        <w:rPr>
-          <w:rFonts w:ascii="Arial Narrow" w:hAnsi="Arial Narrow"/>
-          <w:color w:val="000000"/>
-        </w:rPr>
-        <w:t xml:space="preserve"/>
-      </w:r>
-      <w:r>
-        <w:rPr>
-          <w:rFonts w:ascii="Arial Narrow" w:hAnsi="Arial Narrow"/>
-          <w:color w:val="000000"/>
-        </w:rPr>
-        <w:t/>
-      </w:r>
-      <w:r>
-        <w:rPr>
-          <w:rFonts w:ascii="Arial Narrow" w:hAnsi="Arial Narrow"/>
-          <w:color w:val="000000"/>
-        </w:rPr>
-        <w:t xml:space="preserve"/>
-      </w:r>
-      <w:r>
-        <w:rPr>
-          <w:rFonts w:ascii="Arial Narrow" w:hAnsi="Arial Narrow"/>
-          <w:color w:val="000000"/>
-        </w:rPr>
-        <w:t/>
-      </w:r>
-      <w:r>
-        <w:rPr>
-          <w:rFonts w:ascii="Arial Narrow" w:hAnsi="Arial Narrow"/>
-          <w:color w:val="000000"/>
-        </w:rPr>
-        <w:t xml:space="preserve"/>
-      </w:r>
-      <w:r>
-        <w:rPr>
-          <w:rFonts w:ascii="Arial Narrow" w:hAnsi="Arial Narrow"/>
-          <w:color w:val="000000"/>
-        </w:rPr>
-        <w:t/>
-      </w:r>
-      <w:r>
-        <w:rPr>
-          <w:rFonts w:ascii="Arial Narrow" w:hAnsi="Arial Narrow"/>
-          <w:color w:val="000000"/>
-        </w:rPr>
-        <w:t xml:space="preserve"/>
-      </w:r>
-      <w:r>
-        <w:rPr>
-          <w:rFonts w:ascii="Arial Narrow" w:hAnsi="Arial Narrow"/>
-          <w:color w:val="000000"/>
-        </w:rPr>
-        <w:t/>
-      </w:r>
-      <w:r>
-        <w:rPr>
-          <w:rFonts w:ascii="Arial Narrow" w:hAnsi="Arial Narrow"/>
-          <w:color w:val="000000"/>
-        </w:rPr>
-        <w:t xml:space="preserve"/>
-      </w:r>
-      <w:r>
-        <w:rPr>
-          <w:rFonts w:ascii="Arial Narrow" w:hAnsi="Arial Narrow"/>
-          <w:color w:val="000000"/>
-        </w:rPr>
-        <w:t/>
-      </w:r>
-      <w:r>
-        <w:rPr>
-          <w:rFonts w:ascii="Arial Narrow" w:hAnsi="Arial Narrow"/>
-          <w:color w:val="000000"/>
-        </w:rPr>
-        <w:t/>
-      </w:r>
-      <w:r>
-        <w:rPr>
-          <w:rFonts w:ascii="Arial Narrow" w:eastAsia="Times New Roman" w:hAnsi="Arial Narrow" w:cs="Segoe UI"/>
-          <w:color w:val="000000"/>
-          <w:kern w:val="0"/>
-          <w:lang w:eastAsia="es-PE"/>
-          <w14:ligatures w14:val="none"/>
-        </w:rPr>
-        <w:t/>
-      </w:r>
-      <w:r>
-        <w:rPr>
-          <w:rFonts w:ascii="Arial Narrow" w:hAnsi="Arial Narrow"/>
-          <w:color w:val="000000"/>
-        </w:rPr>
-        <w:t xml:space="preserve"/>
-      </w:r>
-      <w:r>
-        <w:rPr>
-          <w:rFonts w:ascii="Arial Narrow" w:hAnsi="Arial Narrow"/>
-          <w:color w:val="000000"/>
-        </w:rPr>
-        <w:t xml:space="preserve"/>
-      </w:r>
-      <w:r>
-        <w:rPr>
-          <w:rFonts w:ascii="Arial Narrow" w:hAnsi="Arial Narrow"/>
-          <w:color w:val="000000"/>
-        </w:rPr>
-        <w:lastRenderedPageBreak/>
-        <w:t/>
-      </w:r>
-      <w:r>
-        <w:rPr>
-          <w:rFonts w:ascii="Arial Narrow" w:eastAsia="Times New Roman" w:hAnsi="Arial Narrow" w:cs="Segoe UI"/>
-          <w:color w:val="000000"/>
-          <w:kern w:val="0"/>
-          <w:lang w:eastAsia="es-PE"/>
-          <w14:ligatures w14:val="none"/>
-        </w:rPr>
-        <w:t/>
-      </w:r>
-      <w:r>
-        <w:rPr>
-          <w:rFonts w:ascii="Arial Narrow" w:hAnsi="Arial Narrow"/>
-          <w:color w:val="000000"/>
-        </w:rPr>
-        <w:t xml:space="preserve"/>
-      </w:r>
-      <w:r>
-        <w:rPr>
-          <w:rStyle w:val="Refdenotaalpie"/>
-          <w:rFonts w:ascii="Arial Narrow" w:hAnsi="Arial Narrow"/>
-          <w:vertAlign w:val="superscript"/>
-        </w:rPr>
-        <w:footnoteReference w:id="14"/>
-      </w:r>
-      <w:r>
-        <w:rPr>
-          <w:rFonts w:ascii="Arial Narrow" w:hAnsi="Arial Narrow" w:cs="Arial"/>
-        </w:rPr>
-        <w:t/>
-      </w:r>
-    </w:p>
-    <w:p>
-      <w:pPr>
-        <w:suppressAutoHyphens/>
-        <w:spacing w:after="0" w:line="240" w:lineRule="auto"/>
-        <w:jc w:val="both"/>
-        <w:rPr>
-          <w:rFonts w:ascii="Arial Narrow" w:hAnsi="Arial Narrow" w:cs="Arial"/>
-        </w:rPr>
-      </w:pPr>
-    </w:p>
-    <w:p>
-      <w:pPr>
-        <w:suppressAutoHyphens/>
-        <w:spacing w:line="240" w:lineRule="auto"/>
-        <w:jc w:val="both"/>
-        <w:rPr>
-          <w:rFonts w:ascii="Arial Narrow" w:hAnsi="Arial Narrow" w:cs="Arial"/>
-        </w:rPr>
-      </w:pPr>
-      <w:r>
-        <w:rPr>
-          <w:rFonts w:ascii="Arial Narrow" w:eastAsia="Arial Narrow" w:hAnsi="Arial Narrow" w:cs="Arial Narrow"/>
-          <w:b/>
-          <w:bCs/>
-        </w:rPr>
-        <w:t xml:space="preserve">DÉCIMO </w:t>
-      </w:r>
-      <w:r>
-        <w:rPr>
-          <w:rFonts w:ascii="Arial Narrow" w:eastAsia="Arial Narrow" w:hAnsi="Arial Narrow" w:cs="Arial Narrow"/>
-          <w:b/>
-          <w:bCs/>
-        </w:rPr>
-        <w:t>SEGUNDO</w:t>
-      </w:r>
-      <w:r>
-        <w:rPr>
-          <w:rFonts w:ascii="Arial Narrow" w:eastAsia="Arial Narrow" w:hAnsi="Arial Narrow" w:cs="Arial Narrow"/>
-          <w:b/>
-          <w:bCs/>
-        </w:rPr>
-        <w:t>:</w:t>
-      </w:r>
-      <w:r>
-        <w:rPr>
-          <w:rFonts w:ascii="Arial Narrow" w:eastAsia="Arial Narrow" w:hAnsi="Arial Narrow" w:cs="Arial Narrow"/>
-        </w:rPr>
-        <w:t xml:space="preserve"> </w:t>
-      </w:r>
-      <w:r>
-        <w:rPr>
-          <w:rFonts w:ascii="Arial Narrow" w:hAnsi="Arial Narrow"/>
-          <w:color w:val="000000"/>
-        </w:rPr>
-        <w:t xml:space="preserve">requerir a </w:t>
-      </w:r>
-      <w:r>
-        <w:rPr>
-          <w:rFonts w:ascii="Arial Narrow" w:eastAsia="Arial Narrow" w:hAnsi="Arial Narrow" w:cs="Arial Narrow"/>
-          <w:bCs/>
-        </w:rPr>
-        <w:t xml:space="preserve">City Motors S.A.C. </w:t>
-      </w:r>
-      <w:r>
-        <w:rPr>
-          <w:rFonts w:ascii="Arial Narrow" w:hAnsi="Arial Narrow"/>
-          <w:shd w:val="clear" w:color="auto" w:fill="FFFFFF"/>
-        </w:rPr>
-        <w:t xml:space="preserve">para </w:t>
-      </w:r>
-      <w:r>
-        <w:rPr>
-          <w:rFonts w:ascii="Arial Narrow" w:hAnsi="Arial Narrow"/>
-          <w:shd w:val="clear" w:color="auto" w:fill="FFFFFF"/>
-        </w:rPr>
-        <w:t xml:space="preserve">que </w:t>
-      </w:r>
-      <w:r>
-        <w:rPr>
-          <w:rFonts w:ascii="Arial Narrow" w:eastAsia="Calibri" w:hAnsi="Arial Narrow"/>
-        </w:rPr>
-        <w:t>efectúe el acuse de recibo mediante la confirmación de recepción de la notificación remitida por este despacho a su Casilla Electrónica, dentro de los cinco (5) primeros días hábiles siguientes a la fecha en que recibe la notificación</w:t>
-      </w:r>
-      <w:r>
-        <w:rPr>
-          <w:rFonts w:ascii="Arial Narrow" w:eastAsia="Calibri" w:hAnsi="Arial Narrow"/>
-        </w:rPr>
-        <w:t>.</w:t>
-      </w:r>
-      <w:r>
-        <w:rPr>
-          <w:rFonts w:ascii="Arial Narrow" w:hAnsi="Arial Narrow"/>
-          <w:color w:val="000000"/>
-        </w:rPr>
-        <w:t xml:space="preserve"> </w:t>
-      </w:r>
-    </w:p>
-    <w:p>
-      <w:pPr>
-        <w:suppressAutoHyphens/>
-        <w:spacing w:after="0" w:line="240" w:lineRule="auto"/>
-        <w:jc w:val="both"/>
-        <w:rPr>
-          <w:rFonts w:ascii="Arial Narrow" w:eastAsia="Arial Narrow" w:hAnsi="Arial Narrow" w:cs="Arial Narrow"/>
-          <w:b/>
-          <w:color w:val="000000"/>
-          <w:kern w:val="0"/>
-          <w:lang w:eastAsia="es-PE"/>
-          <w14:ligatures w14:val="none"/>
-        </w:rPr>
-      </w:pPr>
-    </w:p>
-    <w:bookmarkEnd w:id="0"/>
-    <w:p>
-      <w:pPr>
-        <w:spacing w:after="0" w:line="240" w:lineRule="auto"/>
-        <w:jc w:val="both"/>
-        <w:rPr>
-          <w:rFonts w:ascii="Arial Narrow" w:eastAsia="Arial Narrow" w:hAnsi="Arial Narrow" w:cs="Arial Narrow"/>
-          <w:b/>
-          <w:color w:val="000000"/>
-          <w:kern w:val="0"/>
-          <w:lang w:eastAsia="es-PE"/>
-          <w14:ligatures w14:val="none"/>
-        </w:rPr>
-      </w:pPr>
-    </w:p>
-    <w:p>
-      <w:pPr>
-        <w:spacing w:after="0" w:line="240" w:lineRule="auto"/>
-        <w:jc w:val="both"/>
-        <w:rPr>
-          <w:rFonts w:ascii="Arial Narrow" w:eastAsia="Arial Narrow" w:hAnsi="Arial Narrow" w:cs="Arial Narrow"/>
-          <w:b/>
-          <w:color w:val="000000"/>
-          <w:kern w:val="0"/>
-          <w:lang w:eastAsia="es-PE"/>
-          <w14:ligatures w14:val="none"/>
-        </w:rPr>
-      </w:pPr>
-    </w:p>
-    <w:p>
-      <w:pPr>
-        <w:spacing w:after="0" w:line="240" w:lineRule="auto"/>
-        <w:jc w:val="both"/>
-        <w:rPr>
-          <w:rFonts w:ascii="Arial Narrow" w:eastAsia="Arial Narrow" w:hAnsi="Arial Narrow" w:cs="Arial Narrow"/>
-          <w:b/>
-          <w:color w:val="000000"/>
-          <w:kern w:val="0"/>
-          <w:lang w:eastAsia="es-PE"/>
-          <w14:ligatures w14:val="none"/>
-        </w:rPr>
-      </w:pPr>
-    </w:p>
-    <w:p>
+          <w:color w:val="000000"/>
+          <w:kern w:val="0"/>
+          <ns2:ligatures ns2:val="none"/>
+        </w:rPr>
+        <w:t>Secretaria Técnica</w:t>
+      </w:r>
+    </w:p>
+    <w:p ns2:paraId="45B05447" ns2:textId="77777777">
       <w:pPr>
         <w:shd w:val="clear" w:color="auto" w:fill="FFFFFF"/>
         <w:spacing w:after="0" w:line="240" w:lineRule="auto"/>
         <w:jc w:val="center"/>
-        <w:rPr>
-          <w:rFonts w:ascii="Arial Narrow" w:eastAsia="Calibri" w:hAnsi="Arial Narrow" w:cs="Times New Roman"/>
-          <w:color w:val="000000"/>
-          <w:kern w:val="0"/>
-          <w14:ligatures w14:val="none"/>
-        </w:rPr>
-      </w:pPr>
-      <w:r>
         <w:rPr>
           <w:rFonts w:ascii="Arial Narrow" w:eastAsia="Calibri" w:hAnsi="Arial Narrow" w:cs="Arial"/>
           <w:b/>
           <w:bCs/>
           <w:color w:val="000000"/>
           <w:kern w:val="0"/>
-          <w14:ligatures w14:val="none"/>
-        </w:rPr>
-        <w:t>EVELING ROA QUISPE</w:t>
-      </w:r>
-    </w:p>
-    <w:p>
-      <w:pPr>
-        <w:shd w:val="clear" w:color="auto" w:fill="FFFFFF"/>
-        <w:spacing w:after="0" w:line="240" w:lineRule="auto"/>
-        <w:jc w:val="center"/>
-        <w:rPr>
-          <w:rFonts w:ascii="Arial Narrow" w:eastAsia="Calibri" w:hAnsi="Arial Narrow" w:cs="Times New Roman"/>
-          <w:b/>
-          <w:bCs/>
-          <w:color w:val="000000"/>
-          <w:kern w:val="0"/>
-          <w14:ligatures w14:val="none"/>
+          <ns2:ligatures ns2:val="none"/>
         </w:rPr>
       </w:pPr>
       <w:r>
@@ -8760,25 +8616,22 @@
           <w:bCs/>
           <w:color w:val="000000"/>
           <w:kern w:val="0"/>
-          <w14:ligatures w14:val="none"/>
-        </w:rPr>
-        <w:t>Secretaria Técnica</w:t>
-      </w:r>
-    </w:p>
-    <w:p>
-      <w:pPr>
-        <w:shd w:val="clear" w:color="auto" w:fill="FFFFFF"/>
-        <w:spacing w:after="0" w:line="240" w:lineRule="auto"/>
-        <w:jc w:val="center"/>
+          <ns2:ligatures ns2:val="none"/>
+        </w:rPr>
+        <w:t>Comisión </w:t>
+      </w:r>
+      <w:r>
         <w:rPr>
           <w:rFonts w:ascii="Arial Narrow" w:eastAsia="Calibri" w:hAnsi="Arial Narrow" w:cs="Arial"/>
           <w:b/>
           <w:bCs/>
           <w:color w:val="000000"/>
           <w:kern w:val="0"/>
-          <w14:ligatures w14:val="none"/>
-        </w:rPr>
-      </w:pPr>
+          <w:shd w:val="clear" w:color="auto" w:fill="FFFFFF"/>
+          <ns2:ligatures ns2:val="none"/>
+        </w:rPr>
+        <w:t>de</w:t>
+      </w:r>
       <w:r>
         <w:rPr>
           <w:rFonts w:ascii="Arial Narrow" w:eastAsia="Calibri" w:hAnsi="Arial Narrow" w:cs="Arial"/>
@@ -8786,49 +8639,26 @@
           <w:bCs/>
           <w:color w:val="000000"/>
           <w:kern w:val="0"/>
-          <w14:ligatures w14:val="none"/>
-        </w:rPr>
-        <w:t>Comisión </w:t>
-      </w:r>
-      <w:r>
-        <w:rPr>
-          <w:rFonts w:ascii="Arial Narrow" w:eastAsia="Calibri" w:hAnsi="Arial Narrow" w:cs="Arial"/>
+          <ns2:ligatures ns2:val="none"/>
+        </w:rPr>
+        <w:t> Protección al Consumidor 1</w:t>
+      </w:r>
+    </w:p>
+    <w:p ns2:paraId="74C43D73" ns2:textId="77777777">
+      <w:pPr>
+        <w:spacing w:after="0" w:line="240" w:lineRule="auto"/>
+        <w:jc w:val="both"/>
+        <w:rPr>
+          <w:rFonts w:ascii="Arial Narrow" w:eastAsia="Arial Narrow" w:hAnsi="Arial Narrow" w:cs="Arial Narrow"/>
           <w:b/>
-          <w:bCs/>
-          <w:color w:val="000000"/>
-          <w:kern w:val="0"/>
-          <w:shd w:val="clear" w:color="auto" w:fill="FFFFFF"/>
-          <w14:ligatures w14:val="none"/>
-        </w:rPr>
-        <w:t>de</w:t>
-      </w:r>
-      <w:r>
-        <w:rPr>
-          <w:rFonts w:ascii="Arial Narrow" w:eastAsia="Calibri" w:hAnsi="Arial Narrow" w:cs="Arial"/>
-          <w:b/>
-          <w:bCs/>
-          <w:color w:val="000000"/>
-          <w:kern w:val="0"/>
-          <w14:ligatures w14:val="none"/>
-        </w:rPr>
-        <w:t> Protección al Consumidor 1</w:t>
-      </w:r>
-    </w:p>
-    <w:p>
-      <w:pPr>
-        <w:spacing w:after="0" w:line="240" w:lineRule="auto"/>
-        <w:jc w:val="both"/>
-        <w:rPr>
-          <w:rFonts w:ascii="Arial Narrow" w:eastAsia="Arial Narrow" w:hAnsi="Arial Narrow" w:cs="Arial Narrow"/>
-          <w:b/>
-          <w:color w:val="000000"/>
-          <w:kern w:val="0"/>
-          <w:lang w:eastAsia="es-PE"/>
-          <w14:ligatures w14:val="none"/>
-        </w:rPr>
-      </w:pPr>
-    </w:p>
-    <w:p>
+          <w:color w:val="000000"/>
+          <w:kern w:val="0"/>
+          <w:lang w:eastAsia="es-PE"/>
+          <ns2:ligatures ns2:val="none"/>
+        </w:rPr>
+      </w:pPr>
+    </w:p>
+    <w:p ns2:paraId="68107EE2" ns2:textId="720DA791">
       <w:pPr>
         <w:spacing w:after="0" w:line="240" w:lineRule="auto"/>
         <w:jc w:val="both"/>
@@ -8846,14 +8676,14 @@
           <w:sz w:val="16"/>
           <w:szCs w:val="16"/>
           <w:lang w:eastAsia="es-PE"/>
-          <w14:ligatures w14:val="none"/>
+          <ns2:ligatures ns2:val="none"/>
         </w:rPr>
         <w:t>LSM/JCQ</w:t>
       </w:r>
     </w:p>
     <w:sectPr>
-      <w:headerReference w:type="default" r:id="rId12"/>
-      <w:footerReference w:type="default" r:id="rId13"/>
+      <w:headerReference w:type="default" ns3:id="rId12"/>
+      <w:footerReference w:type="default" ns3:id="rId13"/>
       <w:pgSz w:w="11906" w:h="16838"/>
       <w:pgMar w:top="1417" w:right="1701" w:bottom="1417" w:left="1701" w:header="708" w:footer="708" w:gutter="0"/>
       <w:cols w:space="708"/>

--- a/plantillas_maestras/01_seguro_vehicular/falta_atencion_o_demora_reclamo/2_o_mas_ddos_varios/varon/TPL_1513_2025_SEGURO_VEHICULAR_FALTA_ATENCION_O_DEMORA_RECLAMO_ASEGURADORA_VARON_R2.docx
+++ b/plantillas_maestras/01_seguro_vehicular/falta_atencion_o_demora_reclamo/2_o_mas_ddos_varios/varon/TPL_1513_2025_SEGURO_VEHICULAR_FALTA_ATENCION_O_DEMORA_RECLAMO_ASEGURADORA_VARON_R2.docx
@@ -7266,7 +7266,7 @@
           <w:sz w:val="20"/>
           <w:szCs w:val="20"/>
         </w:rPr>
-        <w:t xml:space="preserve">correr traslado de la presente resolución a Rímac Seguros y Reaseguros S.A. y City Motors S.A.C para que, de conformidad con lo dispuesto por el artículo 26° de la Ley sobre Facultades, Normas y Organización del Indecopi, aprobado por Decreto Legislativo N° 8079, presenten sus descargos sobre la imputación de cargos realizada en un plazo no mayor a cinco (5) días hábiles contado a partir del día siguiente de la notificación de la presente resolución, vencido el cual, el Secretario Técnico declarará en rebeldía a los denunciados que no lo hubieran presentado. Debe precisarse que de conformidad con lo establecido por el artículo 223° del Texto Único Ordenado de la Ley N° 27444, Ley del Procedimiento Administrativo General, las alegaciones y los hechos relevantes de la reclamación, salvo que hayan sido específicamente negadas en la contestación, se tendrán por aceptadas o meritadas como ciertas.</w:t>
+        <w:t xml:space="preserve">correr traslado de la presente resolución a Rímac Seguros y Reaseguros S.A. y City Motors S.A.C. para que, de conformidad con lo dispuesto por el artículo 26 de la Ley sobre Facultades, Normas y Organización del Indecopi, aprobada por Decreto Legislativo 807, presenten sus descargos sobre la imputación de cargos realizada en un plazo no mayor a cinco (5) días hábiles contado a partir del día siguiente de la notificación de la presente resolución, vencido el cual, el Secretario Técnico declarará en rebeldía a los denunciados que no lo hubieran presentado. Debe precisarse que de conformidad con lo establecido por el artículo 223 del Texto Único Ordenado de la Ley 27444, Ley del Procedimiento Administrativo General, las alegaciones y los hechos relevantes de la reclamación, salvo que hayan sido específicamente negadas en la contestación, se tendrán por aceptadas o merituadas como ciertas.</w:t>
       </w:r>
     </w:p>
     <w:p ns2:paraId="2F1C55D7" ns2:textId="77777777">
@@ -8566,7 +8566,7 @@
           <w:kern w:val="0"/>
           <ns2:ligatures ns2:val="none"/>
         </w:rPr>
-        <w:t>EVELING ROA QUISPE</w:t>
+        <w:t xml:space="preserve">LUISA ANALÍ SILVA MALPARTIDA</w:t>
       </w:r>
     </w:p>
     <w:p ns2:paraId="7D371868" ns2:textId="77777777">
@@ -8592,7 +8592,7 @@
           <w:kern w:val="0"/>
           <ns2:ligatures ns2:val="none"/>
         </w:rPr>
-        <w:t>Secretaria Técnica</w:t>
+        <w:t xml:space="preserve">Secretaria Técnica Ad Hoc</w:t>
       </w:r>
     </w:p>
     <w:p ns2:paraId="45B05447" ns2:textId="77777777">

--- a/plantillas_maestras/01_seguro_vehicular/falta_atencion_o_demora_reclamo/2_o_mas_ddos_varios/varon/TPL_1513_2025_SEGURO_VEHICULAR_FALTA_ATENCION_O_DEMORA_RECLAMO_ASEGURADORA_VARON_R2.docx
+++ b/plantillas_maestras/01_seguro_vehicular/falta_atencion_o_demora_reclamo/2_o_mas_ddos_varios/varon/TPL_1513_2025_SEGURO_VEHICULAR_FALTA_ATENCION_O_DEMORA_RECLAMO_ASEGURADORA_VARON_R2.docx
@@ -580,7 +580,7 @@
           <w:lang w:eastAsia="es-PE"/>
           <ns2:ligatures ns2:val="none"/>
         </w:rPr>
-        <w:t>15</w:t>
+        <w:t xml:space="preserve">15 de agosto de 2025</w:t>
       </w:r>
       <w:r>
         <w:rPr>
@@ -591,7 +591,7 @@
           <w:lang w:eastAsia="es-PE"/>
           <ns2:ligatures ns2:val="none"/>
         </w:rPr>
-        <w:t xml:space="preserve"> de </w:t>
+        <w:t xml:space="preserve"/>
       </w:r>
       <w:r>
         <w:rPr>
@@ -602,7 +602,7 @@
           <w:lang w:eastAsia="es-PE"/>
           <ns2:ligatures ns2:val="none"/>
         </w:rPr>
-        <w:t>ag</w:t>
+        <w:t xml:space="preserve"/>
       </w:r>
       <w:r>
         <w:rPr>
@@ -613,7 +613,7 @@
           <w:lang w:eastAsia="es-PE"/>
           <ns2:ligatures ns2:val="none"/>
         </w:rPr>
-        <w:t>osto</w:t>
+        <w:t xml:space="preserve"/>
       </w:r>
       <w:r>
         <w:rPr>
@@ -624,7 +624,7 @@
           <w:lang w:eastAsia="es-PE"/>
           <ns2:ligatures ns2:val="none"/>
         </w:rPr>
-        <w:t xml:space="preserve"> de 2025</w:t>
+        <w:t xml:space="preserve"/>
       </w:r>
     </w:p>
     <w:p ns2:paraId="1EF3C256" ns2:textId="77777777">
@@ -8921,7 +8921,7 @@
           <w:sz w:val="16"/>
           <w:szCs w:val="16"/>
         </w:rPr>
-        <w:t>001661-2025-CC2/INDECOPI de fecha 27 de junio del 2025, recepcionada el 27 de junio del 2025</w:t>
+        <w:t xml:space="preserve">001661-2025-CC2/INDECOPI de fecha 27 de junio de 2025, recibida el 27 de junio de 2025</w:t>
       </w:r>
       <w:r>
         <w:rPr>
@@ -8999,7 +8999,7 @@
           <w:sz w:val="16"/>
           <w:szCs w:val="16"/>
         </w:rPr>
-        <w:t>el 2 de setiembre del 2010 en el Diario Oficial El Peruano, vigente desde el 2 de octubre del 2010 y modificado por Decreto Legislativo 1308.</w:t>
+        <w:t xml:space="preserve">el 2 de setiembre de 2010 en el Diario Oficial El Peruano, vigente desde el 2 de octubre de 2010 y modificado por Decreto Legislativo 1308.</w:t>
       </w:r>
     </w:p>
     <w:p>

--- a/plantillas_maestras/01_seguro_vehicular/falta_atencion_o_demora_reclamo/2_o_mas_ddos_varios/varon/TPL_1513_2025_SEGURO_VEHICULAR_FALTA_ATENCION_O_DEMORA_RECLAMO_ASEGURADORA_VARON_R2.docx
+++ b/plantillas_maestras/01_seguro_vehicular/falta_atencion_o_demora_reclamo/2_o_mas_ddos_varios/varon/TPL_1513_2025_SEGURO_VEHICULAR_FALTA_ATENCION_O_DEMORA_RECLAMO_ASEGURADORA_VARON_R2.docx
@@ -1,8 +1,8 @@
 
 <file path=word/document.xml><?xml version="1.0" encoding="utf-8"?>
-<w:document xmlns:ns1="http://schemas.openxmlformats.org/markup-compatibility/2006" xmlns:ns2="http://schemas.microsoft.com/office/word/2010/wordml" xmlns:ns3="http://schemas.openxmlformats.org/officeDocument/2006/relationships" xmlns:w="http://schemas.openxmlformats.org/wordprocessingml/2006/main" ns1:Ignorable="w14 w15 w16se w16cid w16 w16cex w16sdtdh w16sdtfl w16du wp14">
+<w:document xmlns:mc="http://schemas.openxmlformats.org/markup-compatibility/2006" xmlns:r="http://schemas.openxmlformats.org/officeDocument/2006/relationships" xmlns:w="http://schemas.openxmlformats.org/wordprocessingml/2006/main" xmlns:w14="http://schemas.microsoft.com/office/word/2010/wordml" xmlns:w15="http://schemas.microsoft.com/office/word/2012/wordml" xmlns:w16="http://schemas.microsoft.com/office/word/2018/wordml" xmlns:w16cex="http://schemas.microsoft.com/office/word/2018/wordml/cex" xmlns:w16cid="http://schemas.microsoft.com/office/word/2016/wordml/cid" xmlns:w16du="http://schemas.microsoft.com/office/word/2023/wordml/word16du" xmlns:w16sdtdh="http://schemas.microsoft.com/office/word/2020/wordml/sdtdatahash" xmlns:w16se="http://schemas.microsoft.com/office/word/2015/wordml/symex" xmlns:wp14="http://schemas.microsoft.com/office/word/2010/wordprocessingDrawing" mc:Ignorable="w14 w15 w16se w16cid w16 w16cex w16sdtdh w16du wp14">
   <w:body>
-    <w:p ns2:paraId="4D92E425" ns2:textId="62247310">
+    <w:p>
       <w:pPr>
         <w:tabs>
           <w:tab w:val="left" w:pos="1701"/>
@@ -14,7 +14,7 @@
           <w:color w:val="000000"/>
           <w:kern w:val="0"/>
           <w:lang w:eastAsia="es-PE"/>
-          <ns2:ligatures ns2:val="none"/>
+          <w14:ligatures w14:val="none"/>
         </w:rPr>
       </w:pPr>
       <w:bookmarkStart w:id="0" w:name="_Hlk80343540"/>
@@ -25,7 +25,7 @@
           <w:color w:val="000000"/>
           <w:kern w:val="0"/>
           <w:lang w:eastAsia="es-PE"/>
-          <ns2:ligatures ns2:val="none"/>
+          <w14:ligatures w14:val="none"/>
         </w:rPr>
         <w:t xml:space="preserve">EXPEDIENTE </w:t>
       </w:r>
@@ -36,7 +36,7 @@
           <w:color w:val="000000"/>
           <w:kern w:val="0"/>
           <w:lang w:eastAsia="es-PE"/>
-          <ns2:ligatures ns2:val="none"/>
+          <w14:ligatures w14:val="none"/>
         </w:rPr>
         <w:tab/>
         <w:t>:</w:t>
@@ -48,7 +48,7 @@
           <w:color w:val="000000"/>
           <w:kern w:val="0"/>
           <w:lang w:eastAsia="es-PE"/>
-          <ns2:ligatures ns2:val="none"/>
+          <w14:ligatures w14:val="none"/>
         </w:rPr>
         <w:tab/>
       </w:r>
@@ -61,7 +61,7 @@
           <w:kern w:val="0"/>
           <w:shd w:val="clear" w:color="auto" w:fill="FFFFFF"/>
           <w:lang w:eastAsia="es-PE"/>
-          <ns2:ligatures ns2:val="none"/>
+          <w14:ligatures w14:val="none"/>
         </w:rPr>
         <w:t>1513-2025</w:t>
       </w:r>
@@ -74,12 +74,12 @@
           <w:kern w:val="0"/>
           <w:shd w:val="clear" w:color="auto" w:fill="FFFFFF"/>
           <w:lang w:eastAsia="es-PE"/>
-          <ns2:ligatures ns2:val="none"/>
+          <w14:ligatures w14:val="none"/>
         </w:rPr>
         <w:t>/CC1</w:t>
       </w:r>
     </w:p>
-    <w:p ns2:paraId="174737B6" ns2:textId="20E65F74">
+    <w:p>
       <w:pPr>
         <w:tabs>
           <w:tab w:val="left" w:pos="1701"/>
@@ -94,7 +94,7 @@
           <w:color w:val="000000"/>
           <w:kern w:val="0"/>
           <w:lang w:eastAsia="es-PE"/>
-          <ns2:ligatures ns2:val="none"/>
+          <w14:ligatures w14:val="none"/>
         </w:rPr>
       </w:pPr>
       <w:r>
@@ -104,101 +104,16 @@
           <w:color w:val="000000"/>
           <w:kern w:val="0"/>
           <w:lang w:eastAsia="es-PE"/>
-          <ns2:ligatures ns2:val="none"/>
-        </w:rPr>
-        <w:t xml:space="preserve">DENUNCIANTE:[DENUNCIANTE] (SEÑOR [APELLIDO] )</w:t>
-      </w:r>
-      <w:r>
-        <w:rPr>
-          <w:rFonts w:ascii="Arial Narrow" w:eastAsia="Arial Narrow" w:hAnsi="Arial Narrow" w:cs="Arial Narrow"/>
-          <w:b/>
-          <w:color w:val="000000"/>
-          <w:kern w:val="0"/>
-          <w:lang w:eastAsia="es-PE"/>
-          <ns2:ligatures ns2:val="none"/>
-        </w:rPr>
+          <w14:ligatures w14:val="none"/>
+        </w:rPr>
+        <w:t>DENUNCIANTE</w:t>
         <w:tab/>
-        <w:t/>
-      </w:r>
-      <w:r>
-        <w:rPr>
-          <w:rFonts w:ascii="Arial Narrow" w:eastAsia="Arial Narrow" w:hAnsi="Arial Narrow" w:cs="Arial Narrow"/>
-          <w:b/>
-          <w:color w:val="000000"/>
-          <w:kern w:val="0"/>
-          <w:lang w:eastAsia="es-PE"/>
-          <ns2:ligatures ns2:val="none"/>
-        </w:rPr>
+        <w:t>:</w:t>
         <w:tab/>
-      </w:r>
-      <w:r>
-        <w:rPr>
-          <w:rFonts w:ascii="Arial Narrow" w:eastAsia="Arial Narrow" w:hAnsi="Arial Narrow" w:cs="Arial Narrow"/>
-          <w:b/>
-          <w:color w:val="000000"/>
-          <w:kern w:val="0"/>
-          <w:lang w:eastAsia="es-PE"/>
-          <ns2:ligatures ns2:val="none"/>
-        </w:rPr>
-        <w:t/>
-      </w:r>
-      <w:r>
-        <w:rPr>
-          <w:rFonts w:ascii="Arial Narrow" w:eastAsia="Arial Narrow" w:hAnsi="Arial Narrow" w:cs="Arial Narrow"/>
-          <w:b/>
-          <w:color w:val="000000"/>
-          <w:kern w:val="0"/>
-          <w:lang w:eastAsia="es-PE"/>
-          <ns2:ligatures ns2:val="none"/>
-        </w:rPr>
-        <w:t/>
-      </w:r>
-      <w:r>
-        <w:rPr>
-          <w:rFonts w:ascii="Arial Narrow" w:eastAsia="Arial Narrow" w:hAnsi="Arial Narrow" w:cs="Arial Narrow"/>
-          <w:b/>
-          <w:color w:val="000000"/>
-          <w:kern w:val="0"/>
-          <w:lang w:eastAsia="es-PE"/>
-          <ns2:ligatures ns2:val="none"/>
-        </w:rPr>
-        <w:t xml:space="preserve"/>
-      </w:r>
-      <w:r>
-        <w:rPr>
-          <w:rFonts w:ascii="Arial Narrow" w:eastAsia="Arial Narrow" w:hAnsi="Arial Narrow" w:cs="Arial Narrow"/>
-          <w:b/>
-          <w:color w:val="000000"/>
-          <w:kern w:val="0"/>
-          <w:lang w:eastAsia="es-PE"/>
-          <ns2:ligatures ns2:val="none"/>
-        </w:rPr>
-        <w:t xml:space="preserve"/>
-      </w:r>
-      <w:r>
-        <w:rPr>
-          <w:rFonts w:ascii="Arial Narrow" w:eastAsia="Arial Narrow" w:hAnsi="Arial Narrow" w:cs="Arial Narrow"/>
-          <w:b/>
-          <w:color w:val="000000"/>
-          <w:kern w:val="0"/>
-          <w:lang w:eastAsia="es-PE"/>
-          <ns2:ligatures ns2:val="none"/>
-        </w:rPr>
-        <w:t/>
-      </w:r>
-      <w:r>
-        <w:rPr>
-          <w:rFonts w:ascii="Arial Narrow" w:eastAsia="Arial Narrow" w:hAnsi="Arial Narrow" w:cs="Arial Narrow"/>
-          <w:b/>
-          <w:color w:val="000000"/>
-          <w:kern w:val="0"/>
-          <w:lang w:eastAsia="es-PE"/>
-          <ns2:ligatures ns2:val="none"/>
-        </w:rPr>
-        <w:t/>
-      </w:r>
-    </w:p>
-    <w:p ns2:paraId="223101EF" ns2:textId="0BB9DA55">
+        <w:t xml:space="preserve">[DENUNCIANTE] (SEÑOR [APELLIDO] )</w:t>
+      </w:r>
+    </w:p>
+    <w:p>
       <w:pPr>
         <w:tabs>
           <w:tab w:val="left" w:pos="1701"/>
@@ -213,7 +128,7 @@
           <w:color w:val="000000"/>
           <w:kern w:val="0"/>
           <w:lang w:eastAsia="es-PE"/>
-          <ns2:ligatures ns2:val="none"/>
+          <w14:ligatures w14:val="none"/>
         </w:rPr>
       </w:pPr>
       <w:r>
@@ -223,7 +138,7 @@
           <w:color w:val="000000"/>
           <w:kern w:val="0"/>
           <w:lang w:eastAsia="es-PE"/>
-          <ns2:ligatures ns2:val="none"/>
+          <w14:ligatures w14:val="none"/>
         </w:rPr>
         <w:t>DENUNCIADOS</w:t>
       </w:r>
@@ -234,7 +149,7 @@
           <w:color w:val="000000"/>
           <w:kern w:val="0"/>
           <w:lang w:eastAsia="es-PE"/>
-          <ns2:ligatures ns2:val="none"/>
+          <w14:ligatures w14:val="none"/>
         </w:rPr>
         <w:tab/>
         <w:t>:</w:t>
@@ -246,7 +161,7 @@
           <w:color w:val="000000"/>
           <w:kern w:val="0"/>
           <w:lang w:eastAsia="es-PE"/>
-          <ns2:ligatures ns2:val="none"/>
+          <w14:ligatures w14:val="none"/>
         </w:rPr>
         <w:tab/>
       </w:r>
@@ -257,7 +172,7 @@
           <w:color w:val="000000"/>
           <w:kern w:val="0"/>
           <w:lang w:eastAsia="es-PE"/>
-          <ns2:ligatures ns2:val="none"/>
+          <w14:ligatures w14:val="none"/>
         </w:rPr>
         <w:t xml:space="preserve">RÍMAC SEGUROS Y REASEGUROS S.A. </w:t>
       </w:r>
@@ -268,7 +183,7 @@
           <w:color w:val="000000"/>
           <w:kern w:val="0"/>
           <w:lang w:eastAsia="es-PE"/>
-          <ns2:ligatures ns2:val="none"/>
+          <w14:ligatures w14:val="none"/>
         </w:rPr>
         <w:t>(</w:t>
       </w:r>
@@ -279,7 +194,7 @@
           <w:color w:val="000000"/>
           <w:kern w:val="0"/>
           <w:lang w:eastAsia="es-PE"/>
-          <ns2:ligatures ns2:val="none"/>
+          <w14:ligatures w14:val="none"/>
         </w:rPr>
         <w:t>RÍMAC</w:t>
       </w:r>
@@ -290,12 +205,12 @@
           <w:color w:val="000000"/>
           <w:kern w:val="0"/>
           <w:lang w:eastAsia="es-PE"/>
-          <ns2:ligatures ns2:val="none"/>
+          <w14:ligatures w14:val="none"/>
         </w:rPr>
         <w:t xml:space="preserve">) </w:t>
       </w:r>
     </w:p>
-    <w:p ns2:paraId="4D23E5DF" ns2:textId="33A521FE">
+    <w:p>
       <w:pPr>
         <w:tabs>
           <w:tab w:val="left" w:pos="1701"/>
@@ -310,7 +225,7 @@
           <w:color w:val="000000"/>
           <w:kern w:val="0"/>
           <w:lang w:eastAsia="es-PE"/>
-          <ns2:ligatures ns2:val="none"/>
+          <w14:ligatures w14:val="none"/>
         </w:rPr>
       </w:pPr>
       <w:r>
@@ -320,7 +235,7 @@
           <w:color w:val="000000"/>
           <w:kern w:val="0"/>
           <w:lang w:eastAsia="es-PE"/>
-          <ns2:ligatures ns2:val="none"/>
+          <w14:ligatures w14:val="none"/>
         </w:rPr>
         <w:tab/>
       </w:r>
@@ -331,7 +246,7 @@
           <w:color w:val="000000"/>
           <w:kern w:val="0"/>
           <w:lang w:eastAsia="es-PE"/>
-          <ns2:ligatures ns2:val="none"/>
+          <w14:ligatures w14:val="none"/>
         </w:rPr>
         <w:tab/>
       </w:r>
@@ -342,7 +257,7 @@
           <w:color w:val="000000"/>
           <w:kern w:val="0"/>
           <w:lang w:eastAsia="es-PE"/>
-          <ns2:ligatures ns2:val="none"/>
+          <w14:ligatures w14:val="none"/>
         </w:rPr>
         <w:t>CITY MOTORS S.A.C.</w:t>
       </w:r>
@@ -353,7 +268,7 @@
           <w:color w:val="000000"/>
           <w:kern w:val="0"/>
           <w:lang w:eastAsia="es-PE"/>
-          <ns2:ligatures ns2:val="none"/>
+          <w14:ligatures w14:val="none"/>
         </w:rPr>
         <w:t xml:space="preserve"> (</w:t>
       </w:r>
@@ -364,7 +279,7 @@
           <w:color w:val="000000"/>
           <w:kern w:val="0"/>
           <w:lang w:eastAsia="es-PE"/>
-          <ns2:ligatures ns2:val="none"/>
+          <w14:ligatures w14:val="none"/>
         </w:rPr>
         <w:t>CITY MOTORS</w:t>
       </w:r>
@@ -375,12 +290,12 @@
           <w:color w:val="000000"/>
           <w:kern w:val="0"/>
           <w:lang w:eastAsia="es-PE"/>
-          <ns2:ligatures ns2:val="none"/>
+          <w14:ligatures w14:val="none"/>
         </w:rPr>
         <w:t>)</w:t>
       </w:r>
     </w:p>
-    <w:p ns2:paraId="753670C1" ns2:textId="77777777">
+    <w:p>
       <w:pPr>
         <w:tabs>
           <w:tab w:val="left" w:pos="1701"/>
@@ -395,7 +310,7 @@
           <w:color w:val="000000"/>
           <w:kern w:val="0"/>
           <w:lang w:eastAsia="es-PE"/>
-          <ns2:ligatures ns2:val="none"/>
+          <w14:ligatures w14:val="none"/>
         </w:rPr>
       </w:pPr>
       <w:r>
@@ -405,7 +320,7 @@
           <w:color w:val="000000"/>
           <w:kern w:val="0"/>
           <w:lang w:eastAsia="es-PE"/>
-          <ns2:ligatures ns2:val="none"/>
+          <w14:ligatures w14:val="none"/>
         </w:rPr>
         <w:t>MATERIAS</w:t>
       </w:r>
@@ -416,7 +331,7 @@
           <w:color w:val="000000"/>
           <w:kern w:val="0"/>
           <w:lang w:eastAsia="es-PE"/>
-          <ns2:ligatures ns2:val="none"/>
+          <w14:ligatures w14:val="none"/>
         </w:rPr>
         <w:tab/>
         <w:t xml:space="preserve">: </w:t>
@@ -428,13 +343,13 @@
           <w:color w:val="000000"/>
           <w:kern w:val="0"/>
           <w:lang w:eastAsia="es-PE"/>
-          <ns2:ligatures ns2:val="none"/>
+          <w14:ligatures w14:val="none"/>
         </w:rPr>
         <w:tab/>
         <w:t>ADMISIÓN A TRÁMITE</w:t>
       </w:r>
     </w:p>
-    <w:p ns2:paraId="449086A9" ns2:textId="77777777">
+    <w:p>
       <w:pPr>
         <w:tabs>
           <w:tab w:val="left" w:pos="1701"/>
@@ -449,7 +364,7 @@
           <w:color w:val="000000"/>
           <w:kern w:val="0"/>
           <w:lang w:eastAsia="es-PE"/>
-          <ns2:ligatures ns2:val="none"/>
+          <w14:ligatures w14:val="none"/>
         </w:rPr>
       </w:pPr>
       <w:r>
@@ -459,12 +374,12 @@
           <w:color w:val="000000"/>
           <w:kern w:val="0"/>
           <w:lang w:eastAsia="es-PE"/>
-          <ns2:ligatures ns2:val="none"/>
+          <w14:ligatures w14:val="none"/>
         </w:rPr>
         <w:t xml:space="preserve">REQUERIMIENTO DE INFORMACIÓN </w:t>
       </w:r>
     </w:p>
-    <w:p ns2:paraId="778AE69F" ns2:textId="1E2DEDC8">
+    <w:p>
       <w:pPr>
         <w:tabs>
           <w:tab w:val="left" w:pos="1701"/>
@@ -478,7 +393,7 @@
           <w:color w:val="000000"/>
           <w:kern w:val="0"/>
           <w:lang w:eastAsia="es-PE"/>
-          <ns2:ligatures ns2:val="none"/>
+          <w14:ligatures w14:val="none"/>
         </w:rPr>
       </w:pPr>
       <w:r>
@@ -488,7 +403,7 @@
           <w:color w:val="000000"/>
           <w:kern w:val="0"/>
           <w:lang w:eastAsia="es-PE"/>
-          <ns2:ligatures ns2:val="none"/>
+          <w14:ligatures w14:val="none"/>
         </w:rPr>
         <w:t xml:space="preserve">RESOLUCIÓN </w:t>
       </w:r>
@@ -499,7 +414,7 @@
           <w:color w:val="000000"/>
           <w:kern w:val="0"/>
           <w:lang w:eastAsia="es-PE"/>
-          <ns2:ligatures ns2:val="none"/>
+          <w14:ligatures w14:val="none"/>
         </w:rPr>
         <w:tab/>
         <w:t>:</w:t>
@@ -511,7 +426,7 @@
           <w:color w:val="000000"/>
           <w:kern w:val="0"/>
           <w:lang w:eastAsia="es-PE"/>
-          <ns2:ligatures ns2:val="none"/>
+          <w14:ligatures w14:val="none"/>
         </w:rPr>
         <w:tab/>
       </w:r>
@@ -522,12 +437,12 @@
           <w:color w:val="000000"/>
           <w:kern w:val="0"/>
           <w:lang w:eastAsia="es-PE"/>
-          <ns2:ligatures ns2:val="none"/>
+          <w14:ligatures w14:val="none"/>
         </w:rPr>
         <w:t>2</w:t>
       </w:r>
     </w:p>
-    <w:p ns2:paraId="26BE4AD0" ns2:textId="77777777">
+    <w:p>
       <w:pPr>
         <w:tabs>
           <w:tab w:val="left" w:pos="1014"/>
@@ -540,11 +455,11 @@
           <w:kern w:val="0"/>
           <w:shd w:val="clear" w:color="auto" w:fill="FFFFFF"/>
           <w:lang w:eastAsia="es-PE"/>
-          <ns2:ligatures ns2:val="none"/>
-        </w:rPr>
-      </w:pPr>
-    </w:p>
-    <w:p ns2:paraId="6D48DA83" ns2:textId="7664B71A">
+          <w14:ligatures w14:val="none"/>
+        </w:rPr>
+      </w:pPr>
+    </w:p>
+    <w:p>
       <w:pPr>
         <w:tabs>
           <w:tab w:val="left" w:pos="1014"/>
@@ -557,7 +472,7 @@
           <w:kern w:val="0"/>
           <w:shd w:val="clear" w:color="auto" w:fill="FFFFFF"/>
           <w:lang w:eastAsia="es-PE"/>
-          <ns2:ligatures ns2:val="none"/>
+          <w14:ligatures w14:val="none"/>
         </w:rPr>
       </w:pPr>
       <w:r>
@@ -567,7 +482,7 @@
           <w:kern w:val="0"/>
           <w:shd w:val="clear" w:color="auto" w:fill="FFFFFF"/>
           <w:lang w:eastAsia="es-PE"/>
-          <ns2:ligatures ns2:val="none"/>
+          <w14:ligatures w14:val="none"/>
         </w:rPr>
         <w:t xml:space="preserve">Lima, </w:t>
       </w:r>
@@ -578,7 +493,7 @@
           <w:kern w:val="0"/>
           <w:shd w:val="clear" w:color="auto" w:fill="FFFFFF"/>
           <w:lang w:eastAsia="es-PE"/>
-          <ns2:ligatures ns2:val="none"/>
+          <w14:ligatures w14:val="none"/>
         </w:rPr>
         <w:t xml:space="preserve">15 de agosto de 2025</w:t>
       </w:r>
@@ -589,7 +504,7 @@
           <w:kern w:val="0"/>
           <w:shd w:val="clear" w:color="auto" w:fill="FFFFFF"/>
           <w:lang w:eastAsia="es-PE"/>
-          <ns2:ligatures ns2:val="none"/>
+          <w14:ligatures w14:val="none"/>
         </w:rPr>
         <w:t xml:space="preserve"/>
       </w:r>
@@ -600,7 +515,7 @@
           <w:kern w:val="0"/>
           <w:shd w:val="clear" w:color="auto" w:fill="FFFFFF"/>
           <w:lang w:eastAsia="es-PE"/>
-          <ns2:ligatures ns2:val="none"/>
+          <w14:ligatures w14:val="none"/>
         </w:rPr>
         <w:t xml:space="preserve"/>
       </w:r>
@@ -611,7 +526,7 @@
           <w:kern w:val="0"/>
           <w:shd w:val="clear" w:color="auto" w:fill="FFFFFF"/>
           <w:lang w:eastAsia="es-PE"/>
-          <ns2:ligatures ns2:val="none"/>
+          <w14:ligatures w14:val="none"/>
         </w:rPr>
         <w:t xml:space="preserve"/>
       </w:r>
@@ -622,12 +537,12 @@
           <w:kern w:val="0"/>
           <w:shd w:val="clear" w:color="auto" w:fill="FFFFFF"/>
           <w:lang w:eastAsia="es-PE"/>
-          <ns2:ligatures ns2:val="none"/>
+          <w14:ligatures w14:val="none"/>
         </w:rPr>
         <w:t xml:space="preserve"/>
       </w:r>
     </w:p>
-    <w:p ns2:paraId="1EF3C256" ns2:textId="77777777">
+    <w:p>
       <w:pPr>
         <w:tabs>
           <w:tab w:val="left" w:pos="1014"/>
@@ -639,11 +554,11 @@
           <w:color w:val="000000"/>
           <w:kern w:val="0"/>
           <w:lang w:eastAsia="es-PE"/>
-          <ns2:ligatures ns2:val="none"/>
-        </w:rPr>
-      </w:pPr>
-    </w:p>
-    <w:p ns2:paraId="087322B4" ns2:textId="77777777">
+          <w14:ligatures w14:val="none"/>
+        </w:rPr>
+      </w:pPr>
+    </w:p>
+    <w:p>
       <w:pPr>
         <w:numPr>
           <w:ilvl w:val="0"/>
@@ -657,7 +572,7 @@
           <w:color w:val="000000"/>
           <w:kern w:val="0"/>
           <w:lang w:eastAsia="es-PE"/>
-          <ns2:ligatures ns2:val="none"/>
+          <w14:ligatures w14:val="none"/>
         </w:rPr>
       </w:pPr>
       <w:r>
@@ -667,12 +582,12 @@
           <w:color w:val="000000"/>
           <w:kern w:val="0"/>
           <w:lang w:eastAsia="es-PE"/>
-          <ns2:ligatures ns2:val="none"/>
+          <w14:ligatures w14:val="none"/>
         </w:rPr>
         <w:t xml:space="preserve">HECHOS </w:t>
       </w:r>
     </w:p>
-    <w:p ns2:paraId="4407157A" ns2:textId="77777777">
+    <w:p>
       <w:pPr>
         <w:spacing w:after="0" w:line="240" w:lineRule="auto"/>
         <w:jc w:val="both"/>
@@ -681,11 +596,11 @@
           <w:color w:val="000000"/>
           <w:kern w:val="0"/>
           <w:lang w:eastAsia="es-PE"/>
-          <ns2:ligatures ns2:val="none"/>
-        </w:rPr>
-      </w:pPr>
-    </w:p>
-    <w:p ns2:paraId="5ECFCB1A" ns2:textId="35FD1987">
+          <w14:ligatures w14:val="none"/>
+        </w:rPr>
+      </w:pPr>
+    </w:p>
+    <w:p>
       <w:pPr>
         <w:numPr>
           <w:ilvl w:val="1"/>
@@ -699,7 +614,7 @@
           <w:color w:val="000000"/>
           <w:kern w:val="0"/>
           <w:lang w:val="es-ES" w:eastAsia="es-ES"/>
-          <ns2:ligatures ns2:val="none"/>
+          <w14:ligatures w14:val="none"/>
         </w:rPr>
       </w:pPr>
       <w:r>
@@ -708,7 +623,7 @@
           <w:color w:val="000000"/>
           <w:kern w:val="0"/>
           <w:lang w:val="es-ES" w:eastAsia="es-ES"/>
-          <ns2:ligatures ns2:val="none"/>
+          <w14:ligatures w14:val="none"/>
         </w:rPr>
         <w:t xml:space="preserve">Mediante la denuncia del 17 de abril de 2025, complementado con los escritos del 5 de junio de 2025, 19 de junio de 2025, 7 de julio de 2025 y 8 de julio de 2025, y subsanada mediante dos escritos del 4 de agosto de 2025, el señor [APELLIDO] denunció a Rímac y City Motors por presuntas infracciones a la Ley 29571, Código de Protección y Defensa del Consumidor (en adelante, Código), señalando lo siguiente:</w:t>
       </w:r>
@@ -718,7 +633,7 @@
           <w:color w:val="000000"/>
           <w:kern w:val="0"/>
           <w:lang w:val="es-ES" w:eastAsia="es-ES"/>
-          <ns2:ligatures ns2:val="none"/>
+          <w14:ligatures w14:val="none"/>
         </w:rPr>
         <w:t xml:space="preserve"/>
       </w:r>
@@ -728,7 +643,7 @@
           <w:color w:val="000000"/>
           <w:kern w:val="0"/>
           <w:lang w:val="es-ES" w:eastAsia="es-ES"/>
-          <ns2:ligatures ns2:val="none"/>
+          <w14:ligatures w14:val="none"/>
         </w:rPr>
         <w:t xml:space="preserve"/>
       </w:r>
@@ -738,7 +653,7 @@
           <w:color w:val="000000"/>
           <w:kern w:val="0"/>
           <w:lang w:val="es-ES" w:eastAsia="es-ES"/>
-          <ns2:ligatures ns2:val="none"/>
+          <w14:ligatures w14:val="none"/>
         </w:rPr>
         <w:t/>
       </w:r>
@@ -750,7 +665,7 @@
           <w:kern w:val="0"/>
           <w:vertAlign w:val="superscript"/>
           <w:lang w:val="es-ES" w:eastAsia="es-ES"/>
-          <ns2:ligatures ns2:val="none"/>
+          <w14:ligatures w14:val="none"/>
         </w:rPr>
         <w:footnoteReference w:id="1"/>
       </w:r>
@@ -760,7 +675,7 @@
           <w:color w:val="000000"/>
           <w:kern w:val="0"/>
           <w:lang w:val="es-ES" w:eastAsia="es-ES"/>
-          <ns2:ligatures ns2:val="none"/>
+          <w14:ligatures w14:val="none"/>
         </w:rPr>
         <w:t xml:space="preserve"/>
       </w:r>
@@ -770,7 +685,7 @@
           <w:color w:val="000000"/>
           <w:kern w:val="0"/>
           <w:lang w:val="es-ES" w:eastAsia="es-ES"/>
-          <ns2:ligatures ns2:val="none"/>
+          <w14:ligatures w14:val="none"/>
         </w:rPr>
         <w:t/>
       </w:r>
@@ -780,7 +695,7 @@
           <w:color w:val="000000"/>
           <w:kern w:val="0"/>
           <w:lang w:val="es-ES" w:eastAsia="es-ES"/>
-          <ns2:ligatures ns2:val="none"/>
+          <w14:ligatures w14:val="none"/>
         </w:rPr>
         <w:t xml:space="preserve"/>
       </w:r>
@@ -790,7 +705,7 @@
           <w:color w:val="000000"/>
           <w:kern w:val="0"/>
           <w:lang w:val="es-ES" w:eastAsia="es-ES"/>
-          <ns2:ligatures ns2:val="none"/>
+          <w14:ligatures w14:val="none"/>
         </w:rPr>
         <w:t xml:space="preserve"/>
       </w:r>
@@ -800,7 +715,7 @@
           <w:color w:val="000000"/>
           <w:kern w:val="0"/>
           <w:lang w:val="es-ES" w:eastAsia="es-ES"/>
-          <ns2:ligatures ns2:val="none"/>
+          <w14:ligatures w14:val="none"/>
         </w:rPr>
         <w:t xml:space="preserve"/>
       </w:r>
@@ -810,7 +725,7 @@
           <w:color w:val="000000"/>
           <w:kern w:val="0"/>
           <w:lang w:val="es-ES" w:eastAsia="es-ES"/>
-          <ns2:ligatures ns2:val="none"/>
+          <w14:ligatures w14:val="none"/>
         </w:rPr>
         <w:t/>
       </w:r>
@@ -820,7 +735,7 @@
           <w:color w:val="000000"/>
           <w:kern w:val="0"/>
           <w:lang w:val="es-ES" w:eastAsia="es-ES"/>
-          <ns2:ligatures ns2:val="none"/>
+          <w14:ligatures w14:val="none"/>
         </w:rPr>
         <w:t xml:space="preserve"/>
       </w:r>
@@ -830,7 +745,7 @@
           <w:color w:val="000000"/>
           <w:kern w:val="0"/>
           <w:lang w:val="es-ES" w:eastAsia="es-ES"/>
-          <ns2:ligatures ns2:val="none"/>
+          <w14:ligatures w14:val="none"/>
         </w:rPr>
         <w:t xml:space="preserve"/>
       </w:r>
@@ -840,7 +755,7 @@
           <w:color w:val="000000"/>
           <w:kern w:val="0"/>
           <w:lang w:val="es-ES" w:eastAsia="es-ES"/>
-          <ns2:ligatures ns2:val="none"/>
+          <w14:ligatures w14:val="none"/>
         </w:rPr>
         <w:t xml:space="preserve"/>
       </w:r>
@@ -850,7 +765,7 @@
           <w:color w:val="000000"/>
           <w:kern w:val="0"/>
           <w:lang w:val="es-ES" w:eastAsia="es-ES"/>
-          <ns2:ligatures ns2:val="none"/>
+          <w14:ligatures w14:val="none"/>
         </w:rPr>
         <w:t xml:space="preserve"/>
       </w:r>
@@ -860,7 +775,7 @@
           <w:color w:val="000000"/>
           <w:kern w:val="0"/>
           <w:lang w:val="es-ES" w:eastAsia="es-ES"/>
-          <ns2:ligatures ns2:val="none"/>
+          <w14:ligatures w14:val="none"/>
         </w:rPr>
         <w:t/>
       </w:r>
@@ -870,7 +785,7 @@
           <w:color w:val="000000"/>
           <w:kern w:val="0"/>
           <w:lang w:val="es-ES" w:eastAsia="es-ES"/>
-          <ns2:ligatures ns2:val="none"/>
+          <w14:ligatures w14:val="none"/>
         </w:rPr>
         <w:t/>
       </w:r>
@@ -880,7 +795,7 @@
           <w:color w:val="000000"/>
           <w:kern w:val="0"/>
           <w:lang w:val="es-ES" w:eastAsia="es-ES"/>
-          <ns2:ligatures ns2:val="none"/>
+          <w14:ligatures w14:val="none"/>
         </w:rPr>
         <w:t xml:space="preserve"/>
       </w:r>
@@ -890,7 +805,7 @@
           <w:color w:val="000000"/>
           <w:kern w:val="0"/>
           <w:lang w:val="es-ES" w:eastAsia="es-ES"/>
-          <ns2:ligatures ns2:val="none"/>
+          <w14:ligatures w14:val="none"/>
         </w:rPr>
         <w:t/>
       </w:r>
@@ -900,7 +815,7 @@
           <w:color w:val="000000"/>
           <w:kern w:val="0"/>
           <w:lang w:val="es-ES" w:eastAsia="es-ES"/>
-          <ns2:ligatures ns2:val="none"/>
+          <w14:ligatures w14:val="none"/>
         </w:rPr>
         <w:t xml:space="preserve"/>
       </w:r>
@@ -910,7 +825,7 @@
           <w:color w:val="000000"/>
           <w:kern w:val="0"/>
           <w:lang w:val="es-ES" w:eastAsia="es-ES"/>
-          <ns2:ligatures ns2:val="none"/>
+          <w14:ligatures w14:val="none"/>
         </w:rPr>
         <w:t/>
       </w:r>
@@ -920,7 +835,7 @@
           <w:color w:val="000000"/>
           <w:kern w:val="0"/>
           <w:lang w:val="es-ES" w:eastAsia="es-ES"/>
-          <ns2:ligatures ns2:val="none"/>
+          <w14:ligatures w14:val="none"/>
         </w:rPr>
         <w:t xml:space="preserve"/>
       </w:r>
@@ -928,7 +843,7 @@
         <w:rPr>
           <w:rFonts w:ascii="Arial Narrow" w:eastAsia="Calibri" w:hAnsi="Arial Narrow" w:cs="Arial"/>
           <w:kern w:val="0"/>
-          <ns2:ligatures ns2:val="none"/>
+          <w14:ligatures w14:val="none"/>
         </w:rPr>
         <w:t xml:space="preserve"/>
       </w:r>
@@ -936,7 +851,7 @@
         <w:rPr>
           <w:rFonts w:ascii="Arial Narrow" w:eastAsia="Calibri" w:hAnsi="Arial Narrow" w:cs="Arial"/>
           <w:kern w:val="0"/>
-          <ns2:ligatures ns2:val="none"/>
+          <w14:ligatures w14:val="none"/>
         </w:rPr>
         <w:t/>
       </w:r>
@@ -944,7 +859,7 @@
         <w:rPr>
           <w:rFonts w:ascii="Arial Narrow" w:eastAsia="Calibri" w:hAnsi="Arial Narrow" w:cs="Arial"/>
           <w:kern w:val="0"/>
-          <ns2:ligatures ns2:val="none"/>
+          <w14:ligatures w14:val="none"/>
         </w:rPr>
         <w:t/>
       </w:r>
@@ -952,7 +867,7 @@
         <w:rPr>
           <w:rFonts w:ascii="Arial Narrow" w:eastAsia="Calibri" w:hAnsi="Arial Narrow" w:cs="Arial"/>
           <w:kern w:val="0"/>
-          <ns2:ligatures ns2:val="none"/>
+          <w14:ligatures w14:val="none"/>
         </w:rPr>
         <w:t xml:space="preserve"/>
       </w:r>
@@ -960,7 +875,7 @@
         <w:rPr>
           <w:rFonts w:ascii="Arial Narrow" w:eastAsia="Calibri" w:hAnsi="Arial Narrow" w:cs="Arial"/>
           <w:kern w:val="0"/>
-          <ns2:ligatures ns2:val="none"/>
+          <w14:ligatures w14:val="none"/>
         </w:rPr>
         <w:t/>
       </w:r>
@@ -970,7 +885,7 @@
           <w:color w:val="000000"/>
           <w:kern w:val="0"/>
           <w:lang w:val="es-ES" w:eastAsia="es-ES"/>
-          <ns2:ligatures ns2:val="none"/>
+          <w14:ligatures w14:val="none"/>
         </w:rPr>
         <w:t xml:space="preserve"/>
       </w:r>
@@ -980,7 +895,7 @@
           <w:color w:val="000000"/>
           <w:kern w:val="0"/>
           <w:lang w:val="es-ES" w:eastAsia="es-ES"/>
-          <ns2:ligatures ns2:val="none"/>
+          <w14:ligatures w14:val="none"/>
         </w:rPr>
         <w:t xml:space="preserve"/>
       </w:r>
@@ -990,7 +905,7 @@
           <w:color w:val="000000"/>
           <w:kern w:val="0"/>
           <w:lang w:val="es-ES" w:eastAsia="es-ES"/>
-          <ns2:ligatures ns2:val="none"/>
+          <w14:ligatures w14:val="none"/>
         </w:rPr>
         <w:t xml:space="preserve"/>
       </w:r>
@@ -1000,7 +915,7 @@
           <w:color w:val="000000"/>
           <w:kern w:val="0"/>
           <w:lang w:val="es-ES" w:eastAsia="es-ES"/>
-          <ns2:ligatures ns2:val="none"/>
+          <w14:ligatures w14:val="none"/>
         </w:rPr>
         <w:t xml:space="preserve"/>
       </w:r>
@@ -1010,7 +925,7 @@
           <w:color w:val="000000"/>
           <w:kern w:val="0"/>
           <w:lang w:val="es-ES" w:eastAsia="es-ES"/>
-          <ns2:ligatures ns2:val="none"/>
+          <w14:ligatures w14:val="none"/>
         </w:rPr>
         <w:t/>
       </w:r>
@@ -1020,7 +935,7 @@
           <w:color w:val="000000"/>
           <w:kern w:val="0"/>
           <w:lang w:val="es-ES" w:eastAsia="es-ES"/>
-          <ns2:ligatures ns2:val="none"/>
+          <w14:ligatures w14:val="none"/>
         </w:rPr>
         <w:t xml:space="preserve"/>
       </w:r>
@@ -1032,7 +947,7 @@
           <w:kern w:val="0"/>
           <w:vertAlign w:val="superscript"/>
           <w:lang w:val="es-ES" w:eastAsia="es-ES"/>
-          <ns2:ligatures ns2:val="none"/>
+          <w14:ligatures w14:val="none"/>
         </w:rPr>
         <w:footnoteReference w:id="2"/>
       </w:r>
@@ -1042,7 +957,7 @@
           <w:color w:val="000000"/>
           <w:kern w:val="0"/>
           <w:lang w:val="es-ES" w:eastAsia="es-ES"/>
-          <ns2:ligatures ns2:val="none"/>
+          <w14:ligatures w14:val="none"/>
         </w:rPr>
         <w:t xml:space="preserve"/>
       </w:r>
@@ -1053,12 +968,12 @@
           <w:color w:val="000000"/>
           <w:kern w:val="0"/>
           <w:lang w:val="es-ES" w:eastAsia="es-ES"/>
-          <ns2:ligatures ns2:val="none"/>
+          <w14:ligatures w14:val="none"/>
         </w:rPr>
         <w:t/>
       </w:r>
     </w:p>
-    <w:p ns2:paraId="64AF7FDB" ns2:textId="77777777">
+    <w:p>
       <w:pPr>
         <w:tabs>
           <w:tab w:val="left" w:pos="1134"/>
@@ -1070,11 +985,11 @@
           <w:color w:val="000000"/>
           <w:kern w:val="0"/>
           <w:lang w:val="es-ES" w:eastAsia="es-ES"/>
-          <ns2:ligatures ns2:val="none"/>
-        </w:rPr>
-      </w:pPr>
-    </w:p>
-    <w:p ns2:paraId="297E61A6" ns2:textId="17046458">
+          <w14:ligatures w14:val="none"/>
+        </w:rPr>
+      </w:pPr>
+    </w:p>
+    <w:p>
       <w:pPr>
         <w:pStyle w:val="Prrafodelista"/>
         <w:numPr>
@@ -1093,16 +1008,16 @@
           <w:color w:val="000000"/>
           <w:kern w:val="0"/>
           <w:lang w:eastAsia="es-ES"/>
-          <ns2:ligatures ns2:val="none"/>
-        </w:rPr>
-      </w:pPr>
-      <w:r>
-        <w:rPr>
-          <w:rFonts w:ascii="Arial Narrow" w:eastAsia="Times New Roman" w:hAnsi="Arial Narrow" w:cs="Arial"/>
-          <w:color w:val="000000"/>
-          <w:kern w:val="0"/>
-          <w:lang w:eastAsia="es-ES"/>
-          <ns2:ligatures ns2:val="none"/>
+          <w14:ligatures w14:val="none"/>
+        </w:rPr>
+      </w:pPr>
+      <w:r>
+        <w:rPr>
+          <w:rFonts w:ascii="Arial Narrow" w:eastAsia="Times New Roman" w:hAnsi="Arial Narrow" w:cs="Arial"/>
+          <w:color w:val="000000"/>
+          <w:kern w:val="0"/>
+          <w:lang w:eastAsia="es-ES"/>
+          <w14:ligatures w14:val="none"/>
         </w:rPr>
         <w:t xml:space="preserve">Con anterioridad al 4 de octubre de 2024, contrató </w:t>
       </w:r>
@@ -1112,7 +1027,7 @@
           <w:color w:val="000000"/>
           <w:kern w:val="0"/>
           <w:lang w:eastAsia="es-ES"/>
-          <ns2:ligatures ns2:val="none"/>
+          <w14:ligatures w14:val="none"/>
         </w:rPr>
         <w:t>el</w:t>
       </w:r>
@@ -1122,7 +1037,7 @@
           <w:color w:val="000000"/>
           <w:kern w:val="0"/>
           <w:lang w:eastAsia="es-ES"/>
-          <ns2:ligatures ns2:val="none"/>
+          <w14:ligatures w14:val="none"/>
         </w:rPr>
         <w:t xml:space="preserve"> Seguro </w:t>
       </w:r>
@@ -1132,7 +1047,7 @@
           <w:color w:val="000000"/>
           <w:kern w:val="0"/>
           <w:lang w:eastAsia="es-ES"/>
-          <ns2:ligatures ns2:val="none"/>
+          <w14:ligatures w14:val="none"/>
         </w:rPr>
         <w:t>Vehicular</w:t>
       </w:r>
@@ -1142,7 +1057,7 @@
           <w:color w:val="000000"/>
           <w:kern w:val="0"/>
           <w:lang w:eastAsia="es-ES"/>
-          <ns2:ligatures ns2:val="none"/>
+          <w14:ligatures w14:val="none"/>
         </w:rPr>
         <w:t xml:space="preserve"> – Póliza </w:t>
       </w:r>
@@ -1152,7 +1067,7 @@
           <w:color w:val="000000"/>
           <w:kern w:val="0"/>
           <w:lang w:eastAsia="es-ES"/>
-          <ns2:ligatures ns2:val="none"/>
+          <w14:ligatures w14:val="none"/>
         </w:rPr>
         <w:t xml:space="preserve">2101-1106499 </w:t>
       </w:r>
@@ -1162,7 +1077,7 @@
           <w:color w:val="000000"/>
           <w:kern w:val="0"/>
           <w:lang w:eastAsia="es-ES"/>
-          <ns2:ligatures ns2:val="none"/>
+          <w14:ligatures w14:val="none"/>
         </w:rPr>
         <w:t xml:space="preserve">(en adelante, </w:t>
       </w:r>
@@ -1172,7 +1087,7 @@
           <w:color w:val="000000"/>
           <w:kern w:val="0"/>
           <w:lang w:eastAsia="es-ES"/>
-          <ns2:ligatures ns2:val="none"/>
+          <w14:ligatures w14:val="none"/>
         </w:rPr>
         <w:t xml:space="preserve">Seguro </w:t>
       </w:r>
@@ -1182,7 +1097,7 @@
           <w:color w:val="000000"/>
           <w:kern w:val="0"/>
           <w:lang w:eastAsia="es-ES"/>
-          <ns2:ligatures ns2:val="none"/>
+          <w14:ligatures w14:val="none"/>
         </w:rPr>
         <w:t>Vehicular</w:t>
       </w:r>
@@ -1192,7 +1107,7 @@
           <w:color w:val="000000"/>
           <w:kern w:val="0"/>
           <w:lang w:eastAsia="es-ES"/>
-          <ns2:ligatures ns2:val="none"/>
+          <w14:ligatures w14:val="none"/>
         </w:rPr>
         <w:t>) con Rímac, para la cobertura de</w:t>
       </w:r>
@@ -1202,7 +1117,7 @@
           <w:color w:val="000000"/>
           <w:kern w:val="0"/>
           <w:lang w:eastAsia="es-ES"/>
-          <ns2:ligatures ns2:val="none"/>
+          <w14:ligatures w14:val="none"/>
         </w:rPr>
         <w:t xml:space="preserve"> su</w:t>
       </w:r>
@@ -1212,12 +1127,12 @@
           <w:color w:val="000000"/>
           <w:kern w:val="0"/>
           <w:lang w:eastAsia="es-ES"/>
-          <ns2:ligatures ns2:val="none"/>
+          <w14:ligatures w14:val="none"/>
         </w:rPr>
         <w:t xml:space="preserve"> vehículo con Placa de Rodaje BMX244. </w:t>
       </w:r>
     </w:p>
-    <w:p ns2:paraId="4E350669" ns2:textId="77777777">
+    <w:p>
       <w:pPr>
         <w:pStyle w:val="Prrafodelista"/>
         <w:spacing w:line="240" w:lineRule="auto"/>
@@ -1228,11 +1143,11 @@
           <w:color w:val="000000"/>
           <w:kern w:val="0"/>
           <w:lang w:eastAsia="es-ES"/>
-          <ns2:ligatures ns2:val="none"/>
-        </w:rPr>
-      </w:pPr>
-    </w:p>
-    <w:p ns2:paraId="3C51CEBC" ns2:textId="4A14F228">
+          <w14:ligatures w14:val="none"/>
+        </w:rPr>
+      </w:pPr>
+    </w:p>
+    <w:p>
       <w:pPr>
         <w:pStyle w:val="Prrafodelista"/>
         <w:numPr>
@@ -1251,16 +1166,16 @@
           <w:color w:val="000000"/>
           <w:kern w:val="0"/>
           <w:lang w:eastAsia="es-ES"/>
-          <ns2:ligatures ns2:val="none"/>
-        </w:rPr>
-      </w:pPr>
-      <w:r>
-        <w:rPr>
-          <w:rFonts w:ascii="Arial Narrow" w:eastAsia="Times New Roman" w:hAnsi="Arial Narrow" w:cs="Arial"/>
-          <w:color w:val="000000"/>
-          <w:kern w:val="0"/>
-          <w:lang w:eastAsia="es-ES"/>
-          <ns2:ligatures ns2:val="none"/>
+          <w14:ligatures w14:val="none"/>
+        </w:rPr>
+      </w:pPr>
+      <w:r>
+        <w:rPr>
+          <w:rFonts w:ascii="Arial Narrow" w:eastAsia="Times New Roman" w:hAnsi="Arial Narrow" w:cs="Arial"/>
+          <w:color w:val="000000"/>
+          <w:kern w:val="0"/>
+          <w:lang w:eastAsia="es-ES"/>
+          <w14:ligatures w14:val="none"/>
         </w:rPr>
         <w:t xml:space="preserve">El 4 de octubre de 2024, ocurrió un siniestro de </w:t>
       </w:r>
@@ -1270,7 +1185,7 @@
           <w:color w:val="000000"/>
           <w:kern w:val="0"/>
           <w:lang w:eastAsia="es-ES"/>
-          <ns2:ligatures ns2:val="none"/>
+          <w14:ligatures w14:val="none"/>
         </w:rPr>
         <w:t>sustracción</w:t>
       </w:r>
@@ -1280,7 +1195,7 @@
           <w:color w:val="000000"/>
           <w:kern w:val="0"/>
           <w:lang w:eastAsia="es-ES"/>
-          <ns2:ligatures ns2:val="none"/>
+          <w14:ligatures w14:val="none"/>
         </w:rPr>
         <w:t xml:space="preserve"> parcial de</w:t>
       </w:r>
@@ -1290,7 +1205,7 @@
           <w:color w:val="000000"/>
           <w:kern w:val="0"/>
           <w:lang w:eastAsia="es-ES"/>
-          <ns2:ligatures ns2:val="none"/>
+          <w14:ligatures w14:val="none"/>
         </w:rPr>
         <w:t xml:space="preserve"> su</w:t>
       </w:r>
@@ -1300,7 +1215,7 @@
           <w:color w:val="000000"/>
           <w:kern w:val="0"/>
           <w:lang w:eastAsia="es-ES"/>
-          <ns2:ligatures ns2:val="none"/>
+          <w14:ligatures w14:val="none"/>
         </w:rPr>
         <w:t xml:space="preserve"> vehículo asegurado. El mismo día, trasladó el vehículo al concesionario oficial con conocimiento de Rímac, quien gestionó el servicio de grúa. Posteriormente, </w:t>
       </w:r>
@@ -1310,7 +1225,7 @@
           <w:color w:val="000000"/>
           <w:kern w:val="0"/>
           <w:lang w:eastAsia="es-ES"/>
-          <ns2:ligatures ns2:val="none"/>
+          <w14:ligatures w14:val="none"/>
         </w:rPr>
         <w:t>la compañía aseguradora</w:t>
       </w:r>
@@ -1320,7 +1235,7 @@
           <w:color w:val="000000"/>
           <w:kern w:val="0"/>
           <w:lang w:eastAsia="es-ES"/>
-          <ns2:ligatures ns2:val="none"/>
+          <w14:ligatures w14:val="none"/>
         </w:rPr>
         <w:t xml:space="preserve"> le indicó retirar el vehículo del concesionario </w:t>
       </w:r>
@@ -1330,7 +1245,7 @@
           <w:color w:val="000000"/>
           <w:kern w:val="0"/>
           <w:lang w:eastAsia="es-ES"/>
-          <ns2:ligatures ns2:val="none"/>
+          <w14:ligatures w14:val="none"/>
         </w:rPr>
         <w:t xml:space="preserve">para ser derivado y retenido </w:t>
       </w:r>
@@ -1340,7 +1255,7 @@
           <w:color w:val="000000"/>
           <w:kern w:val="0"/>
           <w:lang w:eastAsia="es-ES"/>
-          <ns2:ligatures ns2:val="none"/>
+          <w14:ligatures w14:val="none"/>
         </w:rPr>
         <w:t xml:space="preserve">al taller </w:t>
       </w:r>
@@ -1350,7 +1265,7 @@
           <w:color w:val="000000"/>
           <w:kern w:val="0"/>
           <w:lang w:eastAsia="es-ES"/>
-          <ns2:ligatures ns2:val="none"/>
+          <w14:ligatures w14:val="none"/>
         </w:rPr>
         <w:t>de</w:t>
       </w:r>
@@ -1360,7 +1275,7 @@
           <w:color w:val="000000"/>
           <w:kern w:val="0"/>
           <w:lang w:eastAsia="es-ES"/>
-          <ns2:ligatures ns2:val="none"/>
+          <w14:ligatures w14:val="none"/>
         </w:rPr>
         <w:t xml:space="preserve"> City Motors</w:t>
       </w:r>
@@ -1370,12 +1285,12 @@
           <w:color w:val="000000"/>
           <w:kern w:val="0"/>
           <w:lang w:eastAsia="es-ES"/>
-          <ns2:ligatures ns2:val="none"/>
+          <w14:ligatures w14:val="none"/>
         </w:rPr>
         <w:t>.</w:t>
       </w:r>
     </w:p>
-    <w:p ns2:paraId="592B81DE" ns2:textId="77777777">
+    <w:p>
       <w:pPr>
         <w:pStyle w:val="Prrafodelista"/>
         <w:spacing w:line="240" w:lineRule="auto"/>
@@ -1384,11 +1299,11 @@
           <w:color w:val="000000"/>
           <w:kern w:val="0"/>
           <w:lang w:eastAsia="es-ES"/>
-          <ns2:ligatures ns2:val="none"/>
-        </w:rPr>
-      </w:pPr>
-    </w:p>
-    <w:p ns2:paraId="5A31957B" ns2:textId="544CBCB0">
+          <w14:ligatures w14:val="none"/>
+        </w:rPr>
+      </w:pPr>
+    </w:p>
+    <w:p>
       <w:pPr>
         <w:pStyle w:val="Prrafodelista"/>
         <w:numPr>
@@ -1407,16 +1322,16 @@
           <w:color w:val="000000"/>
           <w:kern w:val="0"/>
           <w:lang w:eastAsia="es-ES"/>
-          <ns2:ligatures ns2:val="none"/>
-        </w:rPr>
-      </w:pPr>
-      <w:r>
-        <w:rPr>
-          <w:rFonts w:ascii="Arial Narrow" w:eastAsia="Times New Roman" w:hAnsi="Arial Narrow" w:cs="Arial"/>
-          <w:color w:val="000000"/>
-          <w:kern w:val="0"/>
-          <w:lang w:eastAsia="es-ES"/>
-          <ns2:ligatures ns2:val="none"/>
+          <w14:ligatures w14:val="none"/>
+        </w:rPr>
+      </w:pPr>
+      <w:r>
+        <w:rPr>
+          <w:rFonts w:ascii="Arial Narrow" w:eastAsia="Times New Roman" w:hAnsi="Arial Narrow" w:cs="Arial"/>
+          <w:color w:val="000000"/>
+          <w:kern w:val="0"/>
+          <w:lang w:eastAsia="es-ES"/>
+          <w14:ligatures w14:val="none"/>
         </w:rPr>
         <w:t>E</w:t>
       </w:r>
@@ -1426,7 +1341,7 @@
           <w:color w:val="000000"/>
           <w:kern w:val="0"/>
           <w:lang w:eastAsia="es-ES"/>
-          <ns2:ligatures ns2:val="none"/>
+          <w14:ligatures w14:val="none"/>
         </w:rPr>
         <w:t xml:space="preserve">l 14 de febrero de 2025, </w:t>
       </w:r>
@@ -1436,7 +1351,7 @@
           <w:color w:val="000000"/>
           <w:kern w:val="0"/>
           <w:lang w:eastAsia="es-ES"/>
-          <ns2:ligatures ns2:val="none"/>
+          <w14:ligatures w14:val="none"/>
         </w:rPr>
         <w:t>producto de</w:t>
       </w:r>
@@ -1446,7 +1361,7 @@
           <w:color w:val="000000"/>
           <w:kern w:val="0"/>
           <w:lang w:eastAsia="es-ES"/>
-          <ns2:ligatures ns2:val="none"/>
+          <w14:ligatures w14:val="none"/>
         </w:rPr>
         <w:t xml:space="preserve"> </w:t>
       </w:r>
@@ -1456,7 +1371,7 @@
           <w:color w:val="000000"/>
           <w:kern w:val="0"/>
           <w:lang w:eastAsia="es-ES"/>
-          <ns2:ligatures ns2:val="none"/>
+          <w14:ligatures w14:val="none"/>
         </w:rPr>
         <w:t>la tensión emocional</w:t>
       </w:r>
@@ -1466,7 +1381,7 @@
           <w:color w:val="000000"/>
           <w:kern w:val="0"/>
           <w:lang w:eastAsia="es-ES"/>
-          <ns2:ligatures ns2:val="none"/>
+          <w14:ligatures w14:val="none"/>
         </w:rPr>
         <w:t xml:space="preserve"> y</w:t>
       </w:r>
@@ -1476,7 +1391,7 @@
           <w:color w:val="000000"/>
           <w:kern w:val="0"/>
           <w:lang w:eastAsia="es-ES"/>
-          <ns2:ligatures ns2:val="none"/>
+          <w14:ligatures w14:val="none"/>
         </w:rPr>
         <w:t xml:space="preserve"> esfuerzo físico </w:t>
       </w:r>
@@ -1486,7 +1401,7 @@
           <w:color w:val="000000"/>
           <w:kern w:val="0"/>
           <w:lang w:eastAsia="es-ES"/>
-          <ns2:ligatures ns2:val="none"/>
+          <w14:ligatures w14:val="none"/>
         </w:rPr>
         <w:t xml:space="preserve">fue diagnosticado con lumbago no especificado por el Hospital Alberto Barton Thompson, con restricción de movilidad y </w:t>
       </w:r>
@@ -1496,12 +1411,12 @@
           <w:color w:val="000000"/>
           <w:kern w:val="0"/>
           <w:lang w:eastAsia="es-ES"/>
-          <ns2:ligatures ns2:val="none"/>
+          <w14:ligatures w14:val="none"/>
         </w:rPr>
         <w:t>calidad de vida.</w:t>
       </w:r>
     </w:p>
-    <w:p ns2:paraId="3B407BBB" ns2:textId="77777777">
+    <w:p>
       <w:pPr>
         <w:pStyle w:val="Prrafodelista"/>
         <w:spacing w:line="240" w:lineRule="auto"/>
@@ -1510,11 +1425,11 @@
           <w:color w:val="000000"/>
           <w:kern w:val="0"/>
           <w:lang w:eastAsia="es-ES"/>
-          <ns2:ligatures ns2:val="none"/>
-        </w:rPr>
-      </w:pPr>
-    </w:p>
-    <w:p ns2:paraId="31C6A51D" ns2:textId="0DD5589C">
+          <w14:ligatures w14:val="none"/>
+        </w:rPr>
+      </w:pPr>
+    </w:p>
+    <w:p>
       <w:pPr>
         <w:pStyle w:val="Prrafodelista"/>
         <w:numPr>
@@ -1533,16 +1448,16 @@
           <w:color w:val="000000"/>
           <w:kern w:val="0"/>
           <w:lang w:eastAsia="es-ES"/>
-          <ns2:ligatures ns2:val="none"/>
-        </w:rPr>
-      </w:pPr>
-      <w:r>
-        <w:rPr>
-          <w:rFonts w:ascii="Arial Narrow" w:eastAsia="Times New Roman" w:hAnsi="Arial Narrow" w:cs="Arial"/>
-          <w:color w:val="000000"/>
-          <w:kern w:val="0"/>
-          <w:lang w:eastAsia="es-ES"/>
-          <ns2:ligatures ns2:val="none"/>
+          <w14:ligatures w14:val="none"/>
+        </w:rPr>
+      </w:pPr>
+      <w:r>
+        <w:rPr>
+          <w:rFonts w:ascii="Arial Narrow" w:eastAsia="Times New Roman" w:hAnsi="Arial Narrow" w:cs="Arial"/>
+          <w:color w:val="000000"/>
+          <w:kern w:val="0"/>
+          <w:lang w:eastAsia="es-ES"/>
+          <w14:ligatures w14:val="none"/>
         </w:rPr>
         <w:t>El 3 de marzo de 2025, Rímac emitió una carta</w:t>
       </w:r>
@@ -1552,7 +1467,7 @@
           <w:color w:val="000000"/>
           <w:kern w:val="0"/>
           <w:lang w:eastAsia="es-ES"/>
-          <ns2:ligatures ns2:val="none"/>
+          <w14:ligatures w14:val="none"/>
         </w:rPr>
         <w:t xml:space="preserve"> en la que señalaba aplicar el deducible del 20% sin sustento técnico y </w:t>
       </w:r>
@@ -1562,7 +1477,7 @@
           <w:color w:val="000000"/>
           <w:kern w:val="0"/>
           <w:lang w:eastAsia="es-ES"/>
-          <ns2:ligatures ns2:val="none"/>
+          <w14:ligatures w14:val="none"/>
         </w:rPr>
         <w:t>reconociendo</w:t>
       </w:r>
@@ -1572,7 +1487,7 @@
           <w:color w:val="000000"/>
           <w:kern w:val="0"/>
           <w:lang w:eastAsia="es-ES"/>
-          <ns2:ligatures ns2:val="none"/>
+          <w14:ligatures w14:val="none"/>
         </w:rPr>
         <w:t xml:space="preserve"> que el repues</w:t>
       </w:r>
@@ -1582,7 +1497,7 @@
           <w:color w:val="000000"/>
           <w:kern w:val="0"/>
           <w:lang w:eastAsia="es-ES"/>
-          <ns2:ligatures ns2:val="none"/>
+          <w14:ligatures w14:val="none"/>
         </w:rPr>
         <w:t xml:space="preserve">to principal </w:t>
       </w:r>
@@ -1592,7 +1507,7 @@
           <w:color w:val="000000"/>
           <w:kern w:val="0"/>
           <w:lang w:eastAsia="es-ES"/>
-          <ns2:ligatures ns2:val="none"/>
+          <w14:ligatures w14:val="none"/>
         </w:rPr>
         <w:t xml:space="preserve">consistente en el </w:t>
       </w:r>
@@ -1602,7 +1517,7 @@
           <w:color w:val="000000"/>
           <w:kern w:val="0"/>
           <w:lang w:eastAsia="es-ES"/>
-          <ns2:ligatures ns2:val="none"/>
+          <w14:ligatures w14:val="none"/>
         </w:rPr>
         <w:t>ramal del tablero no existía en stock ni se fabricaba</w:t>
       </w:r>
@@ -1612,7 +1527,7 @@
           <w:color w:val="000000"/>
           <w:kern w:val="0"/>
           <w:lang w:eastAsia="es-ES"/>
-          <ns2:ligatures ns2:val="none"/>
+          <w14:ligatures w14:val="none"/>
         </w:rPr>
         <w:t>;</w:t>
       </w:r>
@@ -1622,7 +1537,7 @@
           <w:color w:val="000000"/>
           <w:kern w:val="0"/>
           <w:lang w:eastAsia="es-ES"/>
-          <ns2:ligatures ns2:val="none"/>
+          <w14:ligatures w14:val="none"/>
         </w:rPr>
         <w:t xml:space="preserve"> </w:t>
       </w:r>
@@ -1632,7 +1547,7 @@
           <w:color w:val="000000"/>
           <w:kern w:val="0"/>
           <w:lang w:eastAsia="es-ES"/>
-          <ns2:ligatures ns2:val="none"/>
+          <w14:ligatures w14:val="none"/>
         </w:rPr>
         <w:t>asimismo, autorizaba</w:t>
       </w:r>
@@ -1642,7 +1557,7 @@
           <w:color w:val="000000"/>
           <w:kern w:val="0"/>
           <w:lang w:eastAsia="es-ES"/>
-          <ns2:ligatures ns2:val="none"/>
+          <w14:ligatures w14:val="none"/>
         </w:rPr>
         <w:t xml:space="preserve"> el pago de una indemnización de S/ 8 290,00</w:t>
       </w:r>
@@ -1652,7 +1567,7 @@
           <w:color w:val="000000"/>
           <w:kern w:val="0"/>
           <w:lang w:eastAsia="es-ES"/>
-          <ns2:ligatures ns2:val="none"/>
+          <w14:ligatures w14:val="none"/>
         </w:rPr>
         <w:t>, lo cual implica</w:t>
       </w:r>
@@ -1662,7 +1577,7 @@
           <w:color w:val="000000"/>
           <w:kern w:val="0"/>
           <w:lang w:eastAsia="es-ES"/>
-          <ns2:ligatures ns2:val="none"/>
+          <w14:ligatures w14:val="none"/>
         </w:rPr>
         <w:t>ba</w:t>
       </w:r>
@@ -1672,7 +1587,7 @@
           <w:color w:val="000000"/>
           <w:kern w:val="0"/>
           <w:lang w:eastAsia="es-ES"/>
-          <ns2:ligatures ns2:val="none"/>
+          <w14:ligatures w14:val="none"/>
         </w:rPr>
         <w:t xml:space="preserve"> la activación de </w:t>
       </w:r>
@@ -1682,7 +1597,7 @@
           <w:color w:val="000000"/>
           <w:kern w:val="0"/>
           <w:lang w:eastAsia="es-ES"/>
-          <ns2:ligatures ns2:val="none"/>
+          <w14:ligatures w14:val="none"/>
         </w:rPr>
         <w:t>la cláusula</w:t>
       </w:r>
@@ -1692,7 +1607,7 @@
           <w:color w:val="000000"/>
           <w:kern w:val="0"/>
           <w:lang w:eastAsia="es-ES"/>
-          <ns2:ligatures ns2:val="none"/>
+          <w14:ligatures w14:val="none"/>
         </w:rPr>
         <w:t xml:space="preserve"> VEH018</w:t>
       </w:r>
@@ -1702,7 +1617,7 @@
           <w:color w:val="000000"/>
           <w:kern w:val="0"/>
           <w:lang w:eastAsia="es-ES"/>
-          <ns2:ligatures ns2:val="none"/>
+          <w14:ligatures w14:val="none"/>
         </w:rPr>
         <w:t xml:space="preserve"> </w:t>
       </w:r>
@@ -1712,7 +1627,7 @@
           <w:color w:val="000000"/>
           <w:kern w:val="0"/>
           <w:lang w:eastAsia="es-ES"/>
-          <ns2:ligatures ns2:val="none"/>
+          <w14:ligatures w14:val="none"/>
         </w:rPr>
         <w:t>de indemnización</w:t>
       </w:r>
@@ -1722,7 +1637,7 @@
           <w:color w:val="000000"/>
           <w:kern w:val="0"/>
           <w:lang w:eastAsia="es-ES"/>
-          <ns2:ligatures ns2:val="none"/>
+          <w14:ligatures w14:val="none"/>
         </w:rPr>
         <w:t xml:space="preserve"> por imposibilidad de </w:t>
       </w:r>
@@ -1732,7 +1647,7 @@
           <w:color w:val="000000"/>
           <w:kern w:val="0"/>
           <w:lang w:eastAsia="es-ES"/>
-          <ns2:ligatures ns2:val="none"/>
+          <w14:ligatures w14:val="none"/>
         </w:rPr>
         <w:t>reparación, pero no la activó</w:t>
       </w:r>
@@ -1742,12 +1657,12 @@
           <w:color w:val="000000"/>
           <w:kern w:val="0"/>
           <w:lang w:eastAsia="es-ES"/>
-          <ns2:ligatures ns2:val="none"/>
+          <w14:ligatures w14:val="none"/>
         </w:rPr>
         <w:t>.</w:t>
       </w:r>
     </w:p>
-    <w:p ns2:paraId="7EB842DE" ns2:textId="77777777">
+    <w:p>
       <w:pPr>
         <w:pStyle w:val="Prrafodelista"/>
         <w:spacing w:line="240" w:lineRule="auto"/>
@@ -1756,11 +1671,11 @@
           <w:color w:val="000000"/>
           <w:kern w:val="0"/>
           <w:lang w:eastAsia="es-ES"/>
-          <ns2:ligatures ns2:val="none"/>
-        </w:rPr>
-      </w:pPr>
-    </w:p>
-    <w:p ns2:paraId="1EDF7C82" ns2:textId="358155A2">
+          <w14:ligatures w14:val="none"/>
+        </w:rPr>
+      </w:pPr>
+    </w:p>
+    <w:p>
       <w:pPr>
         <w:pStyle w:val="Prrafodelista"/>
         <w:numPr>
@@ -1779,16 +1694,16 @@
           <w:color w:val="000000"/>
           <w:kern w:val="0"/>
           <w:lang w:eastAsia="es-ES"/>
-          <ns2:ligatures ns2:val="none"/>
-        </w:rPr>
-      </w:pPr>
-      <w:r>
-        <w:rPr>
-          <w:rFonts w:ascii="Arial Narrow" w:eastAsia="Times New Roman" w:hAnsi="Arial Narrow" w:cs="Arial"/>
-          <w:color w:val="000000"/>
-          <w:kern w:val="0"/>
-          <w:lang w:eastAsia="es-ES"/>
-          <ns2:ligatures ns2:val="none"/>
+          <w14:ligatures w14:val="none"/>
+        </w:rPr>
+      </w:pPr>
+      <w:r>
+        <w:rPr>
+          <w:rFonts w:ascii="Arial Narrow" w:eastAsia="Times New Roman" w:hAnsi="Arial Narrow" w:cs="Arial"/>
+          <w:color w:val="000000"/>
+          <w:kern w:val="0"/>
+          <w:lang w:eastAsia="es-ES"/>
+          <w14:ligatures w14:val="none"/>
         </w:rPr>
         <w:t xml:space="preserve">No obstante, el repuesto facturado </w:t>
       </w:r>
@@ -1798,7 +1713,7 @@
           <w:color w:val="000000"/>
           <w:kern w:val="0"/>
           <w:lang w:eastAsia="es-ES"/>
-          <ns2:ligatures ns2:val="none"/>
+          <w14:ligatures w14:val="none"/>
         </w:rPr>
         <w:t xml:space="preserve">el 17 de marzo de 2025 </w:t>
       </w:r>
@@ -1808,7 +1723,7 @@
           <w:color w:val="000000"/>
           <w:kern w:val="0"/>
           <w:lang w:eastAsia="es-ES"/>
-          <ns2:ligatures ns2:val="none"/>
+          <w14:ligatures w14:val="none"/>
         </w:rPr>
         <w:t xml:space="preserve">por el taller autorizado </w:t>
       </w:r>
@@ -1818,7 +1733,7 @@
           <w:color w:val="000000"/>
           <w:kern w:val="0"/>
           <w:lang w:eastAsia="es-ES"/>
-          <ns2:ligatures ns2:val="none"/>
+          <w14:ligatures w14:val="none"/>
         </w:rPr>
         <w:t>ascendió</w:t>
       </w:r>
@@ -1828,7 +1743,7 @@
           <w:color w:val="000000"/>
           <w:kern w:val="0"/>
           <w:lang w:eastAsia="es-ES"/>
-          <ns2:ligatures ns2:val="none"/>
+          <w14:ligatures w14:val="none"/>
         </w:rPr>
         <w:t xml:space="preserve"> a S/ 12 431,37 generando una diferencia de S/ 4 141,37 </w:t>
       </w:r>
@@ -1838,7 +1753,7 @@
           <w:color w:val="000000"/>
           <w:kern w:val="0"/>
           <w:lang w:eastAsia="es-ES"/>
-          <ns2:ligatures ns2:val="none"/>
+          <w14:ligatures w14:val="none"/>
         </w:rPr>
         <w:t xml:space="preserve">con respecto al pago de la indemnización </w:t>
       </w:r>
@@ -1848,7 +1763,7 @@
           <w:color w:val="000000"/>
           <w:kern w:val="0"/>
           <w:lang w:eastAsia="es-ES"/>
-          <ns2:ligatures ns2:val="none"/>
+          <w14:ligatures w14:val="none"/>
         </w:rPr>
         <w:t xml:space="preserve">señalada por </w:t>
       </w:r>
@@ -1858,7 +1773,7 @@
           <w:color w:val="000000"/>
           <w:kern w:val="0"/>
           <w:lang w:eastAsia="es-ES"/>
-          <ns2:ligatures ns2:val="none"/>
+          <w14:ligatures w14:val="none"/>
         </w:rPr>
         <w:t xml:space="preserve">Rímac </w:t>
       </w:r>
@@ -1868,7 +1783,7 @@
           <w:color w:val="000000"/>
           <w:kern w:val="0"/>
           <w:lang w:eastAsia="es-ES"/>
-          <ns2:ligatures ns2:val="none"/>
+          <w14:ligatures w14:val="none"/>
         </w:rPr>
         <w:t>y por tanto</w:t>
       </w:r>
@@ -1878,7 +1793,7 @@
           <w:color w:val="000000"/>
           <w:kern w:val="0"/>
           <w:lang w:eastAsia="es-ES"/>
-          <ns2:ligatures ns2:val="none"/>
+          <w14:ligatures w14:val="none"/>
         </w:rPr>
         <w:t xml:space="preserve"> impide cubrir el daño principal</w:t>
       </w:r>
@@ -1888,12 +1803,12 @@
           <w:color w:val="000000"/>
           <w:kern w:val="0"/>
           <w:lang w:eastAsia="es-ES"/>
-          <ns2:ligatures ns2:val="none"/>
+          <w14:ligatures w14:val="none"/>
         </w:rPr>
         <w:t>.</w:t>
       </w:r>
     </w:p>
-    <w:p ns2:paraId="2974C8CE" ns2:textId="77777777">
+    <w:p>
       <w:pPr>
         <w:pStyle w:val="Prrafodelista"/>
         <w:spacing w:line="240" w:lineRule="auto"/>
@@ -1902,11 +1817,11 @@
           <w:color w:val="000000"/>
           <w:kern w:val="0"/>
           <w:lang w:eastAsia="es-ES"/>
-          <ns2:ligatures ns2:val="none"/>
-        </w:rPr>
-      </w:pPr>
-    </w:p>
-    <w:p ns2:paraId="12BE4ACB" ns2:textId="1CA1731B">
+          <w14:ligatures w14:val="none"/>
+        </w:rPr>
+      </w:pPr>
+    </w:p>
+    <w:p>
       <w:pPr>
         <w:pStyle w:val="Prrafodelista"/>
         <w:numPr>
@@ -1925,21 +1840,21 @@
           <w:color w:val="000000"/>
           <w:kern w:val="0"/>
           <w:lang w:eastAsia="es-ES"/>
-          <ns2:ligatures ns2:val="none"/>
-        </w:rPr>
-      </w:pPr>
-      <w:r>
-        <w:rPr>
-          <w:rFonts w:ascii="Arial Narrow" w:eastAsia="Times New Roman" w:hAnsi="Arial Narrow" w:cs="Arial"/>
-          <w:color w:val="000000"/>
-          <w:kern w:val="0"/>
-          <w:lang w:eastAsia="es-ES"/>
-          <ns2:ligatures ns2:val="none"/>
+          <w14:ligatures w14:val="none"/>
+        </w:rPr>
+      </w:pPr>
+      <w:r>
+        <w:rPr>
+          <w:rFonts w:ascii="Arial Narrow" w:eastAsia="Times New Roman" w:hAnsi="Arial Narrow" w:cs="Arial"/>
+          <w:color w:val="000000"/>
+          <w:kern w:val="0"/>
+          <w:lang w:eastAsia="es-ES"/>
+          <w14:ligatures w14:val="none"/>
         </w:rPr>
         <w:t xml:space="preserve">El 3 de abril de 2025, presentó un reclamo a Rímac exigiendo medidas compensatorias por la inoperatividad prolongada del vehículo, los daños personales y económicos sufridos, la falta de comunicación efectiva y la desinformación sobre los repuestos. </w:t>
       </w:r>
     </w:p>
-    <w:p ns2:paraId="2948092A" ns2:textId="77777777">
+    <w:p>
       <w:pPr>
         <w:pStyle w:val="Prrafodelista"/>
         <w:spacing w:line="240" w:lineRule="auto"/>
@@ -1948,11 +1863,11 @@
           <w:color w:val="000000"/>
           <w:kern w:val="0"/>
           <w:lang w:eastAsia="es-ES"/>
-          <ns2:ligatures ns2:val="none"/>
-        </w:rPr>
-      </w:pPr>
-    </w:p>
-    <w:p ns2:paraId="6536F9B8" ns2:textId="0A54D441">
+          <w14:ligatures w14:val="none"/>
+        </w:rPr>
+      </w:pPr>
+    </w:p>
+    <w:p>
       <w:pPr>
         <w:pStyle w:val="Prrafodelista"/>
         <w:numPr>
@@ -1971,16 +1886,16 @@
           <w:color w:val="000000"/>
           <w:kern w:val="0"/>
           <w:lang w:eastAsia="es-ES"/>
-          <ns2:ligatures ns2:val="none"/>
-        </w:rPr>
-      </w:pPr>
-      <w:r>
-        <w:rPr>
-          <w:rFonts w:ascii="Arial Narrow" w:eastAsia="Times New Roman" w:hAnsi="Arial Narrow" w:cs="Arial"/>
-          <w:color w:val="000000"/>
-          <w:kern w:val="0"/>
-          <w:lang w:eastAsia="es-ES"/>
-          <ns2:ligatures ns2:val="none"/>
+          <w14:ligatures w14:val="none"/>
+        </w:rPr>
+      </w:pPr>
+      <w:r>
+        <w:rPr>
+          <w:rFonts w:ascii="Arial Narrow" w:eastAsia="Times New Roman" w:hAnsi="Arial Narrow" w:cs="Arial"/>
+          <w:color w:val="000000"/>
+          <w:kern w:val="0"/>
+          <w:lang w:eastAsia="es-ES"/>
+          <w14:ligatures w14:val="none"/>
         </w:rPr>
         <w:lastRenderedPageBreak/>
         <w:t xml:space="preserve">El 14 de abril de 2025, Rímac </w:t>
@@ -1991,7 +1906,7 @@
           <w:color w:val="000000"/>
           <w:kern w:val="0"/>
           <w:lang w:eastAsia="es-ES"/>
-          <ns2:ligatures ns2:val="none"/>
+          <w14:ligatures w14:val="none"/>
         </w:rPr>
         <w:t>le</w:t>
       </w:r>
@@ -2001,7 +1916,7 @@
           <w:color w:val="000000"/>
           <w:kern w:val="0"/>
           <w:lang w:eastAsia="es-ES"/>
-          <ns2:ligatures ns2:val="none"/>
+          <w14:ligatures w14:val="none"/>
         </w:rPr>
         <w:t xml:space="preserve"> respondió declarando infundado el reclamo, deslindando responsabilidades en el taller y el proveedor del repuesto, y señalando que el vehículo estaba “casi listo”, sin </w:t>
       </w:r>
@@ -2011,12 +1926,12 @@
           <w:color w:val="000000"/>
           <w:kern w:val="0"/>
           <w:lang w:eastAsia="es-ES"/>
-          <ns2:ligatures ns2:val="none"/>
+          <w14:ligatures w14:val="none"/>
         </w:rPr>
         <w:t xml:space="preserve">precisar estado técnico, informes detallados ni fecha de entrega. </w:t>
       </w:r>
     </w:p>
-    <w:p ns2:paraId="18BBD938" ns2:textId="77777777">
+    <w:p>
       <w:pPr>
         <w:pStyle w:val="Prrafodelista"/>
         <w:spacing w:line="240" w:lineRule="auto"/>
@@ -2025,11 +1940,11 @@
           <w:color w:val="000000"/>
           <w:kern w:val="0"/>
           <w:lang w:eastAsia="es-ES"/>
-          <ns2:ligatures ns2:val="none"/>
-        </w:rPr>
-      </w:pPr>
-    </w:p>
-    <w:p ns2:paraId="46E6A103" ns2:textId="2877648E">
+          <w14:ligatures w14:val="none"/>
+        </w:rPr>
+      </w:pPr>
+    </w:p>
+    <w:p>
       <w:pPr>
         <w:pStyle w:val="Prrafodelista"/>
         <w:numPr>
@@ -2048,7 +1963,7 @@
           <w:color w:val="000000"/>
           <w:kern w:val="0"/>
           <w:lang w:eastAsia="es-ES"/>
-          <ns2:ligatures ns2:val="none"/>
+          <w14:ligatures w14:val="none"/>
         </w:rPr>
       </w:pPr>
       <w:commentRangeStart w:id="1"/>
@@ -2058,7 +1973,7 @@
           <w:color w:val="000000"/>
           <w:kern w:val="0"/>
           <w:lang w:eastAsia="es-ES"/>
-          <ns2:ligatures ns2:val="none"/>
+          <w14:ligatures w14:val="none"/>
         </w:rPr>
         <w:t xml:space="preserve">Pese a haberse optado por la indemnización, Rímac procedió a cobrar </w:t>
       </w:r>
@@ -2068,7 +1983,7 @@
           <w:color w:val="000000"/>
           <w:kern w:val="0"/>
           <w:lang w:eastAsia="es-ES"/>
-          <ns2:ligatures ns2:val="none"/>
+          <w14:ligatures w14:val="none"/>
         </w:rPr>
         <w:t xml:space="preserve">sin justificación </w:t>
       </w:r>
@@ -2078,7 +1993,7 @@
           <w:color w:val="000000"/>
           <w:kern w:val="0"/>
           <w:lang w:eastAsia="es-ES"/>
-          <ns2:ligatures ns2:val="none"/>
+          <w14:ligatures w14:val="none"/>
         </w:rPr>
         <w:t>un deducible de USD 1,220.34, monto correspondiente a una reparación que nunca fue completa</w:t>
       </w:r>
@@ -2095,7 +2010,7 @@
           <w:color w:val="000000"/>
           <w:kern w:val="0"/>
           <w:lang w:eastAsia="es-ES"/>
-          <ns2:ligatures ns2:val="none"/>
+          <w14:ligatures w14:val="none"/>
         </w:rPr>
         <w:t>, conforme consta en la liquidación de deducible final y el informe técnico emitido por City Motors.</w:t>
       </w:r>
@@ -2105,7 +2020,7 @@
           <w:color w:val="000000"/>
           <w:kern w:val="0"/>
           <w:lang w:eastAsia="es-ES"/>
-          <ns2:ligatures ns2:val="none"/>
+          <w14:ligatures w14:val="none"/>
         </w:rPr>
         <w:t xml:space="preserve"> </w:t>
       </w:r>
@@ -2115,7 +2030,7 @@
           <w:color w:val="000000"/>
           <w:kern w:val="0"/>
           <w:lang w:eastAsia="es-ES"/>
-          <ns2:ligatures ns2:val="none"/>
+          <w14:ligatures w14:val="none"/>
         </w:rPr>
         <w:t>Tampoco</w:t>
       </w:r>
@@ -2125,7 +2040,7 @@
           <w:color w:val="000000"/>
           <w:kern w:val="0"/>
           <w:lang w:eastAsia="es-ES"/>
-          <ns2:ligatures ns2:val="none"/>
+          <w14:ligatures w14:val="none"/>
         </w:rPr>
         <w:t xml:space="preserve"> declaró</w:t>
       </w:r>
@@ -2135,7 +2050,7 @@
           <w:color w:val="000000"/>
           <w:kern w:val="0"/>
           <w:lang w:eastAsia="es-ES"/>
-          <ns2:ligatures ns2:val="none"/>
+          <w14:ligatures w14:val="none"/>
         </w:rPr>
         <w:t xml:space="preserve"> la pérdida total funcional del vehículo, pese al perjuicio prolongado</w:t>
       </w:r>
@@ -2145,12 +2060,12 @@
           <w:color w:val="000000"/>
           <w:kern w:val="0"/>
           <w:lang w:eastAsia="es-ES"/>
-          <ns2:ligatures ns2:val="none"/>
+          <w14:ligatures w14:val="none"/>
         </w:rPr>
         <w:t>.</w:t>
       </w:r>
     </w:p>
-    <w:p ns2:paraId="0916E223" ns2:textId="77777777">
+    <w:p>
       <w:pPr>
         <w:pStyle w:val="Prrafodelista"/>
         <w:spacing w:line="240" w:lineRule="auto"/>
@@ -2159,11 +2074,11 @@
           <w:color w:val="000000"/>
           <w:kern w:val="0"/>
           <w:lang w:eastAsia="es-ES"/>
-          <ns2:ligatures ns2:val="none"/>
-        </w:rPr>
-      </w:pPr>
-    </w:p>
-    <w:p ns2:paraId="032DBB13" ns2:textId="77777777">
+          <w14:ligatures w14:val="none"/>
+        </w:rPr>
+      </w:pPr>
+    </w:p>
+    <w:p>
       <w:pPr>
         <w:pStyle w:val="Prrafodelista"/>
         <w:numPr>
@@ -2182,16 +2097,16 @@
           <w:color w:val="000000"/>
           <w:kern w:val="0"/>
           <w:lang w:eastAsia="es-ES"/>
-          <ns2:ligatures ns2:val="none"/>
-        </w:rPr>
-      </w:pPr>
-      <w:r>
-        <w:rPr>
-          <w:rFonts w:ascii="Arial Narrow" w:eastAsia="Times New Roman" w:hAnsi="Arial Narrow" w:cs="Arial"/>
-          <w:color w:val="000000"/>
-          <w:kern w:val="0"/>
-          <w:lang w:eastAsia="es-ES"/>
-          <ns2:ligatures ns2:val="none"/>
+          <w14:ligatures w14:val="none"/>
+        </w:rPr>
+      </w:pPr>
+      <w:r>
+        <w:rPr>
+          <w:rFonts w:ascii="Arial Narrow" w:eastAsia="Times New Roman" w:hAnsi="Arial Narrow" w:cs="Arial"/>
+          <w:color w:val="000000"/>
+          <w:kern w:val="0"/>
+          <w:lang w:eastAsia="es-ES"/>
+          <w14:ligatures w14:val="none"/>
         </w:rPr>
         <w:t xml:space="preserve">El 17 de junio de 2025, </w:t>
       </w:r>
@@ -2201,7 +2116,7 @@
           <w:color w:val="000000"/>
           <w:kern w:val="0"/>
           <w:lang w:eastAsia="es-ES"/>
-          <ns2:ligatures ns2:val="none"/>
+          <w14:ligatures w14:val="none"/>
         </w:rPr>
         <w:t>la compañía aseguradora</w:t>
       </w:r>
@@ -2211,7 +2126,7 @@
           <w:color w:val="000000"/>
           <w:kern w:val="0"/>
           <w:lang w:eastAsia="es-ES"/>
-          <ns2:ligatures ns2:val="none"/>
+          <w14:ligatures w14:val="none"/>
         </w:rPr>
         <w:t xml:space="preserve"> </w:t>
       </w:r>
@@ -2221,7 +2136,7 @@
           <w:color w:val="000000"/>
           <w:kern w:val="0"/>
           <w:lang w:eastAsia="es-ES"/>
-          <ns2:ligatures ns2:val="none"/>
+          <w14:ligatures w14:val="none"/>
         </w:rPr>
         <w:t xml:space="preserve">le </w:t>
       </w:r>
@@ -2231,7 +2146,7 @@
           <w:color w:val="000000"/>
           <w:kern w:val="0"/>
           <w:lang w:eastAsia="es-ES"/>
-          <ns2:ligatures ns2:val="none"/>
+          <w14:ligatures w14:val="none"/>
         </w:rPr>
         <w:t xml:space="preserve">emitió una respuesta final </w:t>
       </w:r>
@@ -2241,7 +2156,7 @@
           <w:color w:val="000000"/>
           <w:kern w:val="0"/>
           <w:lang w:eastAsia="es-ES"/>
-          <ns2:ligatures ns2:val="none"/>
+          <w14:ligatures w14:val="none"/>
         </w:rPr>
         <w:t>a su</w:t>
       </w:r>
@@ -2251,7 +2166,7 @@
           <w:color w:val="000000"/>
           <w:kern w:val="0"/>
           <w:lang w:eastAsia="es-ES"/>
-          <ns2:ligatures ns2:val="none"/>
+          <w14:ligatures w14:val="none"/>
         </w:rPr>
         <w:t xml:space="preserve"> reclamo</w:t>
       </w:r>
@@ -2261,7 +2176,7 @@
           <w:color w:val="000000"/>
           <w:kern w:val="0"/>
           <w:lang w:eastAsia="es-ES"/>
-          <ns2:ligatures ns2:val="none"/>
+          <w14:ligatures w14:val="none"/>
         </w:rPr>
         <w:t xml:space="preserve"> (Ref. 25- SBS015628)</w:t>
       </w:r>
@@ -2271,7 +2186,7 @@
           <w:color w:val="000000"/>
           <w:kern w:val="0"/>
           <w:lang w:eastAsia="es-ES"/>
-          <ns2:ligatures ns2:val="none"/>
+          <w14:ligatures w14:val="none"/>
         </w:rPr>
         <w:t>, declarándolo infundado</w:t>
       </w:r>
@@ -2281,7 +2196,7 @@
           <w:color w:val="000000"/>
           <w:kern w:val="0"/>
           <w:lang w:eastAsia="es-ES"/>
-          <ns2:ligatures ns2:val="none"/>
+          <w14:ligatures w14:val="none"/>
         </w:rPr>
         <w:t xml:space="preserve">, </w:t>
       </w:r>
@@ -2291,7 +2206,7 @@
           <w:color w:val="000000"/>
           <w:kern w:val="0"/>
           <w:lang w:eastAsia="es-ES"/>
-          <ns2:ligatures ns2:val="none"/>
+          <w14:ligatures w14:val="none"/>
         </w:rPr>
         <w:t>omitiendo la propuesta verbal de indemnización del 40% ofrecida por su representante legal en audiencia</w:t>
       </w:r>
@@ -2301,7 +2216,7 @@
           <w:color w:val="000000"/>
           <w:kern w:val="0"/>
           <w:lang w:eastAsia="es-ES"/>
-          <ns2:ligatures ns2:val="none"/>
+          <w14:ligatures w14:val="none"/>
         </w:rPr>
         <w:t xml:space="preserve"> de conciliación</w:t>
       </w:r>
@@ -2311,7 +2226,7 @@
           <w:color w:val="000000"/>
           <w:kern w:val="0"/>
           <w:lang w:eastAsia="es-ES"/>
-          <ns2:ligatures ns2:val="none"/>
+          <w14:ligatures w14:val="none"/>
         </w:rPr>
         <w:t>,</w:t>
       </w:r>
@@ -2321,7 +2236,7 @@
           <w:color w:val="000000"/>
           <w:kern w:val="0"/>
           <w:lang w:eastAsia="es-ES"/>
-          <ns2:ligatures ns2:val="none"/>
+          <w14:ligatures w14:val="none"/>
         </w:rPr>
         <w:t xml:space="preserve"> y omitiendo el hecho de que el repuesto </w:t>
       </w:r>
@@ -2331,7 +2246,7 @@
           <w:color w:val="000000"/>
           <w:kern w:val="0"/>
           <w:lang w:eastAsia="es-ES"/>
-          <ns2:ligatures ns2:val="none"/>
+          <w14:ligatures w14:val="none"/>
         </w:rPr>
         <w:t xml:space="preserve">consistente en el </w:t>
       </w:r>
@@ -2341,12 +2256,12 @@
           <w:color w:val="000000"/>
           <w:kern w:val="0"/>
           <w:lang w:eastAsia="es-ES"/>
-          <ns2:ligatures ns2:val="none"/>
+          <w14:ligatures w14:val="none"/>
         </w:rPr>
         <w:t>ramal del tablero, que inicialmente Rímac declaró inexistente, fue adquirido, instalado y facturado.</w:t>
       </w:r>
     </w:p>
-    <w:p ns2:paraId="0C6E81FA" ns2:textId="77777777">
+    <w:p>
       <w:pPr>
         <w:pStyle w:val="Prrafodelista"/>
         <w:rPr>
@@ -2354,11 +2269,11 @@
           <w:color w:val="000000"/>
           <w:kern w:val="0"/>
           <w:lang w:eastAsia="es-ES"/>
-          <ns2:ligatures ns2:val="none"/>
-        </w:rPr>
-      </w:pPr>
-    </w:p>
-    <w:p ns2:paraId="3A2EDEB0" ns2:textId="2F08E45E">
+          <w14:ligatures w14:val="none"/>
+        </w:rPr>
+      </w:pPr>
+    </w:p>
+    <w:p>
       <w:pPr>
         <w:pStyle w:val="Prrafodelista"/>
         <w:numPr>
@@ -2377,16 +2292,16 @@
           <w:color w:val="000000"/>
           <w:kern w:val="0"/>
           <w:lang w:eastAsia="es-ES"/>
-          <ns2:ligatures ns2:val="none"/>
-        </w:rPr>
-      </w:pPr>
-      <w:r>
-        <w:rPr>
-          <w:rFonts w:ascii="Arial Narrow" w:eastAsia="Times New Roman" w:hAnsi="Arial Narrow" w:cs="Arial"/>
-          <w:color w:val="000000"/>
-          <w:kern w:val="0"/>
-          <w:lang w:eastAsia="es-ES"/>
-          <ns2:ligatures ns2:val="none"/>
+          <w14:ligatures w14:val="none"/>
+        </w:rPr>
+      </w:pPr>
+      <w:r>
+        <w:rPr>
+          <w:rFonts w:ascii="Arial Narrow" w:eastAsia="Times New Roman" w:hAnsi="Arial Narrow" w:cs="Arial"/>
+          <w:color w:val="000000"/>
+          <w:kern w:val="0"/>
+          <w:lang w:eastAsia="es-ES"/>
+          <w14:ligatures w14:val="none"/>
         </w:rPr>
         <w:t>El 24 de junio de 2025, Rímac le propuso una solución económica parcial por correo electrónico, reconociendo parcialmente el conflicto, sin resolver técnicamente la controversia ni explicar la proporcionalidad del deducible</w:t>
       </w:r>
@@ -2396,12 +2311,12 @@
           <w:color w:val="000000"/>
           <w:kern w:val="0"/>
           <w:lang w:eastAsia="es-ES"/>
-          <ns2:ligatures ns2:val="none"/>
+          <w14:ligatures w14:val="none"/>
         </w:rPr>
         <w:t>.</w:t>
       </w:r>
     </w:p>
-    <w:p ns2:paraId="3321E77F" ns2:textId="77777777">
+    <w:p>
       <w:pPr>
         <w:pStyle w:val="Prrafodelista"/>
         <w:spacing w:line="240" w:lineRule="auto"/>
@@ -2410,11 +2325,11 @@
           <w:color w:val="000000"/>
           <w:kern w:val="0"/>
           <w:lang w:eastAsia="es-ES"/>
-          <ns2:ligatures ns2:val="none"/>
-        </w:rPr>
-      </w:pPr>
-    </w:p>
-    <w:p ns2:paraId="12A34079" ns2:textId="66327E94">
+          <w14:ligatures w14:val="none"/>
+        </w:rPr>
+      </w:pPr>
+    </w:p>
+    <w:p>
       <w:pPr>
         <w:pStyle w:val="Prrafodelista"/>
         <w:numPr>
@@ -2433,16 +2348,16 @@
           <w:color w:val="000000"/>
           <w:kern w:val="0"/>
           <w:lang w:eastAsia="es-ES"/>
-          <ns2:ligatures ns2:val="none"/>
-        </w:rPr>
-      </w:pPr>
-      <w:r>
-        <w:rPr>
-          <w:rFonts w:ascii="Arial Narrow" w:eastAsia="Times New Roman" w:hAnsi="Arial Narrow" w:cs="Arial"/>
-          <w:color w:val="000000"/>
-          <w:kern w:val="0"/>
-          <w:lang w:eastAsia="es-ES"/>
-          <ns2:ligatures ns2:val="none"/>
+          <w14:ligatures w14:val="none"/>
+        </w:rPr>
+      </w:pPr>
+      <w:r>
+        <w:rPr>
+          <w:rFonts w:ascii="Arial Narrow" w:eastAsia="Times New Roman" w:hAnsi="Arial Narrow" w:cs="Arial"/>
+          <w:color w:val="000000"/>
+          <w:kern w:val="0"/>
+          <w:lang w:eastAsia="es-ES"/>
+          <w14:ligatures w14:val="none"/>
         </w:rPr>
         <w:t xml:space="preserve">El 4 de julio de 2025, City Motors afirmó estar a la espera de un nuevo informe del concesionario. </w:t>
       </w:r>
@@ -2452,7 +2367,7 @@
           <w:color w:val="000000"/>
           <w:kern w:val="0"/>
           <w:lang w:eastAsia="es-ES"/>
-          <ns2:ligatures ns2:val="none"/>
+          <w14:ligatures w14:val="none"/>
         </w:rPr>
         <w:t>Posteriormente</w:t>
       </w:r>
@@ -2462,7 +2377,7 @@
           <w:color w:val="000000"/>
           <w:kern w:val="0"/>
           <w:lang w:eastAsia="es-ES"/>
-          <ns2:ligatures ns2:val="none"/>
+          <w14:ligatures w14:val="none"/>
         </w:rPr>
         <w:t xml:space="preserve">, el jefe de taller de City Motors </w:t>
       </w:r>
@@ -2472,7 +2387,7 @@
           <w:color w:val="000000"/>
           <w:kern w:val="0"/>
           <w:lang w:eastAsia="es-ES"/>
-          <ns2:ligatures ns2:val="none"/>
+          <w14:ligatures w14:val="none"/>
         </w:rPr>
         <w:t xml:space="preserve">remitió como </w:t>
       </w:r>
@@ -2482,7 +2397,7 @@
           <w:color w:val="000000"/>
           <w:kern w:val="0"/>
           <w:lang w:eastAsia="es-ES"/>
-          <ns2:ligatures ns2:val="none"/>
+          <w14:ligatures w14:val="none"/>
         </w:rPr>
         <w:t>“</w:t>
       </w:r>
@@ -2492,7 +2407,7 @@
           <w:color w:val="000000"/>
           <w:kern w:val="0"/>
           <w:lang w:eastAsia="es-ES"/>
-          <ns2:ligatures ns2:val="none"/>
+          <w14:ligatures w14:val="none"/>
         </w:rPr>
         <w:t>respuesta final</w:t>
       </w:r>
@@ -2502,7 +2417,7 @@
           <w:color w:val="000000"/>
           <w:kern w:val="0"/>
           <w:lang w:eastAsia="es-ES"/>
-          <ns2:ligatures ns2:val="none"/>
+          <w14:ligatures w14:val="none"/>
         </w:rPr>
         <w:t>”</w:t>
       </w:r>
@@ -2512,7 +2427,7 @@
           <w:color w:val="000000"/>
           <w:kern w:val="0"/>
           <w:lang w:eastAsia="es-ES"/>
-          <ns2:ligatures ns2:val="none"/>
+          <w14:ligatures w14:val="none"/>
         </w:rPr>
         <w:t xml:space="preserve"> dos documentos previamente conocidos: el mismo informe técnico interno que ya había sido observado, y un informe del concesionario, sin actualización, sin datos técnicos esenciales ni firma de</w:t>
       </w:r>
@@ -2522,7 +2437,7 @@
           <w:color w:val="000000"/>
           <w:kern w:val="0"/>
           <w:lang w:eastAsia="es-ES"/>
-          <ns2:ligatures ns2:val="none"/>
+          <w14:ligatures w14:val="none"/>
         </w:rPr>
         <w:t>l</w:t>
       </w:r>
@@ -2532,7 +2447,7 @@
           <w:color w:val="000000"/>
           <w:kern w:val="0"/>
           <w:lang w:eastAsia="es-ES"/>
-          <ns2:ligatures ns2:val="none"/>
+          <w14:ligatures w14:val="none"/>
         </w:rPr>
         <w:t xml:space="preserve"> técnico responsable.</w:t>
       </w:r>
@@ -2542,12 +2457,12 @@
           <w:color w:val="000000"/>
           <w:kern w:val="0"/>
           <w:lang w:eastAsia="es-ES"/>
-          <ns2:ligatures ns2:val="none"/>
+          <w14:ligatures w14:val="none"/>
         </w:rPr>
         <w:t xml:space="preserve"> </w:t>
       </w:r>
     </w:p>
-    <w:p ns2:paraId="1BED198E" ns2:textId="77777777">
+    <w:p>
       <w:pPr>
         <w:pStyle w:val="Prrafodelista"/>
         <w:spacing w:line="240" w:lineRule="auto"/>
@@ -2556,11 +2471,11 @@
           <w:color w:val="000000"/>
           <w:kern w:val="0"/>
           <w:lang w:eastAsia="es-ES"/>
-          <ns2:ligatures ns2:val="none"/>
-        </w:rPr>
-      </w:pPr>
-    </w:p>
-    <w:p ns2:paraId="54FF1A33" ns2:textId="5DA98D3C">
+          <w14:ligatures w14:val="none"/>
+        </w:rPr>
+      </w:pPr>
+    </w:p>
+    <w:p>
       <w:pPr>
         <w:pStyle w:val="Prrafodelista"/>
         <w:numPr>
@@ -2579,16 +2494,16 @@
           <w:color w:val="000000"/>
           <w:kern w:val="0"/>
           <w:lang w:eastAsia="es-ES"/>
-          <ns2:ligatures ns2:val="none"/>
-        </w:rPr>
-      </w:pPr>
-      <w:r>
-        <w:rPr>
-          <w:rFonts w:ascii="Arial Narrow" w:eastAsia="Times New Roman" w:hAnsi="Arial Narrow" w:cs="Arial"/>
-          <w:color w:val="000000"/>
-          <w:kern w:val="0"/>
-          <w:lang w:eastAsia="es-ES"/>
-          <ns2:ligatures ns2:val="none"/>
+          <w14:ligatures w14:val="none"/>
+        </w:rPr>
+      </w:pPr>
+      <w:r>
+        <w:rPr>
+          <w:rFonts w:ascii="Arial Narrow" w:eastAsia="Times New Roman" w:hAnsi="Arial Narrow" w:cs="Arial"/>
+          <w:color w:val="000000"/>
+          <w:kern w:val="0"/>
+          <w:lang w:eastAsia="es-ES"/>
+          <w14:ligatures w14:val="none"/>
         </w:rPr>
         <w:t>Asimismo, City Motors instaló repuestos al vehículo</w:t>
       </w:r>
@@ -2598,7 +2513,7 @@
           <w:color w:val="000000"/>
           <w:kern w:val="0"/>
           <w:lang w:eastAsia="es-ES"/>
-          <ns2:ligatures ns2:val="none"/>
+          <w14:ligatures w14:val="none"/>
         </w:rPr>
         <w:t xml:space="preserve"> asegurado</w:t>
       </w:r>
@@ -2608,7 +2523,7 @@
           <w:color w:val="000000"/>
           <w:kern w:val="0"/>
           <w:lang w:eastAsia="es-ES"/>
-          <ns2:ligatures ns2:val="none"/>
+          <w14:ligatures w14:val="none"/>
         </w:rPr>
         <w:t xml:space="preserve"> sin brindarle información previa sobre condiciones de garantía o respaldo documental</w:t>
       </w:r>
@@ -2618,12 +2533,12 @@
           <w:color w:val="000000"/>
           <w:kern w:val="0"/>
           <w:lang w:eastAsia="es-ES"/>
-          <ns2:ligatures ns2:val="none"/>
+          <w14:ligatures w14:val="none"/>
         </w:rPr>
         <w:t xml:space="preserve"> y no gestionó adecuadamente la validación técnica con el concesionario oficial de la marca, a pesar de la complejidad del daño.</w:t>
       </w:r>
     </w:p>
-    <w:p ns2:paraId="599CFE60" ns2:textId="77777777">
+    <w:p>
       <w:pPr>
         <w:pStyle w:val="Prrafodelista"/>
         <w:spacing w:line="240" w:lineRule="auto"/>
@@ -2632,11 +2547,11 @@
           <w:color w:val="000000"/>
           <w:kern w:val="0"/>
           <w:lang w:eastAsia="es-ES"/>
-          <ns2:ligatures ns2:val="none"/>
-        </w:rPr>
-      </w:pPr>
-    </w:p>
-    <w:p ns2:paraId="76630485" ns2:textId="78F054AE">
+          <w14:ligatures w14:val="none"/>
+        </w:rPr>
+      </w:pPr>
+    </w:p>
+    <w:p>
       <w:pPr>
         <w:pStyle w:val="Prrafodelista"/>
         <w:numPr>
@@ -2655,16 +2570,16 @@
           <w:color w:val="000000"/>
           <w:kern w:val="0"/>
           <w:lang w:eastAsia="es-ES"/>
-          <ns2:ligatures ns2:val="none"/>
-        </w:rPr>
-      </w:pPr>
-      <w:r>
-        <w:rPr>
-          <w:rFonts w:ascii="Arial Narrow" w:eastAsia="Times New Roman" w:hAnsi="Arial Narrow" w:cs="Arial"/>
-          <w:color w:val="000000"/>
-          <w:kern w:val="0"/>
-          <w:lang w:eastAsia="es-ES"/>
-          <ns2:ligatures ns2:val="none"/>
+          <w14:ligatures w14:val="none"/>
+        </w:rPr>
+      </w:pPr>
+      <w:r>
+        <w:rPr>
+          <w:rFonts w:ascii="Arial Narrow" w:eastAsia="Times New Roman" w:hAnsi="Arial Narrow" w:cs="Arial"/>
+          <w:color w:val="000000"/>
+          <w:kern w:val="0"/>
+          <w:lang w:eastAsia="es-ES"/>
+          <w14:ligatures w14:val="none"/>
         </w:rPr>
         <w:t>Hasta la fecha</w:t>
       </w:r>
@@ -2674,7 +2589,7 @@
           <w:color w:val="000000"/>
           <w:kern w:val="0"/>
           <w:lang w:eastAsia="es-ES"/>
-          <ns2:ligatures ns2:val="none"/>
+          <w14:ligatures w14:val="none"/>
         </w:rPr>
         <w:t xml:space="preserve">, </w:t>
       </w:r>
@@ -2684,7 +2599,7 @@
           <w:color w:val="000000"/>
           <w:kern w:val="0"/>
           <w:lang w:eastAsia="es-ES"/>
-          <ns2:ligatures ns2:val="none"/>
+          <w14:ligatures w14:val="none"/>
         </w:rPr>
         <w:t>su</w:t>
       </w:r>
@@ -2694,7 +2609,7 @@
           <w:color w:val="000000"/>
           <w:kern w:val="0"/>
           <w:lang w:eastAsia="es-ES"/>
-          <ns2:ligatures ns2:val="none"/>
+          <w14:ligatures w14:val="none"/>
         </w:rPr>
         <w:t xml:space="preserve"> vehículo permaneció inoperativo por más de </w:t>
       </w:r>
@@ -2704,7 +2619,7 @@
           <w:color w:val="000000"/>
           <w:kern w:val="0"/>
           <w:lang w:eastAsia="es-ES"/>
-          <ns2:ligatures ns2:val="none"/>
+          <w14:ligatures w14:val="none"/>
         </w:rPr>
         <w:t>ocho</w:t>
       </w:r>
@@ -2714,7 +2629,7 @@
           <w:color w:val="000000"/>
           <w:kern w:val="0"/>
           <w:lang w:eastAsia="es-ES"/>
-          <ns2:ligatures ns2:val="none"/>
+          <w14:ligatures w14:val="none"/>
         </w:rPr>
         <w:t xml:space="preserve"> meses en </w:t>
       </w:r>
@@ -2724,7 +2639,7 @@
           <w:color w:val="000000"/>
           <w:kern w:val="0"/>
           <w:lang w:eastAsia="es-ES"/>
-          <ns2:ligatures ns2:val="none"/>
+          <w14:ligatures w14:val="none"/>
         </w:rPr>
         <w:t>el taller</w:t>
       </w:r>
@@ -2734,7 +2649,7 @@
           <w:color w:val="000000"/>
           <w:kern w:val="0"/>
           <w:lang w:eastAsia="es-ES"/>
-          <ns2:ligatures ns2:val="none"/>
+          <w14:ligatures w14:val="none"/>
         </w:rPr>
         <w:t xml:space="preserve"> de City Motors</w:t>
       </w:r>
@@ -2744,7 +2659,7 @@
           <w:color w:val="000000"/>
           <w:kern w:val="0"/>
           <w:lang w:eastAsia="es-ES"/>
-          <ns2:ligatures ns2:val="none"/>
+          <w14:ligatures w14:val="none"/>
         </w:rPr>
         <w:t xml:space="preserve"> sin entregar documentación técnica oportuna que acreditara su operatividad funcional</w:t>
       </w:r>
@@ -2754,7 +2669,7 @@
           <w:color w:val="000000"/>
           <w:kern w:val="0"/>
           <w:lang w:eastAsia="es-ES"/>
-          <ns2:ligatures ns2:val="none"/>
+          <w14:ligatures w14:val="none"/>
         </w:rPr>
         <w:t xml:space="preserve">; asimismo, </w:t>
       </w:r>
@@ -2764,7 +2679,7 @@
           <w:color w:val="000000"/>
           <w:kern w:val="0"/>
           <w:lang w:eastAsia="es-ES"/>
-          <ns2:ligatures ns2:val="none"/>
+          <w14:ligatures w14:val="none"/>
         </w:rPr>
         <w:t xml:space="preserve">tampoco </w:t>
       </w:r>
@@ -2774,7 +2689,7 @@
           <w:color w:val="000000"/>
           <w:kern w:val="0"/>
           <w:lang w:eastAsia="es-ES"/>
-          <ns2:ligatures ns2:val="none"/>
+          <w14:ligatures w14:val="none"/>
         </w:rPr>
         <w:t xml:space="preserve">le </w:t>
       </w:r>
@@ -2784,7 +2699,7 @@
           <w:color w:val="000000"/>
           <w:kern w:val="0"/>
           <w:lang w:eastAsia="es-ES"/>
-          <ns2:ligatures ns2:val="none"/>
+          <w14:ligatures w14:val="none"/>
         </w:rPr>
         <w:t>entregó facturas originales de los repuestos utilizados</w:t>
       </w:r>
@@ -2794,7 +2709,7 @@
           <w:color w:val="000000"/>
           <w:kern w:val="0"/>
           <w:lang w:eastAsia="es-ES"/>
-          <ns2:ligatures ns2:val="none"/>
+          <w14:ligatures w14:val="none"/>
         </w:rPr>
         <w:t xml:space="preserve">. Como consecuencia directa de la inoperatividad del vehículo, incurrió en gastos mensuales de S/ 1 740,00 </w:t>
       </w:r>
@@ -2804,7 +2719,7 @@
           <w:color w:val="000000"/>
           <w:kern w:val="0"/>
           <w:lang w:eastAsia="es-ES"/>
-          <ns2:ligatures ns2:val="none"/>
+          <w14:ligatures w14:val="none"/>
         </w:rPr>
         <w:t>para</w:t>
       </w:r>
@@ -2814,7 +2729,7 @@
           <w:color w:val="000000"/>
           <w:kern w:val="0"/>
           <w:lang w:eastAsia="es-ES"/>
-          <ns2:ligatures ns2:val="none"/>
+          <w14:ligatures w14:val="none"/>
         </w:rPr>
         <w:t xml:space="preserve"> movilidad</w:t>
       </w:r>
@@ -2824,7 +2739,7 @@
           <w:color w:val="000000"/>
           <w:kern w:val="0"/>
           <w:lang w:eastAsia="es-ES"/>
-          <ns2:ligatures ns2:val="none"/>
+          <w14:ligatures w14:val="none"/>
         </w:rPr>
         <w:t xml:space="preserve"> familiar</w:t>
       </w:r>
@@ -2834,12 +2749,12 @@
           <w:color w:val="000000"/>
           <w:kern w:val="0"/>
           <w:lang w:eastAsia="es-ES"/>
-          <ns2:ligatures ns2:val="none"/>
+          <w14:ligatures w14:val="none"/>
         </w:rPr>
         <w:t>.</w:t>
       </w:r>
     </w:p>
-    <w:p ns2:paraId="4FB15987" ns2:textId="1F8110F7">
+    <w:p>
       <w:pPr>
         <w:numPr>
           <w:ilvl w:val="1"/>
@@ -2857,7 +2772,7 @@
           <w:color w:val="000000"/>
           <w:kern w:val="0"/>
           <w:lang w:val="es-ES" w:eastAsia="es-ES"/>
-          <ns2:ligatures ns2:val="none"/>
+          <w14:ligatures w14:val="none"/>
         </w:rPr>
       </w:pPr>
       <w:r>
@@ -2866,7 +2781,7 @@
           <w:color w:val="000000"/>
           <w:kern w:val="0"/>
           <w:lang w:val="es-ES" w:eastAsia="es-ES"/>
-          <ns2:ligatures ns2:val="none"/>
+          <w14:ligatures w14:val="none"/>
         </w:rPr>
         <w:t xml:space="preserve">El señor [APELLIDO] solicitó, en calidad de medida correctiva, que se disponga: (i) El reconocimiento de pérdida total funcional del vehículo asegurado, por afectación prolongada, incertidumbre técnica, riesgo operativo y ausencia de verificación independiente; en su defecto, condicionar la entrega a la emisión de un informe técnico completo, suscrito por el concesionario oficial de la marca, incluyendo: kilometraje, diagnóstico, trazabilidad del repuesto y pruebas mecánicas. (ii) La exoneración de al menos el 90% del deducible exigido, por incumplimientos contractuales, contradicciones en la aplicación de la cláusula VEH018 y perjuicio económico acumulado. (iii) El reembolso del íntegro de los gastos en movilidad generados desde octubre de 2024. (iv) Ordenar a Rímac presentar las facturas originales de los repuestos utilizados. (v) Ordenar a Rímac ampliar por escrito la garantía técnica del vehículo. (vi) Ordenar a Rímac cubrir cualquier daño colateral causado por la inactividad prolongada. (vii) Ordenar a Rímac exonerar el deducible y asumir responsabilidad por defectos actuales o futuros. (viii) Ordenar a Rímac cubrir íntegramente el costo de una nueva póliza anual de seguro vehicular.</w:t>
       </w:r>
@@ -2874,7 +2789,7 @@
         <w:rPr>
           <w:rFonts w:ascii="Arial Narrow" w:eastAsia="Calibri" w:hAnsi="Arial Narrow" w:cs="Arial"/>
           <w:kern w:val="0"/>
-          <ns2:ligatures ns2:val="none"/>
+          <w14:ligatures w14:val="none"/>
         </w:rPr>
         <w:t xml:space="preserve"/>
       </w:r>
@@ -2882,7 +2797,7 @@
         <w:rPr>
           <w:rFonts w:ascii="Arial Narrow" w:eastAsia="Calibri" w:hAnsi="Arial Narrow" w:cs="Arial"/>
           <w:kern w:val="0"/>
-          <ns2:ligatures ns2:val="none"/>
+          <w14:ligatures w14:val="none"/>
         </w:rPr>
         <w:t xml:space="preserve"/>
       </w:r>
@@ -2892,7 +2807,7 @@
           <w:color w:val="000000"/>
           <w:kern w:val="0"/>
           <w:lang w:val="es-ES" w:eastAsia="es-ES"/>
-          <ns2:ligatures ns2:val="none"/>
+          <w14:ligatures w14:val="none"/>
         </w:rPr>
         <w:t/>
       </w:r>
@@ -2902,7 +2817,7 @@
           <w:color w:val="000000"/>
           <w:kern w:val="0"/>
           <w:lang w:val="es-ES" w:eastAsia="es-ES"/>
-          <ns2:ligatures ns2:val="none"/>
+          <w14:ligatures w14:val="none"/>
         </w:rPr>
         <w:t xml:space="preserve"/>
       </w:r>
@@ -2912,7 +2827,7 @@
           <w:color w:val="000000"/>
           <w:kern w:val="0"/>
           <w:lang w:val="es-ES" w:eastAsia="es-ES"/>
-          <ns2:ligatures ns2:val="none"/>
+          <w14:ligatures w14:val="none"/>
         </w:rPr>
         <w:t xml:space="preserve"/>
       </w:r>
@@ -2922,7 +2837,7 @@
           <w:color w:val="000000"/>
           <w:kern w:val="0"/>
           <w:lang w:val="es-ES" w:eastAsia="es-ES"/>
-          <ns2:ligatures ns2:val="none"/>
+          <w14:ligatures w14:val="none"/>
         </w:rPr>
         <w:t/>
       </w:r>
@@ -2932,7 +2847,7 @@
           <w:color w:val="000000"/>
           <w:kern w:val="0"/>
           <w:lang w:val="es-ES" w:eastAsia="es-ES"/>
-          <ns2:ligatures ns2:val="none"/>
+          <w14:ligatures w14:val="none"/>
         </w:rPr>
         <w:t/>
       </w:r>
@@ -2942,7 +2857,7 @@
           <w:color w:val="000000"/>
           <w:kern w:val="0"/>
           <w:lang w:val="es-ES" w:eastAsia="es-ES"/>
-          <ns2:ligatures ns2:val="none"/>
+          <w14:ligatures w14:val="none"/>
         </w:rPr>
         <w:t xml:space="preserve"/>
       </w:r>
@@ -2952,7 +2867,7 @@
           <w:color w:val="000000"/>
           <w:kern w:val="0"/>
           <w:lang w:val="es-ES" w:eastAsia="es-ES"/>
-          <ns2:ligatures ns2:val="none"/>
+          <w14:ligatures w14:val="none"/>
         </w:rPr>
         <w:t/>
       </w:r>
@@ -2962,7 +2877,7 @@
           <w:color w:val="000000"/>
           <w:kern w:val="0"/>
           <w:lang w:val="es-ES" w:eastAsia="es-ES"/>
-          <ns2:ligatures ns2:val="none"/>
+          <w14:ligatures w14:val="none"/>
         </w:rPr>
         <w:t/>
       </w:r>
@@ -2972,7 +2887,7 @@
           <w:color w:val="000000"/>
           <w:kern w:val="0"/>
           <w:lang w:val="es-ES" w:eastAsia="es-ES"/>
-          <ns2:ligatures ns2:val="none"/>
+          <w14:ligatures w14:val="none"/>
         </w:rPr>
         <w:t xml:space="preserve"/>
       </w:r>
@@ -2982,7 +2897,7 @@
           <w:color w:val="000000"/>
           <w:kern w:val="0"/>
           <w:lang w:val="es-ES" w:eastAsia="es-ES"/>
-          <ns2:ligatures ns2:val="none"/>
+          <w14:ligatures w14:val="none"/>
         </w:rPr>
         <w:t/>
       </w:r>
@@ -2992,7 +2907,7 @@
           <w:color w:val="000000"/>
           <w:kern w:val="0"/>
           <w:lang w:val="es-ES" w:eastAsia="es-ES"/>
-          <ns2:ligatures ns2:val="none"/>
+          <w14:ligatures w14:val="none"/>
         </w:rPr>
         <w:t xml:space="preserve"/>
       </w:r>
@@ -3002,7 +2917,7 @@
           <w:color w:val="000000"/>
           <w:kern w:val="0"/>
           <w:lang w:val="es-ES" w:eastAsia="es-ES"/>
-          <ns2:ligatures ns2:val="none"/>
+          <w14:ligatures w14:val="none"/>
         </w:rPr>
         <w:t/>
       </w:r>
@@ -3012,7 +2927,7 @@
           <w:color w:val="000000"/>
           <w:kern w:val="0"/>
           <w:lang w:val="es-ES" w:eastAsia="es-ES"/>
-          <ns2:ligatures ns2:val="none"/>
+          <w14:ligatures w14:val="none"/>
         </w:rPr>
         <w:t/>
       </w:r>
@@ -3022,7 +2937,7 @@
           <w:color w:val="000000"/>
           <w:kern w:val="0"/>
           <w:lang w:val="es-ES" w:eastAsia="es-ES"/>
-          <ns2:ligatures ns2:val="none"/>
+          <w14:ligatures w14:val="none"/>
         </w:rPr>
         <w:t/>
       </w:r>
@@ -3032,7 +2947,7 @@
           <w:color w:val="000000"/>
           <w:kern w:val="0"/>
           <w:lang w:val="es-ES" w:eastAsia="es-ES"/>
-          <ns2:ligatures ns2:val="none"/>
+          <w14:ligatures w14:val="none"/>
         </w:rPr>
         <w:t/>
       </w:r>
@@ -3042,7 +2957,7 @@
           <w:color w:val="000000"/>
           <w:kern w:val="0"/>
           <w:lang w:val="es-ES" w:eastAsia="es-ES"/>
-          <ns2:ligatures ns2:val="none"/>
+          <w14:ligatures w14:val="none"/>
         </w:rPr>
         <w:t xml:space="preserve"/>
       </w:r>
@@ -3052,7 +2967,7 @@
           <w:color w:val="000000"/>
           <w:kern w:val="0"/>
           <w:lang w:val="es-ES" w:eastAsia="es-ES"/>
-          <ns2:ligatures ns2:val="none"/>
+          <w14:ligatures w14:val="none"/>
         </w:rPr>
         <w:t/>
       </w:r>
@@ -3062,7 +2977,7 @@
           <w:color w:val="000000"/>
           <w:kern w:val="0"/>
           <w:lang w:val="es-ES" w:eastAsia="es-ES"/>
-          <ns2:ligatures ns2:val="none"/>
+          <w14:ligatures w14:val="none"/>
         </w:rPr>
         <w:t/>
       </w:r>
@@ -3072,7 +2987,7 @@
           <w:color w:val="000000"/>
           <w:kern w:val="0"/>
           <w:lang w:val="es-ES" w:eastAsia="es-ES"/>
-          <ns2:ligatures ns2:val="none"/>
+          <w14:ligatures w14:val="none"/>
         </w:rPr>
         <w:t xml:space="preserve"/>
       </w:r>
@@ -3082,7 +2997,7 @@
           <w:color w:val="000000"/>
           <w:kern w:val="0"/>
           <w:lang w:val="es-ES" w:eastAsia="es-ES"/>
-          <ns2:ligatures ns2:val="none"/>
+          <w14:ligatures w14:val="none"/>
         </w:rPr>
         <w:t/>
       </w:r>
@@ -3092,7 +3007,7 @@
           <w:color w:val="000000"/>
           <w:kern w:val="0"/>
           <w:lang w:val="es-ES" w:eastAsia="es-ES"/>
-          <ns2:ligatures ns2:val="none"/>
+          <w14:ligatures w14:val="none"/>
         </w:rPr>
         <w:t/>
       </w:r>
@@ -3102,7 +3017,7 @@
           <w:color w:val="000000"/>
           <w:kern w:val="0"/>
           <w:lang w:val="es-ES" w:eastAsia="es-ES"/>
-          <ns2:ligatures ns2:val="none"/>
+          <w14:ligatures w14:val="none"/>
         </w:rPr>
         <w:t xml:space="preserve"/>
       </w:r>
@@ -3112,7 +3027,7 @@
           <w:color w:val="000000"/>
           <w:kern w:val="0"/>
           <w:lang w:val="es-ES" w:eastAsia="es-ES"/>
-          <ns2:ligatures ns2:val="none"/>
+          <w14:ligatures w14:val="none"/>
         </w:rPr>
         <w:t/>
       </w:r>
@@ -3122,7 +3037,7 @@
           <w:color w:val="000000"/>
           <w:kern w:val="0"/>
           <w:lang w:val="es-ES" w:eastAsia="es-ES"/>
-          <ns2:ligatures ns2:val="none"/>
+          <w14:ligatures w14:val="none"/>
         </w:rPr>
         <w:t xml:space="preserve"/>
       </w:r>
@@ -3132,7 +3047,7 @@
           <w:color w:val="000000"/>
           <w:kern w:val="0"/>
           <w:lang w:val="es-ES" w:eastAsia="es-ES"/>
-          <ns2:ligatures ns2:val="none"/>
+          <w14:ligatures w14:val="none"/>
         </w:rPr>
         <w:t/>
       </w:r>
@@ -3142,7 +3057,7 @@
           <w:color w:val="000000"/>
           <w:kern w:val="0"/>
           <w:lang w:val="es-ES" w:eastAsia="es-ES"/>
-          <ns2:ligatures ns2:val="none"/>
+          <w14:ligatures w14:val="none"/>
         </w:rPr>
         <w:t xml:space="preserve"/>
       </w:r>
@@ -3152,7 +3067,7 @@
           <w:color w:val="000000"/>
           <w:kern w:val="0"/>
           <w:lang w:val="es-ES" w:eastAsia="es-ES"/>
-          <ns2:ligatures ns2:val="none"/>
+          <w14:ligatures w14:val="none"/>
         </w:rPr>
         <w:t/>
       </w:r>
@@ -3162,7 +3077,7 @@
           <w:color w:val="000000"/>
           <w:kern w:val="0"/>
           <w:lang w:val="es-ES" w:eastAsia="es-ES"/>
-          <ns2:ligatures ns2:val="none"/>
+          <w14:ligatures w14:val="none"/>
         </w:rPr>
         <w:t xml:space="preserve"/>
       </w:r>
@@ -3172,7 +3087,7 @@
           <w:color w:val="000000"/>
           <w:kern w:val="0"/>
           <w:lang w:val="es-ES" w:eastAsia="es-ES"/>
-          <ns2:ligatures ns2:val="none"/>
+          <w14:ligatures w14:val="none"/>
         </w:rPr>
         <w:t/>
       </w:r>
@@ -3182,7 +3097,7 @@
           <w:color w:val="000000"/>
           <w:kern w:val="0"/>
           <w:lang w:val="es-ES" w:eastAsia="es-ES"/>
-          <ns2:ligatures ns2:val="none"/>
+          <w14:ligatures w14:val="none"/>
         </w:rPr>
         <w:t/>
       </w:r>
@@ -3192,7 +3107,7 @@
           <w:color w:val="000000"/>
           <w:kern w:val="0"/>
           <w:lang w:val="es-ES" w:eastAsia="es-ES"/>
-          <ns2:ligatures ns2:val="none"/>
+          <w14:ligatures w14:val="none"/>
         </w:rPr>
         <w:t xml:space="preserve"/>
       </w:r>
@@ -3202,7 +3117,7 @@
           <w:color w:val="000000"/>
           <w:kern w:val="0"/>
           <w:lang w:val="es-ES" w:eastAsia="es-ES"/>
-          <ns2:ligatures ns2:val="none"/>
+          <w14:ligatures w14:val="none"/>
         </w:rPr>
         <w:t/>
       </w:r>
@@ -3212,7 +3127,7 @@
           <w:color w:val="000000"/>
           <w:kern w:val="0"/>
           <w:lang w:val="es-ES" w:eastAsia="es-ES"/>
-          <ns2:ligatures ns2:val="none"/>
+          <w14:ligatures w14:val="none"/>
         </w:rPr>
         <w:t/>
       </w:r>
@@ -3222,12 +3137,12 @@
           <w:color w:val="000000"/>
           <w:kern w:val="0"/>
           <w:lang w:val="es-ES" w:eastAsia="es-ES"/>
-          <ns2:ligatures ns2:val="none"/>
+          <w14:ligatures w14:val="none"/>
         </w:rPr>
         <w:t/>
       </w:r>
     </w:p>
-    <w:p ns2:paraId="61C46995" ns2:textId="77777777">
+    <w:p>
       <w:pPr>
         <w:spacing w:after="0" w:line="240" w:lineRule="auto"/>
         <w:contextualSpacing/>
@@ -3238,11 +3153,11 @@
           <w:color w:val="000000"/>
           <w:kern w:val="0"/>
           <w:lang w:eastAsia="es-PE"/>
-          <ns2:ligatures ns2:val="none"/>
-        </w:rPr>
-      </w:pPr>
-    </w:p>
-    <w:p ns2:paraId="4713554A" ns2:textId="77777777">
+          <w14:ligatures w14:val="none"/>
+        </w:rPr>
+      </w:pPr>
+    </w:p>
+    <w:p>
       <w:pPr>
         <w:pStyle w:val="Prrafodelista"/>
         <w:numPr>
@@ -3262,7 +3177,7 @@
           <w:color w:val="000000"/>
           <w:kern w:val="0"/>
           <w:lang w:eastAsia="es-PE"/>
-          <ns2:ligatures ns2:val="none"/>
+          <w14:ligatures w14:val="none"/>
         </w:rPr>
       </w:pPr>
       <w:r>
@@ -3272,12 +3187,12 @@
           <w:color w:val="000000"/>
           <w:kern w:val="0"/>
           <w:lang w:eastAsia="es-PE"/>
-          <ns2:ligatures ns2:val="none"/>
+          <w14:ligatures w14:val="none"/>
         </w:rPr>
         <w:t>DE LA ADMISIÓN A TRÁMITE DE LA DENUNCIA</w:t>
       </w:r>
     </w:p>
-    <w:p ns2:paraId="4BBBE1C2" ns2:textId="77777777">
+    <w:p>
       <w:pPr>
         <w:spacing w:after="0" w:line="240" w:lineRule="auto"/>
         <w:ind w:left="567"/>
@@ -3289,11 +3204,11 @@
           <w:color w:val="000000"/>
           <w:kern w:val="0"/>
           <w:lang w:eastAsia="es-PE"/>
-          <ns2:ligatures ns2:val="none"/>
-        </w:rPr>
-      </w:pPr>
-    </w:p>
-    <w:p ns2:paraId="01D09C35" ns2:textId="7240FCB3">
+          <w14:ligatures w14:val="none"/>
+        </w:rPr>
+      </w:pPr>
+    </w:p>
+    <w:p>
       <w:pPr>
         <w:pStyle w:val="Prrafodelista"/>
         <w:numPr>
@@ -3306,7 +3221,7 @@
         <w:rPr>
           <w:rFonts w:ascii="Arial Narrow" w:eastAsia="Arial Narrow" w:hAnsi="Arial Narrow" w:cs="Arial Narrow"/>
           <w:kern w:val="0"/>
-          <ns2:ligatures ns2:val="none"/>
+          <w14:ligatures w14:val="none"/>
         </w:rPr>
       </w:pPr>
       <w:bookmarkStart w:id="2" w:name="_Hlk140755208"/>
@@ -3318,7 +3233,7 @@
           <w:color w:val="000000"/>
           <w:kern w:val="0"/>
           <w:lang w:eastAsia="es-PE"/>
-          <ns2:ligatures ns2:val="none"/>
+          <w14:ligatures w14:val="none"/>
         </w:rPr>
         <w:t xml:space="preserve">La Secretaría </w:t>
       </w:r>
@@ -3331,7 +3246,7 @@
           <w:color w:val="000000"/>
           <w:kern w:val="0"/>
           <w:lang w:eastAsia="es-PE"/>
-          <ns2:ligatures ns2:val="none"/>
+          <w14:ligatures w14:val="none"/>
         </w:rPr>
         <w:t>Técnica de la Comisión de Protección al Consumidor 1 (en adelante, la Secretaría Técnica), en ejercicio de sus facultades</w:t>
       </w:r>
@@ -3341,7 +3256,7 @@
           <w:rFonts w:ascii="Arial Narrow" w:eastAsia="Arial Narrow" w:hAnsi="Arial Narrow" w:cs="Arial Narrow"/>
           <w:kern w:val="0"/>
           <w:vertAlign w:val="superscript"/>
-          <ns2:ligatures ns2:val="none"/>
+          <w14:ligatures w14:val="none"/>
         </w:rPr>
         <w:footnoteReference w:id="3"/>
       </w:r>
@@ -3351,7 +3266,7 @@
           <w:color w:val="000000"/>
           <w:kern w:val="0"/>
           <w:lang w:eastAsia="es-PE"/>
-          <ns2:ligatures ns2:val="none"/>
+          <w14:ligatures w14:val="none"/>
         </w:rPr>
         <w:t xml:space="preserve">, considera </w:t>
       </w:r>
@@ -3359,7 +3274,7 @@
         <w:rPr>
           <w:rFonts w:ascii="Arial Narrow" w:eastAsia="Arial Narrow" w:hAnsi="Arial Narrow" w:cs="Arial Narrow"/>
           <w:kern w:val="0"/>
-          <ns2:ligatures ns2:val="none"/>
+          <w14:ligatures w14:val="none"/>
         </w:rPr>
         <w:t>que el hecho denuncia</w:t>
       </w:r>
@@ -3367,7 +3282,7 @@
         <w:rPr>
           <w:rFonts w:ascii="Arial Narrow" w:eastAsia="Arial Narrow" w:hAnsi="Arial Narrow" w:cs="Arial Narrow"/>
           <w:kern w:val="0"/>
-          <ns2:ligatures ns2:val="none"/>
+          <w14:ligatures w14:val="none"/>
         </w:rPr>
         <w:t xml:space="preserve">do, consistente en que </w:t>
       </w:r>
@@ -3382,7 +3297,7 @@
         <w:rPr>
           <w:rFonts w:ascii="Arial Narrow" w:eastAsia="Arial Narrow" w:hAnsi="Arial Narrow" w:cs="Arial Narrow"/>
           <w:kern w:val="0"/>
-          <ns2:ligatures ns2:val="none"/>
+          <w14:ligatures w14:val="none"/>
         </w:rPr>
         <w:t>; involucraría una presunta afectación a sus expectativas, quien no habría encontrado una correspondencia entre lo que esperaba recibir de parte del proveedor y lo que realmente recibió. Por consiguiente, corresponde calificar el hecho materia de denuncia como una presunta infracción al deber de idoneidad, tipificado en los artículos 18</w:t>
       </w:r>
@@ -3392,7 +3307,7 @@
           <w:color w:val="000000"/>
           <w:kern w:val="0"/>
           <w:lang w:eastAsia="es-PE"/>
-          <ns2:ligatures ns2:val="none"/>
+          <w14:ligatures w14:val="none"/>
         </w:rPr>
         <w:t/>
       </w:r>
@@ -3400,7 +3315,7 @@
         <w:rPr>
           <w:rFonts w:ascii="Arial Narrow" w:eastAsia="Arial Narrow" w:hAnsi="Arial Narrow" w:cs="Arial Narrow"/>
           <w:kern w:val="0"/>
-          <ns2:ligatures ns2:val="none"/>
+          <w14:ligatures w14:val="none"/>
         </w:rPr>
         <w:t xml:space="preserve"> y 19</w:t>
       </w:r>
@@ -3410,7 +3325,7 @@
           <w:color w:val="000000"/>
           <w:kern w:val="0"/>
           <w:lang w:eastAsia="es-PE"/>
-          <ns2:ligatures ns2:val="none"/>
+          <w14:ligatures w14:val="none"/>
         </w:rPr>
         <w:t/>
       </w:r>
@@ -3418,7 +3333,7 @@
         <w:rPr>
           <w:rFonts w:ascii="Arial Narrow" w:eastAsia="Arial Narrow" w:hAnsi="Arial Narrow" w:cs="Arial Narrow"/>
           <w:kern w:val="0"/>
-          <ns2:ligatures ns2:val="none"/>
+          <w14:ligatures w14:val="none"/>
         </w:rPr>
         <w:t xml:space="preserve"> del Código</w:t>
       </w:r>
@@ -3428,7 +3343,7 @@
           <w:rFonts w:ascii="Arial Narrow" w:eastAsia="Arial Narrow" w:hAnsi="Arial Narrow" w:cs="Arial"/>
           <w:kern w:val="0"/>
           <w:vertAlign w:val="superscript"/>
-          <ns2:ligatures ns2:val="none"/>
+          <w14:ligatures w14:val="none"/>
         </w:rPr>
         <w:footnoteReference w:id="4"/>
       </w:r>
@@ -3436,23 +3351,23 @@
         <w:rPr>
           <w:rFonts w:ascii="Arial Narrow" w:eastAsia="Arial Narrow" w:hAnsi="Arial Narrow" w:cs="Arial Narrow"/>
           <w:kern w:val="0"/>
-          <ns2:ligatures ns2:val="none"/>
+          <w14:ligatures w14:val="none"/>
         </w:rPr>
         <w:t>.</w:t>
       </w:r>
     </w:p>
-    <w:p ns2:paraId="3B0550BB" ns2:textId="77777777">
-      <w:pPr>
-        <w:spacing w:after="0" w:line="240" w:lineRule="auto"/>
-        <w:jc w:val="both"/>
-        <w:rPr>
-          <w:rFonts w:ascii="Arial Narrow" w:eastAsia="Arial Narrow" w:hAnsi="Arial Narrow" w:cs="Arial Narrow"/>
-          <w:kern w:val="0"/>
-          <ns2:ligatures ns2:val="none"/>
-        </w:rPr>
-      </w:pPr>
-    </w:p>
-    <w:p ns2:paraId="55F6E79B" ns2:textId="1734D760">
+    <w:p>
+      <w:pPr>
+        <w:spacing w:after="0" w:line="240" w:lineRule="auto"/>
+        <w:jc w:val="both"/>
+        <w:rPr>
+          <w:rFonts w:ascii="Arial Narrow" w:eastAsia="Arial Narrow" w:hAnsi="Arial Narrow" w:cs="Arial Narrow"/>
+          <w:kern w:val="0"/>
+          <w14:ligatures w14:val="none"/>
+        </w:rPr>
+      </w:pPr>
+    </w:p>
+    <w:p>
       <w:pPr>
         <w:pStyle w:val="Prrafodelista"/>
         <w:numPr>
@@ -3465,14 +3380,14 @@
         <w:rPr>
           <w:rFonts w:ascii="Arial Narrow" w:eastAsia="Arial Narrow" w:hAnsi="Arial Narrow" w:cs="Arial Narrow"/>
           <w:kern w:val="0"/>
-          <ns2:ligatures ns2:val="none"/>
-        </w:rPr>
-      </w:pPr>
-      <w:r>
-        <w:rPr>
-          <w:rFonts w:ascii="Arial Narrow" w:eastAsia="Arial Narrow" w:hAnsi="Arial Narrow" w:cs="Arial Narrow"/>
-          <w:kern w:val="0"/>
-          <ns2:ligatures ns2:val="none"/>
+          <w14:ligatures w14:val="none"/>
+        </w:rPr>
+      </w:pPr>
+      <w:r>
+        <w:rPr>
+          <w:rFonts w:ascii="Arial Narrow" w:eastAsia="Arial Narrow" w:hAnsi="Arial Narrow" w:cs="Arial Narrow"/>
+          <w:kern w:val="0"/>
+          <w14:ligatures w14:val="none"/>
         </w:rPr>
         <w:t xml:space="preserve">Así también, la Secretaría Técnica, en ejercicio de sus facultades, </w:t>
       </w:r>
@@ -3482,7 +3397,7 @@
           <w:color w:val="000000"/>
           <w:kern w:val="0"/>
           <w:lang w:eastAsia="es-PE"/>
-          <ns2:ligatures ns2:val="none"/>
+          <w14:ligatures w14:val="none"/>
         </w:rPr>
         <w:t xml:space="preserve">considera </w:t>
       </w:r>
@@ -3490,7 +3405,7 @@
         <w:rPr>
           <w:rFonts w:ascii="Arial Narrow" w:eastAsia="Arial Narrow" w:hAnsi="Arial Narrow" w:cs="Arial Narrow"/>
           <w:kern w:val="0"/>
-          <ns2:ligatures ns2:val="none"/>
+          <w14:ligatures w14:val="none"/>
         </w:rPr>
         <w:t xml:space="preserve">que el hecho denunciado, consistente en que </w:t>
       </w:r>
@@ -3498,7 +3413,7 @@
         <w:rPr>
           <w:rFonts w:ascii="Arial Narrow" w:eastAsia="Arial Narrow" w:hAnsi="Arial Narrow" w:cs="Arial Narrow"/>
           <w:kern w:val="0"/>
-          <ns2:ligatures ns2:val="none"/>
+          <w14:ligatures w14:val="none"/>
         </w:rPr>
         <w:t>la compañía aseguradora se habría negado a activar la cláusula VEH018 alegando que el repuesto no se fabricaba, pese a que posteriormente lo adquirió, instaló y facturó</w:t>
       </w:r>
@@ -3506,7 +3421,7 @@
         <w:rPr>
           <w:rFonts w:ascii="Arial Narrow" w:eastAsia="Arial Narrow" w:hAnsi="Arial Narrow" w:cs="Arial Narrow"/>
           <w:kern w:val="0"/>
-          <ns2:ligatures ns2:val="none"/>
+          <w14:ligatures w14:val="none"/>
         </w:rPr>
         <w:t>; involucraría una presunta afectación a sus expectativas, quien no habría encontrado una correspondencia entre lo que esperaba recibir de parte del proveedor y lo que realmente recibió. Por consiguiente, corresponde calificar el hecho materia de denuncia como una presunta infracción al deber de idoneidad, tipificado en los artículos 18</w:t>
       </w:r>
@@ -3516,7 +3431,7 @@
           <w:color w:val="000000"/>
           <w:kern w:val="0"/>
           <w:lang w:eastAsia="es-PE"/>
-          <ns2:ligatures ns2:val="none"/>
+          <w14:ligatures w14:val="none"/>
         </w:rPr>
         <w:t/>
       </w:r>
@@ -3524,7 +3439,7 @@
         <w:rPr>
           <w:rFonts w:ascii="Arial Narrow" w:eastAsia="Arial Narrow" w:hAnsi="Arial Narrow" w:cs="Arial Narrow"/>
           <w:kern w:val="0"/>
-          <ns2:ligatures ns2:val="none"/>
+          <w14:ligatures w14:val="none"/>
         </w:rPr>
         <w:t xml:space="preserve"> y 19</w:t>
       </w:r>
@@ -3534,7 +3449,7 @@
           <w:color w:val="000000"/>
           <w:kern w:val="0"/>
           <w:lang w:eastAsia="es-PE"/>
-          <ns2:ligatures ns2:val="none"/>
+          <w14:ligatures w14:val="none"/>
         </w:rPr>
         <w:t/>
       </w:r>
@@ -3542,23 +3457,23 @@
         <w:rPr>
           <w:rFonts w:ascii="Arial Narrow" w:eastAsia="Arial Narrow" w:hAnsi="Arial Narrow" w:cs="Arial Narrow"/>
           <w:kern w:val="0"/>
-          <ns2:ligatures ns2:val="none"/>
+          <w14:ligatures w14:val="none"/>
         </w:rPr>
         <w:t xml:space="preserve"> del Código.</w:t>
       </w:r>
     </w:p>
-    <w:p ns2:paraId="7C2015B3" ns2:textId="77777777">
-      <w:pPr>
-        <w:spacing w:after="0" w:line="240" w:lineRule="auto"/>
-        <w:jc w:val="both"/>
-        <w:rPr>
-          <w:rFonts w:ascii="Arial Narrow" w:eastAsia="Arial Narrow" w:hAnsi="Arial Narrow" w:cs="Arial Narrow"/>
-          <w:kern w:val="0"/>
-          <ns2:ligatures ns2:val="none"/>
-        </w:rPr>
-      </w:pPr>
-    </w:p>
-    <w:p ns2:paraId="75ED5F8C" ns2:textId="6B33668F">
+    <w:p>
+      <w:pPr>
+        <w:spacing w:after="0" w:line="240" w:lineRule="auto"/>
+        <w:jc w:val="both"/>
+        <w:rPr>
+          <w:rFonts w:ascii="Arial Narrow" w:eastAsia="Arial Narrow" w:hAnsi="Arial Narrow" w:cs="Arial Narrow"/>
+          <w:kern w:val="0"/>
+          <w14:ligatures w14:val="none"/>
+        </w:rPr>
+      </w:pPr>
+    </w:p>
+    <w:p>
       <w:pPr>
         <w:pStyle w:val="Prrafodelista"/>
         <w:numPr>
@@ -3571,16 +3486,16 @@
         <w:rPr>
           <w:rFonts w:ascii="Arial Narrow" w:eastAsia="Arial Narrow" w:hAnsi="Arial Narrow" w:cs="Arial Narrow"/>
           <w:kern w:val="0"/>
-          <ns2:ligatures ns2:val="none"/>
-        </w:rPr>
-      </w:pPr>
-      <w:r>
-        <w:rPr>
-          <w:rFonts w:ascii="Arial Narrow" w:eastAsia="Times New Roman" w:hAnsi="Arial Narrow" w:cs="Arial"/>
-          <w:color w:val="000000"/>
-          <w:kern w:val="0"/>
-          <w:lang w:eastAsia="es-PE"/>
-          <ns2:ligatures ns2:val="none"/>
+          <w14:ligatures w14:val="none"/>
+        </w:rPr>
+      </w:pPr>
+      <w:r>
+        <w:rPr>
+          <w:rFonts w:ascii="Arial Narrow" w:eastAsia="Times New Roman" w:hAnsi="Arial Narrow" w:cs="Arial"/>
+          <w:color w:val="000000"/>
+          <w:kern w:val="0"/>
+          <w:lang w:eastAsia="es-PE"/>
+          <w14:ligatures w14:val="none"/>
         </w:rPr>
         <w:t xml:space="preserve">Además, la Secretaría Técnica, en ejercicio de sus facultades, considera </w:t>
       </w:r>
@@ -3588,7 +3503,7 @@
         <w:rPr>
           <w:rFonts w:ascii="Arial Narrow" w:eastAsia="Arial Narrow" w:hAnsi="Arial Narrow" w:cs="Arial"/>
           <w:kern w:val="0"/>
-          <ns2:ligatures ns2:val="none"/>
+          <w14:ligatures w14:val="none"/>
         </w:rPr>
         <w:t xml:space="preserve">que el hecho denunciado, consistente en que </w:t>
       </w:r>
@@ -3603,7 +3518,7 @@
         <w:rPr>
           <w:rFonts w:ascii="Arial Narrow" w:eastAsia="Arial Narrow" w:hAnsi="Arial Narrow" w:cs="Arial Narrow"/>
           <w:kern w:val="0"/>
-          <ns2:ligatures ns2:val="none"/>
+          <w14:ligatures w14:val="none"/>
         </w:rPr>
         <w:t>; involucraría una presunta afectación a sus expectativas, quien no habría encontrado una correspondencia entre lo que esperaba recibir de parte del proveedor y lo que realmente recibió</w:t>
       </w:r>
@@ -3614,7 +3529,7 @@
           <w:color w:val="000000"/>
           <w:kern w:val="0"/>
           <w:lang w:eastAsia="es-PE"/>
-          <ns2:ligatures ns2:val="none"/>
+          <w14:ligatures w14:val="none"/>
         </w:rPr>
         <w:t xml:space="preserve">. </w:t>
       </w:r>
@@ -3622,7 +3537,7 @@
         <w:rPr>
           <w:rFonts w:ascii="Arial Narrow" w:eastAsia="Arial Narrow" w:hAnsi="Arial Narrow" w:cs="Arial Narrow"/>
           <w:kern w:val="0"/>
-          <ns2:ligatures ns2:val="none"/>
+          <w14:ligatures w14:val="none"/>
         </w:rPr>
         <w:t xml:space="preserve">Por consiguiente, corresponde calificar el hecho materia de </w:t>
       </w:r>
@@ -3630,7 +3545,7 @@
         <w:rPr>
           <w:rFonts w:ascii="Arial Narrow" w:eastAsia="Arial Narrow" w:hAnsi="Arial Narrow" w:cs="Arial Narrow"/>
           <w:kern w:val="0"/>
-          <ns2:ligatures ns2:val="none"/>
+          <w14:ligatures w14:val="none"/>
         </w:rPr>
         <w:t>denuncia como una presunta infracción al deber de idoneidad, tipificado en los artículos 18</w:t>
       </w:r>
@@ -3640,7 +3555,7 @@
           <w:color w:val="000000"/>
           <w:kern w:val="0"/>
           <w:lang w:eastAsia="es-PE"/>
-          <ns2:ligatures ns2:val="none"/>
+          <w14:ligatures w14:val="none"/>
         </w:rPr>
         <w:t/>
       </w:r>
@@ -3648,7 +3563,7 @@
         <w:rPr>
           <w:rFonts w:ascii="Arial Narrow" w:eastAsia="Arial Narrow" w:hAnsi="Arial Narrow" w:cs="Arial Narrow"/>
           <w:kern w:val="0"/>
-          <ns2:ligatures ns2:val="none"/>
+          <w14:ligatures w14:val="none"/>
         </w:rPr>
         <w:t xml:space="preserve"> y 19</w:t>
       </w:r>
@@ -3658,7 +3573,7 @@
           <w:color w:val="000000"/>
           <w:kern w:val="0"/>
           <w:lang w:eastAsia="es-PE"/>
-          <ns2:ligatures ns2:val="none"/>
+          <w14:ligatures w14:val="none"/>
         </w:rPr>
         <w:t/>
       </w:r>
@@ -3666,23 +3581,23 @@
         <w:rPr>
           <w:rFonts w:ascii="Arial Narrow" w:eastAsia="Arial Narrow" w:hAnsi="Arial Narrow" w:cs="Arial Narrow"/>
           <w:kern w:val="0"/>
-          <ns2:ligatures ns2:val="none"/>
+          <w14:ligatures w14:val="none"/>
         </w:rPr>
         <w:t xml:space="preserve"> del Código</w:t>
       </w:r>
     </w:p>
-    <w:p ns2:paraId="3ECF2C05" ns2:textId="77777777">
+    <w:p>
       <w:pPr>
         <w:pStyle w:val="Prrafodelista"/>
         <w:spacing w:line="240" w:lineRule="auto"/>
         <w:rPr>
           <w:rFonts w:ascii="Arial Narrow" w:eastAsia="Arial Narrow" w:hAnsi="Arial Narrow" w:cs="Arial Narrow"/>
           <w:kern w:val="0"/>
-          <ns2:ligatures ns2:val="none"/>
-        </w:rPr>
-      </w:pPr>
-    </w:p>
-    <w:p ns2:paraId="791C2EA2" ns2:textId="7F9A759E">
+          <w14:ligatures w14:val="none"/>
+        </w:rPr>
+      </w:pPr>
+    </w:p>
+    <w:p>
       <w:pPr>
         <w:pStyle w:val="Prrafodelista"/>
         <w:numPr>
@@ -3695,14 +3610,14 @@
         <w:rPr>
           <w:rFonts w:ascii="Arial Narrow" w:eastAsia="Arial Narrow" w:hAnsi="Arial Narrow" w:cs="Arial Narrow"/>
           <w:kern w:val="0"/>
-          <ns2:ligatures ns2:val="none"/>
-        </w:rPr>
-      </w:pPr>
-      <w:r>
-        <w:rPr>
-          <w:rFonts w:ascii="Arial Narrow" w:eastAsia="Arial Narrow" w:hAnsi="Arial Narrow" w:cs="Arial Narrow"/>
-          <w:kern w:val="0"/>
-          <ns2:ligatures ns2:val="none"/>
+          <w14:ligatures w14:val="none"/>
+        </w:rPr>
+      </w:pPr>
+      <w:r>
+        <w:rPr>
+          <w:rFonts w:ascii="Arial Narrow" w:eastAsia="Arial Narrow" w:hAnsi="Arial Narrow" w:cs="Arial Narrow"/>
+          <w:kern w:val="0"/>
+          <w14:ligatures w14:val="none"/>
         </w:rPr>
         <w:lastRenderedPageBreak/>
         <w:t xml:space="preserve">Asimismo, la Secretaría Técnica, en ejercicio de sus facultades, </w:t>
@@ -3713,7 +3628,7 @@
           <w:color w:val="000000"/>
           <w:kern w:val="0"/>
           <w:lang w:eastAsia="es-PE"/>
-          <ns2:ligatures ns2:val="none"/>
+          <w14:ligatures w14:val="none"/>
         </w:rPr>
         <w:t xml:space="preserve">considera </w:t>
       </w:r>
@@ -3721,7 +3636,7 @@
         <w:rPr>
           <w:rFonts w:ascii="Arial Narrow" w:eastAsia="Arial Narrow" w:hAnsi="Arial Narrow" w:cs="Arial Narrow"/>
           <w:kern w:val="0"/>
-          <ns2:ligatures ns2:val="none"/>
+          <w14:ligatures w14:val="none"/>
         </w:rPr>
         <w:t xml:space="preserve">que el hecho denunciado, consistente en que </w:t>
       </w:r>
@@ -3729,7 +3644,7 @@
         <w:rPr>
           <w:rFonts w:ascii="Arial Narrow" w:eastAsia="Arial Narrow" w:hAnsi="Arial Narrow" w:cs="Arial Narrow"/>
           <w:kern w:val="0"/>
-          <ns2:ligatures ns2:val="none"/>
+          <w14:ligatures w14:val="none"/>
         </w:rPr>
         <w:t>la compañía aseguradora habría brindado una respuesta inadecuada al reclamo presentado por el denunciante el 14 de abril de 2025</w:t>
       </w:r>
@@ -3737,7 +3652,7 @@
         <w:rPr>
           <w:rFonts w:ascii="Arial Narrow" w:eastAsia="Arial Narrow" w:hAnsi="Arial Narrow" w:cs="Arial Narrow"/>
           <w:kern w:val="0"/>
-          <ns2:ligatures ns2:val="none"/>
+          <w14:ligatures w14:val="none"/>
         </w:rPr>
         <w:t xml:space="preserve">. </w:t>
       </w:r>
@@ -3747,7 +3662,7 @@
           <w:color w:val="000000"/>
           <w:kern w:val="0"/>
           <w:lang w:eastAsia="es-PE"/>
-          <ns2:ligatures ns2:val="none"/>
+          <w14:ligatures w14:val="none"/>
         </w:rPr>
         <w:t>Por consiguiente, corresponde calificar el hecho materia de denuncia como una presunta infracción al</w:t>
       </w:r>
@@ -3755,7 +3670,7 @@
         <w:rPr>
           <w:rFonts w:ascii="Arial Narrow" w:eastAsia="Arial Narrow" w:hAnsi="Arial Narrow" w:cs="Arial Narrow"/>
           <w:kern w:val="0"/>
-          <ns2:ligatures ns2:val="none"/>
+          <w14:ligatures w14:val="none"/>
         </w:rPr>
         <w:t xml:space="preserve"> numeral 88.1 del artículo 88 del Código</w:t>
       </w:r>
@@ -3765,7 +3680,7 @@
           <w:rFonts w:ascii="Arial Narrow" w:eastAsia="Arial Narrow" w:hAnsi="Arial Narrow" w:cs="Arial"/>
           <w:kern w:val="0"/>
           <w:vertAlign w:val="superscript"/>
-          <ns2:ligatures ns2:val="none"/>
+          <w14:ligatures w14:val="none"/>
         </w:rPr>
         <w:footnoteReference w:id="5"/>
       </w:r>
@@ -3773,23 +3688,23 @@
         <w:rPr>
           <w:rFonts w:ascii="Arial Narrow" w:eastAsia="Arial Narrow" w:hAnsi="Arial Narrow" w:cs="Arial Narrow"/>
           <w:kern w:val="0"/>
-          <ns2:ligatures ns2:val="none"/>
+          <w14:ligatures w14:val="none"/>
         </w:rPr>
         <w:t>.</w:t>
       </w:r>
     </w:p>
-    <w:p ns2:paraId="4935F3B0" ns2:textId="77777777">
-      <w:pPr>
-        <w:spacing w:after="0" w:line="240" w:lineRule="auto"/>
-        <w:jc w:val="both"/>
-        <w:rPr>
-          <w:rFonts w:ascii="Arial Narrow" w:eastAsia="Arial Narrow" w:hAnsi="Arial Narrow" w:cs="Arial Narrow"/>
-          <w:kern w:val="0"/>
-          <ns2:ligatures ns2:val="none"/>
-        </w:rPr>
-      </w:pPr>
-    </w:p>
-    <w:p ns2:paraId="4F6757DF" ns2:textId="3AB10559">
+    <w:p>
+      <w:pPr>
+        <w:spacing w:after="0" w:line="240" w:lineRule="auto"/>
+        <w:jc w:val="both"/>
+        <w:rPr>
+          <w:rFonts w:ascii="Arial Narrow" w:eastAsia="Arial Narrow" w:hAnsi="Arial Narrow" w:cs="Arial Narrow"/>
+          <w:kern w:val="0"/>
+          <w14:ligatures w14:val="none"/>
+        </w:rPr>
+      </w:pPr>
+    </w:p>
+    <w:p>
       <w:pPr>
         <w:pStyle w:val="Prrafodelista"/>
         <w:numPr>
@@ -3802,14 +3717,14 @@
         <w:rPr>
           <w:rFonts w:ascii="Arial Narrow" w:eastAsia="Arial Narrow" w:hAnsi="Arial Narrow" w:cs="Arial Narrow"/>
           <w:kern w:val="0"/>
-          <ns2:ligatures ns2:val="none"/>
-        </w:rPr>
-      </w:pPr>
-      <w:r>
-        <w:rPr>
-          <w:rFonts w:ascii="Arial Narrow" w:eastAsia="Arial Narrow" w:hAnsi="Arial Narrow" w:cs="Arial Narrow"/>
-          <w:kern w:val="0"/>
-          <ns2:ligatures ns2:val="none"/>
+          <w14:ligatures w14:val="none"/>
+        </w:rPr>
+      </w:pPr>
+      <w:r>
+        <w:rPr>
+          <w:rFonts w:ascii="Arial Narrow" w:eastAsia="Arial Narrow" w:hAnsi="Arial Narrow" w:cs="Arial Narrow"/>
+          <w:kern w:val="0"/>
+          <w14:ligatures w14:val="none"/>
         </w:rPr>
         <w:t xml:space="preserve">Así también, la Secretaría </w:t>
       </w:r>
@@ -3817,7 +3732,7 @@
         <w:rPr>
           <w:rFonts w:ascii="Arial Narrow" w:eastAsia="Arial Narrow" w:hAnsi="Arial Narrow" w:cs="Arial Narrow"/>
           <w:kern w:val="0"/>
-          <ns2:ligatures ns2:val="none"/>
+          <w14:ligatures w14:val="none"/>
         </w:rPr>
         <w:t xml:space="preserve">Técnica, en ejercicio de sus facultades, </w:t>
       </w:r>
@@ -3826,7 +3741,7 @@
           <w:rFonts w:ascii="Arial Narrow" w:eastAsia="Times New Roman" w:hAnsi="Arial Narrow" w:cs="Segoe UI"/>
           <w:kern w:val="0"/>
           <w:lang w:eastAsia="es-PE"/>
-          <ns2:ligatures ns2:val="none"/>
+          <w14:ligatures w14:val="none"/>
         </w:rPr>
         <w:t xml:space="preserve">considera </w:t>
       </w:r>
@@ -3834,7 +3749,7 @@
         <w:rPr>
           <w:rFonts w:ascii="Arial Narrow" w:eastAsia="Arial Narrow" w:hAnsi="Arial Narrow" w:cs="Arial Narrow"/>
           <w:kern w:val="0"/>
-          <ns2:ligatures ns2:val="none"/>
+          <w14:ligatures w14:val="none"/>
         </w:rPr>
         <w:t xml:space="preserve">que el hecho denunciado, consistente en que </w:t>
       </w:r>
@@ -3842,7 +3757,7 @@
         <w:rPr>
           <w:rFonts w:ascii="Arial Narrow" w:eastAsia="Arial Narrow" w:hAnsi="Arial Narrow" w:cs="Arial Narrow"/>
           <w:kern w:val="0"/>
-          <ns2:ligatures ns2:val="none"/>
+          <w14:ligatures w14:val="none"/>
         </w:rPr>
         <w:t>la compañía aseguradora habría cobrado indebidamente un deducible de USD 1,220,34, correspondiente a una reparación incompleta del vehículo asegurado con Placa de Rodaje BMX244, sin brindar al denunciante una explicación técnica proporcional o sustentada, ni documentación que justifique dicho cargo económico</w:t>
       </w:r>
@@ -3850,7 +3765,7 @@
         <w:rPr>
           <w:rFonts w:ascii="Arial Narrow" w:eastAsia="Arial Narrow" w:hAnsi="Arial Narrow" w:cs="Arial Narrow"/>
           <w:kern w:val="0"/>
-          <ns2:ligatures ns2:val="none"/>
+          <w14:ligatures w14:val="none"/>
         </w:rPr>
         <w:t xml:space="preserve">; involucraría una presunta afectación a sus expectativas, quien no habría encontrado una correspondencia entre lo que esperaba recibir de parte del proveedor y lo </w:t>
       </w:r>
@@ -3858,7 +3773,7 @@
         <w:rPr>
           <w:rFonts w:ascii="Arial Narrow" w:eastAsia="Arial Narrow" w:hAnsi="Arial Narrow" w:cs="Arial Narrow"/>
           <w:kern w:val="0"/>
-          <ns2:ligatures ns2:val="none"/>
+          <w14:ligatures w14:val="none"/>
         </w:rPr>
         <w:t>que realmente recibió. Por consiguiente, corresponde calificar el hecho materia de denuncia como una presunta infracción al deber de idoneidad, tipificado en los artículos 18</w:t>
       </w:r>
@@ -3868,7 +3783,7 @@
           <w:color w:val="000000"/>
           <w:kern w:val="0"/>
           <w:lang w:eastAsia="es-PE"/>
-          <ns2:ligatures ns2:val="none"/>
+          <w14:ligatures w14:val="none"/>
         </w:rPr>
         <w:t/>
       </w:r>
@@ -3876,7 +3791,7 @@
         <w:rPr>
           <w:rFonts w:ascii="Arial Narrow" w:eastAsia="Arial Narrow" w:hAnsi="Arial Narrow" w:cs="Arial Narrow"/>
           <w:kern w:val="0"/>
-          <ns2:ligatures ns2:val="none"/>
+          <w14:ligatures w14:val="none"/>
         </w:rPr>
         <w:t xml:space="preserve"> y 19</w:t>
       </w:r>
@@ -3886,7 +3801,7 @@
           <w:color w:val="000000"/>
           <w:kern w:val="0"/>
           <w:lang w:eastAsia="es-PE"/>
-          <ns2:ligatures ns2:val="none"/>
+          <w14:ligatures w14:val="none"/>
         </w:rPr>
         <w:t/>
       </w:r>
@@ -3894,12 +3809,12 @@
         <w:rPr>
           <w:rFonts w:ascii="Arial Narrow" w:eastAsia="Arial Narrow" w:hAnsi="Arial Narrow" w:cs="Arial Narrow"/>
           <w:kern w:val="0"/>
-          <ns2:ligatures ns2:val="none"/>
+          <w14:ligatures w14:val="none"/>
         </w:rPr>
         <w:t xml:space="preserve"> del Código.</w:t>
       </w:r>
     </w:p>
-    <w:p ns2:paraId="68219E46" ns2:textId="77777777">
+    <w:p>
       <w:pPr>
         <w:pStyle w:val="Prrafodelista"/>
         <w:spacing w:after="0" w:line="240" w:lineRule="auto"/>
@@ -3908,11 +3823,11 @@
         <w:rPr>
           <w:rFonts w:ascii="Arial Narrow" w:eastAsia="Arial Narrow" w:hAnsi="Arial Narrow" w:cs="Arial Narrow"/>
           <w:kern w:val="0"/>
-          <ns2:ligatures ns2:val="none"/>
-        </w:rPr>
-      </w:pPr>
-    </w:p>
-    <w:p ns2:paraId="6CC1C74F" ns2:textId="5445D126">
+          <w14:ligatures w14:val="none"/>
+        </w:rPr>
+      </w:pPr>
+    </w:p>
+    <w:p>
       <w:pPr>
         <w:pStyle w:val="Prrafodelista"/>
         <w:numPr>
@@ -3925,16 +3840,16 @@
         <w:rPr>
           <w:rFonts w:ascii="Arial Narrow" w:eastAsia="Arial Narrow" w:hAnsi="Arial Narrow" w:cs="Arial Narrow"/>
           <w:kern w:val="0"/>
-          <ns2:ligatures ns2:val="none"/>
-        </w:rPr>
-      </w:pPr>
-      <w:r>
-        <w:rPr>
-          <w:rFonts w:ascii="Arial Narrow" w:eastAsia="Times New Roman" w:hAnsi="Arial Narrow" w:cs="Arial"/>
-          <w:color w:val="000000"/>
-          <w:kern w:val="0"/>
-          <w:lang w:eastAsia="es-PE"/>
-          <ns2:ligatures ns2:val="none"/>
+          <w14:ligatures w14:val="none"/>
+        </w:rPr>
+      </w:pPr>
+      <w:r>
+        <w:rPr>
+          <w:rFonts w:ascii="Arial Narrow" w:eastAsia="Times New Roman" w:hAnsi="Arial Narrow" w:cs="Arial"/>
+          <w:color w:val="000000"/>
+          <w:kern w:val="0"/>
+          <w:lang w:eastAsia="es-PE"/>
+          <w14:ligatures w14:val="none"/>
         </w:rPr>
         <w:t xml:space="preserve">Además, la Secretaría Técnica, en ejercicio de sus facultades, considera </w:t>
       </w:r>
@@ -3942,7 +3857,7 @@
         <w:rPr>
           <w:rFonts w:ascii="Arial Narrow" w:eastAsia="Arial Narrow" w:hAnsi="Arial Narrow" w:cs="Arial"/>
           <w:kern w:val="0"/>
-          <ns2:ligatures ns2:val="none"/>
+          <w14:ligatures w14:val="none"/>
         </w:rPr>
         <w:t xml:space="preserve">que el hecho denunciado, consistente en que </w:t>
       </w:r>
@@ -3960,7 +3875,7 @@
           <w:color w:val="000000"/>
           <w:kern w:val="0"/>
           <w:lang w:eastAsia="es-PE"/>
-          <ns2:ligatures ns2:val="none"/>
+          <w14:ligatures w14:val="none"/>
         </w:rPr>
         <w:t xml:space="preserve">. </w:t>
       </w:r>
@@ -3970,7 +3885,7 @@
           <w:color w:val="000000"/>
           <w:kern w:val="0"/>
           <w:lang w:eastAsia="es-PE"/>
-          <ns2:ligatures ns2:val="none"/>
+          <w14:ligatures w14:val="none"/>
         </w:rPr>
         <w:t>Por consiguiente, corresponde calificar el hecho materia de denuncia como una presunta infracción al</w:t>
       </w:r>
@@ -3978,23 +3893,23 @@
         <w:rPr>
           <w:rFonts w:ascii="Arial Narrow" w:eastAsia="Arial Narrow" w:hAnsi="Arial Narrow" w:cs="Arial Narrow"/>
           <w:kern w:val="0"/>
-          <ns2:ligatures ns2:val="none"/>
+          <w14:ligatures w14:val="none"/>
         </w:rPr>
         <w:t xml:space="preserve"> numeral 88.1 del artículo 88 del Código.</w:t>
       </w:r>
     </w:p>
-    <w:p ns2:paraId="61080068" ns2:textId="77777777">
+    <w:p>
       <w:pPr>
         <w:pStyle w:val="Prrafodelista"/>
         <w:spacing w:line="240" w:lineRule="auto"/>
         <w:rPr>
           <w:rFonts w:ascii="Arial Narrow" w:eastAsia="Arial Narrow" w:hAnsi="Arial Narrow" w:cs="Arial Narrow"/>
           <w:kern w:val="0"/>
-          <ns2:ligatures ns2:val="none"/>
-        </w:rPr>
-      </w:pPr>
-    </w:p>
-    <w:p ns2:paraId="5F965F63" ns2:textId="2F79CCCE">
+          <w14:ligatures w14:val="none"/>
+        </w:rPr>
+      </w:pPr>
+    </w:p>
+    <w:p>
       <w:pPr>
         <w:pStyle w:val="Prrafodelista"/>
         <w:numPr>
@@ -4007,14 +3922,14 @@
         <w:rPr>
           <w:rFonts w:ascii="Arial Narrow" w:eastAsia="Arial Narrow" w:hAnsi="Arial Narrow" w:cs="Arial Narrow"/>
           <w:kern w:val="0"/>
-          <ns2:ligatures ns2:val="none"/>
-        </w:rPr>
-      </w:pPr>
-      <w:r>
-        <w:rPr>
-          <w:rFonts w:ascii="Arial Narrow" w:eastAsia="Arial Narrow" w:hAnsi="Arial Narrow" w:cs="Arial Narrow"/>
-          <w:kern w:val="0"/>
-          <ns2:ligatures ns2:val="none"/>
+          <w14:ligatures w14:val="none"/>
+        </w:rPr>
+      </w:pPr>
+      <w:r>
+        <w:rPr>
+          <w:rFonts w:ascii="Arial Narrow" w:eastAsia="Arial Narrow" w:hAnsi="Arial Narrow" w:cs="Arial Narrow"/>
+          <w:kern w:val="0"/>
+          <w14:ligatures w14:val="none"/>
         </w:rPr>
         <w:t xml:space="preserve">Asimismo, </w:t>
       </w:r>
@@ -4022,7 +3937,7 @@
         <w:rPr>
           <w:rFonts w:ascii="Arial Narrow" w:eastAsia="Arial Narrow" w:hAnsi="Arial Narrow" w:cs="Arial Narrow"/>
           <w:kern w:val="0"/>
-          <ns2:ligatures ns2:val="none"/>
+          <w14:ligatures w14:val="none"/>
         </w:rPr>
         <w:t xml:space="preserve">la Secretaría Técnica, en ejercicio de sus facultades, </w:t>
       </w:r>
@@ -4032,7 +3947,7 @@
           <w:color w:val="000000"/>
           <w:kern w:val="0"/>
           <w:lang w:eastAsia="es-PE"/>
-          <ns2:ligatures ns2:val="none"/>
+          <w14:ligatures w14:val="none"/>
         </w:rPr>
         <w:t xml:space="preserve">considera </w:t>
       </w:r>
@@ -4040,7 +3955,7 @@
         <w:rPr>
           <w:rFonts w:ascii="Arial Narrow" w:eastAsia="Arial Narrow" w:hAnsi="Arial Narrow" w:cs="Arial Narrow"/>
           <w:kern w:val="0"/>
-          <ns2:ligatures ns2:val="none"/>
+          <w14:ligatures w14:val="none"/>
         </w:rPr>
         <w:t xml:space="preserve">que el hecho denunciado, consistente en que </w:t>
       </w:r>
@@ -4050,7 +3965,7 @@
           <w:kern w:val="0"/>
           <w:shd w:val="clear" w:color="auto" w:fill="FFFFFF"/>
           <w:lang w:eastAsia="es-PE"/>
-          <ns2:ligatures ns2:val="none"/>
+          <w14:ligatures w14:val="none"/>
         </w:rPr>
         <w:t>la compañía aseguradora no habría gestionado la entrega del vehículo asegurado debidamente reparado al denunciante en la fecha pactada</w:t>
       </w:r>
@@ -4058,7 +3973,7 @@
         <w:rPr>
           <w:rFonts w:ascii="Arial Narrow" w:eastAsia="Arial Narrow" w:hAnsi="Arial Narrow" w:cs="Arial Narrow"/>
           <w:kern w:val="0"/>
-          <ns2:ligatures ns2:val="none"/>
+          <w14:ligatures w14:val="none"/>
         </w:rPr>
         <w:t>; involucraría una presunta afectación a sus expectativas, quien no habría encontrado una correspondencia entre lo que esperaba recibir de parte del proveedor y lo que realmente recibió. Por consiguiente, corresponde calificar el hecho materia de denuncia como una presunta infracción al deber de idoneidad, tipificado en los artículos 18</w:t>
       </w:r>
@@ -4068,7 +3983,7 @@
           <w:color w:val="000000"/>
           <w:kern w:val="0"/>
           <w:lang w:eastAsia="es-PE"/>
-          <ns2:ligatures ns2:val="none"/>
+          <w14:ligatures w14:val="none"/>
         </w:rPr>
         <w:t/>
       </w:r>
@@ -4076,7 +3991,7 @@
         <w:rPr>
           <w:rFonts w:ascii="Arial Narrow" w:eastAsia="Arial Narrow" w:hAnsi="Arial Narrow" w:cs="Arial Narrow"/>
           <w:kern w:val="0"/>
-          <ns2:ligatures ns2:val="none"/>
+          <w14:ligatures w14:val="none"/>
         </w:rPr>
         <w:t xml:space="preserve"> y 19</w:t>
       </w:r>
@@ -4086,7 +4001,7 @@
           <w:color w:val="000000"/>
           <w:kern w:val="0"/>
           <w:lang w:eastAsia="es-PE"/>
-          <ns2:ligatures ns2:val="none"/>
+          <w14:ligatures w14:val="none"/>
         </w:rPr>
         <w:t/>
       </w:r>
@@ -4094,23 +4009,23 @@
         <w:rPr>
           <w:rFonts w:ascii="Arial Narrow" w:eastAsia="Arial Narrow" w:hAnsi="Arial Narrow" w:cs="Arial Narrow"/>
           <w:kern w:val="0"/>
-          <ns2:ligatures ns2:val="none"/>
+          <w14:ligatures w14:val="none"/>
         </w:rPr>
         <w:t xml:space="preserve"> del Código.</w:t>
       </w:r>
     </w:p>
-    <w:p ns2:paraId="5DA0B0E5" ns2:textId="77777777">
+    <w:p>
       <w:pPr>
         <w:pStyle w:val="Prrafodelista"/>
         <w:spacing w:line="240" w:lineRule="auto"/>
         <w:rPr>
           <w:rFonts w:ascii="Arial Narrow" w:eastAsia="Arial Narrow" w:hAnsi="Arial Narrow" w:cs="Arial Narrow"/>
           <w:kern w:val="0"/>
-          <ns2:ligatures ns2:val="none"/>
-        </w:rPr>
-      </w:pPr>
-    </w:p>
-    <w:p ns2:paraId="00765512" ns2:textId="59D7B1D5">
+          <w14:ligatures w14:val="none"/>
+        </w:rPr>
+      </w:pPr>
+    </w:p>
+    <w:p>
       <w:pPr>
         <w:pStyle w:val="Prrafodelista"/>
         <w:numPr>
@@ -4123,16 +4038,16 @@
         <w:rPr>
           <w:rFonts w:ascii="Arial Narrow" w:eastAsia="Arial Narrow" w:hAnsi="Arial Narrow" w:cs="Arial Narrow"/>
           <w:kern w:val="0"/>
-          <ns2:ligatures ns2:val="none"/>
-        </w:rPr>
-      </w:pPr>
-      <w:r>
-        <w:rPr>
-          <w:rFonts w:ascii="Arial Narrow" w:eastAsia="Times New Roman" w:hAnsi="Arial Narrow" w:cs="Arial"/>
-          <w:color w:val="000000"/>
-          <w:kern w:val="0"/>
-          <w:lang w:eastAsia="es-PE"/>
-          <ns2:ligatures ns2:val="none"/>
+          <w14:ligatures w14:val="none"/>
+        </w:rPr>
+      </w:pPr>
+      <w:r>
+        <w:rPr>
+          <w:rFonts w:ascii="Arial Narrow" w:eastAsia="Times New Roman" w:hAnsi="Arial Narrow" w:cs="Arial"/>
+          <w:color w:val="000000"/>
+          <w:kern w:val="0"/>
+          <w:lang w:eastAsia="es-PE"/>
+          <w14:ligatures w14:val="none"/>
         </w:rPr>
         <w:t xml:space="preserve">Además, la Secretaría Técnica, en ejercicio de sus facultades, considera </w:t>
       </w:r>
@@ -4140,7 +4055,7 @@
         <w:rPr>
           <w:rFonts w:ascii="Arial Narrow" w:eastAsia="Arial Narrow" w:hAnsi="Arial Narrow" w:cs="Arial"/>
           <w:kern w:val="0"/>
-          <ns2:ligatures ns2:val="none"/>
+          <w14:ligatures w14:val="none"/>
         </w:rPr>
         <w:t xml:space="preserve">que el hecho denunciado, consistente en que </w:t>
       </w:r>
@@ -4155,7 +4070,7 @@
         <w:rPr>
           <w:rFonts w:ascii="Arial Narrow" w:eastAsia="Arial Narrow" w:hAnsi="Arial Narrow" w:cs="Arial Narrow"/>
           <w:kern w:val="0"/>
-          <ns2:ligatures ns2:val="none"/>
+          <w14:ligatures w14:val="none"/>
         </w:rPr>
         <w:t>; involucraría una presunta afectación a sus expectativas, quien no habría encontrado una correspondencia entre lo que esperaba recibir de parte del proveedor y lo que realmente recibió. Por consiguiente, corresponde calificar el hecho materia de denuncia como una presunta infracción al deber de idoneidad, tipificado en los artículos 18</w:t>
       </w:r>
@@ -4165,7 +4080,7 @@
           <w:color w:val="000000"/>
           <w:kern w:val="0"/>
           <w:lang w:eastAsia="es-PE"/>
-          <ns2:ligatures ns2:val="none"/>
+          <w14:ligatures w14:val="none"/>
         </w:rPr>
         <w:t/>
       </w:r>
@@ -4173,7 +4088,7 @@
         <w:rPr>
           <w:rFonts w:ascii="Arial Narrow" w:eastAsia="Arial Narrow" w:hAnsi="Arial Narrow" w:cs="Arial Narrow"/>
           <w:kern w:val="0"/>
-          <ns2:ligatures ns2:val="none"/>
+          <w14:ligatures w14:val="none"/>
         </w:rPr>
         <w:t xml:space="preserve"> y 19</w:t>
       </w:r>
@@ -4183,7 +4098,7 @@
           <w:color w:val="000000"/>
           <w:kern w:val="0"/>
           <w:lang w:eastAsia="es-PE"/>
-          <ns2:ligatures ns2:val="none"/>
+          <w14:ligatures w14:val="none"/>
         </w:rPr>
         <w:t/>
       </w:r>
@@ -4191,23 +4106,23 @@
         <w:rPr>
           <w:rFonts w:ascii="Arial Narrow" w:eastAsia="Arial Narrow" w:hAnsi="Arial Narrow" w:cs="Arial Narrow"/>
           <w:kern w:val="0"/>
-          <ns2:ligatures ns2:val="none"/>
+          <w14:ligatures w14:val="none"/>
         </w:rPr>
         <w:t xml:space="preserve"> del Código.</w:t>
       </w:r>
     </w:p>
-    <w:p ns2:paraId="56AA39FA" ns2:textId="77777777">
+    <w:p>
       <w:pPr>
         <w:pStyle w:val="Prrafodelista"/>
         <w:spacing w:line="240" w:lineRule="auto"/>
         <w:rPr>
           <w:rFonts w:ascii="Arial Narrow" w:eastAsia="Arial Narrow" w:hAnsi="Arial Narrow" w:cs="Arial Narrow"/>
           <w:kern w:val="0"/>
-          <ns2:ligatures ns2:val="none"/>
-        </w:rPr>
-      </w:pPr>
-    </w:p>
-    <w:p ns2:paraId="3DBD7768" ns2:textId="265BE5CE">
+          <w14:ligatures w14:val="none"/>
+        </w:rPr>
+      </w:pPr>
+    </w:p>
+    <w:p>
       <w:pPr>
         <w:pStyle w:val="Prrafodelista"/>
         <w:numPr>
@@ -4220,14 +4135,14 @@
         <w:rPr>
           <w:rFonts w:ascii="Arial Narrow" w:eastAsia="Arial Narrow" w:hAnsi="Arial Narrow" w:cs="Arial Narrow"/>
           <w:kern w:val="0"/>
-          <ns2:ligatures ns2:val="none"/>
-        </w:rPr>
-      </w:pPr>
-      <w:r>
-        <w:rPr>
-          <w:rFonts w:ascii="Arial Narrow" w:eastAsia="Arial Narrow" w:hAnsi="Arial Narrow" w:cs="Arial Narrow"/>
-          <w:kern w:val="0"/>
-          <ns2:ligatures ns2:val="none"/>
+          <w14:ligatures w14:val="none"/>
+        </w:rPr>
+      </w:pPr>
+      <w:r>
+        <w:rPr>
+          <w:rFonts w:ascii="Arial Narrow" w:eastAsia="Arial Narrow" w:hAnsi="Arial Narrow" w:cs="Arial Narrow"/>
+          <w:kern w:val="0"/>
+          <w14:ligatures w14:val="none"/>
         </w:rPr>
         <w:t xml:space="preserve">Asimismo, la Secretaría Técnica, en ejercicio de sus facultades, </w:t>
       </w:r>
@@ -4237,7 +4152,7 @@
           <w:color w:val="000000"/>
           <w:kern w:val="0"/>
           <w:lang w:eastAsia="es-PE"/>
-          <ns2:ligatures ns2:val="none"/>
+          <w14:ligatures w14:val="none"/>
         </w:rPr>
         <w:t xml:space="preserve">considera </w:t>
       </w:r>
@@ -4245,7 +4160,7 @@
         <w:rPr>
           <w:rFonts w:ascii="Arial Narrow" w:eastAsia="Arial Narrow" w:hAnsi="Arial Narrow" w:cs="Arial Narrow"/>
           <w:kern w:val="0"/>
-          <ns2:ligatures ns2:val="none"/>
+          <w14:ligatures w14:val="none"/>
         </w:rPr>
         <w:t xml:space="preserve">que el hecho denunciado, consistente en que </w:t>
       </w:r>
@@ -4260,7 +4175,7 @@
         <w:rPr>
           <w:rFonts w:ascii="Arial Narrow" w:eastAsia="Arial Narrow" w:hAnsi="Arial Narrow" w:cs="Arial Narrow"/>
           <w:kern w:val="0"/>
-          <ns2:ligatures ns2:val="none"/>
+          <w14:ligatures w14:val="none"/>
         </w:rPr>
         <w:t>;</w:t>
       </w:r>
@@ -4268,7 +4183,7 @@
         <w:rPr>
           <w:rFonts w:ascii="Arial Narrow" w:eastAsia="Arial Narrow" w:hAnsi="Arial Narrow" w:cs="Arial Narrow"/>
           <w:kern w:val="0"/>
-          <ns2:ligatures ns2:val="none"/>
+          <w14:ligatures w14:val="none"/>
         </w:rPr>
         <w:t xml:space="preserve"> </w:t>
       </w:r>
@@ -4276,7 +4191,7 @@
         <w:rPr>
           <w:rFonts w:ascii="Arial Narrow" w:eastAsia="Arial Narrow" w:hAnsi="Arial Narrow" w:cs="Arial Narrow"/>
           <w:kern w:val="0"/>
-          <ns2:ligatures ns2:val="none"/>
+          <w14:ligatures w14:val="none"/>
         </w:rPr>
         <w:t xml:space="preserve">involucraría una presunta afectación a sus expectativas, quien no habría encontrado una correspondencia entre lo que esperaba recibir de parte del proveedor y lo que realmente recibió. Por consiguiente, </w:t>
       </w:r>
@@ -4284,7 +4199,7 @@
         <w:rPr>
           <w:rFonts w:ascii="Arial Narrow" w:eastAsia="Arial Narrow" w:hAnsi="Arial Narrow" w:cs="Arial Narrow"/>
           <w:kern w:val="0"/>
-          <ns2:ligatures ns2:val="none"/>
+          <w14:ligatures w14:val="none"/>
         </w:rPr>
         <w:lastRenderedPageBreak/>
         <w:t>corresponde calificar el hecho materia de denuncia como una presunta infracción al deber de idoneidad, tipificado en los artículos 18</w:t>
@@ -4295,7 +4210,7 @@
           <w:color w:val="000000"/>
           <w:kern w:val="0"/>
           <w:lang w:eastAsia="es-PE"/>
-          <ns2:ligatures ns2:val="none"/>
+          <w14:ligatures w14:val="none"/>
         </w:rPr>
         <w:t/>
       </w:r>
@@ -4303,7 +4218,7 @@
         <w:rPr>
           <w:rFonts w:ascii="Arial Narrow" w:eastAsia="Arial Narrow" w:hAnsi="Arial Narrow" w:cs="Arial Narrow"/>
           <w:kern w:val="0"/>
-          <ns2:ligatures ns2:val="none"/>
+          <w14:ligatures w14:val="none"/>
         </w:rPr>
         <w:t xml:space="preserve"> y 19</w:t>
       </w:r>
@@ -4313,7 +4228,7 @@
           <w:color w:val="000000"/>
           <w:kern w:val="0"/>
           <w:lang w:eastAsia="es-PE"/>
-          <ns2:ligatures ns2:val="none"/>
+          <w14:ligatures w14:val="none"/>
         </w:rPr>
         <w:t/>
       </w:r>
@@ -4321,12 +4236,12 @@
         <w:rPr>
           <w:rFonts w:ascii="Arial Narrow" w:eastAsia="Arial Narrow" w:hAnsi="Arial Narrow" w:cs="Arial Narrow"/>
           <w:kern w:val="0"/>
-          <ns2:ligatures ns2:val="none"/>
+          <w14:ligatures w14:val="none"/>
         </w:rPr>
         <w:t xml:space="preserve"> del Código.</w:t>
       </w:r>
     </w:p>
-    <w:p ns2:paraId="34145581" ns2:textId="289AB5B6">
+    <w:p>
       <w:pPr>
         <w:pStyle w:val="Prrafodelista"/>
         <w:spacing w:after="0" w:line="240" w:lineRule="auto"/>
@@ -4335,11 +4250,11 @@
         <w:rPr>
           <w:rFonts w:ascii="Arial Narrow" w:eastAsia="Arial Narrow" w:hAnsi="Arial Narrow" w:cs="Arial Narrow"/>
           <w:kern w:val="0"/>
-          <ns2:ligatures ns2:val="none"/>
-        </w:rPr>
-      </w:pPr>
-    </w:p>
-    <w:p ns2:paraId="0B21079D" ns2:textId="2DD57636">
+          <w14:ligatures w14:val="none"/>
+        </w:rPr>
+      </w:pPr>
+    </w:p>
+    <w:p>
       <w:pPr>
         <w:pStyle w:val="Prrafodelista"/>
         <w:numPr>
@@ -4352,14 +4267,14 @@
         <w:rPr>
           <w:rFonts w:ascii="Arial Narrow" w:eastAsia="Arial Narrow" w:hAnsi="Arial Narrow" w:cs="Arial Narrow"/>
           <w:kern w:val="0"/>
-          <ns2:ligatures ns2:val="none"/>
-        </w:rPr>
-      </w:pPr>
-      <w:r>
-        <w:rPr>
-          <w:rFonts w:ascii="Arial Narrow" w:eastAsia="Arial Narrow" w:hAnsi="Arial Narrow" w:cs="Arial Narrow"/>
-          <w:kern w:val="0"/>
-          <ns2:ligatures ns2:val="none"/>
+          <w14:ligatures w14:val="none"/>
+        </w:rPr>
+      </w:pPr>
+      <w:r>
+        <w:rPr>
+          <w:rFonts w:ascii="Arial Narrow" w:eastAsia="Arial Narrow" w:hAnsi="Arial Narrow" w:cs="Arial Narrow"/>
+          <w:kern w:val="0"/>
+          <w14:ligatures w14:val="none"/>
         </w:rPr>
         <w:t xml:space="preserve">Así también, la Secretaría Técnica, en ejercicio de sus facultades, </w:t>
       </w:r>
@@ -4369,7 +4284,7 @@
           <w:color w:val="000000"/>
           <w:kern w:val="0"/>
           <w:lang w:eastAsia="es-PE"/>
-          <ns2:ligatures ns2:val="none"/>
+          <w14:ligatures w14:val="none"/>
         </w:rPr>
         <w:t xml:space="preserve">considera </w:t>
       </w:r>
@@ -4377,7 +4292,7 @@
         <w:rPr>
           <w:rFonts w:ascii="Arial Narrow" w:eastAsia="Arial Narrow" w:hAnsi="Arial Narrow" w:cs="Arial Narrow"/>
           <w:kern w:val="0"/>
-          <ns2:ligatures ns2:val="none"/>
+          <w14:ligatures w14:val="none"/>
         </w:rPr>
         <w:t xml:space="preserve">que el hecho denunciado, consistente en que </w:t>
       </w:r>
@@ -4392,7 +4307,7 @@
         <w:rPr>
           <w:rFonts w:ascii="Arial Narrow" w:eastAsia="Arial Narrow" w:hAnsi="Arial Narrow" w:cs="Arial Narrow"/>
           <w:kern w:val="0"/>
-          <ns2:ligatures ns2:val="none"/>
+          <w14:ligatures w14:val="none"/>
         </w:rPr>
         <w:t>; involucraría una presunta afectación a sus expectativas, quien no habría encontrado una correspondencia entre lo que esperaba recibir de parte del proveedor y lo que realmente recibió. Por consiguiente, corresponde calificar el hecho materia de denuncia como una presunta infracción al deber de idoneidad, tipificado en los artículos 18</w:t>
       </w:r>
@@ -4402,7 +4317,7 @@
           <w:color w:val="000000"/>
           <w:kern w:val="0"/>
           <w:lang w:eastAsia="es-PE"/>
-          <ns2:ligatures ns2:val="none"/>
+          <w14:ligatures w14:val="none"/>
         </w:rPr>
         <w:t/>
       </w:r>
@@ -4410,7 +4325,7 @@
         <w:rPr>
           <w:rFonts w:ascii="Arial Narrow" w:eastAsia="Arial Narrow" w:hAnsi="Arial Narrow" w:cs="Arial Narrow"/>
           <w:kern w:val="0"/>
-          <ns2:ligatures ns2:val="none"/>
+          <w14:ligatures w14:val="none"/>
         </w:rPr>
         <w:t xml:space="preserve"> y 19</w:t>
       </w:r>
@@ -4420,7 +4335,7 @@
           <w:color w:val="000000"/>
           <w:kern w:val="0"/>
           <w:lang w:eastAsia="es-PE"/>
-          <ns2:ligatures ns2:val="none"/>
+          <w14:ligatures w14:val="none"/>
         </w:rPr>
         <w:t/>
       </w:r>
@@ -4428,23 +4343,23 @@
         <w:rPr>
           <w:rFonts w:ascii="Arial Narrow" w:eastAsia="Arial Narrow" w:hAnsi="Arial Narrow" w:cs="Arial Narrow"/>
           <w:kern w:val="0"/>
-          <ns2:ligatures ns2:val="none"/>
+          <w14:ligatures w14:val="none"/>
         </w:rPr>
         <w:t xml:space="preserve"> del Código.</w:t>
       </w:r>
     </w:p>
-    <w:p ns2:paraId="0D2DCC08" ns2:textId="77777777">
-      <w:pPr>
-        <w:spacing w:after="0" w:line="240" w:lineRule="auto"/>
-        <w:jc w:val="both"/>
-        <w:rPr>
-          <w:rFonts w:ascii="Arial Narrow" w:eastAsia="Arial Narrow" w:hAnsi="Arial Narrow" w:cs="Arial Narrow"/>
-          <w:kern w:val="0"/>
-          <ns2:ligatures ns2:val="none"/>
-        </w:rPr>
-      </w:pPr>
-    </w:p>
-    <w:p ns2:paraId="30F91903" ns2:textId="77ADD173">
+    <w:p>
+      <w:pPr>
+        <w:spacing w:after="0" w:line="240" w:lineRule="auto"/>
+        <w:jc w:val="both"/>
+        <w:rPr>
+          <w:rFonts w:ascii="Arial Narrow" w:eastAsia="Arial Narrow" w:hAnsi="Arial Narrow" w:cs="Arial Narrow"/>
+          <w:kern w:val="0"/>
+          <w14:ligatures w14:val="none"/>
+        </w:rPr>
+      </w:pPr>
+    </w:p>
+    <w:p>
       <w:pPr>
         <w:pStyle w:val="Prrafodelista"/>
         <w:numPr>
@@ -4457,16 +4372,16 @@
         <w:rPr>
           <w:rFonts w:ascii="Arial Narrow" w:eastAsia="Arial Narrow" w:hAnsi="Arial Narrow" w:cs="Arial Narrow"/>
           <w:kern w:val="0"/>
-          <ns2:ligatures ns2:val="none"/>
-        </w:rPr>
-      </w:pPr>
-      <w:r>
-        <w:rPr>
-          <w:rFonts w:ascii="Arial Narrow" w:eastAsia="Times New Roman" w:hAnsi="Arial Narrow" w:cs="Arial"/>
-          <w:color w:val="000000"/>
-          <w:kern w:val="0"/>
-          <w:lang w:eastAsia="es-PE"/>
-          <ns2:ligatures ns2:val="none"/>
+          <w14:ligatures w14:val="none"/>
+        </w:rPr>
+      </w:pPr>
+      <w:r>
+        <w:rPr>
+          <w:rFonts w:ascii="Arial Narrow" w:eastAsia="Times New Roman" w:hAnsi="Arial Narrow" w:cs="Arial"/>
+          <w:color w:val="000000"/>
+          <w:kern w:val="0"/>
+          <w:lang w:eastAsia="es-PE"/>
+          <w14:ligatures w14:val="none"/>
         </w:rPr>
         <w:t xml:space="preserve">Además, la Secretaría Técnica, en ejercicio de sus facultades, considera </w:t>
       </w:r>
@@ -4474,7 +4389,7 @@
         <w:rPr>
           <w:rFonts w:ascii="Arial Narrow" w:eastAsia="Arial Narrow" w:hAnsi="Arial Narrow" w:cs="Arial"/>
           <w:kern w:val="0"/>
-          <ns2:ligatures ns2:val="none"/>
+          <w14:ligatures w14:val="none"/>
         </w:rPr>
         <w:t xml:space="preserve">que el hecho denunciado, consistente en que </w:t>
       </w:r>
@@ -4482,7 +4397,7 @@
         <w:rPr>
           <w:rFonts w:ascii="Arial Narrow" w:eastAsia="Arial Narrow" w:hAnsi="Arial Narrow" w:cs="Arial Narrow"/>
           <w:kern w:val="0"/>
-          <ns2:ligatures ns2:val="none"/>
+          <w14:ligatures w14:val="none"/>
         </w:rPr>
         <w:t>City Motors S.A.C. no habría cumplido con brindarle información previa sobre condiciones de garantía o respaldo para la instalación de los repuestos del vehículo asegurado con Placa de Rodaje BMX244</w:t>
       </w:r>
@@ -4490,7 +4405,7 @@
         <w:rPr>
           <w:rFonts w:ascii="Arial Narrow" w:eastAsia="Arial Narrow" w:hAnsi="Arial Narrow" w:cs="Arial Narrow"/>
           <w:kern w:val="0"/>
-          <ns2:ligatures ns2:val="none"/>
+          <w14:ligatures w14:val="none"/>
         </w:rPr>
         <w:t xml:space="preserve">. </w:t>
       </w:r>
@@ -4501,7 +4416,7 @@
           <w:color w:val="000000"/>
           <w:kern w:val="0"/>
           <w:lang w:eastAsia="es-PE"/>
-          <ns2:ligatures ns2:val="none"/>
+          <w14:ligatures w14:val="none"/>
         </w:rPr>
         <w:t>Por consiguiente, corresponde calificar el hecho materia de denuncia como una presunta infracción al deber de información, tipificado en el artículo 1, numeral 1, literal b) y al artículo 2 del Código</w:t>
       </w:r>
@@ -4514,7 +4429,7 @@
           <w:kern w:val="0"/>
           <w:vertAlign w:val="superscript"/>
           <w:lang w:eastAsia="es-PE"/>
-          <ns2:ligatures ns2:val="none"/>
+          <w14:ligatures w14:val="none"/>
         </w:rPr>
         <w:footnoteReference w:id="6"/>
       </w:r>
@@ -4525,23 +4440,23 @@
           <w:color w:val="000000"/>
           <w:kern w:val="0"/>
           <w:lang w:eastAsia="es-PE"/>
-          <ns2:ligatures ns2:val="none"/>
+          <w14:ligatures w14:val="none"/>
         </w:rPr>
         <w:t xml:space="preserve">. </w:t>
       </w:r>
     </w:p>
-    <w:p ns2:paraId="5F415437" ns2:textId="77777777">
+    <w:p>
       <w:pPr>
         <w:pStyle w:val="Prrafodelista"/>
         <w:spacing w:line="240" w:lineRule="auto"/>
         <w:rPr>
           <w:rFonts w:ascii="Arial Narrow" w:eastAsia="Arial Narrow" w:hAnsi="Arial Narrow" w:cs="Arial Narrow"/>
           <w:kern w:val="0"/>
-          <ns2:ligatures ns2:val="none"/>
-        </w:rPr>
-      </w:pPr>
-    </w:p>
-    <w:p ns2:paraId="25E50294" ns2:textId="25974B87">
+          <w14:ligatures w14:val="none"/>
+        </w:rPr>
+      </w:pPr>
+    </w:p>
+    <w:p>
       <w:pPr>
         <w:pStyle w:val="Prrafodelista"/>
         <w:numPr>
@@ -4554,14 +4469,14 @@
         <w:rPr>
           <w:rFonts w:ascii="Arial Narrow" w:eastAsia="Arial Narrow" w:hAnsi="Arial Narrow" w:cs="Arial Narrow"/>
           <w:kern w:val="0"/>
-          <ns2:ligatures ns2:val="none"/>
-        </w:rPr>
-      </w:pPr>
-      <w:r>
-        <w:rPr>
-          <w:rFonts w:ascii="Arial Narrow" w:eastAsia="Arial Narrow" w:hAnsi="Arial Narrow" w:cs="Arial Narrow"/>
-          <w:kern w:val="0"/>
-          <ns2:ligatures ns2:val="none"/>
+          <w14:ligatures w14:val="none"/>
+        </w:rPr>
+      </w:pPr>
+      <w:r>
+        <w:rPr>
+          <w:rFonts w:ascii="Arial Narrow" w:eastAsia="Arial Narrow" w:hAnsi="Arial Narrow" w:cs="Arial Narrow"/>
+          <w:kern w:val="0"/>
+          <w14:ligatures w14:val="none"/>
         </w:rPr>
         <w:t xml:space="preserve">Asimismo, </w:t>
       </w:r>
@@ -4569,7 +4484,7 @@
         <w:rPr>
           <w:rFonts w:ascii="Arial Narrow" w:eastAsia="Arial Narrow" w:hAnsi="Arial Narrow" w:cs="Arial Narrow"/>
           <w:kern w:val="0"/>
-          <ns2:ligatures ns2:val="none"/>
+          <w14:ligatures w14:val="none"/>
         </w:rPr>
         <w:t xml:space="preserve">la Secretaría Técnica, en ejercicio de sus facultades, </w:t>
       </w:r>
@@ -4579,7 +4494,7 @@
           <w:color w:val="000000"/>
           <w:kern w:val="0"/>
           <w:lang w:eastAsia="es-PE"/>
-          <ns2:ligatures ns2:val="none"/>
+          <w14:ligatures w14:val="none"/>
         </w:rPr>
         <w:t xml:space="preserve">considera </w:t>
       </w:r>
@@ -4587,7 +4502,7 @@
         <w:rPr>
           <w:rFonts w:ascii="Arial Narrow" w:eastAsia="Arial Narrow" w:hAnsi="Arial Narrow" w:cs="Arial Narrow"/>
           <w:kern w:val="0"/>
-          <ns2:ligatures ns2:val="none"/>
+          <w14:ligatures w14:val="none"/>
         </w:rPr>
         <w:t xml:space="preserve">que el hecho denunciado, consistente en que </w:t>
       </w:r>
@@ -4595,7 +4510,7 @@
         <w:rPr>
           <w:rFonts w:ascii="Arial Narrow" w:eastAsia="Arial Narrow" w:hAnsi="Arial Narrow" w:cs="Arial Narrow"/>
           <w:kern w:val="0"/>
-          <ns2:ligatures ns2:val="none"/>
+          <w14:ligatures w14:val="none"/>
         </w:rPr>
         <w:t>City Motors S.A.C. habría incumplido con gestionar adecuadamente la validación técnica con el concesionario oficial, a pesar de la complejidad del daño del vehículo siniestrado con Placa de Rodaje BMX244</w:t>
       </w:r>
@@ -4603,7 +4518,7 @@
         <w:rPr>
           <w:rFonts w:ascii="Arial Narrow" w:eastAsia="Arial Narrow" w:hAnsi="Arial Narrow" w:cs="Arial Narrow"/>
           <w:kern w:val="0"/>
-          <ns2:ligatures ns2:val="none"/>
+          <w14:ligatures w14:val="none"/>
         </w:rPr>
         <w:t>; involucraría una presunta afectación a sus expectativas, quien no habría encontrado una correspondencia entre lo que esperaba recibir de parte del proveedor y lo que realmente recibió. Por consiguiente, corresponde calificar el hecho materia de denuncia como una presunta infracción al deber de idoneidad, tipificado en los artículos 18</w:t>
       </w:r>
@@ -4613,7 +4528,7 @@
           <w:color w:val="000000"/>
           <w:kern w:val="0"/>
           <w:lang w:eastAsia="es-PE"/>
-          <ns2:ligatures ns2:val="none"/>
+          <w14:ligatures w14:val="none"/>
         </w:rPr>
         <w:t/>
       </w:r>
@@ -4621,7 +4536,7 @@
         <w:rPr>
           <w:rFonts w:ascii="Arial Narrow" w:eastAsia="Arial Narrow" w:hAnsi="Arial Narrow" w:cs="Arial Narrow"/>
           <w:kern w:val="0"/>
-          <ns2:ligatures ns2:val="none"/>
+          <w14:ligatures w14:val="none"/>
         </w:rPr>
         <w:t xml:space="preserve"> y 19</w:t>
       </w:r>
@@ -4631,7 +4546,7 @@
           <w:color w:val="000000"/>
           <w:kern w:val="0"/>
           <w:lang w:eastAsia="es-PE"/>
-          <ns2:ligatures ns2:val="none"/>
+          <w14:ligatures w14:val="none"/>
         </w:rPr>
         <w:t/>
       </w:r>
@@ -4639,7 +4554,7 @@
         <w:rPr>
           <w:rFonts w:ascii="Arial Narrow" w:eastAsia="Arial Narrow" w:hAnsi="Arial Narrow" w:cs="Arial Narrow"/>
           <w:kern w:val="0"/>
-          <ns2:ligatures ns2:val="none"/>
+          <w14:ligatures w14:val="none"/>
         </w:rPr>
         <w:t xml:space="preserve"> del Código</w:t>
       </w:r>
@@ -4647,22 +4562,22 @@
         <w:rPr>
           <w:rFonts w:ascii="Arial Narrow" w:eastAsia="Arial Narrow" w:hAnsi="Arial Narrow" w:cs="Arial Narrow"/>
           <w:kern w:val="0"/>
-          <ns2:ligatures ns2:val="none"/>
+          <w14:ligatures w14:val="none"/>
         </w:rPr>
         <w:t>.</w:t>
       </w:r>
     </w:p>
-    <w:p ns2:paraId="5787AEF6" ns2:textId="77777777">
+    <w:p>
       <w:pPr>
         <w:pStyle w:val="Prrafodelista"/>
         <w:rPr>
           <w:rFonts w:ascii="Arial Narrow" w:eastAsia="Arial Narrow" w:hAnsi="Arial Narrow" w:cs="Arial Narrow"/>
           <w:kern w:val="0"/>
-          <ns2:ligatures ns2:val="none"/>
-        </w:rPr>
-      </w:pPr>
-    </w:p>
-    <w:p ns2:paraId="5C202065" ns2:textId="61EDC88C">
+          <w14:ligatures w14:val="none"/>
+        </w:rPr>
+      </w:pPr>
+    </w:p>
+    <w:p>
       <w:pPr>
         <w:pStyle w:val="Prrafodelista"/>
         <w:numPr>
@@ -4675,14 +4590,14 @@
         <w:rPr>
           <w:rFonts w:ascii="Arial Narrow" w:eastAsia="Arial Narrow" w:hAnsi="Arial Narrow" w:cs="Arial Narrow"/>
           <w:kern w:val="0"/>
-          <ns2:ligatures ns2:val="none"/>
-        </w:rPr>
-      </w:pPr>
-      <w:r>
-        <w:rPr>
-          <w:rFonts w:ascii="Arial Narrow" w:eastAsia="Arial Narrow" w:hAnsi="Arial Narrow" w:cs="Arial Narrow"/>
-          <w:kern w:val="0"/>
-          <ns2:ligatures ns2:val="none"/>
+          <w14:ligatures w14:val="none"/>
+        </w:rPr>
+      </w:pPr>
+      <w:r>
+        <w:rPr>
+          <w:rFonts w:ascii="Arial Narrow" w:eastAsia="Arial Narrow" w:hAnsi="Arial Narrow" w:cs="Arial Narrow"/>
+          <w:kern w:val="0"/>
+          <w14:ligatures w14:val="none"/>
         </w:rPr>
         <w:t xml:space="preserve">Así también, </w:t>
       </w:r>
@@ -4690,7 +4605,7 @@
         <w:rPr>
           <w:rFonts w:ascii="Arial Narrow" w:eastAsia="Arial Narrow" w:hAnsi="Arial Narrow" w:cs="Arial Narrow"/>
           <w:kern w:val="0"/>
-          <ns2:ligatures ns2:val="none"/>
+          <w14:ligatures w14:val="none"/>
         </w:rPr>
         <w:t xml:space="preserve">la Secretaría Técnica, en ejercicio de sus facultades, </w:t>
       </w:r>
@@ -4700,7 +4615,7 @@
           <w:color w:val="000000"/>
           <w:kern w:val="0"/>
           <w:lang w:eastAsia="es-PE"/>
-          <ns2:ligatures ns2:val="none"/>
+          <w14:ligatures w14:val="none"/>
         </w:rPr>
         <w:t xml:space="preserve">considera </w:t>
       </w:r>
@@ -4708,7 +4623,7 @@
         <w:rPr>
           <w:rFonts w:ascii="Arial Narrow" w:eastAsia="Arial Narrow" w:hAnsi="Arial Narrow" w:cs="Arial Narrow"/>
           <w:kern w:val="0"/>
-          <ns2:ligatures ns2:val="none"/>
+          <w14:ligatures w14:val="none"/>
         </w:rPr>
         <w:t xml:space="preserve">que el hecho denunciado, consistente en que </w:t>
       </w:r>
@@ -4716,7 +4631,7 @@
         <w:rPr>
           <w:rFonts w:ascii="Arial Narrow" w:eastAsia="Arial Narrow" w:hAnsi="Arial Narrow" w:cs="Arial Narrow"/>
           <w:kern w:val="0"/>
-          <ns2:ligatures ns2:val="none"/>
+          <w14:ligatures w14:val="none"/>
         </w:rPr>
         <w:t>City Motors S.A.C. habría retenido indebidamente el vehículo asegurado con Placa de Rodaje BMX244 sin entregar documentación técnica oportuna que acreditara su operatividad funcional</w:t>
       </w:r>
@@ -4724,7 +4639,7 @@
         <w:rPr>
           <w:rFonts w:ascii="Arial Narrow" w:eastAsia="Arial Narrow" w:hAnsi="Arial Narrow" w:cs="Arial Narrow"/>
           <w:kern w:val="0"/>
-          <ns2:ligatures ns2:val="none"/>
+          <w14:ligatures w14:val="none"/>
         </w:rPr>
         <w:t>; involucraría una presunta afectación a sus expectativas, quien no habría encontrado una correspondencia entre lo que esperaba recibir de parte del proveedor y lo que realmente recibió. Por consiguiente, corresponde calificar el hecho materia de denuncia como una presunta infracción al deber de idoneidad, tipificado en los artículos 18</w:t>
       </w:r>
@@ -4734,7 +4649,7 @@
           <w:color w:val="000000"/>
           <w:kern w:val="0"/>
           <w:lang w:eastAsia="es-PE"/>
-          <ns2:ligatures ns2:val="none"/>
+          <w14:ligatures w14:val="none"/>
         </w:rPr>
         <w:t/>
       </w:r>
@@ -4742,7 +4657,7 @@
         <w:rPr>
           <w:rFonts w:ascii="Arial Narrow" w:eastAsia="Arial Narrow" w:hAnsi="Arial Narrow" w:cs="Arial Narrow"/>
           <w:kern w:val="0"/>
-          <ns2:ligatures ns2:val="none"/>
+          <w14:ligatures w14:val="none"/>
         </w:rPr>
         <w:t xml:space="preserve"> y 19</w:t>
       </w:r>
@@ -4752,7 +4667,7 @@
           <w:color w:val="000000"/>
           <w:kern w:val="0"/>
           <w:lang w:eastAsia="es-PE"/>
-          <ns2:ligatures ns2:val="none"/>
+          <w14:ligatures w14:val="none"/>
         </w:rPr>
         <w:t/>
       </w:r>
@@ -4760,7 +4675,7 @@
         <w:rPr>
           <w:rFonts w:ascii="Arial Narrow" w:eastAsia="Arial Narrow" w:hAnsi="Arial Narrow" w:cs="Arial Narrow"/>
           <w:kern w:val="0"/>
-          <ns2:ligatures ns2:val="none"/>
+          <w14:ligatures w14:val="none"/>
         </w:rPr>
         <w:t xml:space="preserve"> del Código</w:t>
       </w:r>
@@ -4768,12 +4683,12 @@
         <w:rPr>
           <w:rFonts w:ascii="Arial Narrow" w:eastAsia="Arial Narrow" w:hAnsi="Arial Narrow" w:cs="Arial Narrow"/>
           <w:kern w:val="0"/>
-          <ns2:ligatures ns2:val="none"/>
+          <w14:ligatures w14:val="none"/>
         </w:rPr>
         <w:t>.</w:t>
       </w:r>
     </w:p>
-    <w:p ns2:paraId="2E7770E0" ns2:textId="77777777">
+    <w:p>
       <w:pPr>
         <w:pStyle w:val="Prrafodelista"/>
         <w:spacing w:after="0" w:line="240" w:lineRule="auto"/>
@@ -4783,11 +4698,11 @@
           <w:rFonts w:ascii="Arial Narrow" w:eastAsia="Calibri" w:hAnsi="Arial Narrow" w:cs="Arial Narrow"/>
           <w:kern w:val="0"/>
           <w:lang w:eastAsia="es-PE"/>
-          <ns2:ligatures ns2:val="none"/>
-        </w:rPr>
-      </w:pPr>
-    </w:p>
-    <w:p ns2:paraId="37321452" ns2:textId="77777777">
+          <w14:ligatures w14:val="none"/>
+        </w:rPr>
+      </w:pPr>
+    </w:p>
+    <w:p>
       <w:pPr>
         <w:pStyle w:val="Prrafodelista"/>
         <w:numPr>
@@ -4801,7 +4716,7 @@
           <w:rFonts w:ascii="Arial Narrow" w:eastAsia="Calibri" w:hAnsi="Arial Narrow" w:cs="Arial Narrow"/>
           <w:kern w:val="0"/>
           <w:lang w:eastAsia="es-PE"/>
-          <ns2:ligatures ns2:val="none"/>
+          <w14:ligatures w14:val="none"/>
         </w:rPr>
       </w:pPr>
       <w:r>
@@ -4810,7 +4725,7 @@
           <w:color w:val="000000"/>
           <w:kern w:val="0"/>
           <w:lang w:eastAsia="es-PE"/>
-          <ns2:ligatures ns2:val="none"/>
+          <w14:ligatures w14:val="none"/>
         </w:rPr>
         <w:lastRenderedPageBreak/>
         <w:t>En tanto la denuncia reúne los requisitos establecidos por la norma citada, corresponde admitirla a trámite</w:t>
@@ -4821,7 +4736,7 @@
           <w:rFonts w:ascii="Arial Narrow" w:eastAsia="Arial Narrow" w:hAnsi="Arial Narrow" w:cs="Arial Narrow"/>
           <w:kern w:val="0"/>
           <w:vertAlign w:val="superscript"/>
-          <ns2:ligatures ns2:val="none"/>
+          <w14:ligatures w14:val="none"/>
         </w:rPr>
         <w:footnoteReference w:id="7"/>
       </w:r>
@@ -4831,12 +4746,12 @@
           <w:color w:val="000000"/>
           <w:kern w:val="0"/>
           <w:lang w:eastAsia="es-PE"/>
-          <ns2:ligatures ns2:val="none"/>
+          <w14:ligatures w14:val="none"/>
         </w:rPr>
         <w:t>.</w:t>
       </w:r>
     </w:p>
-    <w:p ns2:paraId="17426A8E" ns2:textId="77777777">
+    <w:p>
       <w:pPr>
         <w:spacing w:after="0" w:line="240" w:lineRule="auto"/>
         <w:ind w:left="567"/>
@@ -4847,11 +4762,11 @@
           <w:color w:val="000000"/>
           <w:kern w:val="0"/>
           <w:lang w:eastAsia="es-PE"/>
-          <ns2:ligatures ns2:val="none"/>
-        </w:rPr>
-      </w:pPr>
-    </w:p>
-    <w:p ns2:paraId="69FE781D" ns2:textId="77777777">
+          <w14:ligatures w14:val="none"/>
+        </w:rPr>
+      </w:pPr>
+    </w:p>
+    <w:p>
       <w:pPr>
         <w:pStyle w:val="Prrafodelista"/>
         <w:numPr>
@@ -4871,7 +4786,7 @@
           <w:color w:val="000000"/>
           <w:kern w:val="0"/>
           <w:lang w:eastAsia="es-PE"/>
-          <ns2:ligatures ns2:val="none"/>
+          <w14:ligatures w14:val="none"/>
         </w:rPr>
       </w:pPr>
       <w:r>
@@ -4881,12 +4796,12 @@
           <w:color w:val="000000"/>
           <w:kern w:val="0"/>
           <w:lang w:eastAsia="es-PE"/>
-          <ns2:ligatures ns2:val="none"/>
+          <w14:ligatures w14:val="none"/>
         </w:rPr>
         <w:t>REQUERIMIENTO DE INFORMACION</w:t>
       </w:r>
     </w:p>
-    <w:p ns2:paraId="6252E905" ns2:textId="77777777">
+    <w:p>
       <w:pPr>
         <w:spacing w:after="0" w:line="240" w:lineRule="auto"/>
         <w:jc w:val="both"/>
@@ -4895,11 +4810,11 @@
           <w:color w:val="000000"/>
           <w:kern w:val="0"/>
           <w:lang w:val="es-ES" w:eastAsia="es-ES"/>
-          <ns2:ligatures ns2:val="none"/>
-        </w:rPr>
-      </w:pPr>
-    </w:p>
-    <w:p ns2:paraId="21C241A8" ns2:textId="77777777">
+          <w14:ligatures w14:val="none"/>
+        </w:rPr>
+      </w:pPr>
+    </w:p>
+    <w:p>
       <w:pPr>
         <w:pStyle w:val="Prrafodelista"/>
         <w:numPr>
@@ -4914,7 +4829,7 @@
           <w:color w:val="000000"/>
           <w:kern w:val="0"/>
           <w:lang w:val="es-ES" w:eastAsia="es-ES"/>
-          <ns2:ligatures ns2:val="none"/>
+          <w14:ligatures w14:val="none"/>
         </w:rPr>
       </w:pPr>
       <w:r>
@@ -4923,7 +4838,7 @@
           <w:color w:val="000000"/>
           <w:kern w:val="0"/>
           <w:lang w:val="es-ES" w:eastAsia="es-ES"/>
-          <ns2:ligatures ns2:val="none"/>
+          <w14:ligatures w14:val="none"/>
         </w:rPr>
         <w:t xml:space="preserve">A efectos de tener mayores elementos que sirvan para la resolución definitiva del presente caso, </w:t>
       </w:r>
@@ -4933,7 +4848,7 @@
           <w:color w:val="000000"/>
           <w:kern w:val="0"/>
           <w:lang w:val="es-ES" w:eastAsia="es-ES"/>
-          <ns2:ligatures ns2:val="none"/>
+          <w14:ligatures w14:val="none"/>
         </w:rPr>
         <w:t xml:space="preserve">la Secretaría Técnica, </w:t>
       </w:r>
@@ -4943,7 +4858,7 @@
           <w:color w:val="000000"/>
           <w:kern w:val="0"/>
           <w:lang w:val="es-ES" w:eastAsia="es-ES"/>
-          <ns2:ligatures ns2:val="none"/>
+          <w14:ligatures w14:val="none"/>
         </w:rPr>
         <w:t xml:space="preserve">en ejercicio de las facultades que la ley le </w:t>
       </w:r>
@@ -4953,7 +4868,7 @@
           <w:color w:val="000000"/>
           <w:kern w:val="0"/>
           <w:lang w:val="es-ES" w:eastAsia="es-ES"/>
-          <ns2:ligatures ns2:val="none"/>
+          <w14:ligatures w14:val="none"/>
         </w:rPr>
         <w:t>confiere, conviene requerir a los proveedores denunciados que, en un plazo no mayor de cinco (5) días</w:t>
       </w:r>
@@ -4963,7 +4878,7 @@
           <w:color w:val="000000"/>
           <w:kern w:val="0"/>
           <w:lang w:val="es-ES" w:eastAsia="es-ES"/>
-          <ns2:ligatures ns2:val="none"/>
+          <w14:ligatures w14:val="none"/>
         </w:rPr>
         <w:t xml:space="preserve"> hábiles contado a partir del día sig</w:t>
       </w:r>
@@ -4973,12 +4888,12 @@
           <w:color w:val="000000"/>
           <w:kern w:val="0"/>
           <w:lang w:val="es-ES" w:eastAsia="es-ES"/>
-          <ns2:ligatures ns2:val="none"/>
+          <w14:ligatures w14:val="none"/>
         </w:rPr>
         <w:t>uiente de la notificación de la presente resolución, cumplan con lo siguiente:</w:t>
       </w:r>
     </w:p>
-    <w:p ns2:paraId="345D7F88" ns2:textId="77777777">
+    <w:p>
       <w:pPr>
         <w:pStyle w:val="Prrafodelista"/>
         <w:spacing w:after="0" w:line="240" w:lineRule="auto"/>
@@ -4989,11 +4904,11 @@
           <w:color w:val="000000"/>
           <w:kern w:val="0"/>
           <w:lang w:val="es-ES" w:eastAsia="es-ES"/>
-          <ns2:ligatures ns2:val="none"/>
-        </w:rPr>
-      </w:pPr>
-    </w:p>
-    <w:p ns2:paraId="01F25269" ns2:textId="6282A796">
+          <w14:ligatures w14:val="none"/>
+        </w:rPr>
+      </w:pPr>
+    </w:p>
+    <w:p>
       <w:pPr>
         <w:pStyle w:val="Prrafodelista"/>
         <w:spacing w:after="0" w:line="240" w:lineRule="auto"/>
@@ -5004,7 +4919,7 @@
           <w:color w:val="000000"/>
           <w:kern w:val="0"/>
           <w:lang w:val="es-ES" w:eastAsia="es-ES"/>
-          <ns2:ligatures ns2:val="none"/>
+          <w14:ligatures w14:val="none"/>
         </w:rPr>
       </w:pPr>
       <w:r>
@@ -5014,7 +4929,7 @@
           <w:kern w:val="0"/>
           <w:u w:val="single"/>
           <w:lang w:val="es-ES" w:eastAsia="es-ES"/>
-          <ns2:ligatures ns2:val="none"/>
+          <w14:ligatures w14:val="none"/>
         </w:rPr>
         <w:t xml:space="preserve">A </w:t>
       </w:r>
@@ -5025,7 +4940,7 @@
           <w:kern w:val="0"/>
           <w:u w:val="single"/>
           <w:lang w:val="es-ES" w:eastAsia="es-ES"/>
-          <ns2:ligatures ns2:val="none"/>
+          <w14:ligatures w14:val="none"/>
         </w:rPr>
         <w:t>Rímac</w:t>
       </w:r>
@@ -5035,7 +4950,7 @@
           <w:color w:val="000000"/>
           <w:kern w:val="0"/>
           <w:lang w:val="es-ES" w:eastAsia="es-ES"/>
-          <ns2:ligatures ns2:val="none"/>
+          <w14:ligatures w14:val="none"/>
         </w:rPr>
         <w:t xml:space="preserve">: </w:t>
       </w:r>
@@ -5045,7 +4960,7 @@
           <w:color w:val="000000"/>
           <w:kern w:val="0"/>
           <w:lang w:val="es-ES" w:eastAsia="es-ES"/>
-          <ns2:ligatures ns2:val="none"/>
+          <w14:ligatures w14:val="none"/>
         </w:rPr>
         <w:t>(i) presentar una copia debidamente suscrita de la Póliza 2101-1106499 del Seguro Vehicular materia de denuncia; y, (ii) presentar todas las comunicaciones cursadas con la parte denunciante en virtud de los hechos materia de denuncia</w:t>
       </w:r>
@@ -5055,12 +4970,12 @@
           <w:color w:val="000000"/>
           <w:kern w:val="0"/>
           <w:lang w:val="es-ES" w:eastAsia="es-ES"/>
-          <ns2:ligatures ns2:val="none"/>
+          <w14:ligatures w14:val="none"/>
         </w:rPr>
         <w:t>.</w:t>
       </w:r>
     </w:p>
-    <w:p ns2:paraId="48503CFE" ns2:textId="77777777">
+    <w:p>
       <w:pPr>
         <w:pStyle w:val="Prrafodelista"/>
         <w:spacing w:after="0" w:line="240" w:lineRule="auto"/>
@@ -5072,11 +4987,11 @@
           <w:kern w:val="0"/>
           <w:u w:val="single"/>
           <w:lang w:val="es-ES" w:eastAsia="es-ES"/>
-          <ns2:ligatures ns2:val="none"/>
-        </w:rPr>
-      </w:pPr>
-    </w:p>
-    <w:p ns2:paraId="4940B49E" ns2:textId="2B93F629">
+          <w14:ligatures w14:val="none"/>
+        </w:rPr>
+      </w:pPr>
+    </w:p>
+    <w:p>
       <w:pPr>
         <w:pStyle w:val="Prrafodelista"/>
         <w:spacing w:after="0" w:line="240" w:lineRule="auto"/>
@@ -5088,7 +5003,7 @@
           <w:kern w:val="0"/>
           <w:u w:val="single"/>
           <w:lang w:val="es-ES" w:eastAsia="es-ES"/>
-          <ns2:ligatures ns2:val="none"/>
+          <w14:ligatures w14:val="none"/>
         </w:rPr>
       </w:pPr>
       <w:r>
@@ -5098,7 +5013,7 @@
           <w:kern w:val="0"/>
           <w:u w:val="single"/>
           <w:lang w:val="es-ES" w:eastAsia="es-ES"/>
-          <ns2:ligatures ns2:val="none"/>
+          <w14:ligatures w14:val="none"/>
         </w:rPr>
         <w:t xml:space="preserve">A </w:t>
       </w:r>
@@ -5109,7 +5024,7 @@
           <w:kern w:val="0"/>
           <w:u w:val="single"/>
           <w:lang w:val="es-ES" w:eastAsia="es-ES"/>
-          <ns2:ligatures ns2:val="none"/>
+          <w14:ligatures w14:val="none"/>
         </w:rPr>
         <w:t>City Motors</w:t>
       </w:r>
@@ -5119,7 +5034,7 @@
           <w:color w:val="000000"/>
           <w:kern w:val="0"/>
           <w:lang w:val="es-ES" w:eastAsia="es-ES"/>
-          <ns2:ligatures ns2:val="none"/>
+          <w14:ligatures w14:val="none"/>
         </w:rPr>
         <w:t>:</w:t>
       </w:r>
@@ -5129,7 +5044,7 @@
           <w:color w:val="000000"/>
           <w:kern w:val="0"/>
           <w:lang w:eastAsia="es-ES"/>
-          <ns2:ligatures ns2:val="none"/>
+          <w14:ligatures w14:val="none"/>
         </w:rPr>
         <w:t xml:space="preserve"> </w:t>
       </w:r>
@@ -5139,7 +5054,7 @@
           <w:color w:val="000000"/>
           <w:kern w:val="0"/>
           <w:lang w:val="es-ES" w:eastAsia="es-ES"/>
-          <ns2:ligatures ns2:val="none"/>
+          <w14:ligatures w14:val="none"/>
         </w:rPr>
         <w:t>(i) presentar los medios probatorios que acrediten que realizó un adecuado análisis de evaluación del vehículo asegurado con Placa de Rodaje BMX244; y, (ii) presentar todas las comunicaciones cursadas con la parte denunciante en virtud de los hechos materia de denuncia</w:t>
       </w:r>
@@ -5149,12 +5064,12 @@
           <w:color w:val="000000"/>
           <w:kern w:val="0"/>
           <w:lang w:val="es-ES" w:eastAsia="es-ES"/>
-          <ns2:ligatures ns2:val="none"/>
+          <w14:ligatures w14:val="none"/>
         </w:rPr>
         <w:t>.</w:t>
       </w:r>
     </w:p>
-    <w:p ns2:paraId="525DE1CC" ns2:textId="77777777">
+    <w:p>
       <w:pPr>
         <w:spacing w:after="0" w:line="240" w:lineRule="auto"/>
         <w:jc w:val="both"/>
@@ -5163,11 +5078,11 @@
           <w:color w:val="000000"/>
           <w:kern w:val="0"/>
           <w:lang w:val="es-ES" w:eastAsia="es-ES"/>
-          <ns2:ligatures ns2:val="none"/>
-        </w:rPr>
-      </w:pPr>
-    </w:p>
-    <w:p ns2:paraId="76AC2520" ns2:textId="77777777">
+          <w14:ligatures w14:val="none"/>
+        </w:rPr>
+      </w:pPr>
+    </w:p>
+    <w:p>
       <w:pPr>
         <w:pStyle w:val="Prrafodelista"/>
         <w:spacing w:after="0" w:line="240" w:lineRule="auto"/>
@@ -5178,11 +5093,11 @@
           <w:color w:val="000000"/>
           <w:kern w:val="0"/>
           <w:lang w:val="es-ES" w:eastAsia="es-ES"/>
-          <ns2:ligatures ns2:val="none"/>
-        </w:rPr>
-      </w:pPr>
-    </w:p>
-    <w:p ns2:paraId="45192A8B" ns2:textId="77777777">
+          <w14:ligatures w14:val="none"/>
+        </w:rPr>
+      </w:pPr>
+    </w:p>
+    <w:p>
       <w:pPr>
         <w:pStyle w:val="Prrafodelista"/>
         <w:numPr>
@@ -5202,7 +5117,7 @@
           <w:color w:val="000000"/>
           <w:kern w:val="0"/>
           <w:lang w:eastAsia="es-PE"/>
-          <ns2:ligatures ns2:val="none"/>
+          <w14:ligatures w14:val="none"/>
         </w:rPr>
       </w:pPr>
       <w:r>
@@ -5212,12 +5127,12 @@
           <w:color w:val="000000"/>
           <w:kern w:val="0"/>
           <w:lang w:eastAsia="es-PE"/>
-          <ns2:ligatures ns2:val="none"/>
+          <w14:ligatures w14:val="none"/>
         </w:rPr>
         <w:t xml:space="preserve">RESOLUCIÓN DE LA SECRETARÍA TÉCNICA </w:t>
       </w:r>
     </w:p>
-    <w:p ns2:paraId="71820251" ns2:textId="77777777">
+    <w:p>
       <w:pPr>
         <w:spacing w:after="0" w:line="240" w:lineRule="auto"/>
         <w:jc w:val="both"/>
@@ -5227,11 +5142,11 @@
           <w:color w:val="000000"/>
           <w:kern w:val="0"/>
           <w:lang w:eastAsia="es-PE"/>
-          <ns2:ligatures ns2:val="none"/>
-        </w:rPr>
-      </w:pPr>
-    </w:p>
-    <w:p ns2:paraId="239FC5E1" ns2:textId="1D560546">
+          <w14:ligatures w14:val="none"/>
+        </w:rPr>
+      </w:pPr>
+    </w:p>
+    <w:p>
       <w:pPr>
         <w:spacing w:after="0" w:line="240" w:lineRule="auto"/>
         <w:jc w:val="both"/>
@@ -5240,7 +5155,7 @@
           <w:color w:val="000000"/>
           <w:kern w:val="0"/>
           <w:lang w:eastAsia="es-PE"/>
-          <ns2:ligatures ns2:val="none"/>
+          <w14:ligatures w14:val="none"/>
         </w:rPr>
       </w:pPr>
       <w:r>
@@ -5250,7 +5165,7 @@
           <w:color w:val="000000"/>
           <w:kern w:val="0"/>
           <w:lang w:eastAsia="es-PE"/>
-          <ns2:ligatures ns2:val="none"/>
+          <w14:ligatures w14:val="none"/>
         </w:rPr>
         <w:t xml:space="preserve">PRIMERO: admitir a trámite la denuncia del 17 de abril de 2025, complementado con los escritos del 5 de junio de 2025, 19 de junio de 2025, 7 de julio de 2025 y 8 de julio de 2025, y subsanada mediante escritos del 4 de agosto de 2025, interpuesta por el señor [DENUNCIANTE] contra Rímac Seguros y Reaseguros S.A. y City Motors S.A.C., por lo siguiente:</w:t>
       </w:r>
@@ -5261,7 +5176,7 @@
           <w:kern w:val="0"/>
           <w:shd w:val="clear" w:color="auto" w:fill="FFFFFF"/>
           <w:lang w:eastAsia="es-PE"/>
-          <ns2:ligatures ns2:val="none"/>
+          <w14:ligatures w14:val="none"/>
         </w:rPr>
         <w:t xml:space="preserve"/>
       </w:r>
@@ -5271,7 +5186,7 @@
           <w:color w:val="000000"/>
           <w:kern w:val="0"/>
           <w:lang w:val="es-ES" w:eastAsia="es-ES"/>
-          <ns2:ligatures ns2:val="none"/>
+          <w14:ligatures w14:val="none"/>
         </w:rPr>
         <w:t/>
       </w:r>
@@ -5281,7 +5196,7 @@
           <w:color w:val="000000"/>
           <w:kern w:val="0"/>
           <w:lang w:val="es-ES" w:eastAsia="es-ES"/>
-          <ns2:ligatures ns2:val="none"/>
+          <w14:ligatures w14:val="none"/>
         </w:rPr>
         <w:t xml:space="preserve"/>
       </w:r>
@@ -5292,7 +5207,7 @@
           <w:kern w:val="0"/>
           <w:shd w:val="clear" w:color="auto" w:fill="FFFFFF"/>
           <w:lang w:eastAsia="es-PE"/>
-          <ns2:ligatures ns2:val="none"/>
+          <w14:ligatures w14:val="none"/>
         </w:rPr>
         <w:t xml:space="preserve"/>
       </w:r>
@@ -5303,7 +5218,7 @@
           <w:kern w:val="0"/>
           <w:shd w:val="clear" w:color="auto" w:fill="FFFFFF"/>
           <w:lang w:eastAsia="es-PE"/>
-          <ns2:ligatures ns2:val="none"/>
+          <w14:ligatures w14:val="none"/>
         </w:rPr>
         <w:t xml:space="preserve"/>
       </w:r>
@@ -5313,7 +5228,7 @@
           <w:bCs/>
           <w:spacing w:val="-3"/>
           <w:kern w:val="0"/>
-          <ns2:ligatures ns2:val="none"/>
+          <w14:ligatures w14:val="none"/>
         </w:rPr>
         <w:t xml:space="preserve"/>
       </w:r>
@@ -5324,7 +5239,7 @@
           <w:kern w:val="0"/>
           <w:shd w:val="clear" w:color="auto" w:fill="FFFFFF"/>
           <w:lang w:eastAsia="es-PE"/>
-          <ns2:ligatures ns2:val="none"/>
+          <w14:ligatures w14:val="none"/>
         </w:rPr>
         <w:t xml:space="preserve"/>
       </w:r>
@@ -5334,7 +5249,7 @@
           <w:bCs/>
           <w:spacing w:val="-3"/>
           <w:kern w:val="0"/>
-          <ns2:ligatures ns2:val="none"/>
+          <w14:ligatures w14:val="none"/>
         </w:rPr>
         <w:t xml:space="preserve"/>
       </w:r>
@@ -5352,7 +5267,7 @@
           <w:kern w:val="0"/>
           <w:shd w:val="clear" w:color="auto" w:fill="FFFFFF"/>
           <w:lang w:eastAsia="es-PE"/>
-          <ns2:ligatures ns2:val="none"/>
+          <w14:ligatures w14:val="none"/>
         </w:rPr>
         <w:t/>
       </w:r>
@@ -5363,12 +5278,12 @@
           <w:kern w:val="0"/>
           <w:shd w:val="clear" w:color="auto" w:fill="FFFFFF"/>
           <w:lang w:eastAsia="es-PE"/>
-          <ns2:ligatures ns2:val="none"/>
+          <w14:ligatures w14:val="none"/>
         </w:rPr>
         <w:t/>
       </w:r>
     </w:p>
-    <w:p ns2:paraId="4377044E" ns2:textId="77777777">
+    <w:p>
       <w:pPr>
         <w:spacing w:after="0" w:line="240" w:lineRule="auto"/>
         <w:jc w:val="both"/>
@@ -5377,11 +5292,11 @@
           <w:color w:val="000000"/>
           <w:kern w:val="0"/>
           <w:lang w:eastAsia="es-PE"/>
-          <ns2:ligatures ns2:val="none"/>
-        </w:rPr>
-      </w:pPr>
-    </w:p>
-    <w:p ns2:paraId="47ED0DAF" ns2:textId="15C27159">
+          <w14:ligatures w14:val="none"/>
+        </w:rPr>
+      </w:pPr>
+    </w:p>
+    <w:p>
       <w:pPr>
         <w:pStyle w:val="Prrafodelista"/>
         <w:numPr>
@@ -5399,7 +5314,7 @@
           <w:rFonts w:ascii="Arial Narrow" w:eastAsia="Calibri" w:hAnsi="Arial Narrow" w:cs="Arial Narrow"/>
           <w:kern w:val="0"/>
           <w:lang w:eastAsia="es-PE"/>
-          <ns2:ligatures ns2:val="none"/>
+          <w14:ligatures w14:val="none"/>
         </w:rPr>
       </w:pPr>
       <w:r>
@@ -5408,7 +5323,7 @@
           <w:color w:val="000000"/>
           <w:kern w:val="0"/>
           <w:lang w:eastAsia="es-PE"/>
-          <ns2:ligatures ns2:val="none"/>
+          <w14:ligatures w14:val="none"/>
         </w:rPr>
         <w:t>Presunta</w:t>
       </w:r>
@@ -5418,7 +5333,7 @@
           <w:kern w:val="0"/>
           <w:shd w:val="clear" w:color="auto" w:fill="FFFFFF"/>
           <w:lang w:eastAsia="es-PE"/>
-          <ns2:ligatures ns2:val="none"/>
+          <w14:ligatures w14:val="none"/>
         </w:rPr>
         <w:t xml:space="preserve"> infracción a los artículos 18 y 19</w:t>
       </w:r>
@@ -5427,7 +5342,7 @@
           <w:rFonts w:ascii="Arial Narrow" w:eastAsia="Calibri" w:hAnsi="Arial Narrow" w:cs="Arial Narrow"/>
           <w:kern w:val="0"/>
           <w:lang w:eastAsia="es-PE"/>
-          <ns2:ligatures ns2:val="none"/>
+          <w14:ligatures w14:val="none"/>
         </w:rPr>
         <w:t xml:space="preserve"> de </w:t>
       </w:r>
@@ -5437,7 +5352,7 @@
           <w:kern w:val="0"/>
           <w:shd w:val="clear" w:color="auto" w:fill="FFFFFF"/>
           <w:lang w:eastAsia="es-PE"/>
-          <ns2:ligatures ns2:val="none"/>
+          <w14:ligatures w14:val="none"/>
         </w:rPr>
         <w:t xml:space="preserve">la Ley 29571, Código de Protección y Defensa del Consumidor, en tanto </w:t>
       </w:r>
@@ -5466,12 +5381,12 @@
         <w:rPr>
           <w:rFonts w:ascii="Arial Narrow" w:eastAsia="Arial Narrow" w:hAnsi="Arial Narrow" w:cs="Arial Narrow"/>
           <w:kern w:val="0"/>
-          <ns2:ligatures ns2:val="none"/>
+          <w14:ligatures w14:val="none"/>
         </w:rPr>
         <w:t>.</w:t>
       </w:r>
     </w:p>
-    <w:p ns2:paraId="6C32DB3F" ns2:textId="77777777">
+    <w:p>
       <w:pPr>
         <w:pStyle w:val="Prrafodelista"/>
         <w:spacing w:after="0" w:line="240" w:lineRule="auto"/>
@@ -5480,11 +5395,11 @@
         <w:rPr>
           <w:rFonts w:ascii="Arial Narrow" w:eastAsia="Arial Narrow" w:hAnsi="Arial Narrow" w:cs="Arial Narrow"/>
           <w:kern w:val="0"/>
-          <ns2:ligatures ns2:val="none"/>
-        </w:rPr>
-      </w:pPr>
-    </w:p>
-    <w:p ns2:paraId="1265E9E8" ns2:textId="3F5A4B16">
+          <w14:ligatures w14:val="none"/>
+        </w:rPr>
+      </w:pPr>
+    </w:p>
+    <w:p>
       <w:pPr>
         <w:pStyle w:val="Prrafodelista"/>
         <w:numPr>
@@ -5501,7 +5416,7 @@
         <w:rPr>
           <w:rFonts w:ascii="Arial Narrow" w:eastAsia="Arial Narrow" w:hAnsi="Arial Narrow" w:cs="Arial Narrow"/>
           <w:kern w:val="0"/>
-          <ns2:ligatures ns2:val="none"/>
+          <w14:ligatures w14:val="none"/>
         </w:rPr>
       </w:pPr>
       <w:r>
@@ -5510,7 +5425,7 @@
           <w:color w:val="000000"/>
           <w:kern w:val="0"/>
           <w:lang w:eastAsia="es-PE"/>
-          <ns2:ligatures ns2:val="none"/>
+          <w14:ligatures w14:val="none"/>
         </w:rPr>
         <w:t>Presunta</w:t>
       </w:r>
@@ -5520,7 +5435,7 @@
           <w:kern w:val="0"/>
           <w:shd w:val="clear" w:color="auto" w:fill="FFFFFF"/>
           <w:lang w:eastAsia="es-PE"/>
-          <ns2:ligatures ns2:val="none"/>
+          <w14:ligatures w14:val="none"/>
         </w:rPr>
         <w:t xml:space="preserve"> infracción a los artículos 18 y 19</w:t>
       </w:r>
@@ -5529,7 +5444,7 @@
           <w:rFonts w:ascii="Arial Narrow" w:eastAsia="Calibri" w:hAnsi="Arial Narrow" w:cs="Arial Narrow"/>
           <w:kern w:val="0"/>
           <w:lang w:eastAsia="es-PE"/>
-          <ns2:ligatures ns2:val="none"/>
+          <w14:ligatures w14:val="none"/>
         </w:rPr>
         <w:t xml:space="preserve"> de </w:t>
       </w:r>
@@ -5539,7 +5454,7 @@
           <w:kern w:val="0"/>
           <w:shd w:val="clear" w:color="auto" w:fill="FFFFFF"/>
           <w:lang w:eastAsia="es-PE"/>
-          <ns2:ligatures ns2:val="none"/>
+          <w14:ligatures w14:val="none"/>
         </w:rPr>
         <w:t>la Ley 29571, Código de Protección y Defensa del Consumidor, en tanto</w:t>
       </w:r>
@@ -5547,7 +5462,7 @@
         <w:rPr>
           <w:rFonts w:ascii="Arial Narrow" w:eastAsia="Arial Narrow" w:hAnsi="Arial Narrow" w:cs="Arial Narrow"/>
           <w:kern w:val="0"/>
-          <ns2:ligatures ns2:val="none"/>
+          <w14:ligatures w14:val="none"/>
         </w:rPr>
         <w:t xml:space="preserve"> </w:t>
       </w:r>
@@ -5555,7 +5470,7 @@
         <w:rPr>
           <w:rFonts w:ascii="Arial Narrow" w:eastAsia="Arial Narrow" w:hAnsi="Arial Narrow" w:cs="Arial Narrow"/>
           <w:kern w:val="0"/>
-          <ns2:ligatures ns2:val="none"/>
+          <w14:ligatures w14:val="none"/>
         </w:rPr>
         <w:t xml:space="preserve">la compañía aseguradora </w:t>
       </w:r>
@@ -5563,7 +5478,7 @@
         <w:rPr>
           <w:rFonts w:ascii="Arial Narrow" w:eastAsia="Arial Narrow" w:hAnsi="Arial Narrow" w:cs="Arial Narrow"/>
           <w:kern w:val="0"/>
-          <ns2:ligatures ns2:val="none"/>
+          <w14:ligatures w14:val="none"/>
         </w:rPr>
         <w:t>se habría negado a</w:t>
       </w:r>
@@ -5571,7 +5486,7 @@
         <w:rPr>
           <w:rFonts w:ascii="Arial Narrow" w:eastAsia="Arial Narrow" w:hAnsi="Arial Narrow" w:cs="Arial Narrow"/>
           <w:kern w:val="0"/>
-          <ns2:ligatures ns2:val="none"/>
+          <w14:ligatures w14:val="none"/>
         </w:rPr>
         <w:t xml:space="preserve"> activar la cláusula VEH018 </w:t>
       </w:r>
@@ -5579,7 +5494,7 @@
         <w:rPr>
           <w:rFonts w:ascii="Arial Narrow" w:eastAsia="Arial Narrow" w:hAnsi="Arial Narrow" w:cs="Arial Narrow"/>
           <w:kern w:val="0"/>
-          <ns2:ligatures ns2:val="none"/>
+          <w14:ligatures w14:val="none"/>
         </w:rPr>
         <w:t xml:space="preserve">alegando que el repuesto no se fabricaba, pese a que posteriormente </w:t>
       </w:r>
@@ -5587,7 +5502,7 @@
         <w:rPr>
           <w:rFonts w:ascii="Arial Narrow" w:eastAsia="Arial Narrow" w:hAnsi="Arial Narrow" w:cs="Arial Narrow"/>
           <w:kern w:val="0"/>
-          <ns2:ligatures ns2:val="none"/>
+          <w14:ligatures w14:val="none"/>
         </w:rPr>
         <w:t>lo adquirió, instaló y facturó</w:t>
       </w:r>
@@ -5595,23 +5510,23 @@
         <w:rPr>
           <w:rFonts w:ascii="Arial Narrow" w:eastAsia="Arial Narrow" w:hAnsi="Arial Narrow" w:cs="Arial Narrow"/>
           <w:kern w:val="0"/>
-          <ns2:ligatures ns2:val="none"/>
+          <w14:ligatures w14:val="none"/>
         </w:rPr>
         <w:t>.</w:t>
       </w:r>
     </w:p>
-    <w:p ns2:paraId="2F9B8A45" ns2:textId="77777777">
-      <w:pPr>
-        <w:spacing w:after="0" w:line="240" w:lineRule="auto"/>
-        <w:jc w:val="both"/>
-        <w:rPr>
-          <w:rFonts w:ascii="Arial Narrow" w:eastAsia="Arial Narrow" w:hAnsi="Arial Narrow" w:cs="Arial Narrow"/>
-          <w:kern w:val="0"/>
-          <ns2:ligatures ns2:val="none"/>
-        </w:rPr>
-      </w:pPr>
-    </w:p>
-    <w:p ns2:paraId="60137CB3" ns2:textId="678F747A">
+    <w:p>
+      <w:pPr>
+        <w:spacing w:after="0" w:line="240" w:lineRule="auto"/>
+        <w:jc w:val="both"/>
+        <w:rPr>
+          <w:rFonts w:ascii="Arial Narrow" w:eastAsia="Arial Narrow" w:hAnsi="Arial Narrow" w:cs="Arial Narrow"/>
+          <w:kern w:val="0"/>
+          <w14:ligatures w14:val="none"/>
+        </w:rPr>
+      </w:pPr>
+    </w:p>
+    <w:p>
       <w:pPr>
         <w:pStyle w:val="Prrafodelista"/>
         <w:numPr>
@@ -5628,14 +5543,14 @@
         <w:rPr>
           <w:rFonts w:ascii="Arial Narrow" w:eastAsia="Arial Narrow" w:hAnsi="Arial Narrow" w:cs="Arial Narrow"/>
           <w:kern w:val="0"/>
-          <ns2:ligatures ns2:val="none"/>
-        </w:rPr>
-      </w:pPr>
-      <w:r>
-        <w:rPr>
-          <w:rFonts w:ascii="Arial Narrow" w:eastAsia="Arial Narrow" w:hAnsi="Arial Narrow" w:cs="Arial Narrow"/>
-          <w:kern w:val="0"/>
-          <ns2:ligatures ns2:val="none"/>
+          <w14:ligatures w14:val="none"/>
+        </w:rPr>
+      </w:pPr>
+      <w:r>
+        <w:rPr>
+          <w:rFonts w:ascii="Arial Narrow" w:eastAsia="Arial Narrow" w:hAnsi="Arial Narrow" w:cs="Arial Narrow"/>
+          <w:kern w:val="0"/>
+          <w14:ligatures w14:val="none"/>
         </w:rPr>
         <w:t xml:space="preserve">Presunta infracción a los artículos 18 y 19 </w:t>
       </w:r>
@@ -5643,7 +5558,7 @@
         <w:rPr>
           <w:rFonts w:ascii="Arial Narrow" w:eastAsia="Arial Narrow" w:hAnsi="Arial Narrow" w:cs="Arial Narrow"/>
           <w:kern w:val="0"/>
-          <ns2:ligatures ns2:val="none"/>
+          <w14:ligatures w14:val="none"/>
         </w:rPr>
         <w:t xml:space="preserve">de la Ley 29571, Código de Protección y Defensa del Consumidor, en tanto </w:t>
       </w:r>
@@ -5700,12 +5615,12 @@
         <w:rPr>
           <w:rFonts w:ascii="Arial Narrow" w:eastAsia="Arial Narrow" w:hAnsi="Arial Narrow" w:cs="Arial Narrow"/>
           <w:kern w:val="0"/>
-          <ns2:ligatures ns2:val="none"/>
+          <w14:ligatures w14:val="none"/>
         </w:rPr>
         <w:t>.</w:t>
       </w:r>
     </w:p>
-    <w:p ns2:paraId="66A3D809" ns2:textId="77777777">
+    <w:p>
       <w:pPr>
         <w:spacing w:after="0" w:line="240" w:lineRule="auto"/>
         <w:jc w:val="both"/>
@@ -5714,11 +5629,11 @@
           <w:color w:val="000000"/>
           <w:kern w:val="0"/>
           <w:lang w:eastAsia="es-PE"/>
-          <ns2:ligatures ns2:val="none"/>
-        </w:rPr>
-      </w:pPr>
-    </w:p>
-    <w:p ns2:paraId="36A3B886" ns2:textId="6858271D">
+          <w14:ligatures w14:val="none"/>
+        </w:rPr>
+      </w:pPr>
+    </w:p>
+    <w:p>
       <w:pPr>
         <w:pStyle w:val="Prrafodelista"/>
         <w:numPr>
@@ -5736,7 +5651,7 @@
           <w:rFonts w:ascii="Arial Narrow" w:eastAsia="Calibri" w:hAnsi="Arial Narrow" w:cs="Arial Narrow"/>
           <w:kern w:val="0"/>
           <w:lang w:eastAsia="es-PE"/>
-          <ns2:ligatures ns2:val="none"/>
+          <w14:ligatures w14:val="none"/>
         </w:rPr>
       </w:pPr>
       <w:r>
@@ -5745,7 +5660,7 @@
           <w:color w:val="000000"/>
           <w:kern w:val="0"/>
           <w:lang w:eastAsia="es-PE"/>
-          <ns2:ligatures ns2:val="none"/>
+          <w14:ligatures w14:val="none"/>
         </w:rPr>
         <w:t>Presunta</w:t>
       </w:r>
@@ -5755,7 +5670,7 @@
           <w:kern w:val="0"/>
           <w:shd w:val="clear" w:color="auto" w:fill="FFFFFF"/>
           <w:lang w:eastAsia="es-PE"/>
-          <ns2:ligatures ns2:val="none"/>
+          <w14:ligatures w14:val="none"/>
         </w:rPr>
         <w:t xml:space="preserve"> infracción a</w:t>
       </w:r>
@@ -5765,7 +5680,7 @@
           <w:kern w:val="0"/>
           <w:shd w:val="clear" w:color="auto" w:fill="FFFFFF"/>
           <w:lang w:eastAsia="es-PE"/>
-          <ns2:ligatures ns2:val="none"/>
+          <w14:ligatures w14:val="none"/>
         </w:rPr>
         <w:t>l</w:t>
       </w:r>
@@ -5775,7 +5690,7 @@
           <w:kern w:val="0"/>
           <w:shd w:val="clear" w:color="auto" w:fill="FFFFFF"/>
           <w:lang w:eastAsia="es-PE"/>
-          <ns2:ligatures ns2:val="none"/>
+          <w14:ligatures w14:val="none"/>
         </w:rPr>
         <w:t xml:space="preserve"> </w:t>
       </w:r>
@@ -5785,7 +5700,7 @@
           <w:kern w:val="0"/>
           <w:shd w:val="clear" w:color="auto" w:fill="FFFFFF"/>
           <w:lang w:eastAsia="es-PE"/>
-          <ns2:ligatures ns2:val="none"/>
+          <w14:ligatures w14:val="none"/>
         </w:rPr>
         <w:t>numeral 88.1 del artículo 88</w:t>
       </w:r>
@@ -5794,7 +5709,7 @@
           <w:rFonts w:ascii="Arial Narrow" w:eastAsia="Calibri" w:hAnsi="Arial Narrow" w:cs="Arial Narrow"/>
           <w:kern w:val="0"/>
           <w:lang w:eastAsia="es-PE"/>
-          <ns2:ligatures ns2:val="none"/>
+          <w14:ligatures w14:val="none"/>
         </w:rPr>
         <w:t xml:space="preserve"> de </w:t>
       </w:r>
@@ -5804,7 +5719,7 @@
           <w:kern w:val="0"/>
           <w:shd w:val="clear" w:color="auto" w:fill="FFFFFF"/>
           <w:lang w:eastAsia="es-PE"/>
-          <ns2:ligatures ns2:val="none"/>
+          <w14:ligatures w14:val="none"/>
         </w:rPr>
         <w:t xml:space="preserve">la Ley 29571, Código de Protección y Defensa del Consumidor, en tanto </w:t>
       </w:r>
@@ -5819,12 +5734,12 @@
         <w:rPr>
           <w:rFonts w:ascii="Arial Narrow" w:eastAsia="Arial Narrow" w:hAnsi="Arial Narrow" w:cs="Arial Narrow"/>
           <w:kern w:val="0"/>
-          <ns2:ligatures ns2:val="none"/>
+          <w14:ligatures w14:val="none"/>
         </w:rPr>
         <w:t>.</w:t>
       </w:r>
     </w:p>
-    <w:p ns2:paraId="41EAABB2" ns2:textId="77777777">
+    <w:p>
       <w:pPr>
         <w:pStyle w:val="Prrafodelista"/>
         <w:spacing w:after="0" w:line="240" w:lineRule="auto"/>
@@ -5833,11 +5748,11 @@
         <w:rPr>
           <w:rFonts w:ascii="Arial Narrow" w:eastAsia="Arial Narrow" w:hAnsi="Arial Narrow" w:cs="Arial Narrow"/>
           <w:kern w:val="0"/>
-          <ns2:ligatures ns2:val="none"/>
-        </w:rPr>
-      </w:pPr>
-    </w:p>
-    <w:p ns2:paraId="62C99C49" ns2:textId="2E987F75">
+          <w14:ligatures w14:val="none"/>
+        </w:rPr>
+      </w:pPr>
+    </w:p>
+    <w:p>
       <w:pPr>
         <w:pStyle w:val="Prrafodelista"/>
         <w:numPr>
@@ -5854,7 +5769,7 @@
         <w:rPr>
           <w:rFonts w:ascii="Arial Narrow" w:eastAsia="Arial Narrow" w:hAnsi="Arial Narrow" w:cs="Arial Narrow"/>
           <w:kern w:val="0"/>
-          <ns2:ligatures ns2:val="none"/>
+          <w14:ligatures w14:val="none"/>
         </w:rPr>
       </w:pPr>
       <w:r>
@@ -5863,7 +5778,7 @@
           <w:color w:val="000000"/>
           <w:kern w:val="0"/>
           <w:lang w:eastAsia="es-PE"/>
-          <ns2:ligatures ns2:val="none"/>
+          <w14:ligatures w14:val="none"/>
         </w:rPr>
         <w:t>Presunta</w:t>
       </w:r>
@@ -5873,7 +5788,7 @@
           <w:kern w:val="0"/>
           <w:shd w:val="clear" w:color="auto" w:fill="FFFFFF"/>
           <w:lang w:eastAsia="es-PE"/>
-          <ns2:ligatures ns2:val="none"/>
+          <w14:ligatures w14:val="none"/>
         </w:rPr>
         <w:t xml:space="preserve"> infracción a los artículos 18 y 19</w:t>
       </w:r>
@@ -5882,7 +5797,7 @@
           <w:rFonts w:ascii="Arial Narrow" w:eastAsia="Calibri" w:hAnsi="Arial Narrow" w:cs="Arial Narrow"/>
           <w:kern w:val="0"/>
           <w:lang w:eastAsia="es-PE"/>
-          <ns2:ligatures ns2:val="none"/>
+          <w14:ligatures w14:val="none"/>
         </w:rPr>
         <w:t xml:space="preserve"> de </w:t>
       </w:r>
@@ -5892,7 +5807,7 @@
           <w:kern w:val="0"/>
           <w:shd w:val="clear" w:color="auto" w:fill="FFFFFF"/>
           <w:lang w:eastAsia="es-PE"/>
-          <ns2:ligatures ns2:val="none"/>
+          <w14:ligatures w14:val="none"/>
         </w:rPr>
         <w:t>la Ley 29571, Código de Protección y Defensa del Consumidor, en tanto</w:t>
       </w:r>
@@ -5900,7 +5815,7 @@
         <w:rPr>
           <w:rFonts w:ascii="Arial Narrow" w:eastAsia="Arial Narrow" w:hAnsi="Arial Narrow" w:cs="Arial Narrow"/>
           <w:kern w:val="0"/>
-          <ns2:ligatures ns2:val="none"/>
+          <w14:ligatures w14:val="none"/>
         </w:rPr>
         <w:t xml:space="preserve"> </w:t>
       </w:r>
@@ -5908,7 +5823,7 @@
         <w:rPr>
           <w:rFonts w:ascii="Arial Narrow" w:eastAsia="Arial Narrow" w:hAnsi="Arial Narrow" w:cs="Arial Narrow"/>
           <w:kern w:val="0"/>
-          <ns2:ligatures ns2:val="none"/>
+          <w14:ligatures w14:val="none"/>
         </w:rPr>
         <w:t>la compañía aseguradora habría cobrado indebidamente un deducible de USD 1,220</w:t>
       </w:r>
@@ -5916,7 +5831,7 @@
         <w:rPr>
           <w:rFonts w:ascii="Arial Narrow" w:eastAsia="Arial Narrow" w:hAnsi="Arial Narrow" w:cs="Arial Narrow"/>
           <w:kern w:val="0"/>
-          <ns2:ligatures ns2:val="none"/>
+          <w14:ligatures w14:val="none"/>
         </w:rPr>
         <w:t>,</w:t>
       </w:r>
@@ -5924,7 +5839,7 @@
         <w:rPr>
           <w:rFonts w:ascii="Arial Narrow" w:eastAsia="Arial Narrow" w:hAnsi="Arial Narrow" w:cs="Arial Narrow"/>
           <w:kern w:val="0"/>
-          <ns2:ligatures ns2:val="none"/>
+          <w14:ligatures w14:val="none"/>
         </w:rPr>
         <w:t xml:space="preserve">34, correspondiente a una reparación incompleta </w:t>
       </w:r>
@@ -5939,7 +5854,7 @@
         <w:rPr>
           <w:rFonts w:ascii="Arial Narrow" w:eastAsia="Arial Narrow" w:hAnsi="Arial Narrow" w:cs="Arial Narrow"/>
           <w:kern w:val="0"/>
-          <ns2:ligatures ns2:val="none"/>
+          <w14:ligatures w14:val="none"/>
         </w:rPr>
         <w:t>, sin brindar al denunciante una explicación técnica proporcional o sustentada, ni documentación que justifique dicho cargo económico</w:t>
       </w:r>
@@ -5949,23 +5864,23 @@
           <w:color w:val="000000"/>
           <w:kern w:val="0"/>
           <w:lang w:eastAsia="es-ES"/>
-          <ns2:ligatures ns2:val="none"/>
+          <w14:ligatures w14:val="none"/>
         </w:rPr>
         <w:t xml:space="preserve">. </w:t>
       </w:r>
     </w:p>
-    <w:p ns2:paraId="6B7D8771" ns2:textId="77777777">
+    <w:p>
       <w:pPr>
         <w:pStyle w:val="Prrafodelista"/>
         <w:spacing w:line="240" w:lineRule="auto"/>
         <w:rPr>
           <w:rFonts w:ascii="Arial Narrow" w:eastAsia="Arial Narrow" w:hAnsi="Arial Narrow" w:cs="Arial Narrow"/>
           <w:kern w:val="0"/>
-          <ns2:ligatures ns2:val="none"/>
-        </w:rPr>
-      </w:pPr>
-    </w:p>
-    <w:p ns2:paraId="49C1DB9B" ns2:textId="7FCAADBA">
+          <w14:ligatures w14:val="none"/>
+        </w:rPr>
+      </w:pPr>
+    </w:p>
+    <w:p>
       <w:pPr>
         <w:pStyle w:val="Prrafodelista"/>
         <w:numPr>
@@ -5982,14 +5897,14 @@
         <w:rPr>
           <w:rFonts w:ascii="Arial Narrow" w:eastAsia="Arial Narrow" w:hAnsi="Arial Narrow" w:cs="Arial Narrow"/>
           <w:kern w:val="0"/>
-          <ns2:ligatures ns2:val="none"/>
-        </w:rPr>
-      </w:pPr>
-      <w:r>
-        <w:rPr>
-          <w:rFonts w:ascii="Arial Narrow" w:eastAsia="Arial Narrow" w:hAnsi="Arial Narrow" w:cs="Arial Narrow"/>
-          <w:kern w:val="0"/>
-          <ns2:ligatures ns2:val="none"/>
+          <w14:ligatures w14:val="none"/>
+        </w:rPr>
+      </w:pPr>
+      <w:r>
+        <w:rPr>
+          <w:rFonts w:ascii="Arial Narrow" w:eastAsia="Arial Narrow" w:hAnsi="Arial Narrow" w:cs="Arial Narrow"/>
+          <w:kern w:val="0"/>
+          <w14:ligatures w14:val="none"/>
         </w:rPr>
         <w:t xml:space="preserve">Presunta infracción al </w:t>
       </w:r>
@@ -5997,7 +5912,7 @@
         <w:rPr>
           <w:rFonts w:ascii="Arial Narrow" w:eastAsia="Arial Narrow" w:hAnsi="Arial Narrow" w:cs="Arial Narrow"/>
           <w:kern w:val="0"/>
-          <ns2:ligatures ns2:val="none"/>
+          <w14:ligatures w14:val="none"/>
         </w:rPr>
         <w:t xml:space="preserve">numeral 88.1 del artículo 88 </w:t>
       </w:r>
@@ -6005,7 +5920,7 @@
         <w:rPr>
           <w:rFonts w:ascii="Arial Narrow" w:eastAsia="Arial Narrow" w:hAnsi="Arial Narrow" w:cs="Arial Narrow"/>
           <w:kern w:val="0"/>
-          <ns2:ligatures ns2:val="none"/>
+          <w14:ligatures w14:val="none"/>
         </w:rPr>
         <w:t xml:space="preserve">de la Ley 29571, </w:t>
       </w:r>
@@ -6013,7 +5928,7 @@
         <w:rPr>
           <w:rFonts w:ascii="Arial Narrow" w:eastAsia="Arial Narrow" w:hAnsi="Arial Narrow" w:cs="Arial Narrow"/>
           <w:kern w:val="0"/>
-          <ns2:ligatures ns2:val="none"/>
+          <w14:ligatures w14:val="none"/>
         </w:rPr>
         <w:t xml:space="preserve">Código de Protección y Defensa del Consumidor, en tanto </w:t>
       </w:r>
@@ -6028,12 +5943,12 @@
         <w:rPr>
           <w:rFonts w:ascii="Arial Narrow" w:eastAsia="Arial Narrow" w:hAnsi="Arial Narrow" w:cs="Arial Narrow"/>
           <w:kern w:val="0"/>
-          <ns2:ligatures ns2:val="none"/>
+          <w14:ligatures w14:val="none"/>
         </w:rPr>
         <w:t>.</w:t>
       </w:r>
     </w:p>
-    <w:p ns2:paraId="1DF32BA0" ns2:textId="77777777">
+    <w:p>
       <w:pPr>
         <w:spacing w:after="0" w:line="240" w:lineRule="auto"/>
         <w:jc w:val="both"/>
@@ -6042,11 +5957,11 @@
           <w:color w:val="000000"/>
           <w:kern w:val="0"/>
           <w:lang w:eastAsia="es-PE"/>
-          <ns2:ligatures ns2:val="none"/>
-        </w:rPr>
-      </w:pPr>
-    </w:p>
-    <w:p ns2:paraId="02B8966C" ns2:textId="1939E480">
+          <w14:ligatures w14:val="none"/>
+        </w:rPr>
+      </w:pPr>
+    </w:p>
+    <w:p>
       <w:pPr>
         <w:pStyle w:val="Prrafodelista"/>
         <w:numPr>
@@ -6063,7 +5978,7 @@
         <w:rPr>
           <w:rFonts w:ascii="Arial Narrow" w:eastAsia="Arial Narrow" w:hAnsi="Arial Narrow" w:cs="Arial Narrow"/>
           <w:kern w:val="0"/>
-          <ns2:ligatures ns2:val="none"/>
+          <w14:ligatures w14:val="none"/>
         </w:rPr>
       </w:pPr>
       <w:r>
@@ -6072,7 +5987,7 @@
           <w:color w:val="000000"/>
           <w:kern w:val="0"/>
           <w:lang w:eastAsia="es-PE"/>
-          <ns2:ligatures ns2:val="none"/>
+          <w14:ligatures w14:val="none"/>
         </w:rPr>
         <w:t>Presunta</w:t>
       </w:r>
@@ -6082,7 +5997,7 @@
           <w:kern w:val="0"/>
           <w:shd w:val="clear" w:color="auto" w:fill="FFFFFF"/>
           <w:lang w:eastAsia="es-PE"/>
-          <ns2:ligatures ns2:val="none"/>
+          <w14:ligatures w14:val="none"/>
         </w:rPr>
         <w:t xml:space="preserve"> infracción a los artículos 18 y 19</w:t>
       </w:r>
@@ -6092,7 +6007,7 @@
           <w:kern w:val="0"/>
           <w:shd w:val="clear" w:color="auto" w:fill="FFFFFF"/>
           <w:lang w:eastAsia="es-PE"/>
-          <ns2:ligatures ns2:val="none"/>
+          <w14:ligatures w14:val="none"/>
         </w:rPr>
         <w:t/>
       </w:r>
@@ -6101,7 +6016,7 @@
           <w:rFonts w:ascii="Arial Narrow" w:eastAsia="Calibri" w:hAnsi="Arial Narrow" w:cs="Arial Narrow"/>
           <w:kern w:val="0"/>
           <w:lang w:eastAsia="es-PE"/>
-          <ns2:ligatures ns2:val="none"/>
+          <w14:ligatures w14:val="none"/>
         </w:rPr>
         <w:t xml:space="preserve"> de </w:t>
       </w:r>
@@ -6111,7 +6026,7 @@
           <w:kern w:val="0"/>
           <w:shd w:val="clear" w:color="auto" w:fill="FFFFFF"/>
           <w:lang w:eastAsia="es-PE"/>
-          <ns2:ligatures ns2:val="none"/>
+          <w14:ligatures w14:val="none"/>
         </w:rPr>
         <w:t>la Ley 29571, Código de Protección y Defensa del Consumidor, en tanto</w:t>
       </w:r>
@@ -6119,7 +6034,7 @@
         <w:rPr>
           <w:rFonts w:ascii="Arial Narrow" w:eastAsia="Arial Narrow" w:hAnsi="Arial Narrow" w:cs="Arial Narrow"/>
           <w:kern w:val="0"/>
-          <ns2:ligatures ns2:val="none"/>
+          <w14:ligatures w14:val="none"/>
         </w:rPr>
         <w:t xml:space="preserve"> </w:t>
       </w:r>
@@ -6127,7 +6042,7 @@
         <w:rPr>
           <w:rFonts w:ascii="Arial Narrow" w:eastAsia="Arial Narrow" w:hAnsi="Arial Narrow" w:cs="Arial Narrow"/>
           <w:kern w:val="0"/>
-          <ns2:ligatures ns2:val="none"/>
+          <w14:ligatures w14:val="none"/>
         </w:rPr>
         <w:t>la compañía aseguradora no habría gestionado la entrega del vehículo asegurado debidamente reparado al denunciante en la fecha pactada</w:t>
       </w:r>
@@ -6135,12 +6050,12 @@
         <w:rPr>
           <w:rFonts w:ascii="Arial Narrow" w:eastAsia="Arial Narrow" w:hAnsi="Arial Narrow" w:cs="Arial Narrow"/>
           <w:kern w:val="0"/>
-          <ns2:ligatures ns2:val="none"/>
+          <w14:ligatures w14:val="none"/>
         </w:rPr>
         <w:t>.</w:t>
       </w:r>
     </w:p>
-    <w:p ns2:paraId="723BFF28" ns2:textId="77777777">
+    <w:p>
       <w:pPr>
         <w:spacing w:after="0" w:line="240" w:lineRule="auto"/>
         <w:jc w:val="both"/>
@@ -6149,11 +6064,11 @@
           <w:color w:val="000000"/>
           <w:kern w:val="0"/>
           <w:lang w:eastAsia="es-PE"/>
-          <ns2:ligatures ns2:val="none"/>
-        </w:rPr>
-      </w:pPr>
-    </w:p>
-    <w:p ns2:paraId="0638865B" ns2:textId="77777777">
+          <w14:ligatures w14:val="none"/>
+        </w:rPr>
+      </w:pPr>
+    </w:p>
+    <w:p>
       <w:pPr>
         <w:pStyle w:val="Prrafodelista"/>
         <w:numPr>
@@ -6170,7 +6085,7 @@
         <w:rPr>
           <w:rFonts w:ascii="Arial Narrow" w:eastAsia="Arial Narrow" w:hAnsi="Arial Narrow" w:cs="Arial Narrow"/>
           <w:kern w:val="0"/>
-          <ns2:ligatures ns2:val="none"/>
+          <w14:ligatures w14:val="none"/>
         </w:rPr>
       </w:pPr>
       <w:r>
@@ -6179,7 +6094,7 @@
           <w:color w:val="000000"/>
           <w:kern w:val="0"/>
           <w:lang w:eastAsia="es-PE"/>
-          <ns2:ligatures ns2:val="none"/>
+          <w14:ligatures w14:val="none"/>
         </w:rPr>
         <w:t>Presunta</w:t>
       </w:r>
@@ -6189,7 +6104,7 @@
           <w:kern w:val="0"/>
           <w:shd w:val="clear" w:color="auto" w:fill="FFFFFF"/>
           <w:lang w:eastAsia="es-PE"/>
-          <ns2:ligatures ns2:val="none"/>
+          <w14:ligatures w14:val="none"/>
         </w:rPr>
         <w:t xml:space="preserve"> infracción a los artículos 18 y 19</w:t>
       </w:r>
@@ -6199,7 +6114,7 @@
           <w:kern w:val="0"/>
           <w:shd w:val="clear" w:color="auto" w:fill="FFFFFF"/>
           <w:lang w:eastAsia="es-PE"/>
-          <ns2:ligatures ns2:val="none"/>
+          <w14:ligatures w14:val="none"/>
         </w:rPr>
         <w:t/>
       </w:r>
@@ -6208,7 +6123,7 @@
           <w:rFonts w:ascii="Arial Narrow" w:eastAsia="Calibri" w:hAnsi="Arial Narrow" w:cs="Arial Narrow"/>
           <w:kern w:val="0"/>
           <w:lang w:eastAsia="es-PE"/>
-          <ns2:ligatures ns2:val="none"/>
+          <w14:ligatures w14:val="none"/>
         </w:rPr>
         <w:t xml:space="preserve"> de </w:t>
       </w:r>
@@ -6218,7 +6133,7 @@
           <w:kern w:val="0"/>
           <w:shd w:val="clear" w:color="auto" w:fill="FFFFFF"/>
           <w:lang w:eastAsia="es-PE"/>
-          <ns2:ligatures ns2:val="none"/>
+          <w14:ligatures w14:val="none"/>
         </w:rPr>
         <w:t>la Ley 29571, Código de Protección y Defensa del Consumidor, en tanto</w:t>
       </w:r>
@@ -6226,7 +6141,7 @@
         <w:rPr>
           <w:rFonts w:ascii="Arial Narrow" w:eastAsia="Arial Narrow" w:hAnsi="Arial Narrow" w:cs="Arial Narrow"/>
           <w:kern w:val="0"/>
-          <ns2:ligatures ns2:val="none"/>
+          <w14:ligatures w14:val="none"/>
         </w:rPr>
         <w:t xml:space="preserve"> </w:t>
       </w:r>
@@ -6234,7 +6149,7 @@
         <w:rPr>
           <w:rFonts w:ascii="Arial Narrow" w:eastAsia="Arial Narrow" w:hAnsi="Arial Narrow" w:cs="Arial Narrow"/>
           <w:kern w:val="0"/>
-          <ns2:ligatures ns2:val="none"/>
+          <w14:ligatures w14:val="none"/>
         </w:rPr>
         <w:t>la compañía aseguradora no habría cumplido con otorgar oportunamente a denunciante la cobertura por pérdida total del vehículo con Placa de Rodaje BMX244 en virtud del Seguro Vehicular – Póliza 2101-1106499</w:t>
       </w:r>
@@ -6244,12 +6159,12 @@
           <w:color w:val="000000"/>
           <w:kern w:val="0"/>
           <w:lang w:eastAsia="es-ES"/>
-          <ns2:ligatures ns2:val="none"/>
+          <w14:ligatures w14:val="none"/>
         </w:rPr>
         <w:t xml:space="preserve">. </w:t>
       </w:r>
     </w:p>
-    <w:p ns2:paraId="0445D63D" ns2:textId="77777777">
+    <w:p>
       <w:pPr>
         <w:spacing w:after="0" w:line="240" w:lineRule="auto"/>
         <w:jc w:val="both"/>
@@ -6258,11 +6173,11 @@
           <w:color w:val="000000"/>
           <w:kern w:val="0"/>
           <w:lang w:eastAsia="es-PE"/>
-          <ns2:ligatures ns2:val="none"/>
-        </w:rPr>
-      </w:pPr>
-    </w:p>
-    <w:p ns2:paraId="14DD5FC9" ns2:textId="1AC8396D">
+          <w14:ligatures w14:val="none"/>
+        </w:rPr>
+      </w:pPr>
+    </w:p>
+    <w:p>
       <w:pPr>
         <w:pStyle w:val="Prrafodelista"/>
         <w:numPr>
@@ -6280,7 +6195,7 @@
           <w:rFonts w:ascii="Arial Narrow" w:eastAsia="Calibri" w:hAnsi="Arial Narrow" w:cs="Arial Narrow"/>
           <w:kern w:val="0"/>
           <w:lang w:eastAsia="es-PE"/>
-          <ns2:ligatures ns2:val="none"/>
+          <w14:ligatures w14:val="none"/>
         </w:rPr>
       </w:pPr>
       <w:r>
@@ -6289,7 +6204,7 @@
           <w:color w:val="000000"/>
           <w:kern w:val="0"/>
           <w:lang w:eastAsia="es-PE"/>
-          <ns2:ligatures ns2:val="none"/>
+          <w14:ligatures w14:val="none"/>
         </w:rPr>
         <w:t>Presunta</w:t>
       </w:r>
@@ -6299,7 +6214,7 @@
           <w:kern w:val="0"/>
           <w:shd w:val="clear" w:color="auto" w:fill="FFFFFF"/>
           <w:lang w:eastAsia="es-PE"/>
-          <ns2:ligatures ns2:val="none"/>
+          <w14:ligatures w14:val="none"/>
         </w:rPr>
         <w:t xml:space="preserve"> infracción a los artículos 18 y 19</w:t>
       </w:r>
@@ -6308,7 +6223,7 @@
           <w:rFonts w:ascii="Arial Narrow" w:eastAsia="Calibri" w:hAnsi="Arial Narrow" w:cs="Arial Narrow"/>
           <w:kern w:val="0"/>
           <w:lang w:eastAsia="es-PE"/>
-          <ns2:ligatures ns2:val="none"/>
+          <w14:ligatures w14:val="none"/>
         </w:rPr>
         <w:t xml:space="preserve"> de </w:t>
       </w:r>
@@ -6318,7 +6233,7 @@
           <w:kern w:val="0"/>
           <w:shd w:val="clear" w:color="auto" w:fill="FFFFFF"/>
           <w:lang w:eastAsia="es-PE"/>
-          <ns2:ligatures ns2:val="none"/>
+          <w14:ligatures w14:val="none"/>
         </w:rPr>
         <w:t xml:space="preserve">la Ley 29571, Código de Protección y Defensa del Consumidor, en tanto </w:t>
       </w:r>
@@ -6328,7 +6243,7 @@
           <w:kern w:val="0"/>
           <w:shd w:val="clear" w:color="auto" w:fill="FFFFFF"/>
           <w:lang w:eastAsia="es-PE"/>
-          <ns2:ligatures ns2:val="none"/>
+          <w14:ligatures w14:val="none"/>
         </w:rPr>
         <w:t xml:space="preserve">la compañía aseguradora </w:t>
       </w:r>
@@ -6343,12 +6258,12 @@
         <w:rPr>
           <w:rFonts w:ascii="Arial Narrow" w:eastAsia="Arial Narrow" w:hAnsi="Arial Narrow" w:cs="Arial Narrow"/>
           <w:kern w:val="0"/>
-          <ns2:ligatures ns2:val="none"/>
+          <w14:ligatures w14:val="none"/>
         </w:rPr>
         <w:t>.</w:t>
       </w:r>
     </w:p>
-    <w:p ns2:paraId="0BB06083" ns2:textId="77777777">
+    <w:p>
       <w:pPr>
         <w:pStyle w:val="Prrafodelista"/>
         <w:spacing w:after="0" w:line="240" w:lineRule="auto"/>
@@ -6357,11 +6272,11 @@
         <w:rPr>
           <w:rFonts w:ascii="Arial Narrow" w:eastAsia="Arial Narrow" w:hAnsi="Arial Narrow" w:cs="Arial Narrow"/>
           <w:kern w:val="0"/>
-          <ns2:ligatures ns2:val="none"/>
-        </w:rPr>
-      </w:pPr>
-    </w:p>
-    <w:p ns2:paraId="087347CD" ns2:textId="0CF1875A">
+          <w14:ligatures w14:val="none"/>
+        </w:rPr>
+      </w:pPr>
+    </w:p>
+    <w:p>
       <w:pPr>
         <w:pStyle w:val="Prrafodelista"/>
         <w:numPr>
@@ -6378,7 +6293,7 @@
         <w:rPr>
           <w:rFonts w:ascii="Arial Narrow" w:eastAsia="Arial Narrow" w:hAnsi="Arial Narrow" w:cs="Arial Narrow"/>
           <w:kern w:val="0"/>
-          <ns2:ligatures ns2:val="none"/>
+          <w14:ligatures w14:val="none"/>
         </w:rPr>
       </w:pPr>
       <w:r>
@@ -6387,7 +6302,7 @@
           <w:color w:val="000000"/>
           <w:kern w:val="0"/>
           <w:lang w:eastAsia="es-PE"/>
-          <ns2:ligatures ns2:val="none"/>
+          <w14:ligatures w14:val="none"/>
         </w:rPr>
         <w:t>Presunta</w:t>
       </w:r>
@@ -6397,7 +6312,7 @@
           <w:kern w:val="0"/>
           <w:shd w:val="clear" w:color="auto" w:fill="FFFFFF"/>
           <w:lang w:eastAsia="es-PE"/>
-          <ns2:ligatures ns2:val="none"/>
+          <w14:ligatures w14:val="none"/>
         </w:rPr>
         <w:t xml:space="preserve"> infracción a los artículos 18 y 19</w:t>
       </w:r>
@@ -6406,7 +6321,7 @@
           <w:rFonts w:ascii="Arial Narrow" w:eastAsia="Calibri" w:hAnsi="Arial Narrow" w:cs="Arial Narrow"/>
           <w:kern w:val="0"/>
           <w:lang w:eastAsia="es-PE"/>
-          <ns2:ligatures ns2:val="none"/>
+          <w14:ligatures w14:val="none"/>
         </w:rPr>
         <w:t xml:space="preserve"> de </w:t>
       </w:r>
@@ -6416,7 +6331,7 @@
           <w:kern w:val="0"/>
           <w:shd w:val="clear" w:color="auto" w:fill="FFFFFF"/>
           <w:lang w:eastAsia="es-PE"/>
-          <ns2:ligatures ns2:val="none"/>
+          <w14:ligatures w14:val="none"/>
         </w:rPr>
         <w:t>la Ley 29571, Código de Protección y Defensa del Consumidor, en tanto</w:t>
       </w:r>
@@ -6424,7 +6339,7 @@
         <w:rPr>
           <w:rFonts w:ascii="Arial Narrow" w:eastAsia="Arial Narrow" w:hAnsi="Arial Narrow" w:cs="Arial Narrow"/>
           <w:kern w:val="0"/>
-          <ns2:ligatures ns2:val="none"/>
+          <w14:ligatures w14:val="none"/>
         </w:rPr>
         <w:t xml:space="preserve"> </w:t>
       </w:r>
@@ -6446,7 +6361,7 @@
         <w:rPr>
           <w:rFonts w:ascii="Arial Narrow" w:eastAsia="Arial Narrow" w:hAnsi="Arial Narrow" w:cs="Arial Narrow"/>
           <w:kern w:val="0"/>
-          <ns2:ligatures ns2:val="none"/>
+          <w14:ligatures w14:val="none"/>
         </w:rPr>
         <w:t>habría cumplido con entregar un informe técnico actualizado y completo el 4 de julio de 2025, limitándose a enviar un informe del concesionario sin actualización, sin datos técnicos esenciales ni firma del técnico responsable</w:t>
       </w:r>
@@ -6456,23 +6371,23 @@
           <w:color w:val="000000"/>
           <w:kern w:val="0"/>
           <w:lang w:eastAsia="es-ES"/>
-          <ns2:ligatures ns2:val="none"/>
+          <w14:ligatures w14:val="none"/>
         </w:rPr>
         <w:t xml:space="preserve">. </w:t>
       </w:r>
     </w:p>
-    <w:p ns2:paraId="49963E84" ns2:textId="77777777">
+    <w:p>
       <w:pPr>
         <w:pStyle w:val="Prrafodelista"/>
         <w:spacing w:line="240" w:lineRule="auto"/>
         <w:rPr>
           <w:rFonts w:ascii="Arial Narrow" w:eastAsia="Arial Narrow" w:hAnsi="Arial Narrow" w:cs="Arial Narrow"/>
           <w:kern w:val="0"/>
-          <ns2:ligatures ns2:val="none"/>
-        </w:rPr>
-      </w:pPr>
-    </w:p>
-    <w:p ns2:paraId="23E92CE4" ns2:textId="056A4CF7">
+          <w14:ligatures w14:val="none"/>
+        </w:rPr>
+      </w:pPr>
+    </w:p>
+    <w:p>
       <w:pPr>
         <w:pStyle w:val="Prrafodelista"/>
         <w:numPr>
@@ -6489,14 +6404,14 @@
         <w:rPr>
           <w:rFonts w:ascii="Arial Narrow" w:eastAsia="Arial Narrow" w:hAnsi="Arial Narrow" w:cs="Arial Narrow"/>
           <w:kern w:val="0"/>
-          <ns2:ligatures ns2:val="none"/>
-        </w:rPr>
-      </w:pPr>
-      <w:r>
-        <w:rPr>
-          <w:rFonts w:ascii="Arial Narrow" w:eastAsia="Arial Narrow" w:hAnsi="Arial Narrow" w:cs="Arial Narrow"/>
-          <w:kern w:val="0"/>
-          <ns2:ligatures ns2:val="none"/>
+          <w14:ligatures w14:val="none"/>
+        </w:rPr>
+      </w:pPr>
+      <w:r>
+        <w:rPr>
+          <w:rFonts w:ascii="Arial Narrow" w:eastAsia="Arial Narrow" w:hAnsi="Arial Narrow" w:cs="Arial Narrow"/>
+          <w:kern w:val="0"/>
+          <w14:ligatures w14:val="none"/>
         </w:rPr>
         <w:t xml:space="preserve">Presunta infracción al artículo 1, numeral 1, literal b) y al artículo 2 de la Ley 29571, Código de Protección y Defensa del Consumidor, en tanto </w:t>
       </w:r>
@@ -6511,7 +6426,7 @@
         <w:rPr>
           <w:rFonts w:ascii="Arial Narrow" w:eastAsia="Arial Narrow" w:hAnsi="Arial Narrow" w:cs="Arial Narrow"/>
           <w:kern w:val="0"/>
-          <ns2:ligatures ns2:val="none"/>
+          <w14:ligatures w14:val="none"/>
         </w:rPr>
         <w:t xml:space="preserve">no habría </w:t>
       </w:r>
@@ -6519,7 +6434,7 @@
         <w:rPr>
           <w:rFonts w:ascii="Arial Narrow" w:eastAsia="Arial Narrow" w:hAnsi="Arial Narrow" w:cs="Arial Narrow"/>
           <w:kern w:val="0"/>
-          <ns2:ligatures ns2:val="none"/>
+          <w14:ligatures w14:val="none"/>
         </w:rPr>
         <w:t>cumplido con</w:t>
       </w:r>
@@ -6527,7 +6442,7 @@
         <w:rPr>
           <w:rFonts w:ascii="Arial Narrow" w:eastAsia="Arial Narrow" w:hAnsi="Arial Narrow" w:cs="Arial Narrow"/>
           <w:kern w:val="0"/>
-          <ns2:ligatures ns2:val="none"/>
+          <w14:ligatures w14:val="none"/>
         </w:rPr>
         <w:t xml:space="preserve"> brindarle información previa sobre condiciones de garantía o respaldo para la instalación de los </w:t>
       </w:r>
@@ -6535,7 +6450,7 @@
         <w:rPr>
           <w:rFonts w:ascii="Arial Narrow" w:eastAsia="Arial Narrow" w:hAnsi="Arial Narrow" w:cs="Arial Narrow"/>
           <w:kern w:val="0"/>
-          <ns2:ligatures ns2:val="none"/>
+          <w14:ligatures w14:val="none"/>
         </w:rPr>
         <w:t xml:space="preserve">repuestos </w:t>
       </w:r>
@@ -6550,12 +6465,12 @@
         <w:rPr>
           <w:rFonts w:ascii="Arial Narrow" w:eastAsia="Arial Narrow" w:hAnsi="Arial Narrow" w:cs="Arial Narrow"/>
           <w:kern w:val="0"/>
-          <ns2:ligatures ns2:val="none"/>
+          <w14:ligatures w14:val="none"/>
         </w:rPr>
         <w:t>.</w:t>
       </w:r>
     </w:p>
-    <w:p ns2:paraId="4321BBC6" ns2:textId="77777777">
+    <w:p>
       <w:pPr>
         <w:spacing w:after="0" w:line="240" w:lineRule="auto"/>
         <w:jc w:val="both"/>
@@ -6564,11 +6479,11 @@
           <w:color w:val="000000"/>
           <w:kern w:val="0"/>
           <w:lang w:eastAsia="es-PE"/>
-          <ns2:ligatures ns2:val="none"/>
-        </w:rPr>
-      </w:pPr>
-    </w:p>
-    <w:p ns2:paraId="23A5C61D" ns2:textId="076EFDEA">
+          <w14:ligatures w14:val="none"/>
+        </w:rPr>
+      </w:pPr>
+    </w:p>
+    <w:p>
       <w:pPr>
         <w:pStyle w:val="Prrafodelista"/>
         <w:numPr>
@@ -6586,7 +6501,7 @@
           <w:rFonts w:ascii="Arial Narrow" w:eastAsia="Calibri" w:hAnsi="Arial Narrow" w:cs="Arial Narrow"/>
           <w:kern w:val="0"/>
           <w:lang w:eastAsia="es-PE"/>
-          <ns2:ligatures ns2:val="none"/>
+          <w14:ligatures w14:val="none"/>
         </w:rPr>
       </w:pPr>
       <w:r>
@@ -6595,7 +6510,7 @@
           <w:color w:val="000000"/>
           <w:kern w:val="0"/>
           <w:lang w:eastAsia="es-PE"/>
-          <ns2:ligatures ns2:val="none"/>
+          <w14:ligatures w14:val="none"/>
         </w:rPr>
         <w:t>Presunta</w:t>
       </w:r>
@@ -6605,7 +6520,7 @@
           <w:kern w:val="0"/>
           <w:shd w:val="clear" w:color="auto" w:fill="FFFFFF"/>
           <w:lang w:eastAsia="es-PE"/>
-          <ns2:ligatures ns2:val="none"/>
+          <w14:ligatures w14:val="none"/>
         </w:rPr>
         <w:t xml:space="preserve"> infracción a los artículos 18 y 19</w:t>
       </w:r>
@@ -6614,7 +6529,7 @@
           <w:rFonts w:ascii="Arial Narrow" w:eastAsia="Calibri" w:hAnsi="Arial Narrow" w:cs="Arial Narrow"/>
           <w:kern w:val="0"/>
           <w:lang w:eastAsia="es-PE"/>
-          <ns2:ligatures ns2:val="none"/>
+          <w14:ligatures w14:val="none"/>
         </w:rPr>
         <w:t xml:space="preserve"> de </w:t>
       </w:r>
@@ -6624,7 +6539,7 @@
           <w:kern w:val="0"/>
           <w:shd w:val="clear" w:color="auto" w:fill="FFFFFF"/>
           <w:lang w:eastAsia="es-PE"/>
-          <ns2:ligatures ns2:val="none"/>
+          <w14:ligatures w14:val="none"/>
         </w:rPr>
         <w:t xml:space="preserve">la Ley 29571, Código de Protección y Defensa del Consumidor, en tanto </w:t>
       </w:r>
@@ -6657,7 +6572,7 @@
         <w:t>.</w:t>
       </w:r>
     </w:p>
-    <w:p ns2:paraId="1E1D2D19" ns2:textId="77777777">
+    <w:p>
       <w:pPr>
         <w:spacing w:after="0" w:line="240" w:lineRule="auto"/>
         <w:jc w:val="both"/>
@@ -6665,11 +6580,11 @@
           <w:rFonts w:ascii="Arial Narrow" w:eastAsia="Calibri" w:hAnsi="Arial Narrow" w:cs="Arial Narrow"/>
           <w:kern w:val="0"/>
           <w:lang w:eastAsia="es-PE"/>
-          <ns2:ligatures ns2:val="none"/>
-        </w:rPr>
-      </w:pPr>
-    </w:p>
-    <w:p ns2:paraId="29AE1403" ns2:textId="4EB4E3A1">
+          <w14:ligatures w14:val="none"/>
+        </w:rPr>
+      </w:pPr>
+    </w:p>
+    <w:p>
       <w:pPr>
         <w:pStyle w:val="Prrafodelista"/>
         <w:numPr>
@@ -6686,7 +6601,7 @@
         <w:rPr>
           <w:rFonts w:ascii="Arial Narrow" w:eastAsia="Arial Narrow" w:hAnsi="Arial Narrow" w:cs="Arial Narrow"/>
           <w:kern w:val="0"/>
-          <ns2:ligatures ns2:val="none"/>
+          <w14:ligatures w14:val="none"/>
         </w:rPr>
       </w:pPr>
       <w:r>
@@ -6695,7 +6610,7 @@
           <w:color w:val="000000"/>
           <w:kern w:val="0"/>
           <w:lang w:eastAsia="es-PE"/>
-          <ns2:ligatures ns2:val="none"/>
+          <w14:ligatures w14:val="none"/>
         </w:rPr>
         <w:t>Presunta</w:t>
       </w:r>
@@ -6705,7 +6620,7 @@
           <w:kern w:val="0"/>
           <w:shd w:val="clear" w:color="auto" w:fill="FFFFFF"/>
           <w:lang w:eastAsia="es-PE"/>
-          <ns2:ligatures ns2:val="none"/>
+          <w14:ligatures w14:val="none"/>
         </w:rPr>
         <w:t xml:space="preserve"> infracción a los artículos 18 y 19</w:t>
       </w:r>
@@ -6714,7 +6629,7 @@
           <w:rFonts w:ascii="Arial Narrow" w:eastAsia="Calibri" w:hAnsi="Arial Narrow" w:cs="Arial Narrow"/>
           <w:kern w:val="0"/>
           <w:lang w:eastAsia="es-PE"/>
-          <ns2:ligatures ns2:val="none"/>
+          <w14:ligatures w14:val="none"/>
         </w:rPr>
         <w:t xml:space="preserve"> de </w:t>
       </w:r>
@@ -6724,7 +6639,7 @@
           <w:kern w:val="0"/>
           <w:shd w:val="clear" w:color="auto" w:fill="FFFFFF"/>
           <w:lang w:eastAsia="es-PE"/>
-          <ns2:ligatures ns2:val="none"/>
+          <w14:ligatures w14:val="none"/>
         </w:rPr>
         <w:t>la Ley 29571, Código de Protección y Defensa del Consumidor, en tanto</w:t>
       </w:r>
@@ -6732,7 +6647,7 @@
         <w:rPr>
           <w:rFonts w:ascii="Arial Narrow" w:eastAsia="Arial Narrow" w:hAnsi="Arial Narrow" w:cs="Arial Narrow"/>
           <w:kern w:val="0"/>
-          <ns2:ligatures ns2:val="none"/>
+          <w14:ligatures w14:val="none"/>
         </w:rPr>
         <w:t xml:space="preserve"> </w:t>
       </w:r>
@@ -6740,7 +6655,7 @@
         <w:rPr>
           <w:rFonts w:ascii="Arial Narrow" w:eastAsia="Arial Narrow" w:hAnsi="Arial Narrow" w:cs="Arial Narrow"/>
           <w:kern w:val="0"/>
-          <ns2:ligatures ns2:val="none"/>
+          <w14:ligatures w14:val="none"/>
         </w:rPr>
         <w:t>City Motors S.A.C. habría retenido indebidamente el vehículo asegurado con Placa de Rodaje BMX244 sin entregar documentación técnica oportuna que acreditara su operatividad funcional</w:t>
       </w:r>
@@ -6748,23 +6663,23 @@
         <w:rPr>
           <w:rFonts w:ascii="Arial Narrow" w:eastAsia="Arial Narrow" w:hAnsi="Arial Narrow" w:cs="Arial Narrow"/>
           <w:kern w:val="0"/>
-          <ns2:ligatures ns2:val="none"/>
+          <w14:ligatures w14:val="none"/>
         </w:rPr>
         <w:t>.</w:t>
       </w:r>
     </w:p>
-    <w:p ns2:paraId="1DEB3481" ns2:textId="77777777">
-      <w:pPr>
-        <w:spacing w:after="0" w:line="240" w:lineRule="auto"/>
-        <w:jc w:val="both"/>
-        <w:rPr>
-          <w:rFonts w:ascii="Arial Narrow" w:eastAsia="Arial Narrow" w:hAnsi="Arial Narrow" w:cs="Arial Narrow"/>
-          <w:kern w:val="0"/>
-          <ns2:ligatures ns2:val="none"/>
-        </w:rPr>
-      </w:pPr>
-    </w:p>
-    <w:p ns2:paraId="634A0D61" ns2:textId="373B1A14">
+    <w:p>
+      <w:pPr>
+        <w:spacing w:after="0" w:line="240" w:lineRule="auto"/>
+        <w:jc w:val="both"/>
+        <w:rPr>
+          <w:rFonts w:ascii="Arial Narrow" w:eastAsia="Arial Narrow" w:hAnsi="Arial Narrow" w:cs="Arial Narrow"/>
+          <w:kern w:val="0"/>
+          <w14:ligatures w14:val="none"/>
+        </w:rPr>
+      </w:pPr>
+    </w:p>
+    <w:p>
       <w:pPr>
         <w:spacing w:line="240" w:lineRule="auto"/>
         <w:contextualSpacing/>
@@ -6772,7 +6687,7 @@
         <w:rPr>
           <w:rFonts w:ascii="Arial Narrow" w:eastAsia="Calibri" w:hAnsi="Arial Narrow" w:cs="Arial"/>
           <w:kern w:val="0"/>
-          <ns2:ligatures ns2:val="none"/>
+          <w14:ligatures w14:val="none"/>
         </w:rPr>
       </w:pPr>
       <w:r>
@@ -6782,7 +6697,7 @@
           <w:color w:val="000000"/>
           <w:kern w:val="0"/>
           <w:lang w:eastAsia="es-PE"/>
-          <ns2:ligatures ns2:val="none"/>
+          <w14:ligatures w14:val="none"/>
         </w:rPr>
         <w:t>SEGUNDO:</w:t>
       </w:r>
@@ -6792,7 +6707,7 @@
           <w:color w:val="000000"/>
           <w:kern w:val="0"/>
           <w:lang w:eastAsia="es-PE"/>
-          <ns2:ligatures ns2:val="none"/>
+          <w14:ligatures w14:val="none"/>
         </w:rPr>
         <w:t xml:space="preserve"> tener por ofrecidos los medios probatorios presentados en el escrito de </w:t>
       </w:r>
@@ -6802,7 +6717,7 @@
           <w:color w:val="000000"/>
           <w:kern w:val="0"/>
           <w:lang w:eastAsia="es-PE"/>
-          <ns2:ligatures ns2:val="none"/>
+          <w14:ligatures w14:val="none"/>
         </w:rPr>
         <w:t xml:space="preserve">denuncia </w:t>
       </w:r>
@@ -6812,7 +6727,7 @@
           <w:color w:val="000000"/>
           <w:kern w:val="0"/>
           <w:lang w:val="es-ES" w:eastAsia="es-ES"/>
-          <ns2:ligatures ns2:val="none"/>
+          <w14:ligatures w14:val="none"/>
         </w:rPr>
         <w:t xml:space="preserve">del </w:t>
       </w:r>
@@ -6822,7 +6737,7 @@
           <w:color w:val="000000"/>
           <w:kern w:val="0"/>
           <w:lang w:val="es-ES" w:eastAsia="es-ES"/>
-          <ns2:ligatures ns2:val="none"/>
+          <w14:ligatures w14:val="none"/>
         </w:rPr>
         <w:t>17 de abril de 2025, complementado con los escritos del 5 de junio de 2025, 19 de junio de 2025, 7 de julio de 2025 y 8 de julio de 2025, y subsanada mediante dos escritos del 4 de agosto de 2025</w:t>
       </w:r>
@@ -6830,12 +6745,12 @@
         <w:rPr>
           <w:rFonts w:ascii="Arial Narrow" w:eastAsia="Calibri" w:hAnsi="Arial Narrow" w:cs="Arial"/>
           <w:kern w:val="0"/>
-          <ns2:ligatures ns2:val="none"/>
+          <w14:ligatures w14:val="none"/>
         </w:rPr>
         <w:t>.</w:t>
       </w:r>
     </w:p>
-    <w:p ns2:paraId="2AF03E3F" ns2:textId="77777777">
+    <w:p>
       <w:pPr>
         <w:spacing w:line="240" w:lineRule="auto"/>
         <w:contextualSpacing/>
@@ -6845,20 +6760,20 @@
           <w:color w:val="000000"/>
           <w:kern w:val="0"/>
           <w:lang w:eastAsia="es-PE"/>
-          <ns2:ligatures ns2:val="none"/>
-        </w:rPr>
-      </w:pPr>
-    </w:p>
-    <w:p ns2:paraId="5D90C1F7" ns2:textId="57FC5676">
-      <w:pPr>
-        <w:spacing w:after="0" w:line="240" w:lineRule="auto"/>
-        <w:jc w:val="both"/>
-        <w:rPr>
-          <w:rFonts w:ascii="Arial Narrow" w:eastAsia="Arial Narrow" w:hAnsi="Arial Narrow" w:cs="Arial Narrow"/>
-          <w:color w:val="000000"/>
-          <w:kern w:val="0"/>
-          <w:lang w:eastAsia="es-PE"/>
-          <ns2:ligatures ns2:val="none"/>
+          <w14:ligatures w14:val="none"/>
+        </w:rPr>
+      </w:pPr>
+    </w:p>
+    <w:p>
+      <w:pPr>
+        <w:spacing w:after="0" w:line="240" w:lineRule="auto"/>
+        <w:jc w:val="both"/>
+        <w:rPr>
+          <w:rFonts w:ascii="Arial Narrow" w:eastAsia="Arial Narrow" w:hAnsi="Arial Narrow" w:cs="Arial Narrow"/>
+          <w:color w:val="000000"/>
+          <w:kern w:val="0"/>
+          <w:lang w:eastAsia="es-PE"/>
+          <w14:ligatures w14:val="none"/>
         </w:rPr>
       </w:pPr>
       <w:r>
@@ -6868,7 +6783,7 @@
           <w:color w:val="000000"/>
           <w:kern w:val="0"/>
           <w:lang w:eastAsia="es-PE"/>
-          <ns2:ligatures ns2:val="none"/>
+          <w14:ligatures w14:val="none"/>
         </w:rPr>
         <w:t xml:space="preserve">TERCERO: </w:t>
       </w:r>
@@ -6878,7 +6793,7 @@
           <w:color w:val="000000"/>
           <w:kern w:val="0"/>
           <w:lang w:eastAsia="es-PE"/>
-          <ns2:ligatures ns2:val="none"/>
+          <w14:ligatures w14:val="none"/>
         </w:rPr>
         <w:t xml:space="preserve">requerir a </w:t>
       </w:r>
@@ -6888,7 +6803,7 @@
           <w:bCs/>
           <w:spacing w:val="-3"/>
           <w:kern w:val="0"/>
-          <ns2:ligatures ns2:val="none"/>
+          <w14:ligatures w14:val="none"/>
         </w:rPr>
         <w:t xml:space="preserve">Rímac Seguros </w:t>
       </w:r>
@@ -6898,7 +6813,7 @@
           <w:bCs/>
           <w:spacing w:val="-3"/>
           <w:kern w:val="0"/>
-          <ns2:ligatures ns2:val="none"/>
+          <w14:ligatures w14:val="none"/>
         </w:rPr>
         <w:t>y</w:t>
       </w:r>
@@ -6908,7 +6823,7 @@
           <w:bCs/>
           <w:spacing w:val="-3"/>
           <w:kern w:val="0"/>
-          <ns2:ligatures ns2:val="none"/>
+          <w14:ligatures w14:val="none"/>
         </w:rPr>
         <w:t xml:space="preserve"> Reaseguros S.A.</w:t>
       </w:r>
@@ -6918,7 +6833,7 @@
           <w:bCs/>
           <w:spacing w:val="-3"/>
           <w:kern w:val="0"/>
-          <ns2:ligatures ns2:val="none"/>
+          <w14:ligatures w14:val="none"/>
         </w:rPr>
         <w:t xml:space="preserve"> </w:t>
       </w:r>
@@ -6949,7 +6864,7 @@
           <w:color w:val="000000"/>
           <w:kern w:val="0"/>
           <w:lang w:eastAsia="es-PE"/>
-          <ns2:ligatures ns2:val="none"/>
+          <w14:ligatures w14:val="none"/>
         </w:rPr>
         <w:t>que cumpla</w:t>
       </w:r>
@@ -6959,7 +6874,7 @@
           <w:color w:val="000000"/>
           <w:kern w:val="0"/>
           <w:lang w:eastAsia="es-PE"/>
-          <ns2:ligatures ns2:val="none"/>
+          <w14:ligatures w14:val="none"/>
         </w:rPr>
         <w:t>n</w:t>
       </w:r>
@@ -6969,12 +6884,12 @@
           <w:color w:val="000000"/>
           <w:kern w:val="0"/>
           <w:lang w:eastAsia="es-PE"/>
-          <ns2:ligatures ns2:val="none"/>
+          <w14:ligatures w14:val="none"/>
         </w:rPr>
         <w:t xml:space="preserve"> con lo siguiente:</w:t>
       </w:r>
     </w:p>
-    <w:p ns2:paraId="156DFAB9" ns2:textId="77777777">
+    <w:p>
       <w:pPr>
         <w:spacing w:after="0" w:line="240" w:lineRule="auto"/>
         <w:jc w:val="both"/>
@@ -6983,11 +6898,11 @@
           <w:color w:val="000000"/>
           <w:kern w:val="0"/>
           <w:lang w:eastAsia="es-PE"/>
-          <ns2:ligatures ns2:val="none"/>
-        </w:rPr>
-      </w:pPr>
-    </w:p>
-    <w:p ns2:paraId="37384474" ns2:textId="77777777">
+          <w14:ligatures w14:val="none"/>
+        </w:rPr>
+      </w:pPr>
+    </w:p>
+    <w:p>
       <w:pPr>
         <w:numPr>
           <w:ilvl w:val="0"/>
@@ -7001,22 +6916,22 @@
           <w:color w:val="000000"/>
           <w:kern w:val="0"/>
           <w:lang w:eastAsia="es-PE"/>
-          <ns2:ligatures ns2:val="none"/>
-        </w:rPr>
-      </w:pPr>
-      <w:r>
-        <w:rPr>
-          <w:rFonts w:ascii="Arial Narrow" w:eastAsia="Arial Narrow" w:hAnsi="Arial Narrow" w:cs="Arial Narrow"/>
-          <w:color w:val="000000"/>
-          <w:kern w:val="0"/>
-          <w:lang w:eastAsia="es-PE"/>
-          <ns2:ligatures ns2:val="none"/>
+          <w14:ligatures w14:val="none"/>
+        </w:rPr>
+      </w:pPr>
+      <w:r>
+        <w:rPr>
+          <w:rFonts w:ascii="Arial Narrow" w:eastAsia="Arial Narrow" w:hAnsi="Arial Narrow" w:cs="Arial Narrow"/>
+          <w:color w:val="000000"/>
+          <w:kern w:val="0"/>
+          <w:lang w:eastAsia="es-PE"/>
+          <w14:ligatures w14:val="none"/>
         </w:rPr>
         <w:lastRenderedPageBreak/>
         <w:t>presentar documentos que acrediten su inscripción en los Registros Públicos o una declaración jurada que indique que cuenta con dicha inscripción;</w:t>
       </w:r>
     </w:p>
-    <w:p ns2:paraId="04A6E74B" ns2:textId="77777777">
+    <w:p>
       <w:pPr>
         <w:numPr>
           <w:ilvl w:val="0"/>
@@ -7030,21 +6945,21 @@
           <w:color w:val="000000"/>
           <w:kern w:val="0"/>
           <w:lang w:eastAsia="es-PE"/>
-          <ns2:ligatures ns2:val="none"/>
-        </w:rPr>
-      </w:pPr>
-      <w:r>
-        <w:rPr>
-          <w:rFonts w:ascii="Arial Narrow" w:eastAsia="Arial Narrow" w:hAnsi="Arial Narrow" w:cs="Arial Narrow"/>
-          <w:color w:val="000000"/>
-          <w:kern w:val="0"/>
-          <w:lang w:eastAsia="es-PE"/>
-          <ns2:ligatures ns2:val="none"/>
+          <w14:ligatures w14:val="none"/>
+        </w:rPr>
+      </w:pPr>
+      <w:r>
+        <w:rPr>
+          <w:rFonts w:ascii="Arial Narrow" w:eastAsia="Arial Narrow" w:hAnsi="Arial Narrow" w:cs="Arial Narrow"/>
+          <w:color w:val="000000"/>
+          <w:kern w:val="0"/>
+          <w:lang w:eastAsia="es-PE"/>
+          <w14:ligatures w14:val="none"/>
         </w:rPr>
         <w:t>presentar copia simple de las facultades de representación de su representante legal en el presente procedimiento o la declaración jurada que indique que cuenta con dichas facultades y que estas se encuentran vigentes;</w:t>
       </w:r>
     </w:p>
-    <w:p ns2:paraId="1203D0DC" ns2:textId="77777777">
+    <w:p>
       <w:pPr>
         <w:numPr>
           <w:ilvl w:val="0"/>
@@ -7058,21 +6973,21 @@
           <w:color w:val="000000"/>
           <w:kern w:val="0"/>
           <w:lang w:eastAsia="es-PE"/>
-          <ns2:ligatures ns2:val="none"/>
-        </w:rPr>
-      </w:pPr>
-      <w:r>
-        <w:rPr>
-          <w:rFonts w:ascii="Arial Narrow" w:eastAsia="Arial Narrow" w:hAnsi="Arial Narrow" w:cs="Arial Narrow"/>
-          <w:color w:val="000000"/>
-          <w:kern w:val="0"/>
-          <w:lang w:eastAsia="es-PE"/>
-          <ns2:ligatures ns2:val="none"/>
+          <w14:ligatures w14:val="none"/>
+        </w:rPr>
+      </w:pPr>
+      <w:r>
+        <w:rPr>
+          <w:rFonts w:ascii="Arial Narrow" w:eastAsia="Arial Narrow" w:hAnsi="Arial Narrow" w:cs="Arial Narrow"/>
+          <w:color w:val="000000"/>
+          <w:kern w:val="0"/>
+          <w:lang w:eastAsia="es-PE"/>
+          <w14:ligatures w14:val="none"/>
         </w:rPr>
         <w:t>consignar el Número de Registro Único de Contribuyentes (RUC); y,</w:t>
       </w:r>
     </w:p>
-    <w:p ns2:paraId="37704CA2" ns2:textId="77777777">
+    <w:p>
       <w:pPr>
         <w:numPr>
           <w:ilvl w:val="0"/>
@@ -7084,16 +6999,16 @@
         <w:rPr>
           <w:rFonts w:ascii="Arial Narrow" w:eastAsia="Calibri" w:hAnsi="Arial Narrow" w:cs="Arial"/>
           <w:kern w:val="0"/>
-          <ns2:ligatures ns2:val="none"/>
-        </w:rPr>
-      </w:pPr>
-      <w:r>
-        <w:rPr>
-          <w:rFonts w:ascii="Arial Narrow" w:eastAsia="Arial Narrow" w:hAnsi="Arial Narrow" w:cs="Arial Narrow"/>
-          <w:color w:val="000000"/>
-          <w:kern w:val="0"/>
-          <w:lang w:eastAsia="es-PE"/>
-          <ns2:ligatures ns2:val="none"/>
+          <w14:ligatures w14:val="none"/>
+        </w:rPr>
+      </w:pPr>
+      <w:r>
+        <w:rPr>
+          <w:rFonts w:ascii="Arial Narrow" w:eastAsia="Arial Narrow" w:hAnsi="Arial Narrow" w:cs="Arial Narrow"/>
+          <w:color w:val="000000"/>
+          <w:kern w:val="0"/>
+          <w:lang w:eastAsia="es-PE"/>
+          <w14:ligatures w14:val="none"/>
         </w:rPr>
         <w:t>fijar domicilio procesal para el procedimiento, de conformidad con el numeral 1 del artículo 442</w:t>
       </w:r>
@@ -7103,7 +7018,7 @@
           <w:color w:val="000000"/>
           <w:kern w:val="0"/>
           <w:lang w:eastAsia="es-PE"/>
-          <ns2:ligatures ns2:val="none"/>
+          <w14:ligatures w14:val="none"/>
         </w:rPr>
         <w:t/>
       </w:r>
@@ -7113,7 +7028,7 @@
           <w:color w:val="000000"/>
           <w:kern w:val="0"/>
           <w:lang w:eastAsia="es-PE"/>
-          <ns2:ligatures ns2:val="none"/>
+          <w14:ligatures w14:val="none"/>
         </w:rPr>
         <w:t xml:space="preserve"> del Código Procesal Civil. </w:t>
       </w:r>
@@ -7121,7 +7036,7 @@
         <w:rPr>
           <w:rFonts w:ascii="Arial Narrow" w:eastAsia="Calibri" w:hAnsi="Arial Narrow" w:cs="Arial"/>
           <w:kern w:val="0"/>
-          <ns2:ligatures ns2:val="none"/>
+          <w14:ligatures w14:val="none"/>
         </w:rPr>
         <w:t>Para ello podrá señalar domicilio físico o una dirección electrónica a la que pueda remitirse las notificaciones</w:t>
       </w:r>
@@ -7130,12 +7045,12 @@
           <w:rFonts w:ascii="Arial Narrow" w:eastAsia="Arial" w:hAnsi="Arial Narrow" w:cs="Arial"/>
           <w:kern w:val="0"/>
           <w:lang w:val="es"/>
-          <ns2:ligatures ns2:val="none"/>
+          <w14:ligatures w14:val="none"/>
         </w:rPr>
         <w:t>;</w:t>
       </w:r>
     </w:p>
-    <w:p ns2:paraId="6A38ABFB" ns2:textId="77777777">
+    <w:p>
       <w:pPr>
         <w:numPr>
           <w:ilvl w:val="0"/>
@@ -7147,14 +7062,14 @@
         <w:rPr>
           <w:rFonts w:ascii="Arial Narrow" w:eastAsia="Calibri" w:hAnsi="Arial Narrow" w:cs="Arial"/>
           <w:kern w:val="0"/>
-          <ns2:ligatures ns2:val="none"/>
+          <w14:ligatures w14:val="none"/>
         </w:rPr>
       </w:pPr>
       <w:r>
         <w:rPr>
           <w:rFonts w:ascii="Arial Narrow" w:eastAsia="Calibri" w:hAnsi="Arial Narrow" w:cs="Arial"/>
           <w:kern w:val="0"/>
-          <ns2:ligatures ns2:val="none"/>
+          <w14:ligatures w14:val="none"/>
         </w:rPr>
         <w:t>en caso califique como micro empresa o pequeña empresa, presentar los documentos que acrediten su volumen de ventas o ingresos brutos percibidos el año anterior relativo a todas sus actividades económicas y el número de trabajadores con el que cuenta</w:t>
       </w:r>
@@ -7164,7 +7079,7 @@
           <w:rFonts w:ascii="Arial Narrow" w:eastAsia="Calibri" w:hAnsi="Arial Narrow" w:cs="Arial"/>
           <w:kern w:val="0"/>
           <w:vertAlign w:val="superscript"/>
-          <ns2:ligatures ns2:val="none"/>
+          <w14:ligatures w14:val="none"/>
         </w:rPr>
         <w:footnoteReference w:id="8"/>
       </w:r>
@@ -7172,7 +7087,7 @@
         <w:rPr>
           <w:rFonts w:ascii="Arial Narrow" w:eastAsia="Calibri" w:hAnsi="Arial Narrow" w:cs="Arial"/>
           <w:kern w:val="0"/>
-          <ns2:ligatures ns2:val="none"/>
+          <w14:ligatures w14:val="none"/>
         </w:rPr>
         <w:t>. Ello, a fin de que la Comisión pueda meritar dicha documentación, conforme lo establece el artículo 110</w:t>
       </w:r>
@@ -7182,7 +7097,7 @@
           <w:color w:val="000000"/>
           <w:kern w:val="0"/>
           <w:lang w:eastAsia="es-PE"/>
-          <ns2:ligatures ns2:val="none"/>
+          <w14:ligatures w14:val="none"/>
         </w:rPr>
         <w:t/>
       </w:r>
@@ -7190,7 +7105,7 @@
         <w:rPr>
           <w:rFonts w:ascii="Arial Narrow" w:eastAsia="Calibri" w:hAnsi="Arial Narrow" w:cs="Arial"/>
           <w:kern w:val="0"/>
-          <ns2:ligatures ns2:val="none"/>
+          <w14:ligatures w14:val="none"/>
         </w:rPr>
         <w:t xml:space="preserve"> del </w:t>
       </w:r>
@@ -7199,7 +7114,7 @@
           <w:rFonts w:ascii="Arial Narrow" w:eastAsia="Calibri" w:hAnsi="Arial Narrow" w:cs="Arial"/>
           <w:spacing w:val="-2"/>
           <w:kern w:val="0"/>
-          <ns2:ligatures ns2:val="none"/>
+          <w14:ligatures w14:val="none"/>
         </w:rPr>
         <w:t>Código</w:t>
       </w:r>
@@ -7210,7 +7125,7 @@
           <w:spacing w:val="-2"/>
           <w:kern w:val="0"/>
           <w:vertAlign w:val="superscript"/>
-          <ns2:ligatures ns2:val="none"/>
+          <w14:ligatures w14:val="none"/>
         </w:rPr>
         <w:footnoteReference w:id="9"/>
       </w:r>
@@ -7219,12 +7134,12 @@
           <w:rFonts w:ascii="Arial Narrow" w:eastAsia="Calibri" w:hAnsi="Arial Narrow" w:cs="Arial"/>
           <w:spacing w:val="-2"/>
           <w:kern w:val="0"/>
-          <ns2:ligatures ns2:val="none"/>
+          <w14:ligatures w14:val="none"/>
         </w:rPr>
         <w:t>.</w:t>
       </w:r>
     </w:p>
-    <w:p ns2:paraId="1B2AA0D1" ns2:textId="77777777">
+    <w:p>
       <w:pPr>
         <w:spacing w:after="0" w:line="240" w:lineRule="auto"/>
         <w:ind w:left="567"/>
@@ -7234,20 +7149,20 @@
           <w:color w:val="000000"/>
           <w:kern w:val="0"/>
           <w:lang w:eastAsia="es-PE"/>
-          <ns2:ligatures ns2:val="none"/>
-        </w:rPr>
-      </w:pPr>
-    </w:p>
-    <w:p>
-      <w:pPr>
-        <w:spacing w:after="0" w:line="240" w:lineRule="auto"/>
-        <w:jc w:val="both"/>
-        <w:rPr>
-          <w:rFonts w:ascii="Arial Narrow" w:eastAsia="Arial Narrow" w:hAnsi="Arial Narrow" w:cs="Arial Narrow"/>
-          <w:color w:val="000000"/>
-          <w:kern w:val="0"/>
-          <w:lang w:eastAsia="es-PE"/>
-          <ns2:ligatures ns2:val="none"/>
+          <w14:ligatures w14:val="none"/>
+        </w:rPr>
+      </w:pPr>
+    </w:p>
+    <w:p>
+      <w:pPr>
+        <w:spacing w:after="0" w:line="240" w:lineRule="auto"/>
+        <w:jc w:val="both"/>
+        <w:rPr>
+          <w:rFonts w:ascii="Arial Narrow" w:eastAsia="Arial Narrow" w:hAnsi="Arial Narrow" w:cs="Arial Narrow"/>
+          <w:color w:val="000000"/>
+          <w:kern w:val="0"/>
+          <w:lang w:eastAsia="es-PE"/>
+          <w14:ligatures w14:val="none"/>
         </w:rPr>
       </w:pPr>
       <w:r>
@@ -7266,32 +7181,72 @@
           <w:sz w:val="20"/>
           <w:szCs w:val="20"/>
         </w:rPr>
-        <w:t xml:space="preserve">correr traslado de la presente resolución a Rímac Seguros y Reaseguros S.A. y City Motors S.A.C. para que, de conformidad con lo dispuesto por el artículo 26 de la Ley sobre Facultades, Normas y Organización del Indecopi, aprobada por Decreto Legislativo 807, presenten sus descargos sobre la imputación de cargos realizada en un plazo no mayor a cinco (5) días hábiles contado a partir del día siguiente de la notificación de la presente resolución, vencido el cual, el Secretario Técnico declarará en rebeldía a los denunciados que no lo hubieran presentado. Debe precisarse que de conformidad con lo establecido por el artículo 223 del Texto Único Ordenado de la Ley 27444, Ley del Procedimiento Administrativo General, las alegaciones y los hechos relevantes de la reclamación, salvo que hayan sido específicamente negadas en la contestación, se tendrán por aceptadas o merituadas como ciertas.</w:t>
-      </w:r>
-    </w:p>
-    <w:p ns2:paraId="2F1C55D7" ns2:textId="77777777">
-      <w:pPr>
-        <w:spacing w:after="0" w:line="240" w:lineRule="auto"/>
-        <w:jc w:val="both"/>
-        <w:rPr>
-          <w:rFonts w:ascii="Arial Narrow" w:eastAsia="Arial Narrow" w:hAnsi="Arial Narrow" w:cs="Arial Narrow"/>
-          <w:color w:val="000000"/>
-          <w:kern w:val="0"/>
-          <w:lang w:eastAsia="es-PE"/>
-          <ns2:ligatures ns2:val="none"/>
-        </w:rPr>
-      </w:pPr>
-    </w:p>
-    <w:p ns2:paraId="6D15F6EA" ns2:textId="4BC670CE">
-      <w:pPr>
-        <w:spacing w:after="0" w:line="240" w:lineRule="auto"/>
-        <w:jc w:val="both"/>
-        <w:rPr>
-          <w:rFonts w:ascii="Arial Narrow" w:eastAsia="Times New Roman" w:hAnsi="Arial Narrow" w:cs="Arial"/>
-          <w:color w:val="000000"/>
-          <w:kern w:val="0"/>
+        <w:t xml:space="preserve">correr traslado de la presente resolución a Rímac Seguros y Reaseguros S.A. y City Motors S.A.C. para que, de conformidad con lo dispuesto por el artículo 26 de la Ley sobre Facultades, Normas y Organización del Indecopi, aprobada por Decreto Legislativo 807</w:t>
+      </w:r>
+      <w:r>
+        <w:rPr>
+          <w:rStyle w:val="Refdenotaalpie"/>
+          <w:rFonts w:ascii="Arial Narrow" w:eastAsia="Times New Roman" w:hAnsi="Arial Narrow" w:cs="Times New Roman"/>
+          <w:color w:val="000000"/>
+          <w:kern w:val="0"/>
+          <w:vertAlign w:val="superscript"/>
           <w:lang w:val="es-ES" w:eastAsia="es-ES"/>
-          <ns2:ligatures ns2:val="none"/>
+          <w14:ligatures w14:val="none"/>
+        </w:rPr>
+        <w:footnoteReference w:id="15"/>
+      </w:r>
+      <w:r>
+        <w:rPr>
+          <w:rFonts w:ascii="Arial Narrow" w:hAnsi="Arial Narrow" w:cs="Arial Narrow"/>
+          <w:sz w:val="20"/>
+          <w:szCs w:val="20"/>
+        </w:rPr>
+        <w:t xml:space="preserve">, presenten sus descargos sobre la imputación de cargos realizada en un plazo no mayor a cinco (5) días hábiles contado a partir del día siguiente de la notificación de la presente resolución, vencido el cual, el Secretario Técnico declarará en rebeldía a los denunciados que no lo hubieran presentado. Debe precisarse que de conformidad con lo establecido por el artículo 223 del Texto Único Ordenado de la Ley 27444, Ley del Procedimiento Administrativo General</w:t>
+      </w:r>
+      <w:r>
+        <w:rPr>
+          <w:rStyle w:val="Refdenotaalpie"/>
+          <w:rFonts w:ascii="Arial Narrow" w:eastAsia="Times New Roman" w:hAnsi="Arial Narrow" w:cs="Times New Roman"/>
+          <w:color w:val="000000"/>
+          <w:kern w:val="0"/>
+          <w:vertAlign w:val="superscript"/>
+          <w:lang w:val="es-ES" w:eastAsia="es-ES"/>
+          <w14:ligatures w14:val="none"/>
+        </w:rPr>
+        <w:footnoteReference w:id="16"/>
+      </w:r>
+      <w:r>
+        <w:rPr>
+          <w:rFonts w:ascii="Arial Narrow" w:hAnsi="Arial Narrow" w:cs="Arial Narrow"/>
+          <w:sz w:val="20"/>
+          <w:szCs w:val="20"/>
+        </w:rPr>
+        <w:t xml:space="preserve">, las alegaciones y los hechos relevantes de la reclamación, salvo que hayan sido específicamente negadas en la contestación, se tendrán por aceptadas o merituadas como ciertas.</w:t>
+      </w:r>
+    </w:p>
+    <w:p>
+      <w:pPr>
+        <w:spacing w:after="0" w:line="240" w:lineRule="auto"/>
+        <w:jc w:val="both"/>
+        <w:rPr>
+          <w:rFonts w:ascii="Arial Narrow" w:eastAsia="Arial Narrow" w:hAnsi="Arial Narrow" w:cs="Arial Narrow"/>
+          <w:color w:val="000000"/>
+          <w:kern w:val="0"/>
+          <w:lang w:eastAsia="es-PE"/>
+          <w14:ligatures w14:val="none"/>
+        </w:rPr>
+      </w:pPr>
+    </w:p>
+    <w:p>
+      <w:pPr>
+        <w:spacing w:after="0" w:line="240" w:lineRule="auto"/>
+        <w:jc w:val="both"/>
+        <w:rPr>
+          <w:rFonts w:ascii="Arial Narrow" w:eastAsia="Times New Roman" w:hAnsi="Arial Narrow" w:cs="Arial"/>
+          <w:color w:val="000000"/>
+          <w:kern w:val="0"/>
+          <w:lang w:val="es-ES" w:eastAsia="es-ES"/>
+          <w14:ligatures w14:val="none"/>
         </w:rPr>
       </w:pPr>
       <w:r>
@@ -7301,7 +7256,7 @@
           <w:color w:val="000000"/>
           <w:kern w:val="0"/>
           <w:lang w:eastAsia="es-PE"/>
-          <ns2:ligatures ns2:val="none"/>
+          <w14:ligatures w14:val="none"/>
         </w:rPr>
         <w:t xml:space="preserve">QUINTO: </w:t>
       </w:r>
@@ -7312,7 +7267,7 @@
           <w:color w:val="000000"/>
           <w:kern w:val="0"/>
           <w:lang w:eastAsia="es-ES"/>
-          <ns2:ligatures ns2:val="none"/>
+          <w14:ligatures w14:val="none"/>
         </w:rPr>
         <w:t xml:space="preserve">requerir </w:t>
       </w:r>
@@ -7322,7 +7277,7 @@
           <w:color w:val="000000"/>
           <w:kern w:val="0"/>
           <w:lang w:val="es-ES" w:eastAsia="es-ES"/>
-          <ns2:ligatures ns2:val="none"/>
+          <w14:ligatures w14:val="none"/>
         </w:rPr>
         <w:t xml:space="preserve">que, en un </w:t>
       </w:r>
@@ -7332,7 +7287,7 @@
           <w:color w:val="000000"/>
           <w:kern w:val="0"/>
           <w:lang w:eastAsia="es-ES"/>
-          <ns2:ligatures ns2:val="none"/>
+          <w14:ligatures w14:val="none"/>
         </w:rPr>
         <w:t>plazo no mayor de cinco (5) días hábiles contado a partir del día siguiente de la notificación de la presente resolución</w:t>
       </w:r>
@@ -7343,7 +7298,7 @@
           <w:color w:val="000000"/>
           <w:kern w:val="0"/>
           <w:lang w:eastAsia="es-ES"/>
-          <ns2:ligatures ns2:val="none"/>
+          <w14:ligatures w14:val="none"/>
         </w:rPr>
         <w:t xml:space="preserve">, </w:t>
       </w:r>
@@ -7354,7 +7309,7 @@
           <w:bCs/>
           <w:spacing w:val="-3"/>
           <w:kern w:val="0"/>
-          <ns2:ligatures ns2:val="none"/>
+          <w14:ligatures w14:val="none"/>
         </w:rPr>
         <w:t xml:space="preserve">Rímac Seguros </w:t>
       </w:r>
@@ -7364,7 +7319,7 @@
           <w:bCs/>
           <w:spacing w:val="-3"/>
           <w:kern w:val="0"/>
-          <ns2:ligatures ns2:val="none"/>
+          <w14:ligatures w14:val="none"/>
         </w:rPr>
         <w:t>y</w:t>
       </w:r>
@@ -7374,7 +7329,7 @@
           <w:bCs/>
           <w:spacing w:val="-3"/>
           <w:kern w:val="0"/>
-          <ns2:ligatures ns2:val="none"/>
+          <w14:ligatures w14:val="none"/>
         </w:rPr>
         <w:t xml:space="preserve"> Reaseguros S.A.</w:t>
       </w:r>
@@ -7384,7 +7339,7 @@
           <w:color w:val="000000"/>
           <w:kern w:val="0"/>
           <w:lang w:eastAsia="es-ES"/>
-          <ns2:ligatures ns2:val="none"/>
+          <w14:ligatures w14:val="none"/>
         </w:rPr>
         <w:t xml:space="preserve">, </w:t>
       </w:r>
@@ -7395,7 +7350,7 @@
           <w:color w:val="000000"/>
           <w:kern w:val="0"/>
           <w:lang w:val="es-ES" w:eastAsia="es-ES"/>
-          <ns2:ligatures ns2:val="none"/>
+          <w14:ligatures w14:val="none"/>
         </w:rPr>
         <w:t>cumpla</w:t>
       </w:r>
@@ -7405,7 +7360,7 @@
           <w:color w:val="000000"/>
           <w:kern w:val="0"/>
           <w:lang w:val="es-ES" w:eastAsia="es-ES"/>
-          <ns2:ligatures ns2:val="none"/>
+          <w14:ligatures w14:val="none"/>
         </w:rPr>
         <w:t xml:space="preserve"> con: </w:t>
       </w:r>
@@ -7415,7 +7370,7 @@
           <w:color w:val="000000"/>
           <w:kern w:val="0"/>
           <w:lang w:val="es-ES" w:eastAsia="es-ES"/>
-          <ns2:ligatures ns2:val="none"/>
+          <w14:ligatures w14:val="none"/>
         </w:rPr>
         <w:t xml:space="preserve">(i) presentar una copia debidamente suscrita de la Póliza </w:t>
       </w:r>
@@ -7425,7 +7380,7 @@
           <w:color w:val="000000"/>
           <w:kern w:val="0"/>
           <w:lang w:eastAsia="es-ES"/>
-          <ns2:ligatures ns2:val="none"/>
+          <w14:ligatures w14:val="none"/>
         </w:rPr>
         <w:t xml:space="preserve">2101-1106499 </w:t>
       </w:r>
@@ -7435,7 +7390,7 @@
           <w:color w:val="000000"/>
           <w:kern w:val="0"/>
           <w:lang w:val="es-ES" w:eastAsia="es-ES"/>
-          <ns2:ligatures ns2:val="none"/>
+          <w14:ligatures w14:val="none"/>
         </w:rPr>
         <w:t>del Seguro Vehicular materia de denuncia; y, (ii) presentar todas las comunicaciones cursadas con la parte denunciante en virtud de los hechos materia de denuncia</w:t>
       </w:r>
@@ -7445,12 +7400,12 @@
           <w:color w:val="000000"/>
           <w:kern w:val="0"/>
           <w:lang w:val="es-ES" w:eastAsia="es-ES"/>
-          <ns2:ligatures ns2:val="none"/>
+          <w14:ligatures w14:val="none"/>
         </w:rPr>
         <w:t>.</w:t>
       </w:r>
     </w:p>
-    <w:p ns2:paraId="7EAE58BA" ns2:textId="77777777">
+    <w:p>
       <w:pPr>
         <w:spacing w:after="0" w:line="240" w:lineRule="auto"/>
         <w:jc w:val="both"/>
@@ -7459,11 +7414,11 @@
           <w:color w:val="000000"/>
           <w:kern w:val="0"/>
           <w:lang w:val="es-ES" w:eastAsia="es-ES"/>
-          <ns2:ligatures ns2:val="none"/>
-        </w:rPr>
-      </w:pPr>
-    </w:p>
-    <w:p ns2:paraId="018EE32A" ns2:textId="7B07D546">
+          <w14:ligatures w14:val="none"/>
+        </w:rPr>
+      </w:pPr>
+    </w:p>
+    <w:p>
       <w:pPr>
         <w:spacing w:after="0" w:line="240" w:lineRule="auto"/>
         <w:jc w:val="both"/>
@@ -7472,7 +7427,7 @@
           <w:color w:val="000000"/>
           <w:kern w:val="0"/>
           <w:lang w:val="es-ES" w:eastAsia="es-ES"/>
-          <ns2:ligatures ns2:val="none"/>
+          <w14:ligatures w14:val="none"/>
         </w:rPr>
       </w:pPr>
       <w:r>
@@ -7482,7 +7437,7 @@
           <w:color w:val="000000"/>
           <w:kern w:val="0"/>
           <w:lang w:eastAsia="es-PE"/>
-          <ns2:ligatures ns2:val="none"/>
+          <w14:ligatures w14:val="none"/>
         </w:rPr>
         <w:t xml:space="preserve">SEXTO: </w:t>
       </w:r>
@@ -7492,7 +7447,7 @@
           <w:color w:val="000000"/>
           <w:kern w:val="0"/>
           <w:lang w:eastAsia="es-ES"/>
-          <ns2:ligatures ns2:val="none"/>
+          <w14:ligatures w14:val="none"/>
         </w:rPr>
         <w:t xml:space="preserve">requerir </w:t>
       </w:r>
@@ -7502,7 +7457,7 @@
           <w:color w:val="000000"/>
           <w:kern w:val="0"/>
           <w:lang w:val="es-ES" w:eastAsia="es-ES"/>
-          <ns2:ligatures ns2:val="none"/>
+          <w14:ligatures w14:val="none"/>
         </w:rPr>
         <w:t xml:space="preserve">que, en un </w:t>
       </w:r>
@@ -7512,7 +7467,7 @@
           <w:color w:val="000000"/>
           <w:kern w:val="0"/>
           <w:lang w:eastAsia="es-ES"/>
-          <ns2:ligatures ns2:val="none"/>
+          <w14:ligatures w14:val="none"/>
         </w:rPr>
         <w:t xml:space="preserve">plazo no mayor de cinco (5) días hábiles contado a partir del día siguiente de la notificación de la presente resolución, </w:t>
       </w:r>
@@ -7523,7 +7478,7 @@
           <w:kern w:val="0"/>
           <w:shd w:val="clear" w:color="auto" w:fill="FFFFFF"/>
           <w:lang w:eastAsia="es-PE"/>
-          <ns2:ligatures ns2:val="none"/>
+          <w14:ligatures w14:val="none"/>
         </w:rPr>
         <w:t>City Motors S.A.C.</w:t>
       </w:r>
@@ -7533,7 +7488,7 @@
           <w:color w:val="000000"/>
           <w:kern w:val="0"/>
           <w:lang w:eastAsia="es-ES"/>
-          <ns2:ligatures ns2:val="none"/>
+          <w14:ligatures w14:val="none"/>
         </w:rPr>
         <w:t xml:space="preserve">, </w:t>
       </w:r>
@@ -7543,7 +7498,7 @@
           <w:color w:val="000000"/>
           <w:kern w:val="0"/>
           <w:lang w:val="es-ES" w:eastAsia="es-ES"/>
-          <ns2:ligatures ns2:val="none"/>
+          <w14:ligatures w14:val="none"/>
         </w:rPr>
         <w:t xml:space="preserve">cumpla con: </w:t>
       </w:r>
@@ -7553,7 +7508,7 @@
           <w:color w:val="000000"/>
           <w:kern w:val="0"/>
           <w:lang w:val="es-ES" w:eastAsia="es-ES"/>
-          <ns2:ligatures ns2:val="none"/>
+          <w14:ligatures w14:val="none"/>
         </w:rPr>
         <w:t>(i) presentar los medios probatorios que acrediten que realizó un adecuado análisis de evaluación del vehículo asegurado con Placa de Rodaje </w:t>
       </w:r>
@@ -7563,7 +7518,7 @@
           <w:color w:val="000000"/>
           <w:kern w:val="0"/>
           <w:lang w:eastAsia="es-ES"/>
-          <ns2:ligatures ns2:val="none"/>
+          <w14:ligatures w14:val="none"/>
         </w:rPr>
         <w:t xml:space="preserve"> BMX244</w:t>
       </w:r>
@@ -7573,7 +7528,7 @@
           <w:color w:val="000000"/>
           <w:kern w:val="0"/>
           <w:lang w:val="es-ES" w:eastAsia="es-ES"/>
-          <ns2:ligatures ns2:val="none"/>
+          <w14:ligatures w14:val="none"/>
         </w:rPr>
         <w:t>; y, (ii) presentar todas las comunicaciones cursadas con la parte denunciante en virtud de los hechos materia de denuncia</w:t>
       </w:r>
@@ -7583,12 +7538,12 @@
           <w:color w:val="000000"/>
           <w:kern w:val="0"/>
           <w:lang w:val="es-ES" w:eastAsia="es-ES"/>
-          <ns2:ligatures ns2:val="none"/>
+          <w14:ligatures w14:val="none"/>
         </w:rPr>
         <w:t>.</w:t>
       </w:r>
     </w:p>
-    <w:p ns2:paraId="61AD8504" ns2:textId="77777777">
+    <w:p>
       <w:pPr>
         <w:spacing w:after="0" w:line="240" w:lineRule="auto"/>
         <w:jc w:val="both"/>
@@ -7598,20 +7553,20 @@
           <w:color w:val="000000"/>
           <w:kern w:val="0"/>
           <w:lang w:val="es-ES" w:eastAsia="es-PE"/>
-          <ns2:ligatures ns2:val="none"/>
-        </w:rPr>
-      </w:pPr>
-    </w:p>
-    <w:p ns2:paraId="58D4E496" ns2:textId="77777777">
-      <w:pPr>
-        <w:spacing w:after="0" w:line="240" w:lineRule="auto"/>
-        <w:jc w:val="both"/>
-        <w:rPr>
-          <w:rFonts w:ascii="Arial Narrow" w:eastAsia="Arial Narrow" w:hAnsi="Arial Narrow" w:cs="Arial Narrow"/>
-          <w:color w:val="000000"/>
-          <w:kern w:val="0"/>
-          <w:lang w:eastAsia="es-PE"/>
-          <ns2:ligatures ns2:val="none"/>
+          <w14:ligatures w14:val="none"/>
+        </w:rPr>
+      </w:pPr>
+    </w:p>
+    <w:p>
+      <w:pPr>
+        <w:spacing w:after="0" w:line="240" w:lineRule="auto"/>
+        <w:jc w:val="both"/>
+        <w:rPr>
+          <w:rFonts w:ascii="Arial Narrow" w:eastAsia="Arial Narrow" w:hAnsi="Arial Narrow" w:cs="Arial Narrow"/>
+          <w:color w:val="000000"/>
+          <w:kern w:val="0"/>
+          <w:lang w:eastAsia="es-PE"/>
+          <w14:ligatures w14:val="none"/>
         </w:rPr>
       </w:pPr>
       <w:r>
@@ -7621,7 +7576,7 @@
           <w:color w:val="000000"/>
           <w:kern w:val="0"/>
           <w:lang w:eastAsia="es-PE"/>
-          <ns2:ligatures ns2:val="none"/>
+          <w14:ligatures w14:val="none"/>
         </w:rPr>
         <w:t>SÉTIMO:</w:t>
       </w:r>
@@ -7631,7 +7586,7 @@
           <w:color w:val="000000"/>
           <w:kern w:val="0"/>
           <w:lang w:eastAsia="es-PE"/>
-          <ns2:ligatures ns2:val="none"/>
+          <w14:ligatures w14:val="none"/>
         </w:rPr>
         <w:t xml:space="preserve"> </w:t>
       </w:r>
@@ -7642,7 +7597,7 @@
           <w:color w:val="000000"/>
           <w:kern w:val="0"/>
           <w:lang w:eastAsia="es-PE"/>
-          <ns2:ligatures ns2:val="none"/>
+          <w14:ligatures w14:val="none"/>
         </w:rPr>
         <w:t>informar a las partes que el artículo 110</w:t>
       </w:r>
@@ -7652,7 +7607,7 @@
           <w:color w:val="000000"/>
           <w:kern w:val="0"/>
           <w:lang w:eastAsia="es-PE"/>
-          <ns2:ligatures ns2:val="none"/>
+          <w14:ligatures w14:val="none"/>
         </w:rPr>
         <w:t/>
       </w:r>
@@ -7662,7 +7617,7 @@
           <w:color w:val="000000"/>
           <w:kern w:val="0"/>
           <w:lang w:eastAsia="es-PE"/>
-          <ns2:ligatures ns2:val="none"/>
+          <w14:ligatures w14:val="none"/>
         </w:rPr>
         <w:t xml:space="preserve"> de la Ley 29571, Código de Protección y Defensa del Consumidor</w:t>
       </w:r>
@@ -7674,7 +7629,7 @@
           <w:kern w:val="0"/>
           <w:vertAlign w:val="superscript"/>
           <w:lang w:eastAsia="es-PE"/>
-          <ns2:ligatures ns2:val="none"/>
+          <w14:ligatures w14:val="none"/>
         </w:rPr>
         <w:footnoteReference w:id="10"/>
       </w:r>
@@ -7684,7 +7639,7 @@
           <w:color w:val="000000"/>
           <w:kern w:val="0"/>
           <w:lang w:eastAsia="es-PE"/>
-          <ns2:ligatures ns2:val="none"/>
+          <w14:ligatures w14:val="none"/>
         </w:rPr>
         <w:t xml:space="preserve">, faculta a la Comisión a calificar las infracciones de la referida norma como leves, graves o </w:t>
       </w:r>
@@ -7694,7 +7649,7 @@
           <w:color w:val="000000"/>
           <w:kern w:val="0"/>
           <w:lang w:eastAsia="es-PE"/>
-          <ns2:ligatures ns2:val="none"/>
+          <w14:ligatures w14:val="none"/>
         </w:rPr>
         <w:lastRenderedPageBreak/>
         <w:t>muy graves e imponer sanciones que van desde una amonestación hasta una multa por un máximo de 450 Unidades Impositivas Tributarias, sin perjuicio de las medidas correctivas, reparadoras y complementarias, que puedan ordenarse de acuerdo a lo estipulado en los artículos 114</w:t>
@@ -7705,7 +7660,7 @@
           <w:color w:val="000000"/>
           <w:kern w:val="0"/>
           <w:lang w:eastAsia="es-PE"/>
-          <ns2:ligatures ns2:val="none"/>
+          <w14:ligatures w14:val="none"/>
         </w:rPr>
         <w:t/>
       </w:r>
@@ -7715,7 +7670,7 @@
           <w:color w:val="000000"/>
           <w:kern w:val="0"/>
           <w:lang w:eastAsia="es-PE"/>
-          <ns2:ligatures ns2:val="none"/>
+          <w14:ligatures w14:val="none"/>
         </w:rPr>
         <w:t>, 115</w:t>
       </w:r>
@@ -7725,7 +7680,7 @@
           <w:color w:val="000000"/>
           <w:kern w:val="0"/>
           <w:lang w:eastAsia="es-PE"/>
-          <ns2:ligatures ns2:val="none"/>
+          <w14:ligatures w14:val="none"/>
         </w:rPr>
         <w:t/>
       </w:r>
@@ -7735,7 +7690,7 @@
           <w:color w:val="000000"/>
           <w:kern w:val="0"/>
           <w:lang w:eastAsia="es-PE"/>
-          <ns2:ligatures ns2:val="none"/>
+          <w14:ligatures w14:val="none"/>
         </w:rPr>
         <w:t xml:space="preserve"> y 116</w:t>
       </w:r>
@@ -7745,7 +7700,7 @@
           <w:color w:val="000000"/>
           <w:kern w:val="0"/>
           <w:lang w:eastAsia="es-PE"/>
-          <ns2:ligatures ns2:val="none"/>
+          <w14:ligatures w14:val="none"/>
         </w:rPr>
         <w:t/>
       </w:r>
@@ -7755,7 +7710,7 @@
           <w:color w:val="000000"/>
           <w:kern w:val="0"/>
           <w:lang w:eastAsia="es-PE"/>
-          <ns2:ligatures ns2:val="none"/>
+          <w14:ligatures w14:val="none"/>
         </w:rPr>
         <w:t xml:space="preserve"> de la referida norma</w:t>
       </w:r>
@@ -7767,7 +7722,7 @@
           <w:kern w:val="0"/>
           <w:vertAlign w:val="superscript"/>
           <w:lang w:eastAsia="es-PE"/>
-          <ns2:ligatures ns2:val="none"/>
+          <w14:ligatures w14:val="none"/>
         </w:rPr>
         <w:footnoteReference w:id="11"/>
       </w:r>
@@ -7777,7 +7732,7 @@
           <w:color w:val="000000"/>
           <w:kern w:val="0"/>
           <w:lang w:eastAsia="es-PE"/>
-          <ns2:ligatures ns2:val="none"/>
+          <w14:ligatures w14:val="none"/>
         </w:rPr>
         <w:t xml:space="preserve">. </w:t>
       </w:r>
@@ -7788,7 +7743,7 @@
           <w:color w:val="000000"/>
           <w:kern w:val="0"/>
           <w:lang w:eastAsia="es-PE"/>
-          <ns2:ligatures ns2:val="none"/>
+          <w14:ligatures w14:val="none"/>
         </w:rPr>
         <w:lastRenderedPageBreak/>
         <w:t>Asimismo, se consideran circunstancias atenuantes para la graduación de la sanción, el allanamiento de la denuncia o el reconocimiento de las pretensiones en ella contenidas, de acuerdo con el artículo 112</w:t>
@@ -7799,7 +7754,7 @@
           <w:color w:val="000000"/>
           <w:kern w:val="0"/>
           <w:lang w:eastAsia="es-PE"/>
-          <ns2:ligatures ns2:val="none"/>
+          <w14:ligatures w14:val="none"/>
         </w:rPr>
         <w:t/>
       </w:r>
@@ -7809,7 +7764,7 @@
           <w:color w:val="000000"/>
           <w:kern w:val="0"/>
           <w:lang w:eastAsia="es-PE"/>
-          <ns2:ligatures ns2:val="none"/>
+          <w14:ligatures w14:val="none"/>
         </w:rPr>
         <w:t xml:space="preserve"> del Código</w:t>
       </w:r>
@@ -7821,7 +7776,7 @@
           <w:kern w:val="0"/>
           <w:vertAlign w:val="superscript"/>
           <w:lang w:eastAsia="es-PE"/>
-          <ns2:ligatures ns2:val="none"/>
+          <w14:ligatures w14:val="none"/>
         </w:rPr>
         <w:footnoteReference w:id="12"/>
       </w:r>
@@ -7831,12 +7786,12 @@
           <w:color w:val="000000"/>
           <w:kern w:val="0"/>
           <w:lang w:eastAsia="es-PE"/>
-          <ns2:ligatures ns2:val="none"/>
+          <w14:ligatures w14:val="none"/>
         </w:rPr>
         <w:t>.</w:t>
       </w:r>
     </w:p>
-    <w:p ns2:paraId="7A5236A4" ns2:textId="77777777">
+    <w:p>
       <w:pPr>
         <w:shd w:val="clear" w:color="auto" w:fill="FFFFFF"/>
         <w:spacing w:after="0" w:line="240" w:lineRule="auto"/>
@@ -7847,11 +7802,11 @@
           <w:color w:val="000000"/>
           <w:kern w:val="0"/>
           <w:lang w:eastAsia="es-PE"/>
-          <ns2:ligatures ns2:val="none"/>
-        </w:rPr>
-      </w:pPr>
-    </w:p>
-    <w:p ns2:paraId="3F071DDA" ns2:textId="77777777">
+          <w14:ligatures w14:val="none"/>
+        </w:rPr>
+      </w:pPr>
+    </w:p>
+    <w:p>
       <w:pPr>
         <w:shd w:val="clear" w:color="auto" w:fill="FFFFFF"/>
         <w:spacing w:after="0" w:line="240" w:lineRule="auto"/>
@@ -7861,7 +7816,7 @@
           <w:color w:val="000000"/>
           <w:kern w:val="0"/>
           <w:lang w:eastAsia="es-PE"/>
-          <ns2:ligatures ns2:val="none"/>
+          <w14:ligatures w14:val="none"/>
         </w:rPr>
       </w:pPr>
       <w:r>
@@ -7870,7 +7825,7 @@
           <w:b/>
           <w:bCs/>
           <w:kern w:val="0"/>
-          <ns2:ligatures ns2:val="none"/>
+          <w14:ligatures w14:val="none"/>
         </w:rPr>
         <w:t>OCTAVO</w:t>
       </w:r>
@@ -7881,7 +7836,7 @@
           <w:color w:val="000000"/>
           <w:kern w:val="0"/>
           <w:lang w:eastAsia="es-PE"/>
-          <ns2:ligatures ns2:val="none"/>
+          <w14:ligatures w14:val="none"/>
         </w:rPr>
         <w:t>:</w:t>
       </w:r>
@@ -7891,7 +7846,7 @@
           <w:color w:val="000000"/>
           <w:kern w:val="0"/>
           <w:lang w:eastAsia="es-PE"/>
-          <ns2:ligatures ns2:val="none"/>
+          <w14:ligatures w14:val="none"/>
         </w:rPr>
         <w:t xml:space="preserve"> informar a las partes que conforme a lo establecido en el artículo 39</w:t>
       </w:r>
@@ -7901,7 +7856,7 @@
           <w:color w:val="000000"/>
           <w:kern w:val="0"/>
           <w:lang w:eastAsia="es-PE"/>
-          <ns2:ligatures ns2:val="none"/>
+          <w14:ligatures w14:val="none"/>
         </w:rPr>
         <w:t/>
       </w:r>
@@ -7911,12 +7866,12 @@
           <w:color w:val="000000"/>
           <w:kern w:val="0"/>
           <w:lang w:eastAsia="es-PE"/>
-          <ns2:ligatures ns2:val="none"/>
+          <w14:ligatures w14:val="none"/>
         </w:rPr>
         <w:t xml:space="preserve"> de la Ley sobre Facultades, Normas y Organización del Indecopi, aprobada por Decreto Legislativo 807, los gastos por los peritajes realizados, actuación de pruebas, inspecciones y otros derivados de la tramitación del proceso serán de cargo de la parte que solicita la prueba, salvo pacto en contrario. En todos los casos, la resolución final determinará si los gastos deben ser asumidos por alguna de las partes, o reembolsados a la otra parte o al Indecopi, según sea el caso, de manera adicional a la sanción que haya podido imponerse. </w:t>
       </w:r>
     </w:p>
-    <w:p ns2:paraId="0F10F9CF" ns2:textId="77777777">
+    <w:p>
       <w:pPr>
         <w:shd w:val="clear" w:color="auto" w:fill="FFFFFF"/>
         <w:spacing w:after="0" w:line="240" w:lineRule="auto"/>
@@ -7926,11 +7881,11 @@
           <w:color w:val="000000"/>
           <w:kern w:val="0"/>
           <w:lang w:eastAsia="es-PE"/>
-          <ns2:ligatures ns2:val="none"/>
-        </w:rPr>
-      </w:pPr>
-    </w:p>
-    <w:p ns2:paraId="194C23DD" ns2:textId="77777777">
+          <w14:ligatures w14:val="none"/>
+        </w:rPr>
+      </w:pPr>
+    </w:p>
+    <w:p>
       <w:pPr>
         <w:suppressAutoHyphens/>
         <w:spacing w:after="0" w:line="240" w:lineRule="auto"/>
@@ -7939,7 +7894,7 @@
           <w:rFonts w:ascii="Arial Narrow" w:eastAsia="Calibri" w:hAnsi="Arial Narrow" w:cs="Arial"/>
           <w:kern w:val="0"/>
           <w:u w:val="single"/>
-          <ns2:ligatures ns2:val="none"/>
+          <w14:ligatures w14:val="none"/>
         </w:rPr>
       </w:pPr>
       <w:r>
@@ -7949,7 +7904,7 @@
           <w:color w:val="000000"/>
           <w:kern w:val="0"/>
           <w:lang w:eastAsia="es-PE"/>
-          <ns2:ligatures ns2:val="none"/>
+          <w14:ligatures w14:val="none"/>
         </w:rPr>
         <w:t>NOVENO</w:t>
       </w:r>
@@ -7958,7 +7913,7 @@
           <w:rFonts w:ascii="Arial Narrow" w:eastAsia="Calibri" w:hAnsi="Arial Narrow" w:cs="Arial"/>
           <w:b/>
           <w:kern w:val="0"/>
-          <ns2:ligatures ns2:val="none"/>
+          <w14:ligatures w14:val="none"/>
         </w:rPr>
         <w:t>:</w:t>
       </w:r>
@@ -7966,7 +7921,7 @@
         <w:rPr>
           <w:rFonts w:ascii="Arial Narrow" w:eastAsia="Calibri" w:hAnsi="Arial Narrow" w:cs="Arial"/>
           <w:kern w:val="0"/>
-          <ns2:ligatures ns2:val="none"/>
+          <w14:ligatures w14:val="none"/>
         </w:rPr>
         <w:t xml:space="preserve"> comunicar a las partes que, de acuerdo a lo señalado por el artículo 29</w:t>
       </w:r>
@@ -7976,7 +7931,7 @@
           <w:color w:val="000000"/>
           <w:kern w:val="0"/>
           <w:lang w:eastAsia="es-PE"/>
-          <ns2:ligatures ns2:val="none"/>
+          <w14:ligatures w14:val="none"/>
         </w:rPr>
         <w:t/>
       </w:r>
@@ -7984,7 +7939,7 @@
         <w:rPr>
           <w:rFonts w:ascii="Arial Narrow" w:eastAsia="Calibri" w:hAnsi="Arial Narrow" w:cs="Arial"/>
           <w:kern w:val="0"/>
-          <ns2:ligatures ns2:val="none"/>
+          <w14:ligatures w14:val="none"/>
         </w:rPr>
         <w:t xml:space="preserve"> del Decreto Legislativo 807</w:t>
       </w:r>
@@ -7994,7 +7949,7 @@
           <w:rFonts w:ascii="Arial Narrow" w:eastAsia="Calibri" w:hAnsi="Arial Narrow" w:cs="Arial"/>
           <w:kern w:val="0"/>
           <w:vertAlign w:val="superscript"/>
-          <ns2:ligatures ns2:val="none"/>
+          <w14:ligatures w14:val="none"/>
         </w:rPr>
         <w:footnoteReference w:id="13"/>
       </w:r>
@@ -8002,7 +7957,7 @@
         <w:rPr>
           <w:rFonts w:ascii="Arial Narrow" w:eastAsia="Calibri" w:hAnsi="Arial Narrow" w:cs="Arial"/>
           <w:kern w:val="0"/>
-          <ns2:ligatures ns2:val="none"/>
+          <w14:ligatures w14:val="none"/>
         </w:rPr>
         <w:t xml:space="preserve">, hasta antes de la emisión de la Resolución Final tienen la posibilidad de solicitar una audiencia de conciliación. En caso deleguen a favor de una tercera persona su actuación en la diligencia programada, esta deberá presentar un poder especial con firma legalizada ante Notario Público, donde conste </w:t>
       </w:r>
@@ -8011,7 +7966,7 @@
           <w:rFonts w:ascii="Arial Narrow" w:eastAsia="Calibri" w:hAnsi="Arial Narrow" w:cs="Arial"/>
           <w:kern w:val="0"/>
           <w:u w:val="single"/>
-          <ns2:ligatures ns2:val="none"/>
+          <w14:ligatures w14:val="none"/>
         </w:rPr>
         <w:t>expresamente su facultad para asistir y conciliar en su representación</w:t>
       </w:r>
@@ -8020,7 +7975,7 @@
           <w:rFonts w:ascii="Arial Narrow" w:eastAsia="Calibri" w:hAnsi="Arial Narrow" w:cs="Arial"/>
           <w:bCs/>
           <w:kern w:val="0"/>
-          <ns2:ligatures ns2:val="none"/>
+          <w14:ligatures w14:val="none"/>
         </w:rPr>
         <w:t>.</w:t>
       </w:r>
@@ -8030,7 +7985,7 @@
           <w:b/>
           <w:bCs/>
           <w:kern w:val="0"/>
-          <ns2:ligatures ns2:val="none"/>
+          <w14:ligatures w14:val="none"/>
         </w:rPr>
         <w:t xml:space="preserve"> </w:t>
       </w:r>
@@ -8039,12 +7994,12 @@
           <w:rFonts w:ascii="Arial Narrow" w:eastAsia="Calibri" w:hAnsi="Arial Narrow" w:cs="Arial"/>
           <w:kern w:val="0"/>
           <w:u w:val="single"/>
-          <ns2:ligatures ns2:val="none"/>
+          <w14:ligatures w14:val="none"/>
         </w:rPr>
         <w:t xml:space="preserve">Ello bajo apercibimiento de no realizar la audiencia de conciliación y levantar el acta de inasistencia correspondiente. </w:t>
       </w:r>
     </w:p>
-    <w:p ns2:paraId="19088877" ns2:textId="77777777">
+    <w:p>
       <w:pPr>
         <w:suppressAutoHyphens/>
         <w:spacing w:after="0" w:line="240" w:lineRule="auto"/>
@@ -8053,11 +8008,11 @@
           <w:rFonts w:ascii="Arial Narrow" w:eastAsia="Calibri" w:hAnsi="Arial Narrow" w:cs="Arial"/>
           <w:kern w:val="0"/>
           <w:u w:val="single"/>
-          <ns2:ligatures ns2:val="none"/>
-        </w:rPr>
-      </w:pPr>
-    </w:p>
-    <w:p ns2:paraId="7767F307" ns2:textId="77777777">
+          <w14:ligatures w14:val="none"/>
+        </w:rPr>
+      </w:pPr>
+    </w:p>
+    <w:p>
       <w:pPr>
         <w:suppressAutoHyphens/>
         <w:spacing w:after="0" w:line="240" w:lineRule="auto"/>
@@ -8074,7 +8029,7 @@
           <w:b/>
           <w:spacing w:val="-3"/>
           <w:kern w:val="0"/>
-          <ns2:ligatures ns2:val="none"/>
+          <w14:ligatures w14:val="none"/>
         </w:rPr>
         <w:t>DÉCIMO</w:t>
       </w:r>
@@ -8085,7 +8040,7 @@
           <w:color w:val="000000"/>
           <w:kern w:val="0"/>
           <w:lang w:eastAsia="es-PE"/>
-          <ns2:ligatures ns2:val="none"/>
+          <w14:ligatures w14:val="none"/>
         </w:rPr>
         <w:t>:</w:t>
       </w:r>
@@ -8095,14 +8050,14 @@
           <w:color w:val="000000"/>
           <w:kern w:val="0"/>
           <w:lang w:eastAsia="es-PE"/>
-          <ns2:ligatures ns2:val="none"/>
+          <w14:ligatures w14:val="none"/>
         </w:rPr>
         <w:t xml:space="preserve"> poner en conocimiento de las partes que, antes de la emisión de la Resolución Final, tienen la posibilidad de formular su desistimiento o presentar el acuerdo arribado mediante la conciliación, mediación, transacción o cualquier otro que, de forma indubitable, deje constancia que se ha solucionado la controversia materia de denuncia.</w:t>
       </w:r>
       <w:bookmarkStart w:id="8" w:name="h.gjdgxs" w:colFirst="0" w:colLast="0"/>
       <w:bookmarkEnd w:id="8"/>
     </w:p>
-    <w:p ns2:paraId="69E33D6A" ns2:textId="77777777">
+    <w:p>
       <w:pPr>
         <w:suppressAutoHyphens/>
         <w:spacing w:after="0" w:line="240" w:lineRule="auto"/>
@@ -8112,11 +8067,11 @@
           <w:color w:val="000000"/>
           <w:kern w:val="0"/>
           <w:lang w:eastAsia="es-PE"/>
-          <ns2:ligatures ns2:val="none"/>
-        </w:rPr>
-      </w:pPr>
-    </w:p>
-    <w:p ns2:paraId="4DB7FEAC" ns2:textId="788DCC47">
+          <w14:ligatures w14:val="none"/>
+        </w:rPr>
+      </w:pPr>
+    </w:p>
+    <w:p>
       <w:pPr>
         <w:suppressAutoHyphens/>
         <w:spacing w:after="0" w:line="240" w:lineRule="auto"/>
@@ -8147,7 +8102,7 @@
           <w:b/>
           <w:spacing w:val="-3"/>
           <w:kern w:val="0"/>
-          <ns2:ligatures ns2:val="none"/>
+          <w14:ligatures w14:val="none"/>
         </w:rPr>
         <w:t/>
       </w:r>
@@ -8157,7 +8112,7 @@
           <w:bCs/>
           <w:spacing w:val="-3"/>
           <w:kern w:val="0"/>
-          <ns2:ligatures ns2:val="none"/>
+          <w14:ligatures w14:val="none"/>
         </w:rPr>
         <w:t xml:space="preserve"/>
       </w:r>
@@ -8167,7 +8122,7 @@
           <w:bCs/>
           <w:spacing w:val="-3"/>
           <w:kern w:val="0"/>
-          <ns2:ligatures ns2:val="none"/>
+          <w14:ligatures w14:val="none"/>
         </w:rPr>
         <w:t/>
       </w:r>
@@ -8177,7 +8132,7 @@
           <w:bCs/>
           <w:spacing w:val="-3"/>
           <w:kern w:val="0"/>
-          <ns2:ligatures ns2:val="none"/>
+          <w14:ligatures w14:val="none"/>
         </w:rPr>
         <w:t/>
       </w:r>
@@ -8187,7 +8142,7 @@
           <w:bCs/>
           <w:spacing w:val="-3"/>
           <w:kern w:val="0"/>
-          <ns2:ligatures ns2:val="none"/>
+          <w14:ligatures w14:val="none"/>
         </w:rPr>
         <w:t/>
       </w:r>
@@ -8197,7 +8152,7 @@
           <w:bCs/>
           <w:spacing w:val="-3"/>
           <w:kern w:val="0"/>
-          <ns2:ligatures ns2:val="none"/>
+          <w14:ligatures w14:val="none"/>
         </w:rPr>
         <w:t xml:space="preserve"/>
       </w:r>
@@ -8207,7 +8162,7 @@
           <w:bCs/>
           <w:spacing w:val="-3"/>
           <w:kern w:val="0"/>
-          <ns2:ligatures ns2:val="none"/>
+          <w14:ligatures w14:val="none"/>
         </w:rPr>
         <w:t/>
       </w:r>
@@ -8217,7 +8172,7 @@
           <w:bCs/>
           <w:spacing w:val="-3"/>
           <w:kern w:val="0"/>
-          <ns2:ligatures ns2:val="none"/>
+          <w14:ligatures w14:val="none"/>
         </w:rPr>
         <w:t xml:space="preserve"/>
       </w:r>
@@ -8332,7 +8287,7 @@
           <w:color w:val="000000"/>
           <w:kern w:val="0"/>
           <w:lang w:eastAsia="es-PE"/>
-          <ns2:ligatures ns2:val="none"/>
+          <w14:ligatures w14:val="none"/>
         </w:rPr>
         <w:t/>
       </w:r>
@@ -8364,7 +8319,7 @@
           <w:color w:val="000000"/>
           <w:kern w:val="0"/>
           <w:lang w:eastAsia="es-PE"/>
-          <ns2:ligatures ns2:val="none"/>
+          <w14:ligatures w14:val="none"/>
         </w:rPr>
         <w:t/>
       </w:r>
@@ -8390,7 +8345,7 @@
         <w:t/>
       </w:r>
     </w:p>
-    <w:p ns2:paraId="26B1ED4B" ns2:textId="77777777">
+    <w:p>
       <w:pPr>
         <w:suppressAutoHyphens/>
         <w:spacing w:after="0" w:line="240" w:lineRule="auto"/>
@@ -8400,7 +8355,7 @@
         </w:rPr>
       </w:pPr>
     </w:p>
-    <w:p ns2:paraId="150F22E0" ns2:textId="537BF4BE">
+    <w:p>
       <w:pPr>
         <w:suppressAutoHyphens/>
         <w:spacing w:line="240" w:lineRule="auto"/>
@@ -8487,7 +8442,7 @@
         <w:t xml:space="preserve"> </w:t>
       </w:r>
     </w:p>
-    <w:p ns2:paraId="00B9B615" ns2:textId="77777777">
+    <w:p>
       <w:pPr>
         <w:suppressAutoHyphens/>
         <w:spacing w:after="0" w:line="240" w:lineRule="auto"/>
@@ -8498,12 +8453,12 @@
           <w:color w:val="000000"/>
           <w:kern w:val="0"/>
           <w:lang w:eastAsia="es-PE"/>
-          <ns2:ligatures ns2:val="none"/>
+          <w14:ligatures w14:val="none"/>
         </w:rPr>
       </w:pPr>
     </w:p>
     <w:bookmarkEnd w:id="0"/>
-    <w:p ns2:paraId="6F8AFAC6" ns2:textId="77777777">
+    <w:p>
       <w:pPr>
         <w:spacing w:after="0" w:line="240" w:lineRule="auto"/>
         <w:jc w:val="both"/>
@@ -8513,11 +8468,11 @@
           <w:color w:val="000000"/>
           <w:kern w:val="0"/>
           <w:lang w:eastAsia="es-PE"/>
-          <ns2:ligatures ns2:val="none"/>
-        </w:rPr>
-      </w:pPr>
-    </w:p>
-    <w:p ns2:paraId="41C37225" ns2:textId="77777777">
+          <w14:ligatures w14:val="none"/>
+        </w:rPr>
+      </w:pPr>
+    </w:p>
+    <w:p>
       <w:pPr>
         <w:spacing w:after="0" w:line="240" w:lineRule="auto"/>
         <w:jc w:val="both"/>
@@ -8527,11 +8482,11 @@
           <w:color w:val="000000"/>
           <w:kern w:val="0"/>
           <w:lang w:eastAsia="es-PE"/>
-          <ns2:ligatures ns2:val="none"/>
-        </w:rPr>
-      </w:pPr>
-    </w:p>
-    <w:p ns2:paraId="3A70E451" ns2:textId="77777777">
+          <w14:ligatures w14:val="none"/>
+        </w:rPr>
+      </w:pPr>
+    </w:p>
+    <w:p>
       <w:pPr>
         <w:spacing w:after="0" w:line="240" w:lineRule="auto"/>
         <w:jc w:val="both"/>
@@ -8541,11 +8496,11 @@
           <w:color w:val="000000"/>
           <w:kern w:val="0"/>
           <w:lang w:eastAsia="es-PE"/>
-          <ns2:ligatures ns2:val="none"/>
-        </w:rPr>
-      </w:pPr>
-    </w:p>
-    <w:p ns2:paraId="41628FE5" ns2:textId="77777777">
+          <w14:ligatures w14:val="none"/>
+        </w:rPr>
+      </w:pPr>
+    </w:p>
+    <w:p>
       <w:pPr>
         <w:shd w:val="clear" w:color="auto" w:fill="FFFFFF"/>
         <w:spacing w:after="0" w:line="240" w:lineRule="auto"/>
@@ -8554,7 +8509,7 @@
           <w:rFonts w:ascii="Arial Narrow" w:eastAsia="Calibri" w:hAnsi="Arial Narrow" w:cs="Times New Roman"/>
           <w:color w:val="000000"/>
           <w:kern w:val="0"/>
-          <ns2:ligatures ns2:val="none"/>
+          <w14:ligatures w14:val="none"/>
         </w:rPr>
       </w:pPr>
       <w:r>
@@ -8564,12 +8519,12 @@
           <w:bCs/>
           <w:color w:val="000000"/>
           <w:kern w:val="0"/>
-          <ns2:ligatures ns2:val="none"/>
+          <w14:ligatures w14:val="none"/>
         </w:rPr>
         <w:t xml:space="preserve">LUISA ANALÍ SILVA MALPARTIDA</w:t>
       </w:r>
     </w:p>
-    <w:p ns2:paraId="7D371868" ns2:textId="77777777">
+    <w:p>
       <w:pPr>
         <w:shd w:val="clear" w:color="auto" w:fill="FFFFFF"/>
         <w:spacing w:after="0" w:line="240" w:lineRule="auto"/>
@@ -8580,7 +8535,7 @@
           <w:bCs/>
           <w:color w:val="000000"/>
           <w:kern w:val="0"/>
-          <ns2:ligatures ns2:val="none"/>
+          <w14:ligatures w14:val="none"/>
         </w:rPr>
       </w:pPr>
       <w:r>
@@ -8590,12 +8545,12 @@
           <w:bCs/>
           <w:color w:val="000000"/>
           <w:kern w:val="0"/>
-          <ns2:ligatures ns2:val="none"/>
+          <w14:ligatures w14:val="none"/>
         </w:rPr>
         <w:t xml:space="preserve">Secretaria Técnica Ad Hoc</w:t>
       </w:r>
     </w:p>
-    <w:p ns2:paraId="45B05447" ns2:textId="77777777">
+    <w:p>
       <w:pPr>
         <w:shd w:val="clear" w:color="auto" w:fill="FFFFFF"/>
         <w:spacing w:after="0" w:line="240" w:lineRule="auto"/>
@@ -8606,7 +8561,7 @@
           <w:bCs/>
           <w:color w:val="000000"/>
           <w:kern w:val="0"/>
-          <ns2:ligatures ns2:val="none"/>
+          <w14:ligatures w14:val="none"/>
         </w:rPr>
       </w:pPr>
       <w:r>
@@ -8616,7 +8571,7 @@
           <w:bCs/>
           <w:color w:val="000000"/>
           <w:kern w:val="0"/>
-          <ns2:ligatures ns2:val="none"/>
+          <w14:ligatures w14:val="none"/>
         </w:rPr>
         <w:t>Comisión </w:t>
       </w:r>
@@ -8628,7 +8583,7 @@
           <w:color w:val="000000"/>
           <w:kern w:val="0"/>
           <w:shd w:val="clear" w:color="auto" w:fill="FFFFFF"/>
-          <ns2:ligatures ns2:val="none"/>
+          <w14:ligatures w14:val="none"/>
         </w:rPr>
         <w:t>de</w:t>
       </w:r>
@@ -8639,12 +8594,12 @@
           <w:bCs/>
           <w:color w:val="000000"/>
           <w:kern w:val="0"/>
-          <ns2:ligatures ns2:val="none"/>
+          <w14:ligatures w14:val="none"/>
         </w:rPr>
         <w:t> Protección al Consumidor 1</w:t>
       </w:r>
     </w:p>
-    <w:p ns2:paraId="74C43D73" ns2:textId="77777777">
+    <w:p>
       <w:pPr>
         <w:spacing w:after="0" w:line="240" w:lineRule="auto"/>
         <w:jc w:val="both"/>
@@ -8654,11 +8609,11 @@
           <w:color w:val="000000"/>
           <w:kern w:val="0"/>
           <w:lang w:eastAsia="es-PE"/>
-          <ns2:ligatures ns2:val="none"/>
-        </w:rPr>
-      </w:pPr>
-    </w:p>
-    <w:p ns2:paraId="68107EE2" ns2:textId="720DA791">
+          <w14:ligatures w14:val="none"/>
+        </w:rPr>
+      </w:pPr>
+    </w:p>
+    <w:p>
       <w:pPr>
         <w:spacing w:after="0" w:line="240" w:lineRule="auto"/>
         <w:jc w:val="both"/>
@@ -8676,14 +8631,14 @@
           <w:sz w:val="16"/>
           <w:szCs w:val="16"/>
           <w:lang w:eastAsia="es-PE"/>
-          <ns2:ligatures ns2:val="none"/>
+          <w14:ligatures w14:val="none"/>
         </w:rPr>
         <w:t>LSM/JCQ</w:t>
       </w:r>
     </w:p>
     <w:sectPr>
-      <w:headerReference w:type="default" ns3:id="rId12"/>
-      <w:footerReference w:type="default" ns3:id="rId13"/>
+      <w:headerReference w:type="default" r:id="rId12"/>
+      <w:footerReference w:type="default" r:id="rId13"/>
       <w:pgSz w:w="11906" w:h="16838"/>
       <w:pgMar w:top="1417" w:right="1701" w:bottom="1417" w:left="1701" w:header="708" w:footer="708" w:gutter="0"/>
       <w:cols w:space="708"/>
@@ -8736,7 +8691,7 @@
 </file>
 
 <file path=word/endnotes.xml><?xml version="1.0" encoding="utf-8"?>
-<w:endnotes xmlns:wpc="http://schemas.microsoft.com/office/word/2010/wordprocessingCanvas" xmlns:cx="http://schemas.microsoft.com/office/drawing/2014/chartex" xmlns:cx1="http://schemas.microsoft.com/office/drawing/2015/9/8/chartex" xmlns:cx2="http://schemas.microsoft.com/office/drawing/2015/10/21/chartex" xmlns:cx3="http://schemas.microsoft.com/office/drawing/2016/5/9/chartex" xmlns:cx4="http://schemas.microsoft.com/office/drawing/2016/5/10/chartex" xmlns:cx5="http://schemas.microsoft.com/office/drawing/2016/5/11/chartex" xmlns:cx6="http://schemas.microsoft.com/office/drawing/2016/5/12/chartex" xmlns:cx7="http://schemas.microsoft.com/office/drawing/2016/5/13/chartex" xmlns:cx8="http://schemas.microsoft.com/office/drawing/2016/5/14/chartex" xmlns:mc="http://schemas.openxmlformats.org/markup-compatibility/2006" xmlns:aink="http://schemas.microsoft.com/office/drawing/2016/ink" xmlns:am3d="http://schemas.microsoft.com/office/drawing/2017/model3d" xmlns:o="urn:schemas-microsoft-com:office:office" xmlns:oel="http://schemas.microsoft.com/office/2019/extlst" xmlns:r="http://schemas.openxmlformats.org/officeDocument/2006/relationships" xmlns:m="http://schemas.openxmlformats.org/officeDocument/2006/math" xmlns:v="urn:schemas-microsoft-com:vml" xmlns:wp14="http://schemas.microsoft.com/office/word/2010/wordprocessingDrawing" xmlns:wp="http://schemas.openxmlformats.org/drawingml/2006/wordprocessingDrawing" xmlns:w10="urn:schemas-microsoft-com:office:word" xmlns:w="http://schemas.openxmlformats.org/wordprocessingml/2006/main" xmlns:w14="http://schemas.microsoft.com/office/word/2010/wordml" xmlns:w15="http://schemas.microsoft.com/office/word/2012/wordml" xmlns:w16cex="http://schemas.microsoft.com/office/word/2018/wordml/cex" xmlns:w16cid="http://schemas.microsoft.com/office/word/2016/wordml/cid" xmlns:w16="http://schemas.microsoft.com/office/word/2018/wordml" xmlns:w16du="http://schemas.microsoft.com/office/word/2023/wordml/word16du" xmlns:w16sdtdh="http://schemas.microsoft.com/office/word/2020/wordml/sdtdatahash" xmlns:w16sdtfl="http://schemas.microsoft.com/office/word/2024/wordml/sdtformatlock" xmlns:w16se="http://schemas.microsoft.com/office/word/2015/wordml/symex" xmlns:wpg="http://schemas.microsoft.com/office/word/2010/wordprocessingGroup" xmlns:wpi="http://schemas.microsoft.com/office/word/2010/wordprocessingInk" xmlns:wne="http://schemas.microsoft.com/office/word/2006/wordml" xmlns:wps="http://schemas.microsoft.com/office/word/2010/wordprocessingShape" mc:Ignorable="w14 w15 w16se w16cid w16 w16cex w16sdtdh w16sdtfl w16du wp14">
+<w:endnotes xmlns:mc="http://schemas.openxmlformats.org/markup-compatibility/2006" xmlns:r="http://schemas.openxmlformats.org/officeDocument/2006/relationships" xmlns:w="http://schemas.openxmlformats.org/wordprocessingml/2006/main" xmlns:w14="http://schemas.microsoft.com/office/word/2010/wordml" xmlns:w15="http://schemas.microsoft.com/office/word/2012/wordml" xmlns:w16="http://schemas.microsoft.com/office/word/2018/wordml" xmlns:w16cex="http://schemas.microsoft.com/office/word/2018/wordml/cex" xmlns:w16cid="http://schemas.microsoft.com/office/word/2016/wordml/cid" xmlns:w16du="http://schemas.microsoft.com/office/word/2023/wordml/word16du" xmlns:w16sdtdh="http://schemas.microsoft.com/office/word/2020/wordml/sdtdatahash" xmlns:w16se="http://schemas.microsoft.com/office/word/2015/wordml/symex" xmlns:wp14="http://schemas.microsoft.com/office/word/2010/wordprocessingDrawing" mc:Ignorable="w14 w15 w16se w16cid w16 w16cex w16sdtdh w16du wp14">
   <w:endnote w:type="separator" w:id="-1">
     <w:p>
       <w:pPr>
@@ -8761,7 +8716,7 @@
 </file>
 
 <file path=word/footer1.xml><?xml version="1.0" encoding="utf-8"?>
-<w:ftr xmlns:wpc="http://schemas.microsoft.com/office/word/2010/wordprocessingCanvas" xmlns:cx="http://schemas.microsoft.com/office/drawing/2014/chartex" xmlns:cx1="http://schemas.microsoft.com/office/drawing/2015/9/8/chartex" xmlns:cx2="http://schemas.microsoft.com/office/drawing/2015/10/21/chartex" xmlns:cx3="http://schemas.microsoft.com/office/drawing/2016/5/9/chartex" xmlns:cx4="http://schemas.microsoft.com/office/drawing/2016/5/10/chartex" xmlns:cx5="http://schemas.microsoft.com/office/drawing/2016/5/11/chartex" xmlns:cx6="http://schemas.microsoft.com/office/drawing/2016/5/12/chartex" xmlns:cx7="http://schemas.microsoft.com/office/drawing/2016/5/13/chartex" xmlns:cx8="http://schemas.microsoft.com/office/drawing/2016/5/14/chartex" xmlns:mc="http://schemas.openxmlformats.org/markup-compatibility/2006" xmlns:aink="http://schemas.microsoft.com/office/drawing/2016/ink" xmlns:am3d="http://schemas.microsoft.com/office/drawing/2017/model3d" xmlns:o="urn:schemas-microsoft-com:office:office" xmlns:oel="http://schemas.microsoft.com/office/2019/extlst" xmlns:r="http://schemas.openxmlformats.org/officeDocument/2006/relationships" xmlns:m="http://schemas.openxmlformats.org/officeDocument/2006/math" xmlns:v="urn:schemas-microsoft-com:vml" xmlns:wp14="http://schemas.microsoft.com/office/word/2010/wordprocessingDrawing" xmlns:wp="http://schemas.openxmlformats.org/drawingml/2006/wordprocessingDrawing" xmlns:w10="urn:schemas-microsoft-com:office:word" xmlns:w="http://schemas.openxmlformats.org/wordprocessingml/2006/main" xmlns:w14="http://schemas.microsoft.com/office/word/2010/wordml" xmlns:w15="http://schemas.microsoft.com/office/word/2012/wordml" xmlns:w16cex="http://schemas.microsoft.com/office/word/2018/wordml/cex" xmlns:w16cid="http://schemas.microsoft.com/office/word/2016/wordml/cid" xmlns:w16="http://schemas.microsoft.com/office/word/2018/wordml" xmlns:w16du="http://schemas.microsoft.com/office/word/2023/wordml/word16du" xmlns:w16sdtdh="http://schemas.microsoft.com/office/word/2020/wordml/sdtdatahash" xmlns:w16sdtfl="http://schemas.microsoft.com/office/word/2024/wordml/sdtformatlock" xmlns:w16se="http://schemas.microsoft.com/office/word/2015/wordml/symex" xmlns:wpg="http://schemas.microsoft.com/office/word/2010/wordprocessingGroup" xmlns:wpi="http://schemas.microsoft.com/office/word/2010/wordprocessingInk" xmlns:wne="http://schemas.microsoft.com/office/word/2006/wordml" xmlns:wps="http://schemas.microsoft.com/office/word/2010/wordprocessingShape" mc:Ignorable="w14 w15 w16se w16cid w16 w16cex w16sdtdh w16sdtfl w16du wp14">
+<w:ftr xmlns:mc="http://schemas.openxmlformats.org/markup-compatibility/2006" xmlns:r="http://schemas.openxmlformats.org/officeDocument/2006/relationships" xmlns:w="http://schemas.openxmlformats.org/wordprocessingml/2006/main" xmlns:w14="http://schemas.microsoft.com/office/word/2010/wordml" xmlns:w15="http://schemas.microsoft.com/office/word/2012/wordml" xmlns:w16="http://schemas.microsoft.com/office/word/2018/wordml" xmlns:w16cex="http://schemas.microsoft.com/office/word/2018/wordml/cex" xmlns:w16cid="http://schemas.microsoft.com/office/word/2016/wordml/cid" xmlns:w16du="http://schemas.microsoft.com/office/word/2023/wordml/word16du" xmlns:w16sdtdh="http://schemas.microsoft.com/office/word/2020/wordml/sdtdatahash" xmlns:w16se="http://schemas.microsoft.com/office/word/2015/wordml/symex" xmlns:wp14="http://schemas.microsoft.com/office/word/2010/wordprocessingDrawing" mc:Ignorable="w14 w15 w16se w16cid w16 w16cex w16sdtdh w16du wp14">
   <w:p>
     <w:pPr>
       <w:pBdr>
@@ -8840,7 +8795,7 @@
 </file>
 
 <file path=word/footnotes.xml><?xml version="1.0" encoding="utf-8"?>
-<w:footnotes xmlns:wpc="http://schemas.microsoft.com/office/word/2010/wordprocessingCanvas" xmlns:cx="http://schemas.microsoft.com/office/drawing/2014/chartex" xmlns:cx1="http://schemas.microsoft.com/office/drawing/2015/9/8/chartex" xmlns:cx2="http://schemas.microsoft.com/office/drawing/2015/10/21/chartex" xmlns:cx3="http://schemas.microsoft.com/office/drawing/2016/5/9/chartex" xmlns:cx4="http://schemas.microsoft.com/office/drawing/2016/5/10/chartex" xmlns:cx5="http://schemas.microsoft.com/office/drawing/2016/5/11/chartex" xmlns:cx6="http://schemas.microsoft.com/office/drawing/2016/5/12/chartex" xmlns:cx7="http://schemas.microsoft.com/office/drawing/2016/5/13/chartex" xmlns:cx8="http://schemas.microsoft.com/office/drawing/2016/5/14/chartex" xmlns:mc="http://schemas.openxmlformats.org/markup-compatibility/2006" xmlns:aink="http://schemas.microsoft.com/office/drawing/2016/ink" xmlns:am3d="http://schemas.microsoft.com/office/drawing/2017/model3d" xmlns:o="urn:schemas-microsoft-com:office:office" xmlns:oel="http://schemas.microsoft.com/office/2019/extlst" xmlns:r="http://schemas.openxmlformats.org/officeDocument/2006/relationships" xmlns:m="http://schemas.openxmlformats.org/officeDocument/2006/math" xmlns:v="urn:schemas-microsoft-com:vml" xmlns:wp14="http://schemas.microsoft.com/office/word/2010/wordprocessingDrawing" xmlns:wp="http://schemas.openxmlformats.org/drawingml/2006/wordprocessingDrawing" xmlns:w10="urn:schemas-microsoft-com:office:word" xmlns:w="http://schemas.openxmlformats.org/wordprocessingml/2006/main" xmlns:w14="http://schemas.microsoft.com/office/word/2010/wordml" xmlns:w15="http://schemas.microsoft.com/office/word/2012/wordml" xmlns:w16cex="http://schemas.microsoft.com/office/word/2018/wordml/cex" xmlns:w16cid="http://schemas.microsoft.com/office/word/2016/wordml/cid" xmlns:w16="http://schemas.microsoft.com/office/word/2018/wordml" xmlns:w16du="http://schemas.microsoft.com/office/word/2023/wordml/word16du" xmlns:w16sdtdh="http://schemas.microsoft.com/office/word/2020/wordml/sdtdatahash" xmlns:w16sdtfl="http://schemas.microsoft.com/office/word/2024/wordml/sdtformatlock" xmlns:w16se="http://schemas.microsoft.com/office/word/2015/wordml/symex" xmlns:wpg="http://schemas.microsoft.com/office/word/2010/wordprocessingGroup" xmlns:wpi="http://schemas.microsoft.com/office/word/2010/wordprocessingInk" xmlns:wne="http://schemas.microsoft.com/office/word/2006/wordml" xmlns:wps="http://schemas.microsoft.com/office/word/2010/wordprocessingShape" mc:Ignorable="w14 w15 w16se w16cid w16 w16cex w16sdtdh w16sdtfl w16du wp14">
+<w:footnotes xmlns:mc="http://schemas.openxmlformats.org/markup-compatibility/2006" xmlns:r="http://schemas.openxmlformats.org/officeDocument/2006/relationships" xmlns:w="http://schemas.openxmlformats.org/wordprocessingml/2006/main" xmlns:w14="http://schemas.microsoft.com/office/word/2010/wordml" xmlns:w15="http://schemas.microsoft.com/office/word/2012/wordml" xmlns:w16="http://schemas.microsoft.com/office/word/2018/wordml" xmlns:w16cex="http://schemas.microsoft.com/office/word/2018/wordml/cex" xmlns:w16cid="http://schemas.microsoft.com/office/word/2016/wordml/cid" xmlns:w16du="http://schemas.microsoft.com/office/word/2023/wordml/word16du" xmlns:w16sdtdh="http://schemas.microsoft.com/office/word/2020/wordml/sdtdatahash" xmlns:w16se="http://schemas.microsoft.com/office/word/2015/wordml/symex" xmlns:wp14="http://schemas.microsoft.com/office/word/2010/wordprocessingDrawing" mc:Ignorable="w14 w15 w16se w16cid w16 w16cex w16sdtdh w16du wp14">
   <w:footnote w:type="separator" w:id="-1">
     <w:p>
       <w:pPr>
@@ -10286,6 +10241,161 @@
       </w:pPr>
     </w:p>
   </w:footnote>
+  <w:footnote w:id="15">
+    <w:p>
+      <w:pPr>
+        <w:pStyle w:val="Textonotapie"/>
+        <w:ind w:left="567" w:hanging="567"/>
+        <w:jc w:val="both"/>
+      </w:pPr>
+      <w:r>
+        <w:rPr>
+          <w:rStyle w:val="Refdenotaalpie"/>
+          <w:rFonts w:ascii="Arial Narrow" w:hAnsi="Arial Narrow" w:cs="Arial"/>
+          <w:sz w:val="16"/>
+          <w:szCs w:val="16"/>
+          <w:vertAlign w:val="superscript"/>
+        </w:rPr>
+        <w:footnoteRef/>
+      </w:r>
+      <w:r>
+        <w:rPr>
+          <w:rFonts w:ascii="Arial Narrow" w:hAnsi="Arial Narrow" w:cs="Arial"/>
+          <w:sz w:val="16"/>
+          <w:szCs w:val="16"/>
+        </w:rPr>
+        <w:tab/>
+      </w:r>
+      <w:r>
+        <w:rPr>
+          <w:rFonts w:ascii="Arial Narrow" w:hAnsi="Arial Narrow" w:cs="Arial"/>
+          <w:b/>
+          <w:bCs/>
+          <w:sz w:val="16"/>
+          <w:szCs w:val="16"/>
+        </w:rPr>
+        <w:t xml:space="preserve">DECRETO LEGISLATIVO 807, LEY SOBRE FACULTADES, NORMAS Y ORGANIZACIÓN DEL INDECOPI, publicado el 18 de abril de 1996</w:t>
+      </w:r>
+    </w:p>
+    <w:p>
+      <w:pPr>
+        <w:pStyle w:val="Textonotapie"/>
+        <w:ind w:left="567" w:hanging="567"/>
+        <w:jc w:val="both"/>
+      </w:pPr>
+      <w:r>
+        <w:rPr>
+          <w:rFonts w:ascii="Arial Narrow" w:hAnsi="Arial Narrow" w:cs="Arial"/>
+          <w:sz w:val="16"/>
+          <w:szCs w:val="16"/>
+        </w:rPr>
+        <w:tab/>
+      </w:r>
+      <w:r>
+        <w:rPr>
+          <w:rFonts w:ascii="Arial Narrow" w:hAnsi="Arial Narrow" w:cs="Arial"/>
+          <w:b/>
+          <w:bCs/>
+          <w:sz w:val="16"/>
+          <w:szCs w:val="16"/>
+        </w:rPr>
+        <w:t xml:space="preserve">Artículo 26.-</w:t>
+      </w:r>
+      <w:r>
+        <w:rPr>
+          <w:rFonts w:ascii="Arial Narrow" w:hAnsi="Arial Narrow" w:cs="Arial"/>
+          <w:sz w:val="16"/>
+          <w:szCs w:val="16"/>
+        </w:rPr>
+        <w:t xml:space="preserve"> Una vez admitida a trámite la denuncia, se correrá traslado de la misma al denunciado, a fin de que éste presente su descargo. El plazo para la presentación del descargo será de cinco (5) días contados desde la notificación, vencido el cual, el Secretario Técnico declarará en rebeldía al denunciado que no lo hubiera presentado.</w:t>
+      </w:r>
+    </w:p>
+  </w:footnote>
+  <w:footnote w:id="16">
+    <w:p>
+      <w:pPr>
+        <w:pStyle w:val="Textonotapie"/>
+        <w:ind w:left="567" w:hanging="567"/>
+        <w:jc w:val="both"/>
+      </w:pPr>
+      <w:r>
+        <w:rPr>
+          <w:rStyle w:val="Refdenotaalpie"/>
+          <w:rFonts w:ascii="Arial Narrow" w:hAnsi="Arial Narrow" w:cs="Arial"/>
+          <w:sz w:val="16"/>
+          <w:szCs w:val="16"/>
+          <w:vertAlign w:val="superscript"/>
+        </w:rPr>
+        <w:footnoteRef/>
+      </w:r>
+      <w:r>
+        <w:rPr>
+          <w:rFonts w:ascii="Arial Narrow" w:hAnsi="Arial Narrow" w:cs="Arial"/>
+          <w:sz w:val="16"/>
+          <w:szCs w:val="16"/>
+        </w:rPr>
+        <w:tab/>
+      </w:r>
+      <w:r>
+        <w:rPr>
+          <w:rFonts w:ascii="Arial Narrow" w:hAnsi="Arial Narrow" w:cs="Arial"/>
+          <w:b/>
+          <w:bCs/>
+          <w:sz w:val="16"/>
+          <w:szCs w:val="16"/>
+        </w:rPr>
+        <w:t xml:space="preserve">DECRETO SUPREMO 006-2026-JUS, TEXTO ÚNICO ORDENADO DE LA LEY 27444, LEY DEL PROCEDIMIENTO ADMINISTRATIVO GENERAL, publicado el 30 de abril de 2026</w:t>
+      </w:r>
+    </w:p>
+    <w:p>
+      <w:pPr>
+        <w:pStyle w:val="Textonotapie"/>
+        <w:ind w:left="567" w:hanging="567"/>
+        <w:jc w:val="both"/>
+      </w:pPr>
+      <w:r>
+        <w:rPr>
+          <w:rFonts w:ascii="Arial Narrow" w:hAnsi="Arial Narrow" w:cs="Arial"/>
+          <w:sz w:val="16"/>
+          <w:szCs w:val="16"/>
+        </w:rPr>
+        <w:tab/>
+      </w:r>
+      <w:r>
+        <w:rPr>
+          <w:rFonts w:ascii="Arial Narrow" w:hAnsi="Arial Narrow" w:cs="Arial"/>
+          <w:b/>
+          <w:bCs/>
+          <w:sz w:val="16"/>
+          <w:szCs w:val="16"/>
+        </w:rPr>
+        <w:t xml:space="preserve">Artículo 223.- Contestación de la reclamación</w:t>
+      </w:r>
+    </w:p>
+    <w:p>
+      <w:pPr>
+        <w:pStyle w:val="Textonotapie"/>
+        <w:ind w:left="567" w:hanging="567"/>
+        <w:jc w:val="both"/>
+      </w:pPr>
+      <w:r>
+        <w:rPr>
+          <w:rFonts w:ascii="Arial Narrow" w:hAnsi="Arial Narrow" w:cs="Arial"/>
+          <w:sz w:val="16"/>
+          <w:szCs w:val="16"/>
+        </w:rPr>
+        <w:tab/>
+      </w:r>
+      <w:r>
+        <w:rPr>
+          <w:rFonts w:ascii="Arial Narrow" w:hAnsi="Arial Narrow" w:cs="Arial"/>
+          <w:sz w:val="16"/>
+          <w:szCs w:val="16"/>
+        </w:rPr>
+        <w:t xml:space="preserve">223.1 El reclamado deberá presentar la contestación de la reclamación dentro de los quince (15) días posteriores a la notificación de ésta; vencido este plazo, la Administración declarará en rebeldía al reclamado que no la hubiera presentado. La contestación deberá contener los requisitos de los escritos previstos en el artículo 113 de la presente Ley, así como la absolución de todos los asuntos controvertidos de hecho y de derecho, Las alegaciones y los hechos relevantes de la reclamación, salvo que hayan sido específicamente negadas en la contestación, se tendrán por aceptadas o merituadas como ciertas.</w:t>
+      </w:r>
+    </w:p>
+  </w:footnote>
   <w:footnote w:id="10">
     <w:p>
       <w:pPr>
@@ -11713,7 +11823,7 @@
 </file>
 
 <file path=word/header1.xml><?xml version="1.0" encoding="utf-8"?>
-<w:hdr xmlns:wpc="http://schemas.microsoft.com/office/word/2010/wordprocessingCanvas" xmlns:cx="http://schemas.microsoft.com/office/drawing/2014/chartex" xmlns:cx1="http://schemas.microsoft.com/office/drawing/2015/9/8/chartex" xmlns:cx2="http://schemas.microsoft.com/office/drawing/2015/10/21/chartex" xmlns:cx3="http://schemas.microsoft.com/office/drawing/2016/5/9/chartex" xmlns:cx4="http://schemas.microsoft.com/office/drawing/2016/5/10/chartex" xmlns:cx5="http://schemas.microsoft.com/office/drawing/2016/5/11/chartex" xmlns:cx6="http://schemas.microsoft.com/office/drawing/2016/5/12/chartex" xmlns:cx7="http://schemas.microsoft.com/office/drawing/2016/5/13/chartex" xmlns:cx8="http://schemas.microsoft.com/office/drawing/2016/5/14/chartex" xmlns:mc="http://schemas.openxmlformats.org/markup-compatibility/2006" xmlns:aink="http://schemas.microsoft.com/office/drawing/2016/ink" xmlns:am3d="http://schemas.microsoft.com/office/drawing/2017/model3d" xmlns:o="urn:schemas-microsoft-com:office:office" xmlns:oel="http://schemas.microsoft.com/office/2019/extlst" xmlns:r="http://schemas.openxmlformats.org/officeDocument/2006/relationships" xmlns:m="http://schemas.openxmlformats.org/officeDocument/2006/math" xmlns:v="urn:schemas-microsoft-com:vml" xmlns:wp14="http://schemas.microsoft.com/office/word/2010/wordprocessingDrawing" xmlns:wp="http://schemas.openxmlformats.org/drawingml/2006/wordprocessingDrawing" xmlns:w10="urn:schemas-microsoft-com:office:word" xmlns:w="http://schemas.openxmlformats.org/wordprocessingml/2006/main" xmlns:w14="http://schemas.microsoft.com/office/word/2010/wordml" xmlns:w15="http://schemas.microsoft.com/office/word/2012/wordml" xmlns:w16cex="http://schemas.microsoft.com/office/word/2018/wordml/cex" xmlns:w16cid="http://schemas.microsoft.com/office/word/2016/wordml/cid" xmlns:w16="http://schemas.microsoft.com/office/word/2018/wordml" xmlns:w16du="http://schemas.microsoft.com/office/word/2023/wordml/word16du" xmlns:w16sdtdh="http://schemas.microsoft.com/office/word/2020/wordml/sdtdatahash" xmlns:w16sdtfl="http://schemas.microsoft.com/office/word/2024/wordml/sdtformatlock" xmlns:w16se="http://schemas.microsoft.com/office/word/2015/wordml/symex" xmlns:wpg="http://schemas.microsoft.com/office/word/2010/wordprocessingGroup" xmlns:wpi="http://schemas.microsoft.com/office/word/2010/wordprocessingInk" xmlns:wne="http://schemas.microsoft.com/office/word/2006/wordml" xmlns:wps="http://schemas.microsoft.com/office/word/2010/wordprocessingShape" mc:Ignorable="w14 w15 w16se w16cid w16 w16cex w16sdtdh w16sdtfl w16du wp14">
+<w:hdr xmlns:a="http://schemas.openxmlformats.org/drawingml/2006/main" xmlns:a14="http://schemas.microsoft.com/office/drawing/2010/main" xmlns:mc="http://schemas.openxmlformats.org/markup-compatibility/2006" xmlns:pic="http://schemas.openxmlformats.org/drawingml/2006/picture" xmlns:r="http://schemas.openxmlformats.org/officeDocument/2006/relationships" xmlns:w="http://schemas.openxmlformats.org/wordprocessingml/2006/main" xmlns:w14="http://schemas.microsoft.com/office/word/2010/wordml" xmlns:w15="http://schemas.microsoft.com/office/word/2012/wordml" xmlns:w16="http://schemas.microsoft.com/office/word/2018/wordml" xmlns:w16cex="http://schemas.microsoft.com/office/word/2018/wordml/cex" xmlns:w16cid="http://schemas.microsoft.com/office/word/2016/wordml/cid" xmlns:w16du="http://schemas.microsoft.com/office/word/2023/wordml/word16du" xmlns:w16sdtdh="http://schemas.microsoft.com/office/word/2020/wordml/sdtdatahash" xmlns:w16se="http://schemas.microsoft.com/office/word/2015/wordml/symex" xmlns:wp="http://schemas.openxmlformats.org/drawingml/2006/wordprocessingDrawing" xmlns:wp14="http://schemas.microsoft.com/office/word/2010/wordprocessingDrawing" mc:Ignorable="w14 w15 w16se w16cid w16 w16cex w16sdtdh w16du wp14">
   <w:tbl>
     <w:tblPr>
       <w:tblW w:w="8645" w:type="dxa"/>

--- a/plantillas_maestras/01_seguro_vehicular/falta_atencion_o_demora_reclamo/2_o_mas_ddos_varios/varon/TPL_1513_2025_SEGURO_VEHICULAR_FALTA_ATENCION_O_DEMORA_RECLAMO_ASEGURADORA_VARON_R2.docx
+++ b/plantillas_maestras/01_seguro_vehicular/falta_atencion_o_demora_reclamo/2_o_mas_ddos_varios/varon/TPL_1513_2025_SEGURO_VEHICULAR_FALTA_ATENCION_O_DEMORA_RECLAMO_ASEGURADORA_VARON_R2.docx
@@ -721,43 +721,7 @@
           <w:lang w:val="es-ES" w:eastAsia="es-ES"/>
           <w14:ligatures w14:val="none"/>
         </w:rPr>
-        <w:t xml:space="preserve">Mediante la denuncia del 17 de abril de 2025, complementado con los escritos del 5 de junio de 2025, 19 de junio de 2025, 7 de julio de 2025 y 8 de julio de 2025, y subsanada mediante dos escritos del 4 de agosto de 2025, el señor [APELLIDO] denunció a Rímac y City Motors por presuntas infracciones a la Ley 29571, Código de Protección y Defensa del Consumidor (en adelante, Código), señalando lo siguiente:</w:t>
-      </w:r>
-      <w:r>
-        <w:rPr>
-          <w:rFonts w:ascii="Arial Narrow" w:eastAsia="Arial Narrow" w:hAnsi="Arial Narrow" w:cs="Arial Narrow"/>
-          <w:color w:val="000000"/>
-          <w:kern w:val="0"/>
-          <w:sz w:val="22"/>
-          <w:szCs w:val="22"/>
-          <w:lang w:val="es-ES" w:eastAsia="es-ES"/>
-          <w14:ligatures w14:val="none"/>
-        </w:rPr>
-        <w:t xml:space="preserve"/>
-      </w:r>
-      <w:r>
-        <w:rPr>
-          <w:rFonts w:ascii="Arial Narrow" w:eastAsia="Arial Narrow" w:hAnsi="Arial Narrow" w:cs="Arial Narrow"/>
-          <w:color w:val="000000"/>
-          <w:kern w:val="0"/>
-          <w:sz w:val="22"/>
-          <w:szCs w:val="22"/>
-          <w:lang w:val="es-ES" w:eastAsia="es-ES"/>
-          <w14:ligatures w14:val="none"/>
-        </w:rPr>
-        <w:t xml:space="preserve"/>
-      </w:r>
-      <w:r>
-        <w:rPr>
-          <w:rFonts w:ascii="Arial Narrow" w:eastAsia="Arial Narrow" w:hAnsi="Arial Narrow" w:cs="Arial Narrow"/>
-          <w:color w:val="000000"/>
-          <w:kern w:val="0"/>
-          <w:sz w:val="22"/>
-          <w:szCs w:val="22"/>
-          <w:lang w:val="es-ES" w:eastAsia="es-ES"/>
-          <w14:ligatures w14:val="none"/>
-        </w:rPr>
-        <w:t/>
+        <w:t xml:space="preserve">Mediante la denuncia del 17 de abril de 2025, complementado con los escritos del 5 de junio de 2025, 19 de junio de 2025, 7 de julio de 2025 y 8 de julio de 2025, y subsanada mediante dos escritos del 4 de agosto de 2025, el señor [APELLIDO] denunció a Rímac y City Motors por presuntas infracciones a la Ley 29571, Código de Protección y Defensa del Consumidor</w:t>
       </w:r>
       <w:r>
         <w:rPr>
@@ -783,6 +747,18 @@
           <w:lang w:val="es-ES" w:eastAsia="es-ES"/>
           <w14:ligatures w14:val="none"/>
         </w:rPr>
+        <w:t xml:space="preserve"> (en adelante, Código), señalando lo siguiente:</w:t>
+      </w:r>
+      <w:r>
+        <w:rPr>
+          <w:rFonts w:ascii="Arial Narrow" w:eastAsia="Arial Narrow" w:hAnsi="Arial Narrow" w:cs="Arial Narrow"/>
+          <w:color w:val="000000"/>
+          <w:kern w:val="0"/>
+          <w:sz w:val="22"/>
+          <w:szCs w:val="22"/>
+          <w:lang w:val="es-ES" w:eastAsia="es-ES"/>
+          <w14:ligatures w14:val="none"/>
+        </w:rPr>
         <w:t xml:space="preserve"/>
       </w:r>
       <w:r>
@@ -795,309 +771,19 @@
           <w:lang w:val="es-ES" w:eastAsia="es-ES"/>
           <w14:ligatures w14:val="none"/>
         </w:rPr>
+        <w:t xml:space="preserve"/>
+      </w:r>
+      <w:r>
+        <w:rPr>
+          <w:rFonts w:ascii="Arial Narrow" w:eastAsia="Arial Narrow" w:hAnsi="Arial Narrow" w:cs="Arial Narrow"/>
+          <w:color w:val="000000"/>
+          <w:kern w:val="0"/>
+          <w:sz w:val="22"/>
+          <w:szCs w:val="22"/>
+          <w:lang w:val="es-ES" w:eastAsia="es-ES"/>
+          <w14:ligatures w14:val="none"/>
+        </w:rPr>
         <w:t/>
-      </w:r>
-      <w:r>
-        <w:rPr>
-          <w:rFonts w:ascii="Arial Narrow" w:eastAsia="Arial Narrow" w:hAnsi="Arial Narrow" w:cs="Arial Narrow"/>
-          <w:color w:val="000000"/>
-          <w:kern w:val="0"/>
-          <w:sz w:val="22"/>
-          <w:szCs w:val="22"/>
-          <w:lang w:val="es-ES" w:eastAsia="es-ES"/>
-          <w14:ligatures w14:val="none"/>
-        </w:rPr>
-        <w:t xml:space="preserve"/>
-      </w:r>
-      <w:r>
-        <w:rPr>
-          <w:rFonts w:ascii="Arial Narrow" w:eastAsia="Arial Narrow" w:hAnsi="Arial Narrow" w:cs="Arial Narrow"/>
-          <w:color w:val="000000"/>
-          <w:kern w:val="0"/>
-          <w:sz w:val="22"/>
-          <w:szCs w:val="22"/>
-          <w:lang w:val="es-ES" w:eastAsia="es-ES"/>
-          <w14:ligatures w14:val="none"/>
-        </w:rPr>
-        <w:t xml:space="preserve"/>
-      </w:r>
-      <w:r>
-        <w:rPr>
-          <w:rFonts w:ascii="Arial Narrow" w:eastAsia="Arial Narrow" w:hAnsi="Arial Narrow" w:cs="Arial Narrow"/>
-          <w:color w:val="000000"/>
-          <w:kern w:val="0"/>
-          <w:sz w:val="22"/>
-          <w:szCs w:val="22"/>
-          <w:lang w:val="es-ES" w:eastAsia="es-ES"/>
-          <w14:ligatures w14:val="none"/>
-        </w:rPr>
-        <w:t xml:space="preserve"/>
-      </w:r>
-      <w:r>
-        <w:rPr>
-          <w:rFonts w:ascii="Arial Narrow" w:eastAsia="Arial Narrow" w:hAnsi="Arial Narrow" w:cs="Arial Narrow"/>
-          <w:color w:val="000000"/>
-          <w:kern w:val="0"/>
-          <w:sz w:val="22"/>
-          <w:szCs w:val="22"/>
-          <w:lang w:val="es-ES" w:eastAsia="es-ES"/>
-          <w14:ligatures w14:val="none"/>
-        </w:rPr>
-        <w:t/>
-      </w:r>
-      <w:r>
-        <w:rPr>
-          <w:rFonts w:ascii="Arial Narrow" w:eastAsia="Arial Narrow" w:hAnsi="Arial Narrow" w:cs="Arial Narrow"/>
-          <w:color w:val="000000"/>
-          <w:kern w:val="0"/>
-          <w:sz w:val="22"/>
-          <w:szCs w:val="22"/>
-          <w:lang w:val="es-ES" w:eastAsia="es-ES"/>
-          <w14:ligatures w14:val="none"/>
-        </w:rPr>
-        <w:t xml:space="preserve"/>
-      </w:r>
-      <w:r>
-        <w:rPr>
-          <w:rFonts w:ascii="Arial Narrow" w:eastAsia="Arial Narrow" w:hAnsi="Arial Narrow" w:cs="Arial Narrow"/>
-          <w:color w:val="000000"/>
-          <w:kern w:val="0"/>
-          <w:sz w:val="22"/>
-          <w:szCs w:val="22"/>
-          <w:lang w:val="es-ES" w:eastAsia="es-ES"/>
-          <w14:ligatures w14:val="none"/>
-        </w:rPr>
-        <w:t xml:space="preserve"/>
-      </w:r>
-      <w:r>
-        <w:rPr>
-          <w:rFonts w:ascii="Arial Narrow" w:eastAsia="Arial Narrow" w:hAnsi="Arial Narrow" w:cs="Arial Narrow"/>
-          <w:color w:val="000000"/>
-          <w:kern w:val="0"/>
-          <w:sz w:val="22"/>
-          <w:szCs w:val="22"/>
-          <w:lang w:val="es-ES" w:eastAsia="es-ES"/>
-          <w14:ligatures w14:val="none"/>
-        </w:rPr>
-        <w:t xml:space="preserve"/>
-      </w:r>
-      <w:r>
-        <w:rPr>
-          <w:rFonts w:ascii="Arial Narrow" w:eastAsia="Arial Narrow" w:hAnsi="Arial Narrow" w:cs="Arial Narrow"/>
-          <w:color w:val="000000"/>
-          <w:kern w:val="0"/>
-          <w:sz w:val="22"/>
-          <w:szCs w:val="22"/>
-          <w:lang w:val="es-ES" w:eastAsia="es-ES"/>
-          <w14:ligatures w14:val="none"/>
-        </w:rPr>
-        <w:t xml:space="preserve"/>
-      </w:r>
-      <w:r>
-        <w:rPr>
-          <w:rFonts w:ascii="Arial Narrow" w:eastAsia="Arial Narrow" w:hAnsi="Arial Narrow" w:cs="Arial Narrow"/>
-          <w:color w:val="000000"/>
-          <w:kern w:val="0"/>
-          <w:sz w:val="22"/>
-          <w:szCs w:val="22"/>
-          <w:lang w:val="es-ES" w:eastAsia="es-ES"/>
-          <w14:ligatures w14:val="none"/>
-        </w:rPr>
-        <w:t/>
-      </w:r>
-      <w:r>
-        <w:rPr>
-          <w:rFonts w:ascii="Arial Narrow" w:eastAsia="Arial Narrow" w:hAnsi="Arial Narrow" w:cs="Arial Narrow"/>
-          <w:color w:val="000000"/>
-          <w:kern w:val="0"/>
-          <w:sz w:val="22"/>
-          <w:szCs w:val="22"/>
-          <w:lang w:val="es-ES" w:eastAsia="es-ES"/>
-          <w14:ligatures w14:val="none"/>
-        </w:rPr>
-        <w:t/>
-      </w:r>
-      <w:r>
-        <w:rPr>
-          <w:rFonts w:ascii="Arial Narrow" w:eastAsia="Arial Narrow" w:hAnsi="Arial Narrow" w:cs="Arial Narrow"/>
-          <w:color w:val="000000"/>
-          <w:kern w:val="0"/>
-          <w:sz w:val="22"/>
-          <w:szCs w:val="22"/>
-          <w:lang w:val="es-ES" w:eastAsia="es-ES"/>
-          <w14:ligatures w14:val="none"/>
-        </w:rPr>
-        <w:t xml:space="preserve"/>
-      </w:r>
-      <w:r>
-        <w:rPr>
-          <w:rFonts w:ascii="Arial Narrow" w:eastAsia="Arial Narrow" w:hAnsi="Arial Narrow" w:cs="Arial Narrow"/>
-          <w:color w:val="000000"/>
-          <w:kern w:val="0"/>
-          <w:sz w:val="22"/>
-          <w:szCs w:val="22"/>
-          <w:lang w:val="es-ES" w:eastAsia="es-ES"/>
-          <w14:ligatures w14:val="none"/>
-        </w:rPr>
-        <w:t/>
-      </w:r>
-      <w:r>
-        <w:rPr>
-          <w:rFonts w:ascii="Arial Narrow" w:eastAsia="Arial Narrow" w:hAnsi="Arial Narrow" w:cs="Arial Narrow"/>
-          <w:color w:val="000000"/>
-          <w:kern w:val="0"/>
-          <w:sz w:val="22"/>
-          <w:szCs w:val="22"/>
-          <w:lang w:val="es-ES" w:eastAsia="es-ES"/>
-          <w14:ligatures w14:val="none"/>
-        </w:rPr>
-        <w:t xml:space="preserve"/>
-      </w:r>
-      <w:r>
-        <w:rPr>
-          <w:rFonts w:ascii="Arial Narrow" w:eastAsia="Arial Narrow" w:hAnsi="Arial Narrow" w:cs="Arial Narrow"/>
-          <w:color w:val="000000"/>
-          <w:kern w:val="0"/>
-          <w:sz w:val="22"/>
-          <w:szCs w:val="22"/>
-          <w:lang w:val="es-ES" w:eastAsia="es-ES"/>
-          <w14:ligatures w14:val="none"/>
-        </w:rPr>
-        <w:t/>
-      </w:r>
-      <w:r>
-        <w:rPr>
-          <w:rFonts w:ascii="Arial Narrow" w:eastAsia="Arial Narrow" w:hAnsi="Arial Narrow" w:cs="Arial Narrow"/>
-          <w:color w:val="000000"/>
-          <w:kern w:val="0"/>
-          <w:sz w:val="22"/>
-          <w:szCs w:val="22"/>
-          <w:lang w:val="es-ES" w:eastAsia="es-ES"/>
-          <w14:ligatures w14:val="none"/>
-        </w:rPr>
-        <w:t xml:space="preserve"/>
-      </w:r>
-      <w:r>
-        <w:rPr>
-          <w:rFonts w:ascii="Arial Narrow" w:eastAsia="Arial Narrow" w:hAnsi="Arial Narrow" w:cs="Arial Narrow"/>
-          <w:kern w:val="0"/>
-          <w14:ligatures w14:val="none"/>
-          <w:sz w:val="22"/>
-          <w:szCs w:val="22"/>
-        </w:rPr>
-        <w:t xml:space="preserve"/>
-      </w:r>
-      <w:r>
-        <w:rPr>
-          <w:rFonts w:ascii="Arial Narrow" w:eastAsia="Arial Narrow" w:hAnsi="Arial Narrow" w:cs="Arial Narrow"/>
-          <w:kern w:val="0"/>
-          <w14:ligatures w14:val="none"/>
-          <w:sz w:val="22"/>
-          <w:szCs w:val="22"/>
-        </w:rPr>
-        <w:t/>
-      </w:r>
-      <w:r>
-        <w:rPr>
-          <w:rFonts w:ascii="Arial Narrow" w:eastAsia="Arial Narrow" w:hAnsi="Arial Narrow" w:cs="Arial Narrow"/>
-          <w:kern w:val="0"/>
-          <w14:ligatures w14:val="none"/>
-          <w:sz w:val="22"/>
-          <w:szCs w:val="22"/>
-        </w:rPr>
-        <w:t/>
-      </w:r>
-      <w:r>
-        <w:rPr>
-          <w:rFonts w:ascii="Arial Narrow" w:eastAsia="Arial Narrow" w:hAnsi="Arial Narrow" w:cs="Arial Narrow"/>
-          <w:kern w:val="0"/>
-          <w14:ligatures w14:val="none"/>
-          <w:sz w:val="22"/>
-          <w:szCs w:val="22"/>
-        </w:rPr>
-        <w:t xml:space="preserve"/>
-      </w:r>
-      <w:r>
-        <w:rPr>
-          <w:rFonts w:ascii="Arial Narrow" w:eastAsia="Arial Narrow" w:hAnsi="Arial Narrow" w:cs="Arial Narrow"/>
-          <w:kern w:val="0"/>
-          <w14:ligatures w14:val="none"/>
-          <w:sz w:val="22"/>
-          <w:szCs w:val="22"/>
-        </w:rPr>
-        <w:t/>
-      </w:r>
-      <w:r>
-        <w:rPr>
-          <w:rFonts w:ascii="Arial Narrow" w:eastAsia="Arial Narrow" w:hAnsi="Arial Narrow" w:cs="Arial Narrow"/>
-          <w:color w:val="000000"/>
-          <w:kern w:val="0"/>
-          <w:sz w:val="22"/>
-          <w:szCs w:val="22"/>
-          <w:lang w:val="es-ES" w:eastAsia="es-ES"/>
-          <w14:ligatures w14:val="none"/>
-        </w:rPr>
-        <w:t xml:space="preserve"/>
-      </w:r>
-      <w:r>
-        <w:rPr>
-          <w:rFonts w:ascii="Arial Narrow" w:eastAsia="Arial Narrow" w:hAnsi="Arial Narrow" w:cs="Arial Narrow"/>
-          <w:color w:val="000000"/>
-          <w:kern w:val="0"/>
-          <w:sz w:val="22"/>
-          <w:szCs w:val="22"/>
-          <w:lang w:val="es-ES" w:eastAsia="es-ES"/>
-          <w14:ligatures w14:val="none"/>
-        </w:rPr>
-        <w:t xml:space="preserve"/>
-      </w:r>
-      <w:r>
-        <w:rPr>
-          <w:rFonts w:ascii="Arial Narrow" w:eastAsia="Arial Narrow" w:hAnsi="Arial Narrow" w:cs="Arial Narrow"/>
-          <w:color w:val="000000"/>
-          <w:kern w:val="0"/>
-          <w:sz w:val="22"/>
-          <w:szCs w:val="22"/>
-          <w:lang w:val="es-ES" w:eastAsia="es-ES"/>
-          <w14:ligatures w14:val="none"/>
-        </w:rPr>
-        <w:t xml:space="preserve"/>
-      </w:r>
-      <w:r>
-        <w:rPr>
-          <w:rFonts w:ascii="Arial Narrow" w:eastAsia="Arial Narrow" w:hAnsi="Arial Narrow" w:cs="Arial Narrow"/>
-          <w:color w:val="000000"/>
-          <w:kern w:val="0"/>
-          <w:sz w:val="22"/>
-          <w:szCs w:val="22"/>
-          <w:lang w:val="es-ES" w:eastAsia="es-ES"/>
-          <w14:ligatures w14:val="none"/>
-        </w:rPr>
-        <w:t xml:space="preserve"/>
-      </w:r>
-      <w:r>
-        <w:rPr>
-          <w:rFonts w:ascii="Arial Narrow" w:eastAsia="Arial Narrow" w:hAnsi="Arial Narrow" w:cs="Arial Narrow"/>
-          <w:color w:val="000000"/>
-          <w:kern w:val="0"/>
-          <w:sz w:val="22"/>
-          <w:szCs w:val="22"/>
-          <w:lang w:val="es-ES" w:eastAsia="es-ES"/>
-          <w14:ligatures w14:val="none"/>
-        </w:rPr>
-        <w:t/>
-      </w:r>
-      <w:r>
-        <w:rPr>
-          <w:rFonts w:ascii="Arial Narrow" w:eastAsia="Arial Narrow" w:hAnsi="Arial Narrow" w:cs="Arial Narrow"/>
-          <w:color w:val="000000"/>
-          <w:kern w:val="0"/>
-          <w:sz w:val="22"/>
-          <w:szCs w:val="22"/>
-          <w:lang w:val="es-ES" w:eastAsia="es-ES"/>
-          <w14:ligatures w14:val="none"/>
-        </w:rPr>
-        <w:t xml:space="preserve"/>
       </w:r>
       <w:r>
         <w:rPr>
@@ -1112,6 +798,332 @@
           <w14:ligatures w14:val="none"/>
         </w:rPr>
         <w:footnoteReference w:id="2"/>
+      </w:r>
+      <w:r>
+        <w:rPr>
+          <w:rFonts w:ascii="Arial Narrow" w:eastAsia="Arial Narrow" w:hAnsi="Arial Narrow" w:cs="Arial Narrow"/>
+          <w:color w:val="000000"/>
+          <w:kern w:val="0"/>
+          <w:sz w:val="22"/>
+          <w:szCs w:val="22"/>
+          <w:lang w:val="es-ES" w:eastAsia="es-ES"/>
+          <w14:ligatures w14:val="none"/>
+        </w:rPr>
+        <w:t xml:space="preserve"/>
+      </w:r>
+      <w:r>
+        <w:rPr>
+          <w:rFonts w:ascii="Arial Narrow" w:eastAsia="Arial Narrow" w:hAnsi="Arial Narrow" w:cs="Arial Narrow"/>
+          <w:color w:val="000000"/>
+          <w:kern w:val="0"/>
+          <w:sz w:val="22"/>
+          <w:szCs w:val="22"/>
+          <w:lang w:val="es-ES" w:eastAsia="es-ES"/>
+          <w14:ligatures w14:val="none"/>
+        </w:rPr>
+        <w:t/>
+      </w:r>
+      <w:r>
+        <w:rPr>
+          <w:rFonts w:ascii="Arial Narrow" w:eastAsia="Arial Narrow" w:hAnsi="Arial Narrow" w:cs="Arial Narrow"/>
+          <w:color w:val="000000"/>
+          <w:kern w:val="0"/>
+          <w:sz w:val="22"/>
+          <w:szCs w:val="22"/>
+          <w:lang w:val="es-ES" w:eastAsia="es-ES"/>
+          <w14:ligatures w14:val="none"/>
+        </w:rPr>
+        <w:t xml:space="preserve"/>
+      </w:r>
+      <w:r>
+        <w:rPr>
+          <w:rFonts w:ascii="Arial Narrow" w:eastAsia="Arial Narrow" w:hAnsi="Arial Narrow" w:cs="Arial Narrow"/>
+          <w:color w:val="000000"/>
+          <w:kern w:val="0"/>
+          <w:sz w:val="22"/>
+          <w:szCs w:val="22"/>
+          <w:lang w:val="es-ES" w:eastAsia="es-ES"/>
+          <w14:ligatures w14:val="none"/>
+        </w:rPr>
+        <w:t xml:space="preserve"/>
+      </w:r>
+      <w:r>
+        <w:rPr>
+          <w:rFonts w:ascii="Arial Narrow" w:eastAsia="Arial Narrow" w:hAnsi="Arial Narrow" w:cs="Arial Narrow"/>
+          <w:color w:val="000000"/>
+          <w:kern w:val="0"/>
+          <w:sz w:val="22"/>
+          <w:szCs w:val="22"/>
+          <w:lang w:val="es-ES" w:eastAsia="es-ES"/>
+          <w14:ligatures w14:val="none"/>
+        </w:rPr>
+        <w:t xml:space="preserve"/>
+      </w:r>
+      <w:r>
+        <w:rPr>
+          <w:rFonts w:ascii="Arial Narrow" w:eastAsia="Arial Narrow" w:hAnsi="Arial Narrow" w:cs="Arial Narrow"/>
+          <w:color w:val="000000"/>
+          <w:kern w:val="0"/>
+          <w:sz w:val="22"/>
+          <w:szCs w:val="22"/>
+          <w:lang w:val="es-ES" w:eastAsia="es-ES"/>
+          <w14:ligatures w14:val="none"/>
+        </w:rPr>
+        <w:t/>
+      </w:r>
+      <w:r>
+        <w:rPr>
+          <w:rFonts w:ascii="Arial Narrow" w:eastAsia="Arial Narrow" w:hAnsi="Arial Narrow" w:cs="Arial Narrow"/>
+          <w:color w:val="000000"/>
+          <w:kern w:val="0"/>
+          <w:sz w:val="22"/>
+          <w:szCs w:val="22"/>
+          <w:lang w:val="es-ES" w:eastAsia="es-ES"/>
+          <w14:ligatures w14:val="none"/>
+        </w:rPr>
+        <w:t xml:space="preserve"/>
+      </w:r>
+      <w:r>
+        <w:rPr>
+          <w:rFonts w:ascii="Arial Narrow" w:eastAsia="Arial Narrow" w:hAnsi="Arial Narrow" w:cs="Arial Narrow"/>
+          <w:color w:val="000000"/>
+          <w:kern w:val="0"/>
+          <w:sz w:val="22"/>
+          <w:szCs w:val="22"/>
+          <w:lang w:val="es-ES" w:eastAsia="es-ES"/>
+          <w14:ligatures w14:val="none"/>
+        </w:rPr>
+        <w:t xml:space="preserve"/>
+      </w:r>
+      <w:r>
+        <w:rPr>
+          <w:rFonts w:ascii="Arial Narrow" w:eastAsia="Arial Narrow" w:hAnsi="Arial Narrow" w:cs="Arial Narrow"/>
+          <w:color w:val="000000"/>
+          <w:kern w:val="0"/>
+          <w:sz w:val="22"/>
+          <w:szCs w:val="22"/>
+          <w:lang w:val="es-ES" w:eastAsia="es-ES"/>
+          <w14:ligatures w14:val="none"/>
+        </w:rPr>
+        <w:t xml:space="preserve"/>
+      </w:r>
+      <w:r>
+        <w:rPr>
+          <w:rFonts w:ascii="Arial Narrow" w:eastAsia="Arial Narrow" w:hAnsi="Arial Narrow" w:cs="Arial Narrow"/>
+          <w:color w:val="000000"/>
+          <w:kern w:val="0"/>
+          <w:sz w:val="22"/>
+          <w:szCs w:val="22"/>
+          <w:lang w:val="es-ES" w:eastAsia="es-ES"/>
+          <w14:ligatures w14:val="none"/>
+        </w:rPr>
+        <w:t xml:space="preserve"/>
+      </w:r>
+      <w:r>
+        <w:rPr>
+          <w:rFonts w:ascii="Arial Narrow" w:eastAsia="Arial Narrow" w:hAnsi="Arial Narrow" w:cs="Arial Narrow"/>
+          <w:color w:val="000000"/>
+          <w:kern w:val="0"/>
+          <w:sz w:val="22"/>
+          <w:szCs w:val="22"/>
+          <w:lang w:val="es-ES" w:eastAsia="es-ES"/>
+          <w14:ligatures w14:val="none"/>
+        </w:rPr>
+        <w:t/>
+      </w:r>
+      <w:r>
+        <w:rPr>
+          <w:rFonts w:ascii="Arial Narrow" w:eastAsia="Arial Narrow" w:hAnsi="Arial Narrow" w:cs="Arial Narrow"/>
+          <w:color w:val="000000"/>
+          <w:kern w:val="0"/>
+          <w:sz w:val="22"/>
+          <w:szCs w:val="22"/>
+          <w:lang w:val="es-ES" w:eastAsia="es-ES"/>
+          <w14:ligatures w14:val="none"/>
+        </w:rPr>
+        <w:t/>
+      </w:r>
+      <w:r>
+        <w:rPr>
+          <w:rFonts w:ascii="Arial Narrow" w:eastAsia="Arial Narrow" w:hAnsi="Arial Narrow" w:cs="Arial Narrow"/>
+          <w:color w:val="000000"/>
+          <w:kern w:val="0"/>
+          <w:sz w:val="22"/>
+          <w:szCs w:val="22"/>
+          <w:lang w:val="es-ES" w:eastAsia="es-ES"/>
+          <w14:ligatures w14:val="none"/>
+        </w:rPr>
+        <w:t xml:space="preserve"/>
+      </w:r>
+      <w:r>
+        <w:rPr>
+          <w:rFonts w:ascii="Arial Narrow" w:eastAsia="Arial Narrow" w:hAnsi="Arial Narrow" w:cs="Arial Narrow"/>
+          <w:color w:val="000000"/>
+          <w:kern w:val="0"/>
+          <w:sz w:val="22"/>
+          <w:szCs w:val="22"/>
+          <w:lang w:val="es-ES" w:eastAsia="es-ES"/>
+          <w14:ligatures w14:val="none"/>
+        </w:rPr>
+        <w:t/>
+      </w:r>
+      <w:r>
+        <w:rPr>
+          <w:rFonts w:ascii="Arial Narrow" w:eastAsia="Arial Narrow" w:hAnsi="Arial Narrow" w:cs="Arial Narrow"/>
+          <w:color w:val="000000"/>
+          <w:kern w:val="0"/>
+          <w:sz w:val="22"/>
+          <w:szCs w:val="22"/>
+          <w:lang w:val="es-ES" w:eastAsia="es-ES"/>
+          <w14:ligatures w14:val="none"/>
+        </w:rPr>
+        <w:t xml:space="preserve"/>
+      </w:r>
+      <w:r>
+        <w:rPr>
+          <w:rFonts w:ascii="Arial Narrow" w:eastAsia="Arial Narrow" w:hAnsi="Arial Narrow" w:cs="Arial Narrow"/>
+          <w:color w:val="000000"/>
+          <w:kern w:val="0"/>
+          <w:sz w:val="22"/>
+          <w:szCs w:val="22"/>
+          <w:lang w:val="es-ES" w:eastAsia="es-ES"/>
+          <w14:ligatures w14:val="none"/>
+        </w:rPr>
+        <w:t/>
+      </w:r>
+      <w:r>
+        <w:rPr>
+          <w:rFonts w:ascii="Arial Narrow" w:eastAsia="Arial Narrow" w:hAnsi="Arial Narrow" w:cs="Arial Narrow"/>
+          <w:color w:val="000000"/>
+          <w:kern w:val="0"/>
+          <w:sz w:val="22"/>
+          <w:szCs w:val="22"/>
+          <w:lang w:val="es-ES" w:eastAsia="es-ES"/>
+          <w14:ligatures w14:val="none"/>
+        </w:rPr>
+        <w:t xml:space="preserve"/>
+      </w:r>
+      <w:r>
+        <w:rPr>
+          <w:rFonts w:ascii="Arial Narrow" w:eastAsia="Arial Narrow" w:hAnsi="Arial Narrow" w:cs="Arial Narrow"/>
+          <w:kern w:val="0"/>
+          <w14:ligatures w14:val="none"/>
+          <w:sz w:val="22"/>
+          <w:szCs w:val="22"/>
+        </w:rPr>
+        <w:t xml:space="preserve"/>
+      </w:r>
+      <w:r>
+        <w:rPr>
+          <w:rFonts w:ascii="Arial Narrow" w:eastAsia="Arial Narrow" w:hAnsi="Arial Narrow" w:cs="Arial Narrow"/>
+          <w:kern w:val="0"/>
+          <w14:ligatures w14:val="none"/>
+          <w:sz w:val="22"/>
+          <w:szCs w:val="22"/>
+        </w:rPr>
+        <w:t/>
+      </w:r>
+      <w:r>
+        <w:rPr>
+          <w:rFonts w:ascii="Arial Narrow" w:eastAsia="Arial Narrow" w:hAnsi="Arial Narrow" w:cs="Arial Narrow"/>
+          <w:kern w:val="0"/>
+          <w14:ligatures w14:val="none"/>
+          <w:sz w:val="22"/>
+          <w:szCs w:val="22"/>
+        </w:rPr>
+        <w:t/>
+      </w:r>
+      <w:r>
+        <w:rPr>
+          <w:rFonts w:ascii="Arial Narrow" w:eastAsia="Arial Narrow" w:hAnsi="Arial Narrow" w:cs="Arial Narrow"/>
+          <w:kern w:val="0"/>
+          <w14:ligatures w14:val="none"/>
+          <w:sz w:val="22"/>
+          <w:szCs w:val="22"/>
+        </w:rPr>
+        <w:t xml:space="preserve"/>
+      </w:r>
+      <w:r>
+        <w:rPr>
+          <w:rFonts w:ascii="Arial Narrow" w:eastAsia="Arial Narrow" w:hAnsi="Arial Narrow" w:cs="Arial Narrow"/>
+          <w:kern w:val="0"/>
+          <w14:ligatures w14:val="none"/>
+          <w:sz w:val="22"/>
+          <w:szCs w:val="22"/>
+        </w:rPr>
+        <w:t/>
+      </w:r>
+      <w:r>
+        <w:rPr>
+          <w:rFonts w:ascii="Arial Narrow" w:eastAsia="Arial Narrow" w:hAnsi="Arial Narrow" w:cs="Arial Narrow"/>
+          <w:color w:val="000000"/>
+          <w:kern w:val="0"/>
+          <w:sz w:val="22"/>
+          <w:szCs w:val="22"/>
+          <w:lang w:val="es-ES" w:eastAsia="es-ES"/>
+          <w14:ligatures w14:val="none"/>
+        </w:rPr>
+        <w:t xml:space="preserve"/>
+      </w:r>
+      <w:r>
+        <w:rPr>
+          <w:rFonts w:ascii="Arial Narrow" w:eastAsia="Arial Narrow" w:hAnsi="Arial Narrow" w:cs="Arial Narrow"/>
+          <w:color w:val="000000"/>
+          <w:kern w:val="0"/>
+          <w:sz w:val="22"/>
+          <w:szCs w:val="22"/>
+          <w:lang w:val="es-ES" w:eastAsia="es-ES"/>
+          <w14:ligatures w14:val="none"/>
+        </w:rPr>
+        <w:t xml:space="preserve"/>
+      </w:r>
+      <w:r>
+        <w:rPr>
+          <w:rFonts w:ascii="Arial Narrow" w:eastAsia="Arial Narrow" w:hAnsi="Arial Narrow" w:cs="Arial Narrow"/>
+          <w:color w:val="000000"/>
+          <w:kern w:val="0"/>
+          <w:sz w:val="22"/>
+          <w:szCs w:val="22"/>
+          <w:lang w:val="es-ES" w:eastAsia="es-ES"/>
+          <w14:ligatures w14:val="none"/>
+        </w:rPr>
+        <w:t xml:space="preserve"/>
+      </w:r>
+      <w:r>
+        <w:rPr>
+          <w:rFonts w:ascii="Arial Narrow" w:eastAsia="Arial Narrow" w:hAnsi="Arial Narrow" w:cs="Arial Narrow"/>
+          <w:color w:val="000000"/>
+          <w:kern w:val="0"/>
+          <w:sz w:val="22"/>
+          <w:szCs w:val="22"/>
+          <w:lang w:val="es-ES" w:eastAsia="es-ES"/>
+          <w14:ligatures w14:val="none"/>
+        </w:rPr>
+        <w:t xml:space="preserve"/>
+      </w:r>
+      <w:r>
+        <w:rPr>
+          <w:rFonts w:ascii="Arial Narrow" w:eastAsia="Arial Narrow" w:hAnsi="Arial Narrow" w:cs="Arial Narrow"/>
+          <w:color w:val="000000"/>
+          <w:kern w:val="0"/>
+          <w:sz w:val="22"/>
+          <w:szCs w:val="22"/>
+          <w:lang w:val="es-ES" w:eastAsia="es-ES"/>
+          <w14:ligatures w14:val="none"/>
+        </w:rPr>
+        <w:t/>
+      </w:r>
+      <w:r>
+        <w:rPr>
+          <w:rFonts w:ascii="Arial Narrow" w:eastAsia="Arial Narrow" w:hAnsi="Arial Narrow" w:cs="Arial Narrow"/>
+          <w:color w:val="000000"/>
+          <w:kern w:val="0"/>
+          <w:sz w:val="22"/>
+          <w:szCs w:val="22"/>
+          <w:lang w:val="es-ES" w:eastAsia="es-ES"/>
+          <w14:ligatures w14:val="none"/>
+        </w:rPr>
+        <w:t xml:space="preserve"/>
       </w:r>
       <w:r>
         <w:rPr>
@@ -6020,23 +6032,6 @@
     <w:p>
       <w:pPr>
         <w:pStyle w:val="Prrafodelista"/>
-        <w:spacing w:after="0" w:line="240" w:lineRule="auto"/>
-        <w:ind w:left="567"/>
-        <w:jc w:val="both"/>
-        <w:rPr>
-          <w:rFonts w:ascii="Arial Narrow" w:eastAsia="Arial Narrow" w:hAnsi="Arial Narrow" w:cs="Arial Narrow"/>
-          <w:color w:val="000000"/>
-          <w:kern w:val="0"/>
-          <w:sz w:val="22"/>
-          <w:szCs w:val="22"/>
-          <w:lang w:val="es-ES" w:eastAsia="es-ES"/>
-          <w14:ligatures w14:val="none"/>
-        </w:rPr>
-      </w:pPr>
-    </w:p>
-    <w:p>
-      <w:pPr>
-        <w:pStyle w:val="Prrafodelista"/>
         <w:numPr>
           <w:ilvl w:val="0"/>
           <w:numId w:val="5"/>
@@ -6114,7 +6109,19 @@
           <w:lang w:eastAsia="es-PE"/>
           <w14:ligatures w14:val="none"/>
         </w:rPr>
-        <w:t xml:space="preserve">PRIMERO: admitir a trámite la denuncia del 17 de abril de 2025, complementado con los escritos del 5 de junio de 2025, 19 de junio de 2025, 7 de julio de 2025 y 8 de julio de 2025, y subsanada mediante escritos del 4 de agosto de 2025, interpuesta por el señor [DENUNCIANTE] contra Rímac Seguros y Reaseguros S.A. y City Motors S.A.C., por lo siguiente:</w:t>
+        <w:t xml:space="preserve">PRIMERO:</w:t>
+      </w:r>
+      <w:r>
+        <w:rPr>
+          <w:rFonts w:ascii="Arial Narrow" w:eastAsia="Arial Narrow" w:hAnsi="Arial Narrow" w:cs="Arial Narrow"/>
+          <w:color w:val="000000"/>
+          <w:kern w:val="0"/>
+          <w:sz w:val="22"/>
+          <w:szCs w:val="22"/>
+          <w:lang w:eastAsia="es-PE"/>
+          <w14:ligatures w14:val="none"/>
+        </w:rPr>
+        <w:t xml:space="preserve"> admitir a trámite la denuncia del 17 de abril de 2025, complementado con los escritos del 5 de junio de 2025, 19 de junio de 2025, 7 de julio de 2025 y 8 de julio de 2025, y subsanada mediante escritos del 4 de agosto de 2025, interpuesta por el señor [DENUNCIANTE] contra Rímac Seguros y Reaseguros S.A. y City Motors S.A.C., por lo siguiente:</w:t>
       </w:r>
       <w:r>
         <w:rPr>
@@ -6182,7 +6189,6 @@
       <w:r>
         <w:rPr>
           <w:rFonts w:ascii="Arial Narrow" w:eastAsia="Arial Narrow" w:hAnsi="Arial Narrow" w:cs="Arial Narrow"/>
-          <w:bCs/>
           <w:spacing w:val="-3"/>
           <w:kern w:val="0"/>
           <w14:ligatures w14:val="none"/>
@@ -6207,7 +6213,6 @@
       <w:r>
         <w:rPr>
           <w:rFonts w:ascii="Arial Narrow" w:eastAsia="Arial Narrow" w:hAnsi="Arial Narrow" w:cs="Arial Narrow"/>
-          <w:bCs/>
           <w:spacing w:val="-3"/>
           <w:kern w:val="0"/>
           <w14:ligatures w14:val="none"/>
@@ -6219,7 +6224,6 @@
       <w:r>
         <w:rPr>
           <w:rFonts w:ascii="Arial Narrow" w:eastAsia="Arial Narrow" w:hAnsi="Arial Narrow" w:cs="Arial Narrow"/>
-          <w:bCs/>
           <w:sz w:val="22"/>
           <w:szCs w:val="22"/>
         </w:rPr>
@@ -8048,7 +8052,19 @@
           <w:lang w:eastAsia="es-PE"/>
           <w14:ligatures w14:val="none"/>
         </w:rPr>
-        <w:t xml:space="preserve">TERCERO: </w:t>
+        <w:t xml:space="preserve">TERCERO:</w:t>
+      </w:r>
+      <w:r>
+        <w:rPr>
+          <w:rFonts w:ascii="Arial Narrow" w:eastAsia="Arial Narrow" w:hAnsi="Arial Narrow" w:cs="Arial Narrow"/>
+          <w:color w:val="000000"/>
+          <w:kern w:val="0"/>
+          <w:sz w:val="22"/>
+          <w:szCs w:val="22"/>
+          <w:lang w:eastAsia="es-PE"/>
+          <w14:ligatures w14:val="none"/>
+        </w:rPr>
+        <w:t xml:space="preserve"> </w:t>
       </w:r>
       <w:r>
         <w:rPr>
@@ -8065,7 +8081,6 @@
       <w:r>
         <w:rPr>
           <w:rFonts w:ascii="Arial Narrow" w:eastAsia="Arial Narrow" w:hAnsi="Arial Narrow" w:cs="Arial Narrow"/>
-          <w:bCs/>
           <w:spacing w:val="-3"/>
           <w:kern w:val="0"/>
           <w14:ligatures w14:val="none"/>
@@ -8077,7 +8092,6 @@
       <w:r>
         <w:rPr>
           <w:rFonts w:ascii="Arial Narrow" w:eastAsia="Arial Narrow" w:hAnsi="Arial Narrow" w:cs="Arial Narrow"/>
-          <w:bCs/>
           <w:spacing w:val="-3"/>
           <w:kern w:val="0"/>
           <w14:ligatures w14:val="none"/>
@@ -8089,7 +8103,6 @@
       <w:r>
         <w:rPr>
           <w:rFonts w:ascii="Arial Narrow" w:eastAsia="Arial Narrow" w:hAnsi="Arial Narrow" w:cs="Arial Narrow"/>
-          <w:bCs/>
           <w:spacing w:val="-3"/>
           <w:kern w:val="0"/>
           <w14:ligatures w14:val="none"/>
@@ -8101,7 +8114,6 @@
       <w:r>
         <w:rPr>
           <w:rFonts w:ascii="Arial Narrow" w:eastAsia="Arial Narrow" w:hAnsi="Arial Narrow" w:cs="Arial Narrow"/>
-          <w:bCs/>
           <w:spacing w:val="-3"/>
           <w:kern w:val="0"/>
           <w14:ligatures w14:val="none"/>
@@ -8113,7 +8125,6 @@
       <w:r>
         <w:rPr>
           <w:rFonts w:ascii="Arial Narrow" w:eastAsia="Arial Narrow" w:hAnsi="Arial Narrow" w:cs="Arial Narrow"/>
-          <w:bCs/>
           <w:sz w:val="22"/>
           <w:szCs w:val="22"/>
         </w:rPr>
@@ -8122,7 +8133,6 @@
       <w:r>
         <w:rPr>
           <w:rFonts w:ascii="Arial Narrow" w:eastAsia="Arial Narrow" w:hAnsi="Arial Narrow" w:cs="Arial Narrow"/>
-          <w:bCs/>
           <w:sz w:val="22"/>
           <w:szCs w:val="22"/>
         </w:rPr>
@@ -8131,7 +8141,6 @@
       <w:r>
         <w:rPr>
           <w:rFonts w:ascii="Arial Narrow" w:eastAsia="Arial Narrow" w:hAnsi="Arial Narrow" w:cs="Arial Narrow"/>
-          <w:bCs/>
           <w:sz w:val="22"/>
           <w:szCs w:val="22"/>
         </w:rPr>
@@ -8506,7 +8515,15 @@
           <w:sz w:val="22"/>
           <w:szCs w:val="22"/>
         </w:rPr>
-        <w:t xml:space="preserve">CUARTO: </w:t>
+        <w:t xml:space="preserve">CUARTO:</w:t>
+      </w:r>
+      <w:r>
+        <w:rPr>
+          <w:rFonts w:ascii="Arial Narrow" w:eastAsia="Arial Narrow" w:hAnsi="Arial Narrow" w:cs="Arial Narrow"/>
+          <w:sz w:val="22"/>
+          <w:szCs w:val="22"/>
+        </w:rPr>
+        <w:t xml:space="preserve"> </w:t>
       </w:r>
       <w:r>
         <w:rPr>
@@ -8528,7 +8545,7 @@
           <w:lang w:val="es-ES" w:eastAsia="es-ES"/>
           <w14:ligatures w14:val="none"/>
         </w:rPr>
-        <w:footnoteReference w:id="15"/>
+        <w:footnoteReference w:id="10"/>
       </w:r>
       <w:r>
         <w:rPr>
@@ -8550,7 +8567,7 @@
           <w:lang w:val="es-ES" w:eastAsia="es-ES"/>
           <w14:ligatures w14:val="none"/>
         </w:rPr>
-        <w:footnoteReference w:id="16"/>
+        <w:footnoteReference w:id="11"/>
       </w:r>
       <w:r>
         <w:rPr>
@@ -8601,7 +8618,19 @@
           <w:lang w:eastAsia="es-PE"/>
           <w14:ligatures w14:val="none"/>
         </w:rPr>
-        <w:t xml:space="preserve">QUINTO: </w:t>
+        <w:t xml:space="preserve">QUINTO:</w:t>
+      </w:r>
+      <w:r>
+        <w:rPr>
+          <w:rFonts w:ascii="Arial Narrow" w:eastAsia="Arial Narrow" w:hAnsi="Arial Narrow" w:cs="Arial Narrow"/>
+          <w:color w:val="000000"/>
+          <w:kern w:val="0"/>
+          <w:sz w:val="22"/>
+          <w:szCs w:val="22"/>
+          <w:lang w:eastAsia="es-PE"/>
+          <w14:ligatures w14:val="none"/>
+        </w:rPr>
+        <w:t xml:space="preserve"> </w:t>
       </w:r>
       <w:bookmarkStart w:id="5" w:name="_Hlk188286813"/>
       <w:r>
@@ -8657,7 +8686,6 @@
       <w:r>
         <w:rPr>
           <w:rFonts w:ascii="Arial Narrow" w:eastAsia="Arial Narrow" w:hAnsi="Arial Narrow" w:cs="Arial Narrow"/>
-          <w:bCs/>
           <w:spacing w:val="-3"/>
           <w:kern w:val="0"/>
           <w14:ligatures w14:val="none"/>
@@ -8669,7 +8697,6 @@
       <w:r>
         <w:rPr>
           <w:rFonts w:ascii="Arial Narrow" w:eastAsia="Arial Narrow" w:hAnsi="Arial Narrow" w:cs="Arial Narrow"/>
-          <w:bCs/>
           <w:spacing w:val="-3"/>
           <w:kern w:val="0"/>
           <w14:ligatures w14:val="none"/>
@@ -8681,7 +8708,6 @@
       <w:r>
         <w:rPr>
           <w:rFonts w:ascii="Arial Narrow" w:eastAsia="Arial Narrow" w:hAnsi="Arial Narrow" w:cs="Arial Narrow"/>
-          <w:bCs/>
           <w:spacing w:val="-3"/>
           <w:kern w:val="0"/>
           <w14:ligatures w14:val="none"/>
@@ -8816,7 +8842,19 @@
           <w:lang w:eastAsia="es-PE"/>
           <w14:ligatures w14:val="none"/>
         </w:rPr>
-        <w:t xml:space="preserve">SEXTO: </w:t>
+        <w:t xml:space="preserve">SEXTO:</w:t>
+      </w:r>
+      <w:r>
+        <w:rPr>
+          <w:rFonts w:ascii="Arial Narrow" w:eastAsia="Arial Narrow" w:hAnsi="Arial Narrow" w:cs="Arial Narrow"/>
+          <w:color w:val="000000"/>
+          <w:kern w:val="0"/>
+          <w:sz w:val="22"/>
+          <w:szCs w:val="22"/>
+          <w:lang w:eastAsia="es-PE"/>
+          <w14:ligatures w14:val="none"/>
+        </w:rPr>
+        <w:t xml:space="preserve"> </w:t>
       </w:r>
       <w:r>
         <w:rPr>
@@ -9044,7 +9082,7 @@
           <w:lang w:eastAsia="es-PE"/>
           <w14:ligatures w14:val="none"/>
         </w:rPr>
-        <w:footnoteReference w:id="10"/>
+        <w:footnoteReference w:id="12"/>
       </w:r>
       <w:r>
         <w:rPr>
@@ -9155,7 +9193,7 @@
           <w:lang w:eastAsia="es-PE"/>
           <w14:ligatures w14:val="none"/>
         </w:rPr>
-        <w:footnoteReference w:id="11"/>
+        <w:footnoteReference w:id="13"/>
       </w:r>
       <w:r>
         <w:rPr>
@@ -9219,7 +9257,7 @@
           <w:lang w:eastAsia="es-PE"/>
           <w14:ligatures w14:val="none"/>
         </w:rPr>
-        <w:footnoteReference w:id="12"/>
+        <w:footnoteReference w:id="14"/>
       </w:r>
       <w:r>
         <w:rPr>
@@ -9424,7 +9462,7 @@
           <w:vertAlign w:val="superscript"/>
           <w14:ligatures w14:val="none"/>
         </w:rPr>
-        <w:footnoteReference w:id="13"/>
+        <w:footnoteReference w:id="15"/>
       </w:r>
       <w:r>
         <w:rPr>
@@ -9442,45 +9480,120 @@
           <w:kern w:val="0"/>
           <w:sz w:val="22"/>
           <w:szCs w:val="22"/>
+          <w14:ligatures w14:val="none"/>
+        </w:rPr>
+        <w:t>expresamente su facultad para asistir y conciliar en su representación</w:t>
+      </w:r>
+      <w:r>
+        <w:rPr>
+          <w:rFonts w:ascii="Arial Narrow" w:eastAsia="Arial Narrow" w:hAnsi="Arial Narrow" w:cs="Arial Narrow"/>
+          <w:kern w:val="0"/>
+          <w14:ligatures w14:val="none"/>
+          <w:sz w:val="22"/>
+          <w:szCs w:val="22"/>
+        </w:rPr>
+        <w:t>.</w:t>
+      </w:r>
+      <w:r>
+        <w:rPr>
+          <w:rFonts w:ascii="Arial Narrow" w:eastAsia="Arial Narrow" w:hAnsi="Arial Narrow" w:cs="Arial Narrow"/>
+          <w:kern w:val="0"/>
+          <w14:ligatures w14:val="none"/>
+          <w:sz w:val="22"/>
+          <w:szCs w:val="22"/>
+        </w:rPr>
+        <w:t xml:space="preserve"> </w:t>
+      </w:r>
+      <w:r>
+        <w:rPr>
+          <w:rFonts w:ascii="Arial Narrow" w:eastAsia="Arial Narrow" w:hAnsi="Arial Narrow" w:cs="Arial Narrow"/>
+          <w:kern w:val="0"/>
+          <w:sz w:val="22"/>
+          <w:szCs w:val="22"/>
+          <w14:ligatures w14:val="none"/>
+        </w:rPr>
+        <w:t xml:space="preserve">Ello bajo apercibimiento de no realizar la audiencia de conciliación y levantar el acta de inasistencia correspondiente. </w:t>
+      </w:r>
+    </w:p>
+    <w:p>
+      <w:pPr>
+        <w:suppressAutoHyphens/>
+        <w:spacing w:after="0" w:line="240" w:lineRule="auto"/>
+        <w:jc w:val="both"/>
+        <w:rPr>
+          <w:rFonts w:ascii="Arial Narrow" w:eastAsia="Arial Narrow" w:hAnsi="Arial Narrow" w:cs="Arial Narrow"/>
+          <w:kern w:val="0"/>
+          <w:sz w:val="22"/>
+          <w:szCs w:val="22"/>
           <w:u w:val="single"/>
           <w14:ligatures w14:val="none"/>
         </w:rPr>
-        <w:t>expresamente su facultad para asistir y conciliar en su representación</w:t>
-      </w:r>
-      <w:r>
-        <w:rPr>
-          <w:rFonts w:ascii="Arial Narrow" w:eastAsia="Arial Narrow" w:hAnsi="Arial Narrow" w:cs="Arial Narrow"/>
-          <w:bCs/>
-          <w:kern w:val="0"/>
-          <w14:ligatures w14:val="none"/>
-          <w:sz w:val="22"/>
-          <w:szCs w:val="22"/>
-        </w:rPr>
-        <w:t>.</w:t>
-      </w:r>
-      <w:r>
+      </w:pPr>
+    </w:p>
+    <w:p>
+      <w:pPr>
+        <w:suppressAutoHyphens/>
+        <w:spacing w:after="0" w:line="240" w:lineRule="auto"/>
+        <w:jc w:val="both"/>
         <w:rPr>
           <w:rFonts w:ascii="Arial Narrow" w:eastAsia="Arial Narrow" w:hAnsi="Arial Narrow" w:cs="Arial Narrow"/>
           <w:b/>
           <w:bCs/>
-          <w:kern w:val="0"/>
-          <w14:ligatures w14:val="none"/>
-          <w:sz w:val="22"/>
-          <w:szCs w:val="22"/>
+          <w:sz w:val="22"/>
+          <w:szCs w:val="22"/>
+        </w:rPr>
+      </w:pPr>
+      <w:r>
+        <w:rPr>
+          <w:rFonts w:ascii="Arial Narrow" w:eastAsia="Arial Narrow" w:hAnsi="Arial Narrow" w:cs="Arial Narrow"/>
+          <w:b/>
+          <w:spacing w:val="-3"/>
+          <w:kern w:val="0"/>
+          <w14:ligatures w14:val="none"/>
+          <w:sz w:val="22"/>
+          <w:szCs w:val="22"/>
+        </w:rPr>
+        <w:t>DÉCIMO</w:t>
+      </w:r>
+      <w:r>
+        <w:rPr>
+          <w:rFonts w:ascii="Arial Narrow" w:eastAsia="Arial Narrow" w:hAnsi="Arial Narrow" w:cs="Arial Narrow"/>
+          <w:b/>
+          <w:color w:val="000000"/>
+          <w:kern w:val="0"/>
+          <w:sz w:val="22"/>
+          <w:szCs w:val="22"/>
+          <w:lang w:eastAsia="es-PE"/>
+          <w14:ligatures w14:val="none"/>
+        </w:rPr>
+        <w:t>:</w:t>
+      </w:r>
+      <w:r>
+        <w:rPr>
+          <w:rFonts w:ascii="Arial Narrow" w:eastAsia="Arial Narrow" w:hAnsi="Arial Narrow" w:cs="Arial Narrow"/>
+          <w:color w:val="000000"/>
+          <w:kern w:val="0"/>
+          <w:sz w:val="22"/>
+          <w:szCs w:val="22"/>
+          <w:lang w:eastAsia="es-PE"/>
+          <w14:ligatures w14:val="none"/>
         </w:rPr>
         <w:t xml:space="preserve"> </w:t>
       </w:r>
       <w:r>
         <w:rPr>
           <w:rFonts w:ascii="Arial Narrow" w:eastAsia="Arial Narrow" w:hAnsi="Arial Narrow" w:cs="Arial Narrow"/>
-          <w:kern w:val="0"/>
-          <w:sz w:val="22"/>
-          <w:szCs w:val="22"/>
-          <w:u w:val="single"/>
-          <w14:ligatures w14:val="none"/>
-        </w:rPr>
-        <w:t xml:space="preserve">Ello bajo apercibimiento de no realizar la audiencia de conciliación y levantar el acta de inasistencia correspondiente. </w:t>
-      </w:r>
+          <w:color w:val="000000"/>
+          <w:kern w:val="0"/>
+          <w:sz w:val="22"/>
+          <w:szCs w:val="22"/>
+          <w:lang w:eastAsia="es-PE"/>
+          <w14:ligatures w14:val="none"/>
+        </w:rPr>
+        <w:t xml:space="preserve">poner en conocimiento de las partes que, antes de la emisión de la Resolución Final, tienen la posibilidad de formular su desistimiento o presentar el acuerdo arribado mediante la conciliación, mediación, transacción o cualquier otro que, de forma indubitable, deje constancia que se ha solucionado la controversia materia de denuncia.</w:t>
+      </w:r>
+      <w:bookmarkStart w:id="8" w:name="h.gjdgxs" w:colFirst="0" w:colLast="0"/>
+      <w:bookmarkEnd w:id="8"/>
     </w:p>
     <w:p>
       <w:pPr>
@@ -9489,10 +9602,11 @@
         <w:jc w:val="both"/>
         <w:rPr>
           <w:rFonts w:ascii="Arial Narrow" w:eastAsia="Arial Narrow" w:hAnsi="Arial Narrow" w:cs="Arial Narrow"/>
-          <w:kern w:val="0"/>
-          <w:sz w:val="22"/>
-          <w:szCs w:val="22"/>
-          <w:u w:val="single"/>
+          <w:color w:val="000000"/>
+          <w:kern w:val="0"/>
+          <w:sz w:val="22"/>
+          <w:szCs w:val="22"/>
+          <w:lang w:eastAsia="es-PE"/>
           <w14:ligatures w14:val="none"/>
         </w:rPr>
       </w:pPr>
@@ -9504,63 +9618,346 @@
         <w:jc w:val="both"/>
         <w:rPr>
           <w:rFonts w:ascii="Arial Narrow" w:eastAsia="Arial Narrow" w:hAnsi="Arial Narrow" w:cs="Arial Narrow"/>
+          <w:sz w:val="22"/>
+          <w:szCs w:val="22"/>
+        </w:rPr>
+      </w:pPr>
+      <w:r>
+        <w:rPr>
+          <w:rFonts w:ascii="Arial Narrow" w:eastAsia="Arial Narrow" w:hAnsi="Arial Narrow" w:cs="Arial Narrow"/>
           <w:b/>
           <w:bCs/>
           <w:sz w:val="22"/>
           <w:szCs w:val="22"/>
         </w:rPr>
-      </w:pPr>
-      <w:r>
-        <w:rPr>
-          <w:rFonts w:ascii="Arial Narrow" w:eastAsia="Arial Narrow" w:hAnsi="Arial Narrow" w:cs="Arial Narrow"/>
-          <w:b/>
+        <w:t xml:space="preserve">DÉCIMO PRIMERO:</w:t>
+      </w:r>
+      <w:r>
+        <w:rPr>
+          <w:rFonts w:ascii="Arial Narrow" w:eastAsia="Arial Narrow" w:hAnsi="Arial Narrow" w:cs="Arial Narrow"/>
+          <w:sz w:val="22"/>
+          <w:szCs w:val="22"/>
+        </w:rPr>
+        <w:t xml:space="preserve"> </w:t>
+      </w:r>
+      <w:r>
+        <w:rPr>
+          <w:rFonts w:ascii="Arial Narrow" w:eastAsia="Arial Narrow" w:hAnsi="Arial Narrow" w:cs="Arial Narrow"/>
+          <w:sz w:val="22"/>
+          <w:szCs w:val="22"/>
+        </w:rPr>
+        <w:t xml:space="preserve">requerir al señor [DENUNCIANTE] y a Rímac Seguros y Reaseguros S.A. para que, dentro del plazo de dos (2) días hábiles siguientes a la fecha en que reciban la notificación en sus bandejas de correo electrónico, efectúen la confirmación de recepción de la notificación remitida por este despacho a sus correos electrónicos, de conformidad con el segundo párrafo del numeral 4 del artículo 20 del Texto Único Ordenado de la Ley del Procedimiento Administrativo General, aprobado mediante Decreto Supremo 006-2026-JUS, bajo apercibimiento de rehacer el acto de notificación y notificarles conforme al numeral 1 del artículo 20 del citado cuerpo normativo.</w:t>
+      </w:r>
+      <w:r>
+        <w:rPr>
+          <w:rFonts w:ascii="Arial Narrow" w:eastAsia="Arial Narrow" w:hAnsi="Arial Narrow" w:cs="Arial Narrow"/>
+          <w:sz w:val="22"/>
+          <w:szCs w:val="22"/>
+        </w:rPr>
+        <w:t xml:space="preserve"/>
+      </w:r>
+      <w:r>
+        <w:rPr>
+          <w:rFonts w:ascii="Arial Narrow" w:eastAsia="Arial Narrow" w:hAnsi="Arial Narrow" w:cs="Arial Narrow"/>
           <w:spacing w:val="-3"/>
           <w:kern w:val="0"/>
           <w14:ligatures w14:val="none"/>
           <w:sz w:val="22"/>
           <w:szCs w:val="22"/>
         </w:rPr>
-        <w:t>DÉCIMO</w:t>
-      </w:r>
-      <w:r>
-        <w:rPr>
-          <w:rFonts w:ascii="Arial Narrow" w:eastAsia="Arial Narrow" w:hAnsi="Arial Narrow" w:cs="Arial Narrow"/>
-          <w:b/>
-          <w:color w:val="000000"/>
-          <w:kern w:val="0"/>
-          <w:sz w:val="22"/>
-          <w:szCs w:val="22"/>
-          <w:lang w:eastAsia="es-PE"/>
-          <w14:ligatures w14:val="none"/>
-        </w:rPr>
-        <w:t>:</w:t>
-      </w:r>
-      <w:r>
-        <w:rPr>
-          <w:rFonts w:ascii="Arial Narrow" w:eastAsia="Arial Narrow" w:hAnsi="Arial Narrow" w:cs="Arial Narrow"/>
-          <w:color w:val="000000"/>
-          <w:kern w:val="0"/>
-          <w:sz w:val="22"/>
-          <w:szCs w:val="22"/>
-          <w:lang w:eastAsia="es-PE"/>
-          <w14:ligatures w14:val="none"/>
-        </w:rPr>
-        <w:t xml:space="preserve"> </w:t>
-      </w:r>
-      <w:r>
-        <w:rPr>
-          <w:rFonts w:ascii="Arial Narrow" w:eastAsia="Arial Narrow" w:hAnsi="Arial Narrow" w:cs="Arial Narrow"/>
-          <w:color w:val="000000"/>
-          <w:kern w:val="0"/>
-          <w:sz w:val="22"/>
-          <w:szCs w:val="22"/>
-          <w:lang w:eastAsia="es-PE"/>
-          <w14:ligatures w14:val="none"/>
-        </w:rPr>
-        <w:t xml:space="preserve">poner en conocimiento de las partes que, antes de la emisión de la Resolución Final, tienen la posibilidad de formular su desistimiento o presentar el acuerdo arribado mediante la conciliación, mediación, transacción o cualquier otro que, de forma indubitable, deje constancia que se ha solucionado la controversia materia de denuncia.</w:t>
-      </w:r>
-      <w:bookmarkStart w:id="8" w:name="h.gjdgxs" w:colFirst="0" w:colLast="0"/>
-      <w:bookmarkEnd w:id="8"/>
+        <w:t/>
+      </w:r>
+      <w:r>
+        <w:rPr>
+          <w:rFonts w:ascii="Arial Narrow" w:eastAsia="Arial Narrow" w:hAnsi="Arial Narrow" w:cs="Arial Narrow"/>
+          <w:spacing w:val="-3"/>
+          <w:kern w:val="0"/>
+          <w14:ligatures w14:val="none"/>
+          <w:sz w:val="22"/>
+          <w:szCs w:val="22"/>
+        </w:rPr>
+        <w:t xml:space="preserve"/>
+      </w:r>
+      <w:r>
+        <w:rPr>
+          <w:rFonts w:ascii="Arial Narrow" w:eastAsia="Arial Narrow" w:hAnsi="Arial Narrow" w:cs="Arial Narrow"/>
+          <w:spacing w:val="-3"/>
+          <w:kern w:val="0"/>
+          <w14:ligatures w14:val="none"/>
+          <w:sz w:val="22"/>
+          <w:szCs w:val="22"/>
+        </w:rPr>
+        <w:t/>
+      </w:r>
+      <w:r>
+        <w:rPr>
+          <w:rFonts w:ascii="Arial Narrow" w:eastAsia="Arial Narrow" w:hAnsi="Arial Narrow" w:cs="Arial Narrow"/>
+          <w:spacing w:val="-3"/>
+          <w:kern w:val="0"/>
+          <w14:ligatures w14:val="none"/>
+          <w:sz w:val="22"/>
+          <w:szCs w:val="22"/>
+        </w:rPr>
+        <w:t/>
+      </w:r>
+      <w:r>
+        <w:rPr>
+          <w:rFonts w:ascii="Arial Narrow" w:eastAsia="Arial Narrow" w:hAnsi="Arial Narrow" w:cs="Arial Narrow"/>
+          <w:spacing w:val="-3"/>
+          <w:kern w:val="0"/>
+          <w14:ligatures w14:val="none"/>
+          <w:sz w:val="22"/>
+          <w:szCs w:val="22"/>
+        </w:rPr>
+        <w:t/>
+      </w:r>
+      <w:r>
+        <w:rPr>
+          <w:rFonts w:ascii="Arial Narrow" w:eastAsia="Arial Narrow" w:hAnsi="Arial Narrow" w:cs="Arial Narrow"/>
+          <w:spacing w:val="-3"/>
+          <w:kern w:val="0"/>
+          <w14:ligatures w14:val="none"/>
+          <w:sz w:val="22"/>
+          <w:szCs w:val="22"/>
+        </w:rPr>
+        <w:t xml:space="preserve"/>
+      </w:r>
+      <w:r>
+        <w:rPr>
+          <w:rFonts w:ascii="Arial Narrow" w:eastAsia="Arial Narrow" w:hAnsi="Arial Narrow" w:cs="Arial Narrow"/>
+          <w:spacing w:val="-3"/>
+          <w:kern w:val="0"/>
+          <w14:ligatures w14:val="none"/>
+          <w:sz w:val="22"/>
+          <w:szCs w:val="22"/>
+        </w:rPr>
+        <w:t/>
+      </w:r>
+      <w:r>
+        <w:rPr>
+          <w:rFonts w:ascii="Arial Narrow" w:eastAsia="Arial Narrow" w:hAnsi="Arial Narrow" w:cs="Arial Narrow"/>
+          <w:spacing w:val="-3"/>
+          <w:kern w:val="0"/>
+          <w14:ligatures w14:val="none"/>
+          <w:sz w:val="22"/>
+          <w:szCs w:val="22"/>
+        </w:rPr>
+        <w:t xml:space="preserve"/>
+      </w:r>
+      <w:r>
+        <w:rPr>
+          <w:rFonts w:ascii="Arial Narrow" w:eastAsia="Arial Narrow" w:hAnsi="Arial Narrow" w:cs="Arial Narrow"/>
+          <w:color w:val="000000"/>
+          <w:sz w:val="22"/>
+          <w:szCs w:val="22"/>
+        </w:rPr>
+        <w:t/>
+      </w:r>
+      <w:r>
+        <w:rPr>
+          <w:rFonts w:ascii="Arial Narrow" w:eastAsia="Arial Narrow" w:hAnsi="Arial Narrow" w:cs="Arial Narrow"/>
+          <w:color w:val="000000"/>
+          <w:sz w:val="22"/>
+          <w:szCs w:val="22"/>
+        </w:rPr>
+        <w:t/>
+      </w:r>
+      <w:r>
+        <w:rPr>
+          <w:rFonts w:ascii="Arial Narrow" w:eastAsia="Arial Narrow" w:hAnsi="Arial Narrow" w:cs="Arial Narrow"/>
+          <w:color w:val="000000"/>
+          <w:sz w:val="22"/>
+          <w:szCs w:val="22"/>
+        </w:rPr>
+        <w:t xml:space="preserve"/>
+      </w:r>
+      <w:r>
+        <w:rPr>
+          <w:rFonts w:ascii="Arial Narrow" w:eastAsia="Arial Narrow" w:hAnsi="Arial Narrow" w:cs="Arial Narrow"/>
+          <w:color w:val="000000"/>
+          <w:sz w:val="22"/>
+          <w:szCs w:val="22"/>
+        </w:rPr>
+        <w:t/>
+      </w:r>
+      <w:r>
+        <w:rPr>
+          <w:rFonts w:ascii="Arial Narrow" w:eastAsia="Arial Narrow" w:hAnsi="Arial Narrow" w:cs="Arial Narrow"/>
+          <w:color w:val="000000"/>
+          <w:sz w:val="22"/>
+          <w:szCs w:val="22"/>
+        </w:rPr>
+        <w:t xml:space="preserve"/>
+      </w:r>
+      <w:r>
+        <w:rPr>
+          <w:rFonts w:ascii="Arial Narrow" w:eastAsia="Arial Narrow" w:hAnsi="Arial Narrow" w:cs="Arial Narrow"/>
+          <w:color w:val="000000"/>
+          <w:sz w:val="22"/>
+          <w:szCs w:val="22"/>
+        </w:rPr>
+        <w:t/>
+      </w:r>
+      <w:r>
+        <w:rPr>
+          <w:rFonts w:ascii="Arial Narrow" w:eastAsia="Arial Narrow" w:hAnsi="Arial Narrow" w:cs="Arial Narrow"/>
+          <w:color w:val="000000"/>
+          <w:sz w:val="22"/>
+          <w:szCs w:val="22"/>
+        </w:rPr>
+        <w:t xml:space="preserve"/>
+      </w:r>
+      <w:r>
+        <w:rPr>
+          <w:rFonts w:ascii="Arial Narrow" w:eastAsia="Arial Narrow" w:hAnsi="Arial Narrow" w:cs="Arial Narrow"/>
+          <w:color w:val="000000"/>
+          <w:sz w:val="22"/>
+          <w:szCs w:val="22"/>
+        </w:rPr>
+        <w:t/>
+      </w:r>
+      <w:r>
+        <w:rPr>
+          <w:rFonts w:ascii="Arial Narrow" w:eastAsia="Arial Narrow" w:hAnsi="Arial Narrow" w:cs="Arial Narrow"/>
+          <w:color w:val="000000"/>
+          <w:sz w:val="22"/>
+          <w:szCs w:val="22"/>
+        </w:rPr>
+        <w:t xml:space="preserve"/>
+      </w:r>
+      <w:r>
+        <w:rPr>
+          <w:rFonts w:ascii="Arial Narrow" w:eastAsia="Arial Narrow" w:hAnsi="Arial Narrow" w:cs="Arial Narrow"/>
+          <w:color w:val="000000"/>
+          <w:sz w:val="22"/>
+          <w:szCs w:val="22"/>
+        </w:rPr>
+        <w:t/>
+      </w:r>
+      <w:r>
+        <w:rPr>
+          <w:rFonts w:ascii="Arial Narrow" w:eastAsia="Arial Narrow" w:hAnsi="Arial Narrow" w:cs="Arial Narrow"/>
+          <w:color w:val="000000"/>
+          <w:sz w:val="22"/>
+          <w:szCs w:val="22"/>
+        </w:rPr>
+        <w:t xml:space="preserve"/>
+      </w:r>
+      <w:r>
+        <w:rPr>
+          <w:rFonts w:ascii="Arial Narrow" w:eastAsia="Arial Narrow" w:hAnsi="Arial Narrow" w:cs="Arial Narrow"/>
+          <w:color w:val="000000"/>
+          <w:sz w:val="22"/>
+          <w:szCs w:val="22"/>
+        </w:rPr>
+        <w:t/>
+      </w:r>
+      <w:r>
+        <w:rPr>
+          <w:rFonts w:ascii="Arial Narrow" w:eastAsia="Arial Narrow" w:hAnsi="Arial Narrow" w:cs="Arial Narrow"/>
+          <w:color w:val="000000"/>
+          <w:sz w:val="22"/>
+          <w:szCs w:val="22"/>
+        </w:rPr>
+        <w:t xml:space="preserve"/>
+      </w:r>
+      <w:r>
+        <w:rPr>
+          <w:rFonts w:ascii="Arial Narrow" w:eastAsia="Arial Narrow" w:hAnsi="Arial Narrow" w:cs="Arial Narrow"/>
+          <w:color w:val="000000"/>
+          <w:sz w:val="22"/>
+          <w:szCs w:val="22"/>
+        </w:rPr>
+        <w:t/>
+      </w:r>
+      <w:r>
+        <w:rPr>
+          <w:rFonts w:ascii="Arial Narrow" w:eastAsia="Arial Narrow" w:hAnsi="Arial Narrow" w:cs="Arial Narrow"/>
+          <w:color w:val="000000"/>
+          <w:sz w:val="22"/>
+          <w:szCs w:val="22"/>
+        </w:rPr>
+        <w:t/>
+      </w:r>
+      <w:r>
+        <w:rPr>
+          <w:rFonts w:ascii="Arial Narrow" w:eastAsia="Arial Narrow" w:hAnsi="Arial Narrow" w:cs="Arial Narrow"/>
+          <w:color w:val="000000"/>
+          <w:kern w:val="0"/>
+          <w:sz w:val="22"/>
+          <w:szCs w:val="22"/>
+          <w:lang w:eastAsia="es-PE"/>
+          <w14:ligatures w14:val="none"/>
+        </w:rPr>
+        <w:t/>
+      </w:r>
+      <w:r>
+        <w:rPr>
+          <w:rFonts w:ascii="Arial Narrow" w:eastAsia="Arial Narrow" w:hAnsi="Arial Narrow" w:cs="Arial Narrow"/>
+          <w:color w:val="000000"/>
+          <w:sz w:val="22"/>
+          <w:szCs w:val="22"/>
+        </w:rPr>
+        <w:t xml:space="preserve"/>
+      </w:r>
+      <w:r>
+        <w:rPr>
+          <w:rFonts w:ascii="Arial Narrow" w:eastAsia="Arial Narrow" w:hAnsi="Arial Narrow" w:cs="Arial Narrow"/>
+          <w:color w:val="000000"/>
+          <w:sz w:val="22"/>
+          <w:szCs w:val="22"/>
+        </w:rPr>
+        <w:t xml:space="preserve"/>
+      </w:r>
+      <w:r>
+        <w:rPr>
+          <w:rFonts w:ascii="Arial Narrow" w:eastAsia="Arial Narrow" w:hAnsi="Arial Narrow" w:cs="Arial Narrow"/>
+          <w:color w:val="000000"/>
+          <w:sz w:val="22"/>
+          <w:szCs w:val="22"/>
+        </w:rPr>
+        <w:lastRenderedPageBreak/>
+        <w:t/>
+      </w:r>
+      <w:r>
+        <w:rPr>
+          <w:rFonts w:ascii="Arial Narrow" w:eastAsia="Arial Narrow" w:hAnsi="Arial Narrow" w:cs="Arial Narrow"/>
+          <w:color w:val="000000"/>
+          <w:kern w:val="0"/>
+          <w:sz w:val="22"/>
+          <w:szCs w:val="22"/>
+          <w:lang w:eastAsia="es-PE"/>
+          <w14:ligatures w14:val="none"/>
+        </w:rPr>
+        <w:t/>
+      </w:r>
+      <w:r>
+        <w:rPr>
+          <w:rFonts w:ascii="Arial Narrow" w:eastAsia="Arial Narrow" w:hAnsi="Arial Narrow" w:cs="Arial Narrow"/>
+          <w:color w:val="000000"/>
+          <w:sz w:val="22"/>
+          <w:szCs w:val="22"/>
+        </w:rPr>
+        <w:t xml:space="preserve"/>
+      </w:r>
+      <w:r>
+        <w:rPr>
+          <w:rStyle w:val="Refdenotaalpie"/>
+          <w:rFonts w:ascii="Arial Narrow" w:eastAsia="Arial Narrow" w:hAnsi="Arial Narrow" w:cs="Arial Narrow"/>
+          <w:sz w:val="22"/>
+          <w:szCs w:val="22"/>
+          <w:vertAlign w:val="superscript"/>
+        </w:rPr>
+        <w:footnoteReference w:id="16"/>
+      </w:r>
+      <w:r>
+        <w:rPr>
+          <w:rFonts w:ascii="Arial Narrow" w:eastAsia="Arial Narrow" w:hAnsi="Arial Narrow" w:cs="Arial Narrow"/>
+          <w:sz w:val="22"/>
+          <w:szCs w:val="22"/>
+        </w:rPr>
+        <w:t/>
+      </w:r>
     </w:p>
     <w:p>
       <w:pPr>
@@ -9569,14 +9966,120 @@
         <w:jc w:val="both"/>
         <w:rPr>
           <w:rFonts w:ascii="Arial Narrow" w:eastAsia="Arial Narrow" w:hAnsi="Arial Narrow" w:cs="Arial Narrow"/>
-          <w:color w:val="000000"/>
-          <w:kern w:val="0"/>
-          <w:sz w:val="22"/>
-          <w:szCs w:val="22"/>
-          <w:lang w:eastAsia="es-PE"/>
-          <w14:ligatures w14:val="none"/>
-        </w:rPr>
-      </w:pPr>
+          <w:sz w:val="22"/>
+          <w:szCs w:val="22"/>
+        </w:rPr>
+      </w:pPr>
+    </w:p>
+    <w:p>
+      <w:pPr>
+        <w:suppressAutoHyphens/>
+        <w:spacing w:line="240" w:lineRule="auto"/>
+        <w:jc w:val="both"/>
+        <w:rPr>
+          <w:rFonts w:ascii="Arial Narrow" w:eastAsia="Arial Narrow" w:hAnsi="Arial Narrow" w:cs="Arial Narrow"/>
+          <w:sz w:val="22"/>
+          <w:szCs w:val="22"/>
+        </w:rPr>
+      </w:pPr>
+      <w:r>
+        <w:rPr>
+          <w:rFonts w:ascii="Arial Narrow" w:eastAsia="Arial Narrow" w:hAnsi="Arial Narrow" w:cs="Arial Narrow"/>
+          <w:b/>
+          <w:bCs/>
+          <w:sz w:val="22"/>
+          <w:szCs w:val="22"/>
+        </w:rPr>
+        <w:t xml:space="preserve">DÉCIMO </w:t>
+      </w:r>
+      <w:r>
+        <w:rPr>
+          <w:rFonts w:ascii="Arial Narrow" w:eastAsia="Arial Narrow" w:hAnsi="Arial Narrow" w:cs="Arial Narrow"/>
+          <w:b/>
+          <w:bCs/>
+          <w:sz w:val="22"/>
+          <w:szCs w:val="22"/>
+        </w:rPr>
+        <w:t>SEGUNDO</w:t>
+      </w:r>
+      <w:r>
+        <w:rPr>
+          <w:rFonts w:ascii="Arial Narrow" w:eastAsia="Arial Narrow" w:hAnsi="Arial Narrow" w:cs="Arial Narrow"/>
+          <w:b/>
+          <w:bCs/>
+          <w:sz w:val="22"/>
+          <w:szCs w:val="22"/>
+        </w:rPr>
+        <w:t>:</w:t>
+      </w:r>
+      <w:r>
+        <w:rPr>
+          <w:rFonts w:ascii="Arial Narrow" w:eastAsia="Arial Narrow" w:hAnsi="Arial Narrow" w:cs="Arial Narrow"/>
+          <w:sz w:val="22"/>
+          <w:szCs w:val="22"/>
+        </w:rPr>
+        <w:t xml:space="preserve"> </w:t>
+      </w:r>
+      <w:r>
+        <w:rPr>
+          <w:rFonts w:ascii="Arial Narrow" w:eastAsia="Arial Narrow" w:hAnsi="Arial Narrow" w:cs="Arial Narrow"/>
+          <w:color w:val="000000"/>
+          <w:sz w:val="22"/>
+          <w:szCs w:val="22"/>
+        </w:rPr>
+        <w:t xml:space="preserve">requerir a </w:t>
+      </w:r>
+      <w:r>
+        <w:rPr>
+          <w:rFonts w:ascii="Arial Narrow" w:eastAsia="Arial Narrow" w:hAnsi="Arial Narrow" w:cs="Arial Narrow"/>
+          <w:sz w:val="22"/>
+          <w:szCs w:val="22"/>
+        </w:rPr>
+        <w:t xml:space="preserve">City Motors S.A.C. </w:t>
+      </w:r>
+      <w:r>
+        <w:rPr>
+          <w:rFonts w:ascii="Arial Narrow" w:eastAsia="Arial Narrow" w:hAnsi="Arial Narrow" w:cs="Arial Narrow"/>
+          <w:sz w:val="22"/>
+          <w:szCs w:val="22"/>
+          <w:shd w:val="clear" w:color="auto" w:fill="FFFFFF"/>
+        </w:rPr>
+        <w:t xml:space="preserve">para </w:t>
+      </w:r>
+      <w:r>
+        <w:rPr>
+          <w:rFonts w:ascii="Arial Narrow" w:eastAsia="Arial Narrow" w:hAnsi="Arial Narrow" w:cs="Arial Narrow"/>
+          <w:sz w:val="22"/>
+          <w:szCs w:val="22"/>
+          <w:shd w:val="clear" w:color="auto" w:fill="FFFFFF"/>
+        </w:rPr>
+        <w:t xml:space="preserve">que </w:t>
+      </w:r>
+      <w:r>
+        <w:rPr>
+          <w:rFonts w:ascii="Arial Narrow" w:eastAsia="Arial Narrow" w:hAnsi="Arial Narrow" w:cs="Arial Narrow"/>
+          <w:sz w:val="22"/>
+          <w:szCs w:val="22"/>
+        </w:rPr>
+        <w:t>efectúe el acuse de recibo mediante la confirmación de recepción de la notificación remitida por este despacho a su Casilla Electrónica, dentro de los cinco (5) primeros días hábiles siguientes a la fecha en que recibe la notificación</w:t>
+      </w:r>
+      <w:r>
+        <w:rPr>
+          <w:rFonts w:ascii="Arial Narrow" w:eastAsia="Arial Narrow" w:hAnsi="Arial Narrow" w:cs="Arial Narrow"/>
+          <w:sz w:val="22"/>
+          <w:szCs w:val="22"/>
+        </w:rPr>
+        <w:t>.</w:t>
+      </w:r>
+      <w:r>
+        <w:rPr>
+          <w:rFonts w:ascii="Arial Narrow" w:eastAsia="Arial Narrow" w:hAnsi="Arial Narrow" w:cs="Arial Narrow"/>
+          <w:color w:val="000000"/>
+          <w:sz w:val="22"/>
+          <w:szCs w:val="22"/>
+        </w:rPr>
+        <w:t xml:space="preserve"> </w:t>
+      </w:r>
     </w:p>
     <w:p>
       <w:pPr>
@@ -9585,6 +10088,75 @@
         <w:jc w:val="both"/>
         <w:rPr>
           <w:rFonts w:ascii="Arial Narrow" w:eastAsia="Arial Narrow" w:hAnsi="Arial Narrow" w:cs="Arial Narrow"/>
+          <w:b/>
+          <w:color w:val="000000"/>
+          <w:kern w:val="0"/>
+          <w:sz w:val="22"/>
+          <w:szCs w:val="22"/>
+          <w:lang w:eastAsia="es-PE"/>
+          <w14:ligatures w14:val="none"/>
+        </w:rPr>
+      </w:pPr>
+    </w:p>
+    <w:bookmarkEnd w:id="0"/>
+    <w:p>
+      <w:pPr>
+        <w:spacing w:after="0" w:line="240" w:lineRule="auto"/>
+        <w:jc w:val="both"/>
+        <w:rPr>
+          <w:rFonts w:ascii="Arial Narrow" w:eastAsia="Arial Narrow" w:hAnsi="Arial Narrow" w:cs="Arial Narrow"/>
+          <w:b/>
+          <w:color w:val="000000"/>
+          <w:kern w:val="0"/>
+          <w:sz w:val="22"/>
+          <w:szCs w:val="22"/>
+          <w:lang w:eastAsia="es-PE"/>
+          <w14:ligatures w14:val="none"/>
+        </w:rPr>
+      </w:pPr>
+    </w:p>
+    <w:p>
+      <w:pPr>
+        <w:spacing w:after="0" w:line="240" w:lineRule="auto"/>
+        <w:jc w:val="both"/>
+        <w:rPr>
+          <w:rFonts w:ascii="Arial Narrow" w:eastAsia="Arial Narrow" w:hAnsi="Arial Narrow" w:cs="Arial Narrow"/>
+          <w:b/>
+          <w:color w:val="000000"/>
+          <w:kern w:val="0"/>
+          <w:sz w:val="22"/>
+          <w:szCs w:val="22"/>
+          <w:lang w:eastAsia="es-PE"/>
+          <w14:ligatures w14:val="none"/>
+        </w:rPr>
+      </w:pPr>
+    </w:p>
+    <w:p>
+      <w:pPr>
+        <w:spacing w:after="0" w:line="240" w:lineRule="auto"/>
+        <w:jc w:val="both"/>
+        <w:rPr>
+          <w:rFonts w:ascii="Arial Narrow" w:eastAsia="Arial Narrow" w:hAnsi="Arial Narrow" w:cs="Arial Narrow"/>
+          <w:b/>
+          <w:color w:val="000000"/>
+          <w:kern w:val="0"/>
+          <w:sz w:val="22"/>
+          <w:szCs w:val="22"/>
+          <w:lang w:eastAsia="es-PE"/>
+          <w14:ligatures w14:val="none"/>
+        </w:rPr>
+      </w:pPr>
+    </w:p>
+    <w:p>
+      <w:pPr>
+        <w:shd w:val="clear" w:color="auto" w:fill="FFFFFF"/>
+        <w:spacing w:after="0" w:line="240" w:lineRule="auto"/>
+        <w:jc w:val="center"/>
+        <w:rPr>
+          <w:rFonts w:ascii="Arial Narrow" w:eastAsia="Arial Narrow" w:hAnsi="Arial Narrow" w:cs="Arial Narrow"/>
+          <w:color w:val="000000"/>
+          <w:kern w:val="0"/>
+          <w14:ligatures w14:val="none"/>
           <w:sz w:val="22"/>
           <w:szCs w:val="22"/>
         </w:rPr>
@@ -9594,517 +10166,14 @@
           <w:rFonts w:ascii="Arial Narrow" w:eastAsia="Arial Narrow" w:hAnsi="Arial Narrow" w:cs="Arial Narrow"/>
           <w:b/>
           <w:bCs/>
-          <w:sz w:val="22"/>
-          <w:szCs w:val="22"/>
-        </w:rPr>
-        <w:t xml:space="preserve">DÉCIMO PRIMERO: </w:t>
-      </w:r>
-      <w:r>
-        <w:rPr>
-          <w:rFonts w:ascii="Arial Narrow" w:eastAsia="Arial Narrow" w:hAnsi="Arial Narrow" w:cs="Arial Narrow"/>
-          <w:sz w:val="22"/>
-          <w:szCs w:val="22"/>
-        </w:rPr>
-        <w:t xml:space="preserve">requerir al señor [DENUNCIANTE] y a Rímac Seguros y Reaseguros S.A. para que, dentro del plazo de dos (2) días hábiles siguientes a la fecha en que reciban la notificación en sus bandejas de correo electrónico, efectúen la confirmación de recepción de la notificación remitida por este despacho a sus correos electrónicos, de conformidad con el segundo párrafo del numeral 4 del artículo 20 del Texto Único Ordenado de la Ley del Procedimiento Administrativo General, aprobado mediante Decreto Supremo 006-2026-JUS, bajo apercibimiento de rehacer el acto de notificación y notificarle conforme al numeral 1 del artículo 20 del citado cuerpo normativo.</w:t>
-      </w:r>
-      <w:r>
-        <w:rPr>
-          <w:rFonts w:ascii="Arial Narrow" w:eastAsia="Arial Narrow" w:hAnsi="Arial Narrow" w:cs="Arial Narrow"/>
-          <w:sz w:val="22"/>
-          <w:szCs w:val="22"/>
-        </w:rPr>
-        <w:t xml:space="preserve"/>
-      </w:r>
-      <w:r>
-        <w:rPr>
-          <w:rFonts w:ascii="Arial Narrow" w:eastAsia="Arial Narrow" w:hAnsi="Arial Narrow" w:cs="Arial Narrow"/>
-          <w:spacing w:val="-3"/>
-          <w:kern w:val="0"/>
-          <w14:ligatures w14:val="none"/>
-          <w:sz w:val="22"/>
-          <w:szCs w:val="22"/>
-        </w:rPr>
-        <w:t/>
-      </w:r>
-      <w:r>
-        <w:rPr>
-          <w:rFonts w:ascii="Arial Narrow" w:eastAsia="Arial Narrow" w:hAnsi="Arial Narrow" w:cs="Arial Narrow"/>
-          <w:spacing w:val="-3"/>
-          <w:kern w:val="0"/>
-          <w14:ligatures w14:val="none"/>
-          <w:sz w:val="22"/>
-          <w:szCs w:val="22"/>
-        </w:rPr>
-        <w:t xml:space="preserve"/>
-      </w:r>
-      <w:r>
-        <w:rPr>
-          <w:rFonts w:ascii="Arial Narrow" w:eastAsia="Arial Narrow" w:hAnsi="Arial Narrow" w:cs="Arial Narrow"/>
-          <w:spacing w:val="-3"/>
-          <w:kern w:val="0"/>
-          <w14:ligatures w14:val="none"/>
-          <w:sz w:val="22"/>
-          <w:szCs w:val="22"/>
-        </w:rPr>
-        <w:t/>
-      </w:r>
-      <w:r>
-        <w:rPr>
-          <w:rFonts w:ascii="Arial Narrow" w:eastAsia="Arial Narrow" w:hAnsi="Arial Narrow" w:cs="Arial Narrow"/>
-          <w:spacing w:val="-3"/>
-          <w:kern w:val="0"/>
-          <w14:ligatures w14:val="none"/>
-          <w:sz w:val="22"/>
-          <w:szCs w:val="22"/>
-        </w:rPr>
-        <w:t/>
-      </w:r>
-      <w:r>
-        <w:rPr>
-          <w:rFonts w:ascii="Arial Narrow" w:eastAsia="Arial Narrow" w:hAnsi="Arial Narrow" w:cs="Arial Narrow"/>
-          <w:spacing w:val="-3"/>
-          <w:kern w:val="0"/>
-          <w14:ligatures w14:val="none"/>
-          <w:sz w:val="22"/>
-          <w:szCs w:val="22"/>
-        </w:rPr>
-        <w:t/>
-      </w:r>
-      <w:r>
-        <w:rPr>
-          <w:rFonts w:ascii="Arial Narrow" w:eastAsia="Arial Narrow" w:hAnsi="Arial Narrow" w:cs="Arial Narrow"/>
-          <w:spacing w:val="-3"/>
-          <w:kern w:val="0"/>
-          <w14:ligatures w14:val="none"/>
-          <w:sz w:val="22"/>
-          <w:szCs w:val="22"/>
-        </w:rPr>
-        <w:t xml:space="preserve"/>
-      </w:r>
-      <w:r>
-        <w:rPr>
-          <w:rFonts w:ascii="Arial Narrow" w:eastAsia="Arial Narrow" w:hAnsi="Arial Narrow" w:cs="Arial Narrow"/>
-          <w:spacing w:val="-3"/>
-          <w:kern w:val="0"/>
-          <w14:ligatures w14:val="none"/>
-          <w:sz w:val="22"/>
-          <w:szCs w:val="22"/>
-        </w:rPr>
-        <w:t/>
-      </w:r>
-      <w:r>
-        <w:rPr>
-          <w:rFonts w:ascii="Arial Narrow" w:eastAsia="Arial Narrow" w:hAnsi="Arial Narrow" w:cs="Arial Narrow"/>
-          <w:spacing w:val="-3"/>
-          <w:kern w:val="0"/>
-          <w14:ligatures w14:val="none"/>
-          <w:sz w:val="22"/>
-          <w:szCs w:val="22"/>
-        </w:rPr>
-        <w:t xml:space="preserve"/>
-      </w:r>
-      <w:r>
-        <w:rPr>
-          <w:rFonts w:ascii="Arial Narrow" w:eastAsia="Arial Narrow" w:hAnsi="Arial Narrow" w:cs="Arial Narrow"/>
-          <w:color w:val="000000"/>
-          <w:sz w:val="22"/>
-          <w:szCs w:val="22"/>
-        </w:rPr>
-        <w:t/>
-      </w:r>
-      <w:r>
-        <w:rPr>
-          <w:rFonts w:ascii="Arial Narrow" w:eastAsia="Arial Narrow" w:hAnsi="Arial Narrow" w:cs="Arial Narrow"/>
-          <w:color w:val="000000"/>
-          <w:sz w:val="22"/>
-          <w:szCs w:val="22"/>
-        </w:rPr>
-        <w:t/>
-      </w:r>
-      <w:r>
-        <w:rPr>
-          <w:rFonts w:ascii="Arial Narrow" w:eastAsia="Arial Narrow" w:hAnsi="Arial Narrow" w:cs="Arial Narrow"/>
-          <w:color w:val="000000"/>
-          <w:sz w:val="22"/>
-          <w:szCs w:val="22"/>
-        </w:rPr>
-        <w:t xml:space="preserve"/>
-      </w:r>
-      <w:r>
-        <w:rPr>
-          <w:rFonts w:ascii="Arial Narrow" w:eastAsia="Arial Narrow" w:hAnsi="Arial Narrow" w:cs="Arial Narrow"/>
-          <w:color w:val="000000"/>
-          <w:sz w:val="22"/>
-          <w:szCs w:val="22"/>
-        </w:rPr>
-        <w:t/>
-      </w:r>
-      <w:r>
-        <w:rPr>
-          <w:rFonts w:ascii="Arial Narrow" w:eastAsia="Arial Narrow" w:hAnsi="Arial Narrow" w:cs="Arial Narrow"/>
-          <w:color w:val="000000"/>
-          <w:sz w:val="22"/>
-          <w:szCs w:val="22"/>
-        </w:rPr>
-        <w:t xml:space="preserve"/>
-      </w:r>
-      <w:r>
-        <w:rPr>
-          <w:rFonts w:ascii="Arial Narrow" w:eastAsia="Arial Narrow" w:hAnsi="Arial Narrow" w:cs="Arial Narrow"/>
-          <w:color w:val="000000"/>
-          <w:sz w:val="22"/>
-          <w:szCs w:val="22"/>
-        </w:rPr>
-        <w:t/>
-      </w:r>
-      <w:r>
-        <w:rPr>
-          <w:rFonts w:ascii="Arial Narrow" w:eastAsia="Arial Narrow" w:hAnsi="Arial Narrow" w:cs="Arial Narrow"/>
-          <w:color w:val="000000"/>
-          <w:sz w:val="22"/>
-          <w:szCs w:val="22"/>
-        </w:rPr>
-        <w:t xml:space="preserve"/>
-      </w:r>
-      <w:r>
-        <w:rPr>
-          <w:rFonts w:ascii="Arial Narrow" w:eastAsia="Arial Narrow" w:hAnsi="Arial Narrow" w:cs="Arial Narrow"/>
-          <w:color w:val="000000"/>
-          <w:sz w:val="22"/>
-          <w:szCs w:val="22"/>
-        </w:rPr>
-        <w:t/>
-      </w:r>
-      <w:r>
-        <w:rPr>
-          <w:rFonts w:ascii="Arial Narrow" w:eastAsia="Arial Narrow" w:hAnsi="Arial Narrow" w:cs="Arial Narrow"/>
-          <w:color w:val="000000"/>
-          <w:sz w:val="22"/>
-          <w:szCs w:val="22"/>
-        </w:rPr>
-        <w:t xml:space="preserve"/>
-      </w:r>
-      <w:r>
-        <w:rPr>
-          <w:rFonts w:ascii="Arial Narrow" w:eastAsia="Arial Narrow" w:hAnsi="Arial Narrow" w:cs="Arial Narrow"/>
-          <w:color w:val="000000"/>
-          <w:sz w:val="22"/>
-          <w:szCs w:val="22"/>
-        </w:rPr>
-        <w:t/>
-      </w:r>
-      <w:r>
-        <w:rPr>
-          <w:rFonts w:ascii="Arial Narrow" w:eastAsia="Arial Narrow" w:hAnsi="Arial Narrow" w:cs="Arial Narrow"/>
-          <w:color w:val="000000"/>
-          <w:sz w:val="22"/>
-          <w:szCs w:val="22"/>
-        </w:rPr>
-        <w:t xml:space="preserve"/>
-      </w:r>
-      <w:r>
-        <w:rPr>
-          <w:rFonts w:ascii="Arial Narrow" w:eastAsia="Arial Narrow" w:hAnsi="Arial Narrow" w:cs="Arial Narrow"/>
-          <w:color w:val="000000"/>
-          <w:sz w:val="22"/>
-          <w:szCs w:val="22"/>
-        </w:rPr>
-        <w:t/>
-      </w:r>
-      <w:r>
-        <w:rPr>
-          <w:rFonts w:ascii="Arial Narrow" w:eastAsia="Arial Narrow" w:hAnsi="Arial Narrow" w:cs="Arial Narrow"/>
-          <w:color w:val="000000"/>
-          <w:sz w:val="22"/>
-          <w:szCs w:val="22"/>
-        </w:rPr>
-        <w:t xml:space="preserve"/>
-      </w:r>
-      <w:r>
-        <w:rPr>
-          <w:rFonts w:ascii="Arial Narrow" w:eastAsia="Arial Narrow" w:hAnsi="Arial Narrow" w:cs="Arial Narrow"/>
-          <w:color w:val="000000"/>
-          <w:sz w:val="22"/>
-          <w:szCs w:val="22"/>
-        </w:rPr>
-        <w:t/>
-      </w:r>
-      <w:r>
-        <w:rPr>
-          <w:rFonts w:ascii="Arial Narrow" w:eastAsia="Arial Narrow" w:hAnsi="Arial Narrow" w:cs="Arial Narrow"/>
-          <w:color w:val="000000"/>
-          <w:sz w:val="22"/>
-          <w:szCs w:val="22"/>
-        </w:rPr>
-        <w:t/>
-      </w:r>
-      <w:r>
-        <w:rPr>
-          <w:rFonts w:ascii="Arial Narrow" w:eastAsia="Arial Narrow" w:hAnsi="Arial Narrow" w:cs="Arial Narrow"/>
-          <w:color w:val="000000"/>
-          <w:kern w:val="0"/>
-          <w:sz w:val="22"/>
-          <w:szCs w:val="22"/>
-          <w:lang w:eastAsia="es-PE"/>
-          <w14:ligatures w14:val="none"/>
-        </w:rPr>
-        <w:t/>
-      </w:r>
-      <w:r>
-        <w:rPr>
-          <w:rFonts w:ascii="Arial Narrow" w:eastAsia="Arial Narrow" w:hAnsi="Arial Narrow" w:cs="Arial Narrow"/>
-          <w:color w:val="000000"/>
-          <w:sz w:val="22"/>
-          <w:szCs w:val="22"/>
-        </w:rPr>
-        <w:t xml:space="preserve"/>
-      </w:r>
-      <w:r>
-        <w:rPr>
-          <w:rFonts w:ascii="Arial Narrow" w:eastAsia="Arial Narrow" w:hAnsi="Arial Narrow" w:cs="Arial Narrow"/>
-          <w:color w:val="000000"/>
-          <w:sz w:val="22"/>
-          <w:szCs w:val="22"/>
-        </w:rPr>
-        <w:t xml:space="preserve"/>
-      </w:r>
-      <w:r>
-        <w:rPr>
-          <w:rFonts w:ascii="Arial Narrow" w:eastAsia="Arial Narrow" w:hAnsi="Arial Narrow" w:cs="Arial Narrow"/>
-          <w:color w:val="000000"/>
-          <w:sz w:val="22"/>
-          <w:szCs w:val="22"/>
-        </w:rPr>
-        <w:lastRenderedPageBreak/>
-        <w:t/>
-      </w:r>
-      <w:r>
-        <w:rPr>
-          <w:rFonts w:ascii="Arial Narrow" w:eastAsia="Arial Narrow" w:hAnsi="Arial Narrow" w:cs="Arial Narrow"/>
-          <w:color w:val="000000"/>
-          <w:kern w:val="0"/>
-          <w:sz w:val="22"/>
-          <w:szCs w:val="22"/>
-          <w:lang w:eastAsia="es-PE"/>
-          <w14:ligatures w14:val="none"/>
-        </w:rPr>
-        <w:t/>
-      </w:r>
-      <w:r>
-        <w:rPr>
-          <w:rFonts w:ascii="Arial Narrow" w:eastAsia="Arial Narrow" w:hAnsi="Arial Narrow" w:cs="Arial Narrow"/>
-          <w:color w:val="000000"/>
-          <w:sz w:val="22"/>
-          <w:szCs w:val="22"/>
-        </w:rPr>
-        <w:t xml:space="preserve"/>
-      </w:r>
-      <w:r>
-        <w:rPr>
-          <w:rStyle w:val="Refdenotaalpie"/>
-          <w:rFonts w:ascii="Arial Narrow" w:eastAsia="Arial Narrow" w:hAnsi="Arial Narrow" w:cs="Arial Narrow"/>
-          <w:sz w:val="22"/>
-          <w:szCs w:val="22"/>
-          <w:vertAlign w:val="superscript"/>
-        </w:rPr>
-        <w:footnoteReference w:id="14"/>
-      </w:r>
-      <w:r>
-        <w:rPr>
-          <w:rFonts w:ascii="Arial Narrow" w:eastAsia="Arial Narrow" w:hAnsi="Arial Narrow" w:cs="Arial Narrow"/>
-          <w:sz w:val="22"/>
-          <w:szCs w:val="22"/>
-        </w:rPr>
-        <w:t/>
-      </w:r>
-    </w:p>
-    <w:p>
-      <w:pPr>
-        <w:suppressAutoHyphens/>
-        <w:spacing w:after="0" w:line="240" w:lineRule="auto"/>
-        <w:jc w:val="both"/>
-        <w:rPr>
-          <w:rFonts w:ascii="Arial Narrow" w:eastAsia="Arial Narrow" w:hAnsi="Arial Narrow" w:cs="Arial Narrow"/>
-          <w:sz w:val="22"/>
-          <w:szCs w:val="22"/>
-        </w:rPr>
-      </w:pPr>
-    </w:p>
-    <w:p>
-      <w:pPr>
-        <w:suppressAutoHyphens/>
-        <w:spacing w:line="240" w:lineRule="auto"/>
-        <w:jc w:val="both"/>
-        <w:rPr>
-          <w:rFonts w:ascii="Arial Narrow" w:eastAsia="Arial Narrow" w:hAnsi="Arial Narrow" w:cs="Arial Narrow"/>
-          <w:sz w:val="22"/>
-          <w:szCs w:val="22"/>
-        </w:rPr>
-      </w:pPr>
-      <w:r>
-        <w:rPr>
-          <w:rFonts w:ascii="Arial Narrow" w:eastAsia="Arial Narrow" w:hAnsi="Arial Narrow" w:cs="Arial Narrow"/>
-          <w:b/>
-          <w:bCs/>
-          <w:sz w:val="22"/>
-          <w:szCs w:val="22"/>
-        </w:rPr>
-        <w:t xml:space="preserve">DÉCIMO </w:t>
-      </w:r>
-      <w:r>
-        <w:rPr>
-          <w:rFonts w:ascii="Arial Narrow" w:eastAsia="Arial Narrow" w:hAnsi="Arial Narrow" w:cs="Arial Narrow"/>
-          <w:b/>
-          <w:bCs/>
-          <w:sz w:val="22"/>
-          <w:szCs w:val="22"/>
-        </w:rPr>
-        <w:t>SEGUNDO</w:t>
-      </w:r>
-      <w:r>
-        <w:rPr>
-          <w:rFonts w:ascii="Arial Narrow" w:eastAsia="Arial Narrow" w:hAnsi="Arial Narrow" w:cs="Arial Narrow"/>
-          <w:b/>
-          <w:bCs/>
-          <w:sz w:val="22"/>
-          <w:szCs w:val="22"/>
-        </w:rPr>
-        <w:t>:</w:t>
-      </w:r>
-      <w:r>
-        <w:rPr>
-          <w:rFonts w:ascii="Arial Narrow" w:eastAsia="Arial Narrow" w:hAnsi="Arial Narrow" w:cs="Arial Narrow"/>
-          <w:sz w:val="22"/>
-          <w:szCs w:val="22"/>
-        </w:rPr>
-        <w:t xml:space="preserve"> </w:t>
-      </w:r>
-      <w:r>
-        <w:rPr>
-          <w:rFonts w:ascii="Arial Narrow" w:eastAsia="Arial Narrow" w:hAnsi="Arial Narrow" w:cs="Arial Narrow"/>
-          <w:color w:val="000000"/>
-          <w:sz w:val="22"/>
-          <w:szCs w:val="22"/>
-        </w:rPr>
-        <w:t xml:space="preserve">requerir a </w:t>
-      </w:r>
-      <w:r>
-        <w:rPr>
-          <w:rFonts w:ascii="Arial Narrow" w:eastAsia="Arial Narrow" w:hAnsi="Arial Narrow" w:cs="Arial Narrow"/>
-          <w:sz w:val="22"/>
-          <w:szCs w:val="22"/>
-        </w:rPr>
-        <w:t xml:space="preserve">City Motors S.A.C. </w:t>
-      </w:r>
-      <w:r>
-        <w:rPr>
-          <w:rFonts w:ascii="Arial Narrow" w:eastAsia="Arial Narrow" w:hAnsi="Arial Narrow" w:cs="Arial Narrow"/>
-          <w:sz w:val="22"/>
-          <w:szCs w:val="22"/>
-          <w:shd w:val="clear" w:color="auto" w:fill="FFFFFF"/>
-        </w:rPr>
-        <w:t xml:space="preserve">para </w:t>
-      </w:r>
-      <w:r>
-        <w:rPr>
-          <w:rFonts w:ascii="Arial Narrow" w:eastAsia="Arial Narrow" w:hAnsi="Arial Narrow" w:cs="Arial Narrow"/>
-          <w:sz w:val="22"/>
-          <w:szCs w:val="22"/>
-          <w:shd w:val="clear" w:color="auto" w:fill="FFFFFF"/>
-        </w:rPr>
-        <w:t xml:space="preserve">que </w:t>
-      </w:r>
-      <w:r>
-        <w:rPr>
-          <w:rFonts w:ascii="Arial Narrow" w:eastAsia="Arial Narrow" w:hAnsi="Arial Narrow" w:cs="Arial Narrow"/>
-          <w:sz w:val="22"/>
-          <w:szCs w:val="22"/>
-        </w:rPr>
-        <w:t>efectúe el acuse de recibo mediante la confirmación de recepción de la notificación remitida por este despacho a su Casilla Electrónica, dentro de los cinco (5) primeros días hábiles siguientes a la fecha en que recibe la notificación</w:t>
-      </w:r>
-      <w:r>
-        <w:rPr>
-          <w:rFonts w:ascii="Arial Narrow" w:eastAsia="Arial Narrow" w:hAnsi="Arial Narrow" w:cs="Arial Narrow"/>
-          <w:sz w:val="22"/>
-          <w:szCs w:val="22"/>
-        </w:rPr>
-        <w:t>.</w:t>
-      </w:r>
-      <w:r>
-        <w:rPr>
-          <w:rFonts w:ascii="Arial Narrow" w:eastAsia="Arial Narrow" w:hAnsi="Arial Narrow" w:cs="Arial Narrow"/>
-          <w:color w:val="000000"/>
-          <w:sz w:val="22"/>
-          <w:szCs w:val="22"/>
-        </w:rPr>
-        <w:t xml:space="preserve"> </w:t>
-      </w:r>
-    </w:p>
-    <w:p>
-      <w:pPr>
-        <w:suppressAutoHyphens/>
-        <w:spacing w:after="0" w:line="240" w:lineRule="auto"/>
-        <w:jc w:val="both"/>
-        <w:rPr>
-          <w:rFonts w:ascii="Arial Narrow" w:eastAsia="Arial Narrow" w:hAnsi="Arial Narrow" w:cs="Arial Narrow"/>
-          <w:b/>
-          <w:color w:val="000000"/>
-          <w:kern w:val="0"/>
-          <w:sz w:val="22"/>
-          <w:szCs w:val="22"/>
-          <w:lang w:eastAsia="es-PE"/>
-          <w14:ligatures w14:val="none"/>
-        </w:rPr>
-      </w:pPr>
-    </w:p>
-    <w:bookmarkEnd w:id="0"/>
-    <w:p>
-      <w:pPr>
-        <w:spacing w:after="0" w:line="240" w:lineRule="auto"/>
-        <w:jc w:val="both"/>
-        <w:rPr>
-          <w:rFonts w:ascii="Arial Narrow" w:eastAsia="Arial Narrow" w:hAnsi="Arial Narrow" w:cs="Arial Narrow"/>
-          <w:b/>
-          <w:color w:val="000000"/>
-          <w:kern w:val="0"/>
-          <w:sz w:val="22"/>
-          <w:szCs w:val="22"/>
-          <w:lang w:eastAsia="es-PE"/>
-          <w14:ligatures w14:val="none"/>
-        </w:rPr>
-      </w:pPr>
-    </w:p>
-    <w:p>
-      <w:pPr>
-        <w:spacing w:after="0" w:line="240" w:lineRule="auto"/>
-        <w:jc w:val="both"/>
-        <w:rPr>
-          <w:rFonts w:ascii="Arial Narrow" w:eastAsia="Arial Narrow" w:hAnsi="Arial Narrow" w:cs="Arial Narrow"/>
-          <w:b/>
-          <w:color w:val="000000"/>
-          <w:kern w:val="0"/>
-          <w:sz w:val="22"/>
-          <w:szCs w:val="22"/>
-          <w:lang w:eastAsia="es-PE"/>
-          <w14:ligatures w14:val="none"/>
-        </w:rPr>
-      </w:pPr>
-    </w:p>
-    <w:p>
-      <w:pPr>
-        <w:spacing w:after="0" w:line="240" w:lineRule="auto"/>
-        <w:jc w:val="both"/>
-        <w:rPr>
-          <w:rFonts w:ascii="Arial Narrow" w:eastAsia="Arial Narrow" w:hAnsi="Arial Narrow" w:cs="Arial Narrow"/>
-          <w:b/>
-          <w:color w:val="000000"/>
-          <w:kern w:val="0"/>
-          <w:sz w:val="22"/>
-          <w:szCs w:val="22"/>
-          <w:lang w:eastAsia="es-PE"/>
-          <w14:ligatures w14:val="none"/>
-        </w:rPr>
-      </w:pPr>
+          <w:color w:val="000000"/>
+          <w:kern w:val="0"/>
+          <w14:ligatures w14:val="none"/>
+          <w:sz w:val="22"/>
+          <w:szCs w:val="22"/>
+        </w:rPr>
+        <w:t xml:space="preserve">Firmado digitalmente por</w:t>
+      </w:r>
     </w:p>
     <w:p>
       <w:pPr>
@@ -10444,6 +10513,9 @@
     <w:p>
       <w:pPr>
         <w:pStyle w:val="Textonotapie"/>
+        <w:tabs>
+          <w:tab w:val="left" w:pos="567"/>
+        </w:tabs>
         <w:ind w:left="567" w:hanging="567"/>
         <w:jc w:val="both"/>
         <w:rPr>
@@ -10468,6 +10540,25 @@
           <w:sz w:val="16"/>
           <w:szCs w:val="16"/>
         </w:rPr>
+        <w:tab/>
+        <w:t xml:space="preserve"/>
+      </w:r>
+      <w:r>
+        <w:rPr>
+          <w:rFonts w:ascii="Arial Narrow" w:eastAsia="Arial Narrow" w:hAnsi="Arial Narrow" w:cs="Arial Narrow"/>
+          <w:sz w:val="16"/>
+          <w:szCs w:val="16"/>
+        </w:rPr>
+        <w:tab/>
+        <w:t>Publicado</w:t>
+      </w:r>
+      <w:r>
+        <w:rPr>
+          <w:rFonts w:ascii="Arial Narrow" w:eastAsia="Arial Narrow" w:hAnsi="Arial Narrow" w:cs="Arial Narrow"/>
+          <w:b/>
+          <w:sz w:val="16"/>
+          <w:szCs w:val="16"/>
+        </w:rPr>
         <w:t xml:space="preserve"> </w:t>
       </w:r>
       <w:r>
@@ -10476,39 +10567,7 @@
           <w:sz w:val="16"/>
           <w:szCs w:val="16"/>
         </w:rPr>
-        <w:tab/>
-      </w:r>
-      <w:r>
-        <w:rPr>
-          <w:rFonts w:ascii="Arial Narrow" w:eastAsia="Arial Narrow" w:hAnsi="Arial Narrow" w:cs="Arial Narrow"/>
-          <w:sz w:val="16"/>
-          <w:szCs w:val="16"/>
-        </w:rPr>
-        <w:t xml:space="preserve">Denuncia remitida a esta Comisión mediante </w:t>
-      </w:r>
-      <w:r>
-        <w:rPr>
-          <w:rFonts w:ascii="Arial Narrow" w:eastAsia="Arial Narrow" w:hAnsi="Arial Narrow" w:cs="Arial Narrow"/>
-          <w:sz w:val="16"/>
-          <w:szCs w:val="16"/>
-        </w:rPr>
-        <w:t>MEMORANDUM </w:t>
-      </w:r>
-      <w:r>
-        <w:rPr>
-          <w:rFonts w:ascii="Arial Narrow" w:eastAsia="Arial Narrow" w:hAnsi="Arial Narrow" w:cs="Arial Narrow"/>
-          <w:sz w:val="16"/>
-          <w:szCs w:val="16"/>
-        </w:rPr>
-        <w:t xml:space="preserve">001661-2025-CC2/INDECOPI de fecha 27 de junio de 2025, recibida el 27 de junio de 2025</w:t>
-      </w:r>
-      <w:r>
-        <w:rPr>
-          <w:rFonts w:ascii="Arial Narrow" w:eastAsia="Arial Narrow" w:hAnsi="Arial Narrow" w:cs="Arial Narrow"/>
-          <w:sz w:val="16"/>
-          <w:szCs w:val="16"/>
-        </w:rPr>
-        <w:t>.</w:t>
+        <w:t xml:space="preserve">el 2 de setiembre de 2010 en el Diario Oficial El Peruano, vigente desde el 2 de octubre de 2010 y modificado por Decreto Legislativo 1308.</w:t>
       </w:r>
     </w:p>
     <w:p>
@@ -10528,6 +10587,9 @@
     <w:p>
       <w:pPr>
         <w:pStyle w:val="Textonotapie"/>
+        <w:tabs>
+          <w:tab w:val="left" w:pos="567"/>
+        </w:tabs>
         <w:ind w:left="567" w:hanging="567"/>
         <w:jc w:val="both"/>
         <w:rPr>
@@ -10552,33 +10614,48 @@
           <w:sz w:val="16"/>
           <w:szCs w:val="16"/>
         </w:rPr>
-        <w:t xml:space="preserve"> </w:t>
-      </w:r>
-      <w:r>
-        <w:rPr>
-          <w:rFonts w:ascii="Arial Narrow" w:eastAsia="Arial Narrow" w:hAnsi="Arial Narrow" w:cs="Arial Narrow"/>
-          <w:sz w:val="16"/>
-          <w:szCs w:val="16"/>
-        </w:rPr>
         <w:tab/>
-        <w:t>Publicado</w:t>
-      </w:r>
-      <w:r>
-        <w:rPr>
-          <w:rFonts w:ascii="Arial Narrow" w:eastAsia="Arial Narrow" w:hAnsi="Arial Narrow" w:cs="Arial Narrow"/>
-          <w:b/>
-          <w:sz w:val="16"/>
-          <w:szCs w:val="16"/>
-        </w:rPr>
-        <w:t xml:space="preserve"> </w:t>
-      </w:r>
-      <w:r>
-        <w:rPr>
-          <w:rFonts w:ascii="Arial Narrow" w:eastAsia="Arial Narrow" w:hAnsi="Arial Narrow" w:cs="Arial Narrow"/>
-          <w:sz w:val="16"/>
-          <w:szCs w:val="16"/>
-        </w:rPr>
-        <w:t xml:space="preserve">el 2 de setiembre de 2010 en el Diario Oficial El Peruano, vigente desde el 2 de octubre de 2010 y modificado por Decreto Legislativo 1308.</w:t>
+        <w:t xml:space="preserve"/>
+      </w:r>
+      <w:r>
+        <w:rPr>
+          <w:rFonts w:ascii="Arial Narrow" w:eastAsia="Arial Narrow" w:hAnsi="Arial Narrow" w:cs="Arial Narrow"/>
+          <w:sz w:val="16"/>
+          <w:szCs w:val="16"/>
+        </w:rPr>
+        <w:tab/>
+      </w:r>
+      <w:r>
+        <w:rPr>
+          <w:rFonts w:ascii="Arial Narrow" w:eastAsia="Arial Narrow" w:hAnsi="Arial Narrow" w:cs="Arial Narrow"/>
+          <w:sz w:val="16"/>
+          <w:szCs w:val="16"/>
+        </w:rPr>
+        <w:t xml:space="preserve">Denuncia remitida a esta Comisión mediante </w:t>
+      </w:r>
+      <w:r>
+        <w:rPr>
+          <w:rFonts w:ascii="Arial Narrow" w:eastAsia="Arial Narrow" w:hAnsi="Arial Narrow" w:cs="Arial Narrow"/>
+          <w:sz w:val="16"/>
+          <w:szCs w:val="16"/>
+        </w:rPr>
+        <w:t xml:space="preserve">MEMORANDUM </w:t>
+      </w:r>
+      <w:r>
+        <w:rPr>
+          <w:rFonts w:ascii="Arial Narrow" w:eastAsia="Arial Narrow" w:hAnsi="Arial Narrow" w:cs="Arial Narrow"/>
+          <w:sz w:val="16"/>
+          <w:szCs w:val="16"/>
+        </w:rPr>
+        <w:t xml:space="preserve">001661-2025-CC2/INDECOPI de fecha 27 de junio de 2025, recibida el 27 de junio de 2025</w:t>
+      </w:r>
+      <w:r>
+        <w:rPr>
+          <w:rFonts w:ascii="Arial Narrow" w:eastAsia="Arial Narrow" w:hAnsi="Arial Narrow" w:cs="Arial Narrow"/>
+          <w:sz w:val="16"/>
+          <w:szCs w:val="16"/>
+        </w:rPr>
+        <w:t>.</w:t>
       </w:r>
     </w:p>
     <w:p>
@@ -10627,7 +10704,8 @@
           <w:sz w:val="16"/>
           <w:szCs w:val="16"/>
         </w:rPr>
-        <w:t xml:space="preserve"> </w:t>
+        <w:tab/>
+        <w:t xml:space="preserve"/>
       </w:r>
       <w:r>
         <w:rPr>
@@ -10734,10 +10812,30 @@
         <w:jc w:val="both"/>
         <w:rPr>
           <w:rFonts w:ascii="Arial Narrow" w:eastAsia="Arial Narrow" w:hAnsi="Arial Narrow" w:cs="Arial Narrow"/>
-          <w:sz w:val="16"/>
-          <w:szCs w:val="16"/>
-        </w:rPr>
-      </w:pPr>
+          <w:b/>
+          <w:bCs/>
+          <w:sz w:val="16"/>
+          <w:szCs w:val="16"/>
+        </w:rPr>
+      </w:pPr>
+      <w:r>
+        <w:rPr>
+          <w:rFonts w:ascii="Arial Narrow" w:eastAsia="Arial Narrow" w:hAnsi="Arial Narrow" w:cs="Arial Narrow"/>
+          <w:sz w:val="16"/>
+          <w:szCs w:val="16"/>
+        </w:rPr>
+        <w:tab/>
+      </w:r>
+      <w:r>
+        <w:rPr>
+          <w:rFonts w:ascii="Arial Narrow" w:eastAsia="Arial Narrow" w:hAnsi="Arial Narrow" w:cs="Arial Narrow"/>
+          <w:b/>
+          <w:bCs/>
+          <w:sz w:val="16"/>
+          <w:szCs w:val="16"/>
+        </w:rPr>
+        <w:t xml:space="preserve">LEY DE ORGANIZACIÓN Y FUNCIONES DEL INDECOPI, APROBADA POR DECRETO LEGISLATIVO 1033 </w:t>
+      </w:r>
     </w:p>
     <w:p>
       <w:pPr>
@@ -10749,29 +10847,28 @@
         <w:jc w:val="both"/>
         <w:rPr>
           <w:rFonts w:ascii="Arial Narrow" w:eastAsia="Arial Narrow" w:hAnsi="Arial Narrow" w:cs="Arial Narrow"/>
+          <w:sz w:val="16"/>
+          <w:szCs w:val="16"/>
+        </w:rPr>
+      </w:pPr>
+      <w:r>
+        <w:rPr>
+          <w:rFonts w:ascii="Arial Narrow" w:eastAsia="Arial Narrow" w:hAnsi="Arial Narrow" w:cs="Arial Narrow"/>
           <w:b/>
           <w:bCs/>
           <w:sz w:val="16"/>
           <w:szCs w:val="16"/>
         </w:rPr>
-      </w:pPr>
-      <w:r>
-        <w:rPr>
-          <w:rFonts w:ascii="Arial Narrow" w:eastAsia="Arial Narrow" w:hAnsi="Arial Narrow" w:cs="Arial Narrow"/>
-          <w:sz w:val="16"/>
-          <w:szCs w:val="16"/>
-        </w:rPr>
         <w:tab/>
-      </w:r>
-      <w:r>
-        <w:rPr>
-          <w:rFonts w:ascii="Arial Narrow" w:eastAsia="Arial Narrow" w:hAnsi="Arial Narrow" w:cs="Arial Narrow"/>
-          <w:b/>
-          <w:bCs/>
-          <w:sz w:val="16"/>
-          <w:szCs w:val="16"/>
-        </w:rPr>
-        <w:t xml:space="preserve">LEY DE ORGANIZACIÓN Y FUNCIONES DEL INDECOPI, APROBADA POR DECRETO LEGISLATIVO 1033 </w:t>
+        <w:t>Artículo 27.-</w:t>
+      </w:r>
+      <w:r>
+        <w:rPr>
+          <w:rFonts w:ascii="Arial Narrow" w:eastAsia="Arial Narrow" w:hAnsi="Arial Narrow" w:cs="Arial Narrow"/>
+          <w:sz w:val="16"/>
+          <w:szCs w:val="16"/>
+        </w:rPr>
+        <w:t xml:space="preserve"> De la Comisión de Protección al Consumidor.- </w:t>
       </w:r>
     </w:p>
     <w:p>
@@ -10791,21 +10888,11 @@
       <w:r>
         <w:rPr>
           <w:rFonts w:ascii="Arial Narrow" w:eastAsia="Arial Narrow" w:hAnsi="Arial Narrow" w:cs="Arial Narrow"/>
-          <w:b/>
-          <w:bCs/>
           <w:sz w:val="16"/>
           <w:szCs w:val="16"/>
         </w:rPr>
         <w:tab/>
-        <w:t>Artículo 27.-</w:t>
-      </w:r>
-      <w:r>
-        <w:rPr>
-          <w:rFonts w:ascii="Arial Narrow" w:eastAsia="Arial Narrow" w:hAnsi="Arial Narrow" w:cs="Arial Narrow"/>
-          <w:sz w:val="16"/>
-          <w:szCs w:val="16"/>
-        </w:rPr>
-        <w:t xml:space="preserve"> De la Comisión de Protección al Consumidor.- </w:t>
+        <w:t>Corresponde a la Comisión de Protección al Consumidor velar por el cumplimiento de la Ley de Protección al Consumidor y de las leyes que, en general, protegen a los consumidores de la falta de idoneidad de los bienes y servicios en función de la información brindada, de las omisiones de información y de la discriminación en el consumo, así como de aquellas que complementen o sustituyan a las anteriores.</w:t>
       </w:r>
     </w:p>
     <w:p>
@@ -10818,20 +10905,15 @@
         <w:jc w:val="both"/>
         <w:rPr>
           <w:rFonts w:ascii="Arial Narrow" w:eastAsia="Arial Narrow" w:hAnsi="Arial Narrow" w:cs="Arial Narrow"/>
-          <w:sz w:val="16"/>
-          <w:szCs w:val="16"/>
-        </w:rPr>
-      </w:pPr>
-      <w:r>
-        <w:rPr>
-          <w:rFonts w:ascii="Arial Narrow" w:eastAsia="Arial Narrow" w:hAnsi="Arial Narrow" w:cs="Arial Narrow"/>
-          <w:sz w:val="16"/>
-          <w:szCs w:val="16"/>
-        </w:rPr>
-        <w:tab/>
-        <w:t>Corresponde a la Comisión de Protección al Consumidor velar por el cumplimiento de la Ley de Protección al Consumidor y de las leyes que, en general, protegen a los consumidores de la falta de idoneidad de los bienes y servicios en función de la información brindada, de las omisiones de información y de la discriminación en el consumo, así como de aquellas que complementen o sustituyan a las anteriores.</w:t>
-      </w:r>
-    </w:p>
+          <w:b/>
+          <w:bCs/>
+          <w:sz w:val="16"/>
+          <w:szCs w:val="16"/>
+        </w:rPr>
+      </w:pPr>
+    </w:p>
+  </w:footnote>
+  <w:footnote w:id="4">
     <w:p>
       <w:pPr>
         <w:pStyle w:val="Textonotapie"/>
@@ -10848,9 +10930,150 @@
           <w:szCs w:val="16"/>
         </w:rPr>
       </w:pPr>
-    </w:p>
-  </w:footnote>
-  <w:footnote w:id="4">
+      <w:r>
+        <w:rPr>
+          <w:rStyle w:val="Refdenotaalpie"/>
+          <w:rFonts w:ascii="Arial Narrow" w:eastAsia="Arial Narrow" w:hAnsi="Arial Narrow" w:cs="Arial Narrow"/>
+          <w:sz w:val="16"/>
+          <w:szCs w:val="16"/>
+          <w:vertAlign w:val="superscript"/>
+        </w:rPr>
+        <w:footnoteRef/>
+      </w:r>
+      <w:r>
+        <w:rPr>
+          <w:rFonts w:ascii="Arial Narrow" w:eastAsia="Arial Narrow" w:hAnsi="Arial Narrow" w:cs="Arial Narrow"/>
+          <w:sz w:val="16"/>
+          <w:szCs w:val="16"/>
+        </w:rPr>
+        <w:tab/>
+        <w:t xml:space="preserve"/>
+      </w:r>
+      <w:r>
+        <w:rPr>
+          <w:rFonts w:ascii="Arial Narrow" w:eastAsia="Arial Narrow" w:hAnsi="Arial Narrow" w:cs="Arial Narrow"/>
+          <w:sz w:val="16"/>
+          <w:szCs w:val="16"/>
+        </w:rPr>
+        <w:tab/>
+      </w:r>
+      <w:r>
+        <w:rPr>
+          <w:rFonts w:ascii="Arial Narrow" w:eastAsia="Arial Narrow" w:hAnsi="Arial Narrow" w:cs="Arial Narrow"/>
+          <w:b/>
+          <w:bCs/>
+          <w:sz w:val="16"/>
+          <w:szCs w:val="16"/>
+        </w:rPr>
+        <w:t xml:space="preserve">LEY 29571, CÓDIGO DE PROTECCIÓN Y DEFENSA DEL CONSUMIDOR, publicado el 2 de setiembre de 2010 y modificado por Decreto Legislativo 1308 </w:t>
+      </w:r>
+    </w:p>
+    <w:p>
+      <w:pPr>
+        <w:pStyle w:val="Textonotapie"/>
+        <w:ind w:left="567" w:right="-1"/>
+        <w:jc w:val="both"/>
+        <w:rPr>
+          <w:rFonts w:ascii="Arial Narrow" w:eastAsia="Arial Narrow" w:hAnsi="Arial Narrow" w:cs="Arial Narrow"/>
+          <w:b/>
+          <w:bCs/>
+          <w:sz w:val="16"/>
+          <w:szCs w:val="16"/>
+        </w:rPr>
+      </w:pPr>
+      <w:r>
+        <w:rPr>
+          <w:rFonts w:ascii="Arial Narrow" w:eastAsia="Arial Narrow" w:hAnsi="Arial Narrow" w:cs="Arial Narrow"/>
+          <w:b/>
+          <w:bCs/>
+          <w:sz w:val="16"/>
+          <w:szCs w:val="16"/>
+        </w:rPr>
+        <w:t xml:space="preserve">Artículo 18.- Idoneidad </w:t>
+      </w:r>
+    </w:p>
+    <w:p>
+      <w:pPr>
+        <w:pStyle w:val="Textonotapie"/>
+        <w:ind w:left="567" w:right="-1"/>
+        <w:jc w:val="both"/>
+        <w:rPr>
+          <w:rFonts w:ascii="Arial Narrow" w:eastAsia="Arial Narrow" w:hAnsi="Arial Narrow" w:cs="Arial Narrow"/>
+          <w:sz w:val="16"/>
+          <w:szCs w:val="16"/>
+        </w:rPr>
+      </w:pPr>
+      <w:r>
+        <w:rPr>
+          <w:rFonts w:ascii="Arial Narrow" w:eastAsia="Arial Narrow" w:hAnsi="Arial Narrow" w:cs="Arial Narrow"/>
+          <w:sz w:val="16"/>
+          <w:szCs w:val="16"/>
+        </w:rPr>
+        <w:t xml:space="preserve">Se entiende por idoneidad la correspondencia entre lo que un consumidor espera y lo que efectivamente recibe, en función a lo que se le hubiera ofrecido, la publicidad e información transmitida, las condiciones y circunstancias de la transacción, las características y naturaleza del producto o servicio, el precio, entre otros factores, atendiendo a las circunstancias del caso. </w:t>
+      </w:r>
+    </w:p>
+    <w:p>
+      <w:pPr>
+        <w:pStyle w:val="Textonotapie"/>
+        <w:ind w:left="567" w:right="-1"/>
+        <w:jc w:val="both"/>
+        <w:rPr>
+          <w:rFonts w:ascii="Arial Narrow" w:eastAsia="Arial Narrow" w:hAnsi="Arial Narrow" w:cs="Arial Narrow"/>
+          <w:sz w:val="16"/>
+          <w:szCs w:val="16"/>
+        </w:rPr>
+      </w:pPr>
+      <w:r>
+        <w:rPr>
+          <w:rFonts w:ascii="Arial Narrow" w:eastAsia="Arial Narrow" w:hAnsi="Arial Narrow" w:cs="Arial Narrow"/>
+          <w:sz w:val="16"/>
+          <w:szCs w:val="16"/>
+        </w:rPr>
+        <w:t xml:space="preserve">La idoneidad es evaluada en función a la propia naturaleza del producto o servicio y a su aptitud para satisfacer la finalidad para la cual ha sido puesto en el mercado. Las autorizaciones por parte de los organismos del Estado para la fabricación de un producto o la prestación de un servicio, en los casos que sea necesario, no eximen de responsabilidad al proveedor frente al consumidor. </w:t>
+      </w:r>
+    </w:p>
+    <w:p>
+      <w:pPr>
+        <w:pStyle w:val="Textonotapie"/>
+        <w:ind w:left="567" w:right="-1"/>
+        <w:jc w:val="both"/>
+        <w:rPr>
+          <w:rFonts w:ascii="Arial Narrow" w:eastAsia="Arial Narrow" w:hAnsi="Arial Narrow" w:cs="Arial Narrow"/>
+          <w:sz w:val="16"/>
+          <w:szCs w:val="16"/>
+        </w:rPr>
+      </w:pPr>
+      <w:r>
+        <w:rPr>
+          <w:rFonts w:ascii="Arial Narrow" w:eastAsia="Arial Narrow" w:hAnsi="Arial Narrow" w:cs="Arial Narrow"/>
+          <w:b/>
+          <w:bCs/>
+          <w:sz w:val="16"/>
+          <w:szCs w:val="16"/>
+        </w:rPr>
+        <w:t xml:space="preserve">Artículo 19.- Obligación de los proveedores </w:t>
+      </w:r>
+    </w:p>
+    <w:p>
+      <w:pPr>
+        <w:pStyle w:val="Textonotapie"/>
+        <w:ind w:left="567" w:right="-1"/>
+        <w:jc w:val="both"/>
+        <w:rPr>
+          <w:rFonts w:ascii="Arial Narrow" w:eastAsia="Arial Narrow" w:hAnsi="Arial Narrow" w:cs="Arial Narrow"/>
+          <w:sz w:val="16"/>
+          <w:szCs w:val="16"/>
+        </w:rPr>
+      </w:pPr>
+      <w:r>
+        <w:rPr>
+          <w:rFonts w:ascii="Arial Narrow" w:eastAsia="Arial Narrow" w:hAnsi="Arial Narrow" w:cs="Arial Narrow"/>
+          <w:sz w:val="16"/>
+          <w:szCs w:val="16"/>
+        </w:rPr>
+        <w:t>El proveedor responde por la idoneidad y calidad de los productos y servicios ofrecidos; por la autenticidad de las marcas y leyendas que exhiben sus productos o del signo que respalda al prestador del servicio, por la falta de conformidad entre la publicidad comercial de los productos y servicios y estos, así como por el contenido y la vida útil del producto indicado en el envase, en lo que corresponda.</w:t>
+      </w:r>
+    </w:p>
     <w:p>
       <w:pPr>
         <w:pStyle w:val="Textonotapie"/>
@@ -10867,161 +11090,9 @@
           <w:szCs w:val="16"/>
         </w:rPr>
       </w:pPr>
-      <w:r>
-        <w:rPr>
-          <w:rStyle w:val="Refdenotaalpie"/>
-          <w:rFonts w:ascii="Arial Narrow" w:eastAsia="Arial Narrow" w:hAnsi="Arial Narrow" w:cs="Arial Narrow"/>
-          <w:sz w:val="16"/>
-          <w:szCs w:val="16"/>
-          <w:vertAlign w:val="superscript"/>
-        </w:rPr>
-        <w:footnoteRef/>
-      </w:r>
-      <w:r>
-        <w:rPr>
-          <w:rFonts w:ascii="Arial Narrow" w:eastAsia="Arial Narrow" w:hAnsi="Arial Narrow" w:cs="Arial Narrow"/>
-          <w:sz w:val="16"/>
-          <w:szCs w:val="16"/>
-        </w:rPr>
-        <w:t xml:space="preserve"> </w:t>
-      </w:r>
-      <w:r>
-        <w:rPr>
-          <w:rFonts w:ascii="Arial Narrow" w:eastAsia="Arial Narrow" w:hAnsi="Arial Narrow" w:cs="Arial Narrow"/>
-          <w:sz w:val="16"/>
-          <w:szCs w:val="16"/>
-        </w:rPr>
-        <w:tab/>
-      </w:r>
-      <w:r>
-        <w:rPr>
-          <w:rFonts w:ascii="Arial Narrow" w:eastAsia="Arial Narrow" w:hAnsi="Arial Narrow" w:cs="Arial Narrow"/>
-          <w:b/>
-          <w:bCs/>
-          <w:sz w:val="16"/>
-          <w:szCs w:val="16"/>
-        </w:rPr>
-        <w:t xml:space="preserve">LEY 29571, CÓDIGO DE PROTECCIÓN Y DEFENSA DEL CONSUMIDOR, publicado el 2 de setiembre de 2010 y modificado por Decreto Legislativo 1308 </w:t>
-      </w:r>
-    </w:p>
-    <w:p>
-      <w:pPr>
-        <w:pStyle w:val="Textonotapie"/>
-        <w:ind w:left="567" w:right="-1"/>
-        <w:jc w:val="both"/>
-        <w:rPr>
-          <w:rFonts w:ascii="Arial Narrow" w:eastAsia="Arial Narrow" w:hAnsi="Arial Narrow" w:cs="Arial Narrow"/>
-          <w:b/>
-          <w:bCs/>
-          <w:sz w:val="16"/>
-          <w:szCs w:val="16"/>
-        </w:rPr>
-      </w:pPr>
-      <w:r>
-        <w:rPr>
-          <w:rFonts w:ascii="Arial Narrow" w:eastAsia="Arial Narrow" w:hAnsi="Arial Narrow" w:cs="Arial Narrow"/>
-          <w:b/>
-          <w:bCs/>
-          <w:sz w:val="16"/>
-          <w:szCs w:val="16"/>
-        </w:rPr>
-        <w:t xml:space="preserve">Artículo 18.- Idoneidad </w:t>
-      </w:r>
-    </w:p>
-    <w:p>
-      <w:pPr>
-        <w:pStyle w:val="Textonotapie"/>
-        <w:ind w:left="567" w:right="-1"/>
-        <w:jc w:val="both"/>
-        <w:rPr>
-          <w:rFonts w:ascii="Arial Narrow" w:eastAsia="Arial Narrow" w:hAnsi="Arial Narrow" w:cs="Arial Narrow"/>
-          <w:sz w:val="16"/>
-          <w:szCs w:val="16"/>
-        </w:rPr>
-      </w:pPr>
-      <w:r>
-        <w:rPr>
-          <w:rFonts w:ascii="Arial Narrow" w:eastAsia="Arial Narrow" w:hAnsi="Arial Narrow" w:cs="Arial Narrow"/>
-          <w:sz w:val="16"/>
-          <w:szCs w:val="16"/>
-        </w:rPr>
-        <w:t xml:space="preserve">Se entiende por idoneidad la correspondencia entre lo que un consumidor espera y lo que efectivamente recibe, en función a lo que se le hubiera ofrecido, la publicidad e información transmitida, las condiciones y circunstancias de la transacción, las características y naturaleza del producto o servicio, el precio, entre otros factores, atendiendo a las circunstancias del caso. </w:t>
-      </w:r>
-    </w:p>
-    <w:p>
-      <w:pPr>
-        <w:pStyle w:val="Textonotapie"/>
-        <w:ind w:left="567" w:right="-1"/>
-        <w:jc w:val="both"/>
-        <w:rPr>
-          <w:rFonts w:ascii="Arial Narrow" w:eastAsia="Arial Narrow" w:hAnsi="Arial Narrow" w:cs="Arial Narrow"/>
-          <w:sz w:val="16"/>
-          <w:szCs w:val="16"/>
-        </w:rPr>
-      </w:pPr>
-      <w:r>
-        <w:rPr>
-          <w:rFonts w:ascii="Arial Narrow" w:eastAsia="Arial Narrow" w:hAnsi="Arial Narrow" w:cs="Arial Narrow"/>
-          <w:sz w:val="16"/>
-          <w:szCs w:val="16"/>
-        </w:rPr>
-        <w:t xml:space="preserve">La idoneidad es evaluada en función a la propia naturaleza del producto o servicio y a su aptitud para satisfacer la finalidad para la cual ha sido puesto en el mercado. Las autorizaciones por parte de los organismos del Estado para la fabricación de un producto o la prestación de un servicio, en los casos que sea necesario, no eximen de responsabilidad al proveedor frente al consumidor. </w:t>
-      </w:r>
-    </w:p>
-    <w:p>
-      <w:pPr>
-        <w:pStyle w:val="Textonotapie"/>
-        <w:ind w:left="567" w:right="-1"/>
-        <w:jc w:val="both"/>
-        <w:rPr>
-          <w:rFonts w:ascii="Arial Narrow" w:eastAsia="Arial Narrow" w:hAnsi="Arial Narrow" w:cs="Arial Narrow"/>
-          <w:sz w:val="16"/>
-          <w:szCs w:val="16"/>
-        </w:rPr>
-      </w:pPr>
-    </w:p>
-    <w:p>
-      <w:pPr>
-        <w:pStyle w:val="Textonotapie"/>
-        <w:ind w:left="567" w:right="-1"/>
-        <w:jc w:val="both"/>
-        <w:rPr>
-          <w:rFonts w:ascii="Arial Narrow" w:eastAsia="Arial Narrow" w:hAnsi="Arial Narrow" w:cs="Arial Narrow"/>
-          <w:sz w:val="16"/>
-          <w:szCs w:val="16"/>
-        </w:rPr>
-      </w:pPr>
-      <w:r>
-        <w:rPr>
-          <w:rFonts w:ascii="Arial Narrow" w:eastAsia="Arial Narrow" w:hAnsi="Arial Narrow" w:cs="Arial Narrow"/>
-          <w:b/>
-          <w:bCs/>
-          <w:sz w:val="16"/>
-          <w:szCs w:val="16"/>
-        </w:rPr>
-        <w:t xml:space="preserve">Artículo 19.- Obligación de los proveedores </w:t>
-      </w:r>
-    </w:p>
-    <w:p>
-      <w:pPr>
-        <w:pStyle w:val="Textonotapie"/>
-        <w:ind w:left="567" w:right="-1"/>
-        <w:jc w:val="both"/>
-        <w:rPr>
-          <w:rFonts w:ascii="Arial Narrow" w:eastAsia="Arial Narrow" w:hAnsi="Arial Narrow" w:cs="Arial Narrow"/>
-          <w:sz w:val="16"/>
-          <w:szCs w:val="16"/>
-        </w:rPr>
-      </w:pPr>
-      <w:r>
-        <w:rPr>
-          <w:rFonts w:ascii="Arial Narrow" w:eastAsia="Arial Narrow" w:hAnsi="Arial Narrow" w:cs="Arial Narrow"/>
-          <w:sz w:val="16"/>
-          <w:szCs w:val="16"/>
-        </w:rPr>
-        <w:t>El proveedor responde por la idoneidad y calidad de los productos y servicios ofrecidos; por la autenticidad de las marcas y leyendas que exhiben sus productos o del signo que respalda al prestador del servicio, por la falta de conformidad entre la publicidad comercial de los productos y servicios y estos, así como por el contenido y la vida útil del producto indicado en el envase, en lo que corresponda.</w:t>
-      </w:r>
-    </w:p>
+    </w:p>
+  </w:footnote>
+  <w:footnote w:id="5">
     <w:p>
       <w:pPr>
         <w:pStyle w:val="Textonotapie"/>
@@ -11038,9 +11109,88 @@
           <w:szCs w:val="16"/>
         </w:rPr>
       </w:pPr>
-    </w:p>
-  </w:footnote>
-  <w:footnote w:id="5">
+      <w:r>
+        <w:rPr>
+          <w:rStyle w:val="Refdenotaalpie"/>
+          <w:rFonts w:ascii="Arial Narrow" w:eastAsia="Arial Narrow" w:hAnsi="Arial Narrow" w:cs="Arial Narrow"/>
+          <w:sz w:val="16"/>
+          <w:szCs w:val="16"/>
+          <w:vertAlign w:val="superscript"/>
+        </w:rPr>
+        <w:footnoteRef/>
+      </w:r>
+      <w:r>
+        <w:rPr>
+          <w:rFonts w:ascii="Arial Narrow" w:eastAsia="Arial Narrow" w:hAnsi="Arial Narrow" w:cs="Arial Narrow"/>
+          <w:sz w:val="16"/>
+          <w:szCs w:val="16"/>
+        </w:rPr>
+        <w:tab/>
+        <w:t xml:space="preserve"/>
+      </w:r>
+      <w:r>
+        <w:rPr>
+          <w:rFonts w:ascii="Arial Narrow" w:eastAsia="Arial Narrow" w:hAnsi="Arial Narrow" w:cs="Arial Narrow"/>
+          <w:sz w:val="16"/>
+          <w:szCs w:val="16"/>
+        </w:rPr>
+        <w:tab/>
+      </w:r>
+      <w:r>
+        <w:rPr>
+          <w:rFonts w:ascii="Arial Narrow" w:eastAsia="Arial Narrow" w:hAnsi="Arial Narrow" w:cs="Arial Narrow"/>
+          <w:b/>
+          <w:bCs/>
+          <w:sz w:val="16"/>
+          <w:szCs w:val="16"/>
+        </w:rPr>
+        <w:t xml:space="preserve">LEY 29571, CÓDIGO DE PROTECCIÓN Y DEFENSA DEL CONSUMIDOR, publicado el 2 de setiembre de 2010 y modificado por Decreto Legislativo 1308 </w:t>
+      </w:r>
+    </w:p>
+    <w:p>
+      <w:pPr>
+        <w:pStyle w:val="Textonotapie"/>
+        <w:ind w:left="567" w:right="-1"/>
+        <w:jc w:val="both"/>
+        <w:rPr>
+          <w:rFonts w:ascii="Arial Narrow" w:eastAsia="Arial Narrow" w:hAnsi="Arial Narrow" w:cs="Arial Narrow"/>
+          <w:b/>
+          <w:bCs/>
+          <w:sz w:val="16"/>
+          <w:szCs w:val="16"/>
+        </w:rPr>
+      </w:pPr>
+      <w:r>
+        <w:rPr>
+          <w:rFonts w:ascii="Arial Narrow" w:eastAsia="Arial Narrow" w:hAnsi="Arial Narrow" w:cs="Arial Narrow"/>
+          <w:b/>
+          <w:bCs/>
+          <w:sz w:val="16"/>
+          <w:szCs w:val="16"/>
+        </w:rPr>
+        <w:t>Artículo 88.- Reclamo de productos o servicios financieros y de seguros</w:t>
+      </w:r>
+    </w:p>
+    <w:p>
+      <w:pPr>
+        <w:pStyle w:val="Textonotapie"/>
+        <w:ind w:left="567" w:right="-1"/>
+        <w:jc w:val="both"/>
+        <w:rPr>
+          <w:rFonts w:ascii="Arial Narrow" w:eastAsia="Arial Narrow" w:hAnsi="Arial Narrow" w:cs="Arial Narrow"/>
+          <w:sz w:val="16"/>
+          <w:szCs w:val="16"/>
+        </w:rPr>
+      </w:pPr>
+      <w:r>
+        <w:rPr>
+          <w:rFonts w:ascii="Arial Narrow" w:eastAsia="Arial Narrow" w:hAnsi="Arial Narrow" w:cs="Arial Narrow"/>
+          <w:sz w:val="16"/>
+          <w:szCs w:val="16"/>
+        </w:rPr>
+        <w:t xml:space="preserve">88.1 Las entidades del sistema financiero y de seguros, en todas sus oficinas en la República, deben resolver los reclamos en un plazo no mayor de quince días hábiles. Excepcionalmente, la Superintendencia de Banca, Seguros y Administradoras Privadas de Fondos de Pensiones podrá establecer un plazo ampliatorio cuando la naturaleza y complejidad de la operación, producto o servicio materia del reclamo o requerimiento lo justifique, situación que debe ponerse en conocimiento del consumidor antes de la culminación del plazo inicial, sin perjuicio del derecho del consumidor de recurrir directamente ante la Autoridad de Consumo. </w:t>
+      </w:r>
+    </w:p>
     <w:p>
       <w:pPr>
         <w:pStyle w:val="Textonotapie"/>
@@ -11057,87 +11207,9 @@
           <w:szCs w:val="16"/>
         </w:rPr>
       </w:pPr>
-      <w:r>
-        <w:rPr>
-          <w:rStyle w:val="Refdenotaalpie"/>
-          <w:rFonts w:ascii="Arial Narrow" w:eastAsia="Arial Narrow" w:hAnsi="Arial Narrow" w:cs="Arial Narrow"/>
-          <w:sz w:val="16"/>
-          <w:szCs w:val="16"/>
-          <w:vertAlign w:val="superscript"/>
-        </w:rPr>
-        <w:footnoteRef/>
-      </w:r>
-      <w:r>
-        <w:rPr>
-          <w:rFonts w:ascii="Arial Narrow" w:eastAsia="Arial Narrow" w:hAnsi="Arial Narrow" w:cs="Arial Narrow"/>
-          <w:sz w:val="16"/>
-          <w:szCs w:val="16"/>
-        </w:rPr>
-        <w:t xml:space="preserve"> </w:t>
-      </w:r>
-      <w:r>
-        <w:rPr>
-          <w:rFonts w:ascii="Arial Narrow" w:eastAsia="Arial Narrow" w:hAnsi="Arial Narrow" w:cs="Arial Narrow"/>
-          <w:sz w:val="16"/>
-          <w:szCs w:val="16"/>
-        </w:rPr>
-        <w:tab/>
-      </w:r>
-      <w:r>
-        <w:rPr>
-          <w:rFonts w:ascii="Arial Narrow" w:eastAsia="Arial Narrow" w:hAnsi="Arial Narrow" w:cs="Arial Narrow"/>
-          <w:b/>
-          <w:bCs/>
-          <w:sz w:val="16"/>
-          <w:szCs w:val="16"/>
-        </w:rPr>
-        <w:t xml:space="preserve">LEY 29571, CÓDIGO DE PROTECCIÓN Y DEFENSA DEL CONSUMIDOR, publicado el 2 de setiembre de 2010 y modificado por Decreto Legislativo 1308 </w:t>
-      </w:r>
-    </w:p>
-    <w:p>
-      <w:pPr>
-        <w:pStyle w:val="Textonotapie"/>
-        <w:ind w:left="567" w:right="-1"/>
-        <w:jc w:val="both"/>
-        <w:rPr>
-          <w:rFonts w:ascii="Arial Narrow" w:eastAsia="Arial Narrow" w:hAnsi="Arial Narrow" w:cs="Arial Narrow"/>
-          <w:b/>
-          <w:bCs/>
-          <w:sz w:val="16"/>
-          <w:szCs w:val="16"/>
-        </w:rPr>
-      </w:pPr>
-      <w:r>
-        <w:rPr>
-          <w:rFonts w:ascii="Arial Narrow" w:eastAsia="Arial Narrow" w:hAnsi="Arial Narrow" w:cs="Arial Narrow"/>
-          <w:b/>
-          <w:bCs/>
-          <w:sz w:val="16"/>
-          <w:szCs w:val="16"/>
-        </w:rPr>
-        <w:t>Artículo 88.- Reclamo de productos o servicios financieros y de seguros</w:t>
-      </w:r>
-    </w:p>
-    <w:p>
-      <w:pPr>
-        <w:pStyle w:val="Textonotapie"/>
-        <w:ind w:left="567" w:right="-1"/>
-        <w:jc w:val="both"/>
-        <w:rPr>
-          <w:rFonts w:ascii="Arial Narrow" w:eastAsia="Arial Narrow" w:hAnsi="Arial Narrow" w:cs="Arial Narrow"/>
-          <w:sz w:val="16"/>
-          <w:szCs w:val="16"/>
-        </w:rPr>
-      </w:pPr>
-      <w:r>
-        <w:rPr>
-          <w:rFonts w:ascii="Arial Narrow" w:eastAsia="Arial Narrow" w:hAnsi="Arial Narrow" w:cs="Arial Narrow"/>
-          <w:sz w:val="16"/>
-          <w:szCs w:val="16"/>
-        </w:rPr>
-        <w:t xml:space="preserve">88.1 Las entidades del sistema financiero y de seguros, en todas sus oficinas en la República, deben resolver los reclamos en un plazo no mayor de quince días hábiles. Excepcionalmente, la Superintendencia de Banca, Seguros y Administradoras Privadas de Fondos de Pensiones podrá establecer un plazo ampliatorio cuando la naturaleza y complejidad de la operación, producto o servicio materia del reclamo o requerimiento lo justifique, situación que debe ponerse en conocimiento del consumidor antes de la culminación del plazo inicial, sin perjuicio del derecho del consumidor de recurrir directamente ante la Autoridad de Consumo. </w:t>
-      </w:r>
-    </w:p>
+    </w:p>
+  </w:footnote>
+  <w:footnote w:id="6">
     <w:p>
       <w:pPr>
         <w:pStyle w:val="Textonotapie"/>
@@ -11154,9 +11226,119 @@
           <w:szCs w:val="16"/>
         </w:rPr>
       </w:pPr>
-    </w:p>
-  </w:footnote>
-  <w:footnote w:id="6">
+      <w:r>
+        <w:rPr>
+          <w:rStyle w:val="Refdenotaalpie"/>
+          <w:rFonts w:ascii="Arial Narrow" w:eastAsia="Arial Narrow" w:hAnsi="Arial Narrow" w:cs="Arial Narrow"/>
+          <w:sz w:val="16"/>
+          <w:szCs w:val="16"/>
+          <w:vertAlign w:val="superscript"/>
+        </w:rPr>
+        <w:footnoteRef/>
+      </w:r>
+      <w:r>
+        <w:rPr>
+          <w:rFonts w:ascii="Arial Narrow" w:eastAsia="Arial Narrow" w:hAnsi="Arial Narrow" w:cs="Arial Narrow"/>
+          <w:sz w:val="16"/>
+          <w:szCs w:val="16"/>
+        </w:rPr>
+        <w:tab/>
+        <w:t xml:space="preserve"/>
+      </w:r>
+      <w:r>
+        <w:rPr>
+          <w:rFonts w:ascii="Arial Narrow" w:eastAsia="Arial Narrow" w:hAnsi="Arial Narrow" w:cs="Arial Narrow"/>
+          <w:sz w:val="16"/>
+          <w:szCs w:val="16"/>
+        </w:rPr>
+        <w:tab/>
+      </w:r>
+      <w:r>
+        <w:rPr>
+          <w:rFonts w:ascii="Arial Narrow" w:eastAsia="Arial Narrow" w:hAnsi="Arial Narrow" w:cs="Arial Narrow"/>
+          <w:b/>
+          <w:bCs/>
+          <w:sz w:val="16"/>
+          <w:szCs w:val="16"/>
+        </w:rPr>
+        <w:t xml:space="preserve">LEY 29571, CÓDIGO DE PROTECCIÓN Y DEFENSA DEL CONSUMIDOR, publicado el 2 de setiembre de 2010 y modificado por Decreto Legislativo 1308 </w:t>
+      </w:r>
+    </w:p>
+    <w:p>
+      <w:pPr>
+        <w:pStyle w:val="Textonotapie"/>
+        <w:ind w:firstLine="567"/>
+        <w:rPr>
+          <w:rFonts w:ascii="Arial Narrow" w:eastAsia="Arial Narrow" w:hAnsi="Arial Narrow" w:cs="Arial Narrow"/>
+          <w:b/>
+          <w:bCs/>
+          <w:sz w:val="16"/>
+          <w:szCs w:val="16"/>
+        </w:rPr>
+      </w:pPr>
+      <w:r>
+        <w:rPr>
+          <w:rFonts w:ascii="Arial Narrow" w:eastAsia="Arial Narrow" w:hAnsi="Arial Narrow" w:cs="Arial Narrow"/>
+          <w:b/>
+          <w:bCs/>
+          <w:sz w:val="16"/>
+          <w:szCs w:val="16"/>
+        </w:rPr>
+        <w:t>Artículo 1.- Derechos de los consumidores</w:t>
+      </w:r>
+    </w:p>
+    <w:p>
+      <w:pPr>
+        <w:pStyle w:val="Textonotapie"/>
+        <w:tabs>
+          <w:tab w:val="left" w:pos="567"/>
+        </w:tabs>
+        <w:rPr>
+          <w:rFonts w:ascii="Arial Narrow" w:eastAsia="Arial Narrow" w:hAnsi="Arial Narrow" w:cs="Arial Narrow"/>
+          <w:sz w:val="16"/>
+          <w:szCs w:val="16"/>
+        </w:rPr>
+      </w:pPr>
+      <w:r>
+        <w:rPr>
+          <w:rFonts w:ascii="Arial Narrow" w:eastAsia="Arial Narrow" w:hAnsi="Arial Narrow" w:cs="Arial Narrow"/>
+          <w:sz w:val="16"/>
+          <w:szCs w:val="16"/>
+        </w:rPr>
+        <w:tab/>
+        <w:t>1.1 (…)</w:t>
+      </w:r>
+    </w:p>
+    <w:p>
+      <w:pPr>
+        <w:pStyle w:val="Textonotapie"/>
+        <w:tabs>
+          <w:tab w:val="left" w:pos="567"/>
+        </w:tabs>
+        <w:ind w:left="570"/>
+        <w:rPr>
+          <w:rFonts w:ascii="Arial Narrow" w:eastAsia="Arial Narrow" w:hAnsi="Arial Narrow" w:cs="Arial Narrow"/>
+          <w:sz w:val="16"/>
+          <w:szCs w:val="16"/>
+        </w:rPr>
+      </w:pPr>
+      <w:r>
+        <w:rPr>
+          <w:rFonts w:ascii="Arial Narrow" w:eastAsia="Arial Narrow" w:hAnsi="Arial Narrow" w:cs="Arial Narrow"/>
+          <w:sz w:val="16"/>
+          <w:szCs w:val="16"/>
+        </w:rPr>
+        <w:t xml:space="preserve">b. </w:t>
+      </w:r>
+      <w:r>
+        <w:rPr>
+          <w:rFonts w:ascii="Arial Narrow" w:eastAsia="Arial Narrow" w:hAnsi="Arial Narrow" w:cs="Arial Narrow"/>
+          <w:sz w:val="16"/>
+          <w:szCs w:val="16"/>
+        </w:rPr>
+        <w:t xml:space="preserve">Derecho a acceder a información oportuna, suficiente, veraz y fácilmente accesible, relevante para tomar una decisión o realizar una elección de consumo que se ajuste a sus intereses, así como para efectuar un uso o consumo adecuado de los productos o servicios. </w:t>
+      </w:r>
+    </w:p>
     <w:p>
       <w:pPr>
         <w:pStyle w:val="Textonotapie"/>
@@ -11167,6 +11349,27 @@
         <w:jc w:val="both"/>
         <w:rPr>
           <w:rFonts w:ascii="Arial Narrow" w:eastAsia="Arial Narrow" w:hAnsi="Arial Narrow" w:cs="Arial Narrow"/>
+          <w:sz w:val="16"/>
+          <w:szCs w:val="16"/>
+        </w:rPr>
+      </w:pPr>
+      <w:r>
+        <w:rPr>
+          <w:rFonts w:ascii="Arial Narrow" w:eastAsia="Arial Narrow" w:hAnsi="Arial Narrow" w:cs="Arial Narrow"/>
+          <w:sz w:val="16"/>
+          <w:szCs w:val="16"/>
+        </w:rPr>
+        <w:tab/>
+        <w:t>(…).</w:t>
+      </w:r>
+    </w:p>
+    <w:p>
+      <w:pPr>
+        <w:pStyle w:val="Textonotapie"/>
+        <w:ind w:firstLine="567"/>
+        <w:jc w:val="both"/>
+        <w:rPr>
+          <w:rFonts w:ascii="Arial Narrow" w:eastAsia="Arial Narrow" w:hAnsi="Arial Narrow" w:cs="Arial Narrow"/>
           <w:b/>
           <w:bCs/>
           <w:sz w:val="16"/>
@@ -11175,62 +11378,13 @@
       </w:pPr>
       <w:r>
         <w:rPr>
-          <w:rStyle w:val="Refdenotaalpie"/>
-          <w:rFonts w:ascii="Arial Narrow" w:eastAsia="Arial Narrow" w:hAnsi="Arial Narrow" w:cs="Arial Narrow"/>
-          <w:sz w:val="16"/>
-          <w:szCs w:val="16"/>
-          <w:vertAlign w:val="superscript"/>
-        </w:rPr>
-        <w:footnoteRef/>
-      </w:r>
-      <w:r>
-        <w:rPr>
-          <w:rFonts w:ascii="Arial Narrow" w:eastAsia="Arial Narrow" w:hAnsi="Arial Narrow" w:cs="Arial Narrow"/>
-          <w:sz w:val="16"/>
-          <w:szCs w:val="16"/>
-        </w:rPr>
-        <w:t xml:space="preserve"> </w:t>
-      </w:r>
-      <w:r>
-        <w:rPr>
-          <w:rFonts w:ascii="Arial Narrow" w:eastAsia="Arial Narrow" w:hAnsi="Arial Narrow" w:cs="Arial Narrow"/>
-          <w:sz w:val="16"/>
-          <w:szCs w:val="16"/>
-        </w:rPr>
-        <w:tab/>
-      </w:r>
-      <w:r>
-        <w:rPr>
           <w:rFonts w:ascii="Arial Narrow" w:eastAsia="Arial Narrow" w:hAnsi="Arial Narrow" w:cs="Arial Narrow"/>
           <w:b/>
           <w:bCs/>
           <w:sz w:val="16"/>
           <w:szCs w:val="16"/>
         </w:rPr>
-        <w:t xml:space="preserve">LEY 29571, CÓDIGO DE PROTECCIÓN Y DEFENSA DEL CONSUMIDOR, publicado el 2 de setiembre de 2010 y modificado por Decreto Legislativo 1308 </w:t>
-      </w:r>
-    </w:p>
-    <w:p>
-      <w:pPr>
-        <w:pStyle w:val="Textonotapie"/>
-        <w:ind w:firstLine="567"/>
-        <w:rPr>
-          <w:rFonts w:ascii="Arial Narrow" w:eastAsia="Arial Narrow" w:hAnsi="Arial Narrow" w:cs="Arial Narrow"/>
-          <w:b/>
-          <w:bCs/>
-          <w:sz w:val="16"/>
-          <w:szCs w:val="16"/>
-        </w:rPr>
-      </w:pPr>
-      <w:r>
-        <w:rPr>
-          <w:rFonts w:ascii="Arial Narrow" w:eastAsia="Arial Narrow" w:hAnsi="Arial Narrow" w:cs="Arial Narrow"/>
-          <w:b/>
-          <w:bCs/>
-          <w:sz w:val="16"/>
-          <w:szCs w:val="16"/>
-        </w:rPr>
-        <w:t>Artículo 1.- Derechos de los consumidores</w:t>
+        <w:t>Artículo 2.- Información relevante</w:t>
       </w:r>
     </w:p>
     <w:p>
@@ -11239,20 +11393,21 @@
         <w:tabs>
           <w:tab w:val="left" w:pos="567"/>
         </w:tabs>
-        <w:rPr>
-          <w:rFonts w:ascii="Arial Narrow" w:eastAsia="Arial Narrow" w:hAnsi="Arial Narrow" w:cs="Arial Narrow"/>
-          <w:sz w:val="16"/>
-          <w:szCs w:val="16"/>
-        </w:rPr>
-      </w:pPr>
-      <w:r>
-        <w:rPr>
-          <w:rFonts w:ascii="Arial Narrow" w:eastAsia="Arial Narrow" w:hAnsi="Arial Narrow" w:cs="Arial Narrow"/>
-          <w:sz w:val="16"/>
-          <w:szCs w:val="16"/>
-        </w:rPr>
-        <w:tab/>
-        <w:t>1.1 (…)</w:t>
+        <w:ind w:left="567"/>
+        <w:jc w:val="both"/>
+        <w:rPr>
+          <w:rFonts w:ascii="Arial Narrow" w:eastAsia="Arial Narrow" w:hAnsi="Arial Narrow" w:cs="Arial Narrow"/>
+          <w:sz w:val="16"/>
+          <w:szCs w:val="16"/>
+        </w:rPr>
+      </w:pPr>
+      <w:r>
+        <w:rPr>
+          <w:rFonts w:ascii="Arial Narrow" w:eastAsia="Arial Narrow" w:hAnsi="Arial Narrow" w:cs="Arial Narrow"/>
+          <w:sz w:val="16"/>
+          <w:szCs w:val="16"/>
+        </w:rPr>
+        <w:t xml:space="preserve">2.1 El proveedor tiene la obligación de ofrecer al consumidor toda la información relevante para tomar una decisión o realizar una elección adecuada de consumo, así como para efectuar un uso o consumo adecuado de los productos o servicios. </w:t>
       </w:r>
     </w:p>
     <w:p>
@@ -11261,28 +11416,75 @@
         <w:tabs>
           <w:tab w:val="left" w:pos="567"/>
         </w:tabs>
-        <w:ind w:left="570"/>
-        <w:rPr>
-          <w:rFonts w:ascii="Arial Narrow" w:eastAsia="Arial Narrow" w:hAnsi="Arial Narrow" w:cs="Arial Narrow"/>
-          <w:sz w:val="16"/>
-          <w:szCs w:val="16"/>
-        </w:rPr>
-      </w:pPr>
-      <w:r>
-        <w:rPr>
-          <w:rFonts w:ascii="Arial Narrow" w:eastAsia="Arial Narrow" w:hAnsi="Arial Narrow" w:cs="Arial Narrow"/>
-          <w:sz w:val="16"/>
-          <w:szCs w:val="16"/>
-        </w:rPr>
-        <w:t xml:space="preserve">b. </w:t>
-      </w:r>
-      <w:r>
-        <w:rPr>
-          <w:rFonts w:ascii="Arial Narrow" w:eastAsia="Arial Narrow" w:hAnsi="Arial Narrow" w:cs="Arial Narrow"/>
-          <w:sz w:val="16"/>
-          <w:szCs w:val="16"/>
-        </w:rPr>
-        <w:t xml:space="preserve">Derecho a acceder a información oportuna, suficiente, veraz y fácilmente accesible, relevante para tomar una decisión o realizar una elección de consumo que se ajuste a sus intereses, así como para efectuar un uso o consumo adecuado de los productos o servicios. </w:t>
+        <w:ind w:left="567"/>
+        <w:jc w:val="both"/>
+        <w:rPr>
+          <w:rFonts w:ascii="Arial Narrow" w:eastAsia="Arial Narrow" w:hAnsi="Arial Narrow" w:cs="Arial Narrow"/>
+          <w:sz w:val="16"/>
+          <w:szCs w:val="16"/>
+        </w:rPr>
+      </w:pPr>
+      <w:r>
+        <w:rPr>
+          <w:rFonts w:ascii="Arial Narrow" w:eastAsia="Arial Narrow" w:hAnsi="Arial Narrow" w:cs="Arial Narrow"/>
+          <w:sz w:val="16"/>
+          <w:szCs w:val="16"/>
+        </w:rPr>
+        <w:t xml:space="preserve">2.2 La información debe ser veraz, suficiente, de fácil comprensión, apropiada, oportuna y fácilmente accesible, debiendo ser brindada en idioma castellano. </w:t>
+      </w:r>
+    </w:p>
+    <w:p>
+      <w:pPr>
+        <w:pStyle w:val="Textonotapie"/>
+        <w:tabs>
+          <w:tab w:val="left" w:pos="567"/>
+        </w:tabs>
+        <w:ind w:left="567"/>
+        <w:jc w:val="both"/>
+        <w:rPr>
+          <w:rFonts w:ascii="Arial Narrow" w:eastAsia="Arial Narrow" w:hAnsi="Arial Narrow" w:cs="Arial Narrow"/>
+          <w:sz w:val="16"/>
+          <w:szCs w:val="16"/>
+        </w:rPr>
+      </w:pPr>
+      <w:r>
+        <w:rPr>
+          <w:rFonts w:ascii="Arial Narrow" w:eastAsia="Arial Narrow" w:hAnsi="Arial Narrow" w:cs="Arial Narrow"/>
+          <w:sz w:val="16"/>
+          <w:szCs w:val="16"/>
+        </w:rPr>
+        <w:t xml:space="preserve">2.3 Sin perjuicio de las exigencias concretas de las normas sectoriales correspondientes, para analizar la información relevante se tiene en consideración a toda aquella sin la cual no se hubiera adoptado la decisión de consumo o se hubiera efectuado en términos substancialmente distintos. Para ello se debe examinar si la información omitida desnaturaliza las condiciones en que se realizó la oferta al consumidor. </w:t>
+      </w:r>
+    </w:p>
+    <w:p>
+      <w:pPr>
+        <w:pStyle w:val="Textonotapie"/>
+        <w:tabs>
+          <w:tab w:val="left" w:pos="567"/>
+        </w:tabs>
+        <w:ind w:left="567"/>
+        <w:jc w:val="both"/>
+        <w:rPr>
+          <w:rFonts w:ascii="Arial Narrow" w:eastAsia="Arial Narrow" w:hAnsi="Arial Narrow" w:cs="Arial Narrow"/>
+          <w:sz w:val="16"/>
+          <w:szCs w:val="16"/>
+        </w:rPr>
+      </w:pPr>
+      <w:r>
+        <w:rPr>
+          <w:rFonts w:ascii="Arial Narrow" w:eastAsia="Arial Narrow" w:hAnsi="Arial Narrow" w:cs="Arial Narrow"/>
+          <w:sz w:val="16"/>
+          <w:szCs w:val="16"/>
+        </w:rPr>
+        <w:t>2.4 Al evaluarse la información, deben considerarse los problemas de confusión que generarían al consumidor el suministro de información excesiva o sumamente compleja, atendiendo a la naturaleza del producto adquirido o al servicio contratado</w:t>
+      </w:r>
+      <w:r>
+        <w:rPr>
+          <w:rFonts w:ascii="Arial Narrow" w:eastAsia="Arial Narrow" w:hAnsi="Arial Narrow" w:cs="Arial Narrow"/>
+          <w:sz w:val="16"/>
+          <w:szCs w:val="16"/>
+        </w:rPr>
+        <w:t xml:space="preserve">. </w:t>
       </w:r>
     </w:p>
     <w:p>
@@ -11295,20 +11497,15 @@
         <w:jc w:val="both"/>
         <w:rPr>
           <w:rFonts w:ascii="Arial Narrow" w:eastAsia="Arial Narrow" w:hAnsi="Arial Narrow" w:cs="Arial Narrow"/>
-          <w:sz w:val="16"/>
-          <w:szCs w:val="16"/>
-        </w:rPr>
-      </w:pPr>
-      <w:r>
-        <w:rPr>
-          <w:rFonts w:ascii="Arial Narrow" w:eastAsia="Arial Narrow" w:hAnsi="Arial Narrow" w:cs="Arial Narrow"/>
-          <w:sz w:val="16"/>
-          <w:szCs w:val="16"/>
-        </w:rPr>
-        <w:tab/>
-        <w:t>(…).</w:t>
-      </w:r>
-    </w:p>
+          <w:b/>
+          <w:bCs/>
+          <w:sz w:val="16"/>
+          <w:szCs w:val="16"/>
+        </w:rPr>
+      </w:pPr>
+    </w:p>
+  </w:footnote>
+  <w:footnote w:id="7">
     <w:p>
       <w:pPr>
         <w:pStyle w:val="Textonotapie"/>
@@ -11319,135 +11516,54 @@
         <w:jc w:val="both"/>
         <w:rPr>
           <w:rFonts w:ascii="Arial Narrow" w:eastAsia="Arial Narrow" w:hAnsi="Arial Narrow" w:cs="Arial Narrow"/>
+          <w:sz w:val="16"/>
+          <w:szCs w:val="16"/>
+        </w:rPr>
+      </w:pPr>
+      <w:r>
+        <w:rPr>
+          <w:rStyle w:val="Refdenotaalpie"/>
+          <w:rFonts w:ascii="Arial Narrow" w:eastAsia="Arial Narrow" w:hAnsi="Arial Narrow" w:cs="Arial Narrow"/>
+          <w:sz w:val="16"/>
+          <w:szCs w:val="16"/>
+          <w:vertAlign w:val="superscript"/>
+        </w:rPr>
+        <w:footnoteRef/>
+      </w:r>
+      <w:r>
+        <w:rPr>
+          <w:rFonts w:ascii="Arial Narrow" w:eastAsia="Arial Narrow" w:hAnsi="Arial Narrow" w:cs="Arial Narrow"/>
+          <w:sz w:val="16"/>
+          <w:szCs w:val="16"/>
+        </w:rPr>
+        <w:tab/>
+        <w:t xml:space="preserve"/>
+      </w:r>
+      <w:r>
+        <w:rPr>
+          <w:rFonts w:ascii="Arial Narrow" w:eastAsia="Arial Narrow" w:hAnsi="Arial Narrow" w:cs="Arial Narrow"/>
+          <w:sz w:val="16"/>
+          <w:szCs w:val="16"/>
+        </w:rPr>
+        <w:tab/>
+      </w:r>
+      <w:r>
+        <w:rPr>
+          <w:rFonts w:ascii="Arial Narrow" w:eastAsia="Arial Narrow" w:hAnsi="Arial Narrow" w:cs="Arial Narrow"/>
           <w:b/>
           <w:bCs/>
           <w:sz w:val="16"/>
           <w:szCs w:val="16"/>
         </w:rPr>
-      </w:pPr>
-    </w:p>
-    <w:p>
-      <w:pPr>
-        <w:pStyle w:val="Textonotapie"/>
-        <w:ind w:firstLine="567"/>
-        <w:jc w:val="both"/>
-        <w:rPr>
-          <w:rFonts w:ascii="Arial Narrow" w:eastAsia="Arial Narrow" w:hAnsi="Arial Narrow" w:cs="Arial Narrow"/>
-          <w:b/>
-          <w:bCs/>
-          <w:sz w:val="16"/>
-          <w:szCs w:val="16"/>
-        </w:rPr>
-      </w:pPr>
-      <w:r>
-        <w:rPr>
-          <w:rFonts w:ascii="Arial Narrow" w:eastAsia="Arial Narrow" w:hAnsi="Arial Narrow" w:cs="Arial Narrow"/>
-          <w:b/>
-          <w:bCs/>
-          <w:sz w:val="16"/>
-          <w:szCs w:val="16"/>
-        </w:rPr>
-        <w:t>Artículo 2.- Información relevante</w:t>
-      </w:r>
-    </w:p>
-    <w:p>
-      <w:pPr>
-        <w:pStyle w:val="Textonotapie"/>
-        <w:tabs>
-          <w:tab w:val="left" w:pos="567"/>
-        </w:tabs>
-        <w:ind w:left="567"/>
-        <w:jc w:val="both"/>
-        <w:rPr>
-          <w:rFonts w:ascii="Arial Narrow" w:eastAsia="Arial Narrow" w:hAnsi="Arial Narrow" w:cs="Arial Narrow"/>
-          <w:sz w:val="16"/>
-          <w:szCs w:val="16"/>
-        </w:rPr>
-      </w:pPr>
-      <w:r>
-        <w:rPr>
-          <w:rFonts w:ascii="Arial Narrow" w:eastAsia="Arial Narrow" w:hAnsi="Arial Narrow" w:cs="Arial Narrow"/>
-          <w:sz w:val="16"/>
-          <w:szCs w:val="16"/>
-        </w:rPr>
-        <w:t xml:space="preserve">2.1 El proveedor tiene la obligación de ofrecer al consumidor toda la información relevante para tomar una decisión o realizar una elección adecuada de consumo, así como para efectuar un uso o consumo adecuado de los productos o servicios. </w:t>
-      </w:r>
-    </w:p>
-    <w:p>
-      <w:pPr>
-        <w:pStyle w:val="Textonotapie"/>
-        <w:tabs>
-          <w:tab w:val="left" w:pos="567"/>
-        </w:tabs>
-        <w:ind w:left="567"/>
-        <w:jc w:val="both"/>
-        <w:rPr>
-          <w:rFonts w:ascii="Arial Narrow" w:eastAsia="Arial Narrow" w:hAnsi="Arial Narrow" w:cs="Arial Narrow"/>
-          <w:sz w:val="16"/>
-          <w:szCs w:val="16"/>
-        </w:rPr>
-      </w:pPr>
-      <w:r>
-        <w:rPr>
-          <w:rFonts w:ascii="Arial Narrow" w:eastAsia="Arial Narrow" w:hAnsi="Arial Narrow" w:cs="Arial Narrow"/>
-          <w:sz w:val="16"/>
-          <w:szCs w:val="16"/>
-        </w:rPr>
-        <w:t xml:space="preserve">2.2 La información debe ser veraz, suficiente, de fácil comprensión, apropiada, oportuna y fácilmente accesible, debiendo ser brindada en idioma castellano. </w:t>
-      </w:r>
-    </w:p>
-    <w:p>
-      <w:pPr>
-        <w:pStyle w:val="Textonotapie"/>
-        <w:tabs>
-          <w:tab w:val="left" w:pos="567"/>
-        </w:tabs>
-        <w:ind w:left="567"/>
-        <w:jc w:val="both"/>
-        <w:rPr>
-          <w:rFonts w:ascii="Arial Narrow" w:eastAsia="Arial Narrow" w:hAnsi="Arial Narrow" w:cs="Arial Narrow"/>
-          <w:sz w:val="16"/>
-          <w:szCs w:val="16"/>
-        </w:rPr>
-      </w:pPr>
-      <w:r>
-        <w:rPr>
-          <w:rFonts w:ascii="Arial Narrow" w:eastAsia="Arial Narrow" w:hAnsi="Arial Narrow" w:cs="Arial Narrow"/>
-          <w:sz w:val="16"/>
-          <w:szCs w:val="16"/>
-        </w:rPr>
-        <w:t xml:space="preserve">2.3 Sin perjuicio de las exigencias concretas de las normas sectoriales correspondientes, para analizar la información relevante se tiene en consideración a toda aquella sin la cual no se hubiera adoptado la decisión de consumo o se hubiera efectuado en términos substancialmente distintos. Para ello se debe examinar si la información omitida desnaturaliza las condiciones en que se realizó la oferta al consumidor. </w:t>
-      </w:r>
-    </w:p>
-    <w:p>
-      <w:pPr>
-        <w:pStyle w:val="Textonotapie"/>
-        <w:tabs>
-          <w:tab w:val="left" w:pos="567"/>
-        </w:tabs>
-        <w:ind w:left="567"/>
-        <w:jc w:val="both"/>
-        <w:rPr>
-          <w:rFonts w:ascii="Arial Narrow" w:eastAsia="Arial Narrow" w:hAnsi="Arial Narrow" w:cs="Arial Narrow"/>
-          <w:sz w:val="16"/>
-          <w:szCs w:val="16"/>
-        </w:rPr>
-      </w:pPr>
-      <w:r>
-        <w:rPr>
-          <w:rFonts w:ascii="Arial Narrow" w:eastAsia="Arial Narrow" w:hAnsi="Arial Narrow" w:cs="Arial Narrow"/>
-          <w:sz w:val="16"/>
-          <w:szCs w:val="16"/>
-        </w:rPr>
-        <w:t>2.4 Al evaluarse la información, deben considerarse los problemas de confusión que generarían al consumidor el suministro de información excesiva o sumamente compleja, atendiendo a la naturaleza del producto adquirido o al servicio contratado</w:t>
-      </w:r>
-      <w:r>
-        <w:rPr>
-          <w:rFonts w:ascii="Arial Narrow" w:eastAsia="Arial Narrow" w:hAnsi="Arial Narrow" w:cs="Arial Narrow"/>
-          <w:sz w:val="16"/>
-          <w:szCs w:val="16"/>
-        </w:rPr>
-        <w:t xml:space="preserve">. </w:t>
+        <w:t>LEY SOBRE FACULTADES, NORMAS Y ORGANIZACIÓN DEL INDECOPI, APROBADA POR DECRETO LEGISLATIVO 807 Artículo 24.-</w:t>
+      </w:r>
+      <w:r>
+        <w:rPr>
+          <w:rFonts w:ascii="Arial Narrow" w:eastAsia="Arial Narrow" w:hAnsi="Arial Narrow" w:cs="Arial Narrow"/>
+          <w:sz w:val="16"/>
+          <w:szCs w:val="16"/>
+        </w:rPr>
+        <w:t xml:space="preserve"> El Secretario Técnico se encargará de la tramitación del procedimiento. Para ello, cuenta con las siguientes facultades:</w:t>
       </w:r>
     </w:p>
     <w:p>
@@ -11460,15 +11576,20 @@
         <w:jc w:val="both"/>
         <w:rPr>
           <w:rFonts w:ascii="Arial Narrow" w:eastAsia="Arial Narrow" w:hAnsi="Arial Narrow" w:cs="Arial Narrow"/>
-          <w:b/>
-          <w:bCs/>
-          <w:sz w:val="16"/>
-          <w:szCs w:val="16"/>
-        </w:rPr>
-      </w:pPr>
-    </w:p>
-  </w:footnote>
-  <w:footnote w:id="7">
+          <w:sz w:val="16"/>
+          <w:szCs w:val="16"/>
+        </w:rPr>
+      </w:pPr>
+      <w:r>
+        <w:rPr>
+          <w:rFonts w:ascii="Arial Narrow" w:eastAsia="Arial Narrow" w:hAnsi="Arial Narrow" w:cs="Arial Narrow"/>
+          <w:sz w:val="16"/>
+          <w:szCs w:val="16"/>
+        </w:rPr>
+        <w:tab/>
+        <w:t xml:space="preserve">(...) </w:t>
+      </w:r>
+    </w:p>
     <w:p>
       <w:pPr>
         <w:pStyle w:val="Textonotapie"/>
@@ -11485,47 +11606,12 @@
       </w:pPr>
       <w:r>
         <w:rPr>
-          <w:rStyle w:val="Refdenotaalpie"/>
-          <w:rFonts w:ascii="Arial Narrow" w:eastAsia="Arial Narrow" w:hAnsi="Arial Narrow" w:cs="Arial Narrow"/>
-          <w:sz w:val="16"/>
-          <w:szCs w:val="16"/>
-          <w:vertAlign w:val="superscript"/>
-        </w:rPr>
-        <w:footnoteRef/>
-      </w:r>
-      <w:r>
-        <w:rPr>
-          <w:rFonts w:ascii="Arial Narrow" w:eastAsia="Arial Narrow" w:hAnsi="Arial Narrow" w:cs="Arial Narrow"/>
-          <w:sz w:val="16"/>
-          <w:szCs w:val="16"/>
-        </w:rPr>
-        <w:t xml:space="preserve"> </w:t>
-      </w:r>
-      <w:r>
-        <w:rPr>
           <w:rFonts w:ascii="Arial Narrow" w:eastAsia="Arial Narrow" w:hAnsi="Arial Narrow" w:cs="Arial Narrow"/>
           <w:sz w:val="16"/>
           <w:szCs w:val="16"/>
         </w:rPr>
         <w:tab/>
-      </w:r>
-      <w:r>
-        <w:rPr>
-          <w:rFonts w:ascii="Arial Narrow" w:eastAsia="Arial Narrow" w:hAnsi="Arial Narrow" w:cs="Arial Narrow"/>
-          <w:b/>
-          <w:bCs/>
-          <w:sz w:val="16"/>
-          <w:szCs w:val="16"/>
-        </w:rPr>
-        <w:t>LEY SOBRE FACULTADES, NORMAS Y ORGANIZACIÓN DEL INDECOPI, APROBADA POR DECRETO LEGISLATIVO 807 Artículo 24.-</w:t>
-      </w:r>
-      <w:r>
-        <w:rPr>
-          <w:rFonts w:ascii="Arial Narrow" w:eastAsia="Arial Narrow" w:hAnsi="Arial Narrow" w:cs="Arial Narrow"/>
-          <w:sz w:val="16"/>
-          <w:szCs w:val="16"/>
-        </w:rPr>
-        <w:t xml:space="preserve"> El Secretario Técnico se encargará de la tramitación del procedimiento. Para ello, cuenta con las siguientes facultades:</w:t>
+        <w:t xml:space="preserve">c) Admitir denuncias a trámite, en aquellos casos en que la Comisión le haya delegado esta facultad. </w:t>
       </w:r>
     </w:p>
     <w:p>
@@ -11549,7 +11635,7 @@
           <w:szCs w:val="16"/>
         </w:rPr>
         <w:tab/>
-        <w:t xml:space="preserve">(...) </w:t>
+        <w:t>(...).</w:t>
       </w:r>
     </w:p>
     <w:p>
@@ -11566,30 +11652,33 @@
           <w:szCs w:val="16"/>
         </w:rPr>
       </w:pPr>
-      <w:r>
-        <w:rPr>
-          <w:rFonts w:ascii="Arial Narrow" w:eastAsia="Arial Narrow" w:hAnsi="Arial Narrow" w:cs="Arial Narrow"/>
-          <w:sz w:val="16"/>
-          <w:szCs w:val="16"/>
-        </w:rPr>
-        <w:tab/>
-        <w:t xml:space="preserve">c) Admitir denuncias a trámite, en aquellos casos en que la Comisión le haya delegado esta facultad. </w:t>
-      </w:r>
-    </w:p>
+    </w:p>
+  </w:footnote>
+  <w:footnote w:id="8">
     <w:p>
       <w:pPr>
         <w:pStyle w:val="Textonotapie"/>
         <w:tabs>
           <w:tab w:val="left" w:pos="567"/>
         </w:tabs>
-        <w:ind w:left="567" w:right="-1" w:hanging="567"/>
-        <w:jc w:val="both"/>
-        <w:rPr>
-          <w:rFonts w:ascii="Arial Narrow" w:eastAsia="Arial Narrow" w:hAnsi="Arial Narrow" w:cs="Arial Narrow"/>
-          <w:sz w:val="16"/>
-          <w:szCs w:val="16"/>
-        </w:rPr>
-      </w:pPr>
+        <w:ind w:left="567" w:hanging="567"/>
+        <w:jc w:val="both"/>
+        <w:rPr>
+          <w:rFonts w:ascii="Arial Narrow" w:eastAsia="Arial Narrow" w:hAnsi="Arial Narrow" w:cs="Arial Narrow"/>
+          <w:sz w:val="16"/>
+          <w:szCs w:val="16"/>
+        </w:rPr>
+      </w:pPr>
+      <w:r>
+        <w:rPr>
+          <w:rStyle w:val="Refdenotaalpie"/>
+          <w:rFonts w:ascii="Arial Narrow" w:eastAsia="Arial Narrow" w:hAnsi="Arial Narrow" w:cs="Arial Narrow"/>
+          <w:sz w:val="16"/>
+          <w:szCs w:val="16"/>
+          <w:vertAlign w:val="superscript"/>
+        </w:rPr>
+        <w:footnoteRef/>
+      </w:r>
       <w:r>
         <w:rPr>
           <w:rFonts w:ascii="Arial Narrow" w:eastAsia="Arial Narrow" w:hAnsi="Arial Narrow" w:cs="Arial Narrow"/>
@@ -11597,52 +11686,38 @@
           <w:szCs w:val="16"/>
         </w:rPr>
         <w:tab/>
-        <w:t>(...).</w:t>
-      </w:r>
-    </w:p>
+        <w:t xml:space="preserve"/>
+      </w:r>
+      <w:r>
+        <w:rPr>
+          <w:rFonts w:ascii="Arial Narrow" w:eastAsia="Arial Narrow" w:hAnsi="Arial Narrow" w:cs="Arial Narrow"/>
+          <w:sz w:val="16"/>
+          <w:szCs w:val="16"/>
+        </w:rPr>
+        <w:tab/>
+        <w:t>El número de trabajadores se atenderá siempre que la empresa haya sido constituida antes de la vigencia de la Ley 30056, publicada el 2 de julio de 2013, que modificó el artículo 5 del Texto Único Ordenado de la Ley de Promoción de la Competitividad, Formalización y Desarrollo de la Micro y Pequeña Empresa y de Acceso al Empleo Decente (LEY MYPE). Ello, en la medida que la Tercera Disposición Complementaria Transitoria de la norma modificatoria precisa que las empresas constituidas antes de la entrada en vigencia de dicha Ley se rigen por los requisitos de acogimiento al régimen de las micro y pequeñas empresas regulados en el Decreto Legislativo 1086.</w:t>
+      </w:r>
+    </w:p>
+    <w:p>
+      <w:pPr>
+        <w:pStyle w:val="Textonotapie"/>
+        <w:ind w:left="567" w:hanging="567"/>
+        <w:jc w:val="both"/>
+        <w:rPr>
+          <w:rFonts w:ascii="Arial Narrow" w:eastAsia="Arial Narrow" w:hAnsi="Arial Narrow" w:cs="Arial Narrow"/>
+          <w:sz w:val="16"/>
+          <w:szCs w:val="16"/>
+        </w:rPr>
+      </w:pPr>
+    </w:p>
+  </w:footnote>
+  <w:footnote w:id="9">
     <w:p>
       <w:pPr>
         <w:pStyle w:val="Textonotapie"/>
         <w:tabs>
           <w:tab w:val="left" w:pos="567"/>
         </w:tabs>
-        <w:ind w:left="567" w:right="-1" w:hanging="567"/>
-        <w:jc w:val="both"/>
-        <w:rPr>
-          <w:rFonts w:ascii="Arial Narrow" w:eastAsia="Arial Narrow" w:hAnsi="Arial Narrow" w:cs="Arial Narrow"/>
-          <w:sz w:val="16"/>
-          <w:szCs w:val="16"/>
-        </w:rPr>
-      </w:pPr>
-      <w:r>
-        <w:rPr>
-          <w:rFonts w:ascii="Arial Narrow" w:eastAsia="Arial Narrow" w:hAnsi="Arial Narrow" w:cs="Arial Narrow"/>
-          <w:sz w:val="16"/>
-          <w:szCs w:val="16"/>
-        </w:rPr>
-        <w:t xml:space="preserve">. </w:t>
-      </w:r>
-    </w:p>
-    <w:p>
-      <w:pPr>
-        <w:pStyle w:val="Textonotapie"/>
-        <w:tabs>
-          <w:tab w:val="left" w:pos="567"/>
-        </w:tabs>
-        <w:ind w:left="567" w:right="-1" w:hanging="567"/>
-        <w:jc w:val="both"/>
-        <w:rPr>
-          <w:rFonts w:ascii="Arial Narrow" w:eastAsia="Arial Narrow" w:hAnsi="Arial Narrow" w:cs="Arial Narrow"/>
-          <w:sz w:val="16"/>
-          <w:szCs w:val="16"/>
-        </w:rPr>
-      </w:pPr>
-    </w:p>
-  </w:footnote>
-  <w:footnote w:id="8">
-    <w:p>
-      <w:pPr>
-        <w:pStyle w:val="Textonotapie"/>
         <w:ind w:left="567" w:hanging="567"/>
         <w:jc w:val="both"/>
         <w:rPr>
@@ -11667,60 +11742,8 @@
           <w:sz w:val="16"/>
           <w:szCs w:val="16"/>
         </w:rPr>
-        <w:t xml:space="preserve"> </w:t>
-      </w:r>
-      <w:r>
-        <w:rPr>
-          <w:rFonts w:ascii="Arial Narrow" w:eastAsia="Arial Narrow" w:hAnsi="Arial Narrow" w:cs="Arial Narrow"/>
-          <w:sz w:val="16"/>
-          <w:szCs w:val="16"/>
-        </w:rPr>
         <w:tab/>
-        <w:t>El número de trabajadores se atenderá siempre que la empresa haya sido constituida antes de la vigencia de la Ley 30056, publicada el 2 de julio de 2013, que modificó el artículo 5 del Texto Único Ordenado de la Ley de Promoción de la Competitividad, Formalización y Desarrollo de la Micro y Pequeña Empresa y de Acceso al Empleo Decente (LEY MYPE). Ello, en la medida que la Tercera Disposición Complementaria Transitoria de la norma modificatoria precisa que las empresas constituidas antes de la entrada en vigencia de dicha Ley se rigen por los requisitos de acogimiento al régimen de las micro y pequeñas empresas regulados en el Decreto Legislativo 1086.</w:t>
-      </w:r>
-    </w:p>
-    <w:p>
-      <w:pPr>
-        <w:pStyle w:val="Textonotapie"/>
-        <w:ind w:left="567" w:hanging="567"/>
-        <w:jc w:val="both"/>
-        <w:rPr>
-          <w:rFonts w:ascii="Arial Narrow" w:eastAsia="Arial Narrow" w:hAnsi="Arial Narrow" w:cs="Arial Narrow"/>
-          <w:sz w:val="16"/>
-          <w:szCs w:val="16"/>
-        </w:rPr>
-      </w:pPr>
-    </w:p>
-  </w:footnote>
-  <w:footnote w:id="9">
-    <w:p>
-      <w:pPr>
-        <w:pStyle w:val="Textonotapie"/>
-        <w:ind w:left="567" w:hanging="567"/>
-        <w:jc w:val="both"/>
-        <w:rPr>
-          <w:rFonts w:ascii="Arial Narrow" w:eastAsia="Arial Narrow" w:hAnsi="Arial Narrow" w:cs="Arial Narrow"/>
-          <w:sz w:val="16"/>
-          <w:szCs w:val="16"/>
-        </w:rPr>
-      </w:pPr>
-      <w:r>
-        <w:rPr>
-          <w:rStyle w:val="Refdenotaalpie"/>
-          <w:rFonts w:ascii="Arial Narrow" w:eastAsia="Arial Narrow" w:hAnsi="Arial Narrow" w:cs="Arial Narrow"/>
-          <w:sz w:val="16"/>
-          <w:szCs w:val="16"/>
-          <w:vertAlign w:val="superscript"/>
-        </w:rPr>
-        <w:footnoteRef/>
-      </w:r>
-      <w:r>
-        <w:rPr>
-          <w:rFonts w:ascii="Arial Narrow" w:eastAsia="Arial Narrow" w:hAnsi="Arial Narrow" w:cs="Arial Narrow"/>
-          <w:sz w:val="16"/>
-          <w:szCs w:val="16"/>
-        </w:rPr>
-        <w:t xml:space="preserve"> </w:t>
+        <w:t xml:space="preserve"/>
       </w:r>
       <w:r>
         <w:rPr>
@@ -11879,7 +11902,50 @@
       </w:pPr>
     </w:p>
   </w:footnote>
-  <w:footnote w:id="15">
+  <w:footnote w:id="10">
+    <w:p>
+      <w:pPr>
+        <w:pStyle w:val="Textonotapie"/>
+        <w:tabs>
+          <w:tab w:val="left" w:pos="567"/>
+        </w:tabs>
+        <w:ind w:left="567" w:hanging="567"/>
+        <w:jc w:val="both"/>
+        <w:rPr>
+          <w:rFonts w:ascii="Arial Narrow" w:eastAsia="Arial Narrow" w:hAnsi="Arial Narrow" w:cs="Arial Narrow"/>
+          <w:sz w:val="16"/>
+          <w:szCs w:val="16"/>
+        </w:rPr>
+      </w:pPr>
+      <w:r>
+        <w:rPr>
+          <w:rStyle w:val="Refdenotaalpie"/>
+          <w:rFonts w:ascii="Arial Narrow" w:eastAsia="Arial Narrow" w:hAnsi="Arial Narrow" w:cs="Arial Narrow"/>
+          <w:sz w:val="16"/>
+          <w:szCs w:val="16"/>
+          <w:vertAlign w:val="superscript"/>
+        </w:rPr>
+        <w:footnoteRef/>
+      </w:r>
+      <w:r>
+        <w:rPr>
+          <w:rFonts w:ascii="Arial Narrow" w:eastAsia="Arial Narrow" w:hAnsi="Arial Narrow" w:cs="Arial Narrow"/>
+          <w:sz w:val="16"/>
+          <w:szCs w:val="16"/>
+        </w:rPr>
+        <w:tab/>
+      </w:r>
+      <w:r>
+        <w:rPr>
+          <w:rFonts w:ascii="Arial Narrow" w:eastAsia="Arial Narrow" w:hAnsi="Arial Narrow" w:cs="Arial Narrow"/>
+          <w:b/>
+          <w:bCs/>
+          <w:sz w:val="16"/>
+          <w:szCs w:val="16"/>
+        </w:rPr>
+        <w:t xml:space="preserve">DECRETO LEGISLATIVO 807, LEY SOBRE FACULTADES, NORMAS Y ORGANIZACIÓN DEL INDECOPI, publicado el 18 de abril de 1996</w:t>
+      </w:r>
+    </w:p>
     <w:p>
       <w:pPr>
         <w:pStyle w:val="Textonotapie"/>
@@ -11893,16 +11959,6 @@
       </w:pPr>
       <w:r>
         <w:rPr>
-          <w:rStyle w:val="Refdenotaalpie"/>
-          <w:rFonts w:ascii="Arial Narrow" w:eastAsia="Arial Narrow" w:hAnsi="Arial Narrow" w:cs="Arial Narrow"/>
-          <w:sz w:val="16"/>
-          <w:szCs w:val="16"/>
-          <w:vertAlign w:val="superscript"/>
-        </w:rPr>
-        <w:footnoteRef/>
-      </w:r>
-      <w:r>
-        <w:rPr>
           <w:rFonts w:ascii="Arial Narrow" w:eastAsia="Arial Narrow" w:hAnsi="Arial Narrow" w:cs="Arial Narrow"/>
           <w:sz w:val="16"/>
           <w:szCs w:val="16"/>
@@ -11917,7 +11973,15 @@
           <w:sz w:val="16"/>
           <w:szCs w:val="16"/>
         </w:rPr>
-        <w:t xml:space="preserve">DECRETO LEGISLATIVO 807, LEY SOBRE FACULTADES, NORMAS Y ORGANIZACIÓN DEL INDECOPI, publicado el 18 de abril de 1996</w:t>
+        <w:t xml:space="preserve">Artículo 26.-</w:t>
+      </w:r>
+      <w:r>
+        <w:rPr>
+          <w:rFonts w:ascii="Arial Narrow" w:eastAsia="Arial Narrow" w:hAnsi="Arial Narrow" w:cs="Arial Narrow"/>
+          <w:sz w:val="16"/>
+          <w:szCs w:val="16"/>
+        </w:rPr>
+        <w:t xml:space="preserve"> Una vez admitida a trámite la denuncia, se correrá traslado de la misma al denunciado, a fin de que éste presente su descargo. El plazo para la presentación del descargo será de cinco (5) días contados desde la notificación, vencido el cual, el Secretario Técnico declarará en rebeldía al denunciado que no lo hubiera presentado.</w:t>
       </w:r>
     </w:p>
     <w:p>
@@ -11931,6 +11995,33 @@
           <w:szCs w:val="16"/>
         </w:rPr>
       </w:pPr>
+    </w:p>
+  </w:footnote>
+  <w:footnote w:id="11">
+    <w:p>
+      <w:pPr>
+        <w:pStyle w:val="Textonotapie"/>
+        <w:tabs>
+          <w:tab w:val="left" w:pos="567"/>
+        </w:tabs>
+        <w:ind w:left="567" w:hanging="567"/>
+        <w:jc w:val="both"/>
+        <w:rPr>
+          <w:rFonts w:ascii="Arial Narrow" w:eastAsia="Arial Narrow" w:hAnsi="Arial Narrow" w:cs="Arial Narrow"/>
+          <w:sz w:val="16"/>
+          <w:szCs w:val="16"/>
+        </w:rPr>
+      </w:pPr>
+      <w:r>
+        <w:rPr>
+          <w:rStyle w:val="Refdenotaalpie"/>
+          <w:rFonts w:ascii="Arial Narrow" w:eastAsia="Arial Narrow" w:hAnsi="Arial Narrow" w:cs="Arial Narrow"/>
+          <w:sz w:val="16"/>
+          <w:szCs w:val="16"/>
+          <w:vertAlign w:val="superscript"/>
+        </w:rPr>
+        <w:footnoteRef/>
+      </w:r>
       <w:r>
         <w:rPr>
           <w:rFonts w:ascii="Arial Narrow" w:eastAsia="Arial Narrow" w:hAnsi="Arial Narrow" w:cs="Arial Narrow"/>
@@ -11947,15 +12038,7 @@
           <w:sz w:val="16"/>
           <w:szCs w:val="16"/>
         </w:rPr>
-        <w:t xml:space="preserve">Artículo 26.-</w:t>
-      </w:r>
-      <w:r>
-        <w:rPr>
-          <w:rFonts w:ascii="Arial Narrow" w:eastAsia="Arial Narrow" w:hAnsi="Arial Narrow" w:cs="Arial Narrow"/>
-          <w:sz w:val="16"/>
-          <w:szCs w:val="16"/>
-        </w:rPr>
-        <w:t xml:space="preserve"> Una vez admitida a trámite la denuncia, se correrá traslado de la misma al denunciado, a fin de que éste presente su descargo. El plazo para la presentación del descargo será de cinco (5) días contados desde la notificación, vencido el cual, el Secretario Técnico declarará en rebeldía al denunciado que no lo hubiera presentado.</w:t>
+        <w:t xml:space="preserve">DECRETO SUPREMO 006-2026-JUS, TEXTO ÚNICO ORDENADO DE LA LEY 27444, LEY DEL PROCEDIMIENTO ADMINISTRATIVO GENERAL, publicado el 30 de abril de 2026</w:t>
       </w:r>
     </w:p>
     <w:p>
@@ -11969,9 +12052,25 @@
           <w:szCs w:val="16"/>
         </w:rPr>
       </w:pPr>
-    </w:p>
-  </w:footnote>
-  <w:footnote w:id="16">
+      <w:r>
+        <w:rPr>
+          <w:rFonts w:ascii="Arial Narrow" w:eastAsia="Arial Narrow" w:hAnsi="Arial Narrow" w:cs="Arial Narrow"/>
+          <w:sz w:val="16"/>
+          <w:szCs w:val="16"/>
+        </w:rPr>
+        <w:tab/>
+      </w:r>
+      <w:r>
+        <w:rPr>
+          <w:rFonts w:ascii="Arial Narrow" w:eastAsia="Arial Narrow" w:hAnsi="Arial Narrow" w:cs="Arial Narrow"/>
+          <w:b/>
+          <w:bCs/>
+          <w:sz w:val="16"/>
+          <w:szCs w:val="16"/>
+        </w:rPr>
+        <w:t xml:space="preserve">Artículo 223.- Contestación de la reclamación</w:t>
+      </w:r>
+    </w:p>
     <w:p>
       <w:pPr>
         <w:pStyle w:val="Textonotapie"/>
@@ -11985,16 +12084,6 @@
       </w:pPr>
       <w:r>
         <w:rPr>
-          <w:rStyle w:val="Refdenotaalpie"/>
-          <w:rFonts w:ascii="Arial Narrow" w:eastAsia="Arial Narrow" w:hAnsi="Arial Narrow" w:cs="Arial Narrow"/>
-          <w:sz w:val="16"/>
-          <w:szCs w:val="16"/>
-          <w:vertAlign w:val="superscript"/>
-        </w:rPr>
-        <w:footnoteRef/>
-      </w:r>
-      <w:r>
-        <w:rPr>
           <w:rFonts w:ascii="Arial Narrow" w:eastAsia="Arial Narrow" w:hAnsi="Arial Narrow" w:cs="Arial Narrow"/>
           <w:sz w:val="16"/>
           <w:szCs w:val="16"/>
@@ -12004,12 +12093,10 @@
       <w:r>
         <w:rPr>
           <w:rFonts w:ascii="Arial Narrow" w:eastAsia="Arial Narrow" w:hAnsi="Arial Narrow" w:cs="Arial Narrow"/>
-          <w:b/>
-          <w:bCs/>
-          <w:sz w:val="16"/>
-          <w:szCs w:val="16"/>
-        </w:rPr>
-        <w:t xml:space="preserve">DECRETO SUPREMO 006-2026-JUS, TEXTO ÚNICO ORDENADO DE LA LEY 27444, LEY DEL PROCEDIMIENTO ADMINISTRATIVO GENERAL, publicado el 30 de abril de 2026</w:t>
+          <w:sz w:val="16"/>
+          <w:szCs w:val="16"/>
+        </w:rPr>
+        <w:t xml:space="preserve">223.1 El reclamado deberá presentar la contestación de la reclamación dentro de los quince (15) días posteriores a la notificación de ésta; vencido este plazo, la Administración declarará en rebeldía al reclamado que no la hubiera presentado. La contestación deberá contener los requisitos de los escritos previstos en el artículo 113 de la presente Ley, así como la absolución de todos los asuntos controvertidos de hecho y de derecho, Las alegaciones y los hechos relevantes de la reclamación, salvo que hayan sido específicamente negadas en la contestación, se tendrán por aceptadas o merituadas como ciertas.</w:t>
       </w:r>
     </w:p>
     <w:p>
@@ -12023,69 +12110,14 @@
           <w:szCs w:val="16"/>
         </w:rPr>
       </w:pPr>
-      <w:r>
-        <w:rPr>
-          <w:rFonts w:ascii="Arial Narrow" w:eastAsia="Arial Narrow" w:hAnsi="Arial Narrow" w:cs="Arial Narrow"/>
-          <w:sz w:val="16"/>
-          <w:szCs w:val="16"/>
-        </w:rPr>
-        <w:tab/>
-      </w:r>
-      <w:r>
-        <w:rPr>
-          <w:rFonts w:ascii="Arial Narrow" w:eastAsia="Arial Narrow" w:hAnsi="Arial Narrow" w:cs="Arial Narrow"/>
-          <w:b/>
-          <w:bCs/>
-          <w:sz w:val="16"/>
-          <w:szCs w:val="16"/>
-        </w:rPr>
-        <w:t xml:space="preserve">Artículo 223.- Contestación de la reclamación</w:t>
-      </w:r>
-    </w:p>
-    <w:p>
-      <w:pPr>
-        <w:pStyle w:val="Textonotapie"/>
-        <w:ind w:left="567" w:hanging="567"/>
-        <w:jc w:val="both"/>
-        <w:rPr>
-          <w:rFonts w:ascii="Arial Narrow" w:eastAsia="Arial Narrow" w:hAnsi="Arial Narrow" w:cs="Arial Narrow"/>
-          <w:sz w:val="16"/>
-          <w:szCs w:val="16"/>
-        </w:rPr>
-      </w:pPr>
-      <w:r>
-        <w:rPr>
-          <w:rFonts w:ascii="Arial Narrow" w:eastAsia="Arial Narrow" w:hAnsi="Arial Narrow" w:cs="Arial Narrow"/>
-          <w:sz w:val="16"/>
-          <w:szCs w:val="16"/>
-        </w:rPr>
-        <w:tab/>
-      </w:r>
-      <w:r>
-        <w:rPr>
-          <w:rFonts w:ascii="Arial Narrow" w:eastAsia="Arial Narrow" w:hAnsi="Arial Narrow" w:cs="Arial Narrow"/>
-          <w:sz w:val="16"/>
-          <w:szCs w:val="16"/>
-        </w:rPr>
-        <w:t xml:space="preserve">223.1 El reclamado deberá presentar la contestación de la reclamación dentro de los quince (15) días posteriores a la notificación de ésta; vencido este plazo, la Administración declarará en rebeldía al reclamado que no la hubiera presentado. La contestación deberá contener los requisitos de los escritos previstos en el artículo 113 de la presente Ley, así como la absolución de todos los asuntos controvertidos de hecho y de derecho, Las alegaciones y los hechos relevantes de la reclamación, salvo que hayan sido específicamente negadas en la contestación, se tendrán por aceptadas o merituadas como ciertas.</w:t>
-      </w:r>
-    </w:p>
-    <w:p>
-      <w:pPr>
-        <w:pStyle w:val="Textonotapie"/>
-        <w:ind w:left="567" w:hanging="567"/>
-        <w:jc w:val="both"/>
-        <w:rPr>
-          <w:rFonts w:ascii="Arial Narrow" w:eastAsia="Arial Narrow" w:hAnsi="Arial Narrow" w:cs="Arial Narrow"/>
-          <w:sz w:val="16"/>
-          <w:szCs w:val="16"/>
-        </w:rPr>
-      </w:pPr>
     </w:p>
   </w:footnote>
-  <w:footnote w:id="10">
-    <w:p>
-      <w:pPr>
+  <w:footnote w:id="12">
+    <w:p>
+      <w:pPr>
+        <w:tabs>
+          <w:tab w:val="left" w:pos="567"/>
+        </w:tabs>
         <w:spacing w:after="0" w:line="240" w:lineRule="auto"/>
         <w:ind w:left="567" w:hanging="567"/>
         <w:jc w:val="both"/>
@@ -12112,7 +12144,8 @@
           <w:szCs w:val="16"/>
           <w:vertAlign w:val="superscript"/>
         </w:rPr>
-        <w:t xml:space="preserve"> </w:t>
+        <w:tab/>
+        <w:t xml:space="preserve"/>
       </w:r>
       <w:r>
         <w:rPr>
@@ -12307,9 +12340,66 @@
       </w:pPr>
     </w:p>
   </w:footnote>
-  <w:footnote w:id="11">
-    <w:p>
-      <w:pPr>
+  <w:footnote w:id="13">
+    <w:p>
+      <w:pPr>
+        <w:pStyle w:val="Textonotapie"/>
+        <w:tabs>
+          <w:tab w:val="left" w:pos="567"/>
+        </w:tabs>
+        <w:ind w:left="567" w:right="-1" w:hanging="567"/>
+        <w:jc w:val="both"/>
+        <w:rPr>
+          <w:rFonts w:ascii="Arial Narrow" w:eastAsia="Arial Narrow" w:hAnsi="Arial Narrow" w:cs="Arial Narrow"/>
+          <w:b/>
+          <w:bCs/>
+          <w:sz w:val="16"/>
+          <w:szCs w:val="16"/>
+        </w:rPr>
+      </w:pPr>
+      <w:r>
+        <w:rPr>
+          <w:rStyle w:val="Refdenotaalpie"/>
+          <w:rFonts w:ascii="Arial Narrow" w:eastAsia="Arial Narrow" w:hAnsi="Arial Narrow" w:cs="Arial Narrow"/>
+          <w:sz w:val="16"/>
+          <w:szCs w:val="16"/>
+          <w:vertAlign w:val="superscript"/>
+        </w:rPr>
+        <w:footnoteRef/>
+      </w:r>
+      <w:r>
+        <w:rPr>
+          <w:rFonts w:ascii="Arial Narrow" w:eastAsia="Arial Narrow" w:hAnsi="Arial Narrow" w:cs="Arial Narrow"/>
+          <w:sz w:val="16"/>
+          <w:szCs w:val="16"/>
+        </w:rPr>
+        <w:tab/>
+        <w:t xml:space="preserve"/>
+      </w:r>
+      <w:r>
+        <w:rPr>
+          <w:rFonts w:ascii="Arial Narrow" w:eastAsia="Arial Narrow" w:hAnsi="Arial Narrow" w:cs="Arial Narrow"/>
+          <w:sz w:val="16"/>
+          <w:szCs w:val="16"/>
+        </w:rPr>
+        <w:tab/>
+      </w:r>
+      <w:r>
+        <w:rPr>
+          <w:rFonts w:ascii="Arial Narrow" w:eastAsia="Arial Narrow" w:hAnsi="Arial Narrow" w:cs="Arial Narrow"/>
+          <w:b/>
+          <w:bCs/>
+          <w:sz w:val="16"/>
+          <w:szCs w:val="16"/>
+        </w:rPr>
+        <w:t xml:space="preserve">LEY 29571, CÓDIGO DE PROTECCIÓN Y DEFENSA DEL CONSUMIDOR, publicado el 2 de setiembre de 2010 y modificado por Decreto Legislativo 1308 </w:t>
+      </w:r>
+    </w:p>
+    <w:p>
+      <w:pPr>
+        <w:tabs>
+          <w:tab w:val="left" w:pos="567"/>
+        </w:tabs>
         <w:spacing w:after="0" w:line="240" w:lineRule="auto"/>
         <w:ind w:left="567" w:hanging="567"/>
         <w:jc w:val="both"/>
@@ -12321,29 +12411,12 @@
       </w:pPr>
       <w:r>
         <w:rPr>
-          <w:rStyle w:val="Refdenotaalpie"/>
-          <w:rFonts w:ascii="Arial Narrow" w:eastAsia="Arial Narrow" w:hAnsi="Arial Narrow" w:cs="Arial Narrow"/>
-          <w:sz w:val="16"/>
-          <w:szCs w:val="16"/>
-          <w:vertAlign w:val="superscript"/>
-        </w:rPr>
-        <w:footnoteRef/>
-      </w:r>
-      <w:r>
-        <w:rPr>
-          <w:rFonts w:ascii="Arial Narrow" w:eastAsia="Arial Narrow" w:hAnsi="Arial Narrow" w:cs="Arial Narrow"/>
-          <w:sz w:val="16"/>
-          <w:szCs w:val="16"/>
-        </w:rPr>
-        <w:t xml:space="preserve"> </w:t>
-      </w:r>
-      <w:r>
-        <w:rPr>
           <w:rFonts w:ascii="Arial Narrow" w:eastAsia="Arial Narrow" w:hAnsi="Arial Narrow" w:cs="Arial Narrow"/>
           <w:sz w:val="16"/>
           <w:szCs w:val="16"/>
         </w:rPr>
         <w:tab/>
+        <w:t xml:space="preserve"/>
       </w:r>
       <w:r>
         <w:rPr>
@@ -12416,18 +12489,6 @@
         <w:tab/>
         <w:t>Las medidas correctivas complementarias pueden dictarse de oficio o a pedido de parte.</w:t>
       </w:r>
-    </w:p>
-    <w:p>
-      <w:pPr>
-        <w:spacing w:after="0" w:line="240" w:lineRule="auto"/>
-        <w:ind w:left="567" w:hanging="567"/>
-        <w:jc w:val="both"/>
-        <w:rPr>
-          <w:rFonts w:ascii="Arial Narrow" w:eastAsia="Arial Narrow" w:hAnsi="Arial Narrow" w:cs="Arial Narrow"/>
-          <w:sz w:val="16"/>
-          <w:szCs w:val="16"/>
-        </w:rPr>
-      </w:pPr>
     </w:p>
     <w:p>
       <w:pPr>
@@ -12642,8 +12703,12 @@
     </w:p>
     <w:p>
       <w:pPr>
-        <w:pStyle w:val="Sinespaciado"/>
-        <w:ind w:firstLine="567"/>
+        <w:numPr>
+          <w:ilvl w:val="0"/>
+          <w:numId w:val="1"/>
+        </w:numPr>
+        <w:spacing w:after="0" w:line="240" w:lineRule="auto"/>
+        <w:ind w:left="567" w:firstLine="0"/>
         <w:jc w:val="both"/>
         <w:rPr>
           <w:rFonts w:ascii="Arial Narrow" w:eastAsia="Arial Narrow" w:hAnsi="Arial Narrow" w:cs="Arial Narrow"/>
@@ -12662,8 +12727,12 @@
     </w:p>
     <w:p>
       <w:pPr>
-        <w:pStyle w:val="Sinespaciado"/>
-        <w:ind w:firstLine="567"/>
+        <w:numPr>
+          <w:ilvl w:val="0"/>
+          <w:numId w:val="1"/>
+        </w:numPr>
+        <w:spacing w:after="0" w:line="240" w:lineRule="auto"/>
+        <w:ind w:left="567" w:firstLine="0"/>
         <w:jc w:val="both"/>
         <w:rPr>
           <w:rFonts w:ascii="Arial Narrow" w:eastAsia="Arial Narrow" w:hAnsi="Arial Narrow" w:cs="Arial Narrow"/>
@@ -12807,10 +12876,22 @@
         <w:jc w:val="both"/>
         <w:rPr>
           <w:rFonts w:ascii="Arial Narrow" w:eastAsia="Arial Narrow" w:hAnsi="Arial Narrow" w:cs="Arial Narrow"/>
-          <w:sz w:val="16"/>
-          <w:szCs w:val="16"/>
-        </w:rPr>
-      </w:pPr>
+          <w:b/>
+          <w:bCs/>
+          <w:sz w:val="16"/>
+          <w:szCs w:val="16"/>
+        </w:rPr>
+      </w:pPr>
+      <w:r>
+        <w:rPr>
+          <w:rFonts w:ascii="Arial Narrow" w:eastAsia="Arial Narrow" w:hAnsi="Arial Narrow" w:cs="Arial Narrow"/>
+          <w:b/>
+          <w:bCs/>
+          <w:sz w:val="16"/>
+          <w:szCs w:val="16"/>
+        </w:rPr>
+        <w:t>Artículo 116.- Medidas correctivas complementarias</w:t>
+      </w:r>
     </w:p>
     <w:p>
       <w:pPr>
@@ -12819,21 +12900,17 @@
         <w:jc w:val="both"/>
         <w:rPr>
           <w:rFonts w:ascii="Arial Narrow" w:eastAsia="Arial Narrow" w:hAnsi="Arial Narrow" w:cs="Arial Narrow"/>
-          <w:b/>
-          <w:bCs/>
-          <w:sz w:val="16"/>
-          <w:szCs w:val="16"/>
-        </w:rPr>
-      </w:pPr>
-      <w:r>
-        <w:rPr>
-          <w:rFonts w:ascii="Arial Narrow" w:eastAsia="Arial Narrow" w:hAnsi="Arial Narrow" w:cs="Arial Narrow"/>
-          <w:b/>
-          <w:bCs/>
-          <w:sz w:val="16"/>
-          <w:szCs w:val="16"/>
-        </w:rPr>
-        <w:t>Artículo 116.- Medidas correctivas complementarias</w:t>
+          <w:sz w:val="16"/>
+          <w:szCs w:val="16"/>
+        </w:rPr>
+      </w:pPr>
+      <w:r>
+        <w:rPr>
+          <w:rFonts w:ascii="Arial Narrow" w:eastAsia="Arial Narrow" w:hAnsi="Arial Narrow" w:cs="Arial Narrow"/>
+          <w:sz w:val="16"/>
+          <w:szCs w:val="16"/>
+        </w:rPr>
+        <w:t xml:space="preserve">Las medidas correctivas complementarias tienen el objeto de revertir los efectos de la conducta infractora o evitar que esta se produzca nuevamente en el futuro y pueden ser, entre otras, las siguientes: </w:t>
       </w:r>
     </w:p>
     <w:p>
@@ -12853,7 +12930,7 @@
           <w:sz w:val="16"/>
           <w:szCs w:val="16"/>
         </w:rPr>
-        <w:t xml:space="preserve">Las medidas correctivas complementarias tienen el objeto de revertir los efectos de la conducta infractora o evitar que esta se produzca nuevamente en el futuro y pueden ser, entre otras, las siguientes: </w:t>
+        <w:t xml:space="preserve">a. Que el proveedor cumpla con atender la solicitud de información requerida por el consumidor, siempre que dicho requerimiento guarde relación con el producto adquirido o servicio contratado. </w:t>
       </w:r>
     </w:p>
     <w:p>
@@ -12873,7 +12950,7 @@
           <w:sz w:val="16"/>
           <w:szCs w:val="16"/>
         </w:rPr>
-        <w:t xml:space="preserve">a. Que el proveedor cumpla con atender la solicitud de información requerida por el consumidor, siempre que dicho requerimiento guarde relación con el producto adquirido o servicio contratado. </w:t>
+        <w:t xml:space="preserve">b. Declarar inexigibles las cláusulas que han sido identificadas como abusivas en el procedimiento. </w:t>
       </w:r>
     </w:p>
     <w:p>
@@ -12893,7 +12970,7 @@
           <w:sz w:val="16"/>
           <w:szCs w:val="16"/>
         </w:rPr>
-        <w:t xml:space="preserve">b. Declarar inexigibles las cláusulas que han sido identificadas como abusivas en el procedimiento. </w:t>
+        <w:t xml:space="preserve">c. El decomiso y destrucción de la mercadería, envases, envolturas o etiquetas. </w:t>
       </w:r>
     </w:p>
     <w:p>
@@ -12913,7 +12990,7 @@
           <w:sz w:val="16"/>
           <w:szCs w:val="16"/>
         </w:rPr>
-        <w:t xml:space="preserve">c. El decomiso y destrucción de la mercadería, envases, envolturas o etiquetas. </w:t>
+        <w:t xml:space="preserve">d. En caso de infracciones muy graves y de reincidencia o reiterancia: </w:t>
       </w:r>
     </w:p>
     <w:p>
@@ -12933,7 +13010,7 @@
           <w:sz w:val="16"/>
           <w:szCs w:val="16"/>
         </w:rPr>
-        <w:t xml:space="preserve">d. En caso de infracciones muy graves y de reincidencia o reiterancia: </w:t>
+        <w:t xml:space="preserve">(i) Solicitar a la autoridad correspondiente la clausura temporal del establecimiento industrial, comercial o de servicios por un plazo máximo de seis (6) meses. </w:t>
       </w:r>
     </w:p>
     <w:p>
@@ -12953,7 +13030,7 @@
           <w:sz w:val="16"/>
           <w:szCs w:val="16"/>
         </w:rPr>
-        <w:t xml:space="preserve">(i) Solicitar a la autoridad correspondiente la clausura temporal del establecimiento industrial, comercial o de servicios por un plazo máximo de seis (6) meses. </w:t>
+        <w:t xml:space="preserve">(ii) Solicitar a la autoridad competente la inhabilitación, temporal o permanente, del proveedor en función de los alcances de la infracción sancionada. </w:t>
       </w:r>
     </w:p>
     <w:p>
@@ -12973,7 +13050,7 @@
           <w:sz w:val="16"/>
           <w:szCs w:val="16"/>
         </w:rPr>
-        <w:t xml:space="preserve">(ii) Solicitar a la autoridad competente la inhabilitación, temporal o permanente, del proveedor en función de los alcances de la infracción sancionada. </w:t>
+        <w:t xml:space="preserve">e. Publicación de avisos rectificatorios o informativos en la forma que determine el Indecopi, tomando en consideración los medios que resulten idóneos para revertir los efectos que el acto objeto de sanción ha ocasionado. </w:t>
       </w:r>
     </w:p>
     <w:p>
@@ -12993,7 +13070,7 @@
           <w:sz w:val="16"/>
           <w:szCs w:val="16"/>
         </w:rPr>
-        <w:t xml:space="preserve">e. Publicación de avisos rectificatorios o informativos en la forma que determine el Indecopi, tomando en consideración los medios que resulten idóneos para revertir los efectos que el acto objeto de sanción ha ocasionado. </w:t>
+        <w:t xml:space="preserve">f. Cualquier otra medida correctiva que tenga el objeto de revertir los efectos de la conducta infractora o evitar que esta se produzca nuevamente en el futuro. </w:t>
       </w:r>
     </w:p>
     <w:p>
@@ -13013,26 +13090,6 @@
           <w:sz w:val="16"/>
           <w:szCs w:val="16"/>
         </w:rPr>
-        <w:t xml:space="preserve">f. Cualquier otra medida correctiva que tenga el objeto de revertir los efectos de la conducta infractora o evitar que esta se produzca nuevamente en el futuro. </w:t>
-      </w:r>
-    </w:p>
-    <w:p>
-      <w:pPr>
-        <w:spacing w:after="0" w:line="240" w:lineRule="auto"/>
-        <w:ind w:left="567"/>
-        <w:jc w:val="both"/>
-        <w:rPr>
-          <w:rFonts w:ascii="Arial Narrow" w:eastAsia="Arial Narrow" w:hAnsi="Arial Narrow" w:cs="Arial Narrow"/>
-          <w:sz w:val="16"/>
-          <w:szCs w:val="16"/>
-        </w:rPr>
-      </w:pPr>
-      <w:r>
-        <w:rPr>
-          <w:rFonts w:ascii="Arial Narrow" w:eastAsia="Arial Narrow" w:hAnsi="Arial Narrow" w:cs="Arial Narrow"/>
-          <w:sz w:val="16"/>
-          <w:szCs w:val="16"/>
-        </w:rPr>
         <w:t>El Indecopi está facultado para solicitar a la autoridad municipal y policial el apoyo respectivo para la ejecución de las medidas correctivas complementarias correspondientes.</w:t>
       </w:r>
     </w:p>
@@ -13049,7 +13106,7 @@
       </w:pPr>
     </w:p>
   </w:footnote>
-  <w:footnote w:id="12">
+  <w:footnote w:id="14">
     <w:p>
       <w:pPr>
         <w:pStyle w:val="Textonotapie"/>
@@ -13081,7 +13138,8 @@
           <w:sz w:val="16"/>
           <w:szCs w:val="16"/>
         </w:rPr>
-        <w:t xml:space="preserve"> </w:t>
+        <w:tab/>
+        <w:t xml:space="preserve"/>
       </w:r>
       <w:r>
         <w:rPr>
@@ -13254,7 +13312,102 @@
       </w:pPr>
     </w:p>
   </w:footnote>
-  <w:footnote w:id="13">
+  <w:footnote w:id="15">
+    <w:p>
+      <w:pPr>
+        <w:autoSpaceDE w:val="0"/>
+        <w:autoSpaceDN w:val="0"/>
+        <w:adjustRightInd w:val="0"/>
+        <w:tabs>
+          <w:tab w:val="left" w:pos="567"/>
+        </w:tabs>
+        <w:spacing w:after="0" w:line="240" w:lineRule="auto"/>
+        <w:ind w:left="567" w:hanging="567"/>
+        <w:jc w:val="both"/>
+        <w:rPr>
+          <w:rFonts w:ascii="Arial Narrow" w:eastAsia="Arial Narrow" w:hAnsi="Arial Narrow" w:cs="Arial Narrow"/>
+          <w:b/>
+          <w:bCs/>
+          <w:sz w:val="16"/>
+          <w:szCs w:val="16"/>
+        </w:rPr>
+      </w:pPr>
+      <w:r>
+        <w:rPr>
+          <w:rStyle w:val="Refdenotaalpie"/>
+          <w:rFonts w:ascii="Arial Narrow" w:eastAsia="Arial Narrow" w:hAnsi="Arial Narrow" w:cs="Arial Narrow"/>
+          <w:b/>
+          <w:bCs/>
+          <w:sz w:val="16"/>
+          <w:szCs w:val="16"/>
+          <w:vertAlign w:val="superscript"/>
+        </w:rPr>
+        <w:footnoteRef/>
+      </w:r>
+      <w:r>
+        <w:rPr>
+          <w:rFonts w:ascii="Arial Narrow" w:eastAsia="Arial Narrow" w:hAnsi="Arial Narrow" w:cs="Arial Narrow"/>
+          <w:b/>
+          <w:bCs/>
+          <w:sz w:val="16"/>
+          <w:szCs w:val="16"/>
+        </w:rPr>
+        <w:tab/>
+        <w:t xml:space="preserve"/>
+      </w:r>
+      <w:r>
+        <w:rPr>
+          <w:rFonts w:ascii="Arial Narrow" w:eastAsia="Arial Narrow" w:hAnsi="Arial Narrow" w:cs="Arial Narrow"/>
+          <w:b/>
+          <w:bCs/>
+          <w:sz w:val="16"/>
+          <w:szCs w:val="16"/>
+        </w:rPr>
+        <w:tab/>
+        <w:t>DECRETO LEGISLATIVO 807, LEY SOBRE FACULTADES, NORMAS Y ORGANIZACIÓN DEL INDECOPI FACULTADES DE LAS COMISIONES Y OFICINAS DEL INDECOPI</w:t>
+      </w:r>
+    </w:p>
+    <w:p>
+      <w:pPr>
+        <w:pStyle w:val="NormalWeb"/>
+        <w:spacing w:after="0" w:line="240" w:lineRule="auto"/>
+        <w:ind w:left="567"/>
+        <w:jc w:val="both"/>
+        <w:rPr>
+          <w:rFonts w:ascii="Arial Narrow" w:eastAsia="Arial Narrow" w:hAnsi="Arial Narrow" w:cs="Arial Narrow"/>
+          <w:bCs/>
+          <w:sz w:val="16"/>
+          <w:szCs w:val="16"/>
+        </w:rPr>
+      </w:pPr>
+      <w:r>
+        <w:rPr>
+          <w:rFonts w:ascii="Arial Narrow" w:eastAsia="Arial Narrow" w:hAnsi="Arial Narrow" w:cs="Arial Narrow"/>
+          <w:b/>
+          <w:sz w:val="16"/>
+          <w:szCs w:val="16"/>
+        </w:rPr>
+        <w:t xml:space="preserve">Artículo 29.- </w:t>
+      </w:r>
+      <w:r>
+        <w:rPr>
+          <w:rFonts w:ascii="Arial Narrow" w:eastAsia="Arial Narrow" w:hAnsi="Arial Narrow" w:cs="Arial Narrow"/>
+          <w:bCs/>
+          <w:sz w:val="16"/>
+          <w:szCs w:val="16"/>
+        </w:rPr>
+        <w:t xml:space="preserve">En cualquier estado del procedimiento, e incluso antes de admitirse a trámite la denuncia, el Secretario Técnico podrá citar a las partes a audiencia de conciliación. La audiencia se desarrollará ante el Secretario Técnico o ante la persona que este designe. Si ambas partes arribaran a un acuerdo respecto de la denuncia, se levantará un acta donde conste el acuerdo respectivo, el mismo que tendrá efectos de transacción extrajudicial. En cualquier caso, la Comisión podrá continuar de oficio el procedimiento, si del análisis de los hechos denunciados considera que </w:t>
+      </w:r>
+      <w:r>
+        <w:rPr>
+          <w:rFonts w:ascii="Arial Narrow" w:eastAsia="Arial Narrow" w:hAnsi="Arial Narrow" w:cs="Arial Narrow"/>
+          <w:bCs/>
+          <w:sz w:val="16"/>
+          <w:szCs w:val="16"/>
+        </w:rPr>
+        <w:t>podría estarse afectando intereses de terceros.</w:t>
+      </w:r>
+    </w:p>
     <w:p>
       <w:pPr>
         <w:autoSpaceDE w:val="0"/>
@@ -13271,12 +13424,27 @@
           <w:szCs w:val="16"/>
         </w:rPr>
       </w:pPr>
+    </w:p>
+  </w:footnote>
+  <w:footnote w:id="16">
+    <w:p>
+      <w:pPr>
+        <w:pStyle w:val="Textonotapie"/>
+        <w:tabs>
+          <w:tab w:val="left" w:pos="567"/>
+        </w:tabs>
+        <w:ind w:left="567" w:hanging="567"/>
+        <w:jc w:val="both"/>
+        <w:rPr>
+          <w:rFonts w:ascii="Arial Narrow" w:eastAsia="Arial Narrow" w:hAnsi="Arial Narrow" w:cs="Arial Narrow"/>
+          <w:sz w:val="16"/>
+          <w:szCs w:val="16"/>
+        </w:rPr>
+      </w:pPr>
       <w:r>
         <w:rPr>
           <w:rStyle w:val="Refdenotaalpie"/>
           <w:rFonts w:ascii="Arial Narrow" w:eastAsia="Arial Narrow" w:hAnsi="Arial Narrow" w:cs="Arial Narrow"/>
-          <w:b/>
-          <w:bCs/>
           <w:sz w:val="16"/>
           <w:szCs w:val="16"/>
           <w:vertAlign w:val="superscript"/>
@@ -13286,113 +13454,11 @@
       <w:r>
         <w:rPr>
           <w:rFonts w:ascii="Arial Narrow" w:eastAsia="Arial Narrow" w:hAnsi="Arial Narrow" w:cs="Arial Narrow"/>
-          <w:b/>
-          <w:bCs/>
-          <w:sz w:val="16"/>
-          <w:szCs w:val="16"/>
-        </w:rPr>
-        <w:t xml:space="preserve"> </w:t>
-      </w:r>
-      <w:r>
-        <w:rPr>
-          <w:rFonts w:ascii="Arial Narrow" w:eastAsia="Arial Narrow" w:hAnsi="Arial Narrow" w:cs="Arial Narrow"/>
-          <w:b/>
-          <w:bCs/>
           <w:sz w:val="16"/>
           <w:szCs w:val="16"/>
         </w:rPr>
         <w:tab/>
-        <w:t>DECRETO LEGISLATIVO 807, LEY SOBRE FACULTADES, NORMAS Y ORGANIZACIÓN DEL INDECOPI FACULTADES DE LAS COMISIONES Y OFICINAS DEL INDECOPI</w:t>
-      </w:r>
-    </w:p>
-    <w:p>
-      <w:pPr>
-        <w:pStyle w:val="NormalWeb"/>
-        <w:spacing w:after="0" w:line="240" w:lineRule="auto"/>
-        <w:ind w:left="567"/>
-        <w:jc w:val="both"/>
-        <w:rPr>
-          <w:rFonts w:ascii="Arial Narrow" w:eastAsia="Arial Narrow" w:hAnsi="Arial Narrow" w:cs="Arial Narrow"/>
-          <w:bCs/>
-          <w:sz w:val="16"/>
-          <w:szCs w:val="16"/>
-        </w:rPr>
-      </w:pPr>
-      <w:r>
-        <w:rPr>
-          <w:rFonts w:ascii="Arial Narrow" w:eastAsia="Arial Narrow" w:hAnsi="Arial Narrow" w:cs="Arial Narrow"/>
-          <w:b/>
-          <w:sz w:val="16"/>
-          <w:szCs w:val="16"/>
-        </w:rPr>
-        <w:t xml:space="preserve">Artículo 29.- </w:t>
-      </w:r>
-      <w:r>
-        <w:rPr>
-          <w:rFonts w:ascii="Arial Narrow" w:eastAsia="Arial Narrow" w:hAnsi="Arial Narrow" w:cs="Arial Narrow"/>
-          <w:bCs/>
-          <w:sz w:val="16"/>
-          <w:szCs w:val="16"/>
-        </w:rPr>
-        <w:t xml:space="preserve">En cualquier estado del procedimiento, e incluso antes de admitirse a trámite la denuncia, el Secretario Técnico podrá citar a las partes a audiencia de conciliación. La audiencia se desarrollará ante el Secretario Técnico o ante la persona que este designe. Si ambas partes arribaran a un acuerdo respecto de la denuncia, se levantará un acta donde conste el acuerdo respectivo, el mismo que tendrá efectos de transacción extrajudicial. En cualquier caso, la Comisión podrá continuar de oficio el procedimiento, si del análisis de los hechos denunciados considera que </w:t>
-      </w:r>
-      <w:r>
-        <w:rPr>
-          <w:rFonts w:ascii="Arial Narrow" w:eastAsia="Arial Narrow" w:hAnsi="Arial Narrow" w:cs="Arial Narrow"/>
-          <w:bCs/>
-          <w:sz w:val="16"/>
-          <w:szCs w:val="16"/>
-        </w:rPr>
-        <w:t>podría estarse afectando intereses de terceros.</w:t>
-      </w:r>
-    </w:p>
-    <w:p>
-      <w:pPr>
-        <w:autoSpaceDE w:val="0"/>
-        <w:autoSpaceDN w:val="0"/>
-        <w:adjustRightInd w:val="0"/>
-        <w:spacing w:after="0" w:line="240" w:lineRule="auto"/>
-        <w:ind w:left="567" w:hanging="567"/>
-        <w:jc w:val="both"/>
-        <w:rPr>
-          <w:rFonts w:ascii="Arial Narrow" w:eastAsia="Arial Narrow" w:hAnsi="Arial Narrow" w:cs="Arial Narrow"/>
-          <w:b/>
-          <w:bCs/>
-          <w:sz w:val="16"/>
-          <w:szCs w:val="16"/>
-        </w:rPr>
-      </w:pPr>
-    </w:p>
-  </w:footnote>
-  <w:footnote w:id="14">
-    <w:p>
-      <w:pPr>
-        <w:pStyle w:val="Textonotapie"/>
-        <w:ind w:left="567" w:hanging="567"/>
-        <w:jc w:val="both"/>
-        <w:rPr>
-          <w:rFonts w:ascii="Arial Narrow" w:eastAsia="Arial Narrow" w:hAnsi="Arial Narrow" w:cs="Arial Narrow"/>
-          <w:sz w:val="16"/>
-          <w:szCs w:val="16"/>
-        </w:rPr>
-      </w:pPr>
-      <w:r>
-        <w:rPr>
-          <w:rStyle w:val="Refdenotaalpie"/>
-          <w:rFonts w:ascii="Arial Narrow" w:eastAsia="Arial Narrow" w:hAnsi="Arial Narrow" w:cs="Arial Narrow"/>
-          <w:sz w:val="16"/>
-          <w:szCs w:val="16"/>
-          <w:vertAlign w:val="superscript"/>
-        </w:rPr>
-        <w:footnoteRef/>
-      </w:r>
-      <w:r>
-        <w:rPr>
-          <w:rFonts w:ascii="Arial Narrow" w:eastAsia="Arial Narrow" w:hAnsi="Arial Narrow" w:cs="Arial Narrow"/>
-          <w:sz w:val="16"/>
-          <w:szCs w:val="16"/>
-        </w:rPr>
-        <w:t xml:space="preserve"> </w:t>
+        <w:t xml:space="preserve"/>
       </w:r>
       <w:r>
         <w:rPr>

--- a/plantillas_maestras/01_seguro_vehicular/falta_atencion_o_demora_reclamo/2_o_mas_ddos_varios/varon/TPL_1513_2025_SEGURO_VEHICULAR_FALTA_ATENCION_O_DEMORA_RECLAMO_ASEGURADORA_VARON_R2.docx
+++ b/plantillas_maestras/01_seguro_vehicular/falta_atencion_o_demora_reclamo/2_o_mas_ddos_varios/varon/TPL_1513_2025_SEGURO_VEHICULAR_FALTA_ATENCION_O_DEMORA_RECLAMO_ASEGURADORA_VARON_R2.docx
@@ -679,7 +679,7 @@
     </w:p>
     <w:p>
       <w:pPr>
-        <w:spacing w:after="0" w:line="240" w:lineRule="auto"/>
+        <w:spacing w:before="0" w:after="0" w:line="240" w:lineRule="auto"/>
         <w:jc w:val="both"/>
         <w:rPr>
           <w:rFonts w:ascii="Arial Narrow" w:eastAsia="Arial Narrow" w:hAnsi="Arial Narrow" w:cs="Arial Narrow"/>
@@ -721,7 +721,7 @@
           <w:lang w:val="es-ES" w:eastAsia="es-ES"/>
           <w14:ligatures w14:val="none"/>
         </w:rPr>
-        <w:t xml:space="preserve">Mediante la denuncia del 17 de abril de 2025, complementado con los escritos del 5 de junio de 2025, 19 de junio de 2025, 7 de julio de 2025 y 8 de julio de 2025, y subsanada mediante dos escritos del 4 de agosto de 2025, el señor [APELLIDO] denunció a Rímac y City Motors por presuntas infracciones a la Ley 29571, Código de Protección y Defensa del Consumidor</w:t>
+        <w:t xml:space="preserve">Mediante la denuncia del 17 de abril de 2025</w:t>
       </w:r>
       <w:r>
         <w:rPr>
@@ -747,43 +747,7 @@
           <w:lang w:val="es-ES" w:eastAsia="es-ES"/>
           <w14:ligatures w14:val="none"/>
         </w:rPr>
-        <w:t xml:space="preserve"> (en adelante, Código), señalando lo siguiente:</w:t>
-      </w:r>
-      <w:r>
-        <w:rPr>
-          <w:rFonts w:ascii="Arial Narrow" w:eastAsia="Arial Narrow" w:hAnsi="Arial Narrow" w:cs="Arial Narrow"/>
-          <w:color w:val="000000"/>
-          <w:kern w:val="0"/>
-          <w:sz w:val="22"/>
-          <w:szCs w:val="22"/>
-          <w:lang w:val="es-ES" w:eastAsia="es-ES"/>
-          <w14:ligatures w14:val="none"/>
-        </w:rPr>
-        <w:t xml:space="preserve"/>
-      </w:r>
-      <w:r>
-        <w:rPr>
-          <w:rFonts w:ascii="Arial Narrow" w:eastAsia="Arial Narrow" w:hAnsi="Arial Narrow" w:cs="Arial Narrow"/>
-          <w:color w:val="000000"/>
-          <w:kern w:val="0"/>
-          <w:sz w:val="22"/>
-          <w:szCs w:val="22"/>
-          <w:lang w:val="es-ES" w:eastAsia="es-ES"/>
-          <w14:ligatures w14:val="none"/>
-        </w:rPr>
-        <w:t xml:space="preserve"/>
-      </w:r>
-      <w:r>
-        <w:rPr>
-          <w:rFonts w:ascii="Arial Narrow" w:eastAsia="Arial Narrow" w:hAnsi="Arial Narrow" w:cs="Arial Narrow"/>
-          <w:color w:val="000000"/>
-          <w:kern w:val="0"/>
-          <w:sz w:val="22"/>
-          <w:szCs w:val="22"/>
-          <w:lang w:val="es-ES" w:eastAsia="es-ES"/>
-          <w14:ligatures w14:val="none"/>
-        </w:rPr>
-        <w:t/>
+        <w:t xml:space="preserve">, complementado con los escritos del 5 de junio de 2025, 19 de junio de 2025, 7 de julio de 2025 y 8 de julio de 2025, y subsanada mediante dos escritos del 4 de agosto de 2025, el señor [APELLIDO] denunció a Rímac y City Motors por presuntas infracciones a la Ley 29571, Código de Protección y Defensa del Consumidor</w:t>
       </w:r>
       <w:r>
         <w:rPr>
@@ -809,6 +773,18 @@
           <w:lang w:val="es-ES" w:eastAsia="es-ES"/>
           <w14:ligatures w14:val="none"/>
         </w:rPr>
+        <w:t xml:space="preserve"> (en adelante, Código), señalando lo siguiente:</w:t>
+      </w:r>
+      <w:r>
+        <w:rPr>
+          <w:rFonts w:ascii="Arial Narrow" w:eastAsia="Arial Narrow" w:hAnsi="Arial Narrow" w:cs="Arial Narrow"/>
+          <w:color w:val="000000"/>
+          <w:kern w:val="0"/>
+          <w:sz w:val="22"/>
+          <w:szCs w:val="22"/>
+          <w:lang w:val="es-ES" w:eastAsia="es-ES"/>
+          <w14:ligatures w14:val="none"/>
+        </w:rPr>
         <w:t xml:space="preserve"/>
       </w:r>
       <w:r>
@@ -821,6 +797,18 @@
           <w:lang w:val="es-ES" w:eastAsia="es-ES"/>
           <w14:ligatures w14:val="none"/>
         </w:rPr>
+        <w:t xml:space="preserve"/>
+      </w:r>
+      <w:r>
+        <w:rPr>
+          <w:rFonts w:ascii="Arial Narrow" w:eastAsia="Arial Narrow" w:hAnsi="Arial Narrow" w:cs="Arial Narrow"/>
+          <w:color w:val="000000"/>
+          <w:kern w:val="0"/>
+          <w:sz w:val="22"/>
+          <w:szCs w:val="22"/>
+          <w:lang w:val="es-ES" w:eastAsia="es-ES"/>
+          <w14:ligatures w14:val="none"/>
+        </w:rPr>
         <w:t/>
       </w:r>
       <w:r>
@@ -845,6 +833,18 @@
           <w:lang w:val="es-ES" w:eastAsia="es-ES"/>
           <w14:ligatures w14:val="none"/>
         </w:rPr>
+        <w:t/>
+      </w:r>
+      <w:r>
+        <w:rPr>
+          <w:rFonts w:ascii="Arial Narrow" w:eastAsia="Arial Narrow" w:hAnsi="Arial Narrow" w:cs="Arial Narrow"/>
+          <w:color w:val="000000"/>
+          <w:kern w:val="0"/>
+          <w:sz w:val="22"/>
+          <w:szCs w:val="22"/>
+          <w:lang w:val="es-ES" w:eastAsia="es-ES"/>
+          <w14:ligatures w14:val="none"/>
+        </w:rPr>
         <w:t xml:space="preserve"/>
       </w:r>
       <w:r>
@@ -869,6 +869,18 @@
           <w:lang w:val="es-ES" w:eastAsia="es-ES"/>
           <w14:ligatures w14:val="none"/>
         </w:rPr>
+        <w:t xml:space="preserve"/>
+      </w:r>
+      <w:r>
+        <w:rPr>
+          <w:rFonts w:ascii="Arial Narrow" w:eastAsia="Arial Narrow" w:hAnsi="Arial Narrow" w:cs="Arial Narrow"/>
+          <w:color w:val="000000"/>
+          <w:kern w:val="0"/>
+          <w:sz w:val="22"/>
+          <w:szCs w:val="22"/>
+          <w:lang w:val="es-ES" w:eastAsia="es-ES"/>
+          <w14:ligatures w14:val="none"/>
+        </w:rPr>
         <w:t/>
       </w:r>
       <w:r>
@@ -1153,10 +1165,10 @@
     </w:p>
     <w:p>
       <w:pPr>
+        <w:spacing w:before="0" w:after="0" w:line="240" w:lineRule="auto"/>
         <w:tabs>
           <w:tab w:val="left" w:pos="1134"/>
         </w:tabs>
-        <w:spacing w:after="0" w:line="240" w:lineRule="auto"/>
         <w:jc w:val="both"/>
         <w:rPr>
           <w:rFonts w:ascii="Arial Narrow" w:eastAsia="Arial Narrow" w:hAnsi="Arial Narrow" w:cs="Arial Narrow"/>
@@ -1341,7 +1353,7 @@
     <w:p>
       <w:pPr>
         <w:pStyle w:val="Prrafodelista"/>
-        <w:spacing w:line="240" w:lineRule="auto"/>
+        <w:spacing w:before="0" w:after="0" w:line="240" w:lineRule="auto"/>
         <w:ind w:left="1430"/>
         <w:jc w:val="both"/>
         <w:rPr>
@@ -1527,7 +1539,7 @@
     <w:p>
       <w:pPr>
         <w:pStyle w:val="Prrafodelista"/>
-        <w:spacing w:line="240" w:lineRule="auto"/>
+        <w:spacing w:before="0" w:after="0" w:line="240" w:lineRule="auto"/>
         <w:rPr>
           <w:rFonts w:ascii="Arial Narrow" w:eastAsia="Arial Narrow" w:hAnsi="Arial Narrow" w:cs="Arial Narrow"/>
           <w:color w:val="000000"/>
@@ -1675,7 +1687,7 @@
     <w:p>
       <w:pPr>
         <w:pStyle w:val="Prrafodelista"/>
-        <w:spacing w:line="240" w:lineRule="auto"/>
+        <w:spacing w:before="0" w:after="0" w:line="240" w:lineRule="auto"/>
         <w:rPr>
           <w:rFonts w:ascii="Arial Narrow" w:eastAsia="Arial Narrow" w:hAnsi="Arial Narrow" w:cs="Arial Narrow"/>
           <w:color w:val="000000"/>
@@ -1967,7 +1979,7 @@
     <w:p>
       <w:pPr>
         <w:pStyle w:val="Prrafodelista"/>
-        <w:spacing w:line="240" w:lineRule="auto"/>
+        <w:spacing w:before="0" w:after="0" w:line="240" w:lineRule="auto"/>
         <w:rPr>
           <w:rFonts w:ascii="Arial Narrow" w:eastAsia="Arial Narrow" w:hAnsi="Arial Narrow" w:cs="Arial Narrow"/>
           <w:color w:val="000000"/>
@@ -2139,7 +2151,7 @@
     <w:p>
       <w:pPr>
         <w:pStyle w:val="Prrafodelista"/>
-        <w:spacing w:line="240" w:lineRule="auto"/>
+        <w:spacing w:before="0" w:after="0" w:line="240" w:lineRule="auto"/>
         <w:rPr>
           <w:rFonts w:ascii="Arial Narrow" w:eastAsia="Arial Narrow" w:hAnsi="Arial Narrow" w:cs="Arial Narrow"/>
           <w:color w:val="000000"/>
@@ -2191,7 +2203,7 @@
     <w:p>
       <w:pPr>
         <w:pStyle w:val="Prrafodelista"/>
-        <w:spacing w:line="240" w:lineRule="auto"/>
+        <w:spacing w:before="0" w:after="0" w:line="240" w:lineRule="auto"/>
         <w:rPr>
           <w:rFonts w:ascii="Arial Narrow" w:eastAsia="Arial Narrow" w:hAnsi="Arial Narrow" w:cs="Arial Narrow"/>
           <w:color w:val="000000"/>
@@ -2280,7 +2292,7 @@
     <w:p>
       <w:pPr>
         <w:pStyle w:val="Prrafodelista"/>
-        <w:spacing w:line="240" w:lineRule="auto"/>
+        <w:spacing w:before="0" w:after="0" w:line="240" w:lineRule="auto"/>
         <w:rPr>
           <w:rFonts w:ascii="Arial Narrow" w:eastAsia="Arial Narrow" w:hAnsi="Arial Narrow" w:cs="Arial Narrow"/>
           <w:color w:val="000000"/>
@@ -2439,7 +2451,7 @@
     <w:p>
       <w:pPr>
         <w:pStyle w:val="Prrafodelista"/>
-        <w:spacing w:line="240" w:lineRule="auto"/>
+        <w:spacing w:before="0" w:after="0" w:line="240" w:lineRule="auto"/>
         <w:rPr>
           <w:rFonts w:ascii="Arial Narrow" w:eastAsia="Arial Narrow" w:hAnsi="Arial Narrow" w:cs="Arial Narrow"/>
           <w:color w:val="000000"/>
@@ -2671,6 +2683,7 @@
     <w:p>
       <w:pPr>
         <w:pStyle w:val="Prrafodelista"/>
+        <w:spacing w:before="0" w:after="0" w:line="240" w:lineRule="auto"/>
         <w:rPr>
           <w:rFonts w:ascii="Arial Narrow" w:eastAsia="Arial Narrow" w:hAnsi="Arial Narrow" w:cs="Arial Narrow"/>
           <w:color w:val="000000"/>
@@ -2734,7 +2747,7 @@
     <w:p>
       <w:pPr>
         <w:pStyle w:val="Prrafodelista"/>
-        <w:spacing w:line="240" w:lineRule="auto"/>
+        <w:spacing w:before="0" w:after="0" w:line="240" w:lineRule="auto"/>
         <w:rPr>
           <w:rFonts w:ascii="Arial Narrow" w:eastAsia="Arial Narrow" w:hAnsi="Arial Narrow" w:cs="Arial Narrow"/>
           <w:color w:val="000000"/>
@@ -2906,7 +2919,7 @@
     <w:p>
       <w:pPr>
         <w:pStyle w:val="Prrafodelista"/>
-        <w:spacing w:line="240" w:lineRule="auto"/>
+        <w:spacing w:before="0" w:after="0" w:line="240" w:lineRule="auto"/>
         <w:rPr>
           <w:rFonts w:ascii="Arial Narrow" w:eastAsia="Arial Narrow" w:hAnsi="Arial Narrow" w:cs="Arial Narrow"/>
           <w:color w:val="000000"/>
@@ -2994,7 +3007,7 @@
     <w:p>
       <w:pPr>
         <w:pStyle w:val="Prrafodelista"/>
-        <w:spacing w:line="240" w:lineRule="auto"/>
+        <w:spacing w:before="0" w:after="0" w:line="240" w:lineRule="auto"/>
         <w:rPr>
           <w:rFonts w:ascii="Arial Narrow" w:eastAsia="Arial Narrow" w:hAnsi="Arial Narrow" w:cs="Arial Narrow"/>
           <w:color w:val="000000"/>
@@ -3713,7 +3726,7 @@
     </w:p>
     <w:p>
       <w:pPr>
-        <w:spacing w:after="0" w:line="240" w:lineRule="auto"/>
+        <w:spacing w:before="0" w:after="0" w:line="240" w:lineRule="auto"/>
         <w:contextualSpacing/>
         <w:jc w:val="both"/>
         <w:rPr>
@@ -3769,7 +3782,7 @@
     </w:p>
     <w:p>
       <w:pPr>
-        <w:spacing w:after="0" w:line="240" w:lineRule="auto"/>
+        <w:spacing w:before="0" w:after="0" w:line="240" w:lineRule="auto"/>
         <w:ind w:left="567"/>
         <w:contextualSpacing/>
         <w:jc w:val="both"/>
@@ -3965,7 +3978,7 @@
     </w:p>
     <w:p>
       <w:pPr>
-        <w:spacing w:after="0" w:line="240" w:lineRule="auto"/>
+        <w:spacing w:before="0" w:after="0" w:line="240" w:lineRule="auto"/>
         <w:jc w:val="both"/>
         <w:rPr>
           <w:rFonts w:ascii="Arial Narrow" w:eastAsia="Arial Narrow" w:hAnsi="Arial Narrow" w:cs="Arial Narrow"/>
@@ -4093,7 +4106,7 @@
     </w:p>
     <w:p>
       <w:pPr>
-        <w:spacing w:after="0" w:line="240" w:lineRule="auto"/>
+        <w:spacing w:before="0" w:after="0" w:line="240" w:lineRule="auto"/>
         <w:jc w:val="both"/>
         <w:rPr>
           <w:rFonts w:ascii="Arial Narrow" w:eastAsia="Arial Narrow" w:hAnsi="Arial Narrow" w:cs="Arial Narrow"/>
@@ -4244,7 +4257,7 @@
     <w:p>
       <w:pPr>
         <w:pStyle w:val="Prrafodelista"/>
-        <w:spacing w:line="240" w:lineRule="auto"/>
+        <w:spacing w:before="0" w:after="0" w:line="240" w:lineRule="auto"/>
         <w:rPr>
           <w:rFonts w:ascii="Arial Narrow" w:eastAsia="Arial Narrow" w:hAnsi="Arial Narrow" w:cs="Arial Narrow"/>
           <w:kern w:val="0"/>
@@ -4372,7 +4385,7 @@
     </w:p>
     <w:p>
       <w:pPr>
-        <w:spacing w:after="0" w:line="240" w:lineRule="auto"/>
+        <w:spacing w:before="0" w:after="0" w:line="240" w:lineRule="auto"/>
         <w:jc w:val="both"/>
         <w:rPr>
           <w:rFonts w:ascii="Arial Narrow" w:eastAsia="Arial Narrow" w:hAnsi="Arial Narrow" w:cs="Arial Narrow"/>
@@ -4520,7 +4533,7 @@
     <w:p>
       <w:pPr>
         <w:pStyle w:val="Prrafodelista"/>
-        <w:spacing w:after="0" w:line="240" w:lineRule="auto"/>
+        <w:spacing w:before="0" w:after="0" w:line="240" w:lineRule="auto"/>
         <w:ind w:left="567"/>
         <w:jc w:val="both"/>
         <w:rPr>
@@ -4620,7 +4633,7 @@
     <w:p>
       <w:pPr>
         <w:pStyle w:val="Prrafodelista"/>
-        <w:spacing w:line="240" w:lineRule="auto"/>
+        <w:spacing w:before="0" w:after="0" w:line="240" w:lineRule="auto"/>
         <w:rPr>
           <w:rFonts w:ascii="Arial Narrow" w:eastAsia="Arial Narrow" w:hAnsi="Arial Narrow" w:cs="Arial Narrow"/>
           <w:kern w:val="0"/>
@@ -4760,7 +4773,7 @@
     <w:p>
       <w:pPr>
         <w:pStyle w:val="Prrafodelista"/>
-        <w:spacing w:line="240" w:lineRule="auto"/>
+        <w:spacing w:before="0" w:after="0" w:line="240" w:lineRule="auto"/>
         <w:rPr>
           <w:rFonts w:ascii="Arial Narrow" w:eastAsia="Arial Narrow" w:hAnsi="Arial Narrow" w:cs="Arial Narrow"/>
           <w:kern w:val="0"/>
@@ -4877,7 +4890,7 @@
     <w:p>
       <w:pPr>
         <w:pStyle w:val="Prrafodelista"/>
-        <w:spacing w:line="240" w:lineRule="auto"/>
+        <w:spacing w:before="0" w:after="0" w:line="240" w:lineRule="auto"/>
         <w:rPr>
           <w:rFonts w:ascii="Arial Narrow" w:eastAsia="Arial Narrow" w:hAnsi="Arial Narrow" w:cs="Arial Narrow"/>
           <w:kern w:val="0"/>
@@ -5035,7 +5048,7 @@
     <w:p>
       <w:pPr>
         <w:pStyle w:val="Prrafodelista"/>
-        <w:spacing w:after="0" w:line="240" w:lineRule="auto"/>
+        <w:spacing w:before="0" w:after="0" w:line="240" w:lineRule="auto"/>
         <w:ind w:left="567"/>
         <w:jc w:val="both"/>
         <w:rPr>
@@ -5163,7 +5176,7 @@
     </w:p>
     <w:p>
       <w:pPr>
-        <w:spacing w:after="0" w:line="240" w:lineRule="auto"/>
+        <w:spacing w:before="0" w:after="0" w:line="240" w:lineRule="auto"/>
         <w:jc w:val="both"/>
         <w:rPr>
           <w:rFonts w:ascii="Arial Narrow" w:eastAsia="Arial Narrow" w:hAnsi="Arial Narrow" w:cs="Arial Narrow"/>
@@ -5279,7 +5292,7 @@
     <w:p>
       <w:pPr>
         <w:pStyle w:val="Prrafodelista"/>
-        <w:spacing w:line="240" w:lineRule="auto"/>
+        <w:spacing w:before="0" w:after="0" w:line="240" w:lineRule="auto"/>
         <w:rPr>
           <w:rFonts w:ascii="Arial Narrow" w:eastAsia="Arial Narrow" w:hAnsi="Arial Narrow" w:cs="Arial Narrow"/>
           <w:kern w:val="0"/>
@@ -5427,6 +5440,7 @@
     <w:p>
       <w:pPr>
         <w:pStyle w:val="Prrafodelista"/>
+        <w:spacing w:before="0" w:after="0" w:line="240" w:lineRule="auto"/>
         <w:rPr>
           <w:rFonts w:ascii="Arial Narrow" w:eastAsia="Arial Narrow" w:hAnsi="Arial Narrow" w:cs="Arial Narrow"/>
           <w:kern w:val="0"/>
@@ -5574,7 +5588,7 @@
     <w:p>
       <w:pPr>
         <w:pStyle w:val="Prrafodelista"/>
-        <w:spacing w:after="0" w:line="240" w:lineRule="auto"/>
+        <w:spacing w:before="0" w:after="0" w:line="240" w:lineRule="auto"/>
         <w:ind w:left="567"/>
         <w:jc w:val="both"/>
         <w:rPr>
@@ -5646,7 +5660,7 @@
     </w:p>
     <w:p>
       <w:pPr>
-        <w:spacing w:after="0" w:line="240" w:lineRule="auto"/>
+        <w:spacing w:before="0" w:after="0" w:line="240" w:lineRule="auto"/>
         <w:ind w:left="567"/>
         <w:contextualSpacing/>
         <w:jc w:val="both"/>
@@ -5702,7 +5716,7 @@
     </w:p>
     <w:p>
       <w:pPr>
-        <w:spacing w:after="0" w:line="240" w:lineRule="auto"/>
+        <w:spacing w:before="0" w:after="0" w:line="240" w:lineRule="auto"/>
         <w:jc w:val="both"/>
         <w:rPr>
           <w:rFonts w:ascii="Arial Narrow" w:eastAsia="Arial Narrow" w:hAnsi="Arial Narrow" w:cs="Arial Narrow"/>
@@ -5811,7 +5825,7 @@
     <w:p>
       <w:pPr>
         <w:pStyle w:val="Prrafodelista"/>
-        <w:spacing w:after="0" w:line="240" w:lineRule="auto"/>
+        <w:spacing w:before="0" w:after="0" w:line="240" w:lineRule="auto"/>
         <w:ind w:left="567"/>
         <w:jc w:val="both"/>
         <w:rPr>
@@ -5877,7 +5891,7 @@
           <w:lang w:val="es-ES" w:eastAsia="es-ES"/>
           <w14:ligatures w14:val="none"/>
         </w:rPr>
-        <w:t xml:space="preserve">: </w:t>
+        <w:t xml:space="preserve">:</w:t>
       </w:r>
       <w:r>
         <w:rPr>
@@ -5889,6 +5903,18 @@
           <w:lang w:val="es-ES" w:eastAsia="es-ES"/>
           <w14:ligatures w14:val="none"/>
         </w:rPr>
+        <w:t xml:space="preserve"> </w:t>
+      </w:r>
+      <w:r>
+        <w:rPr>
+          <w:rFonts w:ascii="Arial Narrow" w:eastAsia="Arial Narrow" w:hAnsi="Arial Narrow" w:cs="Arial Narrow"/>
+          <w:color w:val="000000"/>
+          <w:kern w:val="0"/>
+          <w:sz w:val="22"/>
+          <w:szCs w:val="22"/>
+          <w:lang w:val="es-ES" w:eastAsia="es-ES"/>
+          <w14:ligatures w14:val="none"/>
+        </w:rPr>
         <w:t>(i) presentar una copia debidamente suscrita de la Póliza 2101-1106499 del Seguro Vehicular materia de denuncia; y, (ii) presentar todas las comunicaciones cursadas con la parte denunciante en virtud de los hechos materia de denuncia</w:t>
       </w:r>
       <w:r>
@@ -5903,6 +5929,24 @@
         </w:rPr>
         <w:t>.</w:t>
       </w:r>
+    </w:p>
+    <w:p>
+      <w:pPr>
+        <w:pStyle w:val="Prrafodelista"/>
+        <w:spacing w:before="0" w:after="0" w:line="240" w:lineRule="auto"/>
+        <w:ind w:left="567"/>
+        <w:jc w:val="both"/>
+        <w:rPr>
+          <w:rFonts w:ascii="Arial Narrow" w:eastAsia="Arial Narrow" w:hAnsi="Arial Narrow" w:cs="Arial Narrow"/>
+          <w:color w:val="000000"/>
+          <w:kern w:val="0"/>
+          <w:sz w:val="22"/>
+          <w:szCs w:val="22"/>
+          <w:u w:val="single"/>
+          <w:lang w:val="es-ES" w:eastAsia="es-ES"/>
+          <w14:ligatures w14:val="none"/>
+        </w:rPr>
+      </w:pPr>
     </w:p>
     <w:p>
       <w:pPr>
@@ -5921,13 +5965,7 @@
           <w14:ligatures w14:val="none"/>
         </w:rPr>
       </w:pPr>
-    </w:p>
-    <w:p>
-      <w:pPr>
-        <w:pStyle w:val="Prrafodelista"/>
-        <w:spacing w:after="0" w:line="240" w:lineRule="auto"/>
-        <w:ind w:left="567"/>
-        <w:jc w:val="both"/>
+      <w:r>
         <w:rPr>
           <w:rFonts w:ascii="Arial Narrow" w:eastAsia="Arial Narrow" w:hAnsi="Arial Narrow" w:cs="Arial Narrow"/>
           <w:color w:val="000000"/>
@@ -5938,7 +5976,8 @@
           <w:lang w:val="es-ES" w:eastAsia="es-ES"/>
           <w14:ligatures w14:val="none"/>
         </w:rPr>
-      </w:pPr>
+        <w:t xml:space="preserve">A </w:t>
+      </w:r>
       <w:r>
         <w:rPr>
           <w:rFonts w:ascii="Arial Narrow" w:eastAsia="Arial Narrow" w:hAnsi="Arial Narrow" w:cs="Arial Narrow"/>
@@ -5950,20 +5989,31 @@
           <w:lang w:val="es-ES" w:eastAsia="es-ES"/>
           <w14:ligatures w14:val="none"/>
         </w:rPr>
-        <w:t xml:space="preserve">A </w:t>
-      </w:r>
-      <w:r>
-        <w:rPr>
-          <w:rFonts w:ascii="Arial Narrow" w:eastAsia="Arial Narrow" w:hAnsi="Arial Narrow" w:cs="Arial Narrow"/>
-          <w:color w:val="000000"/>
-          <w:kern w:val="0"/>
-          <w:sz w:val="22"/>
-          <w:szCs w:val="22"/>
-          <w:u w:val="single"/>
+        <w:t>City Motors</w:t>
+      </w:r>
+      <w:r>
+        <w:rPr>
+          <w:rFonts w:ascii="Arial Narrow" w:eastAsia="Arial Narrow" w:hAnsi="Arial Narrow" w:cs="Arial Narrow"/>
+          <w:color w:val="000000"/>
+          <w:kern w:val="0"/>
+          <w:sz w:val="22"/>
+          <w:szCs w:val="22"/>
           <w:lang w:val="es-ES" w:eastAsia="es-ES"/>
           <w14:ligatures w14:val="none"/>
         </w:rPr>
-        <w:t>City Motors</w:t>
+        <w:t>:</w:t>
+      </w:r>
+      <w:r>
+        <w:rPr>
+          <w:rFonts w:ascii="Arial Narrow" w:eastAsia="Arial Narrow" w:hAnsi="Arial Narrow" w:cs="Arial Narrow"/>
+          <w:color w:val="000000"/>
+          <w:kern w:val="0"/>
+          <w:sz w:val="22"/>
+          <w:szCs w:val="22"/>
+          <w:lang w:eastAsia="es-ES"/>
+          <w14:ligatures w14:val="none"/>
+        </w:rPr>
+        <w:t xml:space="preserve"> </w:t>
       </w:r>
       <w:r>
         <w:rPr>
@@ -5975,19 +6025,7 @@
           <w:lang w:val="es-ES" w:eastAsia="es-ES"/>
           <w14:ligatures w14:val="none"/>
         </w:rPr>
-        <w:t>:</w:t>
-      </w:r>
-      <w:r>
-        <w:rPr>
-          <w:rFonts w:ascii="Arial Narrow" w:eastAsia="Arial Narrow" w:hAnsi="Arial Narrow" w:cs="Arial Narrow"/>
-          <w:color w:val="000000"/>
-          <w:kern w:val="0"/>
-          <w:sz w:val="22"/>
-          <w:szCs w:val="22"/>
-          <w:lang w:eastAsia="es-ES"/>
-          <w14:ligatures w14:val="none"/>
-        </w:rPr>
-        <w:t xml:space="preserve"> </w:t>
+        <w:t>(i) presentar los medios probatorios que acrediten que realizó un adecuado análisis de evaluación del vehículo asegurado con Placa de Rodaje BMX244; y, (ii) presentar todas las comunicaciones cursadas con la parte denunciante en virtud de los hechos materia de denuncia</w:t>
       </w:r>
       <w:r>
         <w:rPr>
@@ -5999,24 +6037,12 @@
           <w:lang w:val="es-ES" w:eastAsia="es-ES"/>
           <w14:ligatures w14:val="none"/>
         </w:rPr>
-        <w:t>(i) presentar los medios probatorios que acrediten que realizó un adecuado análisis de evaluación del vehículo asegurado con Placa de Rodaje BMX244; y, (ii) presentar todas las comunicaciones cursadas con la parte denunciante en virtud de los hechos materia de denuncia</w:t>
-      </w:r>
-      <w:r>
-        <w:rPr>
-          <w:rFonts w:ascii="Arial Narrow" w:eastAsia="Arial Narrow" w:hAnsi="Arial Narrow" w:cs="Arial Narrow"/>
-          <w:color w:val="000000"/>
-          <w:kern w:val="0"/>
-          <w:sz w:val="22"/>
-          <w:szCs w:val="22"/>
-          <w:lang w:val="es-ES" w:eastAsia="es-ES"/>
-          <w14:ligatures w14:val="none"/>
-        </w:rPr>
         <w:t>.</w:t>
       </w:r>
     </w:p>
     <w:p>
       <w:pPr>
-        <w:spacing w:after="0" w:line="240" w:lineRule="auto"/>
+        <w:spacing w:before="0" w:after="0" w:line="240" w:lineRule="auto"/>
         <w:jc w:val="both"/>
         <w:rPr>
           <w:rFonts w:ascii="Arial Narrow" w:eastAsia="Arial Narrow" w:hAnsi="Arial Narrow" w:cs="Arial Narrow"/>
@@ -6070,10 +6096,37 @@
     </w:p>
     <w:p>
       <w:pPr>
+        <w:spacing w:before="0" w:after="0" w:line="240" w:lineRule="auto"/>
+        <w:jc w:val="both"/>
+        <w:rPr>
+          <w:rFonts w:ascii="Arial Narrow" w:eastAsia="Arial Narrow" w:hAnsi="Arial Narrow" w:cs="Arial Narrow"/>
+          <w:b/>
+          <w:color w:val="000000"/>
+          <w:kern w:val="0"/>
+          <w:sz w:val="22"/>
+          <w:szCs w:val="22"/>
+          <w:lang w:eastAsia="es-PE"/>
+          <w14:ligatures w14:val="none"/>
+        </w:rPr>
+      </w:pPr>
+    </w:p>
+    <w:p>
+      <w:pPr>
         <w:spacing w:after="0" w:line="240" w:lineRule="auto"/>
         <w:jc w:val="both"/>
         <w:rPr>
           <w:rFonts w:ascii="Arial Narrow" w:eastAsia="Arial Narrow" w:hAnsi="Arial Narrow" w:cs="Arial Narrow"/>
+          <w:color w:val="000000"/>
+          <w:kern w:val="0"/>
+          <w:sz w:val="22"/>
+          <w:szCs w:val="22"/>
+          <w:lang w:eastAsia="es-PE"/>
+          <w14:ligatures w14:val="none"/>
+        </w:rPr>
+      </w:pPr>
+      <w:r>
+        <w:rPr>
+          <w:rFonts w:ascii="Arial Narrow" w:eastAsia="Arial Narrow" w:hAnsi="Arial Narrow" w:cs="Arial Narrow"/>
           <w:b/>
           <w:color w:val="000000"/>
           <w:kern w:val="0"/>
@@ -6082,33 +6135,6 @@
           <w:lang w:eastAsia="es-PE"/>
           <w14:ligatures w14:val="none"/>
         </w:rPr>
-      </w:pPr>
-    </w:p>
-    <w:p>
-      <w:pPr>
-        <w:spacing w:after="0" w:line="240" w:lineRule="auto"/>
-        <w:jc w:val="both"/>
-        <w:rPr>
-          <w:rFonts w:ascii="Arial Narrow" w:eastAsia="Arial Narrow" w:hAnsi="Arial Narrow" w:cs="Arial Narrow"/>
-          <w:color w:val="000000"/>
-          <w:kern w:val="0"/>
-          <w:sz w:val="22"/>
-          <w:szCs w:val="22"/>
-          <w:lang w:eastAsia="es-PE"/>
-          <w14:ligatures w14:val="none"/>
-        </w:rPr>
-      </w:pPr>
-      <w:r>
-        <w:rPr>
-          <w:rFonts w:ascii="Arial Narrow" w:eastAsia="Arial Narrow" w:hAnsi="Arial Narrow" w:cs="Arial Narrow"/>
-          <w:b/>
-          <w:color w:val="000000"/>
-          <w:kern w:val="0"/>
-          <w:sz w:val="22"/>
-          <w:szCs w:val="22"/>
-          <w:lang w:eastAsia="es-PE"/>
-          <w14:ligatures w14:val="none"/>
-        </w:rPr>
         <w:t xml:space="preserve">PRIMERO:</w:t>
       </w:r>
       <w:r>
@@ -6258,7 +6284,7 @@
     </w:p>
     <w:p>
       <w:pPr>
-        <w:spacing w:after="0" w:line="240" w:lineRule="auto"/>
+        <w:spacing w:before="0" w:after="0" w:line="240" w:lineRule="auto"/>
         <w:jc w:val="both"/>
         <w:rPr>
           <w:rFonts w:ascii="Arial Narrow" w:eastAsia="Arial Narrow" w:hAnsi="Arial Narrow" w:cs="Arial Narrow"/>
@@ -6382,7 +6408,7 @@
     <w:p>
       <w:pPr>
         <w:pStyle w:val="Prrafodelista"/>
-        <w:spacing w:after="0" w:line="240" w:lineRule="auto"/>
+        <w:spacing w:before="0" w:after="0" w:line="240" w:lineRule="auto"/>
         <w:ind w:left="567"/>
         <w:jc w:val="both"/>
         <w:rPr>
@@ -6536,7 +6562,7 @@
     </w:p>
     <w:p>
       <w:pPr>
-        <w:spacing w:after="0" w:line="240" w:lineRule="auto"/>
+        <w:spacing w:before="0" w:after="0" w:line="240" w:lineRule="auto"/>
         <w:jc w:val="both"/>
         <w:rPr>
           <w:rFonts w:ascii="Arial Narrow" w:eastAsia="Arial Narrow" w:hAnsi="Arial Narrow" w:cs="Arial Narrow"/>
@@ -6665,7 +6691,7 @@
     </w:p>
     <w:p>
       <w:pPr>
-        <w:spacing w:after="0" w:line="240" w:lineRule="auto"/>
+        <w:spacing w:before="0" w:after="0" w:line="240" w:lineRule="auto"/>
         <w:jc w:val="both"/>
         <w:rPr>
           <w:rFonts w:ascii="Arial Narrow" w:eastAsia="Arial Narrow" w:hAnsi="Arial Narrow" w:cs="Arial Narrow"/>
@@ -6807,7 +6833,7 @@
     <w:p>
       <w:pPr>
         <w:pStyle w:val="Prrafodelista"/>
-        <w:spacing w:after="0" w:line="240" w:lineRule="auto"/>
+        <w:spacing w:before="0" w:after="0" w:line="240" w:lineRule="auto"/>
         <w:ind w:left="567"/>
         <w:jc w:val="both"/>
         <w:rPr>
@@ -6963,7 +6989,7 @@
     <w:p>
       <w:pPr>
         <w:pStyle w:val="Prrafodelista"/>
-        <w:spacing w:line="240" w:lineRule="auto"/>
+        <w:spacing w:before="0" w:after="0" w:line="240" w:lineRule="auto"/>
         <w:rPr>
           <w:rFonts w:ascii="Arial Narrow" w:eastAsia="Arial Narrow" w:hAnsi="Arial Narrow" w:cs="Arial Narrow"/>
           <w:kern w:val="0"/>
@@ -7057,7 +7083,7 @@
     </w:p>
     <w:p>
       <w:pPr>
-        <w:spacing w:after="0" w:line="240" w:lineRule="auto"/>
+        <w:spacing w:before="0" w:after="0" w:line="240" w:lineRule="auto"/>
         <w:jc w:val="both"/>
         <w:rPr>
           <w:rFonts w:ascii="Arial Narrow" w:eastAsia="Arial Narrow" w:hAnsi="Arial Narrow" w:cs="Arial Narrow"/>
@@ -7184,7 +7210,7 @@
     </w:p>
     <w:p>
       <w:pPr>
-        <w:spacing w:after="0" w:line="240" w:lineRule="auto"/>
+        <w:spacing w:before="0" w:after="0" w:line="240" w:lineRule="auto"/>
         <w:jc w:val="both"/>
         <w:rPr>
           <w:rFonts w:ascii="Arial Narrow" w:eastAsia="Arial Narrow" w:hAnsi="Arial Narrow" w:cs="Arial Narrow"/>
@@ -7313,7 +7339,7 @@
     </w:p>
     <w:p>
       <w:pPr>
-        <w:spacing w:after="0" w:line="240" w:lineRule="auto"/>
+        <w:spacing w:before="0" w:after="0" w:line="240" w:lineRule="auto"/>
         <w:jc w:val="both"/>
         <w:rPr>
           <w:rFonts w:ascii="Arial Narrow" w:eastAsia="Arial Narrow" w:hAnsi="Arial Narrow" w:cs="Arial Narrow"/>
@@ -7431,7 +7457,7 @@
     <w:p>
       <w:pPr>
         <w:pStyle w:val="Prrafodelista"/>
-        <w:spacing w:after="0" w:line="240" w:lineRule="auto"/>
+        <w:spacing w:before="0" w:after="0" w:line="240" w:lineRule="auto"/>
         <w:ind w:left="567"/>
         <w:jc w:val="both"/>
         <w:rPr>
@@ -7566,7 +7592,7 @@
     <w:p>
       <w:pPr>
         <w:pStyle w:val="Prrafodelista"/>
-        <w:spacing w:line="240" w:lineRule="auto"/>
+        <w:spacing w:before="0" w:after="0" w:line="240" w:lineRule="auto"/>
         <w:rPr>
           <w:rFonts w:ascii="Arial Narrow" w:eastAsia="Arial Narrow" w:hAnsi="Arial Narrow" w:cs="Arial Narrow"/>
           <w:kern w:val="0"/>
@@ -7679,7 +7705,7 @@
     </w:p>
     <w:p>
       <w:pPr>
-        <w:spacing w:after="0" w:line="240" w:lineRule="auto"/>
+        <w:spacing w:before="0" w:after="0" w:line="240" w:lineRule="auto"/>
         <w:jc w:val="both"/>
         <w:rPr>
           <w:rFonts w:ascii="Arial Narrow" w:eastAsia="Arial Narrow" w:hAnsi="Arial Narrow" w:cs="Arial Narrow"/>
@@ -7801,7 +7827,7 @@
     </w:p>
     <w:p>
       <w:pPr>
-        <w:spacing w:after="0" w:line="240" w:lineRule="auto"/>
+        <w:spacing w:before="0" w:after="0" w:line="240" w:lineRule="auto"/>
         <w:jc w:val="both"/>
         <w:rPr>
           <w:rFonts w:ascii="Arial Narrow" w:eastAsia="Arial Narrow" w:hAnsi="Arial Narrow" w:cs="Arial Narrow"/>
@@ -7915,7 +7941,7 @@
     </w:p>
     <w:p>
       <w:pPr>
-        <w:spacing w:after="0" w:line="240" w:lineRule="auto"/>
+        <w:spacing w:before="0" w:after="0" w:line="240" w:lineRule="auto"/>
         <w:jc w:val="both"/>
         <w:rPr>
           <w:rFonts w:ascii="Arial Narrow" w:eastAsia="Arial Narrow" w:hAnsi="Arial Narrow" w:cs="Arial Narrow"/>
@@ -8013,7 +8039,7 @@
     </w:p>
     <w:p>
       <w:pPr>
-        <w:spacing w:line="240" w:lineRule="auto"/>
+        <w:spacing w:before="0" w:after="0" w:line="240" w:lineRule="auto"/>
         <w:contextualSpacing/>
         <w:jc w:val="both"/>
         <w:rPr>
@@ -8185,7 +8211,7 @@
     </w:p>
     <w:p>
       <w:pPr>
-        <w:spacing w:after="0" w:line="240" w:lineRule="auto"/>
+        <w:spacing w:before="0" w:after="0" w:line="240" w:lineRule="auto"/>
         <w:jc w:val="both"/>
         <w:rPr>
           <w:rFonts w:ascii="Arial Narrow" w:eastAsia="Arial Narrow" w:hAnsi="Arial Narrow" w:cs="Arial Narrow"/>
@@ -8479,7 +8505,7 @@
     </w:p>
     <w:p>
       <w:pPr>
-        <w:spacing w:after="0" w:line="240" w:lineRule="auto"/>
+        <w:spacing w:before="0" w:after="0" w:line="240" w:lineRule="auto"/>
         <w:ind w:left="567"/>
         <w:jc w:val="both"/>
         <w:rPr>
@@ -8580,6 +8606,21 @@
     </w:p>
     <w:p>
       <w:pPr>
+        <w:spacing w:before="0" w:after="0" w:line="240" w:lineRule="auto"/>
+        <w:jc w:val="both"/>
+        <w:rPr>
+          <w:rFonts w:ascii="Arial Narrow" w:eastAsia="Arial Narrow" w:hAnsi="Arial Narrow" w:cs="Arial Narrow"/>
+          <w:color w:val="000000"/>
+          <w:kern w:val="0"/>
+          <w:sz w:val="22"/>
+          <w:szCs w:val="22"/>
+          <w:lang w:eastAsia="es-PE"/>
+          <w14:ligatures w14:val="none"/>
+        </w:rPr>
+      </w:pPr>
+    </w:p>
+    <w:p>
+      <w:pPr>
         <w:spacing w:after="0" w:line="240" w:lineRule="auto"/>
         <w:jc w:val="both"/>
         <w:rPr>
@@ -8588,7 +8629,216 @@
           <w:kern w:val="0"/>
           <w:sz w:val="22"/>
           <w:szCs w:val="22"/>
-          <w:lang w:eastAsia="es-PE"/>
+          <w:lang w:val="es-ES" w:eastAsia="es-ES"/>
+          <w14:ligatures w14:val="none"/>
+        </w:rPr>
+      </w:pPr>
+      <w:r>
+        <w:rPr>
+          <w:rFonts w:ascii="Arial Narrow" w:eastAsia="Arial Narrow" w:hAnsi="Arial Narrow" w:cs="Arial Narrow"/>
+          <w:b/>
+          <w:color w:val="000000"/>
+          <w:kern w:val="0"/>
+          <w:sz w:val="22"/>
+          <w:szCs w:val="22"/>
+          <w:lang w:eastAsia="es-PE"/>
+          <w14:ligatures w14:val="none"/>
+        </w:rPr>
+        <w:t xml:space="preserve">QUINTO:</w:t>
+      </w:r>
+      <w:r>
+        <w:rPr>
+          <w:rFonts w:ascii="Arial Narrow" w:eastAsia="Arial Narrow" w:hAnsi="Arial Narrow" w:cs="Arial Narrow"/>
+          <w:color w:val="000000"/>
+          <w:kern w:val="0"/>
+          <w:sz w:val="22"/>
+          <w:szCs w:val="22"/>
+          <w:lang w:eastAsia="es-PE"/>
+          <w14:ligatures w14:val="none"/>
+        </w:rPr>
+        <w:t xml:space="preserve"> </w:t>
+      </w:r>
+      <w:bookmarkStart w:id="5" w:name="_Hlk188286813"/>
+      <w:r>
+        <w:rPr>
+          <w:rFonts w:ascii="Arial Narrow" w:eastAsia="Arial Narrow" w:hAnsi="Arial Narrow" w:cs="Arial Narrow"/>
+          <w:color w:val="000000"/>
+          <w:kern w:val="0"/>
+          <w:sz w:val="22"/>
+          <w:szCs w:val="22"/>
+          <w:lang w:eastAsia="es-ES"/>
+          <w14:ligatures w14:val="none"/>
+        </w:rPr>
+        <w:t xml:space="preserve">requerir </w:t>
+      </w:r>
+      <w:r>
+        <w:rPr>
+          <w:rFonts w:ascii="Arial Narrow" w:eastAsia="Arial Narrow" w:hAnsi="Arial Narrow" w:cs="Arial Narrow"/>
+          <w:color w:val="000000"/>
+          <w:kern w:val="0"/>
+          <w:sz w:val="22"/>
+          <w:szCs w:val="22"/>
+          <w:lang w:val="es-ES" w:eastAsia="es-ES"/>
+          <w14:ligatures w14:val="none"/>
+        </w:rPr>
+        <w:t xml:space="preserve">que, en un </w:t>
+      </w:r>
+      <w:r>
+        <w:rPr>
+          <w:rFonts w:ascii="Arial Narrow" w:eastAsia="Arial Narrow" w:hAnsi="Arial Narrow" w:cs="Arial Narrow"/>
+          <w:color w:val="000000"/>
+          <w:kern w:val="0"/>
+          <w:sz w:val="22"/>
+          <w:szCs w:val="22"/>
+          <w:lang w:eastAsia="es-ES"/>
+          <w14:ligatures w14:val="none"/>
+        </w:rPr>
+        <w:t>plazo no mayor de cinco (5) días hábiles contado a partir del día siguiente de la notificación de la presente resolución</w:t>
+      </w:r>
+      <w:bookmarkEnd w:id="5"/>
+      <w:r>
+        <w:rPr>
+          <w:rFonts w:ascii="Arial Narrow" w:eastAsia="Arial Narrow" w:hAnsi="Arial Narrow" w:cs="Arial Narrow"/>
+          <w:color w:val="000000"/>
+          <w:kern w:val="0"/>
+          <w:sz w:val="22"/>
+          <w:szCs w:val="22"/>
+          <w:lang w:eastAsia="es-ES"/>
+          <w14:ligatures w14:val="none"/>
+        </w:rPr>
+        <w:t xml:space="preserve">, </w:t>
+      </w:r>
+      <w:bookmarkStart w:id="6" w:name="_Hlk188286828"/>
+      <w:r>
+        <w:rPr>
+          <w:rFonts w:ascii="Arial Narrow" w:eastAsia="Arial Narrow" w:hAnsi="Arial Narrow" w:cs="Arial Narrow"/>
+          <w:spacing w:val="-3"/>
+          <w:kern w:val="0"/>
+          <w14:ligatures w14:val="none"/>
+          <w:sz w:val="22"/>
+          <w:szCs w:val="22"/>
+        </w:rPr>
+        <w:t xml:space="preserve">Rímac Seguros </w:t>
+      </w:r>
+      <w:r>
+        <w:rPr>
+          <w:rFonts w:ascii="Arial Narrow" w:eastAsia="Arial Narrow" w:hAnsi="Arial Narrow" w:cs="Arial Narrow"/>
+          <w:spacing w:val="-3"/>
+          <w:kern w:val="0"/>
+          <w14:ligatures w14:val="none"/>
+          <w:sz w:val="22"/>
+          <w:szCs w:val="22"/>
+        </w:rPr>
+        <w:t>y</w:t>
+      </w:r>
+      <w:r>
+        <w:rPr>
+          <w:rFonts w:ascii="Arial Narrow" w:eastAsia="Arial Narrow" w:hAnsi="Arial Narrow" w:cs="Arial Narrow"/>
+          <w:spacing w:val="-3"/>
+          <w:kern w:val="0"/>
+          <w14:ligatures w14:val="none"/>
+          <w:sz w:val="22"/>
+          <w:szCs w:val="22"/>
+        </w:rPr>
+        <w:t xml:space="preserve"> Reaseguros S.A.</w:t>
+      </w:r>
+      <w:r>
+        <w:rPr>
+          <w:rFonts w:ascii="Arial Narrow" w:eastAsia="Arial Narrow" w:hAnsi="Arial Narrow" w:cs="Arial Narrow"/>
+          <w:color w:val="000000"/>
+          <w:kern w:val="0"/>
+          <w:sz w:val="22"/>
+          <w:szCs w:val="22"/>
+          <w:lang w:eastAsia="es-ES"/>
+          <w14:ligatures w14:val="none"/>
+        </w:rPr>
+        <w:t xml:space="preserve">, </w:t>
+      </w:r>
+      <w:bookmarkEnd w:id="6"/>
+      <w:r>
+        <w:rPr>
+          <w:rFonts w:ascii="Arial Narrow" w:eastAsia="Arial Narrow" w:hAnsi="Arial Narrow" w:cs="Arial Narrow"/>
+          <w:color w:val="000000"/>
+          <w:kern w:val="0"/>
+          <w:sz w:val="22"/>
+          <w:szCs w:val="22"/>
+          <w:lang w:val="es-ES" w:eastAsia="es-ES"/>
+          <w14:ligatures w14:val="none"/>
+        </w:rPr>
+        <w:t>cumpla</w:t>
+      </w:r>
+      <w:r>
+        <w:rPr>
+          <w:rFonts w:ascii="Arial Narrow" w:eastAsia="Arial Narrow" w:hAnsi="Arial Narrow" w:cs="Arial Narrow"/>
+          <w:color w:val="000000"/>
+          <w:kern w:val="0"/>
+          <w:sz w:val="22"/>
+          <w:szCs w:val="22"/>
+          <w:lang w:val="es-ES" w:eastAsia="es-ES"/>
+          <w14:ligatures w14:val="none"/>
+        </w:rPr>
+        <w:t xml:space="preserve"> con: </w:t>
+      </w:r>
+      <w:r>
+        <w:rPr>
+          <w:rFonts w:ascii="Arial Narrow" w:eastAsia="Arial Narrow" w:hAnsi="Arial Narrow" w:cs="Arial Narrow"/>
+          <w:color w:val="000000"/>
+          <w:kern w:val="0"/>
+          <w:sz w:val="22"/>
+          <w:szCs w:val="22"/>
+          <w:lang w:val="es-ES" w:eastAsia="es-ES"/>
+          <w14:ligatures w14:val="none"/>
+        </w:rPr>
+        <w:t xml:space="preserve">(i) presentar una copia debidamente suscrita de la Póliza </w:t>
+      </w:r>
+      <w:r>
+        <w:rPr>
+          <w:rFonts w:ascii="Arial Narrow" w:eastAsia="Arial Narrow" w:hAnsi="Arial Narrow" w:cs="Arial Narrow"/>
+          <w:color w:val="000000"/>
+          <w:kern w:val="0"/>
+          <w:sz w:val="22"/>
+          <w:szCs w:val="22"/>
+          <w:lang w:eastAsia="es-ES"/>
+          <w14:ligatures w14:val="none"/>
+        </w:rPr>
+        <w:t xml:space="preserve">2101-1106499 </w:t>
+      </w:r>
+      <w:r>
+        <w:rPr>
+          <w:rFonts w:ascii="Arial Narrow" w:eastAsia="Arial Narrow" w:hAnsi="Arial Narrow" w:cs="Arial Narrow"/>
+          <w:color w:val="000000"/>
+          <w:kern w:val="0"/>
+          <w:sz w:val="22"/>
+          <w:szCs w:val="22"/>
+          <w:lang w:val="es-ES" w:eastAsia="es-ES"/>
+          <w14:ligatures w14:val="none"/>
+        </w:rPr>
+        <w:t>del Seguro Vehicular materia de denuncia; y, (ii) presentar todas las comunicaciones cursadas con la parte denunciante en virtud de los hechos materia de denuncia</w:t>
+      </w:r>
+      <w:r>
+        <w:rPr>
+          <w:rFonts w:ascii="Arial Narrow" w:eastAsia="Arial Narrow" w:hAnsi="Arial Narrow" w:cs="Arial Narrow"/>
+          <w:color w:val="000000"/>
+          <w:kern w:val="0"/>
+          <w:sz w:val="22"/>
+          <w:szCs w:val="22"/>
+          <w:lang w:val="es-ES" w:eastAsia="es-ES"/>
+          <w14:ligatures w14:val="none"/>
+        </w:rPr>
+        <w:t>.</w:t>
+      </w:r>
+    </w:p>
+    <w:p>
+      <w:pPr>
+        <w:spacing w:before="0" w:after="0" w:line="240" w:lineRule="auto"/>
+        <w:jc w:val="both"/>
+        <w:rPr>
+          <w:rFonts w:ascii="Arial Narrow" w:eastAsia="Arial Narrow" w:hAnsi="Arial Narrow" w:cs="Arial Narrow"/>
+          <w:color w:val="000000"/>
+          <w:kern w:val="0"/>
+          <w:sz w:val="22"/>
+          <w:szCs w:val="22"/>
+          <w:lang w:val="es-ES" w:eastAsia="es-ES"/>
           <w14:ligatures w14:val="none"/>
         </w:rPr>
       </w:pPr>
@@ -8618,7 +8868,7 @@
           <w:lang w:eastAsia="es-PE"/>
           <w14:ligatures w14:val="none"/>
         </w:rPr>
-        <w:t xml:space="preserve">QUINTO:</w:t>
+        <w:t xml:space="preserve">SEXTO:</w:t>
       </w:r>
       <w:r>
         <w:rPr>
@@ -8632,7 +8882,6 @@
         </w:rPr>
         <w:t xml:space="preserve"> </w:t>
       </w:r>
-      <w:bookmarkStart w:id="5" w:name="_Hlk188286813"/>
       <w:r>
         <w:rPr>
           <w:rFonts w:ascii="Arial Narrow" w:eastAsia="Arial Narrow" w:hAnsi="Arial Narrow" w:cs="Arial Narrow"/>
@@ -8667,9 +8916,21 @@
           <w:lang w:eastAsia="es-ES"/>
           <w14:ligatures w14:val="none"/>
         </w:rPr>
-        <w:t>plazo no mayor de cinco (5) días hábiles contado a partir del día siguiente de la notificación de la presente resolución</w:t>
-      </w:r>
-      <w:bookmarkEnd w:id="5"/>
+        <w:t xml:space="preserve">plazo no mayor de cinco (5) días hábiles contado a partir del día siguiente de la notificación de la presente resolución, </w:t>
+      </w:r>
+      <w:r>
+        <w:rPr>
+          <w:rFonts w:ascii="Arial Narrow" w:eastAsia="Arial Narrow" w:hAnsi="Arial Narrow" w:cs="Arial Narrow"/>
+          <w:color w:val="000000"/>
+          <w:kern w:val="0"/>
+          <w:sz w:val="22"/>
+          <w:szCs w:val="22"/>
+          <w:shd w:val="clear" w:color="auto" w:fill="FFFFFF"/>
+          <w:lang w:eastAsia="es-PE"/>
+          <w14:ligatures w14:val="none"/>
+        </w:rPr>
+        <w:t>City Motors S.A.C.</w:t>
+      </w:r>
       <w:r>
         <w:rPr>
           <w:rFonts w:ascii="Arial Narrow" w:eastAsia="Arial Narrow" w:hAnsi="Arial Narrow" w:cs="Arial Narrow"/>
@@ -8682,53 +8943,6 @@
         </w:rPr>
         <w:t xml:space="preserve">, </w:t>
       </w:r>
-      <w:bookmarkStart w:id="6" w:name="_Hlk188286828"/>
-      <w:r>
-        <w:rPr>
-          <w:rFonts w:ascii="Arial Narrow" w:eastAsia="Arial Narrow" w:hAnsi="Arial Narrow" w:cs="Arial Narrow"/>
-          <w:spacing w:val="-3"/>
-          <w:kern w:val="0"/>
-          <w14:ligatures w14:val="none"/>
-          <w:sz w:val="22"/>
-          <w:szCs w:val="22"/>
-        </w:rPr>
-        <w:t xml:space="preserve">Rímac Seguros </w:t>
-      </w:r>
-      <w:r>
-        <w:rPr>
-          <w:rFonts w:ascii="Arial Narrow" w:eastAsia="Arial Narrow" w:hAnsi="Arial Narrow" w:cs="Arial Narrow"/>
-          <w:spacing w:val="-3"/>
-          <w:kern w:val="0"/>
-          <w14:ligatures w14:val="none"/>
-          <w:sz w:val="22"/>
-          <w:szCs w:val="22"/>
-        </w:rPr>
-        <w:t>y</w:t>
-      </w:r>
-      <w:r>
-        <w:rPr>
-          <w:rFonts w:ascii="Arial Narrow" w:eastAsia="Arial Narrow" w:hAnsi="Arial Narrow" w:cs="Arial Narrow"/>
-          <w:spacing w:val="-3"/>
-          <w:kern w:val="0"/>
-          <w14:ligatures w14:val="none"/>
-          <w:sz w:val="22"/>
-          <w:szCs w:val="22"/>
-        </w:rPr>
-        <w:t xml:space="preserve"> Reaseguros S.A.</w:t>
-      </w:r>
-      <w:r>
-        <w:rPr>
-          <w:rFonts w:ascii="Arial Narrow" w:eastAsia="Arial Narrow" w:hAnsi="Arial Narrow" w:cs="Arial Narrow"/>
-          <w:color w:val="000000"/>
-          <w:kern w:val="0"/>
-          <w:sz w:val="22"/>
-          <w:szCs w:val="22"/>
-          <w:lang w:eastAsia="es-ES"/>
-          <w14:ligatures w14:val="none"/>
-        </w:rPr>
-        <w:t xml:space="preserve">, </w:t>
-      </w:r>
-      <w:bookmarkEnd w:id="6"/>
       <w:r>
         <w:rPr>
           <w:rFonts w:ascii="Arial Narrow" w:eastAsia="Arial Narrow" w:hAnsi="Arial Narrow" w:cs="Arial Narrow"/>
@@ -8739,7 +8953,7 @@
           <w:lang w:val="es-ES" w:eastAsia="es-ES"/>
           <w14:ligatures w14:val="none"/>
         </w:rPr>
-        <w:t>cumpla</w:t>
+        <w:t xml:space="preserve">cumpla con: </w:t>
       </w:r>
       <w:r>
         <w:rPr>
@@ -8751,7 +8965,19 @@
           <w:lang w:val="es-ES" w:eastAsia="es-ES"/>
           <w14:ligatures w14:val="none"/>
         </w:rPr>
-        <w:t xml:space="preserve"> con: </w:t>
+        <w:t>(i) presentar los medios probatorios que acrediten que realizó un adecuado análisis de evaluación del vehículo asegurado con Placa de Rodaje </w:t>
+      </w:r>
+      <w:r>
+        <w:rPr>
+          <w:rFonts w:ascii="Arial Narrow" w:eastAsia="Arial Narrow" w:hAnsi="Arial Narrow" w:cs="Arial Narrow"/>
+          <w:color w:val="000000"/>
+          <w:kern w:val="0"/>
+          <w:sz w:val="22"/>
+          <w:szCs w:val="22"/>
+          <w:lang w:eastAsia="es-ES"/>
+          <w14:ligatures w14:val="none"/>
+        </w:rPr>
+        <w:t xml:space="preserve"> BMX244</w:t>
       </w:r>
       <w:r>
         <w:rPr>
@@ -8763,19 +8989,7 @@
           <w:lang w:val="es-ES" w:eastAsia="es-ES"/>
           <w14:ligatures w14:val="none"/>
         </w:rPr>
-        <w:t xml:space="preserve">(i) presentar una copia debidamente suscrita de la Póliza </w:t>
-      </w:r>
-      <w:r>
-        <w:rPr>
-          <w:rFonts w:ascii="Arial Narrow" w:eastAsia="Arial Narrow" w:hAnsi="Arial Narrow" w:cs="Arial Narrow"/>
-          <w:color w:val="000000"/>
-          <w:kern w:val="0"/>
-          <w:sz w:val="22"/>
-          <w:szCs w:val="22"/>
-          <w:lang w:eastAsia="es-ES"/>
-          <w14:ligatures w14:val="none"/>
-        </w:rPr>
-        <w:t xml:space="preserve">2101-1106499 </w:t>
+        <w:t>; y, (ii) presentar todas las comunicaciones cursadas con la parte denunciante en virtud de los hechos materia de denuncia</w:t>
       </w:r>
       <w:r>
         <w:rPr>
@@ -8787,200 +9001,12 @@
           <w:lang w:val="es-ES" w:eastAsia="es-ES"/>
           <w14:ligatures w14:val="none"/>
         </w:rPr>
-        <w:t>del Seguro Vehicular materia de denuncia; y, (ii) presentar todas las comunicaciones cursadas con la parte denunciante en virtud de los hechos materia de denuncia</w:t>
-      </w:r>
-      <w:r>
-        <w:rPr>
-          <w:rFonts w:ascii="Arial Narrow" w:eastAsia="Arial Narrow" w:hAnsi="Arial Narrow" w:cs="Arial Narrow"/>
-          <w:color w:val="000000"/>
-          <w:kern w:val="0"/>
-          <w:sz w:val="22"/>
-          <w:szCs w:val="22"/>
-          <w:lang w:val="es-ES" w:eastAsia="es-ES"/>
-          <w14:ligatures w14:val="none"/>
-        </w:rPr>
         <w:t>.</w:t>
       </w:r>
     </w:p>
     <w:p>
       <w:pPr>
-        <w:spacing w:after="0" w:line="240" w:lineRule="auto"/>
-        <w:jc w:val="both"/>
-        <w:rPr>
-          <w:rFonts w:ascii="Arial Narrow" w:eastAsia="Arial Narrow" w:hAnsi="Arial Narrow" w:cs="Arial Narrow"/>
-          <w:color w:val="000000"/>
-          <w:kern w:val="0"/>
-          <w:sz w:val="22"/>
-          <w:szCs w:val="22"/>
-          <w:lang w:val="es-ES" w:eastAsia="es-ES"/>
-          <w14:ligatures w14:val="none"/>
-        </w:rPr>
-      </w:pPr>
-    </w:p>
-    <w:p>
-      <w:pPr>
-        <w:spacing w:after="0" w:line="240" w:lineRule="auto"/>
-        <w:jc w:val="both"/>
-        <w:rPr>
-          <w:rFonts w:ascii="Arial Narrow" w:eastAsia="Arial Narrow" w:hAnsi="Arial Narrow" w:cs="Arial Narrow"/>
-          <w:color w:val="000000"/>
-          <w:kern w:val="0"/>
-          <w:sz w:val="22"/>
-          <w:szCs w:val="22"/>
-          <w:lang w:val="es-ES" w:eastAsia="es-ES"/>
-          <w14:ligatures w14:val="none"/>
-        </w:rPr>
-      </w:pPr>
-      <w:r>
-        <w:rPr>
-          <w:rFonts w:ascii="Arial Narrow" w:eastAsia="Arial Narrow" w:hAnsi="Arial Narrow" w:cs="Arial Narrow"/>
-          <w:b/>
-          <w:color w:val="000000"/>
-          <w:kern w:val="0"/>
-          <w:sz w:val="22"/>
-          <w:szCs w:val="22"/>
-          <w:lang w:eastAsia="es-PE"/>
-          <w14:ligatures w14:val="none"/>
-        </w:rPr>
-        <w:t xml:space="preserve">SEXTO:</w:t>
-      </w:r>
-      <w:r>
-        <w:rPr>
-          <w:rFonts w:ascii="Arial Narrow" w:eastAsia="Arial Narrow" w:hAnsi="Arial Narrow" w:cs="Arial Narrow"/>
-          <w:color w:val="000000"/>
-          <w:kern w:val="0"/>
-          <w:sz w:val="22"/>
-          <w:szCs w:val="22"/>
-          <w:lang w:eastAsia="es-PE"/>
-          <w14:ligatures w14:val="none"/>
-        </w:rPr>
-        <w:t xml:space="preserve"> </w:t>
-      </w:r>
-      <w:r>
-        <w:rPr>
-          <w:rFonts w:ascii="Arial Narrow" w:eastAsia="Arial Narrow" w:hAnsi="Arial Narrow" w:cs="Arial Narrow"/>
-          <w:color w:val="000000"/>
-          <w:kern w:val="0"/>
-          <w:sz w:val="22"/>
-          <w:szCs w:val="22"/>
-          <w:lang w:eastAsia="es-ES"/>
-          <w14:ligatures w14:val="none"/>
-        </w:rPr>
-        <w:t xml:space="preserve">requerir </w:t>
-      </w:r>
-      <w:r>
-        <w:rPr>
-          <w:rFonts w:ascii="Arial Narrow" w:eastAsia="Arial Narrow" w:hAnsi="Arial Narrow" w:cs="Arial Narrow"/>
-          <w:color w:val="000000"/>
-          <w:kern w:val="0"/>
-          <w:sz w:val="22"/>
-          <w:szCs w:val="22"/>
-          <w:lang w:val="es-ES" w:eastAsia="es-ES"/>
-          <w14:ligatures w14:val="none"/>
-        </w:rPr>
-        <w:t xml:space="preserve">que, en un </w:t>
-      </w:r>
-      <w:r>
-        <w:rPr>
-          <w:rFonts w:ascii="Arial Narrow" w:eastAsia="Arial Narrow" w:hAnsi="Arial Narrow" w:cs="Arial Narrow"/>
-          <w:color w:val="000000"/>
-          <w:kern w:val="0"/>
-          <w:sz w:val="22"/>
-          <w:szCs w:val="22"/>
-          <w:lang w:eastAsia="es-ES"/>
-          <w14:ligatures w14:val="none"/>
-        </w:rPr>
-        <w:t xml:space="preserve">plazo no mayor de cinco (5) días hábiles contado a partir del día siguiente de la notificación de la presente resolución, </w:t>
-      </w:r>
-      <w:r>
-        <w:rPr>
-          <w:rFonts w:ascii="Arial Narrow" w:eastAsia="Arial Narrow" w:hAnsi="Arial Narrow" w:cs="Arial Narrow"/>
-          <w:color w:val="000000"/>
-          <w:kern w:val="0"/>
-          <w:sz w:val="22"/>
-          <w:szCs w:val="22"/>
-          <w:shd w:val="clear" w:color="auto" w:fill="FFFFFF"/>
-          <w:lang w:eastAsia="es-PE"/>
-          <w14:ligatures w14:val="none"/>
-        </w:rPr>
-        <w:t>City Motors S.A.C.</w:t>
-      </w:r>
-      <w:r>
-        <w:rPr>
-          <w:rFonts w:ascii="Arial Narrow" w:eastAsia="Arial Narrow" w:hAnsi="Arial Narrow" w:cs="Arial Narrow"/>
-          <w:color w:val="000000"/>
-          <w:kern w:val="0"/>
-          <w:sz w:val="22"/>
-          <w:szCs w:val="22"/>
-          <w:lang w:eastAsia="es-ES"/>
-          <w14:ligatures w14:val="none"/>
-        </w:rPr>
-        <w:t xml:space="preserve">, </w:t>
-      </w:r>
-      <w:r>
-        <w:rPr>
-          <w:rFonts w:ascii="Arial Narrow" w:eastAsia="Arial Narrow" w:hAnsi="Arial Narrow" w:cs="Arial Narrow"/>
-          <w:color w:val="000000"/>
-          <w:kern w:val="0"/>
-          <w:sz w:val="22"/>
-          <w:szCs w:val="22"/>
-          <w:lang w:val="es-ES" w:eastAsia="es-ES"/>
-          <w14:ligatures w14:val="none"/>
-        </w:rPr>
-        <w:t xml:space="preserve">cumpla con: </w:t>
-      </w:r>
-      <w:r>
-        <w:rPr>
-          <w:rFonts w:ascii="Arial Narrow" w:eastAsia="Arial Narrow" w:hAnsi="Arial Narrow" w:cs="Arial Narrow"/>
-          <w:color w:val="000000"/>
-          <w:kern w:val="0"/>
-          <w:sz w:val="22"/>
-          <w:szCs w:val="22"/>
-          <w:lang w:val="es-ES" w:eastAsia="es-ES"/>
-          <w14:ligatures w14:val="none"/>
-        </w:rPr>
-        <w:t>(i) presentar los medios probatorios que acrediten que realizó un adecuado análisis de evaluación del vehículo asegurado con Placa de Rodaje </w:t>
-      </w:r>
-      <w:r>
-        <w:rPr>
-          <w:rFonts w:ascii="Arial Narrow" w:eastAsia="Arial Narrow" w:hAnsi="Arial Narrow" w:cs="Arial Narrow"/>
-          <w:color w:val="000000"/>
-          <w:kern w:val="0"/>
-          <w:sz w:val="22"/>
-          <w:szCs w:val="22"/>
-          <w:lang w:eastAsia="es-ES"/>
-          <w14:ligatures w14:val="none"/>
-        </w:rPr>
-        <w:t xml:space="preserve"> BMX244</w:t>
-      </w:r>
-      <w:r>
-        <w:rPr>
-          <w:rFonts w:ascii="Arial Narrow" w:eastAsia="Arial Narrow" w:hAnsi="Arial Narrow" w:cs="Arial Narrow"/>
-          <w:color w:val="000000"/>
-          <w:kern w:val="0"/>
-          <w:sz w:val="22"/>
-          <w:szCs w:val="22"/>
-          <w:lang w:val="es-ES" w:eastAsia="es-ES"/>
-          <w14:ligatures w14:val="none"/>
-        </w:rPr>
-        <w:t>; y, (ii) presentar todas las comunicaciones cursadas con la parte denunciante en virtud de los hechos materia de denuncia</w:t>
-      </w:r>
-      <w:r>
-        <w:rPr>
-          <w:rFonts w:ascii="Arial Narrow" w:eastAsia="Arial Narrow" w:hAnsi="Arial Narrow" w:cs="Arial Narrow"/>
-          <w:color w:val="000000"/>
-          <w:kern w:val="0"/>
-          <w:sz w:val="22"/>
-          <w:szCs w:val="22"/>
-          <w:lang w:val="es-ES" w:eastAsia="es-ES"/>
-          <w14:ligatures w14:val="none"/>
-        </w:rPr>
-        <w:t>.</w:t>
-      </w:r>
-    </w:p>
-    <w:p>
-      <w:pPr>
-        <w:spacing w:after="0" w:line="240" w:lineRule="auto"/>
+        <w:spacing w:before="0" w:after="0" w:line="240" w:lineRule="auto"/>
         <w:jc w:val="both"/>
         <w:rPr>
           <w:rFonts w:ascii="Arial Narrow" w:eastAsia="Arial Narrow" w:hAnsi="Arial Narrow" w:cs="Arial Narrow"/>
@@ -9274,28 +9300,28 @@
     </w:p>
     <w:p>
       <w:pPr>
+        <w:spacing w:before="0" w:after="0" w:line="240" w:lineRule="auto"/>
+        <w:shd w:val="clear" w:color="auto" w:fill="FFFFFF"/>
+        <w:jc w:val="both"/>
+        <w:rPr>
+          <w:rFonts w:ascii="Arial Narrow" w:eastAsia="Arial Narrow" w:hAnsi="Arial Narrow" w:cs="Arial Narrow"/>
+          <w:b/>
+          <w:color w:val="000000"/>
+          <w:kern w:val="0"/>
+          <w:sz w:val="22"/>
+          <w:szCs w:val="22"/>
+          <w:lang w:eastAsia="es-PE"/>
+          <w14:ligatures w14:val="none"/>
+        </w:rPr>
+      </w:pPr>
+    </w:p>
+    <w:p>
+      <w:pPr>
         <w:shd w:val="clear" w:color="auto" w:fill="FFFFFF"/>
         <w:spacing w:after="0" w:line="240" w:lineRule="auto"/>
         <w:jc w:val="both"/>
         <w:rPr>
           <w:rFonts w:ascii="Arial Narrow" w:eastAsia="Arial Narrow" w:hAnsi="Arial Narrow" w:cs="Arial Narrow"/>
-          <w:b/>
-          <w:color w:val="000000"/>
-          <w:kern w:val="0"/>
-          <w:sz w:val="22"/>
-          <w:szCs w:val="22"/>
-          <w:lang w:eastAsia="es-PE"/>
-          <w14:ligatures w14:val="none"/>
-        </w:rPr>
-      </w:pPr>
-    </w:p>
-    <w:p>
-      <w:pPr>
-        <w:shd w:val="clear" w:color="auto" w:fill="FFFFFF"/>
-        <w:spacing w:after="0" w:line="240" w:lineRule="auto"/>
-        <w:jc w:val="both"/>
-        <w:rPr>
-          <w:rFonts w:ascii="Arial Narrow" w:eastAsia="Arial Narrow" w:hAnsi="Arial Narrow" w:cs="Arial Narrow"/>
           <w:color w:val="000000"/>
           <w:kern w:val="0"/>
           <w:sz w:val="22"/>
@@ -9368,8 +9394,8 @@
     </w:p>
     <w:p>
       <w:pPr>
+        <w:spacing w:before="0" w:after="0" w:line="240" w:lineRule="auto"/>
         <w:shd w:val="clear" w:color="auto" w:fill="FFFFFF"/>
-        <w:spacing w:after="0" w:line="240" w:lineRule="auto"/>
         <w:jc w:val="both"/>
         <w:rPr>
           <w:rFonts w:ascii="Arial Narrow" w:eastAsia="Arial Narrow" w:hAnsi="Arial Narrow" w:cs="Arial Narrow"/>
@@ -9517,15 +9543,96 @@
     </w:p>
     <w:p>
       <w:pPr>
+        <w:spacing w:before="0" w:after="0" w:line="240" w:lineRule="auto"/>
+        <w:suppressAutoHyphens/>
+        <w:jc w:val="both"/>
+        <w:rPr>
+          <w:rFonts w:ascii="Arial Narrow" w:eastAsia="Arial Narrow" w:hAnsi="Arial Narrow" w:cs="Arial Narrow"/>
+          <w:kern w:val="0"/>
+          <w:sz w:val="22"/>
+          <w:szCs w:val="22"/>
+          <w:u w:val="single"/>
+          <w14:ligatures w14:val="none"/>
+        </w:rPr>
+      </w:pPr>
+    </w:p>
+    <w:p>
+      <w:pPr>
         <w:suppressAutoHyphens/>
         <w:spacing w:after="0" w:line="240" w:lineRule="auto"/>
         <w:jc w:val="both"/>
         <w:rPr>
           <w:rFonts w:ascii="Arial Narrow" w:eastAsia="Arial Narrow" w:hAnsi="Arial Narrow" w:cs="Arial Narrow"/>
-          <w:kern w:val="0"/>
-          <w:sz w:val="22"/>
-          <w:szCs w:val="22"/>
-          <w:u w:val="single"/>
+          <w:b/>
+          <w:bCs/>
+          <w:sz w:val="22"/>
+          <w:szCs w:val="22"/>
+        </w:rPr>
+      </w:pPr>
+      <w:r>
+        <w:rPr>
+          <w:rFonts w:ascii="Arial Narrow" w:eastAsia="Arial Narrow" w:hAnsi="Arial Narrow" w:cs="Arial Narrow"/>
+          <w:b/>
+          <w:spacing w:val="-3"/>
+          <w:kern w:val="0"/>
+          <w14:ligatures w14:val="none"/>
+          <w:sz w:val="22"/>
+          <w:szCs w:val="22"/>
+        </w:rPr>
+        <w:t>DÉCIMO</w:t>
+      </w:r>
+      <w:r>
+        <w:rPr>
+          <w:rFonts w:ascii="Arial Narrow" w:eastAsia="Arial Narrow" w:hAnsi="Arial Narrow" w:cs="Arial Narrow"/>
+          <w:b/>
+          <w:color w:val="000000"/>
+          <w:kern w:val="0"/>
+          <w:sz w:val="22"/>
+          <w:szCs w:val="22"/>
+          <w:lang w:eastAsia="es-PE"/>
+          <w14:ligatures w14:val="none"/>
+        </w:rPr>
+        <w:t>:</w:t>
+      </w:r>
+      <w:r>
+        <w:rPr>
+          <w:rFonts w:ascii="Arial Narrow" w:eastAsia="Arial Narrow" w:hAnsi="Arial Narrow" w:cs="Arial Narrow"/>
+          <w:color w:val="000000"/>
+          <w:kern w:val="0"/>
+          <w:sz w:val="22"/>
+          <w:szCs w:val="22"/>
+          <w:lang w:eastAsia="es-PE"/>
+          <w14:ligatures w14:val="none"/>
+        </w:rPr>
+        <w:t xml:space="preserve"> </w:t>
+      </w:r>
+      <w:r>
+        <w:rPr>
+          <w:rFonts w:ascii="Arial Narrow" w:eastAsia="Arial Narrow" w:hAnsi="Arial Narrow" w:cs="Arial Narrow"/>
+          <w:color w:val="000000"/>
+          <w:kern w:val="0"/>
+          <w:sz w:val="22"/>
+          <w:szCs w:val="22"/>
+          <w:lang w:eastAsia="es-PE"/>
+          <w14:ligatures w14:val="none"/>
+        </w:rPr>
+        <w:t xml:space="preserve">poner en conocimiento de las partes que, antes de la emisión de la Resolución Final, tienen la posibilidad de formular su desistimiento o presentar el acuerdo arribado mediante la conciliación, mediación, transacción o cualquier otro que, de forma indubitable, deje constancia que se ha solucionado la controversia materia de denuncia.</w:t>
+      </w:r>
+      <w:bookmarkStart w:id="8" w:name="h.gjdgxs" w:colFirst="0" w:colLast="0"/>
+      <w:bookmarkEnd w:id="8"/>
+    </w:p>
+    <w:p>
+      <w:pPr>
+        <w:spacing w:before="0" w:after="0" w:line="240" w:lineRule="auto"/>
+        <w:suppressAutoHyphens/>
+        <w:jc w:val="both"/>
+        <w:rPr>
+          <w:rFonts w:ascii="Arial Narrow" w:eastAsia="Arial Narrow" w:hAnsi="Arial Narrow" w:cs="Arial Narrow"/>
+          <w:color w:val="000000"/>
+          <w:kern w:val="0"/>
+          <w:sz w:val="22"/>
+          <w:szCs w:val="22"/>
+          <w:lang w:eastAsia="es-PE"/>
           <w14:ligatures w14:val="none"/>
         </w:rPr>
       </w:pPr>
@@ -9537,99 +9644,18 @@
         <w:jc w:val="both"/>
         <w:rPr>
           <w:rFonts w:ascii="Arial Narrow" w:eastAsia="Arial Narrow" w:hAnsi="Arial Narrow" w:cs="Arial Narrow"/>
+          <w:sz w:val="22"/>
+          <w:szCs w:val="22"/>
+        </w:rPr>
+      </w:pPr>
+      <w:r>
+        <w:rPr>
+          <w:rFonts w:ascii="Arial Narrow" w:eastAsia="Arial Narrow" w:hAnsi="Arial Narrow" w:cs="Arial Narrow"/>
           <w:b/>
           <w:bCs/>
           <w:sz w:val="22"/>
           <w:szCs w:val="22"/>
         </w:rPr>
-      </w:pPr>
-      <w:r>
-        <w:rPr>
-          <w:rFonts w:ascii="Arial Narrow" w:eastAsia="Arial Narrow" w:hAnsi="Arial Narrow" w:cs="Arial Narrow"/>
-          <w:b/>
-          <w:spacing w:val="-3"/>
-          <w:kern w:val="0"/>
-          <w14:ligatures w14:val="none"/>
-          <w:sz w:val="22"/>
-          <w:szCs w:val="22"/>
-        </w:rPr>
-        <w:t>DÉCIMO</w:t>
-      </w:r>
-      <w:r>
-        <w:rPr>
-          <w:rFonts w:ascii="Arial Narrow" w:eastAsia="Arial Narrow" w:hAnsi="Arial Narrow" w:cs="Arial Narrow"/>
-          <w:b/>
-          <w:color w:val="000000"/>
-          <w:kern w:val="0"/>
-          <w:sz w:val="22"/>
-          <w:szCs w:val="22"/>
-          <w:lang w:eastAsia="es-PE"/>
-          <w14:ligatures w14:val="none"/>
-        </w:rPr>
-        <w:t>:</w:t>
-      </w:r>
-      <w:r>
-        <w:rPr>
-          <w:rFonts w:ascii="Arial Narrow" w:eastAsia="Arial Narrow" w:hAnsi="Arial Narrow" w:cs="Arial Narrow"/>
-          <w:color w:val="000000"/>
-          <w:kern w:val="0"/>
-          <w:sz w:val="22"/>
-          <w:szCs w:val="22"/>
-          <w:lang w:eastAsia="es-PE"/>
-          <w14:ligatures w14:val="none"/>
-        </w:rPr>
-        <w:t xml:space="preserve"> </w:t>
-      </w:r>
-      <w:r>
-        <w:rPr>
-          <w:rFonts w:ascii="Arial Narrow" w:eastAsia="Arial Narrow" w:hAnsi="Arial Narrow" w:cs="Arial Narrow"/>
-          <w:color w:val="000000"/>
-          <w:kern w:val="0"/>
-          <w:sz w:val="22"/>
-          <w:szCs w:val="22"/>
-          <w:lang w:eastAsia="es-PE"/>
-          <w14:ligatures w14:val="none"/>
-        </w:rPr>
-        <w:t xml:space="preserve">poner en conocimiento de las partes que, antes de la emisión de la Resolución Final, tienen la posibilidad de formular su desistimiento o presentar el acuerdo arribado mediante la conciliación, mediación, transacción o cualquier otro que, de forma indubitable, deje constancia que se ha solucionado la controversia materia de denuncia.</w:t>
-      </w:r>
-      <w:bookmarkStart w:id="8" w:name="h.gjdgxs" w:colFirst="0" w:colLast="0"/>
-      <w:bookmarkEnd w:id="8"/>
-    </w:p>
-    <w:p>
-      <w:pPr>
-        <w:suppressAutoHyphens/>
-        <w:spacing w:after="0" w:line="240" w:lineRule="auto"/>
-        <w:jc w:val="both"/>
-        <w:rPr>
-          <w:rFonts w:ascii="Arial Narrow" w:eastAsia="Arial Narrow" w:hAnsi="Arial Narrow" w:cs="Arial Narrow"/>
-          <w:color w:val="000000"/>
-          <w:kern w:val="0"/>
-          <w:sz w:val="22"/>
-          <w:szCs w:val="22"/>
-          <w:lang w:eastAsia="es-PE"/>
-          <w14:ligatures w14:val="none"/>
-        </w:rPr>
-      </w:pPr>
-    </w:p>
-    <w:p>
-      <w:pPr>
-        <w:suppressAutoHyphens/>
-        <w:spacing w:after="0" w:line="240" w:lineRule="auto"/>
-        <w:jc w:val="both"/>
-        <w:rPr>
-          <w:rFonts w:ascii="Arial Narrow" w:eastAsia="Arial Narrow" w:hAnsi="Arial Narrow" w:cs="Arial Narrow"/>
-          <w:sz w:val="22"/>
-          <w:szCs w:val="22"/>
-        </w:rPr>
-      </w:pPr>
-      <w:r>
-        <w:rPr>
-          <w:rFonts w:ascii="Arial Narrow" w:eastAsia="Arial Narrow" w:hAnsi="Arial Narrow" w:cs="Arial Narrow"/>
-          <w:b/>
-          <w:bCs/>
-          <w:sz w:val="22"/>
-          <w:szCs w:val="22"/>
-        </w:rPr>
         <w:t xml:space="preserve">DÉCIMO PRIMERO:</w:t>
       </w:r>
       <w:r>
@@ -9961,8 +9987,8 @@
     </w:p>
     <w:p>
       <w:pPr>
+        <w:spacing w:before="0" w:after="0" w:line="240" w:lineRule="auto"/>
         <w:suppressAutoHyphens/>
-        <w:spacing w:after="0" w:line="240" w:lineRule="auto"/>
         <w:jc w:val="both"/>
         <w:rPr>
           <w:rFonts w:ascii="Arial Narrow" w:eastAsia="Arial Narrow" w:hAnsi="Arial Narrow" w:cs="Arial Narrow"/>
@@ -10540,34 +10566,47 @@
           <w:sz w:val="16"/>
           <w:szCs w:val="16"/>
         </w:rPr>
+        <w:t xml:space="preserve"/>
+      </w:r>
+      <w:r>
+        <w:rPr>
+          <w:rFonts w:ascii="Arial Narrow" w:eastAsia="Arial Narrow" w:hAnsi="Arial Narrow" w:cs="Arial Narrow"/>
+          <w:sz w:val="16"/>
+          <w:szCs w:val="16"/>
+        </w:rPr>
+      </w:r>
+      <w:r>
+        <w:rPr>
+          <w:rFonts w:ascii="Arial Narrow" w:eastAsia="Arial Narrow" w:hAnsi="Arial Narrow" w:cs="Arial Narrow"/>
+          <w:sz w:val="16"/>
+          <w:szCs w:val="16"/>
+        </w:rPr>
         <w:tab/>
-        <w:t xml:space="preserve"/>
-      </w:r>
-      <w:r>
-        <w:rPr>
-          <w:rFonts w:ascii="Arial Narrow" w:eastAsia="Arial Narrow" w:hAnsi="Arial Narrow" w:cs="Arial Narrow"/>
-          <w:sz w:val="16"/>
-          <w:szCs w:val="16"/>
-        </w:rPr>
-        <w:tab/>
-        <w:t>Publicado</w:t>
-      </w:r>
-      <w:r>
-        <w:rPr>
-          <w:rFonts w:ascii="Arial Narrow" w:eastAsia="Arial Narrow" w:hAnsi="Arial Narrow" w:cs="Arial Narrow"/>
-          <w:b/>
-          <w:sz w:val="16"/>
-          <w:szCs w:val="16"/>
-        </w:rPr>
-        <w:t xml:space="preserve"> </w:t>
-      </w:r>
-      <w:r>
-        <w:rPr>
-          <w:rFonts w:ascii="Arial Narrow" w:eastAsia="Arial Narrow" w:hAnsi="Arial Narrow" w:cs="Arial Narrow"/>
-          <w:sz w:val="16"/>
-          <w:szCs w:val="16"/>
-        </w:rPr>
-        <w:t xml:space="preserve">el 2 de setiembre de 2010 en el Diario Oficial El Peruano, vigente desde el 2 de octubre de 2010 y modificado por Decreto Legislativo 1308.</w:t>
+        <w:t xml:space="preserve">Denuncia remitida a esta Comisión mediante </w:t>
+      </w:r>
+      <w:r>
+        <w:rPr>
+          <w:rFonts w:ascii="Arial Narrow" w:eastAsia="Arial Narrow" w:hAnsi="Arial Narrow" w:cs="Arial Narrow"/>
+          <w:sz w:val="16"/>
+          <w:szCs w:val="16"/>
+        </w:rPr>
+        <w:t xml:space="preserve">MEMORANDUM </w:t>
+      </w:r>
+      <w:r>
+        <w:rPr>
+          <w:rFonts w:ascii="Arial Narrow" w:eastAsia="Arial Narrow" w:hAnsi="Arial Narrow" w:cs="Arial Narrow"/>
+          <w:sz w:val="16"/>
+          <w:szCs w:val="16"/>
+        </w:rPr>
+        <w:t xml:space="preserve">001661-2025-CC2/INDECOPI de fecha 27 de junio de 2025, recibida el 27 de junio de 2025</w:t>
+      </w:r>
+      <w:r>
+        <w:rPr>
+          <w:rFonts w:ascii="Arial Narrow" w:eastAsia="Arial Narrow" w:hAnsi="Arial Narrow" w:cs="Arial Narrow"/>
+          <w:sz w:val="16"/>
+          <w:szCs w:val="16"/>
+        </w:rPr>
+        <w:t>.</w:t>
       </w:r>
     </w:p>
     <w:p>
@@ -10614,48 +10653,33 @@
           <w:sz w:val="16"/>
           <w:szCs w:val="16"/>
         </w:rPr>
+        <w:t xml:space="preserve"/>
+      </w:r>
+      <w:r>
+        <w:rPr>
+          <w:rFonts w:ascii="Arial Narrow" w:eastAsia="Arial Narrow" w:hAnsi="Arial Narrow" w:cs="Arial Narrow"/>
+          <w:sz w:val="16"/>
+          <w:szCs w:val="16"/>
+        </w:rPr>
         <w:tab/>
-        <w:t xml:space="preserve"/>
-      </w:r>
-      <w:r>
-        <w:rPr>
-          <w:rFonts w:ascii="Arial Narrow" w:eastAsia="Arial Narrow" w:hAnsi="Arial Narrow" w:cs="Arial Narrow"/>
-          <w:sz w:val="16"/>
-          <w:szCs w:val="16"/>
-        </w:rPr>
-        <w:tab/>
-      </w:r>
-      <w:r>
-        <w:rPr>
-          <w:rFonts w:ascii="Arial Narrow" w:eastAsia="Arial Narrow" w:hAnsi="Arial Narrow" w:cs="Arial Narrow"/>
-          <w:sz w:val="16"/>
-          <w:szCs w:val="16"/>
-        </w:rPr>
-        <w:t xml:space="preserve">Denuncia remitida a esta Comisión mediante </w:t>
-      </w:r>
-      <w:r>
-        <w:rPr>
-          <w:rFonts w:ascii="Arial Narrow" w:eastAsia="Arial Narrow" w:hAnsi="Arial Narrow" w:cs="Arial Narrow"/>
-          <w:sz w:val="16"/>
-          <w:szCs w:val="16"/>
-        </w:rPr>
-        <w:t xml:space="preserve">MEMORANDUM </w:t>
-      </w:r>
-      <w:r>
-        <w:rPr>
-          <w:rFonts w:ascii="Arial Narrow" w:eastAsia="Arial Narrow" w:hAnsi="Arial Narrow" w:cs="Arial Narrow"/>
-          <w:sz w:val="16"/>
-          <w:szCs w:val="16"/>
-        </w:rPr>
-        <w:t xml:space="preserve">001661-2025-CC2/INDECOPI de fecha 27 de junio de 2025, recibida el 27 de junio de 2025</w:t>
-      </w:r>
-      <w:r>
-        <w:rPr>
-          <w:rFonts w:ascii="Arial Narrow" w:eastAsia="Arial Narrow" w:hAnsi="Arial Narrow" w:cs="Arial Narrow"/>
-          <w:sz w:val="16"/>
-          <w:szCs w:val="16"/>
-        </w:rPr>
-        <w:t>.</w:t>
+        <w:t>Publicado</w:t>
+      </w:r>
+      <w:r>
+        <w:rPr>
+          <w:rFonts w:ascii="Arial Narrow" w:eastAsia="Arial Narrow" w:hAnsi="Arial Narrow" w:cs="Arial Narrow"/>
+          <w:b/>
+          <w:sz w:val="16"/>
+          <w:szCs w:val="16"/>
+        </w:rPr>
+        <w:t xml:space="preserve"> </w:t>
+      </w:r>
+      <w:r>
+        <w:rPr>
+          <w:rFonts w:ascii="Arial Narrow" w:eastAsia="Arial Narrow" w:hAnsi="Arial Narrow" w:cs="Arial Narrow"/>
+          <w:sz w:val="16"/>
+          <w:szCs w:val="16"/>
+        </w:rPr>
+        <w:t xml:space="preserve">el 2 de setiembre de 2010 en el Diario Oficial El Peruano, vigente desde el 2 de octubre de 2010 y modificado por Decreto Legislativo 1308.</w:t>
       </w:r>
     </w:p>
     <w:p>
@@ -10704,7 +10728,6 @@
           <w:sz w:val="16"/>
           <w:szCs w:val="16"/>
         </w:rPr>
-        <w:tab/>
         <w:t xml:space="preserve"/>
       </w:r>
       <w:r>
@@ -10713,7 +10736,6 @@
           <w:sz w:val="16"/>
           <w:szCs w:val="16"/>
         </w:rPr>
-        <w:tab/>
       </w:r>
       <w:r>
         <w:rPr>
@@ -10723,6 +10745,7 @@
           <w:sz w:val="16"/>
           <w:szCs w:val="16"/>
         </w:rPr>
+        <w:tab/>
         <w:t xml:space="preserve">LEY 29571, CÓDIGO DE PROTECCIÓN Y DEFENSA DEL CONSUMIDOR, publicado el 2 de setiembre de 2010 y modificado por Decreto Legislativo 1308 </w:t>
       </w:r>
     </w:p>
@@ -10946,7 +10969,6 @@
           <w:sz w:val="16"/>
           <w:szCs w:val="16"/>
         </w:rPr>
-        <w:tab/>
         <w:t xml:space="preserve"/>
       </w:r>
       <w:r>
@@ -10955,7 +10977,6 @@
           <w:sz w:val="16"/>
           <w:szCs w:val="16"/>
         </w:rPr>
-        <w:tab/>
       </w:r>
       <w:r>
         <w:rPr>
@@ -10965,6 +10986,7 @@
           <w:sz w:val="16"/>
           <w:szCs w:val="16"/>
         </w:rPr>
+        <w:tab/>
         <w:t xml:space="preserve">LEY 29571, CÓDIGO DE PROTECCIÓN Y DEFENSA DEL CONSUMIDOR, publicado el 2 de setiembre de 2010 y modificado por Decreto Legislativo 1308 </w:t>
       </w:r>
     </w:p>
@@ -11125,7 +11147,6 @@
           <w:sz w:val="16"/>
           <w:szCs w:val="16"/>
         </w:rPr>
-        <w:tab/>
         <w:t xml:space="preserve"/>
       </w:r>
       <w:r>
@@ -11134,7 +11155,6 @@
           <w:sz w:val="16"/>
           <w:szCs w:val="16"/>
         </w:rPr>
-        <w:tab/>
       </w:r>
       <w:r>
         <w:rPr>
@@ -11144,6 +11164,7 @@
           <w:sz w:val="16"/>
           <w:szCs w:val="16"/>
         </w:rPr>
+        <w:tab/>
         <w:t xml:space="preserve">LEY 29571, CÓDIGO DE PROTECCIÓN Y DEFENSA DEL CONSUMIDOR, publicado el 2 de setiembre de 2010 y modificado por Decreto Legislativo 1308 </w:t>
       </w:r>
     </w:p>
@@ -11242,7 +11263,6 @@
           <w:sz w:val="16"/>
           <w:szCs w:val="16"/>
         </w:rPr>
-        <w:tab/>
         <w:t xml:space="preserve"/>
       </w:r>
       <w:r>
@@ -11251,7 +11271,6 @@
           <w:sz w:val="16"/>
           <w:szCs w:val="16"/>
         </w:rPr>
-        <w:tab/>
       </w:r>
       <w:r>
         <w:rPr>
@@ -11261,6 +11280,7 @@
           <w:sz w:val="16"/>
           <w:szCs w:val="16"/>
         </w:rPr>
+        <w:tab/>
         <w:t xml:space="preserve">LEY 29571, CÓDIGO DE PROTECCIÓN Y DEFENSA DEL CONSUMIDOR, publicado el 2 de setiembre de 2010 y modificado por Decreto Legislativo 1308 </w:t>
       </w:r>
     </w:p>
@@ -11536,7 +11556,6 @@
           <w:sz w:val="16"/>
           <w:szCs w:val="16"/>
         </w:rPr>
-        <w:tab/>
         <w:t xml:space="preserve"/>
       </w:r>
       <w:r>
@@ -11545,7 +11564,6 @@
           <w:sz w:val="16"/>
           <w:szCs w:val="16"/>
         </w:rPr>
-        <w:tab/>
       </w:r>
       <w:r>
         <w:rPr>
@@ -11555,6 +11573,7 @@
           <w:sz w:val="16"/>
           <w:szCs w:val="16"/>
         </w:rPr>
+        <w:tab/>
         <w:t>LEY SOBRE FACULTADES, NORMAS Y ORGANIZACIÓN DEL INDECOPI, APROBADA POR DECRETO LEGISLATIVO 807 Artículo 24.-</w:t>
       </w:r>
       <w:r>
@@ -11685,7 +11704,6 @@
           <w:sz w:val="16"/>
           <w:szCs w:val="16"/>
         </w:rPr>
-        <w:tab/>
         <w:t xml:space="preserve"/>
       </w:r>
       <w:r>
@@ -11742,24 +11760,23 @@
           <w:sz w:val="16"/>
           <w:szCs w:val="16"/>
         </w:rPr>
+        <w:t xml:space="preserve"/>
+      </w:r>
+      <w:r>
+        <w:rPr>
+          <w:rFonts w:ascii="Arial Narrow" w:eastAsia="Arial Narrow" w:hAnsi="Arial Narrow" w:cs="Arial Narrow"/>
+          <w:sz w:val="16"/>
+          <w:szCs w:val="16"/>
+        </w:rPr>
+      </w:r>
+      <w:r>
+        <w:rPr>
+          <w:rFonts w:ascii="Arial Narrow" w:eastAsia="Arial Narrow" w:hAnsi="Arial Narrow" w:cs="Arial Narrow"/>
+          <w:b/>
+          <w:sz w:val="16"/>
+          <w:szCs w:val="16"/>
+        </w:rPr>
         <w:tab/>
-        <w:t xml:space="preserve"/>
-      </w:r>
-      <w:r>
-        <w:rPr>
-          <w:rFonts w:ascii="Arial Narrow" w:eastAsia="Arial Narrow" w:hAnsi="Arial Narrow" w:cs="Arial Narrow"/>
-          <w:sz w:val="16"/>
-          <w:szCs w:val="16"/>
-        </w:rPr>
-        <w:tab/>
-      </w:r>
-      <w:r>
-        <w:rPr>
-          <w:rFonts w:ascii="Arial Narrow" w:eastAsia="Arial Narrow" w:hAnsi="Arial Narrow" w:cs="Arial Narrow"/>
-          <w:b/>
-          <w:sz w:val="16"/>
-          <w:szCs w:val="16"/>
-        </w:rPr>
         <w:t>LEY 29571, CÓDIGO DE PROTECCIÓN Y DEFENSA DEL CONSUMIDOR</w:t>
       </w:r>
       <w:r>
@@ -12144,32 +12161,31 @@
           <w:szCs w:val="16"/>
           <w:vertAlign w:val="superscript"/>
         </w:rPr>
+        <w:t xml:space="preserve"/>
+      </w:r>
+      <w:r>
+        <w:rPr>
+          <w:rFonts w:ascii="Arial Narrow" w:eastAsia="Arial Narrow" w:hAnsi="Arial Narrow" w:cs="Arial Narrow"/>
+          <w:sz w:val="16"/>
+          <w:szCs w:val="16"/>
+        </w:rPr>
+        <w:t xml:space="preserve"/>
+      </w:r>
+      <w:r>
+        <w:rPr>
+          <w:rFonts w:ascii="Arial Narrow" w:eastAsia="Arial Narrow" w:hAnsi="Arial Narrow" w:cs="Arial Narrow"/>
+          <w:sz w:val="16"/>
+          <w:szCs w:val="16"/>
+        </w:rPr>
+      </w:r>
+      <w:r>
+        <w:rPr>
+          <w:rFonts w:ascii="Arial Narrow" w:eastAsia="Arial Narrow" w:hAnsi="Arial Narrow" w:cs="Arial Narrow"/>
+          <w:b/>
+          <w:sz w:val="16"/>
+          <w:szCs w:val="16"/>
+        </w:rPr>
         <w:tab/>
-        <w:t xml:space="preserve"/>
-      </w:r>
-      <w:r>
-        <w:rPr>
-          <w:rFonts w:ascii="Arial Narrow" w:eastAsia="Arial Narrow" w:hAnsi="Arial Narrow" w:cs="Arial Narrow"/>
-          <w:sz w:val="16"/>
-          <w:szCs w:val="16"/>
-        </w:rPr>
-        <w:t xml:space="preserve"> </w:t>
-      </w:r>
-      <w:r>
-        <w:rPr>
-          <w:rFonts w:ascii="Arial Narrow" w:eastAsia="Arial Narrow" w:hAnsi="Arial Narrow" w:cs="Arial Narrow"/>
-          <w:sz w:val="16"/>
-          <w:szCs w:val="16"/>
-        </w:rPr>
-        <w:tab/>
-      </w:r>
-      <w:r>
-        <w:rPr>
-          <w:rFonts w:ascii="Arial Narrow" w:eastAsia="Arial Narrow" w:hAnsi="Arial Narrow" w:cs="Arial Narrow"/>
-          <w:b/>
-          <w:sz w:val="16"/>
-          <w:szCs w:val="16"/>
-        </w:rPr>
         <w:t>LEY 29571, CÓDIGO DE PROTECCIÓN Y DEFENSA DEL CONSUMIDOR</w:t>
       </w:r>
       <w:r>
@@ -12373,7 +12389,6 @@
           <w:sz w:val="16"/>
           <w:szCs w:val="16"/>
         </w:rPr>
-        <w:tab/>
         <w:t xml:space="preserve"/>
       </w:r>
       <w:r>
@@ -12382,7 +12397,6 @@
           <w:sz w:val="16"/>
           <w:szCs w:val="16"/>
         </w:rPr>
-        <w:tab/>
       </w:r>
       <w:r>
         <w:rPr>
@@ -12392,6 +12406,7 @@
           <w:sz w:val="16"/>
           <w:szCs w:val="16"/>
         </w:rPr>
+        <w:tab/>
         <w:t xml:space="preserve">LEY 29571, CÓDIGO DE PROTECCIÓN Y DEFENSA DEL CONSUMIDOR, publicado el 2 de setiembre de 2010 y modificado por Decreto Legislativo 1308 </w:t>
       </w:r>
     </w:p>
@@ -13138,24 +13153,23 @@
           <w:sz w:val="16"/>
           <w:szCs w:val="16"/>
         </w:rPr>
+        <w:t xml:space="preserve"/>
+      </w:r>
+      <w:r>
+        <w:rPr>
+          <w:rFonts w:ascii="Arial Narrow" w:eastAsia="Arial Narrow" w:hAnsi="Arial Narrow" w:cs="Arial Narrow"/>
+          <w:sz w:val="16"/>
+          <w:szCs w:val="16"/>
+        </w:rPr>
+      </w:r>
+      <w:r>
+        <w:rPr>
+          <w:rFonts w:ascii="Arial Narrow" w:eastAsia="Arial Narrow" w:hAnsi="Arial Narrow" w:cs="Arial Narrow"/>
+          <w:b/>
+          <w:sz w:val="16"/>
+          <w:szCs w:val="16"/>
+        </w:rPr>
         <w:tab/>
-        <w:t xml:space="preserve"/>
-      </w:r>
-      <w:r>
-        <w:rPr>
-          <w:rFonts w:ascii="Arial Narrow" w:eastAsia="Arial Narrow" w:hAnsi="Arial Narrow" w:cs="Arial Narrow"/>
-          <w:sz w:val="16"/>
-          <w:szCs w:val="16"/>
-        </w:rPr>
-        <w:tab/>
-      </w:r>
-      <w:r>
-        <w:rPr>
-          <w:rFonts w:ascii="Arial Narrow" w:eastAsia="Arial Narrow" w:hAnsi="Arial Narrow" w:cs="Arial Narrow"/>
-          <w:b/>
-          <w:sz w:val="16"/>
-          <w:szCs w:val="16"/>
-        </w:rPr>
         <w:t>LEY 29571, CÓDIGO DE PROTECCIÓN Y DEFENSA DEL CONSUMIDOR</w:t>
       </w:r>
       <w:r>
@@ -13352,7 +13366,6 @@
           <w:sz w:val="16"/>
           <w:szCs w:val="16"/>
         </w:rPr>
-        <w:tab/>
         <w:t xml:space="preserve"/>
       </w:r>
       <w:r>
@@ -13457,31 +13470,30 @@
           <w:sz w:val="16"/>
           <w:szCs w:val="16"/>
         </w:rPr>
+        <w:t xml:space="preserve"/>
+      </w:r>
+      <w:r>
+        <w:rPr>
+          <w:rFonts w:ascii="Arial Narrow" w:eastAsia="Arial Narrow" w:hAnsi="Arial Narrow" w:cs="Arial Narrow"/>
+          <w:sz w:val="16"/>
+          <w:szCs w:val="16"/>
+        </w:rPr>
+      </w:r>
+      <w:r>
+        <w:rPr>
+          <w:rFonts w:ascii="Arial Narrow" w:eastAsia="Arial Narrow" w:hAnsi="Arial Narrow" w:cs="Arial Narrow"/>
+          <w:b/>
+          <w:sz w:val="16"/>
+          <w:szCs w:val="16"/>
+        </w:rPr>
         <w:tab/>
-        <w:t xml:space="preserve"/>
-      </w:r>
-      <w:r>
-        <w:rPr>
-          <w:rFonts w:ascii="Arial Narrow" w:eastAsia="Arial Narrow" w:hAnsi="Arial Narrow" w:cs="Arial Narrow"/>
-          <w:sz w:val="16"/>
-          <w:szCs w:val="16"/>
-        </w:rPr>
-        <w:tab/>
-      </w:r>
-      <w:r>
-        <w:rPr>
-          <w:rFonts w:ascii="Arial Narrow" w:eastAsia="Arial Narrow" w:hAnsi="Arial Narrow" w:cs="Arial Narrow"/>
-          <w:b/>
-          <w:sz w:val="16"/>
-          <w:szCs w:val="16"/>
-        </w:rPr>
         <w:t>TEXTO ÚNICO ORDENADO DE LA LEY DEL PROCEDIMIENTO ADMINISTRATIVO GENERAL, aprobado mediante Decreto Supremo 006-2026-JUS y publicado el 30 de abril de 2026</w:t>
       </w:r>
     </w:p>
     <w:p>
       <w:pPr>
         <w:pStyle w:val="Textonotapie"/>
-        <w:ind w:left="1134" w:hanging="567"/>
+        <w:ind w:left="1134"/>
         <w:jc w:val="both"/>
         <w:rPr>
           <w:rFonts w:ascii="Arial Narrow" w:eastAsia="Arial Narrow" w:hAnsi="Arial Narrow" w:cs="Arial Narrow"/>
@@ -13505,7 +13517,7 @@
     <w:p>
       <w:pPr>
         <w:pStyle w:val="Textonotapie"/>
-        <w:ind w:left="1134" w:hanging="567"/>
+        <w:ind w:left="1134" w:hanging="1134"/>
         <w:jc w:val="both"/>
         <w:rPr>
           <w:rFonts w:ascii="Arial Narrow" w:eastAsia="Arial Narrow" w:hAnsi="Arial Narrow" w:cs="Arial Narrow"/>

--- a/plantillas_maestras/01_seguro_vehicular/falta_atencion_o_demora_reclamo/2_o_mas_ddos_varios/varon/TPL_1513_2025_SEGURO_VEHICULAR_FALTA_ATENCION_O_DEMORA_RECLAMO_ASEGURADORA_VARON_R2.docx
+++ b/plantillas_maestras/01_seguro_vehicular/falta_atencion_o_demora_reclamo/2_o_mas_ddos_varios/varon/TPL_1513_2025_SEGURO_VEHICULAR_FALTA_ATENCION_O_DEMORA_RECLAMO_ASEGURADORA_VARON_R2.docx
@@ -5235,17 +5235,17 @@
           <w:sz w:val="22"/>
           <w:szCs w:val="22"/>
         </w:rPr>
-        <w:t>City Motors S.A.C. no habría cumplido con brindarle información previa sobre condiciones de garantía o respaldo para la instalación de los repuestos del vehículo asegurado con Placa de Rodaje BMX244</w:t>
-      </w:r>
-      <w:r>
-        <w:rPr>
-          <w:rFonts w:ascii="Arial Narrow" w:eastAsia="Arial Narrow" w:hAnsi="Arial Narrow" w:cs="Arial Narrow"/>
-          <w:kern w:val="0"/>
-          <w14:ligatures w14:val="none"/>
-          <w:sz w:val="22"/>
-          <w:szCs w:val="22"/>
-        </w:rPr>
-        <w:t xml:space="preserve">. </w:t>
+        <w:t xml:space="preserve">City Motors S.A.C. no habría cumplido con brindarle información previa sobre condiciones de garantía o respaldo para la instalación de los repuestos del vehículo asegurado con Placa de Rodaje BMX244</w:t>
+      </w:r>
+      <w:r>
+        <w:rPr>
+          <w:rFonts w:ascii="Arial Narrow" w:eastAsia="Arial Narrow" w:hAnsi="Arial Narrow" w:cs="Arial Narrow"/>
+          <w:kern w:val="0"/>
+          <w14:ligatures w14:val="none"/>
+          <w:sz w:val="22"/>
+          <w:szCs w:val="22"/>
+        </w:rPr>
+        <w:t xml:space="preserve">; involucraría una presunta afectación al derecho de información de los consumidores. Por consiguiente, corresponde calificar el hecho materia de denuncia como una presunta infracción al deber de información, tipificado en el artículo 1, numeral 1, literal b) y al artículo 2 del Código</w:t>
       </w:r>
       <w:r>
         <w:rPr>
@@ -5258,7 +5258,7 @@
           <w:lang w:eastAsia="es-PE"/>
           <w14:ligatures w14:val="none"/>
         </w:rPr>
-        <w:t>Por consiguiente, corresponde calificar el hecho materia de denuncia como una presunta infracción al deber de información, tipificado en el artículo 1, numeral 1, literal b) y al artículo 2 del Código</w:t>
+        <w:t xml:space="preserve"/>
       </w:r>
       <w:r>
         <w:rPr>

--- a/plantillas_maestras/01_seguro_vehicular/falta_atencion_o_demora_reclamo/2_o_mas_ddos_varios/varon/TPL_1513_2025_SEGURO_VEHICULAR_FALTA_ATENCION_O_DEMORA_RECLAMO_ASEGURADORA_VARON_R2.docx
+++ b/plantillas_maestras/01_seguro_vehicular/falta_atencion_o_demora_reclamo/2_o_mas_ddos_varios/varon/TPL_1513_2025_SEGURO_VEHICULAR_FALTA_ATENCION_O_DEMORA_RECLAMO_ASEGURADORA_VARON_R2.docx
@@ -4326,29 +4326,29 @@
           <w:sz w:val="22"/>
           <w:szCs w:val="22"/>
         </w:rPr>
-        <w:t>la compañía aseguradora habría brindado una respuesta inadecuada al reclamo presentado por el denunciante el 14 de abril de 2025</w:t>
-      </w:r>
-      <w:r>
-        <w:rPr>
-          <w:rFonts w:ascii="Arial Narrow" w:eastAsia="Arial Narrow" w:hAnsi="Arial Narrow" w:cs="Arial Narrow"/>
-          <w:kern w:val="0"/>
-          <w14:ligatures w14:val="none"/>
-          <w:sz w:val="22"/>
-          <w:szCs w:val="22"/>
-        </w:rPr>
-        <w:t xml:space="preserve">. </w:t>
-      </w:r>
-      <w:r>
-        <w:rPr>
-          <w:rFonts w:ascii="Arial Narrow" w:eastAsia="Arial Narrow" w:hAnsi="Arial Narrow" w:cs="Arial Narrow"/>
-          <w:color w:val="000000"/>
-          <w:kern w:val="0"/>
-          <w:sz w:val="22"/>
-          <w:szCs w:val="22"/>
-          <w:lang w:eastAsia="es-PE"/>
-          <w14:ligatures w14:val="none"/>
-        </w:rPr>
-        <w:t>Por consiguiente, corresponde calificar el hecho materia de denuncia como una presunta infracción al</w:t>
+        <w:t xml:space="preserve">la compañía aseguradora habría brindado una respuesta inadecuada al reclamo presentado por el denunciante el 14 de abril de 2025</w:t>
+      </w:r>
+      <w:r>
+        <w:rPr>
+          <w:rFonts w:ascii="Arial Narrow" w:eastAsia="Arial Narrow" w:hAnsi="Arial Narrow" w:cs="Arial Narrow"/>
+          <w:kern w:val="0"/>
+          <w14:ligatures w14:val="none"/>
+          <w:sz w:val="22"/>
+          <w:szCs w:val="22"/>
+        </w:rPr>
+        <w:t xml:space="preserve">; involucraría una presunta afectación a su derecho de recibir respuestas adecuadas a los reclamos formulados. </w:t>
+      </w:r>
+      <w:r>
+        <w:rPr>
+          <w:rFonts w:ascii="Arial Narrow" w:eastAsia="Arial Narrow" w:hAnsi="Arial Narrow" w:cs="Arial Narrow"/>
+          <w:color w:val="000000"/>
+          <w:kern w:val="0"/>
+          <w:sz w:val="22"/>
+          <w:szCs w:val="22"/>
+          <w:lang w:eastAsia="es-PE"/>
+          <w14:ligatures w14:val="none"/>
+        </w:rPr>
+        <w:t xml:space="preserve">Por consiguiente, corresponde calificar el hecho materia de denuncia como una presunta infracción al</w:t>
       </w:r>
       <w:r>
         <w:rPr>
@@ -4380,7 +4380,7 @@
           <w:sz w:val="22"/>
           <w:szCs w:val="22"/>
         </w:rPr>
-        <w:t>.</w:t>
+        <w:t xml:space="preserve">.</w:t>
       </w:r>
     </w:p>
     <w:p>
@@ -4592,7 +4592,7 @@
           <w:sz w:val="22"/>
           <w:szCs w:val="22"/>
         </w:rPr>
-        <w:t>la compañía aseguradora habría brindado una respuesta inadecuada al reclamo presentado por el denunciante el 17 de junio de 2025</w:t>
+        <w:t xml:space="preserve">la compañía aseguradora habría brindado una respuesta inadecuada al reclamo presentado por el denunciante el 17 de junio de 2025</w:t>
       </w:r>
       <w:r>
         <w:rPr>
@@ -4605,19 +4605,19 @@
           <w:lang w:eastAsia="es-PE"/>
           <w14:ligatures w14:val="none"/>
         </w:rPr>
-        <w:t xml:space="preserve">. </w:t>
-      </w:r>
-      <w:r>
-        <w:rPr>
-          <w:rFonts w:ascii="Arial Narrow" w:eastAsia="Arial Narrow" w:hAnsi="Arial Narrow" w:cs="Arial Narrow"/>
-          <w:color w:val="000000"/>
-          <w:kern w:val="0"/>
-          <w:sz w:val="22"/>
-          <w:szCs w:val="22"/>
-          <w:lang w:eastAsia="es-PE"/>
-          <w14:ligatures w14:val="none"/>
-        </w:rPr>
-        <w:t>Por consiguiente, corresponde calificar el hecho materia de denuncia como una presunta infracción al</w:t>
+        <w:t xml:space="preserve">; involucraría una presunta afectación a su derecho de recibir respuestas adecuadas a los reclamos formulados. </w:t>
+      </w:r>
+      <w:r>
+        <w:rPr>
+          <w:rFonts w:ascii="Arial Narrow" w:eastAsia="Arial Narrow" w:hAnsi="Arial Narrow" w:cs="Arial Narrow"/>
+          <w:color w:val="000000"/>
+          <w:kern w:val="0"/>
+          <w:sz w:val="22"/>
+          <w:szCs w:val="22"/>
+          <w:lang w:eastAsia="es-PE"/>
+          <w14:ligatures w14:val="none"/>
+        </w:rPr>
+        <w:t xml:space="preserve">Por consiguiente, corresponde calificar el hecho materia de denuncia como una presunta infracción al</w:t>
       </w:r>
       <w:r>
         <w:rPr>
@@ -8557,7 +8557,7 @@
           <w:sz w:val="22"/>
           <w:szCs w:val="22"/>
         </w:rPr>
-        <w:t xml:space="preserve">correr traslado de la presente resolución a Rímac Seguros y Reaseguros S.A. y City Motors S.A.C. para que, de conformidad con lo dispuesto por el artículo 26 de la Ley sobre Facultades, Normas y Organización del Indecopi, aprobada por Decreto Legislativo 807</w:t>
+        <w:t xml:space="preserve">correr traslado de la denuncia del 17 de abril de 2025, complementado con los escritos del 5 de junio de 2025, 19 de junio de 2025, 7 de julio de 2025 y 8 de julio de 2025, y subsanada mediante escritos del 4 de agosto de 2025 a Rímac Seguros y Reaseguros S.A. y City Motors S.A.C. para que, de conformidad con lo dispuesto por el artículo 26 de la Ley sobre Facultades, Normas y Organización del Indecopi, aprobada por Decreto Legislativo 807</w:t>
       </w:r>
       <w:r>
         <w:rPr>
